--- a/TechDocs/Technical Documentation Template CS1050.docx
+++ b/TechDocs/Technical Documentation Template CS1050.docx
@@ -1,17 +1,24 @@
 
 <file path=word/document.xml><?xml version="1.0" encoding="utf-8"?>
 <w:document xmlns:mc="http://schemas.openxmlformats.org/markup-compatibility/2006" xmlns:o="urn:schemas-microsoft-com:office:office" xmlns:r="http://schemas.openxmlformats.org/officeDocument/2006/relationships" xmlns:m="http://schemas.openxmlformats.org/officeDocument/2006/math" xmlns:v="urn:schemas-microsoft-com:vml" xmlns:wp="http://schemas.openxmlformats.org/drawingml/2006/wordprocessingDrawing" xmlns:w10="urn:schemas-microsoft-com:office:word" xmlns:w="http://schemas.openxmlformats.org/wordprocessingml/2006/main" xmlns:wne="http://schemas.microsoft.com/office/word/2006/wordml" xmlns:sl="http://schemas.openxmlformats.org/schemaLibrary/2006/main" xmlns:a="http://schemas.openxmlformats.org/drawingml/2006/main" xmlns:pic="http://schemas.openxmlformats.org/drawingml/2006/picture" xmlns:c="http://schemas.openxmlformats.org/drawingml/2006/chart" xmlns:lc="http://schemas.openxmlformats.org/drawingml/2006/lockedCanvas" xmlns:dgm="http://schemas.openxmlformats.org/drawingml/2006/diagram" xmlns:wps="http://schemas.microsoft.com/office/word/2010/wordprocessingShape" xmlns:wpg="http://schemas.microsoft.com/office/word/2010/wordprocessingGroup" xmlns:w14="http://schemas.microsoft.com/office/word/2010/wordml" xmlns:w15="http://schemas.microsoft.com/office/word/2012/wordml" xmlns:w16="http://schemas.microsoft.com/office/word/2018/wordml" xmlns:w16cex="http://schemas.microsoft.com/office/word/2018/wordml/cex" xmlns:w16cid="http://schemas.microsoft.com/office/word/2016/wordml/cid" xmlns="http://schemas.microsoft.com/office/tasks/2019/documenttasks" xmlns:cr="http://schemas.microsoft.com/office/comments/2020/reactions">
-  <w:background w:color="FFFFFF"/>
   <w:body>
     <w:p>
       <w:pPr>
         <w:pStyle w:val="Title"/>
-        <w:rPr/>
+        <w:spacing w:after="0" w:lineRule="auto"/>
+        <w:rPr>
+          <w:rFonts w:ascii="Trebuchet MS" w:cs="Trebuchet MS" w:eastAsia="Trebuchet MS" w:hAnsi="Trebuchet MS"/>
+          <w:sz w:val="42"/>
+          <w:szCs w:val="42"/>
+        </w:rPr>
       </w:pPr>
       <w:bookmarkStart w:colFirst="0" w:colLast="0" w:name="_3naej84w9qy6" w:id="0"/>
       <w:bookmarkEnd w:id="0"/>
       <w:r>
         <w:rPr>
+          <w:rFonts w:ascii="Trebuchet MS" w:cs="Trebuchet MS" w:eastAsia="Trebuchet MS" w:hAnsi="Trebuchet MS"/>
+          <w:sz w:val="42"/>
+          <w:szCs w:val="42"/>
           <w:rtl w:val="0"/>
         </w:rPr>
         <w:t xml:space="preserve">CS1050 Technical Documentation</w:t>
@@ -65,12 +72,12 @@
           <wp:inline distB="114300" distT="114300" distL="114300" distR="114300">
             <wp:extent cx="737492" cy="2052152"/>
             <wp:effectExtent b="0" l="0" r="0" t="0"/>
-            <wp:docPr id="2" name="image2.png"/>
+            <wp:docPr id="5" name="image8.png"/>
             <a:graphic>
               <a:graphicData uri="http://schemas.openxmlformats.org/drawingml/2006/picture">
                 <pic:pic>
                   <pic:nvPicPr>
-                    <pic:cNvPr id="0" name="image2.png"/>
+                    <pic:cNvPr id="0" name="image8.png"/>
                     <pic:cNvPicPr preferRelativeResize="0"/>
                   </pic:nvPicPr>
                   <pic:blipFill>
@@ -106,12 +113,12 @@
           <wp:inline distB="114300" distT="114300" distL="114300" distR="114300">
             <wp:extent cx="2878319" cy="942898"/>
             <wp:effectExtent b="0" l="0" r="0" t="0"/>
-            <wp:docPr id="1" name="image1.png"/>
+            <wp:docPr id="7" name="image5.png"/>
             <a:graphic>
               <a:graphicData uri="http://schemas.openxmlformats.org/drawingml/2006/picture">
                 <pic:pic>
                   <pic:nvPicPr>
-                    <pic:cNvPr id="0" name="image1.png"/>
+                    <pic:cNvPr id="0" name="image5.png"/>
                     <pic:cNvPicPr preferRelativeResize="0"/>
                   </pic:nvPicPr>
                   <pic:blipFill>
@@ -164,17 +171,8 @@
             <w:widowControl w:val="0"/>
             <w:spacing w:before="60" w:line="240" w:lineRule="auto"/>
             <w:rPr>
-              <w:rFonts w:ascii="Arial" w:cs="Arial" w:eastAsia="Arial" w:hAnsi="Arial"/>
-              <w:b w:val="0"/>
-              <w:i w:val="0"/>
-              <w:smallCaps w:val="0"/>
-              <w:strike w:val="0"/>
               <w:color w:val="1155cc"/>
-              <w:sz w:val="22"/>
-              <w:szCs w:val="22"/>
               <w:u w:val="single"/>
-              <w:shd w:fill="auto" w:val="clear"/>
-              <w:vertAlign w:val="baseline"/>
             </w:rPr>
           </w:pPr>
           <w:r>
@@ -185,17 +183,8 @@
           <w:hyperlink w:anchor="_e7hnk3gmh67o">
             <w:r>
               <w:rPr>
-                <w:rFonts w:ascii="Arial" w:cs="Arial" w:eastAsia="Arial" w:hAnsi="Arial"/>
-                <w:b w:val="0"/>
-                <w:i w:val="0"/>
-                <w:smallCaps w:val="0"/>
-                <w:strike w:val="0"/>
                 <w:color w:val="1155cc"/>
-                <w:sz w:val="22"/>
-                <w:szCs w:val="22"/>
                 <w:u w:val="single"/>
-                <w:shd w:fill="auto" w:val="clear"/>
-                <w:vertAlign w:val="baseline"/>
                 <w:rtl w:val="0"/>
               </w:rPr>
               <w:t xml:space="preserve">Overview of Developer Technical Documentation</w:t>
@@ -212,33 +201,15 @@
             <w:widowControl w:val="0"/>
             <w:spacing w:before="60" w:line="240" w:lineRule="auto"/>
             <w:rPr>
-              <w:rFonts w:ascii="Arial" w:cs="Arial" w:eastAsia="Arial" w:hAnsi="Arial"/>
-              <w:b w:val="0"/>
-              <w:i w:val="0"/>
-              <w:smallCaps w:val="0"/>
-              <w:strike w:val="0"/>
               <w:color w:val="1155cc"/>
-              <w:sz w:val="22"/>
-              <w:szCs w:val="22"/>
               <w:u w:val="single"/>
-              <w:shd w:fill="auto" w:val="clear"/>
-              <w:vertAlign w:val="baseline"/>
             </w:rPr>
           </w:pPr>
           <w:hyperlink w:anchor="_efvt7vjb7dhk">
             <w:r>
               <w:rPr>
-                <w:rFonts w:ascii="Arial" w:cs="Arial" w:eastAsia="Arial" w:hAnsi="Arial"/>
-                <w:b w:val="0"/>
-                <w:i w:val="0"/>
-                <w:smallCaps w:val="0"/>
-                <w:strike w:val="0"/>
                 <w:color w:val="1155cc"/>
-                <w:sz w:val="22"/>
-                <w:szCs w:val="22"/>
                 <w:u w:val="single"/>
-                <w:shd w:fill="auto" w:val="clear"/>
-                <w:vertAlign w:val="baseline"/>
                 <w:rtl w:val="0"/>
               </w:rPr>
               <w:t xml:space="preserve">Set Up Development Environment</w:t>
@@ -255,33 +226,15 @@
             <w:widowControl w:val="0"/>
             <w:spacing w:before="60" w:line="240" w:lineRule="auto"/>
             <w:rPr>
-              <w:rFonts w:ascii="Arial" w:cs="Arial" w:eastAsia="Arial" w:hAnsi="Arial"/>
-              <w:b w:val="0"/>
-              <w:i w:val="0"/>
-              <w:smallCaps w:val="0"/>
-              <w:strike w:val="0"/>
               <w:color w:val="1155cc"/>
-              <w:sz w:val="22"/>
-              <w:szCs w:val="22"/>
               <w:u w:val="single"/>
-              <w:shd w:fill="auto" w:val="clear"/>
-              <w:vertAlign w:val="baseline"/>
             </w:rPr>
           </w:pPr>
           <w:hyperlink w:anchor="_j8bsu2nohj85">
             <w:r>
               <w:rPr>
-                <w:rFonts w:ascii="Arial" w:cs="Arial" w:eastAsia="Arial" w:hAnsi="Arial"/>
-                <w:b w:val="0"/>
-                <w:i w:val="0"/>
-                <w:smallCaps w:val="0"/>
-                <w:strike w:val="0"/>
                 <w:color w:val="1155cc"/>
-                <w:sz w:val="22"/>
-                <w:szCs w:val="22"/>
                 <w:u w:val="single"/>
-                <w:shd w:fill="auto" w:val="clear"/>
-                <w:vertAlign w:val="baseline"/>
                 <w:rtl w:val="0"/>
               </w:rPr>
               <w:t xml:space="preserve">General Resources</w:t>
@@ -298,33 +251,15 @@
             <w:widowControl w:val="0"/>
             <w:spacing w:before="60" w:line="240" w:lineRule="auto"/>
             <w:rPr>
-              <w:rFonts w:ascii="Arial" w:cs="Arial" w:eastAsia="Arial" w:hAnsi="Arial"/>
-              <w:b w:val="0"/>
-              <w:i w:val="0"/>
-              <w:smallCaps w:val="0"/>
-              <w:strike w:val="0"/>
               <w:color w:val="1155cc"/>
-              <w:sz w:val="22"/>
-              <w:szCs w:val="22"/>
               <w:u w:val="single"/>
-              <w:shd w:fill="auto" w:val="clear"/>
-              <w:vertAlign w:val="baseline"/>
             </w:rPr>
           </w:pPr>
           <w:hyperlink w:anchor="_qn332jwlduxf">
             <w:r>
               <w:rPr>
-                <w:rFonts w:ascii="Arial" w:cs="Arial" w:eastAsia="Arial" w:hAnsi="Arial"/>
-                <w:b w:val="0"/>
-                <w:i w:val="0"/>
-                <w:smallCaps w:val="0"/>
-                <w:strike w:val="0"/>
                 <w:color w:val="1155cc"/>
-                <w:sz w:val="22"/>
-                <w:szCs w:val="22"/>
                 <w:u w:val="single"/>
-                <w:shd w:fill="auto" w:val="clear"/>
-                <w:vertAlign w:val="baseline"/>
                 <w:rtl w:val="0"/>
               </w:rPr>
               <w:t xml:space="preserve">Module 01: Fundamental Programming Concepts</w:t>
@@ -342,36 +277,18 @@
             <w:spacing w:before="60" w:line="240" w:lineRule="auto"/>
             <w:ind w:left="360" w:firstLine="0"/>
             <w:rPr>
-              <w:rFonts w:ascii="Arial" w:cs="Arial" w:eastAsia="Arial" w:hAnsi="Arial"/>
-              <w:b w:val="0"/>
-              <w:i w:val="0"/>
-              <w:smallCaps w:val="0"/>
-              <w:strike w:val="0"/>
               <w:color w:val="1155cc"/>
-              <w:sz w:val="22"/>
-              <w:szCs w:val="22"/>
               <w:u w:val="single"/>
-              <w:shd w:fill="auto" w:val="clear"/>
-              <w:vertAlign w:val="baseline"/>
             </w:rPr>
           </w:pPr>
           <w:hyperlink w:anchor="_8u1ro2aazjxd">
             <w:r>
               <w:rPr>
-                <w:rFonts w:ascii="Arial" w:cs="Arial" w:eastAsia="Arial" w:hAnsi="Arial"/>
-                <w:b w:val="0"/>
-                <w:i w:val="0"/>
-                <w:smallCaps w:val="0"/>
-                <w:strike w:val="0"/>
                 <w:color w:val="1155cc"/>
-                <w:sz w:val="22"/>
-                <w:szCs w:val="22"/>
                 <w:u w:val="single"/>
-                <w:shd w:fill="auto" w:val="clear"/>
-                <w:vertAlign w:val="baseline"/>
                 <w:rtl w:val="0"/>
               </w:rPr>
-              <w:t xml:space="preserve">Compilation and Erros</w:t>
+              <w:t xml:space="preserve">Compilation and Errors</w:t>
             </w:r>
           </w:hyperlink>
           <w:r>
@@ -386,33 +303,15 @@
             <w:spacing w:before="60" w:line="240" w:lineRule="auto"/>
             <w:ind w:left="360" w:firstLine="0"/>
             <w:rPr>
-              <w:rFonts w:ascii="Arial" w:cs="Arial" w:eastAsia="Arial" w:hAnsi="Arial"/>
-              <w:b w:val="0"/>
-              <w:i w:val="0"/>
-              <w:smallCaps w:val="0"/>
-              <w:strike w:val="0"/>
               <w:color w:val="1155cc"/>
-              <w:sz w:val="22"/>
-              <w:szCs w:val="22"/>
               <w:u w:val="single"/>
-              <w:shd w:fill="auto" w:val="clear"/>
-              <w:vertAlign w:val="baseline"/>
             </w:rPr>
           </w:pPr>
           <w:hyperlink w:anchor="_v362y395npbk">
             <w:r>
               <w:rPr>
-                <w:rFonts w:ascii="Arial" w:cs="Arial" w:eastAsia="Arial" w:hAnsi="Arial"/>
-                <w:b w:val="0"/>
-                <w:i w:val="0"/>
-                <w:smallCaps w:val="0"/>
-                <w:strike w:val="0"/>
                 <w:color w:val="1155cc"/>
-                <w:sz w:val="22"/>
-                <w:szCs w:val="22"/>
                 <w:u w:val="single"/>
-                <w:shd w:fill="auto" w:val="clear"/>
-                <w:vertAlign w:val="baseline"/>
                 <w:rtl w:val="0"/>
               </w:rPr>
               <w:t xml:space="preserve">Primitive Data Types, Variables, Constants, and Naming Conventions</w:t>
@@ -430,33 +329,15 @@
             <w:spacing w:before="60" w:line="240" w:lineRule="auto"/>
             <w:ind w:left="360" w:firstLine="0"/>
             <w:rPr>
-              <w:rFonts w:ascii="Arial" w:cs="Arial" w:eastAsia="Arial" w:hAnsi="Arial"/>
-              <w:b w:val="0"/>
-              <w:i w:val="0"/>
-              <w:smallCaps w:val="0"/>
-              <w:strike w:val="0"/>
               <w:color w:val="1155cc"/>
-              <w:sz w:val="22"/>
-              <w:szCs w:val="22"/>
               <w:u w:val="single"/>
-              <w:shd w:fill="auto" w:val="clear"/>
-              <w:vertAlign w:val="baseline"/>
             </w:rPr>
           </w:pPr>
           <w:hyperlink w:anchor="_ekcaf49ktnl3">
             <w:r>
               <w:rPr>
-                <w:rFonts w:ascii="Arial" w:cs="Arial" w:eastAsia="Arial" w:hAnsi="Arial"/>
-                <w:b w:val="0"/>
-                <w:i w:val="0"/>
-                <w:smallCaps w:val="0"/>
-                <w:strike w:val="0"/>
                 <w:color w:val="1155cc"/>
-                <w:sz w:val="22"/>
-                <w:szCs w:val="22"/>
                 <w:u w:val="single"/>
-                <w:shd w:fill="auto" w:val="clear"/>
-                <w:vertAlign w:val="baseline"/>
                 <w:rtl w:val="0"/>
               </w:rPr>
               <w:t xml:space="preserve">Arithmetic Operators and Combined Assignment Operators</w:t>
@@ -474,33 +355,15 @@
             <w:spacing w:before="60" w:line="240" w:lineRule="auto"/>
             <w:ind w:left="360" w:firstLine="0"/>
             <w:rPr>
-              <w:rFonts w:ascii="Arial" w:cs="Arial" w:eastAsia="Arial" w:hAnsi="Arial"/>
-              <w:b w:val="0"/>
-              <w:i w:val="0"/>
-              <w:smallCaps w:val="0"/>
-              <w:strike w:val="0"/>
               <w:color w:val="1155cc"/>
-              <w:sz w:val="22"/>
-              <w:szCs w:val="22"/>
               <w:u w:val="single"/>
-              <w:shd w:fill="auto" w:val="clear"/>
-              <w:vertAlign w:val="baseline"/>
             </w:rPr>
           </w:pPr>
           <w:hyperlink w:anchor="_t5qvme324700">
             <w:r>
               <w:rPr>
-                <w:rFonts w:ascii="Arial" w:cs="Arial" w:eastAsia="Arial" w:hAnsi="Arial"/>
-                <w:b w:val="0"/>
-                <w:i w:val="0"/>
-                <w:smallCaps w:val="0"/>
-                <w:strike w:val="0"/>
                 <w:color w:val="1155cc"/>
-                <w:sz w:val="22"/>
-                <w:szCs w:val="22"/>
                 <w:u w:val="single"/>
-                <w:shd w:fill="auto" w:val="clear"/>
-                <w:vertAlign w:val="baseline"/>
                 <w:rtl w:val="0"/>
               </w:rPr>
               <w:t xml:space="preserve">Memory Allocation, Conversion and Casting</w:t>
@@ -518,33 +381,15 @@
             <w:spacing w:before="60" w:line="240" w:lineRule="auto"/>
             <w:ind w:left="360" w:firstLine="0"/>
             <w:rPr>
-              <w:rFonts w:ascii="Arial" w:cs="Arial" w:eastAsia="Arial" w:hAnsi="Arial"/>
-              <w:b w:val="0"/>
-              <w:i w:val="0"/>
-              <w:smallCaps w:val="0"/>
-              <w:strike w:val="0"/>
               <w:color w:val="1155cc"/>
-              <w:sz w:val="22"/>
-              <w:szCs w:val="22"/>
               <w:u w:val="single"/>
-              <w:shd w:fill="auto" w:val="clear"/>
-              <w:vertAlign w:val="baseline"/>
             </w:rPr>
           </w:pPr>
           <w:hyperlink w:anchor="_peu7sjhsw2la">
             <w:r>
               <w:rPr>
-                <w:rFonts w:ascii="Arial" w:cs="Arial" w:eastAsia="Arial" w:hAnsi="Arial"/>
-                <w:b w:val="0"/>
-                <w:i w:val="0"/>
-                <w:smallCaps w:val="0"/>
-                <w:strike w:val="0"/>
                 <w:color w:val="1155cc"/>
-                <w:sz w:val="22"/>
-                <w:szCs w:val="22"/>
                 <w:u w:val="single"/>
-                <w:shd w:fill="auto" w:val="clear"/>
-                <w:vertAlign w:val="baseline"/>
                 <w:rtl w:val="0"/>
               </w:rPr>
               <w:t xml:space="preserve">Code Sample</w:t>
@@ -562,33 +407,15 @@
             <w:spacing w:before="60" w:line="240" w:lineRule="auto"/>
             <w:ind w:left="360" w:firstLine="0"/>
             <w:rPr>
-              <w:rFonts w:ascii="Arial" w:cs="Arial" w:eastAsia="Arial" w:hAnsi="Arial"/>
-              <w:b w:val="0"/>
-              <w:i w:val="0"/>
-              <w:smallCaps w:val="0"/>
-              <w:strike w:val="0"/>
               <w:color w:val="1155cc"/>
-              <w:sz w:val="22"/>
-              <w:szCs w:val="22"/>
               <w:u w:val="single"/>
-              <w:shd w:fill="auto" w:val="clear"/>
-              <w:vertAlign w:val="baseline"/>
             </w:rPr>
           </w:pPr>
           <w:hyperlink w:anchor="_9oztm0i5zl6a">
             <w:r>
               <w:rPr>
-                <w:rFonts w:ascii="Arial" w:cs="Arial" w:eastAsia="Arial" w:hAnsi="Arial"/>
-                <w:b w:val="0"/>
-                <w:i w:val="0"/>
-                <w:smallCaps w:val="0"/>
-                <w:strike w:val="0"/>
                 <w:color w:val="1155cc"/>
-                <w:sz w:val="22"/>
-                <w:szCs w:val="22"/>
                 <w:u w:val="single"/>
-                <w:shd w:fill="auto" w:val="clear"/>
-                <w:vertAlign w:val="baseline"/>
                 <w:rtl w:val="0"/>
               </w:rPr>
               <w:t xml:space="preserve">ANY OTHER TOPIC?</w:t>
@@ -605,33 +432,15 @@
             <w:widowControl w:val="0"/>
             <w:spacing w:before="60" w:line="240" w:lineRule="auto"/>
             <w:rPr>
-              <w:rFonts w:ascii="Arial" w:cs="Arial" w:eastAsia="Arial" w:hAnsi="Arial"/>
-              <w:b w:val="0"/>
-              <w:i w:val="0"/>
-              <w:smallCaps w:val="0"/>
-              <w:strike w:val="0"/>
               <w:color w:val="1155cc"/>
-              <w:sz w:val="22"/>
-              <w:szCs w:val="22"/>
               <w:u w:val="single"/>
-              <w:shd w:fill="auto" w:val="clear"/>
-              <w:vertAlign w:val="baseline"/>
             </w:rPr>
           </w:pPr>
           <w:hyperlink w:anchor="_qke7paye0rm">
             <w:r>
               <w:rPr>
-                <w:rFonts w:ascii="Arial" w:cs="Arial" w:eastAsia="Arial" w:hAnsi="Arial"/>
-                <w:b w:val="0"/>
-                <w:i w:val="0"/>
-                <w:smallCaps w:val="0"/>
-                <w:strike w:val="0"/>
                 <w:color w:val="1155cc"/>
-                <w:sz w:val="22"/>
-                <w:szCs w:val="22"/>
                 <w:u w:val="single"/>
-                <w:shd w:fill="auto" w:val="clear"/>
-                <w:vertAlign w:val="baseline"/>
                 <w:rtl w:val="0"/>
               </w:rPr>
               <w:t xml:space="preserve">Module 2</w:t>
@@ -648,33 +457,15 @@
             <w:widowControl w:val="0"/>
             <w:spacing w:before="60" w:line="240" w:lineRule="auto"/>
             <w:rPr>
-              <w:rFonts w:ascii="Arial" w:cs="Arial" w:eastAsia="Arial" w:hAnsi="Arial"/>
-              <w:b w:val="0"/>
-              <w:i w:val="0"/>
-              <w:smallCaps w:val="0"/>
-              <w:strike w:val="0"/>
               <w:color w:val="1155cc"/>
-              <w:sz w:val="22"/>
-              <w:szCs w:val="22"/>
               <w:u w:val="single"/>
-              <w:shd w:fill="auto" w:val="clear"/>
-              <w:vertAlign w:val="baseline"/>
             </w:rPr>
           </w:pPr>
           <w:hyperlink w:anchor="_345uou64znum">
             <w:r>
               <w:rPr>
-                <w:rFonts w:ascii="Arial" w:cs="Arial" w:eastAsia="Arial" w:hAnsi="Arial"/>
-                <w:b w:val="0"/>
-                <w:i w:val="0"/>
-                <w:smallCaps w:val="0"/>
-                <w:strike w:val="0"/>
                 <w:color w:val="1155cc"/>
-                <w:sz w:val="22"/>
-                <w:szCs w:val="22"/>
                 <w:u w:val="single"/>
-                <w:shd w:fill="auto" w:val="clear"/>
-                <w:vertAlign w:val="baseline"/>
                 <w:rtl w:val="0"/>
               </w:rPr>
               <w:t xml:space="preserve">Module 3</w:t>
@@ -691,33 +482,15 @@
             <w:widowControl w:val="0"/>
             <w:spacing w:before="60" w:line="240" w:lineRule="auto"/>
             <w:rPr>
-              <w:rFonts w:ascii="Arial" w:cs="Arial" w:eastAsia="Arial" w:hAnsi="Arial"/>
-              <w:b w:val="0"/>
-              <w:i w:val="0"/>
-              <w:smallCaps w:val="0"/>
-              <w:strike w:val="0"/>
               <w:color w:val="1155cc"/>
-              <w:sz w:val="22"/>
-              <w:szCs w:val="22"/>
               <w:u w:val="single"/>
-              <w:shd w:fill="auto" w:val="clear"/>
-              <w:vertAlign w:val="baseline"/>
             </w:rPr>
           </w:pPr>
           <w:hyperlink w:anchor="_zch7xf7pkk1i">
             <w:r>
               <w:rPr>
-                <w:rFonts w:ascii="Arial" w:cs="Arial" w:eastAsia="Arial" w:hAnsi="Arial"/>
-                <w:b w:val="0"/>
-                <w:i w:val="0"/>
-                <w:smallCaps w:val="0"/>
-                <w:strike w:val="0"/>
                 <w:color w:val="1155cc"/>
-                <w:sz w:val="22"/>
-                <w:szCs w:val="22"/>
                 <w:u w:val="single"/>
-                <w:shd w:fill="auto" w:val="clear"/>
-                <w:vertAlign w:val="baseline"/>
                 <w:rtl w:val="0"/>
               </w:rPr>
               <w:t xml:space="preserve">Module 4</w:t>
@@ -734,33 +507,15 @@
             <w:widowControl w:val="0"/>
             <w:spacing w:before="60" w:line="240" w:lineRule="auto"/>
             <w:rPr>
-              <w:rFonts w:ascii="Arial" w:cs="Arial" w:eastAsia="Arial" w:hAnsi="Arial"/>
-              <w:b w:val="0"/>
-              <w:i w:val="0"/>
-              <w:smallCaps w:val="0"/>
-              <w:strike w:val="0"/>
               <w:color w:val="1155cc"/>
-              <w:sz w:val="22"/>
-              <w:szCs w:val="22"/>
               <w:u w:val="single"/>
-              <w:shd w:fill="auto" w:val="clear"/>
-              <w:vertAlign w:val="baseline"/>
             </w:rPr>
           </w:pPr>
           <w:hyperlink w:anchor="_chmkbp3yv5ov">
             <w:r>
               <w:rPr>
-                <w:rFonts w:ascii="Arial" w:cs="Arial" w:eastAsia="Arial" w:hAnsi="Arial"/>
-                <w:b w:val="0"/>
-                <w:i w:val="0"/>
-                <w:smallCaps w:val="0"/>
-                <w:strike w:val="0"/>
                 <w:color w:val="1155cc"/>
-                <w:sz w:val="22"/>
-                <w:szCs w:val="22"/>
                 <w:u w:val="single"/>
-                <w:shd w:fill="auto" w:val="clear"/>
-                <w:vertAlign w:val="baseline"/>
                 <w:rtl w:val="0"/>
               </w:rPr>
               <w:t xml:space="preserve">Module 5</w:t>
@@ -851,7 +606,7 @@
       <w:pPr>
         <w:numPr>
           <w:ilvl w:val="0"/>
-          <w:numId w:val="1"/>
+          <w:numId w:val="5"/>
         </w:numPr>
         <w:ind w:left="720" w:hanging="360"/>
         <w:rPr>
@@ -870,7 +625,7 @@
       <w:pPr>
         <w:numPr>
           <w:ilvl w:val="0"/>
-          <w:numId w:val="1"/>
+          <w:numId w:val="5"/>
         </w:numPr>
         <w:ind w:left="720" w:hanging="360"/>
         <w:rPr>
@@ -889,7 +644,7 @@
       <w:pPr>
         <w:numPr>
           <w:ilvl w:val="0"/>
-          <w:numId w:val="1"/>
+          <w:numId w:val="5"/>
         </w:numPr>
         <w:ind w:left="720" w:hanging="360"/>
         <w:rPr>
@@ -916,110 +671,6 @@
           <w:rtl w:val="0"/>
         </w:rPr>
         <w:t xml:space="preserve">Avoiding Technical Jargon:</w:t>
-      </w:r>
-    </w:p>
-    <w:p>
-      <w:pPr>
-        <w:numPr>
-          <w:ilvl w:val="0"/>
-          <w:numId w:val="6"/>
-        </w:numPr>
-        <w:ind w:left="720" w:hanging="360"/>
-        <w:rPr>
-          <w:shd w:fill="fff2cc" w:val="clear"/>
-        </w:rPr>
-      </w:pPr>
-      <w:r>
-        <w:rPr>
-          <w:shd w:fill="fff2cc" w:val="clear"/>
-          <w:rtl w:val="0"/>
-        </w:rPr>
-        <w:t xml:space="preserve">Simplify writing to ensure accessibility.</w:t>
-      </w:r>
-    </w:p>
-    <w:p>
-      <w:pPr>
-        <w:numPr>
-          <w:ilvl w:val="0"/>
-          <w:numId w:val="6"/>
-        </w:numPr>
-        <w:ind w:left="720" w:hanging="360"/>
-        <w:rPr>
-          <w:shd w:fill="fff2cc" w:val="clear"/>
-        </w:rPr>
-      </w:pPr>
-      <w:r>
-        <w:rPr>
-          <w:shd w:fill="fff2cc" w:val="clear"/>
-          <w:rtl w:val="0"/>
-        </w:rPr>
-        <w:t xml:space="preserve">Use standard industry terms if technical language is necessary.</w:t>
-      </w:r>
-    </w:p>
-    <w:p>
-      <w:pPr>
-        <w:rPr>
-          <w:shd w:fill="fff2cc" w:val="clear"/>
-        </w:rPr>
-      </w:pPr>
-      <w:r>
-        <w:rPr>
-          <w:shd w:fill="fff2cc" w:val="clear"/>
-          <w:rtl w:val="0"/>
-        </w:rPr>
-        <w:t xml:space="preserve">Using Code Snippets:</w:t>
-      </w:r>
-    </w:p>
-    <w:p>
-      <w:pPr>
-        <w:numPr>
-          <w:ilvl w:val="0"/>
-          <w:numId w:val="7"/>
-        </w:numPr>
-        <w:ind w:left="720" w:hanging="360"/>
-        <w:rPr>
-          <w:shd w:fill="fff2cc" w:val="clear"/>
-        </w:rPr>
-      </w:pPr>
-      <w:r>
-        <w:rPr>
-          <w:shd w:fill="fff2cc" w:val="clear"/>
-          <w:rtl w:val="0"/>
-        </w:rPr>
-        <w:t xml:space="preserve">Show what the product can do with practical examples.</w:t>
-      </w:r>
-    </w:p>
-    <w:p>
-      <w:pPr>
-        <w:numPr>
-          <w:ilvl w:val="0"/>
-          <w:numId w:val="7"/>
-        </w:numPr>
-        <w:ind w:left="720" w:hanging="360"/>
-        <w:rPr>
-          <w:shd w:fill="fff2cc" w:val="clear"/>
-        </w:rPr>
-      </w:pPr>
-      <w:r>
-        <w:rPr>
-          <w:shd w:fill="fff2cc" w:val="clear"/>
-          <w:rtl w:val="0"/>
-        </w:rPr>
-        <w:t xml:space="preserve">Elevates documentation quality by catering to developer familiarity with code.</w:t>
-      </w:r>
-    </w:p>
-    <w:p>
-      <w:pPr>
-        <w:rPr>
-          <w:shd w:fill="fff2cc" w:val="clear"/>
-        </w:rPr>
-      </w:pPr>
-      <w:r>
-        <w:rPr>
-          <w:shd w:fill="fff2cc" w:val="clear"/>
-          <w:rtl w:val="0"/>
-        </w:rPr>
-        <w:t xml:space="preserve">Role of Visuals:</w:t>
       </w:r>
     </w:p>
     <w:p>
@@ -1027,6 +678,110 @@
         <w:numPr>
           <w:ilvl w:val="0"/>
           <w:numId w:val="9"/>
+        </w:numPr>
+        <w:ind w:left="720" w:hanging="360"/>
+        <w:rPr>
+          <w:shd w:fill="fff2cc" w:val="clear"/>
+        </w:rPr>
+      </w:pPr>
+      <w:r>
+        <w:rPr>
+          <w:shd w:fill="fff2cc" w:val="clear"/>
+          <w:rtl w:val="0"/>
+        </w:rPr>
+        <w:t xml:space="preserve">Simplify writing to ensure accessibility.</w:t>
+      </w:r>
+    </w:p>
+    <w:p>
+      <w:pPr>
+        <w:numPr>
+          <w:ilvl w:val="0"/>
+          <w:numId w:val="9"/>
+        </w:numPr>
+        <w:ind w:left="720" w:hanging="360"/>
+        <w:rPr>
+          <w:shd w:fill="fff2cc" w:val="clear"/>
+        </w:rPr>
+      </w:pPr>
+      <w:r>
+        <w:rPr>
+          <w:shd w:fill="fff2cc" w:val="clear"/>
+          <w:rtl w:val="0"/>
+        </w:rPr>
+        <w:t xml:space="preserve">Use standard industry terms if technical language is necessary.</w:t>
+      </w:r>
+    </w:p>
+    <w:p>
+      <w:pPr>
+        <w:rPr>
+          <w:shd w:fill="fff2cc" w:val="clear"/>
+        </w:rPr>
+      </w:pPr>
+      <w:r>
+        <w:rPr>
+          <w:shd w:fill="fff2cc" w:val="clear"/>
+          <w:rtl w:val="0"/>
+        </w:rPr>
+        <w:t xml:space="preserve">Using Code Snippets:</w:t>
+      </w:r>
+    </w:p>
+    <w:p>
+      <w:pPr>
+        <w:numPr>
+          <w:ilvl w:val="0"/>
+          <w:numId w:val="22"/>
+        </w:numPr>
+        <w:ind w:left="720" w:hanging="360"/>
+        <w:rPr>
+          <w:shd w:fill="fff2cc" w:val="clear"/>
+        </w:rPr>
+      </w:pPr>
+      <w:r>
+        <w:rPr>
+          <w:shd w:fill="fff2cc" w:val="clear"/>
+          <w:rtl w:val="0"/>
+        </w:rPr>
+        <w:t xml:space="preserve">Show what the product can do with practical examples.</w:t>
+      </w:r>
+    </w:p>
+    <w:p>
+      <w:pPr>
+        <w:numPr>
+          <w:ilvl w:val="0"/>
+          <w:numId w:val="22"/>
+        </w:numPr>
+        <w:ind w:left="720" w:hanging="360"/>
+        <w:rPr>
+          <w:shd w:fill="fff2cc" w:val="clear"/>
+        </w:rPr>
+      </w:pPr>
+      <w:r>
+        <w:rPr>
+          <w:shd w:fill="fff2cc" w:val="clear"/>
+          <w:rtl w:val="0"/>
+        </w:rPr>
+        <w:t xml:space="preserve">Elevates documentation quality by catering to developer familiarity with code.</w:t>
+      </w:r>
+    </w:p>
+    <w:p>
+      <w:pPr>
+        <w:rPr>
+          <w:shd w:fill="fff2cc" w:val="clear"/>
+        </w:rPr>
+      </w:pPr>
+      <w:r>
+        <w:rPr>
+          <w:shd w:fill="fff2cc" w:val="clear"/>
+          <w:rtl w:val="0"/>
+        </w:rPr>
+        <w:t xml:space="preserve">Role of Visuals:</w:t>
+      </w:r>
+    </w:p>
+    <w:p>
+      <w:pPr>
+        <w:numPr>
+          <w:ilvl w:val="0"/>
+          <w:numId w:val="20"/>
         </w:numPr>
         <w:ind w:left="720" w:hanging="360"/>
         <w:rPr>
@@ -1056,7 +811,7 @@
       <w:pPr>
         <w:numPr>
           <w:ilvl w:val="0"/>
-          <w:numId w:val="9"/>
+          <w:numId w:val="20"/>
         </w:numPr>
         <w:ind w:left="720" w:hanging="360"/>
         <w:rPr>
@@ -1085,12 +840,20 @@
     <w:p>
       <w:pPr>
         <w:pStyle w:val="Heading1"/>
-        <w:rPr/>
+        <w:spacing w:after="0" w:before="200" w:lineRule="auto"/>
+        <w:rPr>
+          <w:rFonts w:ascii="Trebuchet MS" w:cs="Trebuchet MS" w:eastAsia="Trebuchet MS" w:hAnsi="Trebuchet MS"/>
+          <w:sz w:val="32"/>
+          <w:szCs w:val="32"/>
+        </w:rPr>
       </w:pPr>
       <w:bookmarkStart w:colFirst="0" w:colLast="0" w:name="_e7hnk3gmh67o" w:id="1"/>
       <w:bookmarkEnd w:id="1"/>
       <w:r>
         <w:rPr>
+          <w:rFonts w:ascii="Trebuchet MS" w:cs="Trebuchet MS" w:eastAsia="Trebuchet MS" w:hAnsi="Trebuchet MS"/>
+          <w:sz w:val="32"/>
+          <w:szCs w:val="32"/>
           <w:rtl w:val="0"/>
         </w:rPr>
         <w:t xml:space="preserve">Overview of Developer Technical Documentation</w:t>
@@ -1192,7 +955,7 @@
       <w:pPr>
         <w:numPr>
           <w:ilvl w:val="0"/>
-          <w:numId w:val="4"/>
+          <w:numId w:val="17"/>
         </w:numPr>
         <w:spacing w:after="0" w:afterAutospacing="0" w:before="240" w:lineRule="auto"/>
         <w:ind w:left="720" w:hanging="360"/>
@@ -1212,7 +975,7 @@
       <w:pPr>
         <w:numPr>
           <w:ilvl w:val="0"/>
-          <w:numId w:val="4"/>
+          <w:numId w:val="17"/>
         </w:numPr>
         <w:spacing w:after="0" w:afterAutospacing="0" w:before="0" w:beforeAutospacing="0" w:lineRule="auto"/>
         <w:ind w:left="720" w:hanging="360"/>
@@ -1232,7 +995,7 @@
       <w:pPr>
         <w:numPr>
           <w:ilvl w:val="0"/>
-          <w:numId w:val="4"/>
+          <w:numId w:val="17"/>
         </w:numPr>
         <w:spacing w:after="0" w:afterAutospacing="0" w:before="0" w:beforeAutospacing="0" w:lineRule="auto"/>
         <w:ind w:left="720" w:hanging="360"/>
@@ -1252,7 +1015,7 @@
       <w:pPr>
         <w:numPr>
           <w:ilvl w:val="0"/>
-          <w:numId w:val="4"/>
+          <w:numId w:val="17"/>
         </w:numPr>
         <w:spacing w:after="0" w:afterAutospacing="0" w:before="0" w:beforeAutospacing="0" w:lineRule="auto"/>
         <w:ind w:left="720" w:hanging="360"/>
@@ -1272,7 +1035,7 @@
       <w:pPr>
         <w:numPr>
           <w:ilvl w:val="0"/>
-          <w:numId w:val="4"/>
+          <w:numId w:val="17"/>
         </w:numPr>
         <w:spacing w:after="240" w:before="0" w:beforeAutospacing="0" w:lineRule="auto"/>
         <w:ind w:left="720" w:hanging="360"/>
@@ -1296,7 +1059,11 @@
     <w:p>
       <w:pPr>
         <w:pStyle w:val="Heading1"/>
-        <w:rPr>
+        <w:spacing w:after="0" w:before="200" w:lineRule="auto"/>
+        <w:rPr>
+          <w:rFonts w:ascii="Trebuchet MS" w:cs="Trebuchet MS" w:eastAsia="Trebuchet MS" w:hAnsi="Trebuchet MS"/>
+          <w:sz w:val="32"/>
+          <w:szCs w:val="32"/>
           <w:shd w:fill="fff2cc" w:val="clear"/>
         </w:rPr>
       </w:pPr>
@@ -1304,6 +1071,9 @@
       <w:bookmarkEnd w:id="2"/>
       <w:r>
         <w:rPr>
+          <w:rFonts w:ascii="Trebuchet MS" w:cs="Trebuchet MS" w:eastAsia="Trebuchet MS" w:hAnsi="Trebuchet MS"/>
+          <w:sz w:val="32"/>
+          <w:szCs w:val="32"/>
           <w:rtl w:val="0"/>
         </w:rPr>
         <w:t xml:space="preserve">Set Up Development Environment</w:t>
@@ -1325,14 +1095,29 @@
           <w:shd w:fill="fff2cc" w:val="clear"/>
           <w:rtl w:val="0"/>
         </w:rPr>
-        <w:t xml:space="preserve">Provide the following but you can copy and paste my steps and add any additional or update my information for you. Make your documentation your own but follow best practices. Create headings that make sense to you. </w:t>
+        <w:t xml:space="preserve">Provide the following but </w:t>
+      </w:r>
+      <w:r>
+        <w:rPr>
+          <w:b w:val="1"/>
+          <w:shd w:fill="fff2cc" w:val="clear"/>
+          <w:rtl w:val="0"/>
+        </w:rPr>
+        <w:t xml:space="preserve">you can copy and paste my steps </w:t>
+      </w:r>
+      <w:r>
+        <w:rPr>
+          <w:shd w:fill="fff2cc" w:val="clear"/>
+          <w:rtl w:val="0"/>
+        </w:rPr>
+        <w:t xml:space="preserve">and add any additional or update my information for you. Make your documentation your own but follow best practices. Create headings that make sense to you. </w:t>
       </w:r>
     </w:p>
     <w:p>
       <w:pPr>
         <w:numPr>
           <w:ilvl w:val="0"/>
-          <w:numId w:val="3"/>
+          <w:numId w:val="15"/>
         </w:numPr>
         <w:spacing w:after="0" w:afterAutospacing="0" w:before="240" w:lineRule="auto"/>
         <w:ind w:left="720" w:hanging="360"/>
@@ -1353,7 +1138,7 @@
       <w:pPr>
         <w:numPr>
           <w:ilvl w:val="1"/>
-          <w:numId w:val="3"/>
+          <w:numId w:val="15"/>
         </w:numPr>
         <w:spacing w:after="0" w:afterAutospacing="0" w:before="0" w:beforeAutospacing="0" w:lineRule="auto"/>
         <w:ind w:left="1440" w:hanging="360"/>
@@ -1373,7 +1158,7 @@
       <w:pPr>
         <w:numPr>
           <w:ilvl w:val="1"/>
-          <w:numId w:val="3"/>
+          <w:numId w:val="15"/>
         </w:numPr>
         <w:spacing w:after="0" w:afterAutospacing="0" w:before="0" w:beforeAutospacing="0" w:lineRule="auto"/>
         <w:ind w:left="1440" w:hanging="360"/>
@@ -1393,7 +1178,7 @@
       <w:pPr>
         <w:numPr>
           <w:ilvl w:val="0"/>
-          <w:numId w:val="3"/>
+          <w:numId w:val="15"/>
         </w:numPr>
         <w:spacing w:after="0" w:afterAutospacing="0" w:before="0" w:beforeAutospacing="0" w:lineRule="auto"/>
         <w:ind w:left="720" w:hanging="360"/>
@@ -1414,7 +1199,7 @@
       <w:pPr>
         <w:numPr>
           <w:ilvl w:val="1"/>
-          <w:numId w:val="3"/>
+          <w:numId w:val="15"/>
         </w:numPr>
         <w:spacing w:after="0" w:afterAutospacing="0" w:before="0" w:beforeAutospacing="0" w:lineRule="auto"/>
         <w:ind w:left="1440" w:hanging="360"/>
@@ -1434,7 +1219,7 @@
       <w:pPr>
         <w:numPr>
           <w:ilvl w:val="1"/>
-          <w:numId w:val="3"/>
+          <w:numId w:val="15"/>
         </w:numPr>
         <w:spacing w:after="0" w:afterAutospacing="0" w:before="0" w:beforeAutospacing="0" w:lineRule="auto"/>
         <w:ind w:left="1440" w:hanging="360"/>
@@ -1454,7 +1239,7 @@
       <w:pPr>
         <w:numPr>
           <w:ilvl w:val="1"/>
-          <w:numId w:val="3"/>
+          <w:numId w:val="15"/>
         </w:numPr>
         <w:spacing w:after="0" w:afterAutospacing="0" w:before="0" w:beforeAutospacing="0" w:lineRule="auto"/>
         <w:ind w:left="1440" w:hanging="360"/>
@@ -1474,7 +1259,7 @@
       <w:pPr>
         <w:numPr>
           <w:ilvl w:val="0"/>
-          <w:numId w:val="3"/>
+          <w:numId w:val="15"/>
         </w:numPr>
         <w:spacing w:after="0" w:afterAutospacing="0" w:before="0" w:beforeAutospacing="0" w:lineRule="auto"/>
         <w:ind w:left="720" w:hanging="360"/>
@@ -1495,7 +1280,7 @@
       <w:pPr>
         <w:numPr>
           <w:ilvl w:val="1"/>
-          <w:numId w:val="3"/>
+          <w:numId w:val="15"/>
         </w:numPr>
         <w:spacing w:after="0" w:afterAutospacing="0" w:before="0" w:beforeAutospacing="0" w:lineRule="auto"/>
         <w:ind w:left="1440" w:hanging="360"/>
@@ -1515,7 +1300,7 @@
       <w:pPr>
         <w:numPr>
           <w:ilvl w:val="1"/>
-          <w:numId w:val="3"/>
+          <w:numId w:val="15"/>
         </w:numPr>
         <w:spacing w:after="0" w:afterAutospacing="0" w:before="0" w:beforeAutospacing="0" w:lineRule="auto"/>
         <w:ind w:left="1440" w:hanging="360"/>
@@ -1535,7 +1320,7 @@
       <w:pPr>
         <w:numPr>
           <w:ilvl w:val="1"/>
-          <w:numId w:val="3"/>
+          <w:numId w:val="15"/>
         </w:numPr>
         <w:spacing w:after="0" w:afterAutospacing="0" w:before="0" w:beforeAutospacing="0" w:lineRule="auto"/>
         <w:ind w:left="1440" w:hanging="360"/>
@@ -1555,7 +1340,7 @@
       <w:pPr>
         <w:numPr>
           <w:ilvl w:val="1"/>
-          <w:numId w:val="3"/>
+          <w:numId w:val="15"/>
         </w:numPr>
         <w:spacing w:after="0" w:afterAutospacing="0" w:before="0" w:beforeAutospacing="0" w:lineRule="auto"/>
         <w:ind w:left="1440" w:hanging="360"/>
@@ -1575,7 +1360,7 @@
       <w:pPr>
         <w:numPr>
           <w:ilvl w:val="1"/>
-          <w:numId w:val="3"/>
+          <w:numId w:val="15"/>
         </w:numPr>
         <w:spacing w:after="0" w:afterAutospacing="0" w:before="0" w:beforeAutospacing="0" w:lineRule="auto"/>
         <w:ind w:left="1440" w:hanging="360"/>
@@ -1595,7 +1380,7 @@
       <w:pPr>
         <w:numPr>
           <w:ilvl w:val="1"/>
-          <w:numId w:val="3"/>
+          <w:numId w:val="15"/>
         </w:numPr>
         <w:spacing w:after="240" w:before="0" w:beforeAutospacing="0" w:lineRule="auto"/>
         <w:ind w:left="1440" w:hanging="360"/>
@@ -1619,12 +1404,20 @@
     <w:p>
       <w:pPr>
         <w:pStyle w:val="Heading1"/>
-        <w:rPr/>
+        <w:spacing w:after="0" w:before="200" w:lineRule="auto"/>
+        <w:rPr>
+          <w:rFonts w:ascii="Trebuchet MS" w:cs="Trebuchet MS" w:eastAsia="Trebuchet MS" w:hAnsi="Trebuchet MS"/>
+          <w:sz w:val="32"/>
+          <w:szCs w:val="32"/>
+        </w:rPr>
       </w:pPr>
       <w:bookmarkStart w:colFirst="0" w:colLast="0" w:name="_j8bsu2nohj85" w:id="3"/>
       <w:bookmarkEnd w:id="3"/>
       <w:r>
         <w:rPr>
+          <w:rFonts w:ascii="Trebuchet MS" w:cs="Trebuchet MS" w:eastAsia="Trebuchet MS" w:hAnsi="Trebuchet MS"/>
+          <w:sz w:val="32"/>
+          <w:szCs w:val="32"/>
           <w:rtl w:val="0"/>
         </w:rPr>
         <w:t xml:space="preserve">General Resources</w:t>
@@ -1645,7 +1438,7 @@
       <w:pPr>
         <w:numPr>
           <w:ilvl w:val="0"/>
-          <w:numId w:val="5"/>
+          <w:numId w:val="1"/>
         </w:numPr>
         <w:spacing w:after="0" w:afterAutospacing="0" w:before="240" w:lineRule="auto"/>
         <w:ind w:left="720" w:hanging="360"/>
@@ -1670,7 +1463,7 @@
       <w:pPr>
         <w:numPr>
           <w:ilvl w:val="0"/>
-          <w:numId w:val="5"/>
+          <w:numId w:val="1"/>
         </w:numPr>
         <w:ind w:left="720" w:hanging="360"/>
       </w:pPr>
@@ -1690,7 +1483,13 @@
     <w:p>
       <w:pPr>
         <w:pStyle w:val="Heading2"/>
-        <w:rPr/>
+        <w:spacing w:after="0" w:before="200" w:lineRule="auto"/>
+        <w:rPr>
+          <w:rFonts w:ascii="Trebuchet MS" w:cs="Trebuchet MS" w:eastAsia="Trebuchet MS" w:hAnsi="Trebuchet MS"/>
+          <w:b w:val="1"/>
+          <w:sz w:val="26"/>
+          <w:szCs w:val="26"/>
+        </w:rPr>
       </w:pPr>
       <w:bookmarkStart w:colFirst="0" w:colLast="0" w:name="_jk66du3ov9f7" w:id="4"/>
       <w:bookmarkEnd w:id="4"/>
@@ -1703,12 +1502,20 @@
     <w:p>
       <w:pPr>
         <w:pStyle w:val="Heading1"/>
-        <w:rPr/>
+        <w:spacing w:after="0" w:before="200" w:lineRule="auto"/>
+        <w:rPr>
+          <w:rFonts w:ascii="Trebuchet MS" w:cs="Trebuchet MS" w:eastAsia="Trebuchet MS" w:hAnsi="Trebuchet MS"/>
+          <w:sz w:val="32"/>
+          <w:szCs w:val="32"/>
+        </w:rPr>
       </w:pPr>
       <w:bookmarkStart w:colFirst="0" w:colLast="0" w:name="_qn332jwlduxf" w:id="5"/>
       <w:bookmarkEnd w:id="5"/>
       <w:r>
         <w:rPr>
+          <w:rFonts w:ascii="Trebuchet MS" w:cs="Trebuchet MS" w:eastAsia="Trebuchet MS" w:hAnsi="Trebuchet MS"/>
+          <w:sz w:val="32"/>
+          <w:szCs w:val="32"/>
           <w:rtl w:val="0"/>
         </w:rPr>
         <w:t xml:space="preserve">Module 01: Fundamental Programming Concepts</w:t>
@@ -1748,32 +1555,21 @@
     <w:p>
       <w:pPr>
         <w:pStyle w:val="Heading2"/>
-        <w:spacing w:line="240" w:lineRule="auto"/>
+        <w:spacing w:after="0" w:before="200" w:line="240" w:lineRule="auto"/>
         <w:rPr/>
       </w:pPr>
       <w:bookmarkStart w:colFirst="0" w:colLast="0" w:name="_8u1ro2aazjxd" w:id="6"/>
       <w:bookmarkEnd w:id="6"/>
       <w:r>
         <w:rPr>
+          <w:rFonts w:ascii="Trebuchet MS" w:cs="Trebuchet MS" w:eastAsia="Trebuchet MS" w:hAnsi="Trebuchet MS"/>
+          <w:b w:val="1"/>
+          <w:sz w:val="26"/>
+          <w:szCs w:val="26"/>
           <w:rtl w:val="0"/>
         </w:rPr>
         <w:t xml:space="preserve">Compilation and Errors</w:t>
       </w:r>
-    </w:p>
-    <w:p>
-      <w:pPr>
-        <w:rPr/>
-      </w:pPr>
-      <w:r>
-        <w:rPr>
-          <w:rtl w:val="0"/>
-        </w:rPr>
-      </w:r>
-    </w:p>
-    <w:p>
-      <w:pPr>
-        <w:rPr/>
-      </w:pPr>
       <w:r>
         <w:rPr>
           <w:rtl w:val="0"/>
@@ -1805,7 +1601,7 @@
       <w:pPr>
         <w:numPr>
           <w:ilvl w:val="0"/>
-          <w:numId w:val="2"/>
+          <w:numId w:val="10"/>
         </w:numPr>
         <w:ind w:left="720" w:hanging="360"/>
       </w:pPr>
@@ -1830,7 +1626,7 @@
       <w:pPr>
         <w:numPr>
           <w:ilvl w:val="0"/>
-          <w:numId w:val="2"/>
+          <w:numId w:val="10"/>
         </w:numPr>
         <w:ind w:left="720" w:hanging="360"/>
       </w:pPr>
@@ -1855,7 +1651,7 @@
       <w:pPr>
         <w:numPr>
           <w:ilvl w:val="0"/>
-          <w:numId w:val="2"/>
+          <w:numId w:val="10"/>
         </w:numPr>
         <w:ind w:left="720" w:hanging="360"/>
       </w:pPr>
@@ -1877,8 +1673,244 @@
     </w:p>
     <w:p>
       <w:pPr>
-        <w:rPr/>
-      </w:pPr>
+        <w:ind w:left="720" w:firstLine="0"/>
+        <w:rPr/>
+      </w:pPr>
+      <w:r>
+        <w:rPr>
+          <w:rtl w:val="0"/>
+        </w:rPr>
+      </w:r>
+    </w:p>
+    <w:p>
+      <w:pPr>
+        <w:rPr>
+          <w:b w:val="1"/>
+        </w:rPr>
+      </w:pPr>
+      <w:r>
+        <w:rPr>
+          <w:b w:val="1"/>
+          <w:rtl w:val="0"/>
+        </w:rPr>
+        <w:t xml:space="preserve">Syntax Errors</w:t>
+      </w:r>
+    </w:p>
+    <w:p>
+      <w:pPr>
+        <w:rPr>
+          <w:b w:val="1"/>
+        </w:rPr>
+      </w:pPr>
+      <w:r>
+        <w:rPr>
+          <w:rtl w:val="0"/>
+        </w:rPr>
+      </w:r>
+    </w:p>
+    <w:p>
+      <w:pPr>
+        <w:numPr>
+          <w:ilvl w:val="0"/>
+          <w:numId w:val="13"/>
+        </w:numPr>
+        <w:spacing w:line="240" w:lineRule="auto"/>
+        <w:ind w:left="720" w:hanging="360"/>
+        <w:rPr/>
+      </w:pPr>
+      <w:r>
+        <w:rPr>
+          <w:rtl w:val="0"/>
+        </w:rPr>
+        <w:t xml:space="preserve">Occurs when the programmer either misspelled, correct capitalizations or not, missing a letter or punctuations and special characters. Above all, incorrect grammar.</w:t>
+      </w:r>
+      <w:r>
+        <w:rPr>
+          <w:rtl w:val="0"/>
+        </w:rPr>
+      </w:r>
+    </w:p>
+    <w:p>
+      <w:pPr>
+        <w:spacing w:line="240" w:lineRule="auto"/>
+        <w:rPr/>
+      </w:pPr>
+      <w:r>
+        <w:rPr/>
+        <w:drawing>
+          <wp:inline distB="114300" distT="114300" distL="114300" distR="114300">
+            <wp:extent cx="5810250" cy="88900"/>
+            <wp:effectExtent b="0" l="0" r="0" t="0"/>
+            <wp:docPr id="8" name="image4.png"/>
+            <a:graphic>
+              <a:graphicData uri="http://schemas.openxmlformats.org/drawingml/2006/picture">
+                <pic:pic>
+                  <pic:nvPicPr>
+                    <pic:cNvPr id="0" name="image4.png"/>
+                    <pic:cNvPicPr preferRelativeResize="0"/>
+                  </pic:nvPicPr>
+                  <pic:blipFill>
+                    <a:blip r:embed="rId14"/>
+                    <a:srcRect b="0" l="0" r="0" t="0"/>
+                    <a:stretch>
+                      <a:fillRect/>
+                    </a:stretch>
+                  </pic:blipFill>
+                  <pic:spPr>
+                    <a:xfrm>
+                      <a:off x="0" y="0"/>
+                      <a:ext cx="5810250" cy="88900"/>
+                    </a:xfrm>
+                    <a:prstGeom prst="rect"/>
+                    <a:ln/>
+                  </pic:spPr>
+                </pic:pic>
+              </a:graphicData>
+            </a:graphic>
+          </wp:inline>
+        </w:drawing>
+      </w:r>
+      <w:r>
+        <w:rPr>
+          <w:rtl w:val="0"/>
+        </w:rPr>
+      </w:r>
+    </w:p>
+    <w:p>
+      <w:pPr>
+        <w:spacing w:line="240" w:lineRule="auto"/>
+        <w:rPr/>
+      </w:pPr>
+      <w:r>
+        <w:rPr>
+          <w:rtl w:val="0"/>
+        </w:rPr>
+      </w:r>
+    </w:p>
+    <w:p>
+      <w:pPr>
+        <w:spacing w:line="240" w:lineRule="auto"/>
+        <w:rPr>
+          <w:b w:val="1"/>
+        </w:rPr>
+      </w:pPr>
+      <w:r>
+        <w:rPr>
+          <w:b w:val="1"/>
+          <w:rtl w:val="0"/>
+        </w:rPr>
+        <w:t xml:space="preserve">Runtime Errors</w:t>
+      </w:r>
+    </w:p>
+    <w:p>
+      <w:pPr>
+        <w:rPr/>
+      </w:pPr>
+      <w:r>
+        <w:rPr>
+          <w:rtl w:val="0"/>
+        </w:rPr>
+      </w:r>
+    </w:p>
+    <w:p>
+      <w:pPr>
+        <w:numPr>
+          <w:ilvl w:val="0"/>
+          <w:numId w:val="11"/>
+        </w:numPr>
+        <w:spacing w:line="240" w:lineRule="auto"/>
+        <w:ind w:left="720" w:hanging="360"/>
+        <w:rPr/>
+      </w:pPr>
+      <w:r>
+        <w:rPr>
+          <w:rtl w:val="0"/>
+        </w:rPr>
+        <w:t xml:space="preserve">Runtime </w:t>
+      </w:r>
+      <w:r>
+        <w:rPr>
+          <w:rtl w:val="0"/>
+        </w:rPr>
+        <w:t xml:space="preserve">error</w:t>
+      </w:r>
+      <w:r>
+        <w:rPr>
+          <w:rtl w:val="0"/>
+        </w:rPr>
+        <w:t xml:space="preserve"> occur while the program is running and not before executing the code.</w:t>
+      </w:r>
+      <w:r>
+        <w:rPr>
+          <w:rtl w:val="0"/>
+        </w:rPr>
+      </w:r>
+    </w:p>
+    <w:p>
+      <w:pPr>
+        <w:rPr/>
+      </w:pPr>
+      <w:r>
+        <w:rPr>
+          <w:rtl w:val="0"/>
+        </w:rPr>
+      </w:r>
+    </w:p>
+    <w:p>
+      <w:pPr>
+        <w:rPr>
+          <w:b w:val="1"/>
+        </w:rPr>
+      </w:pPr>
+      <w:r>
+        <w:rPr>
+          <w:b w:val="1"/>
+          <w:rtl w:val="0"/>
+        </w:rPr>
+        <w:t xml:space="preserve">Logic Errors</w:t>
+      </w:r>
+    </w:p>
+    <w:p>
+      <w:pPr>
+        <w:rPr>
+          <w:b w:val="1"/>
+        </w:rPr>
+      </w:pPr>
+      <w:r>
+        <w:rPr>
+          <w:rtl w:val="0"/>
+        </w:rPr>
+      </w:r>
+    </w:p>
+    <w:p>
+      <w:pPr>
+        <w:numPr>
+          <w:ilvl w:val="0"/>
+          <w:numId w:val="14"/>
+        </w:numPr>
+        <w:spacing w:line="240" w:lineRule="auto"/>
+        <w:ind w:left="720" w:hanging="360"/>
+        <w:rPr/>
+      </w:pPr>
+      <w:r>
+        <w:rPr>
+          <w:rtl w:val="0"/>
+        </w:rPr>
+        <w:t xml:space="preserve">Logic errors are when a program gives unexpected or wrong results than what you’re looking for, but the syntax is correct.</w:t>
+      </w:r>
+    </w:p>
+    <w:p>
+      <w:pPr>
+        <w:spacing w:line="240" w:lineRule="auto"/>
+        <w:ind w:left="0" w:firstLine="0"/>
+        <w:rPr/>
+      </w:pPr>
+      <w:r>
+        <w:rPr>
+          <w:rtl w:val="0"/>
+        </w:rPr>
+        <w:t xml:space="preserve">____________________________________________________________________________</w:t>
+      </w:r>
       <w:r>
         <w:rPr>
           <w:rtl w:val="0"/>
@@ -1888,13 +1920,22 @@
     <w:p>
       <w:pPr>
         <w:pStyle w:val="Heading2"/>
-        <w:spacing w:line="240" w:lineRule="auto"/>
-        <w:rPr/>
+        <w:spacing w:after="0" w:before="200" w:line="240" w:lineRule="auto"/>
+        <w:rPr>
+          <w:rFonts w:ascii="Trebuchet MS" w:cs="Trebuchet MS" w:eastAsia="Trebuchet MS" w:hAnsi="Trebuchet MS"/>
+          <w:b w:val="1"/>
+          <w:sz w:val="26"/>
+          <w:szCs w:val="26"/>
+        </w:rPr>
       </w:pPr>
       <w:bookmarkStart w:colFirst="0" w:colLast="0" w:name="_v362y395npbk" w:id="7"/>
       <w:bookmarkEnd w:id="7"/>
       <w:r>
         <w:rPr>
+          <w:rFonts w:ascii="Trebuchet MS" w:cs="Trebuchet MS" w:eastAsia="Trebuchet MS" w:hAnsi="Trebuchet MS"/>
+          <w:b w:val="1"/>
+          <w:sz w:val="26"/>
+          <w:szCs w:val="26"/>
           <w:rtl w:val="0"/>
         </w:rPr>
         <w:t xml:space="preserve">Primitive Data Types, Variables, Constants, and Naming Conventions</w:t>
@@ -1920,7 +1961,7 @@
         </w:rPr>
         <w:t xml:space="preserve">This website describes primitive data types </w:t>
       </w:r>
-      <w:hyperlink r:id="rId14">
+      <w:hyperlink r:id="rId15">
         <w:r>
           <w:rPr>
             <w:color w:val="1155cc"/>
@@ -1951,7 +1992,7 @@
       <w:pPr>
         <w:numPr>
           <w:ilvl w:val="0"/>
-          <w:numId w:val="8"/>
+          <w:numId w:val="12"/>
         </w:numPr>
         <w:ind w:left="720" w:hanging="360"/>
       </w:pPr>
@@ -1959,7 +2000,672 @@
         <w:rPr>
           <w:rtl w:val="0"/>
         </w:rPr>
-        <w:t xml:space="preserve">boolean data type</w:t>
+        <w:t xml:space="preserve">boolean data type </w:t>
+      </w:r>
+    </w:p>
+    <w:p>
+      <w:pPr>
+        <w:numPr>
+          <w:ilvl w:val="0"/>
+          <w:numId w:val="21"/>
+        </w:numPr>
+        <w:ind w:left="1440" w:hanging="360"/>
+        <w:rPr>
+          <w:u w:val="none"/>
+        </w:rPr>
+      </w:pPr>
+      <w:r>
+        <w:rPr>
+          <w:rtl w:val="0"/>
+        </w:rPr>
+        <w:t xml:space="preserve">Single bit of information that can take two possible states</w:t>
+      </w:r>
+    </w:p>
+    <w:p>
+      <w:pPr>
+        <w:numPr>
+          <w:ilvl w:val="0"/>
+          <w:numId w:val="21"/>
+        </w:numPr>
+        <w:ind w:left="1440" w:hanging="360"/>
+        <w:rPr>
+          <w:u w:val="none"/>
+        </w:rPr>
+      </w:pPr>
+      <w:r>
+        <w:rPr>
+          <w:rtl w:val="0"/>
+        </w:rPr>
+        <w:t xml:space="preserve">True or false</w:t>
+      </w:r>
+    </w:p>
+    <w:p>
+      <w:pPr>
+        <w:numPr>
+          <w:ilvl w:val="0"/>
+          <w:numId w:val="21"/>
+        </w:numPr>
+        <w:ind w:left="1440" w:hanging="360"/>
+      </w:pPr>
+      <w:r>
+        <w:rPr/>
+        <w:drawing>
+          <wp:inline distB="114300" distT="114300" distL="114300" distR="114300">
+            <wp:extent cx="5943600" cy="1943100"/>
+            <wp:effectExtent b="0" l="0" r="0" t="0"/>
+            <wp:docPr id="2" name="image7.png"/>
+            <a:graphic>
+              <a:graphicData uri="http://schemas.openxmlformats.org/drawingml/2006/picture">
+                <pic:pic>
+                  <pic:nvPicPr>
+                    <pic:cNvPr id="0" name="image7.png"/>
+                    <pic:cNvPicPr preferRelativeResize="0"/>
+                  </pic:nvPicPr>
+                  <pic:blipFill>
+                    <a:blip r:embed="rId16"/>
+                    <a:srcRect b="0" l="0" r="0" t="0"/>
+                    <a:stretch>
+                      <a:fillRect/>
+                    </a:stretch>
+                  </pic:blipFill>
+                  <pic:spPr>
+                    <a:xfrm>
+                      <a:off x="0" y="0"/>
+                      <a:ext cx="5943600" cy="1943100"/>
+                    </a:xfrm>
+                    <a:prstGeom prst="rect"/>
+                    <a:ln/>
+                  </pic:spPr>
+                </pic:pic>
+              </a:graphicData>
+            </a:graphic>
+          </wp:inline>
+        </w:drawing>
+      </w:r>
+      <w:r>
+        <w:rPr>
+          <w:rtl w:val="0"/>
+        </w:rPr>
+      </w:r>
+    </w:p>
+    <w:p>
+      <w:pPr>
+        <w:rPr/>
+      </w:pPr>
+      <w:r>
+        <w:rPr>
+          <w:rtl w:val="0"/>
+        </w:rPr>
+      </w:r>
+    </w:p>
+    <w:p>
+      <w:pPr>
+        <w:numPr>
+          <w:ilvl w:val="0"/>
+          <w:numId w:val="12"/>
+        </w:numPr>
+        <w:ind w:left="720" w:hanging="360"/>
+      </w:pPr>
+      <w:r>
+        <w:rPr>
+          <w:rtl w:val="0"/>
+        </w:rPr>
+        <w:t xml:space="preserve">byte data type</w:t>
+      </w:r>
+    </w:p>
+    <w:p>
+      <w:pPr>
+        <w:numPr>
+          <w:ilvl w:val="0"/>
+          <w:numId w:val="4"/>
+        </w:numPr>
+        <w:ind w:left="1440" w:hanging="360"/>
+        <w:rPr>
+          <w:u w:val="none"/>
+        </w:rPr>
+      </w:pPr>
+      <w:r>
+        <w:rPr>
+          <w:rtl w:val="0"/>
+        </w:rPr>
+        <w:t xml:space="preserve">8-bit signed two’s complement integers</w:t>
+      </w:r>
+    </w:p>
+    <w:p>
+      <w:pPr>
+        <w:numPr>
+          <w:ilvl w:val="0"/>
+          <w:numId w:val="4"/>
+        </w:numPr>
+        <w:ind w:left="1440" w:hanging="360"/>
+        <w:rPr>
+          <w:u w:val="none"/>
+        </w:rPr>
+      </w:pPr>
+      <w:r>
+        <w:rPr>
+          <w:rtl w:val="0"/>
+        </w:rPr>
+        <w:t xml:space="preserve">Range of values from -128 to 127</w:t>
+      </w:r>
+    </w:p>
+    <w:p>
+      <w:pPr>
+        <w:numPr>
+          <w:ilvl w:val="0"/>
+          <w:numId w:val="4"/>
+        </w:numPr>
+        <w:ind w:left="1440" w:hanging="360"/>
+        <w:rPr>
+          <w:u w:val="none"/>
+        </w:rPr>
+      </w:pPr>
+      <w:r>
+        <w:rPr>
+          <w:rtl w:val="0"/>
+        </w:rPr>
+        <w:t xml:space="preserve">Default value 0</w:t>
+      </w:r>
+    </w:p>
+    <w:p>
+      <w:pPr>
+        <w:numPr>
+          <w:ilvl w:val="0"/>
+          <w:numId w:val="4"/>
+        </w:numPr>
+        <w:ind w:left="1440" w:hanging="360"/>
+        <w:rPr>
+          <w:u w:val="none"/>
+        </w:rPr>
+      </w:pPr>
+      <w:r>
+        <w:rPr>
+          <w:rtl w:val="0"/>
+        </w:rPr>
+        <w:t xml:space="preserve">Example: byte a = -58 byte b = 11</w:t>
+      </w:r>
+    </w:p>
+    <w:p>
+      <w:pPr>
+        <w:numPr>
+          <w:ilvl w:val="0"/>
+          <w:numId w:val="12"/>
+        </w:numPr>
+        <w:ind w:left="720" w:hanging="360"/>
+      </w:pPr>
+      <w:r>
+        <w:rPr>
+          <w:rtl w:val="0"/>
+        </w:rPr>
+        <w:t xml:space="preserve">char data type</w:t>
+      </w:r>
+    </w:p>
+    <w:p>
+      <w:pPr>
+        <w:numPr>
+          <w:ilvl w:val="0"/>
+          <w:numId w:val="3"/>
+        </w:numPr>
+        <w:ind w:left="1440" w:hanging="360"/>
+        <w:rPr>
+          <w:u w:val="none"/>
+        </w:rPr>
+      </w:pPr>
+      <w:r>
+        <w:rPr>
+          <w:rtl w:val="0"/>
+        </w:rPr>
+        <w:t xml:space="preserve">Single character </w:t>
+      </w:r>
+    </w:p>
+    <w:p>
+      <w:pPr>
+        <w:numPr>
+          <w:ilvl w:val="0"/>
+          <w:numId w:val="3"/>
+        </w:numPr>
+        <w:ind w:left="1440" w:hanging="360"/>
+        <w:rPr>
+          <w:u w:val="none"/>
+        </w:rPr>
+      </w:pPr>
+      <w:r>
+        <w:rPr>
+          <w:rtl w:val="0"/>
+        </w:rPr>
+        <w:t xml:space="preserve">Represent character, such as letters, digits, and symbols</w:t>
+      </w:r>
+    </w:p>
+    <w:p>
+      <w:pPr>
+        <w:numPr>
+          <w:ilvl w:val="0"/>
+          <w:numId w:val="3"/>
+        </w:numPr>
+        <w:ind w:left="1440" w:hanging="360"/>
+        <w:rPr>
+          <w:u w:val="none"/>
+        </w:rPr>
+      </w:pPr>
+      <w:r>
+        <w:rPr>
+          <w:rtl w:val="0"/>
+        </w:rPr>
+        <w:t xml:space="preserve">Uses ‘ ‘ </w:t>
+      </w:r>
+    </w:p>
+    <w:p>
+      <w:pPr>
+        <w:ind w:left="0" w:firstLine="0"/>
+        <w:rPr/>
+      </w:pPr>
+      <w:r>
+        <w:rPr/>
+        <w:drawing>
+          <wp:inline distB="114300" distT="114300" distL="114300" distR="114300">
+            <wp:extent cx="5943600" cy="508000"/>
+            <wp:effectExtent b="0" l="0" r="0" t="0"/>
+            <wp:docPr id="3" name="image6.png"/>
+            <a:graphic>
+              <a:graphicData uri="http://schemas.openxmlformats.org/drawingml/2006/picture">
+                <pic:pic>
+                  <pic:nvPicPr>
+                    <pic:cNvPr id="0" name="image6.png"/>
+                    <pic:cNvPicPr preferRelativeResize="0"/>
+                  </pic:nvPicPr>
+                  <pic:blipFill>
+                    <a:blip r:embed="rId17"/>
+                    <a:srcRect b="0" l="0" r="0" t="0"/>
+                    <a:stretch>
+                      <a:fillRect/>
+                    </a:stretch>
+                  </pic:blipFill>
+                  <pic:spPr>
+                    <a:xfrm>
+                      <a:off x="0" y="0"/>
+                      <a:ext cx="5943600" cy="508000"/>
+                    </a:xfrm>
+                    <a:prstGeom prst="rect"/>
+                    <a:ln/>
+                  </pic:spPr>
+                </pic:pic>
+              </a:graphicData>
+            </a:graphic>
+          </wp:inline>
+        </w:drawing>
+      </w:r>
+      <w:r>
+        <w:rPr>
+          <w:rtl w:val="0"/>
+        </w:rPr>
+      </w:r>
+    </w:p>
+    <w:p>
+      <w:pPr>
+        <w:numPr>
+          <w:ilvl w:val="0"/>
+          <w:numId w:val="12"/>
+        </w:numPr>
+        <w:ind w:left="720" w:hanging="360"/>
+      </w:pPr>
+      <w:r>
+        <w:rPr>
+          <w:rtl w:val="0"/>
+        </w:rPr>
+        <w:t xml:space="preserve">short data type</w:t>
+      </w:r>
+    </w:p>
+    <w:p>
+      <w:pPr>
+        <w:numPr>
+          <w:ilvl w:val="0"/>
+          <w:numId w:val="23"/>
+        </w:numPr>
+        <w:ind w:left="1440" w:hanging="360"/>
+        <w:rPr>
+          <w:u w:val="none"/>
+        </w:rPr>
+      </w:pPr>
+      <w:r>
+        <w:rPr>
+          <w:rtl w:val="0"/>
+        </w:rPr>
+        <w:t xml:space="preserve">16-bit signed two’s complement integers </w:t>
+      </w:r>
+    </w:p>
+    <w:p>
+      <w:pPr>
+        <w:numPr>
+          <w:ilvl w:val="0"/>
+          <w:numId w:val="23"/>
+        </w:numPr>
+        <w:ind w:left="1440" w:hanging="360"/>
+        <w:rPr>
+          <w:u w:val="none"/>
+        </w:rPr>
+      </w:pPr>
+      <w:r>
+        <w:rPr>
+          <w:rtl w:val="0"/>
+        </w:rPr>
+        <w:t xml:space="preserve">Range of values -32,768 to 32,767</w:t>
+      </w:r>
+    </w:p>
+    <w:p>
+      <w:pPr>
+        <w:numPr>
+          <w:ilvl w:val="0"/>
+          <w:numId w:val="23"/>
+        </w:numPr>
+        <w:ind w:left="1440" w:hanging="360"/>
+        <w:rPr>
+          <w:u w:val="none"/>
+        </w:rPr>
+      </w:pPr>
+      <w:r>
+        <w:rPr>
+          <w:rtl w:val="0"/>
+        </w:rPr>
+        <w:t xml:space="preserve">Default value 0. More precision than byte is required </w:t>
+      </w:r>
+    </w:p>
+    <w:p>
+      <w:pPr>
+        <w:numPr>
+          <w:ilvl w:val="0"/>
+          <w:numId w:val="23"/>
+        </w:numPr>
+        <w:ind w:left="1440" w:hanging="360"/>
+        <w:rPr>
+          <w:u w:val="none"/>
+        </w:rPr>
+      </w:pPr>
+      <w:r>
+        <w:rPr>
+          <w:rtl w:val="0"/>
+        </w:rPr>
+        <w:t xml:space="preserve">Example: short s = 22,948 short r = -2020</w:t>
+      </w:r>
+    </w:p>
+    <w:p>
+      <w:pPr>
+        <w:numPr>
+          <w:ilvl w:val="0"/>
+          <w:numId w:val="12"/>
+        </w:numPr>
+        <w:ind w:left="720" w:hanging="360"/>
+      </w:pPr>
+      <w:r>
+        <w:rPr>
+          <w:rtl w:val="0"/>
+        </w:rPr>
+        <w:t xml:space="preserve">int data type</w:t>
+      </w:r>
+    </w:p>
+    <w:p>
+      <w:pPr>
+        <w:numPr>
+          <w:ilvl w:val="0"/>
+          <w:numId w:val="16"/>
+        </w:numPr>
+        <w:ind w:left="1440" w:hanging="360"/>
+        <w:rPr>
+          <w:u w:val="none"/>
+        </w:rPr>
+      </w:pPr>
+      <w:r>
+        <w:rPr>
+          <w:rtl w:val="0"/>
+        </w:rPr>
+        <w:t xml:space="preserve">32-bit signed two’s complement integers</w:t>
+      </w:r>
+    </w:p>
+    <w:p>
+      <w:pPr>
+        <w:numPr>
+          <w:ilvl w:val="0"/>
+          <w:numId w:val="16"/>
+        </w:numPr>
+        <w:ind w:left="1440" w:hanging="360"/>
+        <w:rPr>
+          <w:u w:val="none"/>
+        </w:rPr>
+      </w:pPr>
+      <w:r>
+        <w:rPr>
+          <w:rtl w:val="0"/>
+        </w:rPr>
+        <w:t xml:space="preserve">Range of values -2,147,483,648 to 2,147,483,647</w:t>
+      </w:r>
+    </w:p>
+    <w:p>
+      <w:pPr>
+        <w:numPr>
+          <w:ilvl w:val="0"/>
+          <w:numId w:val="16"/>
+        </w:numPr>
+        <w:ind w:left="1440" w:hanging="360"/>
+        <w:rPr>
+          <w:u w:val="none"/>
+        </w:rPr>
+      </w:pPr>
+      <w:r>
+        <w:rPr>
+          <w:rtl w:val="0"/>
+        </w:rPr>
+        <w:t xml:space="preserve">Default value 0. Typically used to store whole numbers without decimal points</w:t>
+      </w:r>
+    </w:p>
+    <w:p>
+      <w:pPr>
+        <w:numPr>
+          <w:ilvl w:val="0"/>
+          <w:numId w:val="16"/>
+        </w:numPr>
+        <w:ind w:left="1440" w:hanging="360"/>
+        <w:rPr>
+          <w:u w:val="none"/>
+        </w:rPr>
+      </w:pPr>
+      <w:r>
+        <w:rPr>
+          <w:rtl w:val="0"/>
+        </w:rPr>
+        <w:t xml:space="preserve">Example: int a = 1000000 int b = -200000</w:t>
+      </w:r>
+    </w:p>
+    <w:p>
+      <w:pPr>
+        <w:numPr>
+          <w:ilvl w:val="0"/>
+          <w:numId w:val="12"/>
+        </w:numPr>
+        <w:ind w:left="720" w:hanging="360"/>
+      </w:pPr>
+      <w:r>
+        <w:rPr>
+          <w:rtl w:val="0"/>
+        </w:rPr>
+        <w:t xml:space="preserve">long data type</w:t>
+      </w:r>
+    </w:p>
+    <w:p>
+      <w:pPr>
+        <w:numPr>
+          <w:ilvl w:val="0"/>
+          <w:numId w:val="18"/>
+        </w:numPr>
+        <w:ind w:left="1440" w:hanging="360"/>
+        <w:rPr>
+          <w:u w:val="none"/>
+        </w:rPr>
+      </w:pPr>
+      <w:r>
+        <w:rPr>
+          <w:rtl w:val="0"/>
+        </w:rPr>
+        <w:t xml:space="preserve">64-bit signed two’s complement integers</w:t>
+      </w:r>
+    </w:p>
+    <w:p>
+      <w:pPr>
+        <w:numPr>
+          <w:ilvl w:val="0"/>
+          <w:numId w:val="18"/>
+        </w:numPr>
+        <w:ind w:left="1440" w:hanging="360"/>
+        <w:rPr>
+          <w:u w:val="none"/>
+        </w:rPr>
+      </w:pPr>
+      <w:r>
+        <w:rPr>
+          <w:rtl w:val="0"/>
+        </w:rPr>
+        <w:t xml:space="preserve">Range of values -9,223,372,036,854,775,808 to 9,223,372,036,854,775,807</w:t>
+      </w:r>
+    </w:p>
+    <w:p>
+      <w:pPr>
+        <w:numPr>
+          <w:ilvl w:val="0"/>
+          <w:numId w:val="18"/>
+        </w:numPr>
+        <w:ind w:left="1440" w:hanging="360"/>
+        <w:rPr>
+          <w:u w:val="none"/>
+        </w:rPr>
+      </w:pPr>
+      <w:r>
+        <w:rPr>
+          <w:rtl w:val="0"/>
+        </w:rPr>
+        <w:t xml:space="preserve">Default value 0.0F</w:t>
+      </w:r>
+    </w:p>
+    <w:p>
+      <w:pPr>
+        <w:numPr>
+          <w:ilvl w:val="0"/>
+          <w:numId w:val="18"/>
+        </w:numPr>
+        <w:ind w:left="1440" w:hanging="360"/>
+        <w:rPr>
+          <w:u w:val="none"/>
+        </w:rPr>
+      </w:pPr>
+      <w:r>
+        <w:rPr>
+          <w:rtl w:val="0"/>
+        </w:rPr>
+        <w:t xml:space="preserve">Example: long a = 100000L long b = -200000L</w:t>
+      </w:r>
+    </w:p>
+    <w:p>
+      <w:pPr>
+        <w:numPr>
+          <w:ilvl w:val="0"/>
+          <w:numId w:val="12"/>
+        </w:numPr>
+        <w:ind w:left="720" w:hanging="360"/>
+      </w:pPr>
+      <w:r>
+        <w:rPr>
+          <w:rtl w:val="0"/>
+        </w:rPr>
+        <w:t xml:space="preserve">float data type</w:t>
+      </w:r>
+    </w:p>
+    <w:p>
+      <w:pPr>
+        <w:numPr>
+          <w:ilvl w:val="0"/>
+          <w:numId w:val="7"/>
+        </w:numPr>
+        <w:ind w:left="1440" w:hanging="360"/>
+        <w:rPr>
+          <w:u w:val="none"/>
+        </w:rPr>
+      </w:pPr>
+      <w:r>
+        <w:rPr>
+          <w:b w:val="1"/>
+          <w:rtl w:val="0"/>
+        </w:rPr>
+        <w:t xml:space="preserve">Single</w:t>
+      </w:r>
+      <w:r>
+        <w:rPr>
+          <w:rtl w:val="0"/>
+        </w:rPr>
+        <w:t xml:space="preserve">-precision 32-bit </w:t>
+      </w:r>
+      <w:r>
+        <w:rPr>
+          <w:highlight w:val="white"/>
+          <w:rtl w:val="0"/>
+        </w:rPr>
+        <w:t xml:space="preserve">IEEE 754 floating-point numbers</w:t>
+      </w:r>
+    </w:p>
+    <w:p>
+      <w:pPr>
+        <w:numPr>
+          <w:ilvl w:val="0"/>
+          <w:numId w:val="7"/>
+        </w:numPr>
+        <w:ind w:left="1440" w:hanging="360"/>
+        <w:rPr>
+          <w:highlight w:val="white"/>
+          <w:u w:val="none"/>
+        </w:rPr>
+      </w:pPr>
+      <w:r>
+        <w:rPr>
+          <w:highlight w:val="white"/>
+          <w:rtl w:val="0"/>
+        </w:rPr>
+        <w:t xml:space="preserve">Wide range of decimal values</w:t>
+      </w:r>
+    </w:p>
+    <w:p>
+      <w:pPr>
+        <w:numPr>
+          <w:ilvl w:val="0"/>
+          <w:numId w:val="7"/>
+        </w:numPr>
+        <w:ind w:left="1440" w:hanging="360"/>
+        <w:rPr>
+          <w:highlight w:val="white"/>
+          <w:u w:val="none"/>
+        </w:rPr>
+      </w:pPr>
+      <w:r>
+        <w:rPr>
+          <w:highlight w:val="white"/>
+          <w:rtl w:val="0"/>
+        </w:rPr>
+        <w:t xml:space="preserve">Example: float f1 = 234.5f</w:t>
+      </w:r>
+      <w:r>
+        <w:rPr>
+          <w:rtl w:val="0"/>
+        </w:rPr>
+      </w:r>
+    </w:p>
+    <w:p>
+      <w:pPr>
+        <w:numPr>
+          <w:ilvl w:val="0"/>
+          <w:numId w:val="12"/>
+        </w:numPr>
+        <w:ind w:left="720" w:hanging="360"/>
+      </w:pPr>
+      <w:r>
+        <w:rPr>
+          <w:rtl w:val="0"/>
+        </w:rPr>
+        <w:t xml:space="preserve">double data type</w:t>
       </w:r>
     </w:p>
     <w:p>
@@ -1968,13 +2674,23 @@
           <w:ilvl w:val="0"/>
           <w:numId w:val="8"/>
         </w:numPr>
-        <w:ind w:left="720" w:hanging="360"/>
-      </w:pPr>
-      <w:r>
-        <w:rPr>
-          <w:rtl w:val="0"/>
-        </w:rPr>
-        <w:t xml:space="preserve">byte data type</w:t>
+        <w:ind w:left="1440" w:hanging="360"/>
+        <w:rPr/>
+      </w:pPr>
+      <w:r>
+        <w:rPr>
+          <w:b w:val="1"/>
+          <w:highlight w:val="white"/>
+          <w:rtl w:val="0"/>
+        </w:rPr>
+        <w:t xml:space="preserve">double</w:t>
+      </w:r>
+      <w:r>
+        <w:rPr>
+          <w:highlight w:val="white"/>
+          <w:rtl w:val="0"/>
+        </w:rPr>
+        <w:t xml:space="preserve">-precision 64-bit IEEE 754 floating-point numbers.</w:t>
       </w:r>
     </w:p>
     <w:p>
@@ -1983,13 +2699,18 @@
           <w:ilvl w:val="0"/>
           <w:numId w:val="8"/>
         </w:numPr>
-        <w:ind w:left="720" w:hanging="360"/>
-      </w:pPr>
-      <w:r>
-        <w:rPr>
-          <w:rtl w:val="0"/>
-        </w:rPr>
-        <w:t xml:space="preserve">char data type</w:t>
+        <w:ind w:left="1440" w:hanging="360"/>
+        <w:rPr>
+          <w:highlight w:val="white"/>
+          <w:u w:val="none"/>
+        </w:rPr>
+      </w:pPr>
+      <w:r>
+        <w:rPr>
+          <w:highlight w:val="white"/>
+          <w:rtl w:val="0"/>
+        </w:rPr>
+        <w:t xml:space="preserve">Default value 0.0d</w:t>
       </w:r>
     </w:p>
     <w:p>
@@ -1998,13 +2719,18 @@
           <w:ilvl w:val="0"/>
           <w:numId w:val="8"/>
         </w:numPr>
-        <w:ind w:left="720" w:hanging="360"/>
-      </w:pPr>
-      <w:r>
-        <w:rPr>
-          <w:rtl w:val="0"/>
-        </w:rPr>
-        <w:t xml:space="preserve">short data type</w:t>
+        <w:ind w:left="1440" w:hanging="360"/>
+        <w:rPr>
+          <w:highlight w:val="white"/>
+          <w:u w:val="none"/>
+        </w:rPr>
+      </w:pPr>
+      <w:r>
+        <w:rPr>
+          <w:highlight w:val="white"/>
+          <w:rtl w:val="0"/>
+        </w:rPr>
+        <w:t xml:space="preserve">Wider range of decimal values than float</w:t>
       </w:r>
     </w:p>
     <w:p>
@@ -2013,20 +2739,132 @@
           <w:ilvl w:val="0"/>
           <w:numId w:val="8"/>
         </w:numPr>
+        <w:ind w:left="1440" w:hanging="360"/>
+        <w:rPr>
+          <w:highlight w:val="white"/>
+          <w:u w:val="none"/>
+        </w:rPr>
+      </w:pPr>
+      <w:r>
+        <w:rPr>
+          <w:highlight w:val="white"/>
+          <w:rtl w:val="0"/>
+        </w:rPr>
+        <w:t xml:space="preserve">Example: double d1 = 12.1234567890</w:t>
+      </w:r>
+    </w:p>
+    <w:p>
+      <w:pPr>
+        <w:rPr>
+          <w:highlight w:val="white"/>
+        </w:rPr>
+      </w:pPr>
+      <w:r>
+        <w:rPr>
+          <w:rtl w:val="0"/>
+        </w:rPr>
+      </w:r>
+    </w:p>
+    <w:p>
+      <w:pPr>
+        <w:rPr>
+          <w:highlight w:val="white"/>
+        </w:rPr>
+      </w:pPr>
+      <w:r>
+        <w:rPr>
+          <w:b w:val="1"/>
+          <w:highlight w:val="white"/>
+          <w:rtl w:val="0"/>
+        </w:rPr>
+        <w:t xml:space="preserve">Non-Primitive Data Types: </w:t>
+      </w:r>
+      <w:r>
+        <w:rPr>
+          <w:highlight w:val="white"/>
+          <w:rtl w:val="0"/>
+        </w:rPr>
+        <w:t xml:space="preserve">Classes, Strings, Arrays, Interfaces </w:t>
+      </w:r>
+      <w:r>
+        <w:rPr>
+          <w:rtl w:val="0"/>
+        </w:rPr>
+      </w:r>
+    </w:p>
+    <w:p>
+      <w:pPr>
+        <w:rPr/>
+      </w:pPr>
+      <w:r>
+        <w:rPr>
+          <w:rtl w:val="0"/>
+        </w:rPr>
+        <w:t xml:space="preserve">____________________________________________________________________________</w:t>
+      </w:r>
+      <w:r>
+        <w:rPr>
+          <w:rtl w:val="0"/>
+        </w:rPr>
+      </w:r>
+    </w:p>
+    <w:p>
+      <w:pPr>
+        <w:rPr/>
+      </w:pPr>
+      <w:r>
+        <w:rPr>
+          <w:rtl w:val="0"/>
+        </w:rPr>
+      </w:r>
+    </w:p>
+    <w:p>
+      <w:pPr>
+        <w:rPr>
+          <w:b w:val="1"/>
+        </w:rPr>
+      </w:pPr>
+      <w:r>
+        <w:rPr>
+          <w:b w:val="1"/>
+          <w:rtl w:val="0"/>
+        </w:rPr>
+        <w:t xml:space="preserve">Class Identifier</w:t>
+      </w:r>
+    </w:p>
+    <w:p>
+      <w:pPr>
+        <w:rPr/>
+      </w:pPr>
+      <w:r>
+        <w:rPr>
+          <w:rtl w:val="0"/>
+        </w:rPr>
+      </w:r>
+    </w:p>
+    <w:p>
+      <w:pPr>
+        <w:numPr>
+          <w:ilvl w:val="0"/>
+          <w:numId w:val="24"/>
+        </w:numPr>
         <w:ind w:left="720" w:hanging="360"/>
-      </w:pPr>
-      <w:r>
-        <w:rPr>
-          <w:rtl w:val="0"/>
-        </w:rPr>
-        <w:t xml:space="preserve">int data type</w:t>
+        <w:rPr>
+          <w:u w:val="none"/>
+        </w:rPr>
+      </w:pPr>
+      <w:r>
+        <w:rPr>
+          <w:rtl w:val="0"/>
+        </w:rPr>
+        <w:t xml:space="preserve">Starts with a capital letters</w:t>
       </w:r>
     </w:p>
     <w:p>
       <w:pPr>
         <w:numPr>
           <w:ilvl w:val="0"/>
-          <w:numId w:val="8"/>
+          <w:numId w:val="24"/>
         </w:numPr>
         <w:ind w:left="720" w:hanging="360"/>
       </w:pPr>
@@ -2034,254 +2872,483 @@
         <w:rPr>
           <w:rtl w:val="0"/>
         </w:rPr>
-        <w:t xml:space="preserve">long data type</w:t>
+        <w:t xml:space="preserve">Java is case sensitive so sum(Variable), Sum(Class), SUM(Constant) are 3 </w:t>
+      </w:r>
+      <w:r>
+        <w:rPr>
+          <w:b w:val="1"/>
+          <w:rtl w:val="0"/>
+        </w:rPr>
+        <w:t xml:space="preserve">different</w:t>
+      </w:r>
+      <w:r>
+        <w:rPr>
+          <w:rtl w:val="0"/>
+        </w:rPr>
+        <w:t xml:space="preserve"> identifiers </w:t>
+      </w:r>
+    </w:p>
+    <w:p>
+      <w:pPr>
+        <w:ind w:left="0" w:firstLine="0"/>
+        <w:rPr/>
+      </w:pPr>
+      <w:r>
+        <w:rPr/>
+        <w:drawing>
+          <wp:inline distB="114300" distT="114300" distL="114300" distR="114300">
+            <wp:extent cx="5676900" cy="323850"/>
+            <wp:effectExtent b="0" l="0" r="0" t="0"/>
+            <wp:docPr id="4" name="image3.png"/>
+            <a:graphic>
+              <a:graphicData uri="http://schemas.openxmlformats.org/drawingml/2006/picture">
+                <pic:pic>
+                  <pic:nvPicPr>
+                    <pic:cNvPr id="0" name="image3.png"/>
+                    <pic:cNvPicPr preferRelativeResize="0"/>
+                  </pic:nvPicPr>
+                  <pic:blipFill>
+                    <a:blip r:embed="rId18"/>
+                    <a:srcRect b="0" l="0" r="0" t="0"/>
+                    <a:stretch>
+                      <a:fillRect/>
+                    </a:stretch>
+                  </pic:blipFill>
+                  <pic:spPr>
+                    <a:xfrm>
+                      <a:off x="0" y="0"/>
+                      <a:ext cx="5676900" cy="323850"/>
+                    </a:xfrm>
+                    <a:prstGeom prst="rect"/>
+                    <a:ln/>
+                  </pic:spPr>
+                </pic:pic>
+              </a:graphicData>
+            </a:graphic>
+          </wp:inline>
+        </w:drawing>
+      </w:r>
+      <w:r>
+        <w:rPr>
+          <w:rtl w:val="0"/>
+        </w:rPr>
+      </w:r>
+    </w:p>
+    <w:p>
+      <w:pPr>
+        <w:rPr>
+          <w:b w:val="1"/>
+        </w:rPr>
+      </w:pPr>
+      <w:r>
+        <w:rPr>
+          <w:rtl w:val="0"/>
+        </w:rPr>
+      </w:r>
+    </w:p>
+    <w:p>
+      <w:pPr>
+        <w:rPr>
+          <w:b w:val="1"/>
+        </w:rPr>
+      </w:pPr>
+      <w:r>
+        <w:rPr>
+          <w:b w:val="1"/>
+          <w:rtl w:val="0"/>
+        </w:rPr>
+        <w:t xml:space="preserve">Variables and Naming Conventions</w:t>
+      </w:r>
+    </w:p>
+    <w:p>
+      <w:pPr>
+        <w:rPr/>
+      </w:pPr>
+      <w:r>
+        <w:rPr>
+          <w:rtl w:val="0"/>
+        </w:rPr>
+        <w:t xml:space="preserve">Store a value that may change (vary), have a data type, stored in computer memory,</w:t>
+      </w:r>
+    </w:p>
+    <w:p>
+      <w:pPr>
+        <w:rPr/>
+      </w:pPr>
+      <w:r>
+        <w:rPr>
+          <w:rtl w:val="0"/>
+        </w:rPr>
+        <w:t xml:space="preserve">have scope - defines</w:t>
+      </w:r>
+    </w:p>
+    <w:p>
+      <w:pPr>
+        <w:rPr/>
+      </w:pPr>
+      <w:r>
+        <w:rPr>
+          <w:rtl w:val="0"/>
+        </w:rPr>
+        <w:t xml:space="preserve">● Naming a variable: </w:t>
+      </w:r>
+    </w:p>
+    <w:p>
+      <w:pPr>
+        <w:rPr/>
+      </w:pPr>
+      <w:r>
+        <w:rPr>
+          <w:rtl w:val="0"/>
+        </w:rPr>
+        <w:t xml:space="preserve">Use meaningful names</w:t>
+      </w:r>
+    </w:p>
+    <w:p>
+      <w:pPr>
+        <w:rPr/>
+      </w:pPr>
+      <w:r>
+        <w:rPr>
+          <w:rtl w:val="0"/>
+        </w:rPr>
+        <w:t xml:space="preserve">Begin with lowercase Multiple-word</w:t>
+      </w:r>
+    </w:p>
+    <w:p>
+      <w:pPr>
+        <w:rPr/>
+      </w:pPr>
+      <w:r>
+        <w:rPr>
+          <w:rtl w:val="0"/>
+        </w:rPr>
+        <w:t xml:space="preserve">identifiers camel case</w:t>
+      </w:r>
+    </w:p>
+    <w:p>
+      <w:pPr>
+        <w:rPr/>
+      </w:pPr>
+      <w:r>
+        <w:rPr>
+          <w:rtl w:val="0"/>
+        </w:rPr>
+      </w:r>
+    </w:p>
+    <w:p>
+      <w:pPr>
+        <w:rPr/>
+      </w:pPr>
+      <w:r>
+        <w:rPr>
+          <w:rtl w:val="0"/>
+        </w:rPr>
+        <w:t xml:space="preserve">Example: myName = Alexis;</w:t>
+      </w:r>
+    </w:p>
+    <w:p>
+      <w:pPr>
+        <w:rPr/>
+      </w:pPr>
+      <w:r>
+        <w:rPr>
+          <w:rtl w:val="0"/>
+        </w:rPr>
+      </w:r>
+    </w:p>
+    <w:p>
+      <w:pPr>
+        <w:rPr/>
+      </w:pPr>
+      <w:r>
+        <w:rPr>
+          <w:rtl w:val="0"/>
+        </w:rPr>
+        <w:t xml:space="preserve">● Declare and Initialize: can declare</w:t>
+      </w:r>
+    </w:p>
+    <w:p>
+      <w:pPr>
+        <w:rPr/>
+      </w:pPr>
+      <w:r>
+        <w:rPr>
+          <w:rtl w:val="0"/>
+        </w:rPr>
+        <w:t xml:space="preserve">and initialize variables in one step</w:t>
+      </w:r>
+    </w:p>
+    <w:p>
+      <w:pPr>
+        <w:rPr/>
+      </w:pPr>
+      <w:r>
+        <w:rPr>
+          <w:rtl w:val="0"/>
+        </w:rPr>
+        <w:t xml:space="preserve">Declare variables by defining what data type (amount of memory needed to store the</w:t>
+      </w:r>
+    </w:p>
+    <w:p>
+      <w:pPr>
+        <w:rPr/>
+      </w:pPr>
+      <w:r>
+        <w:rPr>
+          <w:rtl w:val="0"/>
+        </w:rPr>
+        <w:t xml:space="preserve">value)</w:t>
+      </w:r>
+    </w:p>
+    <w:p>
+      <w:pPr>
+        <w:rPr/>
+      </w:pPr>
+      <w:r>
+        <w:rPr>
+          <w:rtl w:val="0"/>
+        </w:rPr>
+        <w:t xml:space="preserve">Initializing a variable: assign an initial value to the variable (before it is used at all).</w:t>
+      </w:r>
+    </w:p>
+    <w:p>
+      <w:pPr>
+        <w:rPr/>
+      </w:pPr>
+      <w:r>
+        <w:rPr/>
+        <w:drawing>
+          <wp:inline distB="114300" distT="114300" distL="114300" distR="114300">
+            <wp:extent cx="2190750" cy="266700"/>
+            <wp:effectExtent b="0" l="0" r="0" t="0"/>
+            <wp:docPr id="1" name="image2.png"/>
+            <a:graphic>
+              <a:graphicData uri="http://schemas.openxmlformats.org/drawingml/2006/picture">
+                <pic:pic>
+                  <pic:nvPicPr>
+                    <pic:cNvPr id="0" name="image2.png"/>
+                    <pic:cNvPicPr preferRelativeResize="0"/>
+                  </pic:nvPicPr>
+                  <pic:blipFill>
+                    <a:blip r:embed="rId19"/>
+                    <a:srcRect b="0" l="0" r="0" t="0"/>
+                    <a:stretch>
+                      <a:fillRect/>
+                    </a:stretch>
+                  </pic:blipFill>
+                  <pic:spPr>
+                    <a:xfrm>
+                      <a:off x="0" y="0"/>
+                      <a:ext cx="2190750" cy="266700"/>
+                    </a:xfrm>
+                    <a:prstGeom prst="rect"/>
+                    <a:ln/>
+                  </pic:spPr>
+                </pic:pic>
+              </a:graphicData>
+            </a:graphic>
+          </wp:inline>
+        </w:drawing>
+      </w:r>
+      <w:r>
+        <w:rPr>
+          <w:rtl w:val="0"/>
+        </w:rPr>
+      </w:r>
+    </w:p>
+    <w:p>
+      <w:pPr>
+        <w:rPr/>
+      </w:pPr>
+      <w:r>
+        <w:rPr>
+          <w:rtl w:val="0"/>
+        </w:rPr>
+        <w:t xml:space="preserve">Declare int into quiz1 and initialize 10 into the variable</w:t>
+      </w:r>
+    </w:p>
+    <w:p>
+      <w:pPr>
+        <w:pStyle w:val="Heading2"/>
+        <w:rPr>
+          <w:rFonts w:ascii="Trebuchet MS" w:cs="Trebuchet MS" w:eastAsia="Trebuchet MS" w:hAnsi="Trebuchet MS"/>
+          <w:b w:val="1"/>
+          <w:sz w:val="26"/>
+          <w:szCs w:val="26"/>
+        </w:rPr>
+      </w:pPr>
+      <w:bookmarkStart w:colFirst="0" w:colLast="0" w:name="_iz3guxz9dbdn" w:id="8"/>
+      <w:bookmarkEnd w:id="8"/>
+      <w:r>
+        <w:rPr>
+          <w:rFonts w:ascii="Trebuchet MS" w:cs="Trebuchet MS" w:eastAsia="Trebuchet MS" w:hAnsi="Trebuchet MS"/>
+          <w:b w:val="1"/>
+          <w:sz w:val="26"/>
+          <w:szCs w:val="26"/>
+          <w:rtl w:val="0"/>
+        </w:rPr>
+        <w:t xml:space="preserve">Constants</w:t>
       </w:r>
     </w:p>
     <w:p>
       <w:pPr>
         <w:numPr>
           <w:ilvl w:val="0"/>
-          <w:numId w:val="8"/>
-        </w:numPr>
+          <w:numId w:val="6"/>
+        </w:numPr>
+        <w:spacing w:line="240" w:lineRule="auto"/>
         <w:ind w:left="720" w:hanging="360"/>
-      </w:pPr>
-      <w:r>
-        <w:rPr>
-          <w:rtl w:val="0"/>
-        </w:rPr>
-        <w:t xml:space="preserve">float data type</w:t>
+        <w:rPr>
+          <w:rFonts w:ascii="Droid Sans" w:cs="Droid Sans" w:eastAsia="Droid Sans" w:hAnsi="Droid Sans"/>
+          <w:u w:val="none"/>
+        </w:rPr>
+      </w:pPr>
+      <w:r>
+        <w:rPr>
+          <w:rFonts w:ascii="Droid Sans" w:cs="Droid Sans" w:eastAsia="Droid Sans" w:hAnsi="Droid Sans"/>
+          <w:rtl w:val="0"/>
+        </w:rPr>
+        <w:t xml:space="preserve">A variable that </w:t>
+      </w:r>
+      <w:r>
+        <w:rPr>
+          <w:rFonts w:ascii="Droid Sans" w:cs="Droid Sans" w:eastAsia="Droid Sans" w:hAnsi="Droid Sans"/>
+          <w:b w:val="1"/>
+          <w:rtl w:val="0"/>
+        </w:rPr>
+        <w:t xml:space="preserve">doesn’t</w:t>
+      </w:r>
+      <w:r>
+        <w:rPr>
+          <w:rFonts w:ascii="Droid Sans" w:cs="Droid Sans" w:eastAsia="Droid Sans" w:hAnsi="Droid Sans"/>
+          <w:rtl w:val="0"/>
+        </w:rPr>
+        <w:t xml:space="preserve"> change when the program runs </w:t>
       </w:r>
     </w:p>
     <w:p>
       <w:pPr>
         <w:numPr>
           <w:ilvl w:val="0"/>
-          <w:numId w:val="8"/>
-        </w:numPr>
+          <w:numId w:val="6"/>
+        </w:numPr>
+        <w:spacing w:line="240" w:lineRule="auto"/>
         <w:ind w:left="720" w:hanging="360"/>
-      </w:pPr>
-      <w:r>
-        <w:rPr>
-          <w:rtl w:val="0"/>
-        </w:rPr>
-        <w:t xml:space="preserve">double data type</w:t>
-      </w:r>
-    </w:p>
-    <w:p>
-      <w:pPr>
-        <w:rPr/>
-      </w:pPr>
-      <w:r>
-        <w:rPr>
-          <w:rtl w:val="0"/>
-        </w:rPr>
-      </w:r>
-    </w:p>
-    <w:p>
-      <w:pPr>
-        <w:rPr>
+        <w:rPr>
+          <w:rFonts w:ascii="Droid Sans" w:cs="Droid Sans" w:eastAsia="Droid Sans" w:hAnsi="Droid Sans"/>
+          <w:u w:val="none"/>
+        </w:rPr>
+      </w:pPr>
+      <w:r>
+        <w:rPr>
+          <w:rFonts w:ascii="Droid Sans" w:cs="Droid Sans" w:eastAsia="Droid Sans" w:hAnsi="Droid Sans"/>
+          <w:rtl w:val="0"/>
+        </w:rPr>
+        <w:t xml:space="preserve">Usually written all uppercase with an underscore gap/s to separate words</w:t>
+      </w:r>
+    </w:p>
+    <w:p>
+      <w:pPr>
+        <w:numPr>
+          <w:ilvl w:val="0"/>
+          <w:numId w:val="6"/>
+        </w:numPr>
+        <w:spacing w:line="240" w:lineRule="auto"/>
+        <w:ind w:left="720" w:hanging="360"/>
+        <w:rPr>
+          <w:rFonts w:ascii="Droid Sans" w:cs="Droid Sans" w:eastAsia="Droid Sans" w:hAnsi="Droid Sans"/>
+          <w:u w:val="none"/>
+        </w:rPr>
+      </w:pPr>
+      <w:r>
+        <w:rPr>
+          <w:rtl w:val="0"/>
+        </w:rPr>
+      </w:r>
+    </w:p>
+    <w:p>
+      <w:pPr>
+        <w:spacing w:line="240" w:lineRule="auto"/>
+        <w:rPr>
+          <w:rFonts w:ascii="Droid Sans" w:cs="Droid Sans" w:eastAsia="Droid Sans" w:hAnsi="Droid Sans"/>
+        </w:rPr>
+      </w:pPr>
+      <w:r>
+        <w:rPr>
+          <w:rFonts w:ascii="Droid Sans" w:cs="Droid Sans" w:eastAsia="Droid Sans" w:hAnsi="Droid Sans"/>
+        </w:rPr>
+        <w:drawing>
+          <wp:inline distB="114300" distT="114300" distL="114300" distR="114300">
+            <wp:extent cx="5943600" cy="482600"/>
+            <wp:effectExtent b="0" l="0" r="0" t="0"/>
+            <wp:docPr id="6" name="image1.png"/>
+            <a:graphic>
+              <a:graphicData uri="http://schemas.openxmlformats.org/drawingml/2006/picture">
+                <pic:pic>
+                  <pic:nvPicPr>
+                    <pic:cNvPr id="0" name="image1.png"/>
+                    <pic:cNvPicPr preferRelativeResize="0"/>
+                  </pic:nvPicPr>
+                  <pic:blipFill>
+                    <a:blip r:embed="rId20"/>
+                    <a:srcRect b="0" l="0" r="0" t="0"/>
+                    <a:stretch>
+                      <a:fillRect/>
+                    </a:stretch>
+                  </pic:blipFill>
+                  <pic:spPr>
+                    <a:xfrm>
+                      <a:off x="0" y="0"/>
+                      <a:ext cx="5943600" cy="482600"/>
+                    </a:xfrm>
+                    <a:prstGeom prst="rect"/>
+                    <a:ln/>
+                  </pic:spPr>
+                </pic:pic>
+              </a:graphicData>
+            </a:graphic>
+          </wp:inline>
+        </w:drawing>
+      </w:r>
+      <w:r>
+        <w:rPr>
+          <w:rtl w:val="0"/>
+        </w:rPr>
+      </w:r>
+    </w:p>
+    <w:p>
+      <w:pPr>
+        <w:spacing w:line="240" w:lineRule="auto"/>
+        <w:rPr>
+          <w:rFonts w:ascii="Droid Sans" w:cs="Droid Sans" w:eastAsia="Droid Sans" w:hAnsi="Droid Sans"/>
+        </w:rPr>
+      </w:pPr>
+      <w:r>
+        <w:rPr>
+          <w:rtl w:val="0"/>
+        </w:rPr>
+      </w:r>
+    </w:p>
+    <w:p>
+      <w:pPr>
+        <w:pStyle w:val="Heading2"/>
+        <w:spacing w:after="0" w:before="200" w:line="240" w:lineRule="auto"/>
+        <w:rPr>
+          <w:rFonts w:ascii="Trebuchet MS" w:cs="Trebuchet MS" w:eastAsia="Trebuchet MS" w:hAnsi="Trebuchet MS"/>
           <w:b w:val="1"/>
-        </w:rPr>
-      </w:pPr>
-      <w:r>
-        <w:rPr>
-          <w:b w:val="1"/>
-          <w:rtl w:val="0"/>
-        </w:rPr>
-        <w:t xml:space="preserve">Variables and Naming Conventions</w:t>
-      </w:r>
-    </w:p>
-    <w:p>
-      <w:pPr>
-        <w:rPr/>
-      </w:pPr>
-      <w:r>
-        <w:rPr>
-          <w:rtl w:val="0"/>
-        </w:rPr>
-        <w:t xml:space="preserve">Store a value that may change (vary), have a data type, stored in computer memory,</w:t>
-      </w:r>
-    </w:p>
-    <w:p>
-      <w:pPr>
-        <w:rPr/>
-      </w:pPr>
-      <w:r>
-        <w:rPr>
-          <w:rtl w:val="0"/>
-        </w:rPr>
-        <w:t xml:space="preserve">have scope - defines</w:t>
-      </w:r>
-    </w:p>
-    <w:p>
-      <w:pPr>
-        <w:rPr/>
-      </w:pPr>
-      <w:r>
-        <w:rPr>
-          <w:rtl w:val="0"/>
-        </w:rPr>
-        <w:t xml:space="preserve">● Naming a variable:</w:t>
-      </w:r>
-    </w:p>
-    <w:p>
-      <w:pPr>
-        <w:rPr/>
-      </w:pPr>
-      <w:r>
-        <w:rPr>
-          <w:rtl w:val="0"/>
-        </w:rPr>
-        <w:t xml:space="preserve">Use meaningful names</w:t>
-      </w:r>
-    </w:p>
-    <w:p>
-      <w:pPr>
-        <w:rPr/>
-      </w:pPr>
-      <w:r>
-        <w:rPr>
-          <w:rtl w:val="0"/>
-        </w:rPr>
-        <w:t xml:space="preserve">Begin with lowercase Multiple-word</w:t>
-      </w:r>
-    </w:p>
-    <w:p>
-      <w:pPr>
-        <w:rPr/>
-      </w:pPr>
-      <w:r>
-        <w:rPr>
-          <w:rtl w:val="0"/>
-        </w:rPr>
-        <w:t xml:space="preserve">identifiers camel case</w:t>
-      </w:r>
-    </w:p>
-    <w:p>
-      <w:pPr>
-        <w:rPr/>
-      </w:pPr>
-      <w:r>
-        <w:rPr>
-          <w:rtl w:val="0"/>
-        </w:rPr>
-      </w:r>
-    </w:p>
-    <w:p>
-      <w:pPr>
-        <w:rPr/>
-      </w:pPr>
-      <w:r>
-        <w:rPr>
-          <w:rtl w:val="0"/>
-        </w:rPr>
-        <w:t xml:space="preserve">● Declare and Initialize: can declare</w:t>
-      </w:r>
-    </w:p>
-    <w:p>
-      <w:pPr>
-        <w:rPr/>
-      </w:pPr>
-      <w:r>
-        <w:rPr>
-          <w:rtl w:val="0"/>
-        </w:rPr>
-        <w:t xml:space="preserve">and initialize variables in one step</w:t>
-      </w:r>
-    </w:p>
-    <w:p>
-      <w:pPr>
-        <w:rPr/>
-      </w:pPr>
-      <w:r>
-        <w:rPr>
-          <w:rtl w:val="0"/>
-        </w:rPr>
-        <w:t xml:space="preserve">Declare variables by defining what data type (amount of memory needed to store the</w:t>
-      </w:r>
-    </w:p>
-    <w:p>
-      <w:pPr>
-        <w:rPr/>
-      </w:pPr>
-      <w:r>
-        <w:rPr>
-          <w:rtl w:val="0"/>
-        </w:rPr>
-        <w:t xml:space="preserve">value)</w:t>
-      </w:r>
-    </w:p>
-    <w:p>
-      <w:pPr>
-        <w:rPr/>
-      </w:pPr>
-      <w:r>
-        <w:rPr>
-          <w:rtl w:val="0"/>
-        </w:rPr>
-        <w:t xml:space="preserve">Initializing a variable: assign an initial value to variable (before it is used at all).</w:t>
-      </w:r>
-    </w:p>
-    <w:p>
-      <w:pPr>
-        <w:pStyle w:val="Heading3"/>
-        <w:rPr/>
-      </w:pPr>
-      <w:bookmarkStart w:colFirst="0" w:colLast="0" w:name="_3eowzi4nwszs" w:id="8"/>
-      <w:bookmarkEnd w:id="8"/>
-      <w:r>
-        <w:rPr>
-          <w:rtl w:val="0"/>
-        </w:rPr>
-      </w:r>
-    </w:p>
-    <w:p>
-      <w:pPr>
-        <w:rPr/>
-      </w:pPr>
-      <w:r>
-        <w:rPr>
-          <w:rtl w:val="0"/>
-        </w:rPr>
-      </w:r>
-    </w:p>
-    <w:p>
-      <w:pPr>
-        <w:rPr>
-          <w:b w:val="1"/>
-        </w:rPr>
-      </w:pPr>
-      <w:r>
-        <w:rPr>
-          <w:b w:val="1"/>
-          <w:rtl w:val="0"/>
-        </w:rPr>
-        <w:t xml:space="preserve">Constants</w:t>
-      </w:r>
-    </w:p>
-    <w:p>
-      <w:pPr>
-        <w:spacing w:line="240" w:lineRule="auto"/>
-        <w:rPr>
-          <w:rFonts w:ascii="Droid Sans" w:cs="Droid Sans" w:eastAsia="Droid Sans" w:hAnsi="Droid Sans"/>
-        </w:rPr>
-      </w:pPr>
-      <w:r>
-        <w:rPr>
-          <w:rtl w:val="0"/>
-        </w:rPr>
-      </w:r>
-    </w:p>
-    <w:p>
-      <w:pPr>
-        <w:pStyle w:val="Heading2"/>
-        <w:spacing w:line="240" w:lineRule="auto"/>
-        <w:rPr/>
+          <w:sz w:val="26"/>
+          <w:szCs w:val="26"/>
+        </w:rPr>
       </w:pPr>
       <w:bookmarkStart w:colFirst="0" w:colLast="0" w:name="_ekcaf49ktnl3" w:id="9"/>
       <w:bookmarkEnd w:id="9"/>
       <w:r>
         <w:rPr>
+          <w:rFonts w:ascii="Trebuchet MS" w:cs="Trebuchet MS" w:eastAsia="Trebuchet MS" w:hAnsi="Trebuchet MS"/>
+          <w:b w:val="1"/>
+          <w:sz w:val="26"/>
+          <w:szCs w:val="26"/>
           <w:rtl w:val="0"/>
         </w:rPr>
         <w:t xml:space="preserve">Arithmetic Operators and Combined Assignment Operators </w:t>
@@ -2313,13 +3380,22 @@
     <w:p>
       <w:pPr>
         <w:pStyle w:val="Heading2"/>
-        <w:spacing w:line="240" w:lineRule="auto"/>
-        <w:rPr/>
+        <w:spacing w:after="0" w:before="200" w:line="240" w:lineRule="auto"/>
+        <w:rPr>
+          <w:rFonts w:ascii="Trebuchet MS" w:cs="Trebuchet MS" w:eastAsia="Trebuchet MS" w:hAnsi="Trebuchet MS"/>
+          <w:b w:val="1"/>
+          <w:sz w:val="26"/>
+          <w:szCs w:val="26"/>
+        </w:rPr>
       </w:pPr>
       <w:bookmarkStart w:colFirst="0" w:colLast="0" w:name="_t5qvme324700" w:id="10"/>
       <w:bookmarkEnd w:id="10"/>
       <w:r>
         <w:rPr>
+          <w:rFonts w:ascii="Trebuchet MS" w:cs="Trebuchet MS" w:eastAsia="Trebuchet MS" w:hAnsi="Trebuchet MS"/>
+          <w:b w:val="1"/>
+          <w:sz w:val="26"/>
+          <w:szCs w:val="26"/>
           <w:rtl w:val="0"/>
         </w:rPr>
         <w:t xml:space="preserve">Memory Allocation, Conversion and Casting</w:t>
@@ -2337,13 +3413,227 @@
     </w:p>
     <w:p>
       <w:pPr>
+        <w:rPr/>
+      </w:pPr>
+      <w:r>
+        <w:rPr>
+          <w:rtl w:val="0"/>
+        </w:rPr>
+        <w:t xml:space="preserve">Memory is allocated to a location in a unique address to store variable’s value</w:t>
+      </w:r>
+    </w:p>
+    <w:p>
+      <w:pPr>
+        <w:rPr/>
+      </w:pPr>
+      <w:r>
+        <w:rPr>
+          <w:rtl w:val="0"/>
+        </w:rPr>
+      </w:r>
+    </w:p>
+    <w:p>
+      <w:pPr>
+        <w:rPr/>
+      </w:pPr>
+      <w:r>
+        <w:rPr>
+          <w:rtl w:val="0"/>
+        </w:rPr>
+        <w:t xml:space="preserve">Double classPart = 90.2</w:t>
+      </w:r>
+    </w:p>
+    <w:p>
+      <w:pPr>
+        <w:rPr/>
+      </w:pPr>
+      <w:r>
+        <w:rPr>
+          <w:rtl w:val="0"/>
+        </w:rPr>
+        <w:t xml:space="preserve">Allocate memory for double, identifier needs a value, 90.2 initialized variable </w:t>
+      </w:r>
+    </w:p>
+    <w:p>
+      <w:pPr>
+        <w:rPr/>
+      </w:pPr>
+      <w:r>
+        <w:rPr>
+          <w:rtl w:val="0"/>
+        </w:rPr>
+      </w:r>
+    </w:p>
+    <w:p>
+      <w:pPr>
+        <w:rPr>
+          <w:b w:val="1"/>
+        </w:rPr>
+      </w:pPr>
+      <w:r>
+        <w:rPr>
+          <w:b w:val="1"/>
+          <w:rtl w:val="0"/>
+        </w:rPr>
+        <w:t xml:space="preserve">Implicit Casting</w:t>
+      </w:r>
+    </w:p>
+    <w:p>
+      <w:pPr>
+        <w:numPr>
+          <w:ilvl w:val="0"/>
+          <w:numId w:val="19"/>
+        </w:numPr>
+        <w:ind w:left="720" w:hanging="360"/>
+        <w:rPr>
+          <w:u w:val="none"/>
+        </w:rPr>
+      </w:pPr>
+      <w:r>
+        <w:rPr>
+          <w:rtl w:val="0"/>
+        </w:rPr>
+        <w:t xml:space="preserve">Casing a value with a smaller range to one with a bigger range</w:t>
+      </w:r>
+    </w:p>
+    <w:p>
+      <w:pPr>
+        <w:numPr>
+          <w:ilvl w:val="0"/>
+          <w:numId w:val="19"/>
+        </w:numPr>
+        <w:ind w:left="720" w:hanging="360"/>
+        <w:rPr>
+          <w:u w:val="none"/>
+        </w:rPr>
+      </w:pPr>
+      <w:r>
+        <w:rPr>
+          <w:rtl w:val="0"/>
+        </w:rPr>
+        <w:t xml:space="preserve">Java does this automatically</w:t>
+      </w:r>
+    </w:p>
+    <w:p>
+      <w:pPr>
+        <w:numPr>
+          <w:ilvl w:val="0"/>
+          <w:numId w:val="19"/>
+        </w:numPr>
+        <w:ind w:left="720" w:hanging="360"/>
+        <w:rPr>
+          <w:u w:val="none"/>
+        </w:rPr>
+      </w:pPr>
+      <w:r>
+        <w:rPr>
+          <w:rtl w:val="0"/>
+        </w:rPr>
+        <w:t xml:space="preserve">Example: double d = 3;</w:t>
+      </w:r>
+    </w:p>
+    <w:p>
+      <w:pPr>
+        <w:rPr/>
+      </w:pPr>
+      <w:r>
+        <w:rPr>
+          <w:rtl w:val="0"/>
+        </w:rPr>
+      </w:r>
+    </w:p>
+    <w:p>
+      <w:pPr>
+        <w:rPr>
+          <w:b w:val="1"/>
+        </w:rPr>
+      </w:pPr>
+      <w:r>
+        <w:rPr>
+          <w:b w:val="1"/>
+          <w:rtl w:val="0"/>
+        </w:rPr>
+        <w:t xml:space="preserve">Explicit Casting</w:t>
+      </w:r>
+    </w:p>
+    <w:p>
+      <w:pPr>
+        <w:numPr>
+          <w:ilvl w:val="0"/>
+          <w:numId w:val="2"/>
+        </w:numPr>
+        <w:ind w:left="720" w:hanging="360"/>
+        <w:rPr>
+          <w:u w:val="none"/>
+        </w:rPr>
+      </w:pPr>
+      <w:r>
+        <w:rPr>
+          <w:rtl w:val="0"/>
+        </w:rPr>
+        <w:t xml:space="preserve">Casting a value with a bigger range to one with a smaller range</w:t>
+      </w:r>
+    </w:p>
+    <w:p>
+      <w:pPr>
+        <w:numPr>
+          <w:ilvl w:val="0"/>
+          <w:numId w:val="2"/>
+        </w:numPr>
+        <w:ind w:left="720" w:hanging="360"/>
+        <w:rPr>
+          <w:u w:val="none"/>
+        </w:rPr>
+      </w:pPr>
+      <w:r>
+        <w:rPr>
+          <w:rtl w:val="0"/>
+        </w:rPr>
+        <w:t xml:space="preserve">Must do it explicitly because we can lose data</w:t>
+      </w:r>
+    </w:p>
+    <w:p>
+      <w:pPr>
+        <w:numPr>
+          <w:ilvl w:val="0"/>
+          <w:numId w:val="2"/>
+        </w:numPr>
+        <w:ind w:left="720" w:hanging="360"/>
+        <w:rPr>
+          <w:u w:val="none"/>
+        </w:rPr>
+      </w:pPr>
+      <w:r>
+        <w:rPr>
+          <w:rtl w:val="0"/>
+        </w:rPr>
+        <w:t xml:space="preserve">Example: int number = (int) 3.0;</w:t>
+      </w:r>
+      <w:r>
+        <w:rPr>
+          <w:rtl w:val="0"/>
+        </w:rPr>
+      </w:r>
+    </w:p>
+    <w:p>
+      <w:pPr>
         <w:pStyle w:val="Heading2"/>
-        <w:rPr/>
+        <w:spacing w:after="0" w:before="200" w:lineRule="auto"/>
+        <w:rPr>
+          <w:rFonts w:ascii="Trebuchet MS" w:cs="Trebuchet MS" w:eastAsia="Trebuchet MS" w:hAnsi="Trebuchet MS"/>
+          <w:b w:val="1"/>
+          <w:sz w:val="26"/>
+          <w:szCs w:val="26"/>
+        </w:rPr>
       </w:pPr>
       <w:bookmarkStart w:colFirst="0" w:colLast="0" w:name="_peu7sjhsw2la" w:id="11"/>
       <w:bookmarkEnd w:id="11"/>
       <w:r>
         <w:rPr>
+          <w:rFonts w:ascii="Trebuchet MS" w:cs="Trebuchet MS" w:eastAsia="Trebuchet MS" w:hAnsi="Trebuchet MS"/>
+          <w:b w:val="1"/>
+          <w:sz w:val="26"/>
+          <w:szCs w:val="26"/>
           <w:rtl w:val="0"/>
         </w:rPr>
         <w:t xml:space="preserve">Code Sample</w:t>
@@ -2417,6 +3707,41 @@
               <w:rPr/>
             </w:pPr>
             <w:r>
+              <w:rPr/>
+              <w:drawing>
+                <wp:inline distB="114300" distT="114300" distL="114300" distR="114300">
+                  <wp:extent cx="5810250" cy="5803900"/>
+                  <wp:effectExtent b="0" l="0" r="0" t="0"/>
+                  <wp:docPr id="9" name="image9.png"/>
+                  <a:graphic>
+                    <a:graphicData uri="http://schemas.openxmlformats.org/drawingml/2006/picture">
+                      <pic:pic>
+                        <pic:nvPicPr>
+                          <pic:cNvPr id="0" name="image9.png"/>
+                          <pic:cNvPicPr preferRelativeResize="0"/>
+                        </pic:nvPicPr>
+                        <pic:blipFill>
+                          <a:blip r:embed="rId21"/>
+                          <a:srcRect b="0" l="0" r="0" t="0"/>
+                          <a:stretch>
+                            <a:fillRect/>
+                          </a:stretch>
+                        </pic:blipFill>
+                        <pic:spPr>
+                          <a:xfrm>
+                            <a:off x="0" y="0"/>
+                            <a:ext cx="5810250" cy="5803900"/>
+                          </a:xfrm>
+                          <a:prstGeom prst="rect"/>
+                          <a:ln/>
+                        </pic:spPr>
+                      </pic:pic>
+                    </a:graphicData>
+                  </a:graphic>
+                </wp:inline>
+              </w:drawing>
+            </w:r>
+            <w:r>
               <w:rPr>
                 <w:rtl w:val="0"/>
               </w:rPr>
@@ -2470,12 +3795,22 @@
     <w:p>
       <w:pPr>
         <w:pStyle w:val="Heading2"/>
-        <w:rPr/>
+        <w:spacing w:after="0" w:before="200" w:lineRule="auto"/>
+        <w:rPr>
+          <w:rFonts w:ascii="Trebuchet MS" w:cs="Trebuchet MS" w:eastAsia="Trebuchet MS" w:hAnsi="Trebuchet MS"/>
+          <w:b w:val="1"/>
+          <w:sz w:val="26"/>
+          <w:szCs w:val="26"/>
+        </w:rPr>
       </w:pPr>
       <w:bookmarkStart w:colFirst="0" w:colLast="0" w:name="_9oztm0i5zl6a" w:id="12"/>
       <w:bookmarkEnd w:id="12"/>
       <w:r>
         <w:rPr>
+          <w:rFonts w:ascii="Trebuchet MS" w:cs="Trebuchet MS" w:eastAsia="Trebuchet MS" w:hAnsi="Trebuchet MS"/>
+          <w:b w:val="1"/>
+          <w:sz w:val="26"/>
+          <w:szCs w:val="26"/>
           <w:rtl w:val="0"/>
         </w:rPr>
         <w:t xml:space="preserve">ANY OTHER TOPIC?</w:t>
@@ -2494,12 +3829,20 @@
     <w:p>
       <w:pPr>
         <w:pStyle w:val="Heading1"/>
-        <w:rPr/>
+        <w:spacing w:after="0" w:before="200" w:lineRule="auto"/>
+        <w:rPr>
+          <w:rFonts w:ascii="Trebuchet MS" w:cs="Trebuchet MS" w:eastAsia="Trebuchet MS" w:hAnsi="Trebuchet MS"/>
+          <w:sz w:val="32"/>
+          <w:szCs w:val="32"/>
+        </w:rPr>
       </w:pPr>
       <w:bookmarkStart w:colFirst="0" w:colLast="0" w:name="_qke7paye0rm" w:id="13"/>
       <w:bookmarkEnd w:id="13"/>
       <w:r>
         <w:rPr>
+          <w:rFonts w:ascii="Trebuchet MS" w:cs="Trebuchet MS" w:eastAsia="Trebuchet MS" w:hAnsi="Trebuchet MS"/>
+          <w:sz w:val="32"/>
+          <w:szCs w:val="32"/>
           <w:rtl w:val="0"/>
         </w:rPr>
         <w:t xml:space="preserve">Module 2</w:t>
@@ -2551,12 +3894,20 @@
     <w:p>
       <w:pPr>
         <w:pStyle w:val="Heading1"/>
-        <w:rPr/>
+        <w:spacing w:after="0" w:before="200" w:lineRule="auto"/>
+        <w:rPr>
+          <w:rFonts w:ascii="Trebuchet MS" w:cs="Trebuchet MS" w:eastAsia="Trebuchet MS" w:hAnsi="Trebuchet MS"/>
+          <w:sz w:val="32"/>
+          <w:szCs w:val="32"/>
+        </w:rPr>
       </w:pPr>
       <w:bookmarkStart w:colFirst="0" w:colLast="0" w:name="_345uou64znum" w:id="14"/>
       <w:bookmarkEnd w:id="14"/>
       <w:r>
         <w:rPr>
+          <w:rFonts w:ascii="Trebuchet MS" w:cs="Trebuchet MS" w:eastAsia="Trebuchet MS" w:hAnsi="Trebuchet MS"/>
+          <w:sz w:val="32"/>
+          <w:szCs w:val="32"/>
           <w:rtl w:val="0"/>
         </w:rPr>
         <w:t xml:space="preserve">Module 3</w:t>
@@ -2618,12 +3969,20 @@
     <w:p>
       <w:pPr>
         <w:pStyle w:val="Heading1"/>
-        <w:rPr/>
+        <w:spacing w:after="0" w:before="200" w:lineRule="auto"/>
+        <w:rPr>
+          <w:rFonts w:ascii="Trebuchet MS" w:cs="Trebuchet MS" w:eastAsia="Trebuchet MS" w:hAnsi="Trebuchet MS"/>
+          <w:sz w:val="32"/>
+          <w:szCs w:val="32"/>
+        </w:rPr>
       </w:pPr>
       <w:bookmarkStart w:colFirst="0" w:colLast="0" w:name="_zch7xf7pkk1i" w:id="15"/>
       <w:bookmarkEnd w:id="15"/>
       <w:r>
         <w:rPr>
+          <w:rFonts w:ascii="Trebuchet MS" w:cs="Trebuchet MS" w:eastAsia="Trebuchet MS" w:hAnsi="Trebuchet MS"/>
+          <w:sz w:val="32"/>
+          <w:szCs w:val="32"/>
           <w:rtl w:val="0"/>
         </w:rPr>
         <w:t xml:space="preserve">Module 4</w:t>
@@ -2665,12 +4024,20 @@
     <w:p>
       <w:pPr>
         <w:pStyle w:val="Heading1"/>
-        <w:rPr/>
+        <w:spacing w:after="0" w:before="200" w:lineRule="auto"/>
+        <w:rPr>
+          <w:rFonts w:ascii="Trebuchet MS" w:cs="Trebuchet MS" w:eastAsia="Trebuchet MS" w:hAnsi="Trebuchet MS"/>
+          <w:sz w:val="32"/>
+          <w:szCs w:val="32"/>
+        </w:rPr>
       </w:pPr>
       <w:bookmarkStart w:colFirst="0" w:colLast="0" w:name="_chmkbp3yv5ov" w:id="16"/>
       <w:bookmarkEnd w:id="16"/>
       <w:r>
         <w:rPr>
+          <w:rFonts w:ascii="Trebuchet MS" w:cs="Trebuchet MS" w:eastAsia="Trebuchet MS" w:hAnsi="Trebuchet MS"/>
+          <w:sz w:val="32"/>
+          <w:szCs w:val="32"/>
           <w:rtl w:val="0"/>
         </w:rPr>
         <w:t xml:space="preserve">Module 5</w:t>
@@ -2711,7 +4078,16 @@
     </w:p>
     <w:p>
       <w:pPr>
-        <w:pageBreakBefore w:val="0"/>
+        <w:rPr/>
+      </w:pPr>
+      <w:r>
+        <w:rPr>
+          <w:rtl w:val="0"/>
+        </w:rPr>
+      </w:r>
+    </w:p>
+    <w:p>
+      <w:pPr>
         <w:rPr/>
       </w:pPr>
       <w:r>
@@ -2732,7 +4108,7 @@
     </w:p>
     <w:sectPr>
       <w:pgSz w:h="15840" w:w="12240" w:orient="portrait"/>
-      <w:pgMar w:bottom="720" w:top="720" w:left="1440" w:right="1440" w:header="720" w:footer="720"/>
+      <w:pgMar w:bottom="1440" w:top="1440" w:left="1440" w:right="1440" w:header="720" w:footer="720"/>
       <w:pgNumType w:start="1"/>
     </w:sectPr>
   </w:body>
@@ -2746,6 +4122,446 @@
       <w:start w:val="1"/>
       <w:numFmt w:val="bullet"/>
       <w:lvlText w:val="●"/>
+      <w:lvlJc w:val="left"/>
+      <w:pPr>
+        <w:ind w:left="720" w:hanging="360"/>
+      </w:pPr>
+      <w:rPr>
+        <w:u w:val="none"/>
+      </w:rPr>
+    </w:lvl>
+    <w:lvl w:ilvl="1">
+      <w:start w:val="1"/>
+      <w:numFmt w:val="bullet"/>
+      <w:lvlText w:val="○"/>
+      <w:lvlJc w:val="left"/>
+      <w:pPr>
+        <w:ind w:left="1440" w:hanging="360"/>
+      </w:pPr>
+      <w:rPr>
+        <w:u w:val="none"/>
+      </w:rPr>
+    </w:lvl>
+    <w:lvl w:ilvl="2">
+      <w:start w:val="1"/>
+      <w:numFmt w:val="bullet"/>
+      <w:lvlText w:val="■"/>
+      <w:lvlJc w:val="left"/>
+      <w:pPr>
+        <w:ind w:left="2160" w:hanging="360"/>
+      </w:pPr>
+      <w:rPr>
+        <w:u w:val="none"/>
+      </w:rPr>
+    </w:lvl>
+    <w:lvl w:ilvl="3">
+      <w:start w:val="1"/>
+      <w:numFmt w:val="bullet"/>
+      <w:lvlText w:val="●"/>
+      <w:lvlJc w:val="left"/>
+      <w:pPr>
+        <w:ind w:left="2880" w:hanging="360"/>
+      </w:pPr>
+      <w:rPr>
+        <w:u w:val="none"/>
+      </w:rPr>
+    </w:lvl>
+    <w:lvl w:ilvl="4">
+      <w:start w:val="1"/>
+      <w:numFmt w:val="bullet"/>
+      <w:lvlText w:val="○"/>
+      <w:lvlJc w:val="left"/>
+      <w:pPr>
+        <w:ind w:left="3600" w:hanging="360"/>
+      </w:pPr>
+      <w:rPr>
+        <w:u w:val="none"/>
+      </w:rPr>
+    </w:lvl>
+    <w:lvl w:ilvl="5">
+      <w:start w:val="1"/>
+      <w:numFmt w:val="bullet"/>
+      <w:lvlText w:val="■"/>
+      <w:lvlJc w:val="left"/>
+      <w:pPr>
+        <w:ind w:left="4320" w:hanging="360"/>
+      </w:pPr>
+      <w:rPr>
+        <w:u w:val="none"/>
+      </w:rPr>
+    </w:lvl>
+    <w:lvl w:ilvl="6">
+      <w:start w:val="1"/>
+      <w:numFmt w:val="bullet"/>
+      <w:lvlText w:val="●"/>
+      <w:lvlJc w:val="left"/>
+      <w:pPr>
+        <w:ind w:left="5040" w:hanging="360"/>
+      </w:pPr>
+      <w:rPr>
+        <w:u w:val="none"/>
+      </w:rPr>
+    </w:lvl>
+    <w:lvl w:ilvl="7">
+      <w:start w:val="1"/>
+      <w:numFmt w:val="bullet"/>
+      <w:lvlText w:val="○"/>
+      <w:lvlJc w:val="left"/>
+      <w:pPr>
+        <w:ind w:left="5760" w:hanging="360"/>
+      </w:pPr>
+      <w:rPr>
+        <w:u w:val="none"/>
+      </w:rPr>
+    </w:lvl>
+    <w:lvl w:ilvl="8">
+      <w:start w:val="1"/>
+      <w:numFmt w:val="bullet"/>
+      <w:lvlText w:val="■"/>
+      <w:lvlJc w:val="left"/>
+      <w:pPr>
+        <w:ind w:left="6480" w:hanging="360"/>
+      </w:pPr>
+      <w:rPr>
+        <w:u w:val="none"/>
+      </w:rPr>
+    </w:lvl>
+  </w:abstractNum>
+  <w:abstractNum w:abstractNumId="2">
+    <w:lvl w:ilvl="0">
+      <w:start w:val="1"/>
+      <w:numFmt w:val="bullet"/>
+      <w:lvlText w:val="-"/>
+      <w:lvlJc w:val="left"/>
+      <w:pPr>
+        <w:ind w:left="720" w:hanging="360"/>
+      </w:pPr>
+      <w:rPr>
+        <w:u w:val="none"/>
+      </w:rPr>
+    </w:lvl>
+    <w:lvl w:ilvl="1">
+      <w:start w:val="1"/>
+      <w:numFmt w:val="bullet"/>
+      <w:lvlText w:val="-"/>
+      <w:lvlJc w:val="left"/>
+      <w:pPr>
+        <w:ind w:left="1440" w:hanging="360"/>
+      </w:pPr>
+      <w:rPr>
+        <w:u w:val="none"/>
+      </w:rPr>
+    </w:lvl>
+    <w:lvl w:ilvl="2">
+      <w:start w:val="1"/>
+      <w:numFmt w:val="bullet"/>
+      <w:lvlText w:val="-"/>
+      <w:lvlJc w:val="left"/>
+      <w:pPr>
+        <w:ind w:left="2160" w:hanging="360"/>
+      </w:pPr>
+      <w:rPr>
+        <w:u w:val="none"/>
+      </w:rPr>
+    </w:lvl>
+    <w:lvl w:ilvl="3">
+      <w:start w:val="1"/>
+      <w:numFmt w:val="bullet"/>
+      <w:lvlText w:val="-"/>
+      <w:lvlJc w:val="left"/>
+      <w:pPr>
+        <w:ind w:left="2880" w:hanging="360"/>
+      </w:pPr>
+      <w:rPr>
+        <w:u w:val="none"/>
+      </w:rPr>
+    </w:lvl>
+    <w:lvl w:ilvl="4">
+      <w:start w:val="1"/>
+      <w:numFmt w:val="bullet"/>
+      <w:lvlText w:val="-"/>
+      <w:lvlJc w:val="left"/>
+      <w:pPr>
+        <w:ind w:left="3600" w:hanging="360"/>
+      </w:pPr>
+      <w:rPr>
+        <w:u w:val="none"/>
+      </w:rPr>
+    </w:lvl>
+    <w:lvl w:ilvl="5">
+      <w:start w:val="1"/>
+      <w:numFmt w:val="bullet"/>
+      <w:lvlText w:val="-"/>
+      <w:lvlJc w:val="left"/>
+      <w:pPr>
+        <w:ind w:left="4320" w:hanging="360"/>
+      </w:pPr>
+      <w:rPr>
+        <w:u w:val="none"/>
+      </w:rPr>
+    </w:lvl>
+    <w:lvl w:ilvl="6">
+      <w:start w:val="1"/>
+      <w:numFmt w:val="bullet"/>
+      <w:lvlText w:val="-"/>
+      <w:lvlJc w:val="left"/>
+      <w:pPr>
+        <w:ind w:left="5040" w:hanging="360"/>
+      </w:pPr>
+      <w:rPr>
+        <w:u w:val="none"/>
+      </w:rPr>
+    </w:lvl>
+    <w:lvl w:ilvl="7">
+      <w:start w:val="1"/>
+      <w:numFmt w:val="bullet"/>
+      <w:lvlText w:val="-"/>
+      <w:lvlJc w:val="left"/>
+      <w:pPr>
+        <w:ind w:left="5760" w:hanging="360"/>
+      </w:pPr>
+      <w:rPr>
+        <w:u w:val="none"/>
+      </w:rPr>
+    </w:lvl>
+    <w:lvl w:ilvl="8">
+      <w:start w:val="1"/>
+      <w:numFmt w:val="bullet"/>
+      <w:lvlText w:val="-"/>
+      <w:lvlJc w:val="left"/>
+      <w:pPr>
+        <w:ind w:left="6480" w:hanging="360"/>
+      </w:pPr>
+      <w:rPr>
+        <w:u w:val="none"/>
+      </w:rPr>
+    </w:lvl>
+  </w:abstractNum>
+  <w:abstractNum w:abstractNumId="3">
+    <w:lvl w:ilvl="0">
+      <w:start w:val="1"/>
+      <w:numFmt w:val="bullet"/>
+      <w:lvlText w:val="-"/>
+      <w:lvlJc w:val="left"/>
+      <w:pPr>
+        <w:ind w:left="1440" w:hanging="360"/>
+      </w:pPr>
+      <w:rPr>
+        <w:u w:val="none"/>
+      </w:rPr>
+    </w:lvl>
+    <w:lvl w:ilvl="1">
+      <w:start w:val="1"/>
+      <w:numFmt w:val="bullet"/>
+      <w:lvlText w:val="-"/>
+      <w:lvlJc w:val="left"/>
+      <w:pPr>
+        <w:ind w:left="2160" w:hanging="360"/>
+      </w:pPr>
+      <w:rPr>
+        <w:u w:val="none"/>
+      </w:rPr>
+    </w:lvl>
+    <w:lvl w:ilvl="2">
+      <w:start w:val="1"/>
+      <w:numFmt w:val="bullet"/>
+      <w:lvlText w:val="-"/>
+      <w:lvlJc w:val="left"/>
+      <w:pPr>
+        <w:ind w:left="2880" w:hanging="360"/>
+      </w:pPr>
+      <w:rPr>
+        <w:u w:val="none"/>
+      </w:rPr>
+    </w:lvl>
+    <w:lvl w:ilvl="3">
+      <w:start w:val="1"/>
+      <w:numFmt w:val="bullet"/>
+      <w:lvlText w:val="-"/>
+      <w:lvlJc w:val="left"/>
+      <w:pPr>
+        <w:ind w:left="3600" w:hanging="360"/>
+      </w:pPr>
+      <w:rPr>
+        <w:u w:val="none"/>
+      </w:rPr>
+    </w:lvl>
+    <w:lvl w:ilvl="4">
+      <w:start w:val="1"/>
+      <w:numFmt w:val="bullet"/>
+      <w:lvlText w:val="-"/>
+      <w:lvlJc w:val="left"/>
+      <w:pPr>
+        <w:ind w:left="4320" w:hanging="360"/>
+      </w:pPr>
+      <w:rPr>
+        <w:u w:val="none"/>
+      </w:rPr>
+    </w:lvl>
+    <w:lvl w:ilvl="5">
+      <w:start w:val="1"/>
+      <w:numFmt w:val="bullet"/>
+      <w:lvlText w:val="-"/>
+      <w:lvlJc w:val="left"/>
+      <w:pPr>
+        <w:ind w:left="5040" w:hanging="360"/>
+      </w:pPr>
+      <w:rPr>
+        <w:u w:val="none"/>
+      </w:rPr>
+    </w:lvl>
+    <w:lvl w:ilvl="6">
+      <w:start w:val="1"/>
+      <w:numFmt w:val="bullet"/>
+      <w:lvlText w:val="-"/>
+      <w:lvlJc w:val="left"/>
+      <w:pPr>
+        <w:ind w:left="5760" w:hanging="360"/>
+      </w:pPr>
+      <w:rPr>
+        <w:u w:val="none"/>
+      </w:rPr>
+    </w:lvl>
+    <w:lvl w:ilvl="7">
+      <w:start w:val="1"/>
+      <w:numFmt w:val="bullet"/>
+      <w:lvlText w:val="-"/>
+      <w:lvlJc w:val="left"/>
+      <w:pPr>
+        <w:ind w:left="6480" w:hanging="360"/>
+      </w:pPr>
+      <w:rPr>
+        <w:u w:val="none"/>
+      </w:rPr>
+    </w:lvl>
+    <w:lvl w:ilvl="8">
+      <w:start w:val="1"/>
+      <w:numFmt w:val="bullet"/>
+      <w:lvlText w:val="-"/>
+      <w:lvlJc w:val="left"/>
+      <w:pPr>
+        <w:ind w:left="7200" w:hanging="360"/>
+      </w:pPr>
+      <w:rPr>
+        <w:u w:val="none"/>
+      </w:rPr>
+    </w:lvl>
+  </w:abstractNum>
+  <w:abstractNum w:abstractNumId="4">
+    <w:lvl w:ilvl="0">
+      <w:start w:val="1"/>
+      <w:numFmt w:val="bullet"/>
+      <w:lvlText w:val="-"/>
+      <w:lvlJc w:val="left"/>
+      <w:pPr>
+        <w:ind w:left="1440" w:hanging="360"/>
+      </w:pPr>
+      <w:rPr>
+        <w:u w:val="none"/>
+      </w:rPr>
+    </w:lvl>
+    <w:lvl w:ilvl="1">
+      <w:start w:val="1"/>
+      <w:numFmt w:val="bullet"/>
+      <w:lvlText w:val="-"/>
+      <w:lvlJc w:val="left"/>
+      <w:pPr>
+        <w:ind w:left="2160" w:hanging="360"/>
+      </w:pPr>
+      <w:rPr>
+        <w:u w:val="none"/>
+      </w:rPr>
+    </w:lvl>
+    <w:lvl w:ilvl="2">
+      <w:start w:val="1"/>
+      <w:numFmt w:val="bullet"/>
+      <w:lvlText w:val="-"/>
+      <w:lvlJc w:val="left"/>
+      <w:pPr>
+        <w:ind w:left="2880" w:hanging="360"/>
+      </w:pPr>
+      <w:rPr>
+        <w:u w:val="none"/>
+      </w:rPr>
+    </w:lvl>
+    <w:lvl w:ilvl="3">
+      <w:start w:val="1"/>
+      <w:numFmt w:val="bullet"/>
+      <w:lvlText w:val="-"/>
+      <w:lvlJc w:val="left"/>
+      <w:pPr>
+        <w:ind w:left="3600" w:hanging="360"/>
+      </w:pPr>
+      <w:rPr>
+        <w:u w:val="none"/>
+      </w:rPr>
+    </w:lvl>
+    <w:lvl w:ilvl="4">
+      <w:start w:val="1"/>
+      <w:numFmt w:val="bullet"/>
+      <w:lvlText w:val="-"/>
+      <w:lvlJc w:val="left"/>
+      <w:pPr>
+        <w:ind w:left="4320" w:hanging="360"/>
+      </w:pPr>
+      <w:rPr>
+        <w:u w:val="none"/>
+      </w:rPr>
+    </w:lvl>
+    <w:lvl w:ilvl="5">
+      <w:start w:val="1"/>
+      <w:numFmt w:val="bullet"/>
+      <w:lvlText w:val="-"/>
+      <w:lvlJc w:val="left"/>
+      <w:pPr>
+        <w:ind w:left="5040" w:hanging="360"/>
+      </w:pPr>
+      <w:rPr>
+        <w:u w:val="none"/>
+      </w:rPr>
+    </w:lvl>
+    <w:lvl w:ilvl="6">
+      <w:start w:val="1"/>
+      <w:numFmt w:val="bullet"/>
+      <w:lvlText w:val="-"/>
+      <w:lvlJc w:val="left"/>
+      <w:pPr>
+        <w:ind w:left="5760" w:hanging="360"/>
+      </w:pPr>
+      <w:rPr>
+        <w:u w:val="none"/>
+      </w:rPr>
+    </w:lvl>
+    <w:lvl w:ilvl="7">
+      <w:start w:val="1"/>
+      <w:numFmt w:val="bullet"/>
+      <w:lvlText w:val="-"/>
+      <w:lvlJc w:val="left"/>
+      <w:pPr>
+        <w:ind w:left="6480" w:hanging="360"/>
+      </w:pPr>
+      <w:rPr>
+        <w:u w:val="none"/>
+      </w:rPr>
+    </w:lvl>
+    <w:lvl w:ilvl="8">
+      <w:start w:val="1"/>
+      <w:numFmt w:val="bullet"/>
+      <w:lvlText w:val="-"/>
+      <w:lvlJc w:val="left"/>
+      <w:pPr>
+        <w:ind w:left="7200" w:hanging="360"/>
+      </w:pPr>
+      <w:rPr>
+        <w:u w:val="none"/>
+      </w:rPr>
+    </w:lvl>
+  </w:abstractNum>
+  <w:abstractNum w:abstractNumId="5">
+    <w:lvl w:ilvl="0">
+      <w:start w:val="1"/>
+      <w:numFmt w:val="bullet"/>
+      <w:lvlText w:val="●"/>
       <w:lvlJc w:val="right"/>
       <w:pPr>
         <w:ind w:left="720" w:hanging="360"/>
@@ -2851,12 +4667,12 @@
       </w:rPr>
     </w:lvl>
   </w:abstractNum>
-  <w:abstractNum w:abstractNumId="2">
+  <w:abstractNum w:abstractNumId="6">
     <w:lvl w:ilvl="0">
       <w:start w:val="1"/>
       <w:numFmt w:val="bullet"/>
-      <w:lvlText w:val="●"/>
-      <w:lvlJc w:val="right"/>
+      <w:lvlText w:val="-"/>
+      <w:lvlJc w:val="left"/>
       <w:pPr>
         <w:ind w:left="720" w:hanging="360"/>
       </w:pPr>
@@ -2867,8 +4683,8 @@
     <w:lvl w:ilvl="1">
       <w:start w:val="1"/>
       <w:numFmt w:val="bullet"/>
-      <w:lvlText w:val="○"/>
-      <w:lvlJc w:val="right"/>
+      <w:lvlText w:val="-"/>
+      <w:lvlJc w:val="left"/>
       <w:pPr>
         <w:ind w:left="1440" w:hanging="360"/>
       </w:pPr>
@@ -2879,8 +4695,8 @@
     <w:lvl w:ilvl="2">
       <w:start w:val="1"/>
       <w:numFmt w:val="bullet"/>
-      <w:lvlText w:val="■"/>
-      <w:lvlJc w:val="right"/>
+      <w:lvlText w:val="-"/>
+      <w:lvlJc w:val="left"/>
       <w:pPr>
         <w:ind w:left="2160" w:hanging="360"/>
       </w:pPr>
@@ -2891,8 +4707,8 @@
     <w:lvl w:ilvl="3">
       <w:start w:val="1"/>
       <w:numFmt w:val="bullet"/>
-      <w:lvlText w:val="●"/>
-      <w:lvlJc w:val="right"/>
+      <w:lvlText w:val="-"/>
+      <w:lvlJc w:val="left"/>
       <w:pPr>
         <w:ind w:left="2880" w:hanging="360"/>
       </w:pPr>
@@ -2903,8 +4719,8 @@
     <w:lvl w:ilvl="4">
       <w:start w:val="1"/>
       <w:numFmt w:val="bullet"/>
-      <w:lvlText w:val="○"/>
-      <w:lvlJc w:val="right"/>
+      <w:lvlText w:val="-"/>
+      <w:lvlJc w:val="left"/>
       <w:pPr>
         <w:ind w:left="3600" w:hanging="360"/>
       </w:pPr>
@@ -2915,8 +4731,8 @@
     <w:lvl w:ilvl="5">
       <w:start w:val="1"/>
       <w:numFmt w:val="bullet"/>
-      <w:lvlText w:val="■"/>
-      <w:lvlJc w:val="right"/>
+      <w:lvlText w:val="-"/>
+      <w:lvlJc w:val="left"/>
       <w:pPr>
         <w:ind w:left="4320" w:hanging="360"/>
       </w:pPr>
@@ -2927,8 +4743,8 @@
     <w:lvl w:ilvl="6">
       <w:start w:val="1"/>
       <w:numFmt w:val="bullet"/>
-      <w:lvlText w:val="●"/>
-      <w:lvlJc w:val="right"/>
+      <w:lvlText w:val="-"/>
+      <w:lvlJc w:val="left"/>
       <w:pPr>
         <w:ind w:left="5040" w:hanging="360"/>
       </w:pPr>
@@ -2939,8 +4755,8 @@
     <w:lvl w:ilvl="7">
       <w:start w:val="1"/>
       <w:numFmt w:val="bullet"/>
-      <w:lvlText w:val="○"/>
-      <w:lvlJc w:val="right"/>
+      <w:lvlText w:val="-"/>
+      <w:lvlJc w:val="left"/>
       <w:pPr>
         <w:ind w:left="5760" w:hanging="360"/>
       </w:pPr>
@@ -2951,8 +4767,8 @@
     <w:lvl w:ilvl="8">
       <w:start w:val="1"/>
       <w:numFmt w:val="bullet"/>
-      <w:lvlText w:val="■"/>
-      <w:lvlJc w:val="right"/>
+      <w:lvlText w:val="-"/>
+      <w:lvlJc w:val="left"/>
       <w:pPr>
         <w:ind w:left="6480" w:hanging="360"/>
       </w:pPr>
@@ -2961,14 +4777,14 @@
       </w:rPr>
     </w:lvl>
   </w:abstractNum>
-  <w:abstractNum w:abstractNumId="3">
+  <w:abstractNum w:abstractNumId="7">
     <w:lvl w:ilvl="0">
       <w:start w:val="1"/>
       <w:numFmt w:val="bullet"/>
-      <w:lvlText w:val="●"/>
-      <w:lvlJc w:val="left"/>
-      <w:pPr>
-        <w:ind w:left="720" w:hanging="360"/>
+      <w:lvlText w:val="-"/>
+      <w:lvlJc w:val="left"/>
+      <w:pPr>
+        <w:ind w:left="1440" w:hanging="360"/>
       </w:pPr>
       <w:rPr>
         <w:u w:val="none"/>
@@ -2977,7 +4793,105 @@
     <w:lvl w:ilvl="1">
       <w:start w:val="1"/>
       <w:numFmt w:val="bullet"/>
-      <w:lvlText w:val="○"/>
+      <w:lvlText w:val="-"/>
+      <w:lvlJc w:val="left"/>
+      <w:pPr>
+        <w:ind w:left="2160" w:hanging="360"/>
+      </w:pPr>
+      <w:rPr>
+        <w:u w:val="none"/>
+      </w:rPr>
+    </w:lvl>
+    <w:lvl w:ilvl="2">
+      <w:start w:val="1"/>
+      <w:numFmt w:val="bullet"/>
+      <w:lvlText w:val="-"/>
+      <w:lvlJc w:val="left"/>
+      <w:pPr>
+        <w:ind w:left="2880" w:hanging="360"/>
+      </w:pPr>
+      <w:rPr>
+        <w:u w:val="none"/>
+      </w:rPr>
+    </w:lvl>
+    <w:lvl w:ilvl="3">
+      <w:start w:val="1"/>
+      <w:numFmt w:val="bullet"/>
+      <w:lvlText w:val="-"/>
+      <w:lvlJc w:val="left"/>
+      <w:pPr>
+        <w:ind w:left="3600" w:hanging="360"/>
+      </w:pPr>
+      <w:rPr>
+        <w:u w:val="none"/>
+      </w:rPr>
+    </w:lvl>
+    <w:lvl w:ilvl="4">
+      <w:start w:val="1"/>
+      <w:numFmt w:val="bullet"/>
+      <w:lvlText w:val="-"/>
+      <w:lvlJc w:val="left"/>
+      <w:pPr>
+        <w:ind w:left="4320" w:hanging="360"/>
+      </w:pPr>
+      <w:rPr>
+        <w:u w:val="none"/>
+      </w:rPr>
+    </w:lvl>
+    <w:lvl w:ilvl="5">
+      <w:start w:val="1"/>
+      <w:numFmt w:val="bullet"/>
+      <w:lvlText w:val="-"/>
+      <w:lvlJc w:val="left"/>
+      <w:pPr>
+        <w:ind w:left="5040" w:hanging="360"/>
+      </w:pPr>
+      <w:rPr>
+        <w:u w:val="none"/>
+      </w:rPr>
+    </w:lvl>
+    <w:lvl w:ilvl="6">
+      <w:start w:val="1"/>
+      <w:numFmt w:val="bullet"/>
+      <w:lvlText w:val="-"/>
+      <w:lvlJc w:val="left"/>
+      <w:pPr>
+        <w:ind w:left="5760" w:hanging="360"/>
+      </w:pPr>
+      <w:rPr>
+        <w:u w:val="none"/>
+      </w:rPr>
+    </w:lvl>
+    <w:lvl w:ilvl="7">
+      <w:start w:val="1"/>
+      <w:numFmt w:val="bullet"/>
+      <w:lvlText w:val="-"/>
+      <w:lvlJc w:val="left"/>
+      <w:pPr>
+        <w:ind w:left="6480" w:hanging="360"/>
+      </w:pPr>
+      <w:rPr>
+        <w:u w:val="none"/>
+      </w:rPr>
+    </w:lvl>
+    <w:lvl w:ilvl="8">
+      <w:start w:val="1"/>
+      <w:numFmt w:val="bullet"/>
+      <w:lvlText w:val="-"/>
+      <w:lvlJc w:val="left"/>
+      <w:pPr>
+        <w:ind w:left="7200" w:hanging="360"/>
+      </w:pPr>
+      <w:rPr>
+        <w:u w:val="none"/>
+      </w:rPr>
+    </w:lvl>
+  </w:abstractNum>
+  <w:abstractNum w:abstractNumId="8">
+    <w:lvl w:ilvl="0">
+      <w:start w:val="1"/>
+      <w:numFmt w:val="bullet"/>
+      <w:lvlText w:val="-"/>
       <w:lvlJc w:val="left"/>
       <w:pPr>
         <w:ind w:left="1440" w:hanging="360"/>
@@ -2986,13 +4900,25 @@
         <w:u w:val="none"/>
       </w:rPr>
     </w:lvl>
+    <w:lvl w:ilvl="1">
+      <w:start w:val="1"/>
+      <w:numFmt w:val="bullet"/>
+      <w:lvlText w:val="-"/>
+      <w:lvlJc w:val="left"/>
+      <w:pPr>
+        <w:ind w:left="2160" w:hanging="360"/>
+      </w:pPr>
+      <w:rPr>
+        <w:u w:val="none"/>
+      </w:rPr>
+    </w:lvl>
     <w:lvl w:ilvl="2">
       <w:start w:val="1"/>
       <w:numFmt w:val="bullet"/>
-      <w:lvlText w:val="■"/>
-      <w:lvlJc w:val="left"/>
-      <w:pPr>
-        <w:ind w:left="2160" w:hanging="360"/>
+      <w:lvlText w:val="-"/>
+      <w:lvlJc w:val="left"/>
+      <w:pPr>
+        <w:ind w:left="2880" w:hanging="360"/>
       </w:pPr>
       <w:rPr>
         <w:u w:val="none"/>
@@ -3001,10 +4927,10 @@
     <w:lvl w:ilvl="3">
       <w:start w:val="1"/>
       <w:numFmt w:val="bullet"/>
-      <w:lvlText w:val="●"/>
-      <w:lvlJc w:val="left"/>
-      <w:pPr>
-        <w:ind w:left="2880" w:hanging="360"/>
+      <w:lvlText w:val="-"/>
+      <w:lvlJc w:val="left"/>
+      <w:pPr>
+        <w:ind w:left="3600" w:hanging="360"/>
       </w:pPr>
       <w:rPr>
         <w:u w:val="none"/>
@@ -3013,10 +4939,10 @@
     <w:lvl w:ilvl="4">
       <w:start w:val="1"/>
       <w:numFmt w:val="bullet"/>
-      <w:lvlText w:val="○"/>
-      <w:lvlJc w:val="left"/>
-      <w:pPr>
-        <w:ind w:left="3600" w:hanging="360"/>
+      <w:lvlText w:val="-"/>
+      <w:lvlJc w:val="left"/>
+      <w:pPr>
+        <w:ind w:left="4320" w:hanging="360"/>
       </w:pPr>
       <w:rPr>
         <w:u w:val="none"/>
@@ -3025,10 +4951,10 @@
     <w:lvl w:ilvl="5">
       <w:start w:val="1"/>
       <w:numFmt w:val="bullet"/>
-      <w:lvlText w:val="■"/>
-      <w:lvlJc w:val="left"/>
-      <w:pPr>
-        <w:ind w:left="4320" w:hanging="360"/>
+      <w:lvlText w:val="-"/>
+      <w:lvlJc w:val="left"/>
+      <w:pPr>
+        <w:ind w:left="5040" w:hanging="360"/>
       </w:pPr>
       <w:rPr>
         <w:u w:val="none"/>
@@ -3037,10 +4963,10 @@
     <w:lvl w:ilvl="6">
       <w:start w:val="1"/>
       <w:numFmt w:val="bullet"/>
-      <w:lvlText w:val="●"/>
-      <w:lvlJc w:val="left"/>
-      <w:pPr>
-        <w:ind w:left="5040" w:hanging="360"/>
+      <w:lvlText w:val="-"/>
+      <w:lvlJc w:val="left"/>
+      <w:pPr>
+        <w:ind w:left="5760" w:hanging="360"/>
       </w:pPr>
       <w:rPr>
         <w:u w:val="none"/>
@@ -3049,10 +4975,10 @@
     <w:lvl w:ilvl="7">
       <w:start w:val="1"/>
       <w:numFmt w:val="bullet"/>
-      <w:lvlText w:val="○"/>
-      <w:lvlJc w:val="left"/>
-      <w:pPr>
-        <w:ind w:left="5760" w:hanging="360"/>
+      <w:lvlText w:val="-"/>
+      <w:lvlJc w:val="left"/>
+      <w:pPr>
+        <w:ind w:left="6480" w:hanging="360"/>
       </w:pPr>
       <w:rPr>
         <w:u w:val="none"/>
@@ -3061,237 +4987,17 @@
     <w:lvl w:ilvl="8">
       <w:start w:val="1"/>
       <w:numFmt w:val="bullet"/>
-      <w:lvlText w:val="■"/>
-      <w:lvlJc w:val="left"/>
-      <w:pPr>
-        <w:ind w:left="6480" w:hanging="360"/>
+      <w:lvlText w:val="-"/>
+      <w:lvlJc w:val="left"/>
+      <w:pPr>
+        <w:ind w:left="7200" w:hanging="360"/>
       </w:pPr>
       <w:rPr>
         <w:u w:val="none"/>
       </w:rPr>
     </w:lvl>
   </w:abstractNum>
-  <w:abstractNum w:abstractNumId="4">
-    <w:lvl w:ilvl="0">
-      <w:start w:val="1"/>
-      <w:numFmt w:val="bullet"/>
-      <w:lvlText w:val="●"/>
-      <w:lvlJc w:val="left"/>
-      <w:pPr>
-        <w:ind w:left="720" w:hanging="360"/>
-      </w:pPr>
-      <w:rPr>
-        <w:u w:val="none"/>
-      </w:rPr>
-    </w:lvl>
-    <w:lvl w:ilvl="1">
-      <w:start w:val="1"/>
-      <w:numFmt w:val="bullet"/>
-      <w:lvlText w:val="○"/>
-      <w:lvlJc w:val="left"/>
-      <w:pPr>
-        <w:ind w:left="1440" w:hanging="360"/>
-      </w:pPr>
-      <w:rPr>
-        <w:u w:val="none"/>
-      </w:rPr>
-    </w:lvl>
-    <w:lvl w:ilvl="2">
-      <w:start w:val="1"/>
-      <w:numFmt w:val="bullet"/>
-      <w:lvlText w:val="■"/>
-      <w:lvlJc w:val="left"/>
-      <w:pPr>
-        <w:ind w:left="2160" w:hanging="360"/>
-      </w:pPr>
-      <w:rPr>
-        <w:u w:val="none"/>
-      </w:rPr>
-    </w:lvl>
-    <w:lvl w:ilvl="3">
-      <w:start w:val="1"/>
-      <w:numFmt w:val="bullet"/>
-      <w:lvlText w:val="●"/>
-      <w:lvlJc w:val="left"/>
-      <w:pPr>
-        <w:ind w:left="2880" w:hanging="360"/>
-      </w:pPr>
-      <w:rPr>
-        <w:u w:val="none"/>
-      </w:rPr>
-    </w:lvl>
-    <w:lvl w:ilvl="4">
-      <w:start w:val="1"/>
-      <w:numFmt w:val="bullet"/>
-      <w:lvlText w:val="○"/>
-      <w:lvlJc w:val="left"/>
-      <w:pPr>
-        <w:ind w:left="3600" w:hanging="360"/>
-      </w:pPr>
-      <w:rPr>
-        <w:u w:val="none"/>
-      </w:rPr>
-    </w:lvl>
-    <w:lvl w:ilvl="5">
-      <w:start w:val="1"/>
-      <w:numFmt w:val="bullet"/>
-      <w:lvlText w:val="■"/>
-      <w:lvlJc w:val="left"/>
-      <w:pPr>
-        <w:ind w:left="4320" w:hanging="360"/>
-      </w:pPr>
-      <w:rPr>
-        <w:u w:val="none"/>
-      </w:rPr>
-    </w:lvl>
-    <w:lvl w:ilvl="6">
-      <w:start w:val="1"/>
-      <w:numFmt w:val="bullet"/>
-      <w:lvlText w:val="●"/>
-      <w:lvlJc w:val="left"/>
-      <w:pPr>
-        <w:ind w:left="5040" w:hanging="360"/>
-      </w:pPr>
-      <w:rPr>
-        <w:u w:val="none"/>
-      </w:rPr>
-    </w:lvl>
-    <w:lvl w:ilvl="7">
-      <w:start w:val="1"/>
-      <w:numFmt w:val="bullet"/>
-      <w:lvlText w:val="○"/>
-      <w:lvlJc w:val="left"/>
-      <w:pPr>
-        <w:ind w:left="5760" w:hanging="360"/>
-      </w:pPr>
-      <w:rPr>
-        <w:u w:val="none"/>
-      </w:rPr>
-    </w:lvl>
-    <w:lvl w:ilvl="8">
-      <w:start w:val="1"/>
-      <w:numFmt w:val="bullet"/>
-      <w:lvlText w:val="■"/>
-      <w:lvlJc w:val="left"/>
-      <w:pPr>
-        <w:ind w:left="6480" w:hanging="360"/>
-      </w:pPr>
-      <w:rPr>
-        <w:u w:val="none"/>
-      </w:rPr>
-    </w:lvl>
-  </w:abstractNum>
-  <w:abstractNum w:abstractNumId="5">
-    <w:lvl w:ilvl="0">
-      <w:start w:val="1"/>
-      <w:numFmt w:val="bullet"/>
-      <w:lvlText w:val="●"/>
-      <w:lvlJc w:val="left"/>
-      <w:pPr>
-        <w:ind w:left="720" w:hanging="360"/>
-      </w:pPr>
-      <w:rPr>
-        <w:u w:val="none"/>
-      </w:rPr>
-    </w:lvl>
-    <w:lvl w:ilvl="1">
-      <w:start w:val="1"/>
-      <w:numFmt w:val="bullet"/>
-      <w:lvlText w:val="○"/>
-      <w:lvlJc w:val="left"/>
-      <w:pPr>
-        <w:ind w:left="1440" w:hanging="360"/>
-      </w:pPr>
-      <w:rPr>
-        <w:u w:val="none"/>
-      </w:rPr>
-    </w:lvl>
-    <w:lvl w:ilvl="2">
-      <w:start w:val="1"/>
-      <w:numFmt w:val="bullet"/>
-      <w:lvlText w:val="■"/>
-      <w:lvlJc w:val="left"/>
-      <w:pPr>
-        <w:ind w:left="2160" w:hanging="360"/>
-      </w:pPr>
-      <w:rPr>
-        <w:u w:val="none"/>
-      </w:rPr>
-    </w:lvl>
-    <w:lvl w:ilvl="3">
-      <w:start w:val="1"/>
-      <w:numFmt w:val="bullet"/>
-      <w:lvlText w:val="●"/>
-      <w:lvlJc w:val="left"/>
-      <w:pPr>
-        <w:ind w:left="2880" w:hanging="360"/>
-      </w:pPr>
-      <w:rPr>
-        <w:u w:val="none"/>
-      </w:rPr>
-    </w:lvl>
-    <w:lvl w:ilvl="4">
-      <w:start w:val="1"/>
-      <w:numFmt w:val="bullet"/>
-      <w:lvlText w:val="○"/>
-      <w:lvlJc w:val="left"/>
-      <w:pPr>
-        <w:ind w:left="3600" w:hanging="360"/>
-      </w:pPr>
-      <w:rPr>
-        <w:u w:val="none"/>
-      </w:rPr>
-    </w:lvl>
-    <w:lvl w:ilvl="5">
-      <w:start w:val="1"/>
-      <w:numFmt w:val="bullet"/>
-      <w:lvlText w:val="■"/>
-      <w:lvlJc w:val="left"/>
-      <w:pPr>
-        <w:ind w:left="4320" w:hanging="360"/>
-      </w:pPr>
-      <w:rPr>
-        <w:u w:val="none"/>
-      </w:rPr>
-    </w:lvl>
-    <w:lvl w:ilvl="6">
-      <w:start w:val="1"/>
-      <w:numFmt w:val="bullet"/>
-      <w:lvlText w:val="●"/>
-      <w:lvlJc w:val="left"/>
-      <w:pPr>
-        <w:ind w:left="5040" w:hanging="360"/>
-      </w:pPr>
-      <w:rPr>
-        <w:u w:val="none"/>
-      </w:rPr>
-    </w:lvl>
-    <w:lvl w:ilvl="7">
-      <w:start w:val="1"/>
-      <w:numFmt w:val="bullet"/>
-      <w:lvlText w:val="○"/>
-      <w:lvlJc w:val="left"/>
-      <w:pPr>
-        <w:ind w:left="5760" w:hanging="360"/>
-      </w:pPr>
-      <w:rPr>
-        <w:u w:val="none"/>
-      </w:rPr>
-    </w:lvl>
-    <w:lvl w:ilvl="8">
-      <w:start w:val="1"/>
-      <w:numFmt w:val="bullet"/>
-      <w:lvlText w:val="■"/>
-      <w:lvlJc w:val="left"/>
-      <w:pPr>
-        <w:ind w:left="6480" w:hanging="360"/>
-      </w:pPr>
-      <w:rPr>
-        <w:u w:val="none"/>
-      </w:rPr>
-    </w:lvl>
-  </w:abstractNum>
-  <w:abstractNum w:abstractNumId="6">
+  <w:abstractNum w:abstractNumId="9">
     <w:lvl w:ilvl="0">
       <w:start w:val="1"/>
       <w:numFmt w:val="bullet"/>
@@ -3401,7 +5107,1107 @@
       </w:rPr>
     </w:lvl>
   </w:abstractNum>
-  <w:abstractNum w:abstractNumId="7">
+  <w:abstractNum w:abstractNumId="10">
+    <w:lvl w:ilvl="0">
+      <w:start w:val="1"/>
+      <w:numFmt w:val="bullet"/>
+      <w:lvlText w:val="●"/>
+      <w:lvlJc w:val="right"/>
+      <w:pPr>
+        <w:ind w:left="720" w:hanging="360"/>
+      </w:pPr>
+      <w:rPr>
+        <w:u w:val="none"/>
+      </w:rPr>
+    </w:lvl>
+    <w:lvl w:ilvl="1">
+      <w:start w:val="1"/>
+      <w:numFmt w:val="bullet"/>
+      <w:lvlText w:val="○"/>
+      <w:lvlJc w:val="right"/>
+      <w:pPr>
+        <w:ind w:left="1440" w:hanging="360"/>
+      </w:pPr>
+      <w:rPr>
+        <w:u w:val="none"/>
+      </w:rPr>
+    </w:lvl>
+    <w:lvl w:ilvl="2">
+      <w:start w:val="1"/>
+      <w:numFmt w:val="bullet"/>
+      <w:lvlText w:val="■"/>
+      <w:lvlJc w:val="right"/>
+      <w:pPr>
+        <w:ind w:left="2160" w:hanging="360"/>
+      </w:pPr>
+      <w:rPr>
+        <w:u w:val="none"/>
+      </w:rPr>
+    </w:lvl>
+    <w:lvl w:ilvl="3">
+      <w:start w:val="1"/>
+      <w:numFmt w:val="bullet"/>
+      <w:lvlText w:val="●"/>
+      <w:lvlJc w:val="right"/>
+      <w:pPr>
+        <w:ind w:left="2880" w:hanging="360"/>
+      </w:pPr>
+      <w:rPr>
+        <w:u w:val="none"/>
+      </w:rPr>
+    </w:lvl>
+    <w:lvl w:ilvl="4">
+      <w:start w:val="1"/>
+      <w:numFmt w:val="bullet"/>
+      <w:lvlText w:val="○"/>
+      <w:lvlJc w:val="right"/>
+      <w:pPr>
+        <w:ind w:left="3600" w:hanging="360"/>
+      </w:pPr>
+      <w:rPr>
+        <w:u w:val="none"/>
+      </w:rPr>
+    </w:lvl>
+    <w:lvl w:ilvl="5">
+      <w:start w:val="1"/>
+      <w:numFmt w:val="bullet"/>
+      <w:lvlText w:val="■"/>
+      <w:lvlJc w:val="right"/>
+      <w:pPr>
+        <w:ind w:left="4320" w:hanging="360"/>
+      </w:pPr>
+      <w:rPr>
+        <w:u w:val="none"/>
+      </w:rPr>
+    </w:lvl>
+    <w:lvl w:ilvl="6">
+      <w:start w:val="1"/>
+      <w:numFmt w:val="bullet"/>
+      <w:lvlText w:val="●"/>
+      <w:lvlJc w:val="right"/>
+      <w:pPr>
+        <w:ind w:left="5040" w:hanging="360"/>
+      </w:pPr>
+      <w:rPr>
+        <w:u w:val="none"/>
+      </w:rPr>
+    </w:lvl>
+    <w:lvl w:ilvl="7">
+      <w:start w:val="1"/>
+      <w:numFmt w:val="bullet"/>
+      <w:lvlText w:val="○"/>
+      <w:lvlJc w:val="right"/>
+      <w:pPr>
+        <w:ind w:left="5760" w:hanging="360"/>
+      </w:pPr>
+      <w:rPr>
+        <w:u w:val="none"/>
+      </w:rPr>
+    </w:lvl>
+    <w:lvl w:ilvl="8">
+      <w:start w:val="1"/>
+      <w:numFmt w:val="bullet"/>
+      <w:lvlText w:val="■"/>
+      <w:lvlJc w:val="right"/>
+      <w:pPr>
+        <w:ind w:left="6480" w:hanging="360"/>
+      </w:pPr>
+      <w:rPr>
+        <w:u w:val="none"/>
+      </w:rPr>
+    </w:lvl>
+  </w:abstractNum>
+  <w:abstractNum w:abstractNumId="11">
+    <w:lvl w:ilvl="0">
+      <w:start w:val="1"/>
+      <w:numFmt w:val="bullet"/>
+      <w:lvlText w:val="-"/>
+      <w:lvlJc w:val="left"/>
+      <w:pPr>
+        <w:ind w:left="720" w:hanging="360"/>
+      </w:pPr>
+      <w:rPr>
+        <w:u w:val="none"/>
+      </w:rPr>
+    </w:lvl>
+    <w:lvl w:ilvl="1">
+      <w:start w:val="1"/>
+      <w:numFmt w:val="bullet"/>
+      <w:lvlText w:val="-"/>
+      <w:lvlJc w:val="left"/>
+      <w:pPr>
+        <w:ind w:left="1440" w:hanging="360"/>
+      </w:pPr>
+      <w:rPr>
+        <w:u w:val="none"/>
+      </w:rPr>
+    </w:lvl>
+    <w:lvl w:ilvl="2">
+      <w:start w:val="1"/>
+      <w:numFmt w:val="bullet"/>
+      <w:lvlText w:val="-"/>
+      <w:lvlJc w:val="left"/>
+      <w:pPr>
+        <w:ind w:left="2160" w:hanging="360"/>
+      </w:pPr>
+      <w:rPr>
+        <w:u w:val="none"/>
+      </w:rPr>
+    </w:lvl>
+    <w:lvl w:ilvl="3">
+      <w:start w:val="1"/>
+      <w:numFmt w:val="bullet"/>
+      <w:lvlText w:val="-"/>
+      <w:lvlJc w:val="left"/>
+      <w:pPr>
+        <w:ind w:left="2880" w:hanging="360"/>
+      </w:pPr>
+      <w:rPr>
+        <w:u w:val="none"/>
+      </w:rPr>
+    </w:lvl>
+    <w:lvl w:ilvl="4">
+      <w:start w:val="1"/>
+      <w:numFmt w:val="bullet"/>
+      <w:lvlText w:val="-"/>
+      <w:lvlJc w:val="left"/>
+      <w:pPr>
+        <w:ind w:left="3600" w:hanging="360"/>
+      </w:pPr>
+      <w:rPr>
+        <w:u w:val="none"/>
+      </w:rPr>
+    </w:lvl>
+    <w:lvl w:ilvl="5">
+      <w:start w:val="1"/>
+      <w:numFmt w:val="bullet"/>
+      <w:lvlText w:val="-"/>
+      <w:lvlJc w:val="left"/>
+      <w:pPr>
+        <w:ind w:left="4320" w:hanging="360"/>
+      </w:pPr>
+      <w:rPr>
+        <w:u w:val="none"/>
+      </w:rPr>
+    </w:lvl>
+    <w:lvl w:ilvl="6">
+      <w:start w:val="1"/>
+      <w:numFmt w:val="bullet"/>
+      <w:lvlText w:val="-"/>
+      <w:lvlJc w:val="left"/>
+      <w:pPr>
+        <w:ind w:left="5040" w:hanging="360"/>
+      </w:pPr>
+      <w:rPr>
+        <w:u w:val="none"/>
+      </w:rPr>
+    </w:lvl>
+    <w:lvl w:ilvl="7">
+      <w:start w:val="1"/>
+      <w:numFmt w:val="bullet"/>
+      <w:lvlText w:val="-"/>
+      <w:lvlJc w:val="left"/>
+      <w:pPr>
+        <w:ind w:left="5760" w:hanging="360"/>
+      </w:pPr>
+      <w:rPr>
+        <w:u w:val="none"/>
+      </w:rPr>
+    </w:lvl>
+    <w:lvl w:ilvl="8">
+      <w:start w:val="1"/>
+      <w:numFmt w:val="bullet"/>
+      <w:lvlText w:val="-"/>
+      <w:lvlJc w:val="left"/>
+      <w:pPr>
+        <w:ind w:left="6480" w:hanging="360"/>
+      </w:pPr>
+      <w:rPr>
+        <w:u w:val="none"/>
+      </w:rPr>
+    </w:lvl>
+  </w:abstractNum>
+  <w:abstractNum w:abstractNumId="12">
+    <w:lvl w:ilvl="0">
+      <w:start w:val="1"/>
+      <w:numFmt w:val="bullet"/>
+      <w:lvlText w:val="○"/>
+      <w:lvlJc w:val="left"/>
+      <w:pPr>
+        <w:ind w:left="720" w:hanging="360"/>
+      </w:pPr>
+      <w:rPr>
+        <w:u w:val="none"/>
+      </w:rPr>
+    </w:lvl>
+    <w:lvl w:ilvl="1">
+      <w:start w:val="1"/>
+      <w:numFmt w:val="bullet"/>
+      <w:lvlText w:val="○"/>
+      <w:lvlJc w:val="left"/>
+      <w:pPr>
+        <w:ind w:left="1440" w:hanging="360"/>
+      </w:pPr>
+      <w:rPr>
+        <w:u w:val="none"/>
+      </w:rPr>
+    </w:lvl>
+    <w:lvl w:ilvl="2">
+      <w:start w:val="1"/>
+      <w:numFmt w:val="bullet"/>
+      <w:lvlText w:val="■"/>
+      <w:lvlJc w:val="left"/>
+      <w:pPr>
+        <w:ind w:left="2160" w:hanging="360"/>
+      </w:pPr>
+      <w:rPr>
+        <w:u w:val="none"/>
+      </w:rPr>
+    </w:lvl>
+    <w:lvl w:ilvl="3">
+      <w:start w:val="1"/>
+      <w:numFmt w:val="bullet"/>
+      <w:lvlText w:val="●"/>
+      <w:lvlJc w:val="left"/>
+      <w:pPr>
+        <w:ind w:left="2880" w:hanging="360"/>
+      </w:pPr>
+      <w:rPr>
+        <w:u w:val="none"/>
+      </w:rPr>
+    </w:lvl>
+    <w:lvl w:ilvl="4">
+      <w:start w:val="1"/>
+      <w:numFmt w:val="bullet"/>
+      <w:lvlText w:val="○"/>
+      <w:lvlJc w:val="left"/>
+      <w:pPr>
+        <w:ind w:left="3600" w:hanging="360"/>
+      </w:pPr>
+      <w:rPr>
+        <w:u w:val="none"/>
+      </w:rPr>
+    </w:lvl>
+    <w:lvl w:ilvl="5">
+      <w:start w:val="1"/>
+      <w:numFmt w:val="bullet"/>
+      <w:lvlText w:val="■"/>
+      <w:lvlJc w:val="left"/>
+      <w:pPr>
+        <w:ind w:left="4320" w:hanging="360"/>
+      </w:pPr>
+      <w:rPr>
+        <w:u w:val="none"/>
+      </w:rPr>
+    </w:lvl>
+    <w:lvl w:ilvl="6">
+      <w:start w:val="1"/>
+      <w:numFmt w:val="bullet"/>
+      <w:lvlText w:val="●"/>
+      <w:lvlJc w:val="left"/>
+      <w:pPr>
+        <w:ind w:left="5040" w:hanging="360"/>
+      </w:pPr>
+      <w:rPr>
+        <w:u w:val="none"/>
+      </w:rPr>
+    </w:lvl>
+    <w:lvl w:ilvl="7">
+      <w:start w:val="1"/>
+      <w:numFmt w:val="bullet"/>
+      <w:lvlText w:val="○"/>
+      <w:lvlJc w:val="left"/>
+      <w:pPr>
+        <w:ind w:left="5760" w:hanging="360"/>
+      </w:pPr>
+      <w:rPr>
+        <w:u w:val="none"/>
+      </w:rPr>
+    </w:lvl>
+    <w:lvl w:ilvl="8">
+      <w:start w:val="1"/>
+      <w:numFmt w:val="bullet"/>
+      <w:lvlText w:val="■"/>
+      <w:lvlJc w:val="left"/>
+      <w:pPr>
+        <w:ind w:left="6480" w:hanging="360"/>
+      </w:pPr>
+      <w:rPr>
+        <w:u w:val="none"/>
+      </w:rPr>
+    </w:lvl>
+  </w:abstractNum>
+  <w:abstractNum w:abstractNumId="13">
+    <w:lvl w:ilvl="0">
+      <w:start w:val="1"/>
+      <w:numFmt w:val="bullet"/>
+      <w:lvlText w:val="-"/>
+      <w:lvlJc w:val="left"/>
+      <w:pPr>
+        <w:ind w:left="720" w:hanging="360"/>
+      </w:pPr>
+      <w:rPr>
+        <w:u w:val="none"/>
+      </w:rPr>
+    </w:lvl>
+    <w:lvl w:ilvl="1">
+      <w:start w:val="1"/>
+      <w:numFmt w:val="bullet"/>
+      <w:lvlText w:val="-"/>
+      <w:lvlJc w:val="left"/>
+      <w:pPr>
+        <w:ind w:left="1440" w:hanging="360"/>
+      </w:pPr>
+      <w:rPr>
+        <w:u w:val="none"/>
+      </w:rPr>
+    </w:lvl>
+    <w:lvl w:ilvl="2">
+      <w:start w:val="1"/>
+      <w:numFmt w:val="bullet"/>
+      <w:lvlText w:val="-"/>
+      <w:lvlJc w:val="left"/>
+      <w:pPr>
+        <w:ind w:left="2160" w:hanging="360"/>
+      </w:pPr>
+      <w:rPr>
+        <w:u w:val="none"/>
+      </w:rPr>
+    </w:lvl>
+    <w:lvl w:ilvl="3">
+      <w:start w:val="1"/>
+      <w:numFmt w:val="bullet"/>
+      <w:lvlText w:val="-"/>
+      <w:lvlJc w:val="left"/>
+      <w:pPr>
+        <w:ind w:left="2880" w:hanging="360"/>
+      </w:pPr>
+      <w:rPr>
+        <w:u w:val="none"/>
+      </w:rPr>
+    </w:lvl>
+    <w:lvl w:ilvl="4">
+      <w:start w:val="1"/>
+      <w:numFmt w:val="bullet"/>
+      <w:lvlText w:val="-"/>
+      <w:lvlJc w:val="left"/>
+      <w:pPr>
+        <w:ind w:left="3600" w:hanging="360"/>
+      </w:pPr>
+      <w:rPr>
+        <w:u w:val="none"/>
+      </w:rPr>
+    </w:lvl>
+    <w:lvl w:ilvl="5">
+      <w:start w:val="1"/>
+      <w:numFmt w:val="bullet"/>
+      <w:lvlText w:val="-"/>
+      <w:lvlJc w:val="left"/>
+      <w:pPr>
+        <w:ind w:left="4320" w:hanging="360"/>
+      </w:pPr>
+      <w:rPr>
+        <w:u w:val="none"/>
+      </w:rPr>
+    </w:lvl>
+    <w:lvl w:ilvl="6">
+      <w:start w:val="1"/>
+      <w:numFmt w:val="bullet"/>
+      <w:lvlText w:val="-"/>
+      <w:lvlJc w:val="left"/>
+      <w:pPr>
+        <w:ind w:left="5040" w:hanging="360"/>
+      </w:pPr>
+      <w:rPr>
+        <w:u w:val="none"/>
+      </w:rPr>
+    </w:lvl>
+    <w:lvl w:ilvl="7">
+      <w:start w:val="1"/>
+      <w:numFmt w:val="bullet"/>
+      <w:lvlText w:val="-"/>
+      <w:lvlJc w:val="left"/>
+      <w:pPr>
+        <w:ind w:left="5760" w:hanging="360"/>
+      </w:pPr>
+      <w:rPr>
+        <w:u w:val="none"/>
+      </w:rPr>
+    </w:lvl>
+    <w:lvl w:ilvl="8">
+      <w:start w:val="1"/>
+      <w:numFmt w:val="bullet"/>
+      <w:lvlText w:val="-"/>
+      <w:lvlJc w:val="left"/>
+      <w:pPr>
+        <w:ind w:left="6480" w:hanging="360"/>
+      </w:pPr>
+      <w:rPr>
+        <w:u w:val="none"/>
+      </w:rPr>
+    </w:lvl>
+  </w:abstractNum>
+  <w:abstractNum w:abstractNumId="14">
+    <w:lvl w:ilvl="0">
+      <w:start w:val="1"/>
+      <w:numFmt w:val="bullet"/>
+      <w:lvlText w:val="-"/>
+      <w:lvlJc w:val="left"/>
+      <w:pPr>
+        <w:ind w:left="720" w:hanging="360"/>
+      </w:pPr>
+      <w:rPr>
+        <w:u w:val="none"/>
+      </w:rPr>
+    </w:lvl>
+    <w:lvl w:ilvl="1">
+      <w:start w:val="1"/>
+      <w:numFmt w:val="bullet"/>
+      <w:lvlText w:val="-"/>
+      <w:lvlJc w:val="left"/>
+      <w:pPr>
+        <w:ind w:left="1440" w:hanging="360"/>
+      </w:pPr>
+      <w:rPr>
+        <w:u w:val="none"/>
+      </w:rPr>
+    </w:lvl>
+    <w:lvl w:ilvl="2">
+      <w:start w:val="1"/>
+      <w:numFmt w:val="bullet"/>
+      <w:lvlText w:val="-"/>
+      <w:lvlJc w:val="left"/>
+      <w:pPr>
+        <w:ind w:left="2160" w:hanging="360"/>
+      </w:pPr>
+      <w:rPr>
+        <w:u w:val="none"/>
+      </w:rPr>
+    </w:lvl>
+    <w:lvl w:ilvl="3">
+      <w:start w:val="1"/>
+      <w:numFmt w:val="bullet"/>
+      <w:lvlText w:val="-"/>
+      <w:lvlJc w:val="left"/>
+      <w:pPr>
+        <w:ind w:left="2880" w:hanging="360"/>
+      </w:pPr>
+      <w:rPr>
+        <w:u w:val="none"/>
+      </w:rPr>
+    </w:lvl>
+    <w:lvl w:ilvl="4">
+      <w:start w:val="1"/>
+      <w:numFmt w:val="bullet"/>
+      <w:lvlText w:val="-"/>
+      <w:lvlJc w:val="left"/>
+      <w:pPr>
+        <w:ind w:left="3600" w:hanging="360"/>
+      </w:pPr>
+      <w:rPr>
+        <w:u w:val="none"/>
+      </w:rPr>
+    </w:lvl>
+    <w:lvl w:ilvl="5">
+      <w:start w:val="1"/>
+      <w:numFmt w:val="bullet"/>
+      <w:lvlText w:val="-"/>
+      <w:lvlJc w:val="left"/>
+      <w:pPr>
+        <w:ind w:left="4320" w:hanging="360"/>
+      </w:pPr>
+      <w:rPr>
+        <w:u w:val="none"/>
+      </w:rPr>
+    </w:lvl>
+    <w:lvl w:ilvl="6">
+      <w:start w:val="1"/>
+      <w:numFmt w:val="bullet"/>
+      <w:lvlText w:val="-"/>
+      <w:lvlJc w:val="left"/>
+      <w:pPr>
+        <w:ind w:left="5040" w:hanging="360"/>
+      </w:pPr>
+      <w:rPr>
+        <w:u w:val="none"/>
+      </w:rPr>
+    </w:lvl>
+    <w:lvl w:ilvl="7">
+      <w:start w:val="1"/>
+      <w:numFmt w:val="bullet"/>
+      <w:lvlText w:val="-"/>
+      <w:lvlJc w:val="left"/>
+      <w:pPr>
+        <w:ind w:left="5760" w:hanging="360"/>
+      </w:pPr>
+      <w:rPr>
+        <w:u w:val="none"/>
+      </w:rPr>
+    </w:lvl>
+    <w:lvl w:ilvl="8">
+      <w:start w:val="1"/>
+      <w:numFmt w:val="bullet"/>
+      <w:lvlText w:val="-"/>
+      <w:lvlJc w:val="left"/>
+      <w:pPr>
+        <w:ind w:left="6480" w:hanging="360"/>
+      </w:pPr>
+      <w:rPr>
+        <w:u w:val="none"/>
+      </w:rPr>
+    </w:lvl>
+  </w:abstractNum>
+  <w:abstractNum w:abstractNumId="15">
+    <w:lvl w:ilvl="0">
+      <w:start w:val="1"/>
+      <w:numFmt w:val="bullet"/>
+      <w:lvlText w:val="●"/>
+      <w:lvlJc w:val="left"/>
+      <w:pPr>
+        <w:ind w:left="720" w:hanging="360"/>
+      </w:pPr>
+      <w:rPr>
+        <w:u w:val="none"/>
+      </w:rPr>
+    </w:lvl>
+    <w:lvl w:ilvl="1">
+      <w:start w:val="1"/>
+      <w:numFmt w:val="bullet"/>
+      <w:lvlText w:val="○"/>
+      <w:lvlJc w:val="left"/>
+      <w:pPr>
+        <w:ind w:left="1440" w:hanging="360"/>
+      </w:pPr>
+      <w:rPr>
+        <w:u w:val="none"/>
+      </w:rPr>
+    </w:lvl>
+    <w:lvl w:ilvl="2">
+      <w:start w:val="1"/>
+      <w:numFmt w:val="bullet"/>
+      <w:lvlText w:val="■"/>
+      <w:lvlJc w:val="left"/>
+      <w:pPr>
+        <w:ind w:left="2160" w:hanging="360"/>
+      </w:pPr>
+      <w:rPr>
+        <w:u w:val="none"/>
+      </w:rPr>
+    </w:lvl>
+    <w:lvl w:ilvl="3">
+      <w:start w:val="1"/>
+      <w:numFmt w:val="bullet"/>
+      <w:lvlText w:val="●"/>
+      <w:lvlJc w:val="left"/>
+      <w:pPr>
+        <w:ind w:left="2880" w:hanging="360"/>
+      </w:pPr>
+      <w:rPr>
+        <w:u w:val="none"/>
+      </w:rPr>
+    </w:lvl>
+    <w:lvl w:ilvl="4">
+      <w:start w:val="1"/>
+      <w:numFmt w:val="bullet"/>
+      <w:lvlText w:val="○"/>
+      <w:lvlJc w:val="left"/>
+      <w:pPr>
+        <w:ind w:left="3600" w:hanging="360"/>
+      </w:pPr>
+      <w:rPr>
+        <w:u w:val="none"/>
+      </w:rPr>
+    </w:lvl>
+    <w:lvl w:ilvl="5">
+      <w:start w:val="1"/>
+      <w:numFmt w:val="bullet"/>
+      <w:lvlText w:val="■"/>
+      <w:lvlJc w:val="left"/>
+      <w:pPr>
+        <w:ind w:left="4320" w:hanging="360"/>
+      </w:pPr>
+      <w:rPr>
+        <w:u w:val="none"/>
+      </w:rPr>
+    </w:lvl>
+    <w:lvl w:ilvl="6">
+      <w:start w:val="1"/>
+      <w:numFmt w:val="bullet"/>
+      <w:lvlText w:val="●"/>
+      <w:lvlJc w:val="left"/>
+      <w:pPr>
+        <w:ind w:left="5040" w:hanging="360"/>
+      </w:pPr>
+      <w:rPr>
+        <w:u w:val="none"/>
+      </w:rPr>
+    </w:lvl>
+    <w:lvl w:ilvl="7">
+      <w:start w:val="1"/>
+      <w:numFmt w:val="bullet"/>
+      <w:lvlText w:val="○"/>
+      <w:lvlJc w:val="left"/>
+      <w:pPr>
+        <w:ind w:left="5760" w:hanging="360"/>
+      </w:pPr>
+      <w:rPr>
+        <w:u w:val="none"/>
+      </w:rPr>
+    </w:lvl>
+    <w:lvl w:ilvl="8">
+      <w:start w:val="1"/>
+      <w:numFmt w:val="bullet"/>
+      <w:lvlText w:val="■"/>
+      <w:lvlJc w:val="left"/>
+      <w:pPr>
+        <w:ind w:left="6480" w:hanging="360"/>
+      </w:pPr>
+      <w:rPr>
+        <w:u w:val="none"/>
+      </w:rPr>
+    </w:lvl>
+  </w:abstractNum>
+  <w:abstractNum w:abstractNumId="16">
+    <w:lvl w:ilvl="0">
+      <w:start w:val="1"/>
+      <w:numFmt w:val="bullet"/>
+      <w:lvlText w:val="-"/>
+      <w:lvlJc w:val="left"/>
+      <w:pPr>
+        <w:ind w:left="1440" w:hanging="360"/>
+      </w:pPr>
+      <w:rPr>
+        <w:u w:val="none"/>
+      </w:rPr>
+    </w:lvl>
+    <w:lvl w:ilvl="1">
+      <w:start w:val="1"/>
+      <w:numFmt w:val="bullet"/>
+      <w:lvlText w:val="-"/>
+      <w:lvlJc w:val="left"/>
+      <w:pPr>
+        <w:ind w:left="2160" w:hanging="360"/>
+      </w:pPr>
+      <w:rPr>
+        <w:u w:val="none"/>
+      </w:rPr>
+    </w:lvl>
+    <w:lvl w:ilvl="2">
+      <w:start w:val="1"/>
+      <w:numFmt w:val="bullet"/>
+      <w:lvlText w:val="-"/>
+      <w:lvlJc w:val="left"/>
+      <w:pPr>
+        <w:ind w:left="2880" w:hanging="360"/>
+      </w:pPr>
+      <w:rPr>
+        <w:u w:val="none"/>
+      </w:rPr>
+    </w:lvl>
+    <w:lvl w:ilvl="3">
+      <w:start w:val="1"/>
+      <w:numFmt w:val="bullet"/>
+      <w:lvlText w:val="-"/>
+      <w:lvlJc w:val="left"/>
+      <w:pPr>
+        <w:ind w:left="3600" w:hanging="360"/>
+      </w:pPr>
+      <w:rPr>
+        <w:u w:val="none"/>
+      </w:rPr>
+    </w:lvl>
+    <w:lvl w:ilvl="4">
+      <w:start w:val="1"/>
+      <w:numFmt w:val="bullet"/>
+      <w:lvlText w:val="-"/>
+      <w:lvlJc w:val="left"/>
+      <w:pPr>
+        <w:ind w:left="4320" w:hanging="360"/>
+      </w:pPr>
+      <w:rPr>
+        <w:u w:val="none"/>
+      </w:rPr>
+    </w:lvl>
+    <w:lvl w:ilvl="5">
+      <w:start w:val="1"/>
+      <w:numFmt w:val="bullet"/>
+      <w:lvlText w:val="-"/>
+      <w:lvlJc w:val="left"/>
+      <w:pPr>
+        <w:ind w:left="5040" w:hanging="360"/>
+      </w:pPr>
+      <w:rPr>
+        <w:u w:val="none"/>
+      </w:rPr>
+    </w:lvl>
+    <w:lvl w:ilvl="6">
+      <w:start w:val="1"/>
+      <w:numFmt w:val="bullet"/>
+      <w:lvlText w:val="-"/>
+      <w:lvlJc w:val="left"/>
+      <w:pPr>
+        <w:ind w:left="5760" w:hanging="360"/>
+      </w:pPr>
+      <w:rPr>
+        <w:u w:val="none"/>
+      </w:rPr>
+    </w:lvl>
+    <w:lvl w:ilvl="7">
+      <w:start w:val="1"/>
+      <w:numFmt w:val="bullet"/>
+      <w:lvlText w:val="-"/>
+      <w:lvlJc w:val="left"/>
+      <w:pPr>
+        <w:ind w:left="6480" w:hanging="360"/>
+      </w:pPr>
+      <w:rPr>
+        <w:u w:val="none"/>
+      </w:rPr>
+    </w:lvl>
+    <w:lvl w:ilvl="8">
+      <w:start w:val="1"/>
+      <w:numFmt w:val="bullet"/>
+      <w:lvlText w:val="-"/>
+      <w:lvlJc w:val="left"/>
+      <w:pPr>
+        <w:ind w:left="7200" w:hanging="360"/>
+      </w:pPr>
+      <w:rPr>
+        <w:u w:val="none"/>
+      </w:rPr>
+    </w:lvl>
+  </w:abstractNum>
+  <w:abstractNum w:abstractNumId="17">
+    <w:lvl w:ilvl="0">
+      <w:start w:val="1"/>
+      <w:numFmt w:val="bullet"/>
+      <w:lvlText w:val="●"/>
+      <w:lvlJc w:val="left"/>
+      <w:pPr>
+        <w:ind w:left="720" w:hanging="360"/>
+      </w:pPr>
+      <w:rPr>
+        <w:u w:val="none"/>
+      </w:rPr>
+    </w:lvl>
+    <w:lvl w:ilvl="1">
+      <w:start w:val="1"/>
+      <w:numFmt w:val="bullet"/>
+      <w:lvlText w:val="○"/>
+      <w:lvlJc w:val="left"/>
+      <w:pPr>
+        <w:ind w:left="1440" w:hanging="360"/>
+      </w:pPr>
+      <w:rPr>
+        <w:u w:val="none"/>
+      </w:rPr>
+    </w:lvl>
+    <w:lvl w:ilvl="2">
+      <w:start w:val="1"/>
+      <w:numFmt w:val="bullet"/>
+      <w:lvlText w:val="■"/>
+      <w:lvlJc w:val="left"/>
+      <w:pPr>
+        <w:ind w:left="2160" w:hanging="360"/>
+      </w:pPr>
+      <w:rPr>
+        <w:u w:val="none"/>
+      </w:rPr>
+    </w:lvl>
+    <w:lvl w:ilvl="3">
+      <w:start w:val="1"/>
+      <w:numFmt w:val="bullet"/>
+      <w:lvlText w:val="●"/>
+      <w:lvlJc w:val="left"/>
+      <w:pPr>
+        <w:ind w:left="2880" w:hanging="360"/>
+      </w:pPr>
+      <w:rPr>
+        <w:u w:val="none"/>
+      </w:rPr>
+    </w:lvl>
+    <w:lvl w:ilvl="4">
+      <w:start w:val="1"/>
+      <w:numFmt w:val="bullet"/>
+      <w:lvlText w:val="○"/>
+      <w:lvlJc w:val="left"/>
+      <w:pPr>
+        <w:ind w:left="3600" w:hanging="360"/>
+      </w:pPr>
+      <w:rPr>
+        <w:u w:val="none"/>
+      </w:rPr>
+    </w:lvl>
+    <w:lvl w:ilvl="5">
+      <w:start w:val="1"/>
+      <w:numFmt w:val="bullet"/>
+      <w:lvlText w:val="■"/>
+      <w:lvlJc w:val="left"/>
+      <w:pPr>
+        <w:ind w:left="4320" w:hanging="360"/>
+      </w:pPr>
+      <w:rPr>
+        <w:u w:val="none"/>
+      </w:rPr>
+    </w:lvl>
+    <w:lvl w:ilvl="6">
+      <w:start w:val="1"/>
+      <w:numFmt w:val="bullet"/>
+      <w:lvlText w:val="●"/>
+      <w:lvlJc w:val="left"/>
+      <w:pPr>
+        <w:ind w:left="5040" w:hanging="360"/>
+      </w:pPr>
+      <w:rPr>
+        <w:u w:val="none"/>
+      </w:rPr>
+    </w:lvl>
+    <w:lvl w:ilvl="7">
+      <w:start w:val="1"/>
+      <w:numFmt w:val="bullet"/>
+      <w:lvlText w:val="○"/>
+      <w:lvlJc w:val="left"/>
+      <w:pPr>
+        <w:ind w:left="5760" w:hanging="360"/>
+      </w:pPr>
+      <w:rPr>
+        <w:u w:val="none"/>
+      </w:rPr>
+    </w:lvl>
+    <w:lvl w:ilvl="8">
+      <w:start w:val="1"/>
+      <w:numFmt w:val="bullet"/>
+      <w:lvlText w:val="■"/>
+      <w:lvlJc w:val="left"/>
+      <w:pPr>
+        <w:ind w:left="6480" w:hanging="360"/>
+      </w:pPr>
+      <w:rPr>
+        <w:u w:val="none"/>
+      </w:rPr>
+    </w:lvl>
+  </w:abstractNum>
+  <w:abstractNum w:abstractNumId="18">
+    <w:lvl w:ilvl="0">
+      <w:start w:val="1"/>
+      <w:numFmt w:val="bullet"/>
+      <w:lvlText w:val="-"/>
+      <w:lvlJc w:val="left"/>
+      <w:pPr>
+        <w:ind w:left="1440" w:hanging="360"/>
+      </w:pPr>
+      <w:rPr>
+        <w:u w:val="none"/>
+      </w:rPr>
+    </w:lvl>
+    <w:lvl w:ilvl="1">
+      <w:start w:val="1"/>
+      <w:numFmt w:val="bullet"/>
+      <w:lvlText w:val="-"/>
+      <w:lvlJc w:val="left"/>
+      <w:pPr>
+        <w:ind w:left="2160" w:hanging="360"/>
+      </w:pPr>
+      <w:rPr>
+        <w:u w:val="none"/>
+      </w:rPr>
+    </w:lvl>
+    <w:lvl w:ilvl="2">
+      <w:start w:val="1"/>
+      <w:numFmt w:val="bullet"/>
+      <w:lvlText w:val="-"/>
+      <w:lvlJc w:val="left"/>
+      <w:pPr>
+        <w:ind w:left="2880" w:hanging="360"/>
+      </w:pPr>
+      <w:rPr>
+        <w:u w:val="none"/>
+      </w:rPr>
+    </w:lvl>
+    <w:lvl w:ilvl="3">
+      <w:start w:val="1"/>
+      <w:numFmt w:val="bullet"/>
+      <w:lvlText w:val="-"/>
+      <w:lvlJc w:val="left"/>
+      <w:pPr>
+        <w:ind w:left="3600" w:hanging="360"/>
+      </w:pPr>
+      <w:rPr>
+        <w:u w:val="none"/>
+      </w:rPr>
+    </w:lvl>
+    <w:lvl w:ilvl="4">
+      <w:start w:val="1"/>
+      <w:numFmt w:val="bullet"/>
+      <w:lvlText w:val="-"/>
+      <w:lvlJc w:val="left"/>
+      <w:pPr>
+        <w:ind w:left="4320" w:hanging="360"/>
+      </w:pPr>
+      <w:rPr>
+        <w:u w:val="none"/>
+      </w:rPr>
+    </w:lvl>
+    <w:lvl w:ilvl="5">
+      <w:start w:val="1"/>
+      <w:numFmt w:val="bullet"/>
+      <w:lvlText w:val="-"/>
+      <w:lvlJc w:val="left"/>
+      <w:pPr>
+        <w:ind w:left="5040" w:hanging="360"/>
+      </w:pPr>
+      <w:rPr>
+        <w:u w:val="none"/>
+      </w:rPr>
+    </w:lvl>
+    <w:lvl w:ilvl="6">
+      <w:start w:val="1"/>
+      <w:numFmt w:val="bullet"/>
+      <w:lvlText w:val="-"/>
+      <w:lvlJc w:val="left"/>
+      <w:pPr>
+        <w:ind w:left="5760" w:hanging="360"/>
+      </w:pPr>
+      <w:rPr>
+        <w:u w:val="none"/>
+      </w:rPr>
+    </w:lvl>
+    <w:lvl w:ilvl="7">
+      <w:start w:val="1"/>
+      <w:numFmt w:val="bullet"/>
+      <w:lvlText w:val="-"/>
+      <w:lvlJc w:val="left"/>
+      <w:pPr>
+        <w:ind w:left="6480" w:hanging="360"/>
+      </w:pPr>
+      <w:rPr>
+        <w:u w:val="none"/>
+      </w:rPr>
+    </w:lvl>
+    <w:lvl w:ilvl="8">
+      <w:start w:val="1"/>
+      <w:numFmt w:val="bullet"/>
+      <w:lvlText w:val="-"/>
+      <w:lvlJc w:val="left"/>
+      <w:pPr>
+        <w:ind w:left="7200" w:hanging="360"/>
+      </w:pPr>
+      <w:rPr>
+        <w:u w:val="none"/>
+      </w:rPr>
+    </w:lvl>
+  </w:abstractNum>
+  <w:abstractNum w:abstractNumId="19">
+    <w:lvl w:ilvl="0">
+      <w:start w:val="1"/>
+      <w:numFmt w:val="bullet"/>
+      <w:lvlText w:val="-"/>
+      <w:lvlJc w:val="left"/>
+      <w:pPr>
+        <w:ind w:left="720" w:hanging="360"/>
+      </w:pPr>
+      <w:rPr>
+        <w:u w:val="none"/>
+      </w:rPr>
+    </w:lvl>
+    <w:lvl w:ilvl="1">
+      <w:start w:val="1"/>
+      <w:numFmt w:val="bullet"/>
+      <w:lvlText w:val="-"/>
+      <w:lvlJc w:val="left"/>
+      <w:pPr>
+        <w:ind w:left="1440" w:hanging="360"/>
+      </w:pPr>
+      <w:rPr>
+        <w:u w:val="none"/>
+      </w:rPr>
+    </w:lvl>
+    <w:lvl w:ilvl="2">
+      <w:start w:val="1"/>
+      <w:numFmt w:val="bullet"/>
+      <w:lvlText w:val="-"/>
+      <w:lvlJc w:val="left"/>
+      <w:pPr>
+        <w:ind w:left="2160" w:hanging="360"/>
+      </w:pPr>
+      <w:rPr>
+        <w:u w:val="none"/>
+      </w:rPr>
+    </w:lvl>
+    <w:lvl w:ilvl="3">
+      <w:start w:val="1"/>
+      <w:numFmt w:val="bullet"/>
+      <w:lvlText w:val="-"/>
+      <w:lvlJc w:val="left"/>
+      <w:pPr>
+        <w:ind w:left="2880" w:hanging="360"/>
+      </w:pPr>
+      <w:rPr>
+        <w:u w:val="none"/>
+      </w:rPr>
+    </w:lvl>
+    <w:lvl w:ilvl="4">
+      <w:start w:val="1"/>
+      <w:numFmt w:val="bullet"/>
+      <w:lvlText w:val="-"/>
+      <w:lvlJc w:val="left"/>
+      <w:pPr>
+        <w:ind w:left="3600" w:hanging="360"/>
+      </w:pPr>
+      <w:rPr>
+        <w:u w:val="none"/>
+      </w:rPr>
+    </w:lvl>
+    <w:lvl w:ilvl="5">
+      <w:start w:val="1"/>
+      <w:numFmt w:val="bullet"/>
+      <w:lvlText w:val="-"/>
+      <w:lvlJc w:val="left"/>
+      <w:pPr>
+        <w:ind w:left="4320" w:hanging="360"/>
+      </w:pPr>
+      <w:rPr>
+        <w:u w:val="none"/>
+      </w:rPr>
+    </w:lvl>
+    <w:lvl w:ilvl="6">
+      <w:start w:val="1"/>
+      <w:numFmt w:val="bullet"/>
+      <w:lvlText w:val="-"/>
+      <w:lvlJc w:val="left"/>
+      <w:pPr>
+        <w:ind w:left="5040" w:hanging="360"/>
+      </w:pPr>
+      <w:rPr>
+        <w:u w:val="none"/>
+      </w:rPr>
+    </w:lvl>
+    <w:lvl w:ilvl="7">
+      <w:start w:val="1"/>
+      <w:numFmt w:val="bullet"/>
+      <w:lvlText w:val="-"/>
+      <w:lvlJc w:val="left"/>
+      <w:pPr>
+        <w:ind w:left="5760" w:hanging="360"/>
+      </w:pPr>
+      <w:rPr>
+        <w:u w:val="none"/>
+      </w:rPr>
+    </w:lvl>
+    <w:lvl w:ilvl="8">
+      <w:start w:val="1"/>
+      <w:numFmt w:val="bullet"/>
+      <w:lvlText w:val="-"/>
+      <w:lvlJc w:val="left"/>
+      <w:pPr>
+        <w:ind w:left="6480" w:hanging="360"/>
+      </w:pPr>
+      <w:rPr>
+        <w:u w:val="none"/>
+      </w:rPr>
+    </w:lvl>
+  </w:abstractNum>
+  <w:abstractNum w:abstractNumId="20">
     <w:lvl w:ilvl="0">
       <w:start w:val="1"/>
       <w:numFmt w:val="bullet"/>
@@ -3511,14 +6317,14 @@
       </w:rPr>
     </w:lvl>
   </w:abstractNum>
-  <w:abstractNum w:abstractNumId="8">
+  <w:abstractNum w:abstractNumId="21">
     <w:lvl w:ilvl="0">
       <w:start w:val="1"/>
       <w:numFmt w:val="bullet"/>
-      <w:lvlText w:val="○"/>
-      <w:lvlJc w:val="left"/>
-      <w:pPr>
-        <w:ind w:left="720" w:hanging="360"/>
+      <w:lvlText w:val="-"/>
+      <w:lvlJc w:val="left"/>
+      <w:pPr>
+        <w:ind w:left="1440" w:hanging="360"/>
       </w:pPr>
       <w:rPr>
         <w:u w:val="none"/>
@@ -3527,10 +6333,10 @@
     <w:lvl w:ilvl="1">
       <w:start w:val="1"/>
       <w:numFmt w:val="bullet"/>
-      <w:lvlText w:val="○"/>
-      <w:lvlJc w:val="left"/>
-      <w:pPr>
-        <w:ind w:left="1440" w:hanging="360"/>
+      <w:lvlText w:val="-"/>
+      <w:lvlJc w:val="left"/>
+      <w:pPr>
+        <w:ind w:left="2160" w:hanging="360"/>
       </w:pPr>
       <w:rPr>
         <w:u w:val="none"/>
@@ -3539,10 +6345,10 @@
     <w:lvl w:ilvl="2">
       <w:start w:val="1"/>
       <w:numFmt w:val="bullet"/>
-      <w:lvlText w:val="■"/>
-      <w:lvlJc w:val="left"/>
-      <w:pPr>
-        <w:ind w:left="2160" w:hanging="360"/>
+      <w:lvlText w:val="-"/>
+      <w:lvlJc w:val="left"/>
+      <w:pPr>
+        <w:ind w:left="2880" w:hanging="360"/>
       </w:pPr>
       <w:rPr>
         <w:u w:val="none"/>
@@ -3551,10 +6357,10 @@
     <w:lvl w:ilvl="3">
       <w:start w:val="1"/>
       <w:numFmt w:val="bullet"/>
-      <w:lvlText w:val="●"/>
-      <w:lvlJc w:val="left"/>
-      <w:pPr>
-        <w:ind w:left="2880" w:hanging="360"/>
+      <w:lvlText w:val="-"/>
+      <w:lvlJc w:val="left"/>
+      <w:pPr>
+        <w:ind w:left="3600" w:hanging="360"/>
       </w:pPr>
       <w:rPr>
         <w:u w:val="none"/>
@@ -3563,10 +6369,10 @@
     <w:lvl w:ilvl="4">
       <w:start w:val="1"/>
       <w:numFmt w:val="bullet"/>
-      <w:lvlText w:val="○"/>
-      <w:lvlJc w:val="left"/>
-      <w:pPr>
-        <w:ind w:left="3600" w:hanging="360"/>
+      <w:lvlText w:val="-"/>
+      <w:lvlJc w:val="left"/>
+      <w:pPr>
+        <w:ind w:left="4320" w:hanging="360"/>
       </w:pPr>
       <w:rPr>
         <w:u w:val="none"/>
@@ -3575,10 +6381,10 @@
     <w:lvl w:ilvl="5">
       <w:start w:val="1"/>
       <w:numFmt w:val="bullet"/>
-      <w:lvlText w:val="■"/>
-      <w:lvlJc w:val="left"/>
-      <w:pPr>
-        <w:ind w:left="4320" w:hanging="360"/>
+      <w:lvlText w:val="-"/>
+      <w:lvlJc w:val="left"/>
+      <w:pPr>
+        <w:ind w:left="5040" w:hanging="360"/>
       </w:pPr>
       <w:rPr>
         <w:u w:val="none"/>
@@ -3587,10 +6393,10 @@
     <w:lvl w:ilvl="6">
       <w:start w:val="1"/>
       <w:numFmt w:val="bullet"/>
-      <w:lvlText w:val="●"/>
-      <w:lvlJc w:val="left"/>
-      <w:pPr>
-        <w:ind w:left="5040" w:hanging="360"/>
+      <w:lvlText w:val="-"/>
+      <w:lvlJc w:val="left"/>
+      <w:pPr>
+        <w:ind w:left="5760" w:hanging="360"/>
       </w:pPr>
       <w:rPr>
         <w:u w:val="none"/>
@@ -3599,10 +6405,10 @@
     <w:lvl w:ilvl="7">
       <w:start w:val="1"/>
       <w:numFmt w:val="bullet"/>
-      <w:lvlText w:val="○"/>
-      <w:lvlJc w:val="left"/>
-      <w:pPr>
-        <w:ind w:left="5760" w:hanging="360"/>
+      <w:lvlText w:val="-"/>
+      <w:lvlJc w:val="left"/>
+      <w:pPr>
+        <w:ind w:left="6480" w:hanging="360"/>
       </w:pPr>
       <w:rPr>
         <w:u w:val="none"/>
@@ -3611,17 +6417,17 @@
     <w:lvl w:ilvl="8">
       <w:start w:val="1"/>
       <w:numFmt w:val="bullet"/>
-      <w:lvlText w:val="■"/>
-      <w:lvlJc w:val="left"/>
-      <w:pPr>
-        <w:ind w:left="6480" w:hanging="360"/>
+      <w:lvlText w:val="-"/>
+      <w:lvlJc w:val="left"/>
+      <w:pPr>
+        <w:ind w:left="7200" w:hanging="360"/>
       </w:pPr>
       <w:rPr>
         <w:u w:val="none"/>
       </w:rPr>
     </w:lvl>
   </w:abstractNum>
-  <w:abstractNum w:abstractNumId="9">
+  <w:abstractNum w:abstractNumId="22">
     <w:lvl w:ilvl="0">
       <w:start w:val="1"/>
       <w:numFmt w:val="bullet"/>
@@ -3723,6 +6529,226 @@
       <w:numFmt w:val="lowerRoman"/>
       <w:lvlText w:val="%9."/>
       <w:lvlJc w:val="right"/>
+      <w:pPr>
+        <w:ind w:left="6480" w:hanging="360"/>
+      </w:pPr>
+      <w:rPr>
+        <w:u w:val="none"/>
+      </w:rPr>
+    </w:lvl>
+  </w:abstractNum>
+  <w:abstractNum w:abstractNumId="23">
+    <w:lvl w:ilvl="0">
+      <w:start w:val="1"/>
+      <w:numFmt w:val="bullet"/>
+      <w:lvlText w:val="-"/>
+      <w:lvlJc w:val="left"/>
+      <w:pPr>
+        <w:ind w:left="1440" w:hanging="360"/>
+      </w:pPr>
+      <w:rPr>
+        <w:u w:val="none"/>
+      </w:rPr>
+    </w:lvl>
+    <w:lvl w:ilvl="1">
+      <w:start w:val="1"/>
+      <w:numFmt w:val="bullet"/>
+      <w:lvlText w:val="-"/>
+      <w:lvlJc w:val="left"/>
+      <w:pPr>
+        <w:ind w:left="2160" w:hanging="360"/>
+      </w:pPr>
+      <w:rPr>
+        <w:u w:val="none"/>
+      </w:rPr>
+    </w:lvl>
+    <w:lvl w:ilvl="2">
+      <w:start w:val="1"/>
+      <w:numFmt w:val="bullet"/>
+      <w:lvlText w:val="-"/>
+      <w:lvlJc w:val="left"/>
+      <w:pPr>
+        <w:ind w:left="2880" w:hanging="360"/>
+      </w:pPr>
+      <w:rPr>
+        <w:u w:val="none"/>
+      </w:rPr>
+    </w:lvl>
+    <w:lvl w:ilvl="3">
+      <w:start w:val="1"/>
+      <w:numFmt w:val="bullet"/>
+      <w:lvlText w:val="-"/>
+      <w:lvlJc w:val="left"/>
+      <w:pPr>
+        <w:ind w:left="3600" w:hanging="360"/>
+      </w:pPr>
+      <w:rPr>
+        <w:u w:val="none"/>
+      </w:rPr>
+    </w:lvl>
+    <w:lvl w:ilvl="4">
+      <w:start w:val="1"/>
+      <w:numFmt w:val="bullet"/>
+      <w:lvlText w:val="-"/>
+      <w:lvlJc w:val="left"/>
+      <w:pPr>
+        <w:ind w:left="4320" w:hanging="360"/>
+      </w:pPr>
+      <w:rPr>
+        <w:u w:val="none"/>
+      </w:rPr>
+    </w:lvl>
+    <w:lvl w:ilvl="5">
+      <w:start w:val="1"/>
+      <w:numFmt w:val="bullet"/>
+      <w:lvlText w:val="-"/>
+      <w:lvlJc w:val="left"/>
+      <w:pPr>
+        <w:ind w:left="5040" w:hanging="360"/>
+      </w:pPr>
+      <w:rPr>
+        <w:u w:val="none"/>
+      </w:rPr>
+    </w:lvl>
+    <w:lvl w:ilvl="6">
+      <w:start w:val="1"/>
+      <w:numFmt w:val="bullet"/>
+      <w:lvlText w:val="-"/>
+      <w:lvlJc w:val="left"/>
+      <w:pPr>
+        <w:ind w:left="5760" w:hanging="360"/>
+      </w:pPr>
+      <w:rPr>
+        <w:u w:val="none"/>
+      </w:rPr>
+    </w:lvl>
+    <w:lvl w:ilvl="7">
+      <w:start w:val="1"/>
+      <w:numFmt w:val="bullet"/>
+      <w:lvlText w:val="-"/>
+      <w:lvlJc w:val="left"/>
+      <w:pPr>
+        <w:ind w:left="6480" w:hanging="360"/>
+      </w:pPr>
+      <w:rPr>
+        <w:u w:val="none"/>
+      </w:rPr>
+    </w:lvl>
+    <w:lvl w:ilvl="8">
+      <w:start w:val="1"/>
+      <w:numFmt w:val="bullet"/>
+      <w:lvlText w:val="-"/>
+      <w:lvlJc w:val="left"/>
+      <w:pPr>
+        <w:ind w:left="7200" w:hanging="360"/>
+      </w:pPr>
+      <w:rPr>
+        <w:u w:val="none"/>
+      </w:rPr>
+    </w:lvl>
+  </w:abstractNum>
+  <w:abstractNum w:abstractNumId="24">
+    <w:lvl w:ilvl="0">
+      <w:start w:val="1"/>
+      <w:numFmt w:val="bullet"/>
+      <w:lvlText w:val="-"/>
+      <w:lvlJc w:val="left"/>
+      <w:pPr>
+        <w:ind w:left="720" w:hanging="360"/>
+      </w:pPr>
+      <w:rPr>
+        <w:u w:val="none"/>
+      </w:rPr>
+    </w:lvl>
+    <w:lvl w:ilvl="1">
+      <w:start w:val="1"/>
+      <w:numFmt w:val="bullet"/>
+      <w:lvlText w:val="-"/>
+      <w:lvlJc w:val="left"/>
+      <w:pPr>
+        <w:ind w:left="1440" w:hanging="360"/>
+      </w:pPr>
+      <w:rPr>
+        <w:u w:val="none"/>
+      </w:rPr>
+    </w:lvl>
+    <w:lvl w:ilvl="2">
+      <w:start w:val="1"/>
+      <w:numFmt w:val="bullet"/>
+      <w:lvlText w:val="-"/>
+      <w:lvlJc w:val="left"/>
+      <w:pPr>
+        <w:ind w:left="2160" w:hanging="360"/>
+      </w:pPr>
+      <w:rPr>
+        <w:u w:val="none"/>
+      </w:rPr>
+    </w:lvl>
+    <w:lvl w:ilvl="3">
+      <w:start w:val="1"/>
+      <w:numFmt w:val="bullet"/>
+      <w:lvlText w:val="-"/>
+      <w:lvlJc w:val="left"/>
+      <w:pPr>
+        <w:ind w:left="2880" w:hanging="360"/>
+      </w:pPr>
+      <w:rPr>
+        <w:u w:val="none"/>
+      </w:rPr>
+    </w:lvl>
+    <w:lvl w:ilvl="4">
+      <w:start w:val="1"/>
+      <w:numFmt w:val="bullet"/>
+      <w:lvlText w:val="-"/>
+      <w:lvlJc w:val="left"/>
+      <w:pPr>
+        <w:ind w:left="3600" w:hanging="360"/>
+      </w:pPr>
+      <w:rPr>
+        <w:u w:val="none"/>
+      </w:rPr>
+    </w:lvl>
+    <w:lvl w:ilvl="5">
+      <w:start w:val="1"/>
+      <w:numFmt w:val="bullet"/>
+      <w:lvlText w:val="-"/>
+      <w:lvlJc w:val="left"/>
+      <w:pPr>
+        <w:ind w:left="4320" w:hanging="360"/>
+      </w:pPr>
+      <w:rPr>
+        <w:u w:val="none"/>
+      </w:rPr>
+    </w:lvl>
+    <w:lvl w:ilvl="6">
+      <w:start w:val="1"/>
+      <w:numFmt w:val="bullet"/>
+      <w:lvlText w:val="-"/>
+      <w:lvlJc w:val="left"/>
+      <w:pPr>
+        <w:ind w:left="5040" w:hanging="360"/>
+      </w:pPr>
+      <w:rPr>
+        <w:u w:val="none"/>
+      </w:rPr>
+    </w:lvl>
+    <w:lvl w:ilvl="7">
+      <w:start w:val="1"/>
+      <w:numFmt w:val="bullet"/>
+      <w:lvlText w:val="-"/>
+      <w:lvlJc w:val="left"/>
+      <w:pPr>
+        <w:ind w:left="5760" w:hanging="360"/>
+      </w:pPr>
+      <w:rPr>
+        <w:u w:val="none"/>
+      </w:rPr>
+    </w:lvl>
+    <w:lvl w:ilvl="8">
+      <w:start w:val="1"/>
+      <w:numFmt w:val="bullet"/>
+      <w:lvlText w:val="-"/>
+      <w:lvlJc w:val="left"/>
       <w:pPr>
         <w:ind w:left="6480" w:hanging="360"/>
       </w:pPr>
@@ -3758,6 +6784,51 @@
   <w:num w:numId="9">
     <w:abstractNumId w:val="9"/>
   </w:num>
+  <w:num w:numId="10">
+    <w:abstractNumId w:val="10"/>
+  </w:num>
+  <w:num w:numId="11">
+    <w:abstractNumId w:val="11"/>
+  </w:num>
+  <w:num w:numId="12">
+    <w:abstractNumId w:val="12"/>
+  </w:num>
+  <w:num w:numId="13">
+    <w:abstractNumId w:val="13"/>
+  </w:num>
+  <w:num w:numId="14">
+    <w:abstractNumId w:val="14"/>
+  </w:num>
+  <w:num w:numId="15">
+    <w:abstractNumId w:val="15"/>
+  </w:num>
+  <w:num w:numId="16">
+    <w:abstractNumId w:val="16"/>
+  </w:num>
+  <w:num w:numId="17">
+    <w:abstractNumId w:val="17"/>
+  </w:num>
+  <w:num w:numId="18">
+    <w:abstractNumId w:val="18"/>
+  </w:num>
+  <w:num w:numId="19">
+    <w:abstractNumId w:val="19"/>
+  </w:num>
+  <w:num w:numId="20">
+    <w:abstractNumId w:val="20"/>
+  </w:num>
+  <w:num w:numId="21">
+    <w:abstractNumId w:val="21"/>
+  </w:num>
+  <w:num w:numId="22">
+    <w:abstractNumId w:val="22"/>
+  </w:num>
+  <w:num w:numId="23">
+    <w:abstractNumId w:val="23"/>
+  </w:num>
+  <w:num w:numId="24">
+    <w:abstractNumId w:val="24"/>
+  </w:num>
 </w:numbering>
 </file>
 
@@ -3792,12 +6863,11 @@
       <w:keepNext w:val="1"/>
       <w:keepLines w:val="1"/>
       <w:pageBreakBefore w:val="0"/>
-      <w:spacing w:after="0" w:before="200" w:lineRule="auto"/>
+      <w:spacing w:after="120" w:before="400" w:lineRule="auto"/>
     </w:pPr>
     <w:rPr>
-      <w:rFonts w:ascii="Trebuchet MS" w:cs="Trebuchet MS" w:eastAsia="Trebuchet MS" w:hAnsi="Trebuchet MS"/>
-      <w:sz w:val="32"/>
-      <w:szCs w:val="32"/>
+      <w:sz w:val="40"/>
+      <w:szCs w:val="40"/>
     </w:rPr>
   </w:style>
   <w:style w:type="paragraph" w:styleId="Heading2">
@@ -3808,13 +6878,12 @@
       <w:keepNext w:val="1"/>
       <w:keepLines w:val="1"/>
       <w:pageBreakBefore w:val="0"/>
-      <w:spacing w:after="0" w:before="200" w:lineRule="auto"/>
+      <w:spacing w:after="120" w:before="360" w:lineRule="auto"/>
     </w:pPr>
     <w:rPr>
-      <w:rFonts w:ascii="Trebuchet MS" w:cs="Trebuchet MS" w:eastAsia="Trebuchet MS" w:hAnsi="Trebuchet MS"/>
-      <w:b w:val="1"/>
-      <w:sz w:val="26"/>
-      <w:szCs w:val="26"/>
+      <w:b w:val="0"/>
+      <w:sz w:val="32"/>
+      <w:szCs w:val="32"/>
     </w:rPr>
   </w:style>
   <w:style w:type="paragraph" w:styleId="Heading3">
@@ -3825,14 +6894,13 @@
       <w:keepNext w:val="1"/>
       <w:keepLines w:val="1"/>
       <w:pageBreakBefore w:val="0"/>
-      <w:spacing w:after="0" w:before="160" w:lineRule="auto"/>
+      <w:spacing w:after="80" w:before="320" w:lineRule="auto"/>
     </w:pPr>
     <w:rPr>
-      <w:rFonts w:ascii="Trebuchet MS" w:cs="Trebuchet MS" w:eastAsia="Trebuchet MS" w:hAnsi="Trebuchet MS"/>
-      <w:b w:val="1"/>
-      <w:color w:val="666666"/>
-      <w:sz w:val="24"/>
-      <w:szCs w:val="24"/>
+      <w:b w:val="0"/>
+      <w:color w:val="434343"/>
+      <w:sz w:val="28"/>
+      <w:szCs w:val="28"/>
     </w:rPr>
   </w:style>
   <w:style w:type="paragraph" w:styleId="Heading4">
@@ -3843,14 +6911,12 @@
       <w:keepNext w:val="1"/>
       <w:keepLines w:val="1"/>
       <w:pageBreakBefore w:val="0"/>
-      <w:spacing w:after="0" w:before="160" w:lineRule="auto"/>
+      <w:spacing w:after="80" w:before="280" w:lineRule="auto"/>
     </w:pPr>
     <w:rPr>
-      <w:rFonts w:ascii="Trebuchet MS" w:cs="Trebuchet MS" w:eastAsia="Trebuchet MS" w:hAnsi="Trebuchet MS"/>
       <w:color w:val="666666"/>
-      <w:sz w:val="22"/>
-      <w:szCs w:val="22"/>
-      <w:u w:val="single"/>
+      <w:sz w:val="24"/>
+      <w:szCs w:val="24"/>
     </w:rPr>
   </w:style>
   <w:style w:type="paragraph" w:styleId="Heading5">
@@ -3861,10 +6927,9 @@
       <w:keepNext w:val="1"/>
       <w:keepLines w:val="1"/>
       <w:pageBreakBefore w:val="0"/>
-      <w:spacing w:after="0" w:before="160" w:lineRule="auto"/>
+      <w:spacing w:after="80" w:before="240" w:lineRule="auto"/>
     </w:pPr>
     <w:rPr>
-      <w:rFonts w:ascii="Trebuchet MS" w:cs="Trebuchet MS" w:eastAsia="Trebuchet MS" w:hAnsi="Trebuchet MS"/>
       <w:color w:val="666666"/>
       <w:sz w:val="22"/>
       <w:szCs w:val="22"/>
@@ -3878,10 +6943,9 @@
       <w:keepNext w:val="1"/>
       <w:keepLines w:val="1"/>
       <w:pageBreakBefore w:val="0"/>
-      <w:spacing w:after="0" w:before="160" w:lineRule="auto"/>
+      <w:spacing w:after="80" w:before="240" w:lineRule="auto"/>
     </w:pPr>
     <w:rPr>
-      <w:rFonts w:ascii="Trebuchet MS" w:cs="Trebuchet MS" w:eastAsia="Trebuchet MS" w:hAnsi="Trebuchet MS"/>
       <w:i w:val="1"/>
       <w:color w:val="666666"/>
       <w:sz w:val="22"/>
@@ -3896,12 +6960,11 @@
       <w:keepNext w:val="1"/>
       <w:keepLines w:val="1"/>
       <w:pageBreakBefore w:val="0"/>
-      <w:spacing w:after="0" w:before="0" w:lineRule="auto"/>
+      <w:spacing w:after="60" w:before="0" w:lineRule="auto"/>
     </w:pPr>
     <w:rPr>
-      <w:rFonts w:ascii="Trebuchet MS" w:cs="Trebuchet MS" w:eastAsia="Trebuchet MS" w:hAnsi="Trebuchet MS"/>
-      <w:sz w:val="42"/>
-      <w:szCs w:val="42"/>
+      <w:sz w:val="52"/>
+      <w:szCs w:val="52"/>
     </w:rPr>
   </w:style>
   <w:style w:type="paragraph" w:styleId="Subtitle">
@@ -3912,14 +6975,14 @@
       <w:keepNext w:val="1"/>
       <w:keepLines w:val="1"/>
       <w:pageBreakBefore w:val="0"/>
-      <w:spacing w:after="200" w:before="0" w:lineRule="auto"/>
+      <w:spacing w:after="320" w:before="0" w:lineRule="auto"/>
     </w:pPr>
     <w:rPr>
-      <w:rFonts w:ascii="Trebuchet MS" w:cs="Trebuchet MS" w:eastAsia="Trebuchet MS" w:hAnsi="Trebuchet MS"/>
-      <w:i w:val="1"/>
+      <w:rFonts w:ascii="Arial" w:cs="Arial" w:eastAsia="Arial" w:hAnsi="Arial"/>
+      <w:i w:val="0"/>
       <w:color w:val="666666"/>
-      <w:sz w:val="26"/>
-      <w:szCs w:val="26"/>
+      <w:sz w:val="30"/>
+      <w:szCs w:val="30"/>
     </w:rPr>
   </w:style>
   <w:style w:type="table" w:styleId="Table1">

--- a/TechDocs/Technical Documentation Template CS1050.docx
+++ b/TechDocs/Technical Documentation Template CS1050.docx
@@ -72,12 +72,12 @@
           <wp:inline distB="114300" distT="114300" distL="114300" distR="114300">
             <wp:extent cx="737492" cy="2052152"/>
             <wp:effectExtent b="0" l="0" r="0" t="0"/>
-            <wp:docPr id="5" name="image8.png"/>
+            <wp:docPr id="17" name="image21.png"/>
             <a:graphic>
               <a:graphicData uri="http://schemas.openxmlformats.org/drawingml/2006/picture">
                 <pic:pic>
                   <pic:nvPicPr>
-                    <pic:cNvPr id="0" name="image8.png"/>
+                    <pic:cNvPr id="0" name="image21.png"/>
                     <pic:cNvPicPr preferRelativeResize="0"/>
                   </pic:nvPicPr>
                   <pic:blipFill>
@@ -113,12 +113,12 @@
           <wp:inline distB="114300" distT="114300" distL="114300" distR="114300">
             <wp:extent cx="2878319" cy="942898"/>
             <wp:effectExtent b="0" l="0" r="0" t="0"/>
-            <wp:docPr id="7" name="image5.png"/>
+            <wp:docPr id="21" name="image12.png"/>
             <a:graphic>
               <a:graphicData uri="http://schemas.openxmlformats.org/drawingml/2006/picture">
                 <pic:pic>
                   <pic:nvPicPr>
-                    <pic:cNvPr id="0" name="image5.png"/>
+                    <pic:cNvPr id="0" name="image12.png"/>
                     <pic:cNvPicPr preferRelativeResize="0"/>
                   </pic:nvPicPr>
                   <pic:blipFill>
@@ -606,7 +606,7 @@
       <w:pPr>
         <w:numPr>
           <w:ilvl w:val="0"/>
-          <w:numId w:val="5"/>
+          <w:numId w:val="9"/>
         </w:numPr>
         <w:ind w:left="720" w:hanging="360"/>
         <w:rPr>
@@ -619,58 +619,6 @@
           <w:rtl w:val="0"/>
         </w:rPr>
         <w:t xml:space="preserve">Developers need clear and precise answers.</w:t>
-      </w:r>
-    </w:p>
-    <w:p>
-      <w:pPr>
-        <w:numPr>
-          <w:ilvl w:val="0"/>
-          <w:numId w:val="5"/>
-        </w:numPr>
-        <w:ind w:left="720" w:hanging="360"/>
-        <w:rPr>
-          <w:shd w:fill="fff2cc" w:val="clear"/>
-        </w:rPr>
-      </w:pPr>
-      <w:r>
-        <w:rPr>
-          <w:shd w:fill="fff2cc" w:val="clear"/>
-          <w:rtl w:val="0"/>
-        </w:rPr>
-        <w:t xml:space="preserve">Use short sentences, small paragraphs, and simple language.</w:t>
-      </w:r>
-    </w:p>
-    <w:p>
-      <w:pPr>
-        <w:numPr>
-          <w:ilvl w:val="0"/>
-          <w:numId w:val="5"/>
-        </w:numPr>
-        <w:ind w:left="720" w:hanging="360"/>
-        <w:rPr>
-          <w:shd w:fill="fff2cc" w:val="clear"/>
-        </w:rPr>
-      </w:pPr>
-      <w:r>
-        <w:rPr>
-          <w:shd w:fill="fff2cc" w:val="clear"/>
-          <w:rtl w:val="0"/>
-        </w:rPr>
-        <w:t xml:space="preserve">Avoid unnecessary complexity to improve clarity.</w:t>
-      </w:r>
-    </w:p>
-    <w:p>
-      <w:pPr>
-        <w:rPr>
-          <w:shd w:fill="fff2cc" w:val="clear"/>
-        </w:rPr>
-      </w:pPr>
-      <w:r>
-        <w:rPr>
-          <w:shd w:fill="fff2cc" w:val="clear"/>
-          <w:rtl w:val="0"/>
-        </w:rPr>
-        <w:t xml:space="preserve">Avoiding Technical Jargon:</w:t>
       </w:r>
     </w:p>
     <w:p>
@@ -689,7 +637,7 @@
           <w:shd w:fill="fff2cc" w:val="clear"/>
           <w:rtl w:val="0"/>
         </w:rPr>
-        <w:t xml:space="preserve">Simplify writing to ensure accessibility.</w:t>
+        <w:t xml:space="preserve">Use short sentences, small paragraphs, and simple language.</w:t>
       </w:r>
     </w:p>
     <w:p>
@@ -708,7 +656,7 @@
           <w:shd w:fill="fff2cc" w:val="clear"/>
           <w:rtl w:val="0"/>
         </w:rPr>
-        <w:t xml:space="preserve">Use standard industry terms if technical language is necessary.</w:t>
+        <w:t xml:space="preserve">Avoid unnecessary complexity to improve clarity.</w:t>
       </w:r>
     </w:p>
     <w:p>
@@ -722,14 +670,14 @@
           <w:shd w:fill="fff2cc" w:val="clear"/>
           <w:rtl w:val="0"/>
         </w:rPr>
-        <w:t xml:space="preserve">Using Code Snippets:</w:t>
+        <w:t xml:space="preserve">Avoiding Technical Jargon:</w:t>
       </w:r>
     </w:p>
     <w:p>
       <w:pPr>
         <w:numPr>
           <w:ilvl w:val="0"/>
-          <w:numId w:val="22"/>
+          <w:numId w:val="15"/>
         </w:numPr>
         <w:ind w:left="720" w:hanging="360"/>
         <w:rPr>
@@ -741,14 +689,14 @@
           <w:shd w:fill="fff2cc" w:val="clear"/>
           <w:rtl w:val="0"/>
         </w:rPr>
-        <w:t xml:space="preserve">Show what the product can do with practical examples.</w:t>
+        <w:t xml:space="preserve">Simplify writing to ensure accessibility.</w:t>
       </w:r>
     </w:p>
     <w:p>
       <w:pPr>
         <w:numPr>
           <w:ilvl w:val="0"/>
-          <w:numId w:val="22"/>
+          <w:numId w:val="15"/>
         </w:numPr>
         <w:ind w:left="720" w:hanging="360"/>
         <w:rPr>
@@ -760,7 +708,7 @@
           <w:shd w:fill="fff2cc" w:val="clear"/>
           <w:rtl w:val="0"/>
         </w:rPr>
-        <w:t xml:space="preserve">Elevates documentation quality by catering to developer familiarity with code.</w:t>
+        <w:t xml:space="preserve">Use standard industry terms if technical language is necessary.</w:t>
       </w:r>
     </w:p>
     <w:p>
@@ -774,14 +722,66 @@
           <w:shd w:fill="fff2cc" w:val="clear"/>
           <w:rtl w:val="0"/>
         </w:rPr>
-        <w:t xml:space="preserve">Role of Visuals:</w:t>
+        <w:t xml:space="preserve">Using Code Snippets:</w:t>
       </w:r>
     </w:p>
     <w:p>
       <w:pPr>
         <w:numPr>
           <w:ilvl w:val="0"/>
-          <w:numId w:val="20"/>
+          <w:numId w:val="41"/>
+        </w:numPr>
+        <w:ind w:left="720" w:hanging="360"/>
+        <w:rPr>
+          <w:shd w:fill="fff2cc" w:val="clear"/>
+        </w:rPr>
+      </w:pPr>
+      <w:r>
+        <w:rPr>
+          <w:shd w:fill="fff2cc" w:val="clear"/>
+          <w:rtl w:val="0"/>
+        </w:rPr>
+        <w:t xml:space="preserve">Show what the product can do with practical examples.</w:t>
+      </w:r>
+    </w:p>
+    <w:p>
+      <w:pPr>
+        <w:numPr>
+          <w:ilvl w:val="0"/>
+          <w:numId w:val="41"/>
+        </w:numPr>
+        <w:ind w:left="720" w:hanging="360"/>
+        <w:rPr>
+          <w:shd w:fill="fff2cc" w:val="clear"/>
+        </w:rPr>
+      </w:pPr>
+      <w:r>
+        <w:rPr>
+          <w:shd w:fill="fff2cc" w:val="clear"/>
+          <w:rtl w:val="0"/>
+        </w:rPr>
+        <w:t xml:space="preserve">Elevates documentation quality by catering to developer familiarity with code.</w:t>
+      </w:r>
+    </w:p>
+    <w:p>
+      <w:pPr>
+        <w:rPr>
+          <w:shd w:fill="fff2cc" w:val="clear"/>
+        </w:rPr>
+      </w:pPr>
+      <w:r>
+        <w:rPr>
+          <w:shd w:fill="fff2cc" w:val="clear"/>
+          <w:rtl w:val="0"/>
+        </w:rPr>
+        <w:t xml:space="preserve">Role of Visuals:</w:t>
+      </w:r>
+    </w:p>
+    <w:p>
+      <w:pPr>
+        <w:numPr>
+          <w:ilvl w:val="0"/>
+          <w:numId w:val="37"/>
         </w:numPr>
         <w:ind w:left="720" w:hanging="360"/>
         <w:rPr>
@@ -811,7 +811,7 @@
       <w:pPr>
         <w:numPr>
           <w:ilvl w:val="0"/>
-          <w:numId w:val="20"/>
+          <w:numId w:val="37"/>
         </w:numPr>
         <w:ind w:left="720" w:hanging="360"/>
         <w:rPr>
@@ -955,7 +955,7 @@
       <w:pPr>
         <w:numPr>
           <w:ilvl w:val="0"/>
-          <w:numId w:val="17"/>
+          <w:numId w:val="31"/>
         </w:numPr>
         <w:spacing w:after="0" w:afterAutospacing="0" w:before="240" w:lineRule="auto"/>
         <w:ind w:left="720" w:hanging="360"/>
@@ -975,7 +975,7 @@
       <w:pPr>
         <w:numPr>
           <w:ilvl w:val="0"/>
-          <w:numId w:val="17"/>
+          <w:numId w:val="31"/>
         </w:numPr>
         <w:spacing w:after="0" w:afterAutospacing="0" w:before="0" w:beforeAutospacing="0" w:lineRule="auto"/>
         <w:ind w:left="720" w:hanging="360"/>
@@ -995,7 +995,7 @@
       <w:pPr>
         <w:numPr>
           <w:ilvl w:val="0"/>
-          <w:numId w:val="17"/>
+          <w:numId w:val="31"/>
         </w:numPr>
         <w:spacing w:after="0" w:afterAutospacing="0" w:before="0" w:beforeAutospacing="0" w:lineRule="auto"/>
         <w:ind w:left="720" w:hanging="360"/>
@@ -1015,7 +1015,7 @@
       <w:pPr>
         <w:numPr>
           <w:ilvl w:val="0"/>
-          <w:numId w:val="17"/>
+          <w:numId w:val="31"/>
         </w:numPr>
         <w:spacing w:after="0" w:afterAutospacing="0" w:before="0" w:beforeAutospacing="0" w:lineRule="auto"/>
         <w:ind w:left="720" w:hanging="360"/>
@@ -1035,7 +1035,7 @@
       <w:pPr>
         <w:numPr>
           <w:ilvl w:val="0"/>
-          <w:numId w:val="17"/>
+          <w:numId w:val="31"/>
         </w:numPr>
         <w:spacing w:after="240" w:before="0" w:beforeAutospacing="0" w:lineRule="auto"/>
         <w:ind w:left="720" w:hanging="360"/>
@@ -1117,7 +1117,7 @@
       <w:pPr>
         <w:numPr>
           <w:ilvl w:val="0"/>
-          <w:numId w:val="15"/>
+          <w:numId w:val="26"/>
         </w:numPr>
         <w:spacing w:after="0" w:afterAutospacing="0" w:before="240" w:lineRule="auto"/>
         <w:ind w:left="720" w:hanging="360"/>
@@ -1138,7 +1138,7 @@
       <w:pPr>
         <w:numPr>
           <w:ilvl w:val="1"/>
-          <w:numId w:val="15"/>
+          <w:numId w:val="26"/>
         </w:numPr>
         <w:spacing w:after="0" w:afterAutospacing="0" w:before="0" w:beforeAutospacing="0" w:lineRule="auto"/>
         <w:ind w:left="1440" w:hanging="360"/>
@@ -1158,7 +1158,7 @@
       <w:pPr>
         <w:numPr>
           <w:ilvl w:val="1"/>
-          <w:numId w:val="15"/>
+          <w:numId w:val="26"/>
         </w:numPr>
         <w:spacing w:after="0" w:afterAutospacing="0" w:before="0" w:beforeAutospacing="0" w:lineRule="auto"/>
         <w:ind w:left="1440" w:hanging="360"/>
@@ -1178,7 +1178,7 @@
       <w:pPr>
         <w:numPr>
           <w:ilvl w:val="0"/>
-          <w:numId w:val="15"/>
+          <w:numId w:val="26"/>
         </w:numPr>
         <w:spacing w:after="0" w:afterAutospacing="0" w:before="0" w:beforeAutospacing="0" w:lineRule="auto"/>
         <w:ind w:left="720" w:hanging="360"/>
@@ -1199,7 +1199,7 @@
       <w:pPr>
         <w:numPr>
           <w:ilvl w:val="1"/>
-          <w:numId w:val="15"/>
+          <w:numId w:val="26"/>
         </w:numPr>
         <w:spacing w:after="0" w:afterAutospacing="0" w:before="0" w:beforeAutospacing="0" w:lineRule="auto"/>
         <w:ind w:left="1440" w:hanging="360"/>
@@ -1219,7 +1219,7 @@
       <w:pPr>
         <w:numPr>
           <w:ilvl w:val="1"/>
-          <w:numId w:val="15"/>
+          <w:numId w:val="26"/>
         </w:numPr>
         <w:spacing w:after="0" w:afterAutospacing="0" w:before="0" w:beforeAutospacing="0" w:lineRule="auto"/>
         <w:ind w:left="1440" w:hanging="360"/>
@@ -1239,7 +1239,7 @@
       <w:pPr>
         <w:numPr>
           <w:ilvl w:val="1"/>
-          <w:numId w:val="15"/>
+          <w:numId w:val="26"/>
         </w:numPr>
         <w:spacing w:after="0" w:afterAutospacing="0" w:before="0" w:beforeAutospacing="0" w:lineRule="auto"/>
         <w:ind w:left="1440" w:hanging="360"/>
@@ -1259,7 +1259,7 @@
       <w:pPr>
         <w:numPr>
           <w:ilvl w:val="0"/>
-          <w:numId w:val="15"/>
+          <w:numId w:val="26"/>
         </w:numPr>
         <w:spacing w:after="0" w:afterAutospacing="0" w:before="0" w:beforeAutospacing="0" w:lineRule="auto"/>
         <w:ind w:left="720" w:hanging="360"/>
@@ -1280,7 +1280,7 @@
       <w:pPr>
         <w:numPr>
           <w:ilvl w:val="1"/>
-          <w:numId w:val="15"/>
+          <w:numId w:val="26"/>
         </w:numPr>
         <w:spacing w:after="0" w:afterAutospacing="0" w:before="0" w:beforeAutospacing="0" w:lineRule="auto"/>
         <w:ind w:left="1440" w:hanging="360"/>
@@ -1300,7 +1300,7 @@
       <w:pPr>
         <w:numPr>
           <w:ilvl w:val="1"/>
-          <w:numId w:val="15"/>
+          <w:numId w:val="26"/>
         </w:numPr>
         <w:spacing w:after="0" w:afterAutospacing="0" w:before="0" w:beforeAutospacing="0" w:lineRule="auto"/>
         <w:ind w:left="1440" w:hanging="360"/>
@@ -1320,7 +1320,7 @@
       <w:pPr>
         <w:numPr>
           <w:ilvl w:val="1"/>
-          <w:numId w:val="15"/>
+          <w:numId w:val="26"/>
         </w:numPr>
         <w:spacing w:after="0" w:afterAutospacing="0" w:before="0" w:beforeAutospacing="0" w:lineRule="auto"/>
         <w:ind w:left="1440" w:hanging="360"/>
@@ -1340,7 +1340,7 @@
       <w:pPr>
         <w:numPr>
           <w:ilvl w:val="1"/>
-          <w:numId w:val="15"/>
+          <w:numId w:val="26"/>
         </w:numPr>
         <w:spacing w:after="0" w:afterAutospacing="0" w:before="0" w:beforeAutospacing="0" w:lineRule="auto"/>
         <w:ind w:left="1440" w:hanging="360"/>
@@ -1360,7 +1360,7 @@
       <w:pPr>
         <w:numPr>
           <w:ilvl w:val="1"/>
-          <w:numId w:val="15"/>
+          <w:numId w:val="26"/>
         </w:numPr>
         <w:spacing w:after="0" w:afterAutospacing="0" w:before="0" w:beforeAutospacing="0" w:lineRule="auto"/>
         <w:ind w:left="1440" w:hanging="360"/>
@@ -1380,7 +1380,7 @@
       <w:pPr>
         <w:numPr>
           <w:ilvl w:val="1"/>
-          <w:numId w:val="15"/>
+          <w:numId w:val="26"/>
         </w:numPr>
         <w:spacing w:after="240" w:before="0" w:beforeAutospacing="0" w:lineRule="auto"/>
         <w:ind w:left="1440" w:hanging="360"/>
@@ -1601,7 +1601,7 @@
       <w:pPr>
         <w:numPr>
           <w:ilvl w:val="0"/>
-          <w:numId w:val="10"/>
+          <w:numId w:val="16"/>
         </w:numPr>
         <w:ind w:left="720" w:hanging="360"/>
       </w:pPr>
@@ -1626,7 +1626,7 @@
       <w:pPr>
         <w:numPr>
           <w:ilvl w:val="0"/>
-          <w:numId w:val="10"/>
+          <w:numId w:val="16"/>
         </w:numPr>
         <w:ind w:left="720" w:hanging="360"/>
       </w:pPr>
@@ -1651,7 +1651,7 @@
       <w:pPr>
         <w:numPr>
           <w:ilvl w:val="0"/>
-          <w:numId w:val="10"/>
+          <w:numId w:val="16"/>
         </w:numPr>
         <w:ind w:left="720" w:hanging="360"/>
       </w:pPr>
@@ -1712,7 +1712,7 @@
       <w:pPr>
         <w:numPr>
           <w:ilvl w:val="0"/>
-          <w:numId w:val="13"/>
+          <w:numId w:val="23"/>
         </w:numPr>
         <w:spacing w:line="240" w:lineRule="auto"/>
         <w:ind w:left="720" w:hanging="360"/>
@@ -1741,12 +1741,12 @@
           <wp:inline distB="114300" distT="114300" distL="114300" distR="114300">
             <wp:extent cx="5810250" cy="88900"/>
             <wp:effectExtent b="0" l="0" r="0" t="0"/>
-            <wp:docPr id="8" name="image4.png"/>
+            <wp:docPr id="22" name="image24.png"/>
             <a:graphic>
               <a:graphicData uri="http://schemas.openxmlformats.org/drawingml/2006/picture">
                 <pic:pic>
                   <pic:nvPicPr>
-                    <pic:cNvPr id="0" name="image4.png"/>
+                    <pic:cNvPr id="0" name="image24.png"/>
                     <pic:cNvPicPr preferRelativeResize="0"/>
                   </pic:nvPicPr>
                   <pic:blipFill>
@@ -1816,7 +1816,7 @@
       <w:pPr>
         <w:numPr>
           <w:ilvl w:val="0"/>
-          <w:numId w:val="11"/>
+          <w:numId w:val="21"/>
         </w:numPr>
         <w:spacing w:line="240" w:lineRule="auto"/>
         <w:ind w:left="720" w:hanging="360"/>
@@ -1886,7 +1886,7 @@
       <w:pPr>
         <w:numPr>
           <w:ilvl w:val="0"/>
-          <w:numId w:val="14"/>
+          <w:numId w:val="24"/>
         </w:numPr>
         <w:spacing w:line="240" w:lineRule="auto"/>
         <w:ind w:left="720" w:hanging="360"/>
@@ -1992,7 +1992,7 @@
       <w:pPr>
         <w:numPr>
           <w:ilvl w:val="0"/>
-          <w:numId w:val="12"/>
+          <w:numId w:val="22"/>
         </w:numPr>
         <w:ind w:left="720" w:hanging="360"/>
       </w:pPr>
@@ -2007,7 +2007,7 @@
       <w:pPr>
         <w:numPr>
           <w:ilvl w:val="0"/>
-          <w:numId w:val="21"/>
+          <w:numId w:val="38"/>
         </w:numPr>
         <w:ind w:left="1440" w:hanging="360"/>
         <w:rPr>
@@ -2025,7 +2025,7 @@
       <w:pPr>
         <w:numPr>
           <w:ilvl w:val="0"/>
-          <w:numId w:val="21"/>
+          <w:numId w:val="38"/>
         </w:numPr>
         <w:ind w:left="1440" w:hanging="360"/>
         <w:rPr>
@@ -2043,7 +2043,7 @@
       <w:pPr>
         <w:numPr>
           <w:ilvl w:val="0"/>
-          <w:numId w:val="21"/>
+          <w:numId w:val="38"/>
         </w:numPr>
         <w:ind w:left="1440" w:hanging="360"/>
       </w:pPr>
@@ -2053,12 +2053,12 @@
           <wp:inline distB="114300" distT="114300" distL="114300" distR="114300">
             <wp:extent cx="5943600" cy="1943100"/>
             <wp:effectExtent b="0" l="0" r="0" t="0"/>
-            <wp:docPr id="2" name="image7.png"/>
+            <wp:docPr id="2" name="image22.png"/>
             <a:graphic>
               <a:graphicData uri="http://schemas.openxmlformats.org/drawingml/2006/picture">
                 <pic:pic>
                   <pic:nvPicPr>
-                    <pic:cNvPr id="0" name="image7.png"/>
+                    <pic:cNvPr id="0" name="image22.png"/>
                     <pic:cNvPicPr preferRelativeResize="0"/>
                   </pic:nvPicPr>
                   <pic:blipFill>
@@ -2102,7 +2102,7 @@
       <w:pPr>
         <w:numPr>
           <w:ilvl w:val="0"/>
-          <w:numId w:val="12"/>
+          <w:numId w:val="22"/>
         </w:numPr>
         <w:ind w:left="720" w:hanging="360"/>
       </w:pPr>
@@ -2111,6 +2111,93 @@
           <w:rtl w:val="0"/>
         </w:rPr>
         <w:t xml:space="preserve">byte data type</w:t>
+      </w:r>
+    </w:p>
+    <w:p>
+      <w:pPr>
+        <w:numPr>
+          <w:ilvl w:val="0"/>
+          <w:numId w:val="7"/>
+        </w:numPr>
+        <w:ind w:left="1440" w:hanging="360"/>
+        <w:rPr>
+          <w:u w:val="none"/>
+        </w:rPr>
+      </w:pPr>
+      <w:r>
+        <w:rPr>
+          <w:rtl w:val="0"/>
+        </w:rPr>
+        <w:t xml:space="preserve">8-bit signed two’s complement integers (1 byte)</w:t>
+      </w:r>
+    </w:p>
+    <w:p>
+      <w:pPr>
+        <w:numPr>
+          <w:ilvl w:val="0"/>
+          <w:numId w:val="7"/>
+        </w:numPr>
+        <w:ind w:left="1440" w:hanging="360"/>
+        <w:rPr>
+          <w:u w:val="none"/>
+        </w:rPr>
+      </w:pPr>
+      <w:r>
+        <w:rPr>
+          <w:rtl w:val="0"/>
+        </w:rPr>
+        <w:t xml:space="preserve">Range of values from -128 to 127</w:t>
+      </w:r>
+    </w:p>
+    <w:p>
+      <w:pPr>
+        <w:numPr>
+          <w:ilvl w:val="0"/>
+          <w:numId w:val="7"/>
+        </w:numPr>
+        <w:ind w:left="1440" w:hanging="360"/>
+        <w:rPr>
+          <w:u w:val="none"/>
+        </w:rPr>
+      </w:pPr>
+      <w:r>
+        <w:rPr>
+          <w:rtl w:val="0"/>
+        </w:rPr>
+        <w:t xml:space="preserve">Default value 0</w:t>
+      </w:r>
+    </w:p>
+    <w:p>
+      <w:pPr>
+        <w:numPr>
+          <w:ilvl w:val="0"/>
+          <w:numId w:val="7"/>
+        </w:numPr>
+        <w:ind w:left="1440" w:hanging="360"/>
+        <w:rPr>
+          <w:u w:val="none"/>
+        </w:rPr>
+      </w:pPr>
+      <w:r>
+        <w:rPr>
+          <w:rtl w:val="0"/>
+        </w:rPr>
+        <w:t xml:space="preserve">Example: byte a = -58 byte b = 11</w:t>
+      </w:r>
+    </w:p>
+    <w:p>
+      <w:pPr>
+        <w:numPr>
+          <w:ilvl w:val="0"/>
+          <w:numId w:val="22"/>
+        </w:numPr>
+        <w:ind w:left="720" w:hanging="360"/>
+      </w:pPr>
+      <w:r>
+        <w:rPr>
+          <w:rtl w:val="0"/>
+        </w:rPr>
+        <w:t xml:space="preserve">char data type</w:t>
       </w:r>
     </w:p>
     <w:p>
@@ -2128,7 +2215,7 @@
         <w:rPr>
           <w:rtl w:val="0"/>
         </w:rPr>
-        <w:t xml:space="preserve">8-bit signed two’s complement integers</w:t>
+        <w:t xml:space="preserve">Single character (2 byte)</w:t>
       </w:r>
     </w:p>
     <w:p>
@@ -2146,7 +2233,7 @@
         <w:rPr>
           <w:rtl w:val="0"/>
         </w:rPr>
-        <w:t xml:space="preserve">Range of values from -128 to 127</w:t>
+        <w:t xml:space="preserve">Represent character, such as letters, digits, and symbols</w:t>
       </w:r>
     </w:p>
     <w:p>
@@ -2164,93 +2251,6 @@
         <w:rPr>
           <w:rtl w:val="0"/>
         </w:rPr>
-        <w:t xml:space="preserve">Default value 0</w:t>
-      </w:r>
-    </w:p>
-    <w:p>
-      <w:pPr>
-        <w:numPr>
-          <w:ilvl w:val="0"/>
-          <w:numId w:val="4"/>
-        </w:numPr>
-        <w:ind w:left="1440" w:hanging="360"/>
-        <w:rPr>
-          <w:u w:val="none"/>
-        </w:rPr>
-      </w:pPr>
-      <w:r>
-        <w:rPr>
-          <w:rtl w:val="0"/>
-        </w:rPr>
-        <w:t xml:space="preserve">Example: byte a = -58 byte b = 11</w:t>
-      </w:r>
-    </w:p>
-    <w:p>
-      <w:pPr>
-        <w:numPr>
-          <w:ilvl w:val="0"/>
-          <w:numId w:val="12"/>
-        </w:numPr>
-        <w:ind w:left="720" w:hanging="360"/>
-      </w:pPr>
-      <w:r>
-        <w:rPr>
-          <w:rtl w:val="0"/>
-        </w:rPr>
-        <w:t xml:space="preserve">char data type</w:t>
-      </w:r>
-    </w:p>
-    <w:p>
-      <w:pPr>
-        <w:numPr>
-          <w:ilvl w:val="0"/>
-          <w:numId w:val="3"/>
-        </w:numPr>
-        <w:ind w:left="1440" w:hanging="360"/>
-        <w:rPr>
-          <w:u w:val="none"/>
-        </w:rPr>
-      </w:pPr>
-      <w:r>
-        <w:rPr>
-          <w:rtl w:val="0"/>
-        </w:rPr>
-        <w:t xml:space="preserve">Single character </w:t>
-      </w:r>
-    </w:p>
-    <w:p>
-      <w:pPr>
-        <w:numPr>
-          <w:ilvl w:val="0"/>
-          <w:numId w:val="3"/>
-        </w:numPr>
-        <w:ind w:left="1440" w:hanging="360"/>
-        <w:rPr>
-          <w:u w:val="none"/>
-        </w:rPr>
-      </w:pPr>
-      <w:r>
-        <w:rPr>
-          <w:rtl w:val="0"/>
-        </w:rPr>
-        <w:t xml:space="preserve">Represent character, such as letters, digits, and symbols</w:t>
-      </w:r>
-    </w:p>
-    <w:p>
-      <w:pPr>
-        <w:numPr>
-          <w:ilvl w:val="0"/>
-          <w:numId w:val="3"/>
-        </w:numPr>
-        <w:ind w:left="1440" w:hanging="360"/>
-        <w:rPr>
-          <w:u w:val="none"/>
-        </w:rPr>
-      </w:pPr>
-      <w:r>
-        <w:rPr>
-          <w:rtl w:val="0"/>
-        </w:rPr>
         <w:t xml:space="preserve">Uses ‘ ‘ </w:t>
       </w:r>
     </w:p>
@@ -2265,12 +2265,12 @@
           <wp:inline distB="114300" distT="114300" distL="114300" distR="114300">
             <wp:extent cx="5943600" cy="508000"/>
             <wp:effectExtent b="0" l="0" r="0" t="0"/>
-            <wp:docPr id="3" name="image6.png"/>
+            <wp:docPr id="5" name="image13.png"/>
             <a:graphic>
               <a:graphicData uri="http://schemas.openxmlformats.org/drawingml/2006/picture">
                 <pic:pic>
                   <pic:nvPicPr>
-                    <pic:cNvPr id="0" name="image6.png"/>
+                    <pic:cNvPr id="0" name="image13.png"/>
                     <pic:cNvPicPr preferRelativeResize="0"/>
                   </pic:nvPicPr>
                   <pic:blipFill>
@@ -2304,7 +2304,7 @@
       <w:pPr>
         <w:numPr>
           <w:ilvl w:val="0"/>
-          <w:numId w:val="12"/>
+          <w:numId w:val="22"/>
         </w:numPr>
         <w:ind w:left="720" w:hanging="360"/>
       </w:pPr>
@@ -2319,7 +2319,7 @@
       <w:pPr>
         <w:numPr>
           <w:ilvl w:val="0"/>
-          <w:numId w:val="23"/>
+          <w:numId w:val="42"/>
         </w:numPr>
         <w:ind w:left="1440" w:hanging="360"/>
         <w:rPr>
@@ -2330,14 +2330,14 @@
         <w:rPr>
           <w:rtl w:val="0"/>
         </w:rPr>
-        <w:t xml:space="preserve">16-bit signed two’s complement integers </w:t>
+        <w:t xml:space="preserve">16-bit signed two’s complement integers  (2 bytes)</w:t>
       </w:r>
     </w:p>
     <w:p>
       <w:pPr>
         <w:numPr>
           <w:ilvl w:val="0"/>
-          <w:numId w:val="23"/>
+          <w:numId w:val="42"/>
         </w:numPr>
         <w:ind w:left="1440" w:hanging="360"/>
         <w:rPr>
@@ -2355,7 +2355,7 @@
       <w:pPr>
         <w:numPr>
           <w:ilvl w:val="0"/>
-          <w:numId w:val="23"/>
+          <w:numId w:val="42"/>
         </w:numPr>
         <w:ind w:left="1440" w:hanging="360"/>
         <w:rPr>
@@ -2373,7 +2373,7 @@
       <w:pPr>
         <w:numPr>
           <w:ilvl w:val="0"/>
-          <w:numId w:val="23"/>
+          <w:numId w:val="42"/>
         </w:numPr>
         <w:ind w:left="1440" w:hanging="360"/>
         <w:rPr>
@@ -2391,7 +2391,7 @@
       <w:pPr>
         <w:numPr>
           <w:ilvl w:val="0"/>
-          <w:numId w:val="12"/>
+          <w:numId w:val="22"/>
         </w:numPr>
         <w:ind w:left="720" w:hanging="360"/>
       </w:pPr>
@@ -2406,7 +2406,7 @@
       <w:pPr>
         <w:numPr>
           <w:ilvl w:val="0"/>
-          <w:numId w:val="16"/>
+          <w:numId w:val="27"/>
         </w:numPr>
         <w:ind w:left="1440" w:hanging="360"/>
         <w:rPr>
@@ -2417,14 +2417,14 @@
         <w:rPr>
           <w:rtl w:val="0"/>
         </w:rPr>
-        <w:t xml:space="preserve">32-bit signed two’s complement integers</w:t>
+        <w:t xml:space="preserve">32-bit signed two’s complement integers (4)</w:t>
       </w:r>
     </w:p>
     <w:p>
       <w:pPr>
         <w:numPr>
           <w:ilvl w:val="0"/>
-          <w:numId w:val="16"/>
+          <w:numId w:val="27"/>
         </w:numPr>
         <w:ind w:left="1440" w:hanging="360"/>
         <w:rPr>
@@ -2442,7 +2442,7 @@
       <w:pPr>
         <w:numPr>
           <w:ilvl w:val="0"/>
-          <w:numId w:val="16"/>
+          <w:numId w:val="27"/>
         </w:numPr>
         <w:ind w:left="1440" w:hanging="360"/>
         <w:rPr>
@@ -2460,7 +2460,7 @@
       <w:pPr>
         <w:numPr>
           <w:ilvl w:val="0"/>
-          <w:numId w:val="16"/>
+          <w:numId w:val="27"/>
         </w:numPr>
         <w:ind w:left="1440" w:hanging="360"/>
         <w:rPr>
@@ -2478,7 +2478,7 @@
       <w:pPr>
         <w:numPr>
           <w:ilvl w:val="0"/>
-          <w:numId w:val="12"/>
+          <w:numId w:val="22"/>
         </w:numPr>
         <w:ind w:left="720" w:hanging="360"/>
       </w:pPr>
@@ -2493,7 +2493,7 @@
       <w:pPr>
         <w:numPr>
           <w:ilvl w:val="0"/>
-          <w:numId w:val="18"/>
+          <w:numId w:val="33"/>
         </w:numPr>
         <w:ind w:left="1440" w:hanging="360"/>
         <w:rPr>
@@ -2504,14 +2504,14 @@
         <w:rPr>
           <w:rtl w:val="0"/>
         </w:rPr>
-        <w:t xml:space="preserve">64-bit signed two’s complement integers</w:t>
+        <w:t xml:space="preserve">64-bit signed two’s complement integers (8 bytes)</w:t>
       </w:r>
     </w:p>
     <w:p>
       <w:pPr>
         <w:numPr>
           <w:ilvl w:val="0"/>
-          <w:numId w:val="18"/>
+          <w:numId w:val="33"/>
         </w:numPr>
         <w:ind w:left="1440" w:hanging="360"/>
         <w:rPr>
@@ -2529,7 +2529,7 @@
       <w:pPr>
         <w:numPr>
           <w:ilvl w:val="0"/>
-          <w:numId w:val="18"/>
+          <w:numId w:val="33"/>
         </w:numPr>
         <w:ind w:left="1440" w:hanging="360"/>
         <w:rPr>
@@ -2547,7 +2547,7 @@
       <w:pPr>
         <w:numPr>
           <w:ilvl w:val="0"/>
-          <w:numId w:val="18"/>
+          <w:numId w:val="33"/>
         </w:numPr>
         <w:ind w:left="1440" w:hanging="360"/>
         <w:rPr>
@@ -2565,7 +2565,7 @@
       <w:pPr>
         <w:numPr>
           <w:ilvl w:val="0"/>
-          <w:numId w:val="12"/>
+          <w:numId w:val="22"/>
         </w:numPr>
         <w:ind w:left="720" w:hanging="360"/>
       </w:pPr>
@@ -2580,7 +2580,7 @@
       <w:pPr>
         <w:numPr>
           <w:ilvl w:val="0"/>
-          <w:numId w:val="7"/>
+          <w:numId w:val="13"/>
         </w:numPr>
         <w:ind w:left="1440" w:hanging="360"/>
         <w:rPr>
@@ -2605,14 +2605,14 @@
           <w:highlight w:val="white"/>
           <w:rtl w:val="0"/>
         </w:rPr>
-        <w:t xml:space="preserve">IEEE 754 floating-point numbers</w:t>
+        <w:t xml:space="preserve">IEEE 754 floating-point numbers (4 bytes)</w:t>
       </w:r>
     </w:p>
     <w:p>
       <w:pPr>
         <w:numPr>
           <w:ilvl w:val="0"/>
-          <w:numId w:val="7"/>
+          <w:numId w:val="13"/>
         </w:numPr>
         <w:ind w:left="1440" w:hanging="360"/>
         <w:rPr>
@@ -2632,7 +2632,7 @@
       <w:pPr>
         <w:numPr>
           <w:ilvl w:val="0"/>
-          <w:numId w:val="7"/>
+          <w:numId w:val="13"/>
         </w:numPr>
         <w:ind w:left="1440" w:hanging="360"/>
         <w:rPr>
@@ -2655,9 +2655,20 @@
     </w:p>
     <w:p>
       <w:pPr>
+        <w:ind w:left="0" w:firstLine="0"/>
+        <w:rPr/>
+      </w:pPr>
+      <w:r>
+        <w:rPr>
+          <w:rtl w:val="0"/>
+        </w:rPr>
+      </w:r>
+    </w:p>
+    <w:p>
+      <w:pPr>
         <w:numPr>
           <w:ilvl w:val="0"/>
-          <w:numId w:val="12"/>
+          <w:numId w:val="22"/>
         </w:numPr>
         <w:ind w:left="720" w:hanging="360"/>
       </w:pPr>
@@ -2672,7 +2683,7 @@
       <w:pPr>
         <w:numPr>
           <w:ilvl w:val="0"/>
-          <w:numId w:val="8"/>
+          <w:numId w:val="14"/>
         </w:numPr>
         <w:ind w:left="1440" w:hanging="360"/>
         <w:rPr/>
@@ -2690,14 +2701,14 @@
           <w:highlight w:val="white"/>
           <w:rtl w:val="0"/>
         </w:rPr>
-        <w:t xml:space="preserve">-precision 64-bit IEEE 754 floating-point numbers.</w:t>
+        <w:t xml:space="preserve">-precision 64-bit IEEE 754 floating-point numbers. (8 bytes)</w:t>
       </w:r>
     </w:p>
     <w:p>
       <w:pPr>
         <w:numPr>
           <w:ilvl w:val="0"/>
-          <w:numId w:val="8"/>
+          <w:numId w:val="14"/>
         </w:numPr>
         <w:ind w:left="1440" w:hanging="360"/>
         <w:rPr>
@@ -2717,7 +2728,7 @@
       <w:pPr>
         <w:numPr>
           <w:ilvl w:val="0"/>
-          <w:numId w:val="8"/>
+          <w:numId w:val="14"/>
         </w:numPr>
         <w:ind w:left="1440" w:hanging="360"/>
         <w:rPr>
@@ -2737,7 +2748,7 @@
       <w:pPr>
         <w:numPr>
           <w:ilvl w:val="0"/>
-          <w:numId w:val="8"/>
+          <w:numId w:val="14"/>
         </w:numPr>
         <w:ind w:left="1440" w:hanging="360"/>
         <w:rPr>
@@ -2834,6 +2845,7 @@
     </w:p>
     <w:p>
       <w:pPr>
+        <w:ind w:left="0" w:firstLine="0"/>
         <w:rPr/>
       </w:pPr>
       <w:r>
@@ -2846,25 +2858,7 @@
       <w:pPr>
         <w:numPr>
           <w:ilvl w:val="0"/>
-          <w:numId w:val="24"/>
-        </w:numPr>
-        <w:ind w:left="720" w:hanging="360"/>
-        <w:rPr>
-          <w:u w:val="none"/>
-        </w:rPr>
-      </w:pPr>
-      <w:r>
-        <w:rPr>
-          <w:rtl w:val="0"/>
-        </w:rPr>
-        <w:t xml:space="preserve">Starts with a capital letters</w:t>
-      </w:r>
-    </w:p>
-    <w:p>
-      <w:pPr>
-        <w:numPr>
-          <w:ilvl w:val="0"/>
-          <w:numId w:val="24"/>
+          <w:numId w:val="43"/>
         </w:numPr>
         <w:ind w:left="720" w:hanging="360"/>
       </w:pPr>
@@ -2899,12 +2893,12 @@
           <wp:inline distB="114300" distT="114300" distL="114300" distR="114300">
             <wp:extent cx="5676900" cy="323850"/>
             <wp:effectExtent b="0" l="0" r="0" t="0"/>
-            <wp:docPr id="4" name="image3.png"/>
+            <wp:docPr id="14" name="image10.png"/>
             <a:graphic>
               <a:graphicData uri="http://schemas.openxmlformats.org/drawingml/2006/picture">
                 <pic:pic>
                   <pic:nvPicPr>
-                    <pic:cNvPr id="0" name="image3.png"/>
+                    <pic:cNvPr id="0" name="image10.png"/>
                     <pic:cNvPicPr preferRelativeResize="0"/>
                   </pic:nvPicPr>
                   <pic:blipFill>
@@ -2936,6 +2930,444 @@
     </w:p>
     <w:p>
       <w:pPr>
+        <w:ind w:left="0" w:firstLine="0"/>
+        <w:rPr/>
+      </w:pPr>
+      <w:r>
+        <w:rPr>
+          <w:rtl w:val="0"/>
+        </w:rPr>
+      </w:r>
+    </w:p>
+    <w:p>
+      <w:pPr>
+        <w:ind w:left="0" w:firstLine="0"/>
+        <w:rPr>
+          <w:b w:val="1"/>
+        </w:rPr>
+      </w:pPr>
+      <w:r>
+        <w:rPr>
+          <w:b w:val="1"/>
+          <w:rtl w:val="0"/>
+        </w:rPr>
+        <w:t xml:space="preserve">Package </w:t>
+      </w:r>
+    </w:p>
+    <w:p>
+      <w:pPr>
+        <w:ind w:left="0" w:firstLine="0"/>
+        <w:rPr>
+          <w:b w:val="1"/>
+        </w:rPr>
+      </w:pPr>
+      <w:r>
+        <w:rPr>
+          <w:rtl w:val="0"/>
+        </w:rPr>
+      </w:r>
+    </w:p>
+    <w:p>
+      <w:pPr>
+        <w:numPr>
+          <w:ilvl w:val="0"/>
+          <w:numId w:val="29"/>
+        </w:numPr>
+        <w:ind w:left="720" w:hanging="360"/>
+        <w:rPr/>
+      </w:pPr>
+      <w:r>
+        <w:rPr>
+          <w:rtl w:val="0"/>
+        </w:rPr>
+        <w:t xml:space="preserve">Organizes classes and interfaces</w:t>
+      </w:r>
+    </w:p>
+    <w:p>
+      <w:pPr>
+        <w:ind w:left="0" w:firstLine="0"/>
+        <w:rPr>
+          <w:b w:val="1"/>
+        </w:rPr>
+      </w:pPr>
+      <w:r>
+        <w:rPr>
+          <w:b w:val="1"/>
+        </w:rPr>
+        <w:drawing>
+          <wp:inline distB="114300" distT="114300" distL="114300" distR="114300">
+            <wp:extent cx="5943600" cy="596900"/>
+            <wp:effectExtent b="0" l="0" r="0" t="0"/>
+            <wp:docPr id="11" name="image7.png"/>
+            <a:graphic>
+              <a:graphicData uri="http://schemas.openxmlformats.org/drawingml/2006/picture">
+                <pic:pic>
+                  <pic:nvPicPr>
+                    <pic:cNvPr id="0" name="image7.png"/>
+                    <pic:cNvPicPr preferRelativeResize="0"/>
+                  </pic:nvPicPr>
+                  <pic:blipFill>
+                    <a:blip r:embed="rId19"/>
+                    <a:srcRect b="0" l="0" r="0" t="0"/>
+                    <a:stretch>
+                      <a:fillRect/>
+                    </a:stretch>
+                  </pic:blipFill>
+                  <pic:spPr>
+                    <a:xfrm>
+                      <a:off x="0" y="0"/>
+                      <a:ext cx="5943600" cy="596900"/>
+                    </a:xfrm>
+                    <a:prstGeom prst="rect"/>
+                    <a:ln/>
+                  </pic:spPr>
+                </pic:pic>
+              </a:graphicData>
+            </a:graphic>
+          </wp:inline>
+        </w:drawing>
+      </w:r>
+      <w:r>
+        <w:rPr>
+          <w:rtl w:val="0"/>
+        </w:rPr>
+      </w:r>
+    </w:p>
+    <w:p>
+      <w:pPr>
+        <w:rPr>
+          <w:b w:val="1"/>
+        </w:rPr>
+      </w:pPr>
+      <w:r>
+        <w:rPr>
+          <w:rtl w:val="0"/>
+        </w:rPr>
+      </w:r>
+    </w:p>
+    <w:p>
+      <w:pPr>
+        <w:rPr>
+          <w:b w:val="1"/>
+        </w:rPr>
+      </w:pPr>
+      <w:r>
+        <w:rPr>
+          <w:b w:val="1"/>
+          <w:rtl w:val="0"/>
+        </w:rPr>
+        <w:t xml:space="preserve">Method</w:t>
+      </w:r>
+    </w:p>
+    <w:p>
+      <w:pPr>
+        <w:rPr>
+          <w:b w:val="1"/>
+        </w:rPr>
+      </w:pPr>
+      <w:r>
+        <w:rPr>
+          <w:rtl w:val="0"/>
+        </w:rPr>
+      </w:r>
+    </w:p>
+    <w:p>
+      <w:pPr>
+        <w:numPr>
+          <w:ilvl w:val="0"/>
+          <w:numId w:val="45"/>
+        </w:numPr>
+        <w:ind w:left="720" w:hanging="360"/>
+        <w:rPr>
+          <w:u w:val="none"/>
+        </w:rPr>
+      </w:pPr>
+      <w:r>
+        <w:rPr>
+          <w:rtl w:val="0"/>
+        </w:rPr>
+        <w:t xml:space="preserve">Can have parentheses </w:t>
+      </w:r>
+    </w:p>
+    <w:p>
+      <w:pPr>
+        <w:numPr>
+          <w:ilvl w:val="0"/>
+          <w:numId w:val="45"/>
+        </w:numPr>
+        <w:ind w:left="720" w:hanging="360"/>
+        <w:rPr>
+          <w:u w:val="none"/>
+        </w:rPr>
+      </w:pPr>
+      <w:r>
+        <w:rPr>
+          <w:rtl w:val="0"/>
+        </w:rPr>
+        <w:t xml:space="preserve">Example: .pow</w:t>
+      </w:r>
+    </w:p>
+    <w:p>
+      <w:pPr>
+        <w:numPr>
+          <w:ilvl w:val="0"/>
+          <w:numId w:val="45"/>
+        </w:numPr>
+        <w:ind w:left="720" w:hanging="360"/>
+        <w:rPr>
+          <w:u w:val="none"/>
+        </w:rPr>
+      </w:pPr>
+      <w:r>
+        <w:rPr>
+          <w:rtl w:val="0"/>
+        </w:rPr>
+        <w:t xml:space="preserve">Example: println()</w:t>
+      </w:r>
+    </w:p>
+    <w:p>
+      <w:pPr>
+        <w:rPr/>
+      </w:pPr>
+      <w:r>
+        <w:rPr>
+          <w:rtl w:val="0"/>
+        </w:rPr>
+      </w:r>
+    </w:p>
+    <w:p>
+      <w:pPr>
+        <w:rPr>
+          <w:b w:val="1"/>
+        </w:rPr>
+      </w:pPr>
+      <w:r>
+        <w:rPr>
+          <w:b w:val="1"/>
+          <w:rtl w:val="0"/>
+        </w:rPr>
+        <w:t xml:space="preserve">Class</w:t>
+      </w:r>
+    </w:p>
+    <w:p>
+      <w:pPr>
+        <w:rPr>
+          <w:b w:val="1"/>
+        </w:rPr>
+      </w:pPr>
+      <w:r>
+        <w:rPr>
+          <w:rtl w:val="0"/>
+        </w:rPr>
+      </w:r>
+    </w:p>
+    <w:p>
+      <w:pPr>
+        <w:numPr>
+          <w:ilvl w:val="0"/>
+          <w:numId w:val="8"/>
+        </w:numPr>
+        <w:ind w:left="720" w:hanging="360"/>
+        <w:rPr>
+          <w:u w:val="none"/>
+        </w:rPr>
+      </w:pPr>
+      <w:r>
+        <w:rPr>
+          <w:rtl w:val="0"/>
+        </w:rPr>
+        <w:t xml:space="preserve">Starts with an uppercase letter</w:t>
+      </w:r>
+    </w:p>
+    <w:p>
+      <w:pPr>
+        <w:numPr>
+          <w:ilvl w:val="0"/>
+          <w:numId w:val="8"/>
+        </w:numPr>
+        <w:ind w:left="720" w:hanging="360"/>
+        <w:rPr>
+          <w:u w:val="none"/>
+        </w:rPr>
+      </w:pPr>
+      <w:r>
+        <w:rPr>
+          <w:rtl w:val="0"/>
+        </w:rPr>
+        <w:t xml:space="preserve">It is a blueprint for creating objects</w:t>
+      </w:r>
+    </w:p>
+    <w:p>
+      <w:pPr>
+        <w:rPr>
+          <w:b w:val="1"/>
+        </w:rPr>
+      </w:pPr>
+      <w:r>
+        <w:rPr>
+          <w:rtl w:val="0"/>
+        </w:rPr>
+      </w:r>
+    </w:p>
+    <w:p>
+      <w:pPr>
+        <w:ind w:left="0" w:firstLine="0"/>
+        <w:rPr>
+          <w:b w:val="1"/>
+        </w:rPr>
+      </w:pPr>
+      <w:r>
+        <w:rPr>
+          <w:b w:val="1"/>
+          <w:rtl w:val="0"/>
+        </w:rPr>
+        <w:t xml:space="preserve">Data types</w:t>
+      </w:r>
+    </w:p>
+    <w:p>
+      <w:pPr>
+        <w:ind w:left="0" w:firstLine="0"/>
+        <w:rPr>
+          <w:b w:val="1"/>
+        </w:rPr>
+      </w:pPr>
+      <w:r>
+        <w:rPr>
+          <w:rtl w:val="0"/>
+        </w:rPr>
+      </w:r>
+    </w:p>
+    <w:p>
+      <w:pPr>
+        <w:numPr>
+          <w:ilvl w:val="0"/>
+          <w:numId w:val="18"/>
+        </w:numPr>
+        <w:ind w:left="720" w:hanging="360"/>
+        <w:rPr>
+          <w:u w:val="none"/>
+        </w:rPr>
+      </w:pPr>
+      <w:r>
+        <w:rPr>
+          <w:rtl w:val="0"/>
+        </w:rPr>
+        <w:t xml:space="preserve">Tells compiler </w:t>
+      </w:r>
+      <w:r>
+        <w:rPr>
+          <w:b w:val="1"/>
+          <w:rtl w:val="0"/>
+        </w:rPr>
+        <w:t xml:space="preserve">what type</w:t>
+      </w:r>
+      <w:r>
+        <w:rPr>
+          <w:rtl w:val="0"/>
+        </w:rPr>
+        <w:t xml:space="preserve"> of data that is stored</w:t>
+      </w:r>
+    </w:p>
+    <w:p>
+      <w:pPr>
+        <w:numPr>
+          <w:ilvl w:val="0"/>
+          <w:numId w:val="18"/>
+        </w:numPr>
+        <w:ind w:left="720" w:hanging="360"/>
+        <w:rPr>
+          <w:u w:val="none"/>
+        </w:rPr>
+      </w:pPr>
+      <w:r>
+        <w:rPr>
+          <w:rtl w:val="0"/>
+        </w:rPr>
+        <w:t xml:space="preserve">You must </w:t>
+      </w:r>
+      <w:r>
+        <w:rPr>
+          <w:b w:val="1"/>
+          <w:rtl w:val="0"/>
+        </w:rPr>
+        <w:t xml:space="preserve">declare</w:t>
+      </w:r>
+      <w:r>
+        <w:rPr>
+          <w:rtl w:val="0"/>
+        </w:rPr>
+        <w:t xml:space="preserve"> the type of each variable</w:t>
+      </w:r>
+    </w:p>
+    <w:p>
+      <w:pPr>
+        <w:rPr>
+          <w:b w:val="1"/>
+        </w:rPr>
+      </w:pPr>
+      <w:r>
+        <w:rPr>
+          <w:rtl w:val="0"/>
+        </w:rPr>
+      </w:r>
+    </w:p>
+    <w:p>
+      <w:pPr>
+        <w:rPr>
+          <w:b w:val="1"/>
+        </w:rPr>
+      </w:pPr>
+      <w:r>
+        <w:rPr>
+          <w:b w:val="1"/>
+          <w:rtl w:val="0"/>
+        </w:rPr>
+        <w:t xml:space="preserve">Compiler</w:t>
+      </w:r>
+    </w:p>
+    <w:p>
+      <w:pPr>
+        <w:rPr>
+          <w:b w:val="1"/>
+        </w:rPr>
+      </w:pPr>
+      <w:r>
+        <w:rPr>
+          <w:rtl w:val="0"/>
+        </w:rPr>
+      </w:r>
+    </w:p>
+    <w:p>
+      <w:pPr>
+        <w:numPr>
+          <w:ilvl w:val="0"/>
+          <w:numId w:val="17"/>
+        </w:numPr>
+        <w:ind w:left="720" w:hanging="360"/>
+        <w:rPr>
+          <w:u w:val="none"/>
+        </w:rPr>
+      </w:pPr>
+      <w:r>
+        <w:rPr>
+          <w:rtl w:val="0"/>
+        </w:rPr>
+        <w:t xml:space="preserve">Translates high level language into machine language for the computer to read</w:t>
+      </w:r>
+    </w:p>
+    <w:p>
+      <w:pPr>
+        <w:ind w:left="0" w:firstLine="0"/>
+        <w:rPr/>
+      </w:pPr>
+      <w:r>
+        <w:rPr>
+          <w:rtl w:val="0"/>
+        </w:rPr>
+      </w:r>
+    </w:p>
+    <w:p>
+      <w:pPr>
         <w:rPr>
           <w:b w:val="1"/>
         </w:rPr>
@@ -3122,16 +3554,16 @@
           <wp:inline distB="114300" distT="114300" distL="114300" distR="114300">
             <wp:extent cx="2190750" cy="266700"/>
             <wp:effectExtent b="0" l="0" r="0" t="0"/>
-            <wp:docPr id="1" name="image2.png"/>
+            <wp:docPr id="1" name="image5.png"/>
             <a:graphic>
               <a:graphicData uri="http://schemas.openxmlformats.org/drawingml/2006/picture">
                 <pic:pic>
                   <pic:nvPicPr>
-                    <pic:cNvPr id="0" name="image2.png"/>
+                    <pic:cNvPr id="0" name="image5.png"/>
                     <pic:cNvPicPr preferRelativeResize="0"/>
                   </pic:nvPicPr>
                   <pic:blipFill>
-                    <a:blip r:embed="rId19"/>
+                    <a:blip r:embed="rId20"/>
                     <a:srcRect b="0" l="0" r="0" t="0"/>
                     <a:stretch>
                       <a:fillRect/>
@@ -3195,7 +3627,7 @@
       <w:pPr>
         <w:numPr>
           <w:ilvl w:val="0"/>
-          <w:numId w:val="6"/>
+          <w:numId w:val="11"/>
         </w:numPr>
         <w:spacing w:line="240" w:lineRule="auto"/>
         <w:ind w:left="720" w:hanging="360"/>
@@ -3231,7 +3663,7 @@
       <w:pPr>
         <w:numPr>
           <w:ilvl w:val="0"/>
-          <w:numId w:val="6"/>
+          <w:numId w:val="11"/>
         </w:numPr>
         <w:spacing w:line="240" w:lineRule="auto"/>
         <w:ind w:left="720" w:hanging="360"/>
@@ -3243,16 +3675,45 @@
       <w:r>
         <w:rPr>
           <w:rFonts w:ascii="Droid Sans" w:cs="Droid Sans" w:eastAsia="Droid Sans" w:hAnsi="Droid Sans"/>
-          <w:rtl w:val="0"/>
-        </w:rPr>
-        <w:t xml:space="preserve">Usually written all uppercase with an underscore gap/s to separate words</w:t>
+          <w:b w:val="1"/>
+          <w:rtl w:val="0"/>
+        </w:rPr>
+        <w:t xml:space="preserve">finale</w:t>
+      </w:r>
+      <w:r>
+        <w:rPr>
+          <w:rFonts w:ascii="Droid Sans" w:cs="Droid Sans" w:eastAsia="Droid Sans" w:hAnsi="Droid Sans"/>
+          <w:rtl w:val="0"/>
+        </w:rPr>
+        <w:t xml:space="preserve"> is a constant</w:t>
       </w:r>
     </w:p>
     <w:p>
       <w:pPr>
         <w:numPr>
           <w:ilvl w:val="0"/>
-          <w:numId w:val="6"/>
+          <w:numId w:val="11"/>
+        </w:numPr>
+        <w:spacing w:line="240" w:lineRule="auto"/>
+        <w:ind w:left="720" w:hanging="360"/>
+        <w:rPr>
+          <w:rFonts w:ascii="Droid Sans" w:cs="Droid Sans" w:eastAsia="Droid Sans" w:hAnsi="Droid Sans"/>
+          <w:u w:val="none"/>
+        </w:rPr>
+      </w:pPr>
+      <w:r>
+        <w:rPr>
+          <w:rFonts w:ascii="Droid Sans" w:cs="Droid Sans" w:eastAsia="Droid Sans" w:hAnsi="Droid Sans"/>
+          <w:rtl w:val="0"/>
+        </w:rPr>
+        <w:t xml:space="preserve">Usually written all uppercase with an underscore gap/s to separate words</w:t>
+      </w:r>
+    </w:p>
+    <w:p>
+      <w:pPr>
+        <w:numPr>
+          <w:ilvl w:val="0"/>
+          <w:numId w:val="11"/>
         </w:numPr>
         <w:spacing w:line="240" w:lineRule="auto"/>
         <w:ind w:left="720" w:hanging="360"/>
@@ -3282,16 +3743,16 @@
           <wp:inline distB="114300" distT="114300" distL="114300" distR="114300">
             <wp:extent cx="5943600" cy="482600"/>
             <wp:effectExtent b="0" l="0" r="0" t="0"/>
-            <wp:docPr id="6" name="image1.png"/>
+            <wp:docPr id="18" name="image14.png"/>
             <a:graphic>
               <a:graphicData uri="http://schemas.openxmlformats.org/drawingml/2006/picture">
                 <pic:pic>
                   <pic:nvPicPr>
-                    <pic:cNvPr id="0" name="image1.png"/>
+                    <pic:cNvPr id="0" name="image14.png"/>
                     <pic:cNvPicPr preferRelativeResize="0"/>
                   </pic:nvPicPr>
                   <pic:blipFill>
-                    <a:blip r:embed="rId20"/>
+                    <a:blip r:embed="rId21"/>
                     <a:srcRect b="0" l="0" r="0" t="0"/>
                     <a:stretch>
                       <a:fillRect/>
@@ -3332,6 +3793,57 @@
     </w:p>
     <w:p>
       <w:pPr>
+        <w:spacing w:line="240" w:lineRule="auto"/>
+        <w:rPr>
+          <w:rFonts w:ascii="Droid Sans" w:cs="Droid Sans" w:eastAsia="Droid Sans" w:hAnsi="Droid Sans"/>
+          <w:b w:val="1"/>
+        </w:rPr>
+      </w:pPr>
+      <w:r>
+        <w:rPr>
+          <w:rFonts w:ascii="Droid Sans" w:cs="Droid Sans" w:eastAsia="Droid Sans" w:hAnsi="Droid Sans"/>
+          <w:b w:val="1"/>
+          <w:rtl w:val="0"/>
+        </w:rPr>
+        <w:t xml:space="preserve">I declare</w:t>
+      </w:r>
+    </w:p>
+    <w:p>
+      <w:pPr>
+        <w:spacing w:line="240" w:lineRule="auto"/>
+        <w:rPr>
+          <w:rFonts w:ascii="Droid Sans" w:cs="Droid Sans" w:eastAsia="Droid Sans" w:hAnsi="Droid Sans"/>
+          <w:b w:val="1"/>
+        </w:rPr>
+      </w:pPr>
+      <w:r>
+        <w:rPr>
+          <w:rtl w:val="0"/>
+        </w:rPr>
+      </w:r>
+    </w:p>
+    <w:p>
+      <w:pPr>
+        <w:spacing w:line="240" w:lineRule="auto"/>
+        <w:rPr>
+          <w:rFonts w:ascii="Droid Sans" w:cs="Droid Sans" w:eastAsia="Droid Sans" w:hAnsi="Droid Sans"/>
+        </w:rPr>
+      </w:pPr>
+      <w:r>
+        <w:rPr>
+          <w:rFonts w:ascii="Droid Sans" w:cs="Droid Sans" w:eastAsia="Droid Sans" w:hAnsi="Droid Sans"/>
+          <w:rtl w:val="0"/>
+        </w:rPr>
+        <w:t xml:space="preserve">Allocate enough memory </w:t>
+      </w:r>
+      <w:r>
+        <w:rPr>
+          <w:rtl w:val="0"/>
+        </w:rPr>
+      </w:r>
+    </w:p>
+    <w:p>
+      <w:pPr>
         <w:pStyle w:val="Heading2"/>
         <w:spacing w:after="0" w:before="200" w:line="240" w:lineRule="auto"/>
         <w:rPr>
@@ -3373,6 +3885,442 @@
       </w:pPr>
       <w:r>
         <w:rPr>
+          <w:rFonts w:ascii="Droid Sans" w:cs="Droid Sans" w:eastAsia="Droid Sans" w:hAnsi="Droid Sans"/>
+          <w:rtl w:val="0"/>
+        </w:rPr>
+        <w:t xml:space="preserve">Addition:</w:t>
+      </w:r>
+    </w:p>
+    <w:p>
+      <w:pPr>
+        <w:spacing w:line="240" w:lineRule="auto"/>
+        <w:rPr>
+          <w:rFonts w:ascii="Droid Sans" w:cs="Droid Sans" w:eastAsia="Droid Sans" w:hAnsi="Droid Sans"/>
+        </w:rPr>
+      </w:pPr>
+      <w:r>
+        <w:rPr>
+          <w:rtl w:val="0"/>
+        </w:rPr>
+      </w:r>
+    </w:p>
+    <w:p>
+      <w:pPr>
+        <w:numPr>
+          <w:ilvl w:val="0"/>
+          <w:numId w:val="12"/>
+        </w:numPr>
+        <w:spacing w:line="240" w:lineRule="auto"/>
+        <w:ind w:left="720" w:hanging="360"/>
+        <w:rPr>
+          <w:rFonts w:ascii="Droid Sans" w:cs="Droid Sans" w:eastAsia="Droid Sans" w:hAnsi="Droid Sans"/>
+          <w:u w:val="none"/>
+        </w:rPr>
+      </w:pPr>
+      <w:r>
+        <w:rPr>
+          <w:rFonts w:ascii="Droid Sans" w:cs="Droid Sans" w:eastAsia="Droid Sans" w:hAnsi="Droid Sans"/>
+          <w:rtl w:val="0"/>
+        </w:rPr>
+        <w:t xml:space="preserve">+</w:t>
+      </w:r>
+    </w:p>
+    <w:p>
+      <w:pPr>
+        <w:numPr>
+          <w:ilvl w:val="0"/>
+          <w:numId w:val="12"/>
+        </w:numPr>
+        <w:spacing w:line="240" w:lineRule="auto"/>
+        <w:ind w:left="720" w:hanging="360"/>
+        <w:rPr>
+          <w:rFonts w:ascii="Droid Sans" w:cs="Droid Sans" w:eastAsia="Droid Sans" w:hAnsi="Droid Sans"/>
+          <w:u w:val="none"/>
+        </w:rPr>
+      </w:pPr>
+      <w:r>
+        <w:rPr>
+          <w:rFonts w:ascii="Droid Sans" w:cs="Droid Sans" w:eastAsia="Droid Sans" w:hAnsi="Droid Sans"/>
+          <w:rtl w:val="0"/>
+        </w:rPr>
+        <w:t xml:space="preserve">Left to right</w:t>
+      </w:r>
+    </w:p>
+    <w:p>
+      <w:pPr>
+        <w:numPr>
+          <w:ilvl w:val="0"/>
+          <w:numId w:val="12"/>
+        </w:numPr>
+        <w:spacing w:line="240" w:lineRule="auto"/>
+        <w:ind w:left="720" w:hanging="360"/>
+        <w:rPr>
+          <w:rFonts w:ascii="Droid Sans" w:cs="Droid Sans" w:eastAsia="Droid Sans" w:hAnsi="Droid Sans"/>
+          <w:u w:val="none"/>
+        </w:rPr>
+      </w:pPr>
+      <w:r>
+        <w:rPr>
+          <w:rFonts w:ascii="Droid Sans" w:cs="Droid Sans" w:eastAsia="Droid Sans" w:hAnsi="Droid Sans"/>
+          <w:rtl w:val="0"/>
+        </w:rPr>
+        <w:t xml:space="preserve">Example: 10 + 5 = 15</w:t>
+      </w:r>
+    </w:p>
+    <w:p>
+      <w:pPr>
+        <w:spacing w:line="240" w:lineRule="auto"/>
+        <w:rPr>
+          <w:rFonts w:ascii="Droid Sans" w:cs="Droid Sans" w:eastAsia="Droid Sans" w:hAnsi="Droid Sans"/>
+        </w:rPr>
+      </w:pPr>
+      <w:r>
+        <w:rPr>
+          <w:rtl w:val="0"/>
+        </w:rPr>
+      </w:r>
+    </w:p>
+    <w:p>
+      <w:pPr>
+        <w:spacing w:line="240" w:lineRule="auto"/>
+        <w:rPr>
+          <w:rFonts w:ascii="Droid Sans" w:cs="Droid Sans" w:eastAsia="Droid Sans" w:hAnsi="Droid Sans"/>
+        </w:rPr>
+      </w:pPr>
+      <w:r>
+        <w:rPr>
+          <w:rFonts w:ascii="Droid Sans" w:cs="Droid Sans" w:eastAsia="Droid Sans" w:hAnsi="Droid Sans"/>
+          <w:rtl w:val="0"/>
+        </w:rPr>
+        <w:t xml:space="preserve">Subtraction:</w:t>
+      </w:r>
+    </w:p>
+    <w:p>
+      <w:pPr>
+        <w:spacing w:line="240" w:lineRule="auto"/>
+        <w:rPr>
+          <w:rFonts w:ascii="Droid Sans" w:cs="Droid Sans" w:eastAsia="Droid Sans" w:hAnsi="Droid Sans"/>
+        </w:rPr>
+      </w:pPr>
+      <w:r>
+        <w:rPr>
+          <w:rtl w:val="0"/>
+        </w:rPr>
+      </w:r>
+    </w:p>
+    <w:p>
+      <w:pPr>
+        <w:numPr>
+          <w:ilvl w:val="0"/>
+          <w:numId w:val="30"/>
+        </w:numPr>
+        <w:spacing w:line="240" w:lineRule="auto"/>
+        <w:ind w:left="720" w:hanging="360"/>
+        <w:rPr>
+          <w:rFonts w:ascii="Droid Sans" w:cs="Droid Sans" w:eastAsia="Droid Sans" w:hAnsi="Droid Sans"/>
+          <w:u w:val="none"/>
+        </w:rPr>
+      </w:pPr>
+      <w:r>
+        <w:rPr>
+          <w:rFonts w:ascii="Droid Sans" w:cs="Droid Sans" w:eastAsia="Droid Sans" w:hAnsi="Droid Sans"/>
+          <w:rtl w:val="0"/>
+        </w:rPr>
+        <w:t xml:space="preserve">-</w:t>
+      </w:r>
+    </w:p>
+    <w:p>
+      <w:pPr>
+        <w:numPr>
+          <w:ilvl w:val="0"/>
+          <w:numId w:val="30"/>
+        </w:numPr>
+        <w:spacing w:line="240" w:lineRule="auto"/>
+        <w:ind w:left="720" w:hanging="360"/>
+        <w:rPr>
+          <w:rFonts w:ascii="Droid Sans" w:cs="Droid Sans" w:eastAsia="Droid Sans" w:hAnsi="Droid Sans"/>
+          <w:u w:val="none"/>
+        </w:rPr>
+      </w:pPr>
+      <w:r>
+        <w:rPr>
+          <w:rFonts w:ascii="Droid Sans" w:cs="Droid Sans" w:eastAsia="Droid Sans" w:hAnsi="Droid Sans"/>
+          <w:rtl w:val="0"/>
+        </w:rPr>
+        <w:t xml:space="preserve">Left to right</w:t>
+      </w:r>
+    </w:p>
+    <w:p>
+      <w:pPr>
+        <w:numPr>
+          <w:ilvl w:val="0"/>
+          <w:numId w:val="30"/>
+        </w:numPr>
+        <w:spacing w:line="240" w:lineRule="auto"/>
+        <w:ind w:left="720" w:hanging="360"/>
+        <w:rPr>
+          <w:rFonts w:ascii="Droid Sans" w:cs="Droid Sans" w:eastAsia="Droid Sans" w:hAnsi="Droid Sans"/>
+          <w:u w:val="none"/>
+        </w:rPr>
+      </w:pPr>
+      <w:r>
+        <w:rPr>
+          <w:rFonts w:ascii="Droid Sans" w:cs="Droid Sans" w:eastAsia="Droid Sans" w:hAnsi="Droid Sans"/>
+          <w:rtl w:val="0"/>
+        </w:rPr>
+        <w:t xml:space="preserve">Example: 10 - 5 = 5</w:t>
+      </w:r>
+    </w:p>
+    <w:p>
+      <w:pPr>
+        <w:spacing w:line="240" w:lineRule="auto"/>
+        <w:rPr>
+          <w:rFonts w:ascii="Droid Sans" w:cs="Droid Sans" w:eastAsia="Droid Sans" w:hAnsi="Droid Sans"/>
+        </w:rPr>
+      </w:pPr>
+      <w:r>
+        <w:rPr>
+          <w:rtl w:val="0"/>
+        </w:rPr>
+      </w:r>
+    </w:p>
+    <w:p>
+      <w:pPr>
+        <w:spacing w:line="240" w:lineRule="auto"/>
+        <w:rPr>
+          <w:rFonts w:ascii="Droid Sans" w:cs="Droid Sans" w:eastAsia="Droid Sans" w:hAnsi="Droid Sans"/>
+        </w:rPr>
+      </w:pPr>
+      <w:r>
+        <w:rPr>
+          <w:rFonts w:ascii="Droid Sans" w:cs="Droid Sans" w:eastAsia="Droid Sans" w:hAnsi="Droid Sans"/>
+          <w:rtl w:val="0"/>
+        </w:rPr>
+        <w:t xml:space="preserve">Multiplication:</w:t>
+      </w:r>
+    </w:p>
+    <w:p>
+      <w:pPr>
+        <w:spacing w:line="240" w:lineRule="auto"/>
+        <w:rPr>
+          <w:rFonts w:ascii="Droid Sans" w:cs="Droid Sans" w:eastAsia="Droid Sans" w:hAnsi="Droid Sans"/>
+        </w:rPr>
+      </w:pPr>
+      <w:r>
+        <w:rPr>
+          <w:rtl w:val="0"/>
+        </w:rPr>
+      </w:r>
+    </w:p>
+    <w:p>
+      <w:pPr>
+        <w:numPr>
+          <w:ilvl w:val="0"/>
+          <w:numId w:val="40"/>
+        </w:numPr>
+        <w:spacing w:line="240" w:lineRule="auto"/>
+        <w:ind w:left="720" w:hanging="360"/>
+        <w:rPr>
+          <w:rFonts w:ascii="Droid Sans" w:cs="Droid Sans" w:eastAsia="Droid Sans" w:hAnsi="Droid Sans"/>
+          <w:u w:val="none"/>
+        </w:rPr>
+      </w:pPr>
+      <w:r>
+        <w:rPr>
+          <w:rFonts w:ascii="Droid Sans" w:cs="Droid Sans" w:eastAsia="Droid Sans" w:hAnsi="Droid Sans"/>
+          <w:rtl w:val="0"/>
+        </w:rPr>
+        <w:t xml:space="preserve">*</w:t>
+      </w:r>
+    </w:p>
+    <w:p>
+      <w:pPr>
+        <w:numPr>
+          <w:ilvl w:val="0"/>
+          <w:numId w:val="40"/>
+        </w:numPr>
+        <w:spacing w:line="240" w:lineRule="auto"/>
+        <w:ind w:left="720" w:hanging="360"/>
+        <w:rPr>
+          <w:rFonts w:ascii="Droid Sans" w:cs="Droid Sans" w:eastAsia="Droid Sans" w:hAnsi="Droid Sans"/>
+          <w:u w:val="none"/>
+        </w:rPr>
+      </w:pPr>
+      <w:r>
+        <w:rPr>
+          <w:rFonts w:ascii="Droid Sans" w:cs="Droid Sans" w:eastAsia="Droid Sans" w:hAnsi="Droid Sans"/>
+          <w:rtl w:val="0"/>
+        </w:rPr>
+        <w:t xml:space="preserve">Example: 10 * 3 = 30</w:t>
+      </w:r>
+    </w:p>
+    <w:p>
+      <w:pPr>
+        <w:spacing w:line="240" w:lineRule="auto"/>
+        <w:rPr>
+          <w:rFonts w:ascii="Droid Sans" w:cs="Droid Sans" w:eastAsia="Droid Sans" w:hAnsi="Droid Sans"/>
+        </w:rPr>
+      </w:pPr>
+      <w:r>
+        <w:rPr>
+          <w:rtl w:val="0"/>
+        </w:rPr>
+      </w:r>
+    </w:p>
+    <w:p>
+      <w:pPr>
+        <w:spacing w:line="240" w:lineRule="auto"/>
+        <w:rPr>
+          <w:rFonts w:ascii="Droid Sans" w:cs="Droid Sans" w:eastAsia="Droid Sans" w:hAnsi="Droid Sans"/>
+        </w:rPr>
+      </w:pPr>
+      <w:r>
+        <w:rPr>
+          <w:rFonts w:ascii="Droid Sans" w:cs="Droid Sans" w:eastAsia="Droid Sans" w:hAnsi="Droid Sans"/>
+          <w:rtl w:val="0"/>
+        </w:rPr>
+        <w:t xml:space="preserve">Division:</w:t>
+      </w:r>
+    </w:p>
+    <w:p>
+      <w:pPr>
+        <w:spacing w:line="240" w:lineRule="auto"/>
+        <w:rPr>
+          <w:rFonts w:ascii="Droid Sans" w:cs="Droid Sans" w:eastAsia="Droid Sans" w:hAnsi="Droid Sans"/>
+        </w:rPr>
+      </w:pPr>
+      <w:r>
+        <w:rPr>
+          <w:rtl w:val="0"/>
+        </w:rPr>
+      </w:r>
+    </w:p>
+    <w:p>
+      <w:pPr>
+        <w:numPr>
+          <w:ilvl w:val="0"/>
+          <w:numId w:val="44"/>
+        </w:numPr>
+        <w:spacing w:line="240" w:lineRule="auto"/>
+        <w:ind w:left="720" w:hanging="360"/>
+        <w:rPr>
+          <w:rFonts w:ascii="Droid Sans" w:cs="Droid Sans" w:eastAsia="Droid Sans" w:hAnsi="Droid Sans"/>
+          <w:u w:val="none"/>
+        </w:rPr>
+      </w:pPr>
+      <w:r>
+        <w:rPr>
+          <w:rFonts w:ascii="Droid Sans" w:cs="Droid Sans" w:eastAsia="Droid Sans" w:hAnsi="Droid Sans"/>
+          <w:rtl w:val="0"/>
+        </w:rPr>
+        <w:t xml:space="preserve">/</w:t>
+      </w:r>
+    </w:p>
+    <w:p>
+      <w:pPr>
+        <w:numPr>
+          <w:ilvl w:val="0"/>
+          <w:numId w:val="44"/>
+        </w:numPr>
+        <w:spacing w:line="240" w:lineRule="auto"/>
+        <w:ind w:left="720" w:hanging="360"/>
+        <w:rPr>
+          <w:rFonts w:ascii="Droid Sans" w:cs="Droid Sans" w:eastAsia="Droid Sans" w:hAnsi="Droid Sans"/>
+          <w:u w:val="none"/>
+        </w:rPr>
+      </w:pPr>
+      <w:r>
+        <w:rPr>
+          <w:rFonts w:ascii="Droid Sans" w:cs="Droid Sans" w:eastAsia="Droid Sans" w:hAnsi="Droid Sans"/>
+          <w:rtl w:val="0"/>
+        </w:rPr>
+        <w:t xml:space="preserve">Example: 10 / 3 = 3, 1.0 / 2.0 = 0.5</w:t>
+      </w:r>
+    </w:p>
+    <w:p>
+      <w:pPr>
+        <w:spacing w:line="240" w:lineRule="auto"/>
+        <w:rPr>
+          <w:rFonts w:ascii="Droid Sans" w:cs="Droid Sans" w:eastAsia="Droid Sans" w:hAnsi="Droid Sans"/>
+        </w:rPr>
+      </w:pPr>
+      <w:r>
+        <w:rPr>
+          <w:rtl w:val="0"/>
+        </w:rPr>
+      </w:r>
+    </w:p>
+    <w:p>
+      <w:pPr>
+        <w:spacing w:line="240" w:lineRule="auto"/>
+        <w:rPr>
+          <w:rFonts w:ascii="Droid Sans" w:cs="Droid Sans" w:eastAsia="Droid Sans" w:hAnsi="Droid Sans"/>
+        </w:rPr>
+      </w:pPr>
+      <w:r>
+        <w:rPr>
+          <w:rFonts w:ascii="Droid Sans" w:cs="Droid Sans" w:eastAsia="Droid Sans" w:hAnsi="Droid Sans"/>
+          <w:rtl w:val="0"/>
+        </w:rPr>
+        <w:t xml:space="preserve">Remainder:</w:t>
+      </w:r>
+    </w:p>
+    <w:p>
+      <w:pPr>
+        <w:spacing w:line="240" w:lineRule="auto"/>
+        <w:rPr>
+          <w:rFonts w:ascii="Droid Sans" w:cs="Droid Sans" w:eastAsia="Droid Sans" w:hAnsi="Droid Sans"/>
+        </w:rPr>
+      </w:pPr>
+      <w:r>
+        <w:rPr>
+          <w:rtl w:val="0"/>
+        </w:rPr>
+      </w:r>
+    </w:p>
+    <w:p>
+      <w:pPr>
+        <w:numPr>
+          <w:ilvl w:val="0"/>
+          <w:numId w:val="36"/>
+        </w:numPr>
+        <w:spacing w:line="240" w:lineRule="auto"/>
+        <w:ind w:left="720" w:hanging="360"/>
+        <w:rPr>
+          <w:rFonts w:ascii="Droid Sans" w:cs="Droid Sans" w:eastAsia="Droid Sans" w:hAnsi="Droid Sans"/>
+          <w:u w:val="none"/>
+        </w:rPr>
+      </w:pPr>
+      <w:r>
+        <w:rPr>
+          <w:rFonts w:ascii="Droid Sans" w:cs="Droid Sans" w:eastAsia="Droid Sans" w:hAnsi="Droid Sans"/>
+          <w:rtl w:val="0"/>
+        </w:rPr>
+        <w:t xml:space="preserve">%</w:t>
+      </w:r>
+    </w:p>
+    <w:p>
+      <w:pPr>
+        <w:numPr>
+          <w:ilvl w:val="0"/>
+          <w:numId w:val="36"/>
+        </w:numPr>
+        <w:spacing w:line="240" w:lineRule="auto"/>
+        <w:ind w:left="720" w:hanging="360"/>
+        <w:rPr>
+          <w:rFonts w:ascii="Droid Sans" w:cs="Droid Sans" w:eastAsia="Droid Sans" w:hAnsi="Droid Sans"/>
+          <w:u w:val="none"/>
+        </w:rPr>
+      </w:pPr>
+      <w:r>
+        <w:rPr>
+          <w:rFonts w:ascii="Droid Sans" w:cs="Droid Sans" w:eastAsia="Droid Sans" w:hAnsi="Droid Sans"/>
+          <w:rtl w:val="0"/>
+        </w:rPr>
+        <w:t xml:space="preserve">Example: 10 / 3 = 1</w:t>
+      </w:r>
+      <w:r>
+        <w:rPr>
           <w:rtl w:val="0"/>
         </w:rPr>
       </w:r>
@@ -3482,7 +4430,7 @@
       <w:pPr>
         <w:numPr>
           <w:ilvl w:val="0"/>
-          <w:numId w:val="19"/>
+          <w:numId w:val="34"/>
         </w:numPr>
         <w:ind w:left="720" w:hanging="360"/>
         <w:rPr>
@@ -3500,7 +4448,7 @@
       <w:pPr>
         <w:numPr>
           <w:ilvl w:val="0"/>
-          <w:numId w:val="19"/>
+          <w:numId w:val="34"/>
         </w:numPr>
         <w:ind w:left="720" w:hanging="360"/>
         <w:rPr>
@@ -3518,7 +4466,7 @@
       <w:pPr>
         <w:numPr>
           <w:ilvl w:val="0"/>
-          <w:numId w:val="19"/>
+          <w:numId w:val="34"/>
         </w:numPr>
         <w:ind w:left="720" w:hanging="360"/>
         <w:rPr>
@@ -3560,7 +4508,7 @@
       <w:pPr>
         <w:numPr>
           <w:ilvl w:val="0"/>
-          <w:numId w:val="2"/>
+          <w:numId w:val="3"/>
         </w:numPr>
         <w:ind w:left="720" w:hanging="360"/>
         <w:rPr>
@@ -3578,7 +4526,7 @@
       <w:pPr>
         <w:numPr>
           <w:ilvl w:val="0"/>
-          <w:numId w:val="2"/>
+          <w:numId w:val="3"/>
         </w:numPr>
         <w:ind w:left="720" w:hanging="360"/>
         <w:rPr>
@@ -3596,7 +4544,7 @@
       <w:pPr>
         <w:numPr>
           <w:ilvl w:val="0"/>
-          <w:numId w:val="2"/>
+          <w:numId w:val="3"/>
         </w:numPr>
         <w:ind w:left="720" w:hanging="360"/>
         <w:rPr>
@@ -3608,6 +4556,27 @@
           <w:rtl w:val="0"/>
         </w:rPr>
         <w:t xml:space="preserve">Example: int number = (int) 3.0;</w:t>
+      </w:r>
+    </w:p>
+    <w:p>
+      <w:pPr>
+        <w:rPr/>
+      </w:pPr>
+      <w:r>
+        <w:rPr>
+          <w:rtl w:val="0"/>
+        </w:rPr>
+      </w:r>
+    </w:p>
+    <w:p>
+      <w:pPr>
+        <w:rPr/>
+      </w:pPr>
+      <w:r>
+        <w:rPr>
+          <w:rtl w:val="0"/>
+        </w:rPr>
+        <w:t xml:space="preserve">Casting: Converts one data type to another </w:t>
       </w:r>
       <w:r>
         <w:rPr>
@@ -3648,16 +4617,6 @@
           <w:rtl w:val="0"/>
         </w:rPr>
         <w:t xml:space="preserve">Add code from the guided exploration that contains comments - notes to help you understand the parts of the code.</w:t>
-      </w:r>
-    </w:p>
-    <w:p>
-      <w:pPr>
-        <w:rPr/>
-      </w:pPr>
-      <w:r>
-        <w:rPr>
-          <w:rtl w:val="0"/>
-        </w:rPr>
       </w:r>
     </w:p>
     <w:tbl>
@@ -3712,16 +4671,16 @@
                 <wp:inline distB="114300" distT="114300" distL="114300" distR="114300">
                   <wp:extent cx="5810250" cy="5803900"/>
                   <wp:effectExtent b="0" l="0" r="0" t="0"/>
-                  <wp:docPr id="9" name="image9.png"/>
+                  <wp:docPr id="10" name="image25.png"/>
                   <a:graphic>
                     <a:graphicData uri="http://schemas.openxmlformats.org/drawingml/2006/picture">
                       <pic:pic>
                         <pic:nvPicPr>
-                          <pic:cNvPr id="0" name="image9.png"/>
+                          <pic:cNvPr id="0" name="image25.png"/>
                           <pic:cNvPicPr preferRelativeResize="0"/>
                         </pic:nvPicPr>
                         <pic:blipFill>
-                          <a:blip r:embed="rId21"/>
+                          <a:blip r:embed="rId22"/>
                           <a:srcRect b="0" l="0" r="0" t="0"/>
                           <a:stretch>
                             <a:fillRect/>
@@ -3794,6 +4753,16 @@
     </w:p>
     <w:p>
       <w:pPr>
+        <w:rPr/>
+      </w:pPr>
+      <w:r>
+        <w:rPr>
+          <w:rtl w:val="0"/>
+        </w:rPr>
+      </w:r>
+    </w:p>
+    <w:p>
+      <w:pPr>
         <w:pStyle w:val="Heading2"/>
         <w:spacing w:after="0" w:before="200" w:lineRule="auto"/>
         <w:rPr>
@@ -3883,6 +4852,2864 @@
     </w:p>
     <w:p>
       <w:pPr>
+        <w:pStyle w:val="Heading1"/>
+        <w:spacing w:line="240" w:lineRule="auto"/>
+        <w:rPr/>
+      </w:pPr>
+      <w:bookmarkStart w:colFirst="0" w:colLast="0" w:name="_dfi0ox9agmgc" w:id="14"/>
+      <w:bookmarkEnd w:id="14"/>
+      <w:r>
+        <w:rPr>
+          <w:rtl w:val="0"/>
+        </w:rPr>
+        <w:t xml:space="preserve">Predefined Classes, Methods and Decisions Structures</w:t>
+      </w:r>
+    </w:p>
+    <w:p>
+      <w:pPr>
+        <w:rPr/>
+      </w:pPr>
+      <w:r>
+        <w:rPr>
+          <w:rtl w:val="0"/>
+        </w:rPr>
+      </w:r>
+    </w:p>
+    <w:p>
+      <w:pPr>
+        <w:pStyle w:val="Heading2"/>
+        <w:spacing w:line="240" w:lineRule="auto"/>
+        <w:rPr/>
+      </w:pPr>
+      <w:bookmarkStart w:colFirst="0" w:colLast="0" w:name="_9n97uuxenx7g" w:id="15"/>
+      <w:bookmarkEnd w:id="15"/>
+      <w:r>
+        <w:rPr>
+          <w:rtl w:val="0"/>
+        </w:rPr>
+        <w:t xml:space="preserve">Classes, Objects and Methods</w:t>
+      </w:r>
+    </w:p>
+    <w:p>
+      <w:pPr>
+        <w:rPr/>
+      </w:pPr>
+      <w:r>
+        <w:rPr>
+          <w:rtl w:val="0"/>
+        </w:rPr>
+      </w:r>
+    </w:p>
+    <w:p>
+      <w:pPr>
+        <w:rPr/>
+      </w:pPr>
+      <w:r>
+        <w:rPr>
+          <w:b w:val="1"/>
+          <w:rtl w:val="0"/>
+        </w:rPr>
+        <w:t xml:space="preserve">Method</w:t>
+      </w:r>
+      <w:r>
+        <w:rPr>
+          <w:rtl w:val="0"/>
+        </w:rPr>
+        <w:t xml:space="preserve"> - Methods are used to have a computer program do an action when the program calls the method, returns values.</w:t>
+      </w:r>
+    </w:p>
+    <w:p>
+      <w:pPr>
+        <w:numPr>
+          <w:ilvl w:val="0"/>
+          <w:numId w:val="39"/>
+        </w:numPr>
+        <w:ind w:left="720" w:hanging="360"/>
+        <w:rPr>
+          <w:u w:val="none"/>
+        </w:rPr>
+      </w:pPr>
+      <w:r>
+        <w:rPr>
+          <w:rtl w:val="0"/>
+        </w:rPr>
+        <w:t xml:space="preserve">Methods have parentheses after the method name</w:t>
+      </w:r>
+    </w:p>
+    <w:p>
+      <w:pPr>
+        <w:rPr/>
+      </w:pPr>
+      <w:r>
+        <w:rPr>
+          <w:rtl w:val="0"/>
+        </w:rPr>
+      </w:r>
+    </w:p>
+    <w:p>
+      <w:pPr>
+        <w:rPr/>
+      </w:pPr>
+      <w:r>
+        <w:rPr/>
+        <w:drawing>
+          <wp:inline distB="114300" distT="114300" distL="114300" distR="114300">
+            <wp:extent cx="5695950" cy="533400"/>
+            <wp:effectExtent b="0" l="0" r="0" t="0"/>
+            <wp:docPr id="24" name="image23.png"/>
+            <a:graphic>
+              <a:graphicData uri="http://schemas.openxmlformats.org/drawingml/2006/picture">
+                <pic:pic>
+                  <pic:nvPicPr>
+                    <pic:cNvPr id="0" name="image23.png"/>
+                    <pic:cNvPicPr preferRelativeResize="0"/>
+                  </pic:nvPicPr>
+                  <pic:blipFill>
+                    <a:blip r:embed="rId23"/>
+                    <a:srcRect b="0" l="0" r="0" t="0"/>
+                    <a:stretch>
+                      <a:fillRect/>
+                    </a:stretch>
+                  </pic:blipFill>
+                  <pic:spPr>
+                    <a:xfrm>
+                      <a:off x="0" y="0"/>
+                      <a:ext cx="5695950" cy="533400"/>
+                    </a:xfrm>
+                    <a:prstGeom prst="rect"/>
+                    <a:ln/>
+                  </pic:spPr>
+                </pic:pic>
+              </a:graphicData>
+            </a:graphic>
+          </wp:inline>
+        </w:drawing>
+      </w:r>
+      <w:r>
+        <w:rPr>
+          <w:rtl w:val="0"/>
+        </w:rPr>
+      </w:r>
+    </w:p>
+    <w:p>
+      <w:pPr>
+        <w:rPr/>
+      </w:pPr>
+      <w:r>
+        <w:rPr>
+          <w:rtl w:val="0"/>
+        </w:rPr>
+        <w:t xml:space="preserve">Println is a method where the program displays the statement where it asks the user if they like dogs. The next(); is also a method where the user can type out a response to the question.</w:t>
+      </w:r>
+    </w:p>
+    <w:p>
+      <w:pPr>
+        <w:rPr/>
+      </w:pPr>
+      <w:r>
+        <w:rPr>
+          <w:rtl w:val="0"/>
+        </w:rPr>
+      </w:r>
+    </w:p>
+    <w:p>
+      <w:pPr>
+        <w:rPr/>
+      </w:pPr>
+      <w:r>
+        <w:rPr>
+          <w:b w:val="1"/>
+          <w:rtl w:val="0"/>
+        </w:rPr>
+        <w:t xml:space="preserve">Class </w:t>
+      </w:r>
+      <w:r>
+        <w:rPr>
+          <w:rtl w:val="0"/>
+        </w:rPr>
+        <w:t xml:space="preserve">- A class is a blueprint for creating objects</w:t>
+      </w:r>
+    </w:p>
+    <w:p>
+      <w:pPr>
+        <w:numPr>
+          <w:ilvl w:val="0"/>
+          <w:numId w:val="35"/>
+        </w:numPr>
+        <w:ind w:left="1440" w:hanging="360"/>
+        <w:rPr>
+          <w:u w:val="none"/>
+        </w:rPr>
+      </w:pPr>
+      <w:r>
+        <w:rPr>
+          <w:rtl w:val="0"/>
+        </w:rPr>
+        <w:t xml:space="preserve">Variables: represent what attributes goes in the object, and initialize objects </w:t>
+      </w:r>
+    </w:p>
+    <w:p>
+      <w:pPr>
+        <w:numPr>
+          <w:ilvl w:val="0"/>
+          <w:numId w:val="35"/>
+        </w:numPr>
+        <w:ind w:left="1440" w:hanging="360"/>
+        <w:rPr>
+          <w:u w:val="none"/>
+        </w:rPr>
+      </w:pPr>
+      <w:r>
+        <w:rPr>
+          <w:rtl w:val="0"/>
+        </w:rPr>
+        <w:t xml:space="preserve">Define methods </w:t>
+      </w:r>
+    </w:p>
+    <w:p>
+      <w:pPr>
+        <w:rPr/>
+      </w:pPr>
+      <w:r>
+        <w:rPr>
+          <w:rtl w:val="0"/>
+        </w:rPr>
+      </w:r>
+    </w:p>
+    <w:p>
+      <w:pPr>
+        <w:rPr/>
+      </w:pPr>
+      <w:r>
+        <w:rPr>
+          <w:b w:val="1"/>
+          <w:rtl w:val="0"/>
+        </w:rPr>
+        <w:t xml:space="preserve">Scanner Class</w:t>
+      </w:r>
+      <w:r>
+        <w:rPr>
+          <w:rtl w:val="0"/>
+        </w:rPr>
+        <w:t xml:space="preserve"> - A container for methods to read input, like information from the keyword (console) </w:t>
+      </w:r>
+    </w:p>
+    <w:p>
+      <w:pPr>
+        <w:ind w:left="0" w:firstLine="0"/>
+        <w:rPr/>
+      </w:pPr>
+      <w:r>
+        <w:rPr>
+          <w:rtl w:val="0"/>
+        </w:rPr>
+        <w:t xml:space="preserve">                 - To use a scanner you must import a Scanner First</w:t>
+      </w:r>
+    </w:p>
+    <w:p>
+      <w:pPr>
+        <w:ind w:left="0" w:firstLine="0"/>
+        <w:rPr/>
+      </w:pPr>
+      <w:r>
+        <w:rPr/>
+        <w:drawing>
+          <wp:inline distB="114300" distT="114300" distL="114300" distR="114300">
+            <wp:extent cx="3429000" cy="304800"/>
+            <wp:effectExtent b="0" l="0" r="0" t="0"/>
+            <wp:docPr id="20" name="image4.png"/>
+            <a:graphic>
+              <a:graphicData uri="http://schemas.openxmlformats.org/drawingml/2006/picture">
+                <pic:pic>
+                  <pic:nvPicPr>
+                    <pic:cNvPr id="0" name="image4.png"/>
+                    <pic:cNvPicPr preferRelativeResize="0"/>
+                  </pic:nvPicPr>
+                  <pic:blipFill>
+                    <a:blip r:embed="rId24"/>
+                    <a:srcRect b="0" l="0" r="0" t="0"/>
+                    <a:stretch>
+                      <a:fillRect/>
+                    </a:stretch>
+                  </pic:blipFill>
+                  <pic:spPr>
+                    <a:xfrm>
+                      <a:off x="0" y="0"/>
+                      <a:ext cx="3429000" cy="304800"/>
+                    </a:xfrm>
+                    <a:prstGeom prst="rect"/>
+                    <a:ln/>
+                  </pic:spPr>
+                </pic:pic>
+              </a:graphicData>
+            </a:graphic>
+          </wp:inline>
+        </w:drawing>
+      </w:r>
+      <w:r>
+        <w:rPr>
+          <w:rtl w:val="0"/>
+        </w:rPr>
+      </w:r>
+    </w:p>
+    <w:p>
+      <w:pPr>
+        <w:pStyle w:val="Heading1"/>
+        <w:rPr/>
+      </w:pPr>
+      <w:bookmarkStart w:colFirst="0" w:colLast="0" w:name="_qgl8oiw6b6bv" w:id="16"/>
+      <w:bookmarkEnd w:id="16"/>
+      <w:r>
+        <w:rPr>
+          <w:rtl w:val="0"/>
+        </w:rPr>
+        <w:t xml:space="preserve">Math Class, Character &amp; Strings</w:t>
+      </w:r>
+      <w:r>
+        <w:rPr>
+          <w:rtl w:val="0"/>
+        </w:rPr>
+      </w:r>
+    </w:p>
+    <w:p>
+      <w:pPr>
+        <w:ind w:left="0" w:firstLine="0"/>
+        <w:rPr/>
+      </w:pPr>
+      <w:r>
+        <w:rPr>
+          <w:rtl w:val="0"/>
+        </w:rPr>
+      </w:r>
+    </w:p>
+    <w:p>
+      <w:pPr>
+        <w:ind w:left="0" w:firstLine="0"/>
+        <w:rPr/>
+      </w:pPr>
+      <w:r>
+        <w:rPr>
+          <w:b w:val="1"/>
+          <w:rtl w:val="0"/>
+        </w:rPr>
+        <w:t xml:space="preserve">Math Class</w:t>
+      </w:r>
+      <w:r>
+        <w:rPr>
+          <w:rtl w:val="0"/>
+        </w:rPr>
+        <w:t xml:space="preserve"> </w:t>
+      </w:r>
+    </w:p>
+    <w:p>
+      <w:pPr>
+        <w:numPr>
+          <w:ilvl w:val="0"/>
+          <w:numId w:val="2"/>
+        </w:numPr>
+        <w:ind w:left="720" w:hanging="360"/>
+        <w:rPr>
+          <w:u w:val="none"/>
+        </w:rPr>
+      </w:pPr>
+      <w:r>
+        <w:rPr>
+          <w:rtl w:val="0"/>
+        </w:rPr>
+        <w:t xml:space="preserve">We don’t create an object for a Math class like for Scanner class</w:t>
+      </w:r>
+    </w:p>
+    <w:p>
+      <w:pPr>
+        <w:numPr>
+          <w:ilvl w:val="0"/>
+          <w:numId w:val="2"/>
+        </w:numPr>
+        <w:ind w:left="720" w:hanging="360"/>
+        <w:rPr>
+          <w:u w:val="none"/>
+        </w:rPr>
+      </w:pPr>
+      <w:r>
+        <w:rPr>
+          <w:rtl w:val="0"/>
+        </w:rPr>
+        <w:t xml:space="preserve">All methods in Math Class are static methods </w:t>
+      </w:r>
+    </w:p>
+    <w:p>
+      <w:pPr>
+        <w:numPr>
+          <w:ilvl w:val="0"/>
+          <w:numId w:val="2"/>
+        </w:numPr>
+        <w:ind w:left="720" w:hanging="360"/>
+        <w:rPr>
+          <w:u w:val="none"/>
+        </w:rPr>
+      </w:pPr>
+      <w:r>
+        <w:rPr>
+          <w:b w:val="1"/>
+          <w:rtl w:val="0"/>
+        </w:rPr>
+        <w:t xml:space="preserve">Static method</w:t>
+      </w:r>
+      <w:r>
+        <w:rPr>
+          <w:rtl w:val="0"/>
+        </w:rPr>
+        <w:t xml:space="preserve">:</w:t>
+      </w:r>
+    </w:p>
+    <w:p>
+      <w:pPr>
+        <w:ind w:left="720" w:firstLine="0"/>
+        <w:rPr/>
+      </w:pPr>
+      <w:r>
+        <w:rPr>
+          <w:rtl w:val="0"/>
+        </w:rPr>
+        <w:t xml:space="preserve">- This allows you to call a Math Class without having an object </w:t>
+      </w:r>
+    </w:p>
+    <w:p>
+      <w:pPr>
+        <w:rPr/>
+      </w:pPr>
+      <w:r>
+        <w:rPr/>
+        <w:drawing>
+          <wp:inline distB="114300" distT="114300" distL="114300" distR="114300">
+            <wp:extent cx="1866900" cy="266700"/>
+            <wp:effectExtent b="0" l="0" r="0" t="0"/>
+            <wp:docPr id="23" name="image17.png"/>
+            <a:graphic>
+              <a:graphicData uri="http://schemas.openxmlformats.org/drawingml/2006/picture">
+                <pic:pic>
+                  <pic:nvPicPr>
+                    <pic:cNvPr id="0" name="image17.png"/>
+                    <pic:cNvPicPr preferRelativeResize="0"/>
+                  </pic:nvPicPr>
+                  <pic:blipFill>
+                    <a:blip r:embed="rId25"/>
+                    <a:srcRect b="0" l="0" r="0" t="0"/>
+                    <a:stretch>
+                      <a:fillRect/>
+                    </a:stretch>
+                  </pic:blipFill>
+                  <pic:spPr>
+                    <a:xfrm>
+                      <a:off x="0" y="0"/>
+                      <a:ext cx="1866900" cy="266700"/>
+                    </a:xfrm>
+                    <a:prstGeom prst="rect"/>
+                    <a:ln/>
+                  </pic:spPr>
+                </pic:pic>
+              </a:graphicData>
+            </a:graphic>
+          </wp:inline>
+        </w:drawing>
+      </w:r>
+      <w:r>
+        <w:rPr>
+          <w:rtl w:val="0"/>
+        </w:rPr>
+      </w:r>
+    </w:p>
+    <w:p>
+      <w:pPr>
+        <w:rPr/>
+      </w:pPr>
+      <w:r>
+        <w:rPr>
+          <w:rtl w:val="0"/>
+        </w:rPr>
+        <w:t xml:space="preserve">This class helps you call a Static method</w:t>
+      </w:r>
+    </w:p>
+    <w:p>
+      <w:pPr>
+        <w:rPr/>
+      </w:pPr>
+      <w:r>
+        <w:rPr>
+          <w:rtl w:val="0"/>
+        </w:rPr>
+      </w:r>
+    </w:p>
+    <w:p>
+      <w:pPr>
+        <w:rPr>
+          <w:b w:val="1"/>
+        </w:rPr>
+      </w:pPr>
+      <w:r>
+        <w:rPr>
+          <w:b w:val="1"/>
+          <w:rtl w:val="0"/>
+        </w:rPr>
+        <w:t xml:space="preserve">Math Methods</w:t>
+      </w:r>
+    </w:p>
+    <w:p>
+      <w:pPr>
+        <w:rPr/>
+      </w:pPr>
+      <w:r>
+        <w:rPr>
+          <w:rtl w:val="0"/>
+        </w:rPr>
+      </w:r>
+    </w:p>
+    <w:p>
+      <w:pPr>
+        <w:numPr>
+          <w:ilvl w:val="0"/>
+          <w:numId w:val="25"/>
+        </w:numPr>
+        <w:ind w:left="720" w:hanging="360"/>
+        <w:rPr>
+          <w:u w:val="none"/>
+        </w:rPr>
+      </w:pPr>
+      <w:r>
+        <w:rPr>
+          <w:rtl w:val="0"/>
+        </w:rPr>
+        <w:t xml:space="preserve">Math class is imported by default</w:t>
+      </w:r>
+    </w:p>
+    <w:p>
+      <w:pPr>
+        <w:numPr>
+          <w:ilvl w:val="0"/>
+          <w:numId w:val="25"/>
+        </w:numPr>
+        <w:ind w:left="720" w:hanging="360"/>
+        <w:rPr>
+          <w:u w:val="none"/>
+        </w:rPr>
+      </w:pPr>
+      <w:r>
+        <w:rPr>
+          <w:rtl w:val="0"/>
+        </w:rPr>
+        <w:t xml:space="preserve">Performs mathematical functions and performs beyond basic operations:</w:t>
+      </w:r>
+    </w:p>
+    <w:p>
+      <w:pPr>
+        <w:ind w:left="720" w:firstLine="0"/>
+        <w:rPr/>
+      </w:pPr>
+      <w:r>
+        <w:rPr>
+          <w:rtl w:val="0"/>
+        </w:rPr>
+        <w:t xml:space="preserve">- +, -, *, /, %</w:t>
+      </w:r>
+    </w:p>
+    <w:p>
+      <w:pPr>
+        <w:widowControl w:val="0"/>
+        <w:numPr>
+          <w:ilvl w:val="0"/>
+          <w:numId w:val="19"/>
+        </w:numPr>
+        <w:spacing w:line="240" w:lineRule="auto"/>
+        <w:ind w:left="720" w:hanging="360"/>
+        <w:rPr/>
+      </w:pPr>
+      <w:hyperlink r:id="rId26">
+        <w:r>
+          <w:rPr>
+            <w:color w:val="0097a7"/>
+            <w:u w:val="single"/>
+            <w:rtl w:val="0"/>
+          </w:rPr>
+          <w:t xml:space="preserve">Java Math class with Mathods - Javatpoint</w:t>
+        </w:r>
+      </w:hyperlink>
+      <w:r>
+        <w:rPr>
+          <w:rtl w:val="0"/>
+        </w:rPr>
+        <w:t xml:space="preserve"> </w:t>
+      </w:r>
+    </w:p>
+    <w:p>
+      <w:pPr>
+        <w:widowControl w:val="0"/>
+        <w:spacing w:line="240" w:lineRule="auto"/>
+        <w:ind w:left="720" w:firstLine="0"/>
+        <w:rPr/>
+      </w:pPr>
+      <w:r>
+        <w:rPr>
+          <w:rtl w:val="0"/>
+        </w:rPr>
+        <w:t xml:space="preserve">- Resources when I need to use math methods</w:t>
+      </w:r>
+      <w:r>
+        <w:rPr>
+          <w:rtl w:val="0"/>
+        </w:rPr>
+      </w:r>
+    </w:p>
+    <w:p>
+      <w:pPr>
+        <w:rPr/>
+      </w:pPr>
+      <w:r>
+        <w:rPr>
+          <w:rtl w:val="0"/>
+        </w:rPr>
+      </w:r>
+    </w:p>
+    <w:p>
+      <w:pPr>
+        <w:rPr/>
+      </w:pPr>
+      <w:r>
+        <w:rPr>
+          <w:b w:val="1"/>
+          <w:rtl w:val="0"/>
+        </w:rPr>
+        <w:t xml:space="preserve">Constructor</w:t>
+      </w:r>
+      <w:r>
+        <w:rPr>
+          <w:rtl w:val="0"/>
+        </w:rPr>
+        <w:t xml:space="preserve"> - This is a method that is called to “create” an object</w:t>
+      </w:r>
+    </w:p>
+    <w:p>
+      <w:pPr>
+        <w:rPr>
+          <w:b w:val="1"/>
+        </w:rPr>
+      </w:pPr>
+      <w:r>
+        <w:rPr>
+          <w:rtl w:val="0"/>
+        </w:rPr>
+      </w:r>
+    </w:p>
+    <w:p>
+      <w:pPr>
+        <w:rPr/>
+      </w:pPr>
+      <w:r>
+        <w:rPr>
+          <w:b w:val="1"/>
+          <w:rtl w:val="0"/>
+        </w:rPr>
+        <w:t xml:space="preserve">Overload methods </w:t>
+      </w:r>
+      <w:r>
+        <w:rPr>
+          <w:rtl w:val="0"/>
+        </w:rPr>
+        <w:t xml:space="preserve">- If a class has the same name but more methods is considered Method Overloading</w:t>
+      </w:r>
+    </w:p>
+    <w:p>
+      <w:pPr>
+        <w:rPr>
+          <w:b w:val="1"/>
+        </w:rPr>
+      </w:pPr>
+      <w:r>
+        <w:rPr>
+          <w:b w:val="1"/>
+        </w:rPr>
+        <w:drawing>
+          <wp:inline distB="114300" distT="114300" distL="114300" distR="114300">
+            <wp:extent cx="5162550" cy="1543050"/>
+            <wp:effectExtent b="0" l="0" r="0" t="0"/>
+            <wp:docPr id="13" name="image19.png"/>
+            <a:graphic>
+              <a:graphicData uri="http://schemas.openxmlformats.org/drawingml/2006/picture">
+                <pic:pic>
+                  <pic:nvPicPr>
+                    <pic:cNvPr id="0" name="image19.png"/>
+                    <pic:cNvPicPr preferRelativeResize="0"/>
+                  </pic:nvPicPr>
+                  <pic:blipFill>
+                    <a:blip r:embed="rId27"/>
+                    <a:srcRect b="0" l="0" r="0" t="0"/>
+                    <a:stretch>
+                      <a:fillRect/>
+                    </a:stretch>
+                  </pic:blipFill>
+                  <pic:spPr>
+                    <a:xfrm>
+                      <a:off x="0" y="0"/>
+                      <a:ext cx="5162550" cy="1543050"/>
+                    </a:xfrm>
+                    <a:prstGeom prst="rect"/>
+                    <a:ln/>
+                  </pic:spPr>
+                </pic:pic>
+              </a:graphicData>
+            </a:graphic>
+          </wp:inline>
+        </w:drawing>
+      </w:r>
+      <w:r>
+        <w:rPr>
+          <w:rtl w:val="0"/>
+        </w:rPr>
+      </w:r>
+    </w:p>
+    <w:p>
+      <w:pPr>
+        <w:rPr/>
+      </w:pPr>
+      <w:r>
+        <w:rPr>
+          <w:rtl w:val="0"/>
+        </w:rPr>
+        <w:t xml:space="preserve">____________________________________________________________________________</w:t>
+      </w:r>
+    </w:p>
+    <w:p>
+      <w:pPr>
+        <w:rPr/>
+      </w:pPr>
+      <w:r>
+        <w:rPr>
+          <w:rtl w:val="0"/>
+        </w:rPr>
+      </w:r>
+    </w:p>
+    <w:p>
+      <w:pPr>
+        <w:rPr>
+          <w:b w:val="1"/>
+        </w:rPr>
+      </w:pPr>
+      <w:r>
+        <w:rPr>
+          <w:b w:val="1"/>
+          <w:rtl w:val="0"/>
+        </w:rPr>
+        <w:t xml:space="preserve">Char Data Type</w:t>
+      </w:r>
+    </w:p>
+    <w:p>
+      <w:pPr>
+        <w:numPr>
+          <w:ilvl w:val="0"/>
+          <w:numId w:val="10"/>
+        </w:numPr>
+        <w:ind w:left="720" w:hanging="360"/>
+        <w:rPr>
+          <w:u w:val="none"/>
+        </w:rPr>
+      </w:pPr>
+      <w:r>
+        <w:rPr>
+          <w:rtl w:val="0"/>
+        </w:rPr>
+        <w:t xml:space="preserve">Use single quote to represent a character (‘ ‘)</w:t>
+      </w:r>
+    </w:p>
+    <w:p>
+      <w:pPr>
+        <w:numPr>
+          <w:ilvl w:val="0"/>
+          <w:numId w:val="10"/>
+        </w:numPr>
+        <w:ind w:left="720" w:hanging="360"/>
+        <w:rPr>
+          <w:u w:val="none"/>
+        </w:rPr>
+      </w:pPr>
+      <w:r>
+        <w:rPr>
+          <w:rtl w:val="0"/>
+        </w:rPr>
+        <w:t xml:space="preserve">Char variable can only hold </w:t>
+      </w:r>
+      <w:r>
+        <w:rPr>
+          <w:b w:val="1"/>
+          <w:rtl w:val="0"/>
+        </w:rPr>
+        <w:t xml:space="preserve">one</w:t>
+      </w:r>
+      <w:r>
+        <w:rPr>
+          <w:rtl w:val="0"/>
+        </w:rPr>
+        <w:t xml:space="preserve"> single character </w:t>
+      </w:r>
+    </w:p>
+    <w:p>
+      <w:pPr>
+        <w:numPr>
+          <w:ilvl w:val="0"/>
+          <w:numId w:val="10"/>
+        </w:numPr>
+        <w:ind w:left="720" w:hanging="360"/>
+        <w:rPr>
+          <w:u w:val="none"/>
+        </w:rPr>
+      </w:pPr>
+      <w:r>
+        <w:rPr>
+          <w:rtl w:val="0"/>
+        </w:rPr>
+        <w:t xml:space="preserve">It is a primi</w:t>
+      </w:r>
+    </w:p>
+    <w:p>
+      <w:pPr>
+        <w:rPr/>
+      </w:pPr>
+      <w:r>
+        <w:rPr/>
+        <w:drawing>
+          <wp:inline distB="114300" distT="114300" distL="114300" distR="114300">
+            <wp:extent cx="5467350" cy="666750"/>
+            <wp:effectExtent b="0" l="0" r="0" t="0"/>
+            <wp:docPr id="7" name="image18.png"/>
+            <a:graphic>
+              <a:graphicData uri="http://schemas.openxmlformats.org/drawingml/2006/picture">
+                <pic:pic>
+                  <pic:nvPicPr>
+                    <pic:cNvPr id="0" name="image18.png"/>
+                    <pic:cNvPicPr preferRelativeResize="0"/>
+                  </pic:nvPicPr>
+                  <pic:blipFill>
+                    <a:blip r:embed="rId28"/>
+                    <a:srcRect b="0" l="0" r="0" t="0"/>
+                    <a:stretch>
+                      <a:fillRect/>
+                    </a:stretch>
+                  </pic:blipFill>
+                  <pic:spPr>
+                    <a:xfrm>
+                      <a:off x="0" y="0"/>
+                      <a:ext cx="5467350" cy="666750"/>
+                    </a:xfrm>
+                    <a:prstGeom prst="rect"/>
+                    <a:ln/>
+                  </pic:spPr>
+                </pic:pic>
+              </a:graphicData>
+            </a:graphic>
+          </wp:inline>
+        </w:drawing>
+      </w:r>
+      <w:r>
+        <w:rPr>
+          <w:rtl w:val="0"/>
+        </w:rPr>
+      </w:r>
+    </w:p>
+    <w:p>
+      <w:pPr>
+        <w:rPr/>
+      </w:pPr>
+      <w:r>
+        <w:rPr>
+          <w:rtl w:val="0"/>
+        </w:rPr>
+      </w:r>
+    </w:p>
+    <w:p>
+      <w:pPr>
+        <w:numPr>
+          <w:ilvl w:val="0"/>
+          <w:numId w:val="47"/>
+        </w:numPr>
+        <w:ind w:left="720" w:hanging="360"/>
+        <w:rPr>
+          <w:u w:val="none"/>
+        </w:rPr>
+      </w:pPr>
+      <w:r>
+        <w:rPr>
+          <w:rtl w:val="0"/>
+        </w:rPr>
+        <w:t xml:space="preserve">Input.charAt(0) is a command that the user will input one char in keyboard</w:t>
+      </w:r>
+    </w:p>
+    <w:p>
+      <w:pPr>
+        <w:numPr>
+          <w:ilvl w:val="0"/>
+          <w:numId w:val="47"/>
+        </w:numPr>
+        <w:ind w:left="720" w:hanging="360"/>
+        <w:rPr>
+          <w:u w:val="none"/>
+        </w:rPr>
+      </w:pPr>
+      <w:r>
+        <w:rPr>
+          <w:rtl w:val="0"/>
+        </w:rPr>
+        <w:t xml:space="preserve">The (0) represents the very first slot that is going to be displayed </w:t>
+      </w:r>
+    </w:p>
+    <w:p>
+      <w:pPr>
+        <w:numPr>
+          <w:ilvl w:val="0"/>
+          <w:numId w:val="47"/>
+        </w:numPr>
+        <w:ind w:left="720" w:hanging="360"/>
+        <w:rPr>
+          <w:u w:val="none"/>
+        </w:rPr>
+      </w:pPr>
+      <w:r>
+        <w:rPr>
+          <w:rtl w:val="0"/>
+        </w:rPr>
+        <w:t xml:space="preserve">Example: Alexis, the letter A will be displayed</w:t>
+      </w:r>
+    </w:p>
+    <w:p>
+      <w:pPr>
+        <w:rPr/>
+      </w:pPr>
+      <w:r>
+        <w:rPr/>
+        <w:drawing>
+          <wp:inline distB="114300" distT="114300" distL="114300" distR="114300">
+            <wp:extent cx="5448300" cy="323850"/>
+            <wp:effectExtent b="0" l="0" r="0" t="0"/>
+            <wp:docPr id="8" name="image11.png"/>
+            <a:graphic>
+              <a:graphicData uri="http://schemas.openxmlformats.org/drawingml/2006/picture">
+                <pic:pic>
+                  <pic:nvPicPr>
+                    <pic:cNvPr id="0" name="image11.png"/>
+                    <pic:cNvPicPr preferRelativeResize="0"/>
+                  </pic:nvPicPr>
+                  <pic:blipFill>
+                    <a:blip r:embed="rId29"/>
+                    <a:srcRect b="0" l="0" r="0" t="0"/>
+                    <a:stretch>
+                      <a:fillRect/>
+                    </a:stretch>
+                  </pic:blipFill>
+                  <pic:spPr>
+                    <a:xfrm>
+                      <a:off x="0" y="0"/>
+                      <a:ext cx="5448300" cy="323850"/>
+                    </a:xfrm>
+                    <a:prstGeom prst="rect"/>
+                    <a:ln/>
+                  </pic:spPr>
+                </pic:pic>
+              </a:graphicData>
+            </a:graphic>
+          </wp:inline>
+        </w:drawing>
+      </w:r>
+      <w:r>
+        <w:rPr>
+          <w:rtl w:val="0"/>
+        </w:rPr>
+      </w:r>
+    </w:p>
+    <w:p>
+      <w:pPr>
+        <w:rPr/>
+      </w:pPr>
+      <w:r>
+        <w:rPr>
+          <w:rtl w:val="0"/>
+        </w:rPr>
+        <w:t xml:space="preserve">____________________________________________________________________________</w:t>
+      </w:r>
+    </w:p>
+    <w:p>
+      <w:pPr>
+        <w:rPr/>
+      </w:pPr>
+      <w:r>
+        <w:rPr>
+          <w:rtl w:val="0"/>
+        </w:rPr>
+      </w:r>
+    </w:p>
+    <w:p>
+      <w:pPr>
+        <w:rPr>
+          <w:b w:val="1"/>
+        </w:rPr>
+      </w:pPr>
+      <w:r>
+        <w:rPr>
+          <w:b w:val="1"/>
+          <w:rtl w:val="0"/>
+        </w:rPr>
+        <w:t xml:space="preserve">String Data Type</w:t>
+      </w:r>
+    </w:p>
+    <w:p>
+      <w:pPr>
+        <w:rPr>
+          <w:b w:val="1"/>
+        </w:rPr>
+      </w:pPr>
+      <w:r>
+        <w:rPr>
+          <w:rtl w:val="0"/>
+        </w:rPr>
+      </w:r>
+    </w:p>
+    <w:p>
+      <w:pPr>
+        <w:numPr>
+          <w:ilvl w:val="0"/>
+          <w:numId w:val="28"/>
+        </w:numPr>
+        <w:ind w:left="720" w:hanging="360"/>
+        <w:rPr>
+          <w:u w:val="none"/>
+        </w:rPr>
+      </w:pPr>
+      <w:r>
+        <w:rPr>
+          <w:rtl w:val="0"/>
+        </w:rPr>
+        <w:t xml:space="preserve">A string data type uses double quotes (“ “) to represent a string </w:t>
+      </w:r>
+    </w:p>
+    <w:p>
+      <w:pPr>
+        <w:numPr>
+          <w:ilvl w:val="0"/>
+          <w:numId w:val="28"/>
+        </w:numPr>
+        <w:ind w:left="720" w:hanging="360"/>
+        <w:rPr>
+          <w:u w:val="none"/>
+        </w:rPr>
+      </w:pPr>
+      <w:r>
+        <w:rPr>
+          <w:rtl w:val="0"/>
+        </w:rPr>
+        <w:t xml:space="preserve">A sequence of characters is a string </w:t>
+      </w:r>
+    </w:p>
+    <w:p>
+      <w:pPr>
+        <w:numPr>
+          <w:ilvl w:val="0"/>
+          <w:numId w:val="28"/>
+        </w:numPr>
+        <w:ind w:left="720" w:hanging="360"/>
+        <w:rPr>
+          <w:u w:val="none"/>
+        </w:rPr>
+      </w:pPr>
+      <w:r>
+        <w:rPr>
+          <w:b w:val="1"/>
+          <w:rtl w:val="0"/>
+        </w:rPr>
+        <w:t xml:space="preserve">Not</w:t>
+      </w:r>
+      <w:r>
+        <w:rPr>
+          <w:rtl w:val="0"/>
+        </w:rPr>
+        <w:t xml:space="preserve"> a primitive data type</w:t>
+      </w:r>
+    </w:p>
+    <w:p>
+      <w:pPr>
+        <w:rPr/>
+      </w:pPr>
+      <w:r>
+        <w:rPr/>
+        <w:drawing>
+          <wp:inline distB="114300" distT="114300" distL="114300" distR="114300">
+            <wp:extent cx="4095750" cy="514350"/>
+            <wp:effectExtent b="0" l="0" r="0" t="0"/>
+            <wp:docPr id="16" name="image20.png"/>
+            <a:graphic>
+              <a:graphicData uri="http://schemas.openxmlformats.org/drawingml/2006/picture">
+                <pic:pic>
+                  <pic:nvPicPr>
+                    <pic:cNvPr id="0" name="image20.png"/>
+                    <pic:cNvPicPr preferRelativeResize="0"/>
+                  </pic:nvPicPr>
+                  <pic:blipFill>
+                    <a:blip r:embed="rId30"/>
+                    <a:srcRect b="0" l="0" r="0" t="0"/>
+                    <a:stretch>
+                      <a:fillRect/>
+                    </a:stretch>
+                  </pic:blipFill>
+                  <pic:spPr>
+                    <a:xfrm>
+                      <a:off x="0" y="0"/>
+                      <a:ext cx="4095750" cy="514350"/>
+                    </a:xfrm>
+                    <a:prstGeom prst="rect"/>
+                    <a:ln/>
+                  </pic:spPr>
+                </pic:pic>
+              </a:graphicData>
+            </a:graphic>
+          </wp:inline>
+        </w:drawing>
+      </w:r>
+      <w:r>
+        <w:rPr>
+          <w:rtl w:val="0"/>
+        </w:rPr>
+      </w:r>
+    </w:p>
+    <w:p>
+      <w:pPr>
+        <w:rPr/>
+      </w:pPr>
+      <w:r>
+        <w:rPr>
+          <w:rtl w:val="0"/>
+        </w:rPr>
+      </w:r>
+    </w:p>
+    <w:p>
+      <w:pPr>
+        <w:rPr>
+          <w:b w:val="1"/>
+        </w:rPr>
+      </w:pPr>
+      <w:r>
+        <w:rPr>
+          <w:b w:val="1"/>
+          <w:rtl w:val="0"/>
+        </w:rPr>
+        <w:t xml:space="preserve">String Methods</w:t>
+      </w:r>
+    </w:p>
+    <w:p>
+      <w:pPr>
+        <w:rPr/>
+      </w:pPr>
+      <w:r>
+        <w:rPr>
+          <w:rtl w:val="0"/>
+        </w:rPr>
+      </w:r>
+    </w:p>
+    <w:p>
+      <w:pPr>
+        <w:numPr>
+          <w:ilvl w:val="0"/>
+          <w:numId w:val="49"/>
+        </w:numPr>
+        <w:ind w:left="720" w:hanging="360"/>
+        <w:rPr>
+          <w:u w:val="none"/>
+        </w:rPr>
+      </w:pPr>
+      <w:r>
+        <w:rPr>
+          <w:rtl w:val="0"/>
+        </w:rPr>
+        <w:t xml:space="preserve">Length() - returns the number of characters in a string</w:t>
+      </w:r>
+    </w:p>
+    <w:p>
+      <w:pPr>
+        <w:numPr>
+          <w:ilvl w:val="0"/>
+          <w:numId w:val="49"/>
+        </w:numPr>
+        <w:ind w:left="720" w:hanging="360"/>
+        <w:rPr>
+          <w:u w:val="none"/>
+        </w:rPr>
+      </w:pPr>
+      <w:r>
+        <w:rPr>
+          <w:rtl w:val="0"/>
+        </w:rPr>
+        <w:t xml:space="preserve">charAt(index) - Returns the character at a specific index within the string </w:t>
+      </w:r>
+    </w:p>
+    <w:p>
+      <w:pPr>
+        <w:numPr>
+          <w:ilvl w:val="0"/>
+          <w:numId w:val="49"/>
+        </w:numPr>
+        <w:ind w:left="720" w:hanging="360"/>
+        <w:rPr>
+          <w:u w:val="none"/>
+        </w:rPr>
+      </w:pPr>
+      <w:r>
+        <w:rPr>
+          <w:rtl w:val="0"/>
+        </w:rPr>
+        <w:t xml:space="preserve">First char is positioned to 0</w:t>
+      </w:r>
+    </w:p>
+    <w:p>
+      <w:pPr>
+        <w:numPr>
+          <w:ilvl w:val="0"/>
+          <w:numId w:val="49"/>
+        </w:numPr>
+        <w:ind w:left="720" w:hanging="360"/>
+        <w:rPr>
+          <w:u w:val="none"/>
+        </w:rPr>
+      </w:pPr>
+      <w:r>
+        <w:rPr>
+          <w:rtl w:val="0"/>
+        </w:rPr>
+        <w:t xml:space="preserve">Example 1: Alexis, A is 0 and l is 2 and so on</w:t>
+      </w:r>
+    </w:p>
+    <w:p>
+      <w:pPr>
+        <w:ind w:left="0" w:firstLine="0"/>
+        <w:rPr/>
+      </w:pPr>
+      <w:r>
+        <w:rPr>
+          <w:rtl w:val="0"/>
+        </w:rPr>
+      </w:r>
+    </w:p>
+    <w:p>
+      <w:pPr>
+        <w:ind w:left="0" w:firstLine="0"/>
+        <w:rPr/>
+      </w:pPr>
+      <w:r>
+        <w:rPr>
+          <w:b w:val="1"/>
+          <w:rtl w:val="0"/>
+        </w:rPr>
+        <w:t xml:space="preserve">Concatenating Strings </w:t>
+      </w:r>
+      <w:r>
+        <w:rPr>
+          <w:rtl w:val="0"/>
+        </w:rPr>
+        <w:t xml:space="preserve">- this is a method that combines specified strings to another string. It returns a combined string</w:t>
+      </w:r>
+    </w:p>
+    <w:p>
+      <w:pPr>
+        <w:ind w:left="0" w:firstLine="0"/>
+        <w:rPr/>
+      </w:pPr>
+      <w:r>
+        <w:rPr>
+          <w:rtl w:val="0"/>
+        </w:rPr>
+      </w:r>
+    </w:p>
+    <w:p>
+      <w:pPr>
+        <w:ind w:left="0" w:firstLine="0"/>
+        <w:rPr>
+          <w:b w:val="1"/>
+        </w:rPr>
+      </w:pPr>
+      <w:r>
+        <w:rPr>
+          <w:b w:val="1"/>
+          <w:rtl w:val="0"/>
+        </w:rPr>
+        <w:t xml:space="preserve">Trim String White Space Characters</w:t>
+      </w:r>
+    </w:p>
+    <w:p>
+      <w:pPr>
+        <w:ind w:left="0" w:firstLine="0"/>
+        <w:rPr>
+          <w:b w:val="1"/>
+        </w:rPr>
+      </w:pPr>
+      <w:r>
+        <w:rPr>
+          <w:rtl w:val="0"/>
+        </w:rPr>
+      </w:r>
+    </w:p>
+    <w:p>
+      <w:pPr>
+        <w:ind w:left="0" w:firstLine="0"/>
+        <w:rPr/>
+      </w:pPr>
+      <w:r>
+        <w:rPr>
+          <w:b w:val="1"/>
+          <w:rtl w:val="0"/>
+        </w:rPr>
+        <w:t xml:space="preserve">trim() </w:t>
+      </w:r>
+      <w:r>
+        <w:rPr>
+          <w:rtl w:val="0"/>
+        </w:rPr>
+        <w:t xml:space="preserve">- this returns a string with all white space characters removed from front and end of the string</w:t>
+      </w:r>
+    </w:p>
+    <w:p>
+      <w:pPr>
+        <w:ind w:left="0" w:firstLine="0"/>
+        <w:rPr/>
+      </w:pPr>
+      <w:r>
+        <w:rPr>
+          <w:rtl w:val="0"/>
+        </w:rPr>
+        <w:t xml:space="preserve">White space characters - space, tab, line, feed, form feed, carriage return</w:t>
+      </w:r>
+    </w:p>
+    <w:p>
+      <w:pPr>
+        <w:pStyle w:val="Heading1"/>
+        <w:rPr/>
+      </w:pPr>
+      <w:bookmarkStart w:colFirst="0" w:colLast="0" w:name="_trgivo5fqpox" w:id="17"/>
+      <w:bookmarkEnd w:id="17"/>
+      <w:r>
+        <w:rPr>
+          <w:rtl w:val="0"/>
+        </w:rPr>
+        <w:t xml:space="preserve">Decision Structure and Career Plans</w:t>
+      </w:r>
+    </w:p>
+    <w:p>
+      <w:pPr>
+        <w:rPr>
+          <w:b w:val="1"/>
+        </w:rPr>
+      </w:pPr>
+      <w:r>
+        <w:rPr>
+          <w:rtl w:val="0"/>
+        </w:rPr>
+      </w:r>
+    </w:p>
+    <w:p>
+      <w:pPr>
+        <w:rPr/>
+      </w:pPr>
+      <w:r>
+        <w:rPr>
+          <w:b w:val="1"/>
+          <w:rtl w:val="0"/>
+        </w:rPr>
+        <w:t xml:space="preserve">Flow Control </w:t>
+      </w:r>
+      <w:r>
+        <w:rPr>
+          <w:rtl w:val="0"/>
+        </w:rPr>
+        <w:t xml:space="preserve">- The order of how the program goes to get executed</w:t>
+      </w:r>
+    </w:p>
+    <w:p>
+      <w:pPr>
+        <w:rPr/>
+      </w:pPr>
+      <w:r>
+        <w:rPr>
+          <w:rtl w:val="0"/>
+        </w:rPr>
+      </w:r>
+    </w:p>
+    <w:p>
+      <w:pPr>
+        <w:rPr>
+          <w:b w:val="1"/>
+        </w:rPr>
+      </w:pPr>
+      <w:r>
+        <w:rPr>
+          <w:b w:val="1"/>
+          <w:rtl w:val="0"/>
+        </w:rPr>
+        <w:t xml:space="preserve">Relational Operators</w:t>
+      </w:r>
+    </w:p>
+    <w:p>
+      <w:pPr>
+        <w:rPr>
+          <w:b w:val="1"/>
+        </w:rPr>
+      </w:pPr>
+      <w:r>
+        <w:rPr>
+          <w:rtl w:val="0"/>
+        </w:rPr>
+      </w:r>
+    </w:p>
+    <w:p>
+      <w:pPr>
+        <w:spacing w:line="240" w:lineRule="auto"/>
+        <w:rPr>
+          <w:rFonts w:ascii="Lato" w:cs="Lato" w:eastAsia="Lato" w:hAnsi="Lato"/>
+          <w:color w:val="2d3b45"/>
+          <w:sz w:val="24"/>
+          <w:szCs w:val="24"/>
+        </w:rPr>
+      </w:pPr>
+      <w:r>
+        <w:rPr>
+          <w:rFonts w:ascii="Lato" w:cs="Lato" w:eastAsia="Lato" w:hAnsi="Lato"/>
+          <w:color w:val="2d3b45"/>
+          <w:sz w:val="24"/>
+          <w:szCs w:val="24"/>
+          <w:rtl w:val="0"/>
+        </w:rPr>
+        <w:t xml:space="preserve">&gt; - Greater than </w:t>
+      </w:r>
+    </w:p>
+    <w:p>
+      <w:pPr>
+        <w:spacing w:line="240" w:lineRule="auto"/>
+        <w:rPr>
+          <w:rFonts w:ascii="Lato" w:cs="Lato" w:eastAsia="Lato" w:hAnsi="Lato"/>
+          <w:color w:val="2d3b45"/>
+          <w:sz w:val="24"/>
+          <w:szCs w:val="24"/>
+        </w:rPr>
+      </w:pPr>
+      <w:r>
+        <w:rPr>
+          <w:rFonts w:ascii="Lato" w:cs="Lato" w:eastAsia="Lato" w:hAnsi="Lato"/>
+          <w:color w:val="2d3b45"/>
+          <w:sz w:val="24"/>
+          <w:szCs w:val="24"/>
+          <w:rtl w:val="0"/>
+        </w:rPr>
+        <w:t xml:space="preserve">&lt; - Less than </w:t>
+      </w:r>
+    </w:p>
+    <w:p>
+      <w:pPr>
+        <w:spacing w:line="240" w:lineRule="auto"/>
+        <w:rPr>
+          <w:rFonts w:ascii="Lato" w:cs="Lato" w:eastAsia="Lato" w:hAnsi="Lato"/>
+          <w:color w:val="2d3b45"/>
+          <w:sz w:val="24"/>
+          <w:szCs w:val="24"/>
+        </w:rPr>
+      </w:pPr>
+      <w:r>
+        <w:rPr>
+          <w:rFonts w:ascii="Lato" w:cs="Lato" w:eastAsia="Lato" w:hAnsi="Lato"/>
+          <w:color w:val="2d3b45"/>
+          <w:sz w:val="24"/>
+          <w:szCs w:val="24"/>
+          <w:rtl w:val="0"/>
+        </w:rPr>
+        <w:t xml:space="preserve">&gt;= - Greater than or equal to</w:t>
+      </w:r>
+    </w:p>
+    <w:p>
+      <w:pPr>
+        <w:spacing w:line="240" w:lineRule="auto"/>
+        <w:rPr>
+          <w:rFonts w:ascii="Lato" w:cs="Lato" w:eastAsia="Lato" w:hAnsi="Lato"/>
+          <w:color w:val="2d3b45"/>
+          <w:sz w:val="24"/>
+          <w:szCs w:val="24"/>
+        </w:rPr>
+      </w:pPr>
+      <w:r>
+        <w:rPr>
+          <w:rFonts w:ascii="Lato" w:cs="Lato" w:eastAsia="Lato" w:hAnsi="Lato"/>
+          <w:color w:val="2d3b45"/>
+          <w:sz w:val="24"/>
+          <w:szCs w:val="24"/>
+          <w:rtl w:val="0"/>
+        </w:rPr>
+        <w:t xml:space="preserve">&lt;= -  Less than or equal to </w:t>
+      </w:r>
+    </w:p>
+    <w:p>
+      <w:pPr>
+        <w:spacing w:line="240" w:lineRule="auto"/>
+        <w:rPr>
+          <w:rFonts w:ascii="Lato" w:cs="Lato" w:eastAsia="Lato" w:hAnsi="Lato"/>
+          <w:color w:val="2d3b45"/>
+          <w:sz w:val="24"/>
+          <w:szCs w:val="24"/>
+        </w:rPr>
+      </w:pPr>
+      <w:r>
+        <w:rPr>
+          <w:rFonts w:ascii="Lato" w:cs="Lato" w:eastAsia="Lato" w:hAnsi="Lato"/>
+          <w:color w:val="2d3b45"/>
+          <w:sz w:val="24"/>
+          <w:szCs w:val="24"/>
+          <w:rtl w:val="0"/>
+        </w:rPr>
+        <w:t xml:space="preserve">== - Equal to </w:t>
+      </w:r>
+    </w:p>
+    <w:p>
+      <w:pPr>
+        <w:spacing w:line="240" w:lineRule="auto"/>
+        <w:rPr>
+          <w:rFonts w:ascii="Lato" w:cs="Lato" w:eastAsia="Lato" w:hAnsi="Lato"/>
+          <w:color w:val="2d3b45"/>
+          <w:sz w:val="24"/>
+          <w:szCs w:val="24"/>
+        </w:rPr>
+      </w:pPr>
+      <w:r>
+        <w:rPr>
+          <w:rFonts w:ascii="Lato" w:cs="Lato" w:eastAsia="Lato" w:hAnsi="Lato"/>
+          <w:color w:val="2d3b45"/>
+          <w:sz w:val="24"/>
+          <w:szCs w:val="24"/>
+          <w:rtl w:val="0"/>
+        </w:rPr>
+        <w:t xml:space="preserve">!= - Not equal to</w:t>
+      </w:r>
+    </w:p>
+    <w:p>
+      <w:pPr>
+        <w:spacing w:line="240" w:lineRule="auto"/>
+        <w:rPr>
+          <w:rFonts w:ascii="Lato" w:cs="Lato" w:eastAsia="Lato" w:hAnsi="Lato"/>
+          <w:color w:val="2d3b45"/>
+          <w:sz w:val="24"/>
+          <w:szCs w:val="24"/>
+        </w:rPr>
+      </w:pPr>
+      <w:r>
+        <w:rPr>
+          <w:rFonts w:ascii="Lato" w:cs="Lato" w:eastAsia="Lato" w:hAnsi="Lato"/>
+          <w:color w:val="2d3b45"/>
+          <w:sz w:val="24"/>
+          <w:szCs w:val="24"/>
+          <w:rtl w:val="0"/>
+        </w:rPr>
+        <w:t xml:space="preserve">These are all operators </w:t>
+      </w:r>
+    </w:p>
+    <w:p>
+      <w:pPr>
+        <w:rPr/>
+      </w:pPr>
+      <w:r>
+        <w:rPr>
+          <w:rtl w:val="0"/>
+        </w:rPr>
+      </w:r>
+    </w:p>
+    <w:p>
+      <w:pPr>
+        <w:rPr/>
+      </w:pPr>
+      <w:r>
+        <w:rPr>
+          <w:rtl w:val="0"/>
+        </w:rPr>
+        <w:t xml:space="preserve">Note*</w:t>
+      </w:r>
+    </w:p>
+    <w:p>
+      <w:pPr>
+        <w:spacing w:line="240" w:lineRule="auto"/>
+        <w:rPr>
+          <w:rFonts w:ascii="Droid Sans" w:cs="Droid Sans" w:eastAsia="Droid Sans" w:hAnsi="Droid Sans"/>
+        </w:rPr>
+      </w:pPr>
+      <w:r>
+        <w:rPr>
+          <w:rFonts w:ascii="Droid Sans" w:cs="Droid Sans" w:eastAsia="Droid Sans" w:hAnsi="Droid Sans"/>
+          <w:rtl w:val="0"/>
+        </w:rPr>
+        <w:t xml:space="preserve">== - This is used when both sides are equal </w:t>
+      </w:r>
+    </w:p>
+    <w:p>
+      <w:pPr>
+        <w:spacing w:line="240" w:lineRule="auto"/>
+        <w:rPr/>
+      </w:pPr>
+      <w:r>
+        <w:rPr>
+          <w:rFonts w:ascii="Droid Sans" w:cs="Droid Sans" w:eastAsia="Droid Sans" w:hAnsi="Droid Sans"/>
+          <w:rtl w:val="0"/>
+        </w:rPr>
+        <w:t xml:space="preserve">= - This is used when a literal is being assigned into a variable</w:t>
+      </w:r>
+      <w:r>
+        <w:rPr>
+          <w:rtl w:val="0"/>
+        </w:rPr>
+      </w:r>
+    </w:p>
+    <w:p>
+      <w:pPr>
+        <w:rPr/>
+      </w:pPr>
+      <w:r>
+        <w:rPr>
+          <w:rtl w:val="0"/>
+        </w:rPr>
+      </w:r>
+    </w:p>
+    <w:p>
+      <w:pPr>
+        <w:rPr>
+          <w:b w:val="1"/>
+        </w:rPr>
+      </w:pPr>
+      <w:r>
+        <w:rPr>
+          <w:b w:val="1"/>
+          <w:rtl w:val="0"/>
+        </w:rPr>
+        <w:t xml:space="preserve">Boolean Data Type</w:t>
+      </w:r>
+    </w:p>
+    <w:p>
+      <w:pPr>
+        <w:rPr>
+          <w:b w:val="1"/>
+        </w:rPr>
+      </w:pPr>
+      <w:r>
+        <w:rPr>
+          <w:rtl w:val="0"/>
+        </w:rPr>
+      </w:r>
+    </w:p>
+    <w:p>
+      <w:pPr>
+        <w:numPr>
+          <w:ilvl w:val="0"/>
+          <w:numId w:val="5"/>
+        </w:numPr>
+        <w:ind w:left="720" w:hanging="360"/>
+        <w:rPr>
+          <w:u w:val="none"/>
+        </w:rPr>
+      </w:pPr>
+      <w:r>
+        <w:rPr>
+          <w:rtl w:val="0"/>
+        </w:rPr>
+        <w:t xml:space="preserve">Yes / No</w:t>
+      </w:r>
+    </w:p>
+    <w:p>
+      <w:pPr>
+        <w:numPr>
+          <w:ilvl w:val="0"/>
+          <w:numId w:val="5"/>
+        </w:numPr>
+        <w:ind w:left="720" w:hanging="360"/>
+        <w:rPr>
+          <w:u w:val="none"/>
+        </w:rPr>
+      </w:pPr>
+      <w:r>
+        <w:rPr>
+          <w:rtl w:val="0"/>
+        </w:rPr>
+        <w:t xml:space="preserve">True / False</w:t>
+      </w:r>
+    </w:p>
+    <w:p>
+      <w:pPr>
+        <w:numPr>
+          <w:ilvl w:val="0"/>
+          <w:numId w:val="5"/>
+        </w:numPr>
+        <w:ind w:left="720" w:hanging="360"/>
+        <w:rPr>
+          <w:u w:val="none"/>
+        </w:rPr>
+      </w:pPr>
+      <w:r>
+        <w:rPr>
+          <w:rtl w:val="0"/>
+        </w:rPr>
+        <w:t xml:space="preserve">On / Off</w:t>
+      </w:r>
+    </w:p>
+    <w:p>
+      <w:pPr>
+        <w:numPr>
+          <w:ilvl w:val="0"/>
+          <w:numId w:val="5"/>
+        </w:numPr>
+        <w:ind w:left="720" w:hanging="360"/>
+        <w:rPr>
+          <w:u w:val="none"/>
+        </w:rPr>
+      </w:pPr>
+      <w:r>
+        <w:rPr>
+          <w:b w:val="1"/>
+          <w:rtl w:val="0"/>
+        </w:rPr>
+        <w:t xml:space="preserve">If/else</w:t>
+      </w:r>
+      <w:r>
+        <w:rPr>
+          <w:rtl w:val="0"/>
+        </w:rPr>
+        <w:t xml:space="preserve"> - This statement chooses which if a condition is true </w:t>
+      </w:r>
+    </w:p>
+    <w:p>
+      <w:pPr>
+        <w:rPr/>
+      </w:pPr>
+      <w:r>
+        <w:rPr>
+          <w:rtl w:val="0"/>
+        </w:rPr>
+      </w:r>
+    </w:p>
+    <w:p>
+      <w:pPr>
+        <w:rPr>
+          <w:b w:val="1"/>
+        </w:rPr>
+      </w:pPr>
+      <w:r>
+        <w:rPr>
+          <w:b w:val="1"/>
+          <w:rtl w:val="0"/>
+        </w:rPr>
+        <w:t xml:space="preserve">Two Way Selection Structure</w:t>
+      </w:r>
+    </w:p>
+    <w:p>
+      <w:pPr>
+        <w:rPr>
+          <w:b w:val="1"/>
+        </w:rPr>
+      </w:pPr>
+      <w:r>
+        <w:rPr>
+          <w:rtl w:val="0"/>
+        </w:rPr>
+      </w:r>
+    </w:p>
+    <w:p>
+      <w:pPr>
+        <w:numPr>
+          <w:ilvl w:val="0"/>
+          <w:numId w:val="6"/>
+        </w:numPr>
+        <w:ind w:left="720" w:hanging="360"/>
+        <w:rPr>
+          <w:u w:val="none"/>
+        </w:rPr>
+      </w:pPr>
+      <w:r>
+        <w:rPr>
+          <w:rtl w:val="0"/>
+        </w:rPr>
+        <w:t xml:space="preserve">The if/else statement is a double-selection statement, it can only select one condition between two different actions</w:t>
+      </w:r>
+    </w:p>
+    <w:p>
+      <w:pPr>
+        <w:rPr/>
+      </w:pPr>
+      <w:r>
+        <w:rPr/>
+        <w:drawing>
+          <wp:inline distB="114300" distT="114300" distL="114300" distR="114300">
+            <wp:extent cx="5816600" cy="1295400"/>
+            <wp:effectExtent b="0" l="0" r="0" t="0"/>
+            <wp:docPr id="12" name="image1.png"/>
+            <a:graphic>
+              <a:graphicData uri="http://schemas.openxmlformats.org/drawingml/2006/picture">
+                <pic:pic>
+                  <pic:nvPicPr>
+                    <pic:cNvPr id="0" name="image1.png"/>
+                    <pic:cNvPicPr preferRelativeResize="0"/>
+                  </pic:nvPicPr>
+                  <pic:blipFill>
+                    <a:blip r:embed="rId31"/>
+                    <a:srcRect b="0" l="0" r="0" t="0"/>
+                    <a:stretch>
+                      <a:fillRect/>
+                    </a:stretch>
+                  </pic:blipFill>
+                  <pic:spPr>
+                    <a:xfrm>
+                      <a:off x="0" y="0"/>
+                      <a:ext cx="5816600" cy="1295400"/>
+                    </a:xfrm>
+                    <a:prstGeom prst="rect"/>
+                    <a:ln/>
+                  </pic:spPr>
+                </pic:pic>
+              </a:graphicData>
+            </a:graphic>
+          </wp:inline>
+        </w:drawing>
+      </w:r>
+      <w:r>
+        <w:rPr>
+          <w:rtl w:val="0"/>
+        </w:rPr>
+      </w:r>
+    </w:p>
+    <w:p>
+      <w:pPr>
+        <w:rPr/>
+      </w:pPr>
+      <w:r>
+        <w:rPr>
+          <w:rtl w:val="0"/>
+        </w:rPr>
+        <w:t xml:space="preserve">If radius is greater than 0, the program will display the area of the circle. If not, the program tells the user to input a greater value.</w:t>
+      </w:r>
+    </w:p>
+    <w:p>
+      <w:pPr>
+        <w:rPr/>
+      </w:pPr>
+      <w:r>
+        <w:rPr>
+          <w:rtl w:val="0"/>
+        </w:rPr>
+      </w:r>
+    </w:p>
+    <w:p>
+      <w:pPr>
+        <w:rPr/>
+      </w:pPr>
+      <w:r>
+        <w:rPr>
+          <w:b w:val="1"/>
+          <w:rtl w:val="0"/>
+        </w:rPr>
+        <w:t xml:space="preserve">Scope </w:t>
+      </w:r>
+      <w:r>
+        <w:rPr>
+          <w:rtl w:val="0"/>
+        </w:rPr>
+        <w:t xml:space="preserve">- Scope is the area of the program where a variable is referenced</w:t>
+      </w:r>
+    </w:p>
+    <w:p>
+      <w:pPr>
+        <w:numPr>
+          <w:ilvl w:val="0"/>
+          <w:numId w:val="32"/>
+        </w:numPr>
+        <w:ind w:left="720" w:hanging="360"/>
+        <w:rPr>
+          <w:u w:val="none"/>
+        </w:rPr>
+      </w:pPr>
+      <w:r>
+        <w:rPr>
+          <w:rtl w:val="0"/>
+        </w:rPr>
+        <w:t xml:space="preserve">Between the braces ({})</w:t>
+      </w:r>
+    </w:p>
+    <w:p>
+      <w:pPr>
+        <w:rPr/>
+      </w:pPr>
+      <w:r>
+        <w:rPr>
+          <w:rtl w:val="0"/>
+        </w:rPr>
+      </w:r>
+    </w:p>
+    <w:p>
+      <w:pPr>
+        <w:rPr>
+          <w:b w:val="1"/>
+        </w:rPr>
+      </w:pPr>
+      <w:r>
+        <w:rPr>
+          <w:b w:val="1"/>
+          <w:rtl w:val="0"/>
+        </w:rPr>
+        <w:t xml:space="preserve">Scope: if else block</w:t>
+      </w:r>
+    </w:p>
+    <w:p>
+      <w:pPr>
+        <w:rPr/>
+      </w:pPr>
+      <w:r>
+        <w:rPr/>
+        <w:drawing>
+          <wp:inline distB="114300" distT="114300" distL="114300" distR="114300">
+            <wp:extent cx="5816600" cy="2362200"/>
+            <wp:effectExtent b="0" l="0" r="0" t="0"/>
+            <wp:docPr id="3" name="image9.png"/>
+            <a:graphic>
+              <a:graphicData uri="http://schemas.openxmlformats.org/drawingml/2006/picture">
+                <pic:pic>
+                  <pic:nvPicPr>
+                    <pic:cNvPr id="0" name="image9.png"/>
+                    <pic:cNvPicPr preferRelativeResize="0"/>
+                  </pic:nvPicPr>
+                  <pic:blipFill>
+                    <a:blip r:embed="rId32"/>
+                    <a:srcRect b="0" l="0" r="0" t="0"/>
+                    <a:stretch>
+                      <a:fillRect/>
+                    </a:stretch>
+                  </pic:blipFill>
+                  <pic:spPr>
+                    <a:xfrm>
+                      <a:off x="0" y="0"/>
+                      <a:ext cx="5816600" cy="2362200"/>
+                    </a:xfrm>
+                    <a:prstGeom prst="rect"/>
+                    <a:ln/>
+                  </pic:spPr>
+                </pic:pic>
+              </a:graphicData>
+            </a:graphic>
+          </wp:inline>
+        </w:drawing>
+      </w:r>
+      <w:r>
+        <w:rPr>
+          <w:rtl w:val="0"/>
+        </w:rPr>
+      </w:r>
+    </w:p>
+    <w:p>
+      <w:pPr>
+        <w:rPr/>
+      </w:pPr>
+      <w:r>
+        <w:rPr>
+          <w:rtl w:val="0"/>
+        </w:rPr>
+        <w:t xml:space="preserve">Declared by braces where it stars ({) and ends (}). The last system is out of the scope because it is </w:t>
+      </w:r>
+      <w:r>
+        <w:rPr>
+          <w:b w:val="1"/>
+          <w:rtl w:val="0"/>
+        </w:rPr>
+        <w:t xml:space="preserve">not</w:t>
+      </w:r>
+      <w:r>
+        <w:rPr>
+          <w:rtl w:val="0"/>
+        </w:rPr>
+        <w:t xml:space="preserve"> inside of the if block.</w:t>
+      </w:r>
+    </w:p>
+    <w:p>
+      <w:pPr>
+        <w:rPr/>
+      </w:pPr>
+      <w:r>
+        <w:rPr>
+          <w:rtl w:val="0"/>
+        </w:rPr>
+        <w:t xml:space="preserve">____________________________________________________________________________</w:t>
+      </w:r>
+    </w:p>
+    <w:p>
+      <w:pPr>
+        <w:pStyle w:val="Heading1"/>
+        <w:rPr/>
+      </w:pPr>
+      <w:bookmarkStart w:colFirst="0" w:colLast="0" w:name="_6gojgrp6lx2h" w:id="18"/>
+      <w:bookmarkEnd w:id="18"/>
+      <w:r>
+        <w:rPr>
+          <w:rtl w:val="0"/>
+        </w:rPr>
+        <w:t xml:space="preserve">Logical Operators, Multi and Nested if-else and Switch Statements &amp; Switch Branching and Strings/Chars</w:t>
+      </w:r>
+    </w:p>
+    <w:p>
+      <w:pPr>
+        <w:rPr/>
+      </w:pPr>
+      <w:r>
+        <w:rPr>
+          <w:rtl w:val="0"/>
+        </w:rPr>
+      </w:r>
+    </w:p>
+    <w:p>
+      <w:pPr>
+        <w:rPr>
+          <w:b w:val="1"/>
+        </w:rPr>
+      </w:pPr>
+      <w:r>
+        <w:rPr>
+          <w:b w:val="1"/>
+          <w:rtl w:val="0"/>
+        </w:rPr>
+        <w:t xml:space="preserve">Nested if</w:t>
+      </w:r>
+    </w:p>
+    <w:p>
+      <w:pPr>
+        <w:numPr>
+          <w:ilvl w:val="0"/>
+          <w:numId w:val="46"/>
+        </w:numPr>
+        <w:ind w:left="720" w:hanging="360"/>
+        <w:rPr>
+          <w:u w:val="none"/>
+        </w:rPr>
+      </w:pPr>
+      <w:r>
+        <w:rPr>
+          <w:rtl w:val="0"/>
+        </w:rPr>
+        <w:t xml:space="preserve">Always indent code in the body of an if-statement</w:t>
+      </w:r>
+    </w:p>
+    <w:p>
+      <w:pPr>
+        <w:numPr>
+          <w:ilvl w:val="0"/>
+          <w:numId w:val="46"/>
+        </w:numPr>
+        <w:ind w:left="720" w:hanging="360"/>
+        <w:rPr>
+          <w:u w:val="none"/>
+        </w:rPr>
+      </w:pPr>
+      <w:r>
+        <w:rPr>
+          <w:rtl w:val="0"/>
+        </w:rPr>
+        <w:t xml:space="preserve">You can place an if-statement inside of another if-statement</w:t>
+      </w:r>
+    </w:p>
+    <w:p>
+      <w:pPr>
+        <w:rPr/>
+      </w:pPr>
+      <w:r>
+        <w:rPr>
+          <w:rtl w:val="0"/>
+        </w:rPr>
+      </w:r>
+    </w:p>
+    <w:p>
+      <w:pPr>
+        <w:ind w:left="0" w:firstLine="0"/>
+        <w:rPr/>
+      </w:pPr>
+      <w:r>
+        <w:rPr/>
+        <w:drawing>
+          <wp:inline distB="114300" distT="114300" distL="114300" distR="114300">
+            <wp:extent cx="5816600" cy="3606800"/>
+            <wp:effectExtent b="0" l="0" r="0" t="0"/>
+            <wp:docPr id="25" name="image8.png"/>
+            <a:graphic>
+              <a:graphicData uri="http://schemas.openxmlformats.org/drawingml/2006/picture">
+                <pic:pic>
+                  <pic:nvPicPr>
+                    <pic:cNvPr id="0" name="image8.png"/>
+                    <pic:cNvPicPr preferRelativeResize="0"/>
+                  </pic:nvPicPr>
+                  <pic:blipFill>
+                    <a:blip r:embed="rId33"/>
+                    <a:srcRect b="0" l="0" r="0" t="0"/>
+                    <a:stretch>
+                      <a:fillRect/>
+                    </a:stretch>
+                  </pic:blipFill>
+                  <pic:spPr>
+                    <a:xfrm>
+                      <a:off x="0" y="0"/>
+                      <a:ext cx="5816600" cy="3606800"/>
+                    </a:xfrm>
+                    <a:prstGeom prst="rect"/>
+                    <a:ln/>
+                  </pic:spPr>
+                </pic:pic>
+              </a:graphicData>
+            </a:graphic>
+          </wp:inline>
+        </w:drawing>
+      </w:r>
+      <w:r>
+        <w:rPr>
+          <w:rtl w:val="0"/>
+        </w:rPr>
+      </w:r>
+    </w:p>
+    <w:p>
+      <w:pPr>
+        <w:ind w:left="0" w:firstLine="0"/>
+        <w:rPr/>
+      </w:pPr>
+      <w:r>
+        <w:rPr>
+          <w:rtl w:val="0"/>
+        </w:rPr>
+        <w:t xml:space="preserve">This is a nested if-statement. You can see there is an if-statement at the very top checking if the answer is “yes” and then there is another if-statement in the previous one where the program is asking the user if the mammal is a pet.</w:t>
+      </w:r>
+    </w:p>
+    <w:p>
+      <w:pPr>
+        <w:ind w:left="0" w:firstLine="0"/>
+        <w:rPr/>
+      </w:pPr>
+      <w:r>
+        <w:rPr>
+          <w:rtl w:val="0"/>
+        </w:rPr>
+      </w:r>
+    </w:p>
+    <w:p>
+      <w:pPr>
+        <w:ind w:left="0" w:firstLine="0"/>
+        <w:rPr>
+          <w:b w:val="1"/>
+        </w:rPr>
+      </w:pPr>
+      <w:r>
+        <w:rPr>
+          <w:b w:val="1"/>
+          <w:rtl w:val="0"/>
+        </w:rPr>
+        <w:t xml:space="preserve">Multi-Way if/else</w:t>
+      </w:r>
+    </w:p>
+    <w:p>
+      <w:pPr>
+        <w:ind w:left="0" w:firstLine="0"/>
+        <w:rPr>
+          <w:b w:val="1"/>
+        </w:rPr>
+      </w:pPr>
+      <w:r>
+        <w:rPr>
+          <w:rtl w:val="0"/>
+        </w:rPr>
+      </w:r>
+    </w:p>
+    <w:p>
+      <w:pPr>
+        <w:numPr>
+          <w:ilvl w:val="0"/>
+          <w:numId w:val="48"/>
+        </w:numPr>
+        <w:ind w:left="720" w:hanging="360"/>
+        <w:rPr>
+          <w:u w:val="none"/>
+        </w:rPr>
+      </w:pPr>
+      <w:r>
+        <w:rPr>
+          <w:rtl w:val="0"/>
+        </w:rPr>
+        <w:t xml:space="preserve">This is used when only one condition can be true</w:t>
+      </w:r>
+    </w:p>
+    <w:p>
+      <w:pPr>
+        <w:rPr/>
+      </w:pPr>
+      <w:r>
+        <w:rPr/>
+        <w:drawing>
+          <wp:inline distB="114300" distT="114300" distL="114300" distR="114300">
+            <wp:extent cx="5943600" cy="2984500"/>
+            <wp:effectExtent b="0" l="0" r="0" t="0"/>
+            <wp:docPr id="15" name="image15.png"/>
+            <a:graphic>
+              <a:graphicData uri="http://schemas.openxmlformats.org/drawingml/2006/picture">
+                <pic:pic>
+                  <pic:nvPicPr>
+                    <pic:cNvPr id="0" name="image15.png"/>
+                    <pic:cNvPicPr preferRelativeResize="0"/>
+                  </pic:nvPicPr>
+                  <pic:blipFill>
+                    <a:blip r:embed="rId34"/>
+                    <a:srcRect b="0" l="0" r="0" t="0"/>
+                    <a:stretch>
+                      <a:fillRect/>
+                    </a:stretch>
+                  </pic:blipFill>
+                  <pic:spPr>
+                    <a:xfrm>
+                      <a:off x="0" y="0"/>
+                      <a:ext cx="5943600" cy="2984500"/>
+                    </a:xfrm>
+                    <a:prstGeom prst="rect"/>
+                    <a:ln/>
+                  </pic:spPr>
+                </pic:pic>
+              </a:graphicData>
+            </a:graphic>
+          </wp:inline>
+        </w:drawing>
+      </w:r>
+      <w:r>
+        <w:rPr>
+          <w:rtl w:val="0"/>
+        </w:rPr>
+      </w:r>
+    </w:p>
+    <w:p>
+      <w:pPr>
+        <w:rPr/>
+      </w:pPr>
+      <w:r>
+        <w:rPr>
+          <w:rtl w:val="0"/>
+        </w:rPr>
+      </w:r>
+    </w:p>
+    <w:p>
+      <w:pPr>
+        <w:rPr>
+          <w:b w:val="1"/>
+        </w:rPr>
+      </w:pPr>
+      <w:r>
+        <w:rPr>
+          <w:b w:val="1"/>
+          <w:rtl w:val="0"/>
+        </w:rPr>
+        <w:t xml:space="preserve">Logical Operators</w:t>
+      </w:r>
+    </w:p>
+    <w:p>
+      <w:pPr>
+        <w:rPr>
+          <w:b w:val="1"/>
+        </w:rPr>
+      </w:pPr>
+      <w:r>
+        <w:rPr>
+          <w:rtl w:val="0"/>
+        </w:rPr>
+      </w:r>
+    </w:p>
+    <w:p>
+      <w:pPr>
+        <w:rPr>
+          <w:b w:val="1"/>
+        </w:rPr>
+      </w:pPr>
+      <w:r>
+        <w:rPr>
+          <w:b w:val="1"/>
+          <w:rtl w:val="0"/>
+        </w:rPr>
+        <w:t xml:space="preserve">! Operator</w:t>
+      </w:r>
+    </w:p>
+    <w:p>
+      <w:pPr>
+        <w:rPr>
+          <w:b w:val="1"/>
+        </w:rPr>
+      </w:pPr>
+      <w:r>
+        <w:rPr>
+          <w:rtl w:val="0"/>
+        </w:rPr>
+      </w:r>
+    </w:p>
+    <w:p>
+      <w:pPr>
+        <w:spacing w:line="288" w:lineRule="auto"/>
+        <w:rPr>
+          <w:rFonts w:ascii="Droid Sans" w:cs="Droid Sans" w:eastAsia="Droid Sans" w:hAnsi="Droid Sans"/>
+        </w:rPr>
+      </w:pPr>
+      <w:r>
+        <w:rPr>
+          <w:rFonts w:ascii="Droid Sans" w:cs="Droid Sans" w:eastAsia="Droid Sans" w:hAnsi="Droid Sans"/>
+          <w:rtl w:val="0"/>
+        </w:rPr>
+        <w:t xml:space="preserve">This is a </w:t>
+      </w:r>
+      <w:r>
+        <w:rPr>
+          <w:rFonts w:ascii="Droid Sans" w:cs="Droid Sans" w:eastAsia="Droid Sans" w:hAnsi="Droid Sans"/>
+          <w:b w:val="1"/>
+          <w:rtl w:val="0"/>
+        </w:rPr>
+        <w:t xml:space="preserve">Not</w:t>
+      </w:r>
+      <w:r>
+        <w:rPr>
+          <w:rFonts w:ascii="Droid Sans" w:cs="Droid Sans" w:eastAsia="Droid Sans" w:hAnsi="Droid Sans"/>
+          <w:rtl w:val="0"/>
+        </w:rPr>
+        <w:t xml:space="preserve"> (!) operator, this returns the logic such as false is true and true is false. For example, if the user is not hungry then they won’t eat lunch, but if they are hungry then they’ll eat lunch.</w:t>
+      </w:r>
+    </w:p>
+    <w:p>
+      <w:pPr>
+        <w:rPr>
+          <w:b w:val="1"/>
+        </w:rPr>
+      </w:pPr>
+      <w:r>
+        <w:rPr>
+          <w:rtl w:val="0"/>
+        </w:rPr>
+      </w:r>
+    </w:p>
+    <w:p>
+      <w:pPr>
+        <w:rPr>
+          <w:b w:val="1"/>
+        </w:rPr>
+      </w:pPr>
+      <w:r>
+        <w:rPr>
+          <w:b w:val="1"/>
+        </w:rPr>
+        <w:drawing>
+          <wp:inline distB="114300" distT="114300" distL="114300" distR="114300">
+            <wp:extent cx="5816600" cy="1600200"/>
+            <wp:effectExtent b="0" l="0" r="0" t="0"/>
+            <wp:docPr id="9" name="image2.png"/>
+            <a:graphic>
+              <a:graphicData uri="http://schemas.openxmlformats.org/drawingml/2006/picture">
+                <pic:pic>
+                  <pic:nvPicPr>
+                    <pic:cNvPr id="0" name="image2.png"/>
+                    <pic:cNvPicPr preferRelativeResize="0"/>
+                  </pic:nvPicPr>
+                  <pic:blipFill>
+                    <a:blip r:embed="rId35"/>
+                    <a:srcRect b="0" l="0" r="0" t="0"/>
+                    <a:stretch>
+                      <a:fillRect/>
+                    </a:stretch>
+                  </pic:blipFill>
+                  <pic:spPr>
+                    <a:xfrm>
+                      <a:off x="0" y="0"/>
+                      <a:ext cx="5816600" cy="1600200"/>
+                    </a:xfrm>
+                    <a:prstGeom prst="rect"/>
+                    <a:ln/>
+                  </pic:spPr>
+                </pic:pic>
+              </a:graphicData>
+            </a:graphic>
+          </wp:inline>
+        </w:drawing>
+      </w:r>
+      <w:r>
+        <w:rPr>
+          <w:rtl w:val="0"/>
+        </w:rPr>
+      </w:r>
+    </w:p>
+    <w:p>
+      <w:pPr>
+        <w:rPr>
+          <w:b w:val="1"/>
+        </w:rPr>
+      </w:pPr>
+      <w:r>
+        <w:rPr>
+          <w:rtl w:val="0"/>
+        </w:rPr>
+      </w:r>
+    </w:p>
+    <w:p>
+      <w:pPr>
+        <w:rPr>
+          <w:b w:val="1"/>
+        </w:rPr>
+      </w:pPr>
+      <w:r>
+        <w:rPr>
+          <w:b w:val="1"/>
+          <w:rtl w:val="0"/>
+        </w:rPr>
+        <w:t xml:space="preserve">|| Operator</w:t>
+      </w:r>
+    </w:p>
+    <w:p>
+      <w:pPr>
+        <w:rPr>
+          <w:b w:val="1"/>
+        </w:rPr>
+      </w:pPr>
+      <w:r>
+        <w:rPr>
+          <w:rtl w:val="0"/>
+        </w:rPr>
+      </w:r>
+    </w:p>
+    <w:p>
+      <w:pPr>
+        <w:spacing w:line="288" w:lineRule="auto"/>
+        <w:rPr>
+          <w:rFonts w:ascii="Droid Sans" w:cs="Droid Sans" w:eastAsia="Droid Sans" w:hAnsi="Droid Sans"/>
+        </w:rPr>
+      </w:pPr>
+      <w:r>
+        <w:rPr>
+          <w:rFonts w:ascii="Droid Sans" w:cs="Droid Sans" w:eastAsia="Droid Sans" w:hAnsi="Droid Sans"/>
+          <w:rtl w:val="0"/>
+        </w:rPr>
+        <w:t xml:space="preserve">This is an </w:t>
+      </w:r>
+      <w:r>
+        <w:rPr>
+          <w:rFonts w:ascii="Droid Sans" w:cs="Droid Sans" w:eastAsia="Droid Sans" w:hAnsi="Droid Sans"/>
+          <w:b w:val="1"/>
+          <w:rtl w:val="0"/>
+        </w:rPr>
+        <w:t xml:space="preserve">Or</w:t>
+      </w:r>
+      <w:r>
+        <w:rPr>
+          <w:rFonts w:ascii="Droid Sans" w:cs="Droid Sans" w:eastAsia="Droid Sans" w:hAnsi="Droid Sans"/>
+          <w:rtl w:val="0"/>
+        </w:rPr>
+        <w:t xml:space="preserve"> (||) operator where one variable is true that the dog has to poop, but one that is false that the dog doesn’t have to pee. If one condition is true then the dog will still go outside, vise versa as well or if both are true. However, if both statements are false then the dog will stay inside.</w:t>
+      </w:r>
+    </w:p>
+    <w:p>
+      <w:pPr>
+        <w:rPr>
+          <w:b w:val="1"/>
+        </w:rPr>
+      </w:pPr>
+      <w:r>
+        <w:rPr>
+          <w:rtl w:val="0"/>
+        </w:rPr>
+      </w:r>
+    </w:p>
+    <w:p>
+      <w:pPr>
+        <w:rPr/>
+      </w:pPr>
+      <w:r>
+        <w:rPr/>
+        <w:drawing>
+          <wp:inline distB="114300" distT="114300" distL="114300" distR="114300">
+            <wp:extent cx="5816600" cy="2336800"/>
+            <wp:effectExtent b="0" l="0" r="0" t="0"/>
+            <wp:docPr id="4" name="image16.png"/>
+            <a:graphic>
+              <a:graphicData uri="http://schemas.openxmlformats.org/drawingml/2006/picture">
+                <pic:pic>
+                  <pic:nvPicPr>
+                    <pic:cNvPr id="0" name="image16.png"/>
+                    <pic:cNvPicPr preferRelativeResize="0"/>
+                  </pic:nvPicPr>
+                  <pic:blipFill>
+                    <a:blip r:embed="rId36"/>
+                    <a:srcRect b="0" l="0" r="0" t="0"/>
+                    <a:stretch>
+                      <a:fillRect/>
+                    </a:stretch>
+                  </pic:blipFill>
+                  <pic:spPr>
+                    <a:xfrm>
+                      <a:off x="0" y="0"/>
+                      <a:ext cx="5816600" cy="2336800"/>
+                    </a:xfrm>
+                    <a:prstGeom prst="rect"/>
+                    <a:ln/>
+                  </pic:spPr>
+                </pic:pic>
+              </a:graphicData>
+            </a:graphic>
+          </wp:inline>
+        </w:drawing>
+      </w:r>
+      <w:r>
+        <w:rPr>
+          <w:rtl w:val="0"/>
+        </w:rPr>
+      </w:r>
+    </w:p>
+    <w:p>
+      <w:pPr>
+        <w:rPr/>
+      </w:pPr>
+      <w:r>
+        <w:rPr>
+          <w:rtl w:val="0"/>
+        </w:rPr>
+      </w:r>
+    </w:p>
+    <w:p>
+      <w:pPr>
+        <w:rPr>
+          <w:b w:val="1"/>
+        </w:rPr>
+      </w:pPr>
+      <w:r>
+        <w:rPr>
+          <w:b w:val="1"/>
+          <w:rtl w:val="0"/>
+        </w:rPr>
+        <w:t xml:space="preserve">&amp;&amp; Operator</w:t>
+      </w:r>
+    </w:p>
+    <w:p>
+      <w:pPr>
+        <w:rPr>
+          <w:b w:val="1"/>
+        </w:rPr>
+      </w:pPr>
+      <w:r>
+        <w:rPr>
+          <w:rtl w:val="0"/>
+        </w:rPr>
+      </w:r>
+    </w:p>
+    <w:p>
+      <w:pPr>
+        <w:spacing w:line="288" w:lineRule="auto"/>
+        <w:rPr>
+          <w:rFonts w:ascii="Droid Sans" w:cs="Droid Sans" w:eastAsia="Droid Sans" w:hAnsi="Droid Sans"/>
+        </w:rPr>
+      </w:pPr>
+      <w:r>
+        <w:rPr>
+          <w:rFonts w:ascii="Droid Sans" w:cs="Droid Sans" w:eastAsia="Droid Sans" w:hAnsi="Droid Sans"/>
+          <w:rtl w:val="0"/>
+        </w:rPr>
+        <w:t xml:space="preserve">This is an </w:t>
+      </w:r>
+      <w:r>
+        <w:rPr>
+          <w:rFonts w:ascii="Droid Sans" w:cs="Droid Sans" w:eastAsia="Droid Sans" w:hAnsi="Droid Sans"/>
+          <w:b w:val="1"/>
+          <w:rtl w:val="0"/>
+        </w:rPr>
+        <w:t xml:space="preserve">and</w:t>
+      </w:r>
+      <w:r>
+        <w:rPr>
+          <w:rFonts w:ascii="Droid Sans" w:cs="Droid Sans" w:eastAsia="Droid Sans" w:hAnsi="Droid Sans"/>
+          <w:rtl w:val="0"/>
+        </w:rPr>
+        <w:t xml:space="preserve"> (&amp;&amp;) operator where if blue and red are true, the outcome </w:t>
+      </w:r>
+      <w:r>
+        <w:rPr>
+          <w:rFonts w:ascii="Droid Sans" w:cs="Droid Sans" w:eastAsia="Droid Sans" w:hAnsi="Droid Sans"/>
+          <w:b w:val="1"/>
+          <w:rtl w:val="0"/>
+        </w:rPr>
+        <w:t xml:space="preserve">should</w:t>
+      </w:r>
+      <w:r>
+        <w:rPr>
+          <w:rFonts w:ascii="Droid Sans" w:cs="Droid Sans" w:eastAsia="Droid Sans" w:hAnsi="Droid Sans"/>
+          <w:rtl w:val="0"/>
+        </w:rPr>
+        <w:t xml:space="preserve"> be purple but if not then you are color blind. Both statements are true so purple has to be displayed.</w:t>
+      </w:r>
+    </w:p>
+    <w:p>
+      <w:pPr>
+        <w:rPr/>
+      </w:pPr>
+      <w:r>
+        <w:rPr>
+          <w:rtl w:val="0"/>
+        </w:rPr>
+      </w:r>
+    </w:p>
+    <w:p>
+      <w:pPr>
+        <w:rPr/>
+      </w:pPr>
+      <w:r>
+        <w:rPr/>
+        <w:drawing>
+          <wp:inline distB="114300" distT="114300" distL="114300" distR="114300">
+            <wp:extent cx="5816600" cy="2006600"/>
+            <wp:effectExtent b="0" l="0" r="0" t="0"/>
+            <wp:docPr id="6" name="image6.png"/>
+            <a:graphic>
+              <a:graphicData uri="http://schemas.openxmlformats.org/drawingml/2006/picture">
+                <pic:pic>
+                  <pic:nvPicPr>
+                    <pic:cNvPr id="0" name="image6.png"/>
+                    <pic:cNvPicPr preferRelativeResize="0"/>
+                  </pic:nvPicPr>
+                  <pic:blipFill>
+                    <a:blip r:embed="rId37"/>
+                    <a:srcRect b="0" l="0" r="0" t="0"/>
+                    <a:stretch>
+                      <a:fillRect/>
+                    </a:stretch>
+                  </pic:blipFill>
+                  <pic:spPr>
+                    <a:xfrm>
+                      <a:off x="0" y="0"/>
+                      <a:ext cx="5816600" cy="2006600"/>
+                    </a:xfrm>
+                    <a:prstGeom prst="rect"/>
+                    <a:ln/>
+                  </pic:spPr>
+                </pic:pic>
+              </a:graphicData>
+            </a:graphic>
+          </wp:inline>
+        </w:drawing>
+      </w:r>
+      <w:r>
+        <w:rPr>
+          <w:rtl w:val="0"/>
+        </w:rPr>
+      </w:r>
+    </w:p>
+    <w:p>
+      <w:pPr>
+        <w:rPr/>
+      </w:pPr>
+      <w:r>
+        <w:rPr>
+          <w:rtl w:val="0"/>
+        </w:rPr>
+      </w:r>
+    </w:p>
+    <w:p>
+      <w:pPr>
+        <w:rPr>
+          <w:b w:val="1"/>
+        </w:rPr>
+      </w:pPr>
+      <w:r>
+        <w:rPr>
+          <w:b w:val="1"/>
+          <w:rtl w:val="0"/>
+        </w:rPr>
+        <w:t xml:space="preserve">Switch Statement</w:t>
+      </w:r>
+    </w:p>
+    <w:p>
+      <w:pPr>
+        <w:rPr>
+          <w:b w:val="1"/>
+        </w:rPr>
+      </w:pPr>
+      <w:r>
+        <w:rPr>
+          <w:rtl w:val="0"/>
+        </w:rPr>
+      </w:r>
+    </w:p>
+    <w:p>
+      <w:pPr>
+        <w:numPr>
+          <w:ilvl w:val="0"/>
+          <w:numId w:val="20"/>
+        </w:numPr>
+        <w:ind w:left="720" w:hanging="360"/>
+        <w:rPr>
+          <w:u w:val="none"/>
+        </w:rPr>
+      </w:pPr>
+      <w:r>
+        <w:rPr>
+          <w:rtl w:val="0"/>
+        </w:rPr>
+        <w:t xml:space="preserve">Switch statement is used for matching a constant value of a char</w:t>
+      </w:r>
+    </w:p>
+    <w:p>
+      <w:pPr>
+        <w:numPr>
+          <w:ilvl w:val="0"/>
+          <w:numId w:val="20"/>
+        </w:numPr>
+        <w:ind w:left="720" w:hanging="360"/>
+        <w:rPr>
+          <w:u w:val="none"/>
+        </w:rPr>
+      </w:pPr>
+      <w:r>
+        <w:rPr>
+          <w:rtl w:val="0"/>
+        </w:rPr>
+        <w:t xml:space="preserve">The break command can be only used in a switch statement</w:t>
+      </w:r>
+    </w:p>
+    <w:p>
+      <w:pPr>
+        <w:numPr>
+          <w:ilvl w:val="0"/>
+          <w:numId w:val="20"/>
+        </w:numPr>
+        <w:ind w:left="720" w:hanging="360"/>
+        <w:rPr>
+          <w:u w:val="none"/>
+        </w:rPr>
+      </w:pPr>
+      <w:r>
+        <w:rPr>
+          <w:rtl w:val="0"/>
+        </w:rPr>
+        <w:t xml:space="preserve">Switch-expression must always be enclosed in parentheses</w:t>
+      </w:r>
+    </w:p>
+    <w:p>
+      <w:pPr>
+        <w:numPr>
+          <w:ilvl w:val="0"/>
+          <w:numId w:val="20"/>
+        </w:numPr>
+        <w:ind w:left="720" w:hanging="360"/>
+        <w:rPr>
+          <w:u w:val="none"/>
+        </w:rPr>
+      </w:pPr>
+      <w:r>
+        <w:rPr>
+          <w:rtl w:val="0"/>
+        </w:rPr>
+        <w:t xml:space="preserve">Yield a value of char, byte, short, or int</w:t>
+      </w:r>
+    </w:p>
+    <w:p>
+      <w:pPr>
+        <w:numPr>
+          <w:ilvl w:val="0"/>
+          <w:numId w:val="20"/>
+        </w:numPr>
+        <w:ind w:left="720" w:hanging="360"/>
+        <w:rPr>
+          <w:u w:val="none"/>
+        </w:rPr>
+      </w:pPr>
+      <w:r>
+        <w:rPr>
+          <w:rtl w:val="0"/>
+        </w:rPr>
+        <w:t xml:space="preserve">Cannot contain variables</w:t>
+      </w:r>
+    </w:p>
+    <w:p>
+      <w:pPr>
+        <w:rPr/>
+      </w:pPr>
+      <w:r>
+        <w:rPr>
+          <w:rtl w:val="0"/>
+        </w:rPr>
+      </w:r>
+    </w:p>
+    <w:p>
+      <w:pPr>
+        <w:rPr/>
+      </w:pPr>
+      <w:r>
+        <w:rPr/>
+        <w:drawing>
+          <wp:inline distB="114300" distT="114300" distL="114300" distR="114300">
+            <wp:extent cx="5816600" cy="3327400"/>
+            <wp:effectExtent b="0" l="0" r="0" t="0"/>
+            <wp:docPr id="19" name="image3.png"/>
+            <a:graphic>
+              <a:graphicData uri="http://schemas.openxmlformats.org/drawingml/2006/picture">
+                <pic:pic>
+                  <pic:nvPicPr>
+                    <pic:cNvPr id="0" name="image3.png"/>
+                    <pic:cNvPicPr preferRelativeResize="0"/>
+                  </pic:nvPicPr>
+                  <pic:blipFill>
+                    <a:blip r:embed="rId38"/>
+                    <a:srcRect b="0" l="0" r="0" t="0"/>
+                    <a:stretch>
+                      <a:fillRect/>
+                    </a:stretch>
+                  </pic:blipFill>
+                  <pic:spPr>
+                    <a:xfrm>
+                      <a:off x="0" y="0"/>
+                      <a:ext cx="5816600" cy="3327400"/>
+                    </a:xfrm>
+                    <a:prstGeom prst="rect"/>
+                    <a:ln/>
+                  </pic:spPr>
+                </pic:pic>
+              </a:graphicData>
+            </a:graphic>
+          </wp:inline>
+        </w:drawing>
+      </w:r>
+      <w:r>
+        <w:rPr>
+          <w:rtl w:val="0"/>
+        </w:rPr>
+      </w:r>
+    </w:p>
+    <w:p>
+      <w:pPr>
+        <w:rPr/>
+      </w:pPr>
+      <w:r>
+        <w:rPr>
+          <w:rtl w:val="0"/>
+        </w:rPr>
+      </w:r>
+    </w:p>
+    <w:p>
+      <w:pPr>
+        <w:rPr/>
+      </w:pPr>
+      <w:r>
+        <w:rPr>
+          <w:rtl w:val="0"/>
+        </w:rPr>
+        <w:t xml:space="preserve">Note* - Use an if-statement to test for boolean conditions</w:t>
+      </w:r>
+    </w:p>
+    <w:p>
+      <w:pPr>
+        <w:rPr/>
+      </w:pPr>
+      <w:r>
+        <w:rPr>
+          <w:rtl w:val="0"/>
+        </w:rPr>
+        <w:t xml:space="preserve">          - Use a Switch statement where matching a constant value of type char or int</w:t>
+      </w:r>
+    </w:p>
+    <w:p>
+      <w:pPr>
         <w:rPr/>
       </w:pPr>
       <w:r>
@@ -3901,8 +7728,8 @@
           <w:szCs w:val="32"/>
         </w:rPr>
       </w:pPr>
-      <w:bookmarkStart w:colFirst="0" w:colLast="0" w:name="_345uou64znum" w:id="14"/>
-      <w:bookmarkEnd w:id="14"/>
+      <w:bookmarkStart w:colFirst="0" w:colLast="0" w:name="_345uou64znum" w:id="19"/>
+      <w:bookmarkEnd w:id="19"/>
       <w:r>
         <w:rPr>
           <w:rFonts w:ascii="Trebuchet MS" w:cs="Trebuchet MS" w:eastAsia="Trebuchet MS" w:hAnsi="Trebuchet MS"/>
@@ -3915,7 +7742,9 @@
     </w:p>
     <w:p>
       <w:pPr>
-        <w:rPr/>
+        <w:rPr>
+          <w:shd w:fill="fff2cc" w:val="clear"/>
+        </w:rPr>
       </w:pPr>
       <w:r>
         <w:rPr>
@@ -3930,20 +7759,33 @@
         </w:rPr>
         <w:t xml:space="preserve">[ADD Headings 2 for the different topics then add your documentation from the lectures]</w:t>
       </w:r>
-      <w:r>
-        <w:rPr>
-          <w:rtl w:val="0"/>
-        </w:rPr>
-      </w:r>
-    </w:p>
-    <w:p>
-      <w:pPr>
-        <w:rPr/>
-      </w:pPr>
-      <w:r>
-        <w:rPr>
-          <w:rtl w:val="0"/>
-        </w:rPr>
+    </w:p>
+    <w:p>
+      <w:pPr>
+        <w:pStyle w:val="Heading1"/>
+        <w:rPr/>
+      </w:pPr>
+      <w:bookmarkStart w:colFirst="0" w:colLast="0" w:name="_xae973jh0t5z" w:id="20"/>
+      <w:bookmarkEnd w:id="20"/>
+      <w:r>
+        <w:rPr>
+          <w:rtl w:val="0"/>
+        </w:rPr>
+        <w:t xml:space="preserve">Loops</w:t>
+      </w:r>
+    </w:p>
+    <w:p>
+      <w:pPr>
+        <w:pStyle w:val="Heading2"/>
+        <w:rPr/>
+      </w:pPr>
+      <w:bookmarkStart w:colFirst="0" w:colLast="0" w:name="_syt2wwuz5rab" w:id="21"/>
+      <w:bookmarkEnd w:id="21"/>
+      <w:r>
+        <w:rPr>
+          <w:rtl w:val="0"/>
+        </w:rPr>
+        <w:t xml:space="preserve">Increment and Decrement Operators</w:t>
       </w:r>
     </w:p>
     <w:p>
@@ -3976,8 +7818,8 @@
           <w:szCs w:val="32"/>
         </w:rPr>
       </w:pPr>
-      <w:bookmarkStart w:colFirst="0" w:colLast="0" w:name="_zch7xf7pkk1i" w:id="15"/>
-      <w:bookmarkEnd w:id="15"/>
+      <w:bookmarkStart w:colFirst="0" w:colLast="0" w:name="_zch7xf7pkk1i" w:id="22"/>
+      <w:bookmarkEnd w:id="22"/>
       <w:r>
         <w:rPr>
           <w:rFonts w:ascii="Trebuchet MS" w:cs="Trebuchet MS" w:eastAsia="Trebuchet MS" w:hAnsi="Trebuchet MS"/>
@@ -4031,8 +7873,8 @@
           <w:szCs w:val="32"/>
         </w:rPr>
       </w:pPr>
-      <w:bookmarkStart w:colFirst="0" w:colLast="0" w:name="_chmkbp3yv5ov" w:id="16"/>
-      <w:bookmarkEnd w:id="16"/>
+      <w:bookmarkStart w:colFirst="0" w:colLast="0" w:name="_chmkbp3yv5ov" w:id="23"/>
+      <w:bookmarkEnd w:id="23"/>
       <w:r>
         <w:rPr>
           <w:rFonts w:ascii="Trebuchet MS" w:cs="Trebuchet MS" w:eastAsia="Trebuchet MS" w:hAnsi="Trebuchet MS"/>
@@ -4107,6 +7949,7 @@
       </w:r>
     </w:p>
     <w:sectPr>
+      <w:footerReference r:id="rId39" w:type="default"/>
       <w:pgSz w:h="15840" w:w="12240" w:orient="portrait"/>
       <w:pgMar w:bottom="1440" w:top="1440" w:left="1440" w:right="1440" w:header="720" w:footer="720"/>
       <w:pgNumType w:start="1"/>
@@ -4115,6 +7958,21 @@
 </w:document>
 </file>
 
+<file path=word/footer1.xml><?xml version="1.0" encoding="utf-8"?>
+<w:ftr xmlns:mc="http://schemas.openxmlformats.org/markup-compatibility/2006" xmlns:o="urn:schemas-microsoft-com:office:office" xmlns:r="http://schemas.openxmlformats.org/officeDocument/2006/relationships" xmlns:m="http://schemas.openxmlformats.org/officeDocument/2006/math" xmlns:v="urn:schemas-microsoft-com:vml" xmlns:wp="http://schemas.openxmlformats.org/drawingml/2006/wordprocessingDrawing" xmlns:w10="urn:schemas-microsoft-com:office:word" xmlns:w="http://schemas.openxmlformats.org/wordprocessingml/2006/main" xmlns:wne="http://schemas.microsoft.com/office/word/2006/wordml" xmlns:sl="http://schemas.openxmlformats.org/schemaLibrary/2006/main" xmlns:a="http://schemas.openxmlformats.org/drawingml/2006/main" xmlns:pic="http://schemas.openxmlformats.org/drawingml/2006/picture" xmlns:c="http://schemas.openxmlformats.org/drawingml/2006/chart" xmlns:lc="http://schemas.openxmlformats.org/drawingml/2006/lockedCanvas" xmlns:dgm="http://schemas.openxmlformats.org/drawingml/2006/diagram" xmlns:wps="http://schemas.microsoft.com/office/word/2010/wordprocessingShape" xmlns:wpg="http://schemas.microsoft.com/office/word/2010/wordprocessingGroup" xmlns:w14="http://schemas.microsoft.com/office/word/2010/wordml" xmlns:w15="http://schemas.microsoft.com/office/word/2012/wordml" xmlns:w16="http://schemas.microsoft.com/office/word/2018/wordml" xmlns:w16cex="http://schemas.microsoft.com/office/word/2018/wordml/cex" xmlns:w16cid="http://schemas.microsoft.com/office/word/2016/wordml/cid" xmlns="http://schemas.microsoft.com/office/tasks/2019/documenttasks" xmlns:cr="http://schemas.microsoft.com/office/comments/2020/reactions">
+  <w:p>
+    <w:pPr>
+      <w:rPr/>
+    </w:pPr>
+    <w:r>
+      <w:rPr>
+        <w:rtl w:val="0"/>
+      </w:rPr>
+    </w:r>
+  </w:p>
+</w:ftr>
+</file>
+
 <file path=word/numbering.xml><?xml version="1.0" encoding="utf-8"?>
 <w:numbering xmlns:mc="http://schemas.openxmlformats.org/markup-compatibility/2006" xmlns:o="urn:schemas-microsoft-com:office:office" xmlns:r="http://schemas.openxmlformats.org/officeDocument/2006/relationships" xmlns:m="http://schemas.openxmlformats.org/officeDocument/2006/math" xmlns:v="urn:schemas-microsoft-com:vml" xmlns:wp="http://schemas.openxmlformats.org/drawingml/2006/wordprocessingDrawing" xmlns:w10="urn:schemas-microsoft-com:office:word" xmlns:w="http://schemas.openxmlformats.org/wordprocessingml/2006/main" xmlns:wne="http://schemas.microsoft.com/office/word/2006/wordml" xmlns:sl="http://schemas.openxmlformats.org/schemaLibrary/2006/main" xmlns:a="http://schemas.openxmlformats.org/drawingml/2006/main" xmlns:pic="http://schemas.openxmlformats.org/drawingml/2006/picture" xmlns:c="http://schemas.openxmlformats.org/drawingml/2006/chart" xmlns:lc="http://schemas.openxmlformats.org/drawingml/2006/lockedCanvas" xmlns:dgm="http://schemas.openxmlformats.org/drawingml/2006/diagram" xmlns:wps="http://schemas.microsoft.com/office/word/2010/wordprocessingShape" xmlns:wpg="http://schemas.microsoft.com/office/word/2010/wordprocessingGroup" xmlns:w14="http://schemas.microsoft.com/office/word/2010/wordml" xmlns:w15="http://schemas.microsoft.com/office/word/2012/wordml" xmlns:w16="http://schemas.microsoft.com/office/word/2018/wordml" xmlns:w16cex="http://schemas.microsoft.com/office/word/2018/wordml/cex" xmlns:w16cid="http://schemas.microsoft.com/office/word/2016/wordml/cid" xmlns="http://schemas.microsoft.com/office/tasks/2019/documenttasks" xmlns:cr="http://schemas.microsoft.com/office/comments/2020/reactions">
   <w:abstractNum w:abstractNumId="1">
@@ -4344,13 +8202,25 @@
       <w:lvlText w:val="-"/>
       <w:lvlJc w:val="left"/>
       <w:pPr>
+        <w:ind w:left="720" w:hanging="360"/>
+      </w:pPr>
+      <w:rPr>
+        <w:u w:val="none"/>
+      </w:rPr>
+    </w:lvl>
+    <w:lvl w:ilvl="1">
+      <w:start w:val="1"/>
+      <w:numFmt w:val="bullet"/>
+      <w:lvlText w:val="-"/>
+      <w:lvlJc w:val="left"/>
+      <w:pPr>
         <w:ind w:left="1440" w:hanging="360"/>
       </w:pPr>
       <w:rPr>
         <w:u w:val="none"/>
       </w:rPr>
     </w:lvl>
-    <w:lvl w:ilvl="1">
+    <w:lvl w:ilvl="2">
       <w:start w:val="1"/>
       <w:numFmt w:val="bullet"/>
       <w:lvlText w:val="-"/>
@@ -4362,7 +8232,7 @@
         <w:u w:val="none"/>
       </w:rPr>
     </w:lvl>
-    <w:lvl w:ilvl="2">
+    <w:lvl w:ilvl="3">
       <w:start w:val="1"/>
       <w:numFmt w:val="bullet"/>
       <w:lvlText w:val="-"/>
@@ -4374,7 +8244,7 @@
         <w:u w:val="none"/>
       </w:rPr>
     </w:lvl>
-    <w:lvl w:ilvl="3">
+    <w:lvl w:ilvl="4">
       <w:start w:val="1"/>
       <w:numFmt w:val="bullet"/>
       <w:lvlText w:val="-"/>
@@ -4386,7 +8256,7 @@
         <w:u w:val="none"/>
       </w:rPr>
     </w:lvl>
-    <w:lvl w:ilvl="4">
+    <w:lvl w:ilvl="5">
       <w:start w:val="1"/>
       <w:numFmt w:val="bullet"/>
       <w:lvlText w:val="-"/>
@@ -4398,7 +8268,7 @@
         <w:u w:val="none"/>
       </w:rPr>
     </w:lvl>
-    <w:lvl w:ilvl="5">
+    <w:lvl w:ilvl="6">
       <w:start w:val="1"/>
       <w:numFmt w:val="bullet"/>
       <w:lvlText w:val="-"/>
@@ -4410,7 +8280,7 @@
         <w:u w:val="none"/>
       </w:rPr>
     </w:lvl>
-    <w:lvl w:ilvl="6">
+    <w:lvl w:ilvl="7">
       <w:start w:val="1"/>
       <w:numFmt w:val="bullet"/>
       <w:lvlText w:val="-"/>
@@ -4422,25 +8292,13 @@
         <w:u w:val="none"/>
       </w:rPr>
     </w:lvl>
-    <w:lvl w:ilvl="7">
+    <w:lvl w:ilvl="8">
       <w:start w:val="1"/>
       <w:numFmt w:val="bullet"/>
       <w:lvlText w:val="-"/>
       <w:lvlJc w:val="left"/>
       <w:pPr>
         <w:ind w:left="6480" w:hanging="360"/>
-      </w:pPr>
-      <w:rPr>
-        <w:u w:val="none"/>
-      </w:rPr>
-    </w:lvl>
-    <w:lvl w:ilvl="8">
-      <w:start w:val="1"/>
-      <w:numFmt w:val="bullet"/>
-      <w:lvlText w:val="-"/>
-      <w:lvlJc w:val="left"/>
-      <w:pPr>
-        <w:ind w:left="7200" w:hanging="360"/>
       </w:pPr>
       <w:rPr>
         <w:u w:val="none"/>
@@ -4561,6 +8419,446 @@
     <w:lvl w:ilvl="0">
       <w:start w:val="1"/>
       <w:numFmt w:val="bullet"/>
+      <w:lvlText w:val="-"/>
+      <w:lvlJc w:val="left"/>
+      <w:pPr>
+        <w:ind w:left="720" w:hanging="360"/>
+      </w:pPr>
+      <w:rPr>
+        <w:u w:val="none"/>
+      </w:rPr>
+    </w:lvl>
+    <w:lvl w:ilvl="1">
+      <w:start w:val="1"/>
+      <w:numFmt w:val="bullet"/>
+      <w:lvlText w:val="-"/>
+      <w:lvlJc w:val="left"/>
+      <w:pPr>
+        <w:ind w:left="1440" w:hanging="360"/>
+      </w:pPr>
+      <w:rPr>
+        <w:u w:val="none"/>
+      </w:rPr>
+    </w:lvl>
+    <w:lvl w:ilvl="2">
+      <w:start w:val="1"/>
+      <w:numFmt w:val="bullet"/>
+      <w:lvlText w:val="-"/>
+      <w:lvlJc w:val="left"/>
+      <w:pPr>
+        <w:ind w:left="2160" w:hanging="360"/>
+      </w:pPr>
+      <w:rPr>
+        <w:u w:val="none"/>
+      </w:rPr>
+    </w:lvl>
+    <w:lvl w:ilvl="3">
+      <w:start w:val="1"/>
+      <w:numFmt w:val="bullet"/>
+      <w:lvlText w:val="-"/>
+      <w:lvlJc w:val="left"/>
+      <w:pPr>
+        <w:ind w:left="2880" w:hanging="360"/>
+      </w:pPr>
+      <w:rPr>
+        <w:u w:val="none"/>
+      </w:rPr>
+    </w:lvl>
+    <w:lvl w:ilvl="4">
+      <w:start w:val="1"/>
+      <w:numFmt w:val="bullet"/>
+      <w:lvlText w:val="-"/>
+      <w:lvlJc w:val="left"/>
+      <w:pPr>
+        <w:ind w:left="3600" w:hanging="360"/>
+      </w:pPr>
+      <w:rPr>
+        <w:u w:val="none"/>
+      </w:rPr>
+    </w:lvl>
+    <w:lvl w:ilvl="5">
+      <w:start w:val="1"/>
+      <w:numFmt w:val="bullet"/>
+      <w:lvlText w:val="-"/>
+      <w:lvlJc w:val="left"/>
+      <w:pPr>
+        <w:ind w:left="4320" w:hanging="360"/>
+      </w:pPr>
+      <w:rPr>
+        <w:u w:val="none"/>
+      </w:rPr>
+    </w:lvl>
+    <w:lvl w:ilvl="6">
+      <w:start w:val="1"/>
+      <w:numFmt w:val="bullet"/>
+      <w:lvlText w:val="-"/>
+      <w:lvlJc w:val="left"/>
+      <w:pPr>
+        <w:ind w:left="5040" w:hanging="360"/>
+      </w:pPr>
+      <w:rPr>
+        <w:u w:val="none"/>
+      </w:rPr>
+    </w:lvl>
+    <w:lvl w:ilvl="7">
+      <w:start w:val="1"/>
+      <w:numFmt w:val="bullet"/>
+      <w:lvlText w:val="-"/>
+      <w:lvlJc w:val="left"/>
+      <w:pPr>
+        <w:ind w:left="5760" w:hanging="360"/>
+      </w:pPr>
+      <w:rPr>
+        <w:u w:val="none"/>
+      </w:rPr>
+    </w:lvl>
+    <w:lvl w:ilvl="8">
+      <w:start w:val="1"/>
+      <w:numFmt w:val="bullet"/>
+      <w:lvlText w:val="-"/>
+      <w:lvlJc w:val="left"/>
+      <w:pPr>
+        <w:ind w:left="6480" w:hanging="360"/>
+      </w:pPr>
+      <w:rPr>
+        <w:u w:val="none"/>
+      </w:rPr>
+    </w:lvl>
+  </w:abstractNum>
+  <w:abstractNum w:abstractNumId="6">
+    <w:lvl w:ilvl="0">
+      <w:start w:val="1"/>
+      <w:numFmt w:val="bullet"/>
+      <w:lvlText w:val="-"/>
+      <w:lvlJc w:val="left"/>
+      <w:pPr>
+        <w:ind w:left="720" w:hanging="360"/>
+      </w:pPr>
+      <w:rPr>
+        <w:u w:val="none"/>
+      </w:rPr>
+    </w:lvl>
+    <w:lvl w:ilvl="1">
+      <w:start w:val="1"/>
+      <w:numFmt w:val="bullet"/>
+      <w:lvlText w:val="-"/>
+      <w:lvlJc w:val="left"/>
+      <w:pPr>
+        <w:ind w:left="1440" w:hanging="360"/>
+      </w:pPr>
+      <w:rPr>
+        <w:u w:val="none"/>
+      </w:rPr>
+    </w:lvl>
+    <w:lvl w:ilvl="2">
+      <w:start w:val="1"/>
+      <w:numFmt w:val="bullet"/>
+      <w:lvlText w:val="-"/>
+      <w:lvlJc w:val="left"/>
+      <w:pPr>
+        <w:ind w:left="2160" w:hanging="360"/>
+      </w:pPr>
+      <w:rPr>
+        <w:u w:val="none"/>
+      </w:rPr>
+    </w:lvl>
+    <w:lvl w:ilvl="3">
+      <w:start w:val="1"/>
+      <w:numFmt w:val="bullet"/>
+      <w:lvlText w:val="-"/>
+      <w:lvlJc w:val="left"/>
+      <w:pPr>
+        <w:ind w:left="2880" w:hanging="360"/>
+      </w:pPr>
+      <w:rPr>
+        <w:u w:val="none"/>
+      </w:rPr>
+    </w:lvl>
+    <w:lvl w:ilvl="4">
+      <w:start w:val="1"/>
+      <w:numFmt w:val="bullet"/>
+      <w:lvlText w:val="-"/>
+      <w:lvlJc w:val="left"/>
+      <w:pPr>
+        <w:ind w:left="3600" w:hanging="360"/>
+      </w:pPr>
+      <w:rPr>
+        <w:u w:val="none"/>
+      </w:rPr>
+    </w:lvl>
+    <w:lvl w:ilvl="5">
+      <w:start w:val="1"/>
+      <w:numFmt w:val="bullet"/>
+      <w:lvlText w:val="-"/>
+      <w:lvlJc w:val="left"/>
+      <w:pPr>
+        <w:ind w:left="4320" w:hanging="360"/>
+      </w:pPr>
+      <w:rPr>
+        <w:u w:val="none"/>
+      </w:rPr>
+    </w:lvl>
+    <w:lvl w:ilvl="6">
+      <w:start w:val="1"/>
+      <w:numFmt w:val="bullet"/>
+      <w:lvlText w:val="-"/>
+      <w:lvlJc w:val="left"/>
+      <w:pPr>
+        <w:ind w:left="5040" w:hanging="360"/>
+      </w:pPr>
+      <w:rPr>
+        <w:u w:val="none"/>
+      </w:rPr>
+    </w:lvl>
+    <w:lvl w:ilvl="7">
+      <w:start w:val="1"/>
+      <w:numFmt w:val="bullet"/>
+      <w:lvlText w:val="-"/>
+      <w:lvlJc w:val="left"/>
+      <w:pPr>
+        <w:ind w:left="5760" w:hanging="360"/>
+      </w:pPr>
+      <w:rPr>
+        <w:u w:val="none"/>
+      </w:rPr>
+    </w:lvl>
+    <w:lvl w:ilvl="8">
+      <w:start w:val="1"/>
+      <w:numFmt w:val="bullet"/>
+      <w:lvlText w:val="-"/>
+      <w:lvlJc w:val="left"/>
+      <w:pPr>
+        <w:ind w:left="6480" w:hanging="360"/>
+      </w:pPr>
+      <w:rPr>
+        <w:u w:val="none"/>
+      </w:rPr>
+    </w:lvl>
+  </w:abstractNum>
+  <w:abstractNum w:abstractNumId="7">
+    <w:lvl w:ilvl="0">
+      <w:start w:val="1"/>
+      <w:numFmt w:val="bullet"/>
+      <w:lvlText w:val="-"/>
+      <w:lvlJc w:val="left"/>
+      <w:pPr>
+        <w:ind w:left="1440" w:hanging="360"/>
+      </w:pPr>
+      <w:rPr>
+        <w:u w:val="none"/>
+      </w:rPr>
+    </w:lvl>
+    <w:lvl w:ilvl="1">
+      <w:start w:val="1"/>
+      <w:numFmt w:val="bullet"/>
+      <w:lvlText w:val="-"/>
+      <w:lvlJc w:val="left"/>
+      <w:pPr>
+        <w:ind w:left="2160" w:hanging="360"/>
+      </w:pPr>
+      <w:rPr>
+        <w:u w:val="none"/>
+      </w:rPr>
+    </w:lvl>
+    <w:lvl w:ilvl="2">
+      <w:start w:val="1"/>
+      <w:numFmt w:val="bullet"/>
+      <w:lvlText w:val="-"/>
+      <w:lvlJc w:val="left"/>
+      <w:pPr>
+        <w:ind w:left="2880" w:hanging="360"/>
+      </w:pPr>
+      <w:rPr>
+        <w:u w:val="none"/>
+      </w:rPr>
+    </w:lvl>
+    <w:lvl w:ilvl="3">
+      <w:start w:val="1"/>
+      <w:numFmt w:val="bullet"/>
+      <w:lvlText w:val="-"/>
+      <w:lvlJc w:val="left"/>
+      <w:pPr>
+        <w:ind w:left="3600" w:hanging="360"/>
+      </w:pPr>
+      <w:rPr>
+        <w:u w:val="none"/>
+      </w:rPr>
+    </w:lvl>
+    <w:lvl w:ilvl="4">
+      <w:start w:val="1"/>
+      <w:numFmt w:val="bullet"/>
+      <w:lvlText w:val="-"/>
+      <w:lvlJc w:val="left"/>
+      <w:pPr>
+        <w:ind w:left="4320" w:hanging="360"/>
+      </w:pPr>
+      <w:rPr>
+        <w:u w:val="none"/>
+      </w:rPr>
+    </w:lvl>
+    <w:lvl w:ilvl="5">
+      <w:start w:val="1"/>
+      <w:numFmt w:val="bullet"/>
+      <w:lvlText w:val="-"/>
+      <w:lvlJc w:val="left"/>
+      <w:pPr>
+        <w:ind w:left="5040" w:hanging="360"/>
+      </w:pPr>
+      <w:rPr>
+        <w:u w:val="none"/>
+      </w:rPr>
+    </w:lvl>
+    <w:lvl w:ilvl="6">
+      <w:start w:val="1"/>
+      <w:numFmt w:val="bullet"/>
+      <w:lvlText w:val="-"/>
+      <w:lvlJc w:val="left"/>
+      <w:pPr>
+        <w:ind w:left="5760" w:hanging="360"/>
+      </w:pPr>
+      <w:rPr>
+        <w:u w:val="none"/>
+      </w:rPr>
+    </w:lvl>
+    <w:lvl w:ilvl="7">
+      <w:start w:val="1"/>
+      <w:numFmt w:val="bullet"/>
+      <w:lvlText w:val="-"/>
+      <w:lvlJc w:val="left"/>
+      <w:pPr>
+        <w:ind w:left="6480" w:hanging="360"/>
+      </w:pPr>
+      <w:rPr>
+        <w:u w:val="none"/>
+      </w:rPr>
+    </w:lvl>
+    <w:lvl w:ilvl="8">
+      <w:start w:val="1"/>
+      <w:numFmt w:val="bullet"/>
+      <w:lvlText w:val="-"/>
+      <w:lvlJc w:val="left"/>
+      <w:pPr>
+        <w:ind w:left="7200" w:hanging="360"/>
+      </w:pPr>
+      <w:rPr>
+        <w:u w:val="none"/>
+      </w:rPr>
+    </w:lvl>
+  </w:abstractNum>
+  <w:abstractNum w:abstractNumId="8">
+    <w:lvl w:ilvl="0">
+      <w:start w:val="1"/>
+      <w:numFmt w:val="bullet"/>
+      <w:lvlText w:val="-"/>
+      <w:lvlJc w:val="left"/>
+      <w:pPr>
+        <w:ind w:left="720" w:hanging="360"/>
+      </w:pPr>
+      <w:rPr>
+        <w:u w:val="none"/>
+      </w:rPr>
+    </w:lvl>
+    <w:lvl w:ilvl="1">
+      <w:start w:val="1"/>
+      <w:numFmt w:val="bullet"/>
+      <w:lvlText w:val="-"/>
+      <w:lvlJc w:val="left"/>
+      <w:pPr>
+        <w:ind w:left="1440" w:hanging="360"/>
+      </w:pPr>
+      <w:rPr>
+        <w:u w:val="none"/>
+      </w:rPr>
+    </w:lvl>
+    <w:lvl w:ilvl="2">
+      <w:start w:val="1"/>
+      <w:numFmt w:val="bullet"/>
+      <w:lvlText w:val="-"/>
+      <w:lvlJc w:val="left"/>
+      <w:pPr>
+        <w:ind w:left="2160" w:hanging="360"/>
+      </w:pPr>
+      <w:rPr>
+        <w:u w:val="none"/>
+      </w:rPr>
+    </w:lvl>
+    <w:lvl w:ilvl="3">
+      <w:start w:val="1"/>
+      <w:numFmt w:val="bullet"/>
+      <w:lvlText w:val="-"/>
+      <w:lvlJc w:val="left"/>
+      <w:pPr>
+        <w:ind w:left="2880" w:hanging="360"/>
+      </w:pPr>
+      <w:rPr>
+        <w:u w:val="none"/>
+      </w:rPr>
+    </w:lvl>
+    <w:lvl w:ilvl="4">
+      <w:start w:val="1"/>
+      <w:numFmt w:val="bullet"/>
+      <w:lvlText w:val="-"/>
+      <w:lvlJc w:val="left"/>
+      <w:pPr>
+        <w:ind w:left="3600" w:hanging="360"/>
+      </w:pPr>
+      <w:rPr>
+        <w:u w:val="none"/>
+      </w:rPr>
+    </w:lvl>
+    <w:lvl w:ilvl="5">
+      <w:start w:val="1"/>
+      <w:numFmt w:val="bullet"/>
+      <w:lvlText w:val="-"/>
+      <w:lvlJc w:val="left"/>
+      <w:pPr>
+        <w:ind w:left="4320" w:hanging="360"/>
+      </w:pPr>
+      <w:rPr>
+        <w:u w:val="none"/>
+      </w:rPr>
+    </w:lvl>
+    <w:lvl w:ilvl="6">
+      <w:start w:val="1"/>
+      <w:numFmt w:val="bullet"/>
+      <w:lvlText w:val="-"/>
+      <w:lvlJc w:val="left"/>
+      <w:pPr>
+        <w:ind w:left="5040" w:hanging="360"/>
+      </w:pPr>
+      <w:rPr>
+        <w:u w:val="none"/>
+      </w:rPr>
+    </w:lvl>
+    <w:lvl w:ilvl="7">
+      <w:start w:val="1"/>
+      <w:numFmt w:val="bullet"/>
+      <w:lvlText w:val="-"/>
+      <w:lvlJc w:val="left"/>
+      <w:pPr>
+        <w:ind w:left="5760" w:hanging="360"/>
+      </w:pPr>
+      <w:rPr>
+        <w:u w:val="none"/>
+      </w:rPr>
+    </w:lvl>
+    <w:lvl w:ilvl="8">
+      <w:start w:val="1"/>
+      <w:numFmt w:val="bullet"/>
+      <w:lvlText w:val="-"/>
+      <w:lvlJc w:val="left"/>
+      <w:pPr>
+        <w:ind w:left="6480" w:hanging="360"/>
+      </w:pPr>
+      <w:rPr>
+        <w:u w:val="none"/>
+      </w:rPr>
+    </w:lvl>
+  </w:abstractNum>
+  <w:abstractNum w:abstractNumId="9">
+    <w:lvl w:ilvl="0">
+      <w:start w:val="1"/>
+      <w:numFmt w:val="bullet"/>
       <w:lvlText w:val="●"/>
       <w:lvlJc w:val="right"/>
       <w:pPr>
@@ -4667,7 +8965,7 @@
       </w:rPr>
     </w:lvl>
   </w:abstractNum>
-  <w:abstractNum w:abstractNumId="6">
+  <w:abstractNum w:abstractNumId="10">
     <w:lvl w:ilvl="0">
       <w:start w:val="1"/>
       <w:numFmt w:val="bullet"/>
@@ -4777,31 +9075,251 @@
       </w:rPr>
     </w:lvl>
   </w:abstractNum>
-  <w:abstractNum w:abstractNumId="7">
+  <w:abstractNum w:abstractNumId="11">
     <w:lvl w:ilvl="0">
       <w:start w:val="1"/>
       <w:numFmt w:val="bullet"/>
       <w:lvlText w:val="-"/>
       <w:lvlJc w:val="left"/>
       <w:pPr>
+        <w:ind w:left="720" w:hanging="360"/>
+      </w:pPr>
+      <w:rPr>
+        <w:u w:val="none"/>
+      </w:rPr>
+    </w:lvl>
+    <w:lvl w:ilvl="1">
+      <w:start w:val="1"/>
+      <w:numFmt w:val="bullet"/>
+      <w:lvlText w:val="-"/>
+      <w:lvlJc w:val="left"/>
+      <w:pPr>
         <w:ind w:left="1440" w:hanging="360"/>
       </w:pPr>
       <w:rPr>
         <w:u w:val="none"/>
       </w:rPr>
     </w:lvl>
+    <w:lvl w:ilvl="2">
+      <w:start w:val="1"/>
+      <w:numFmt w:val="bullet"/>
+      <w:lvlText w:val="-"/>
+      <w:lvlJc w:val="left"/>
+      <w:pPr>
+        <w:ind w:left="2160" w:hanging="360"/>
+      </w:pPr>
+      <w:rPr>
+        <w:u w:val="none"/>
+      </w:rPr>
+    </w:lvl>
+    <w:lvl w:ilvl="3">
+      <w:start w:val="1"/>
+      <w:numFmt w:val="bullet"/>
+      <w:lvlText w:val="-"/>
+      <w:lvlJc w:val="left"/>
+      <w:pPr>
+        <w:ind w:left="2880" w:hanging="360"/>
+      </w:pPr>
+      <w:rPr>
+        <w:u w:val="none"/>
+      </w:rPr>
+    </w:lvl>
+    <w:lvl w:ilvl="4">
+      <w:start w:val="1"/>
+      <w:numFmt w:val="bullet"/>
+      <w:lvlText w:val="-"/>
+      <w:lvlJc w:val="left"/>
+      <w:pPr>
+        <w:ind w:left="3600" w:hanging="360"/>
+      </w:pPr>
+      <w:rPr>
+        <w:u w:val="none"/>
+      </w:rPr>
+    </w:lvl>
+    <w:lvl w:ilvl="5">
+      <w:start w:val="1"/>
+      <w:numFmt w:val="bullet"/>
+      <w:lvlText w:val="-"/>
+      <w:lvlJc w:val="left"/>
+      <w:pPr>
+        <w:ind w:left="4320" w:hanging="360"/>
+      </w:pPr>
+      <w:rPr>
+        <w:u w:val="none"/>
+      </w:rPr>
+    </w:lvl>
+    <w:lvl w:ilvl="6">
+      <w:start w:val="1"/>
+      <w:numFmt w:val="bullet"/>
+      <w:lvlText w:val="-"/>
+      <w:lvlJc w:val="left"/>
+      <w:pPr>
+        <w:ind w:left="5040" w:hanging="360"/>
+      </w:pPr>
+      <w:rPr>
+        <w:u w:val="none"/>
+      </w:rPr>
+    </w:lvl>
+    <w:lvl w:ilvl="7">
+      <w:start w:val="1"/>
+      <w:numFmt w:val="bullet"/>
+      <w:lvlText w:val="-"/>
+      <w:lvlJc w:val="left"/>
+      <w:pPr>
+        <w:ind w:left="5760" w:hanging="360"/>
+      </w:pPr>
+      <w:rPr>
+        <w:u w:val="none"/>
+      </w:rPr>
+    </w:lvl>
+    <w:lvl w:ilvl="8">
+      <w:start w:val="1"/>
+      <w:numFmt w:val="bullet"/>
+      <w:lvlText w:val="-"/>
+      <w:lvlJc w:val="left"/>
+      <w:pPr>
+        <w:ind w:left="6480" w:hanging="360"/>
+      </w:pPr>
+      <w:rPr>
+        <w:u w:val="none"/>
+      </w:rPr>
+    </w:lvl>
+  </w:abstractNum>
+  <w:abstractNum w:abstractNumId="12">
+    <w:lvl w:ilvl="0">
+      <w:start w:val="1"/>
+      <w:numFmt w:val="bullet"/>
+      <w:lvlText w:val="-"/>
+      <w:lvlJc w:val="left"/>
+      <w:pPr>
+        <w:ind w:left="720" w:hanging="360"/>
+      </w:pPr>
+      <w:rPr>
+        <w:u w:val="none"/>
+      </w:rPr>
+    </w:lvl>
     <w:lvl w:ilvl="1">
       <w:start w:val="1"/>
       <w:numFmt w:val="bullet"/>
       <w:lvlText w:val="-"/>
       <w:lvlJc w:val="left"/>
       <w:pPr>
+        <w:ind w:left="1440" w:hanging="360"/>
+      </w:pPr>
+      <w:rPr>
+        <w:u w:val="none"/>
+      </w:rPr>
+    </w:lvl>
+    <w:lvl w:ilvl="2">
+      <w:start w:val="1"/>
+      <w:numFmt w:val="bullet"/>
+      <w:lvlText w:val="-"/>
+      <w:lvlJc w:val="left"/>
+      <w:pPr>
         <w:ind w:left="2160" w:hanging="360"/>
       </w:pPr>
       <w:rPr>
         <w:u w:val="none"/>
       </w:rPr>
     </w:lvl>
+    <w:lvl w:ilvl="3">
+      <w:start w:val="1"/>
+      <w:numFmt w:val="bullet"/>
+      <w:lvlText w:val="-"/>
+      <w:lvlJc w:val="left"/>
+      <w:pPr>
+        <w:ind w:left="2880" w:hanging="360"/>
+      </w:pPr>
+      <w:rPr>
+        <w:u w:val="none"/>
+      </w:rPr>
+    </w:lvl>
+    <w:lvl w:ilvl="4">
+      <w:start w:val="1"/>
+      <w:numFmt w:val="bullet"/>
+      <w:lvlText w:val="-"/>
+      <w:lvlJc w:val="left"/>
+      <w:pPr>
+        <w:ind w:left="3600" w:hanging="360"/>
+      </w:pPr>
+      <w:rPr>
+        <w:u w:val="none"/>
+      </w:rPr>
+    </w:lvl>
+    <w:lvl w:ilvl="5">
+      <w:start w:val="1"/>
+      <w:numFmt w:val="bullet"/>
+      <w:lvlText w:val="-"/>
+      <w:lvlJc w:val="left"/>
+      <w:pPr>
+        <w:ind w:left="4320" w:hanging="360"/>
+      </w:pPr>
+      <w:rPr>
+        <w:u w:val="none"/>
+      </w:rPr>
+    </w:lvl>
+    <w:lvl w:ilvl="6">
+      <w:start w:val="1"/>
+      <w:numFmt w:val="bullet"/>
+      <w:lvlText w:val="-"/>
+      <w:lvlJc w:val="left"/>
+      <w:pPr>
+        <w:ind w:left="5040" w:hanging="360"/>
+      </w:pPr>
+      <w:rPr>
+        <w:u w:val="none"/>
+      </w:rPr>
+    </w:lvl>
+    <w:lvl w:ilvl="7">
+      <w:start w:val="1"/>
+      <w:numFmt w:val="bullet"/>
+      <w:lvlText w:val="-"/>
+      <w:lvlJc w:val="left"/>
+      <w:pPr>
+        <w:ind w:left="5760" w:hanging="360"/>
+      </w:pPr>
+      <w:rPr>
+        <w:u w:val="none"/>
+      </w:rPr>
+    </w:lvl>
+    <w:lvl w:ilvl="8">
+      <w:start w:val="1"/>
+      <w:numFmt w:val="bullet"/>
+      <w:lvlText w:val="-"/>
+      <w:lvlJc w:val="left"/>
+      <w:pPr>
+        <w:ind w:left="6480" w:hanging="360"/>
+      </w:pPr>
+      <w:rPr>
+        <w:u w:val="none"/>
+      </w:rPr>
+    </w:lvl>
+  </w:abstractNum>
+  <w:abstractNum w:abstractNumId="13">
+    <w:lvl w:ilvl="0">
+      <w:start w:val="1"/>
+      <w:numFmt w:val="bullet"/>
+      <w:lvlText w:val="-"/>
+      <w:lvlJc w:val="left"/>
+      <w:pPr>
+        <w:ind w:left="1440" w:hanging="360"/>
+      </w:pPr>
+      <w:rPr>
+        <w:u w:val="none"/>
+      </w:rPr>
+    </w:lvl>
+    <w:lvl w:ilvl="1">
+      <w:start w:val="1"/>
+      <w:numFmt w:val="bullet"/>
+      <w:lvlText w:val="-"/>
+      <w:lvlJc w:val="left"/>
+      <w:pPr>
+        <w:ind w:left="2160" w:hanging="360"/>
+      </w:pPr>
+      <w:rPr>
+        <w:u w:val="none"/>
+      </w:rPr>
+    </w:lvl>
     <w:lvl w:ilvl="2">
       <w:start w:val="1"/>
       <w:numFmt w:val="bullet"/>
@@ -4887,7 +9405,7 @@
       </w:rPr>
     </w:lvl>
   </w:abstractNum>
-  <w:abstractNum w:abstractNumId="8">
+  <w:abstractNum w:abstractNumId="14">
     <w:lvl w:ilvl="0">
       <w:start w:val="1"/>
       <w:numFmt w:val="bullet"/>
@@ -4997,7 +9515,7 @@
       </w:rPr>
     </w:lvl>
   </w:abstractNum>
-  <w:abstractNum w:abstractNumId="9">
+  <w:abstractNum w:abstractNumId="15">
     <w:lvl w:ilvl="0">
       <w:start w:val="1"/>
       <w:numFmt w:val="bullet"/>
@@ -5107,7 +9625,7 @@
       </w:rPr>
     </w:lvl>
   </w:abstractNum>
-  <w:abstractNum w:abstractNumId="10">
+  <w:abstractNum w:abstractNumId="16">
     <w:lvl w:ilvl="0">
       <w:start w:val="1"/>
       <w:numFmt w:val="bullet"/>
@@ -5211,666 +9729,6 @@
       <w:lvlJc w:val="right"/>
       <w:pPr>
         <w:ind w:left="6480" w:hanging="360"/>
-      </w:pPr>
-      <w:rPr>
-        <w:u w:val="none"/>
-      </w:rPr>
-    </w:lvl>
-  </w:abstractNum>
-  <w:abstractNum w:abstractNumId="11">
-    <w:lvl w:ilvl="0">
-      <w:start w:val="1"/>
-      <w:numFmt w:val="bullet"/>
-      <w:lvlText w:val="-"/>
-      <w:lvlJc w:val="left"/>
-      <w:pPr>
-        <w:ind w:left="720" w:hanging="360"/>
-      </w:pPr>
-      <w:rPr>
-        <w:u w:val="none"/>
-      </w:rPr>
-    </w:lvl>
-    <w:lvl w:ilvl="1">
-      <w:start w:val="1"/>
-      <w:numFmt w:val="bullet"/>
-      <w:lvlText w:val="-"/>
-      <w:lvlJc w:val="left"/>
-      <w:pPr>
-        <w:ind w:left="1440" w:hanging="360"/>
-      </w:pPr>
-      <w:rPr>
-        <w:u w:val="none"/>
-      </w:rPr>
-    </w:lvl>
-    <w:lvl w:ilvl="2">
-      <w:start w:val="1"/>
-      <w:numFmt w:val="bullet"/>
-      <w:lvlText w:val="-"/>
-      <w:lvlJc w:val="left"/>
-      <w:pPr>
-        <w:ind w:left="2160" w:hanging="360"/>
-      </w:pPr>
-      <w:rPr>
-        <w:u w:val="none"/>
-      </w:rPr>
-    </w:lvl>
-    <w:lvl w:ilvl="3">
-      <w:start w:val="1"/>
-      <w:numFmt w:val="bullet"/>
-      <w:lvlText w:val="-"/>
-      <w:lvlJc w:val="left"/>
-      <w:pPr>
-        <w:ind w:left="2880" w:hanging="360"/>
-      </w:pPr>
-      <w:rPr>
-        <w:u w:val="none"/>
-      </w:rPr>
-    </w:lvl>
-    <w:lvl w:ilvl="4">
-      <w:start w:val="1"/>
-      <w:numFmt w:val="bullet"/>
-      <w:lvlText w:val="-"/>
-      <w:lvlJc w:val="left"/>
-      <w:pPr>
-        <w:ind w:left="3600" w:hanging="360"/>
-      </w:pPr>
-      <w:rPr>
-        <w:u w:val="none"/>
-      </w:rPr>
-    </w:lvl>
-    <w:lvl w:ilvl="5">
-      <w:start w:val="1"/>
-      <w:numFmt w:val="bullet"/>
-      <w:lvlText w:val="-"/>
-      <w:lvlJc w:val="left"/>
-      <w:pPr>
-        <w:ind w:left="4320" w:hanging="360"/>
-      </w:pPr>
-      <w:rPr>
-        <w:u w:val="none"/>
-      </w:rPr>
-    </w:lvl>
-    <w:lvl w:ilvl="6">
-      <w:start w:val="1"/>
-      <w:numFmt w:val="bullet"/>
-      <w:lvlText w:val="-"/>
-      <w:lvlJc w:val="left"/>
-      <w:pPr>
-        <w:ind w:left="5040" w:hanging="360"/>
-      </w:pPr>
-      <w:rPr>
-        <w:u w:val="none"/>
-      </w:rPr>
-    </w:lvl>
-    <w:lvl w:ilvl="7">
-      <w:start w:val="1"/>
-      <w:numFmt w:val="bullet"/>
-      <w:lvlText w:val="-"/>
-      <w:lvlJc w:val="left"/>
-      <w:pPr>
-        <w:ind w:left="5760" w:hanging="360"/>
-      </w:pPr>
-      <w:rPr>
-        <w:u w:val="none"/>
-      </w:rPr>
-    </w:lvl>
-    <w:lvl w:ilvl="8">
-      <w:start w:val="1"/>
-      <w:numFmt w:val="bullet"/>
-      <w:lvlText w:val="-"/>
-      <w:lvlJc w:val="left"/>
-      <w:pPr>
-        <w:ind w:left="6480" w:hanging="360"/>
-      </w:pPr>
-      <w:rPr>
-        <w:u w:val="none"/>
-      </w:rPr>
-    </w:lvl>
-  </w:abstractNum>
-  <w:abstractNum w:abstractNumId="12">
-    <w:lvl w:ilvl="0">
-      <w:start w:val="1"/>
-      <w:numFmt w:val="bullet"/>
-      <w:lvlText w:val="○"/>
-      <w:lvlJc w:val="left"/>
-      <w:pPr>
-        <w:ind w:left="720" w:hanging="360"/>
-      </w:pPr>
-      <w:rPr>
-        <w:u w:val="none"/>
-      </w:rPr>
-    </w:lvl>
-    <w:lvl w:ilvl="1">
-      <w:start w:val="1"/>
-      <w:numFmt w:val="bullet"/>
-      <w:lvlText w:val="○"/>
-      <w:lvlJc w:val="left"/>
-      <w:pPr>
-        <w:ind w:left="1440" w:hanging="360"/>
-      </w:pPr>
-      <w:rPr>
-        <w:u w:val="none"/>
-      </w:rPr>
-    </w:lvl>
-    <w:lvl w:ilvl="2">
-      <w:start w:val="1"/>
-      <w:numFmt w:val="bullet"/>
-      <w:lvlText w:val="■"/>
-      <w:lvlJc w:val="left"/>
-      <w:pPr>
-        <w:ind w:left="2160" w:hanging="360"/>
-      </w:pPr>
-      <w:rPr>
-        <w:u w:val="none"/>
-      </w:rPr>
-    </w:lvl>
-    <w:lvl w:ilvl="3">
-      <w:start w:val="1"/>
-      <w:numFmt w:val="bullet"/>
-      <w:lvlText w:val="●"/>
-      <w:lvlJc w:val="left"/>
-      <w:pPr>
-        <w:ind w:left="2880" w:hanging="360"/>
-      </w:pPr>
-      <w:rPr>
-        <w:u w:val="none"/>
-      </w:rPr>
-    </w:lvl>
-    <w:lvl w:ilvl="4">
-      <w:start w:val="1"/>
-      <w:numFmt w:val="bullet"/>
-      <w:lvlText w:val="○"/>
-      <w:lvlJc w:val="left"/>
-      <w:pPr>
-        <w:ind w:left="3600" w:hanging="360"/>
-      </w:pPr>
-      <w:rPr>
-        <w:u w:val="none"/>
-      </w:rPr>
-    </w:lvl>
-    <w:lvl w:ilvl="5">
-      <w:start w:val="1"/>
-      <w:numFmt w:val="bullet"/>
-      <w:lvlText w:val="■"/>
-      <w:lvlJc w:val="left"/>
-      <w:pPr>
-        <w:ind w:left="4320" w:hanging="360"/>
-      </w:pPr>
-      <w:rPr>
-        <w:u w:val="none"/>
-      </w:rPr>
-    </w:lvl>
-    <w:lvl w:ilvl="6">
-      <w:start w:val="1"/>
-      <w:numFmt w:val="bullet"/>
-      <w:lvlText w:val="●"/>
-      <w:lvlJc w:val="left"/>
-      <w:pPr>
-        <w:ind w:left="5040" w:hanging="360"/>
-      </w:pPr>
-      <w:rPr>
-        <w:u w:val="none"/>
-      </w:rPr>
-    </w:lvl>
-    <w:lvl w:ilvl="7">
-      <w:start w:val="1"/>
-      <w:numFmt w:val="bullet"/>
-      <w:lvlText w:val="○"/>
-      <w:lvlJc w:val="left"/>
-      <w:pPr>
-        <w:ind w:left="5760" w:hanging="360"/>
-      </w:pPr>
-      <w:rPr>
-        <w:u w:val="none"/>
-      </w:rPr>
-    </w:lvl>
-    <w:lvl w:ilvl="8">
-      <w:start w:val="1"/>
-      <w:numFmt w:val="bullet"/>
-      <w:lvlText w:val="■"/>
-      <w:lvlJc w:val="left"/>
-      <w:pPr>
-        <w:ind w:left="6480" w:hanging="360"/>
-      </w:pPr>
-      <w:rPr>
-        <w:u w:val="none"/>
-      </w:rPr>
-    </w:lvl>
-  </w:abstractNum>
-  <w:abstractNum w:abstractNumId="13">
-    <w:lvl w:ilvl="0">
-      <w:start w:val="1"/>
-      <w:numFmt w:val="bullet"/>
-      <w:lvlText w:val="-"/>
-      <w:lvlJc w:val="left"/>
-      <w:pPr>
-        <w:ind w:left="720" w:hanging="360"/>
-      </w:pPr>
-      <w:rPr>
-        <w:u w:val="none"/>
-      </w:rPr>
-    </w:lvl>
-    <w:lvl w:ilvl="1">
-      <w:start w:val="1"/>
-      <w:numFmt w:val="bullet"/>
-      <w:lvlText w:val="-"/>
-      <w:lvlJc w:val="left"/>
-      <w:pPr>
-        <w:ind w:left="1440" w:hanging="360"/>
-      </w:pPr>
-      <w:rPr>
-        <w:u w:val="none"/>
-      </w:rPr>
-    </w:lvl>
-    <w:lvl w:ilvl="2">
-      <w:start w:val="1"/>
-      <w:numFmt w:val="bullet"/>
-      <w:lvlText w:val="-"/>
-      <w:lvlJc w:val="left"/>
-      <w:pPr>
-        <w:ind w:left="2160" w:hanging="360"/>
-      </w:pPr>
-      <w:rPr>
-        <w:u w:val="none"/>
-      </w:rPr>
-    </w:lvl>
-    <w:lvl w:ilvl="3">
-      <w:start w:val="1"/>
-      <w:numFmt w:val="bullet"/>
-      <w:lvlText w:val="-"/>
-      <w:lvlJc w:val="left"/>
-      <w:pPr>
-        <w:ind w:left="2880" w:hanging="360"/>
-      </w:pPr>
-      <w:rPr>
-        <w:u w:val="none"/>
-      </w:rPr>
-    </w:lvl>
-    <w:lvl w:ilvl="4">
-      <w:start w:val="1"/>
-      <w:numFmt w:val="bullet"/>
-      <w:lvlText w:val="-"/>
-      <w:lvlJc w:val="left"/>
-      <w:pPr>
-        <w:ind w:left="3600" w:hanging="360"/>
-      </w:pPr>
-      <w:rPr>
-        <w:u w:val="none"/>
-      </w:rPr>
-    </w:lvl>
-    <w:lvl w:ilvl="5">
-      <w:start w:val="1"/>
-      <w:numFmt w:val="bullet"/>
-      <w:lvlText w:val="-"/>
-      <w:lvlJc w:val="left"/>
-      <w:pPr>
-        <w:ind w:left="4320" w:hanging="360"/>
-      </w:pPr>
-      <w:rPr>
-        <w:u w:val="none"/>
-      </w:rPr>
-    </w:lvl>
-    <w:lvl w:ilvl="6">
-      <w:start w:val="1"/>
-      <w:numFmt w:val="bullet"/>
-      <w:lvlText w:val="-"/>
-      <w:lvlJc w:val="left"/>
-      <w:pPr>
-        <w:ind w:left="5040" w:hanging="360"/>
-      </w:pPr>
-      <w:rPr>
-        <w:u w:val="none"/>
-      </w:rPr>
-    </w:lvl>
-    <w:lvl w:ilvl="7">
-      <w:start w:val="1"/>
-      <w:numFmt w:val="bullet"/>
-      <w:lvlText w:val="-"/>
-      <w:lvlJc w:val="left"/>
-      <w:pPr>
-        <w:ind w:left="5760" w:hanging="360"/>
-      </w:pPr>
-      <w:rPr>
-        <w:u w:val="none"/>
-      </w:rPr>
-    </w:lvl>
-    <w:lvl w:ilvl="8">
-      <w:start w:val="1"/>
-      <w:numFmt w:val="bullet"/>
-      <w:lvlText w:val="-"/>
-      <w:lvlJc w:val="left"/>
-      <w:pPr>
-        <w:ind w:left="6480" w:hanging="360"/>
-      </w:pPr>
-      <w:rPr>
-        <w:u w:val="none"/>
-      </w:rPr>
-    </w:lvl>
-  </w:abstractNum>
-  <w:abstractNum w:abstractNumId="14">
-    <w:lvl w:ilvl="0">
-      <w:start w:val="1"/>
-      <w:numFmt w:val="bullet"/>
-      <w:lvlText w:val="-"/>
-      <w:lvlJc w:val="left"/>
-      <w:pPr>
-        <w:ind w:left="720" w:hanging="360"/>
-      </w:pPr>
-      <w:rPr>
-        <w:u w:val="none"/>
-      </w:rPr>
-    </w:lvl>
-    <w:lvl w:ilvl="1">
-      <w:start w:val="1"/>
-      <w:numFmt w:val="bullet"/>
-      <w:lvlText w:val="-"/>
-      <w:lvlJc w:val="left"/>
-      <w:pPr>
-        <w:ind w:left="1440" w:hanging="360"/>
-      </w:pPr>
-      <w:rPr>
-        <w:u w:val="none"/>
-      </w:rPr>
-    </w:lvl>
-    <w:lvl w:ilvl="2">
-      <w:start w:val="1"/>
-      <w:numFmt w:val="bullet"/>
-      <w:lvlText w:val="-"/>
-      <w:lvlJc w:val="left"/>
-      <w:pPr>
-        <w:ind w:left="2160" w:hanging="360"/>
-      </w:pPr>
-      <w:rPr>
-        <w:u w:val="none"/>
-      </w:rPr>
-    </w:lvl>
-    <w:lvl w:ilvl="3">
-      <w:start w:val="1"/>
-      <w:numFmt w:val="bullet"/>
-      <w:lvlText w:val="-"/>
-      <w:lvlJc w:val="left"/>
-      <w:pPr>
-        <w:ind w:left="2880" w:hanging="360"/>
-      </w:pPr>
-      <w:rPr>
-        <w:u w:val="none"/>
-      </w:rPr>
-    </w:lvl>
-    <w:lvl w:ilvl="4">
-      <w:start w:val="1"/>
-      <w:numFmt w:val="bullet"/>
-      <w:lvlText w:val="-"/>
-      <w:lvlJc w:val="left"/>
-      <w:pPr>
-        <w:ind w:left="3600" w:hanging="360"/>
-      </w:pPr>
-      <w:rPr>
-        <w:u w:val="none"/>
-      </w:rPr>
-    </w:lvl>
-    <w:lvl w:ilvl="5">
-      <w:start w:val="1"/>
-      <w:numFmt w:val="bullet"/>
-      <w:lvlText w:val="-"/>
-      <w:lvlJc w:val="left"/>
-      <w:pPr>
-        <w:ind w:left="4320" w:hanging="360"/>
-      </w:pPr>
-      <w:rPr>
-        <w:u w:val="none"/>
-      </w:rPr>
-    </w:lvl>
-    <w:lvl w:ilvl="6">
-      <w:start w:val="1"/>
-      <w:numFmt w:val="bullet"/>
-      <w:lvlText w:val="-"/>
-      <w:lvlJc w:val="left"/>
-      <w:pPr>
-        <w:ind w:left="5040" w:hanging="360"/>
-      </w:pPr>
-      <w:rPr>
-        <w:u w:val="none"/>
-      </w:rPr>
-    </w:lvl>
-    <w:lvl w:ilvl="7">
-      <w:start w:val="1"/>
-      <w:numFmt w:val="bullet"/>
-      <w:lvlText w:val="-"/>
-      <w:lvlJc w:val="left"/>
-      <w:pPr>
-        <w:ind w:left="5760" w:hanging="360"/>
-      </w:pPr>
-      <w:rPr>
-        <w:u w:val="none"/>
-      </w:rPr>
-    </w:lvl>
-    <w:lvl w:ilvl="8">
-      <w:start w:val="1"/>
-      <w:numFmt w:val="bullet"/>
-      <w:lvlText w:val="-"/>
-      <w:lvlJc w:val="left"/>
-      <w:pPr>
-        <w:ind w:left="6480" w:hanging="360"/>
-      </w:pPr>
-      <w:rPr>
-        <w:u w:val="none"/>
-      </w:rPr>
-    </w:lvl>
-  </w:abstractNum>
-  <w:abstractNum w:abstractNumId="15">
-    <w:lvl w:ilvl="0">
-      <w:start w:val="1"/>
-      <w:numFmt w:val="bullet"/>
-      <w:lvlText w:val="●"/>
-      <w:lvlJc w:val="left"/>
-      <w:pPr>
-        <w:ind w:left="720" w:hanging="360"/>
-      </w:pPr>
-      <w:rPr>
-        <w:u w:val="none"/>
-      </w:rPr>
-    </w:lvl>
-    <w:lvl w:ilvl="1">
-      <w:start w:val="1"/>
-      <w:numFmt w:val="bullet"/>
-      <w:lvlText w:val="○"/>
-      <w:lvlJc w:val="left"/>
-      <w:pPr>
-        <w:ind w:left="1440" w:hanging="360"/>
-      </w:pPr>
-      <w:rPr>
-        <w:u w:val="none"/>
-      </w:rPr>
-    </w:lvl>
-    <w:lvl w:ilvl="2">
-      <w:start w:val="1"/>
-      <w:numFmt w:val="bullet"/>
-      <w:lvlText w:val="■"/>
-      <w:lvlJc w:val="left"/>
-      <w:pPr>
-        <w:ind w:left="2160" w:hanging="360"/>
-      </w:pPr>
-      <w:rPr>
-        <w:u w:val="none"/>
-      </w:rPr>
-    </w:lvl>
-    <w:lvl w:ilvl="3">
-      <w:start w:val="1"/>
-      <w:numFmt w:val="bullet"/>
-      <w:lvlText w:val="●"/>
-      <w:lvlJc w:val="left"/>
-      <w:pPr>
-        <w:ind w:left="2880" w:hanging="360"/>
-      </w:pPr>
-      <w:rPr>
-        <w:u w:val="none"/>
-      </w:rPr>
-    </w:lvl>
-    <w:lvl w:ilvl="4">
-      <w:start w:val="1"/>
-      <w:numFmt w:val="bullet"/>
-      <w:lvlText w:val="○"/>
-      <w:lvlJc w:val="left"/>
-      <w:pPr>
-        <w:ind w:left="3600" w:hanging="360"/>
-      </w:pPr>
-      <w:rPr>
-        <w:u w:val="none"/>
-      </w:rPr>
-    </w:lvl>
-    <w:lvl w:ilvl="5">
-      <w:start w:val="1"/>
-      <w:numFmt w:val="bullet"/>
-      <w:lvlText w:val="■"/>
-      <w:lvlJc w:val="left"/>
-      <w:pPr>
-        <w:ind w:left="4320" w:hanging="360"/>
-      </w:pPr>
-      <w:rPr>
-        <w:u w:val="none"/>
-      </w:rPr>
-    </w:lvl>
-    <w:lvl w:ilvl="6">
-      <w:start w:val="1"/>
-      <w:numFmt w:val="bullet"/>
-      <w:lvlText w:val="●"/>
-      <w:lvlJc w:val="left"/>
-      <w:pPr>
-        <w:ind w:left="5040" w:hanging="360"/>
-      </w:pPr>
-      <w:rPr>
-        <w:u w:val="none"/>
-      </w:rPr>
-    </w:lvl>
-    <w:lvl w:ilvl="7">
-      <w:start w:val="1"/>
-      <w:numFmt w:val="bullet"/>
-      <w:lvlText w:val="○"/>
-      <w:lvlJc w:val="left"/>
-      <w:pPr>
-        <w:ind w:left="5760" w:hanging="360"/>
-      </w:pPr>
-      <w:rPr>
-        <w:u w:val="none"/>
-      </w:rPr>
-    </w:lvl>
-    <w:lvl w:ilvl="8">
-      <w:start w:val="1"/>
-      <w:numFmt w:val="bullet"/>
-      <w:lvlText w:val="■"/>
-      <w:lvlJc w:val="left"/>
-      <w:pPr>
-        <w:ind w:left="6480" w:hanging="360"/>
-      </w:pPr>
-      <w:rPr>
-        <w:u w:val="none"/>
-      </w:rPr>
-    </w:lvl>
-  </w:abstractNum>
-  <w:abstractNum w:abstractNumId="16">
-    <w:lvl w:ilvl="0">
-      <w:start w:val="1"/>
-      <w:numFmt w:val="bullet"/>
-      <w:lvlText w:val="-"/>
-      <w:lvlJc w:val="left"/>
-      <w:pPr>
-        <w:ind w:left="1440" w:hanging="360"/>
-      </w:pPr>
-      <w:rPr>
-        <w:u w:val="none"/>
-      </w:rPr>
-    </w:lvl>
-    <w:lvl w:ilvl="1">
-      <w:start w:val="1"/>
-      <w:numFmt w:val="bullet"/>
-      <w:lvlText w:val="-"/>
-      <w:lvlJc w:val="left"/>
-      <w:pPr>
-        <w:ind w:left="2160" w:hanging="360"/>
-      </w:pPr>
-      <w:rPr>
-        <w:u w:val="none"/>
-      </w:rPr>
-    </w:lvl>
-    <w:lvl w:ilvl="2">
-      <w:start w:val="1"/>
-      <w:numFmt w:val="bullet"/>
-      <w:lvlText w:val="-"/>
-      <w:lvlJc w:val="left"/>
-      <w:pPr>
-        <w:ind w:left="2880" w:hanging="360"/>
-      </w:pPr>
-      <w:rPr>
-        <w:u w:val="none"/>
-      </w:rPr>
-    </w:lvl>
-    <w:lvl w:ilvl="3">
-      <w:start w:val="1"/>
-      <w:numFmt w:val="bullet"/>
-      <w:lvlText w:val="-"/>
-      <w:lvlJc w:val="left"/>
-      <w:pPr>
-        <w:ind w:left="3600" w:hanging="360"/>
-      </w:pPr>
-      <w:rPr>
-        <w:u w:val="none"/>
-      </w:rPr>
-    </w:lvl>
-    <w:lvl w:ilvl="4">
-      <w:start w:val="1"/>
-      <w:numFmt w:val="bullet"/>
-      <w:lvlText w:val="-"/>
-      <w:lvlJc w:val="left"/>
-      <w:pPr>
-        <w:ind w:left="4320" w:hanging="360"/>
-      </w:pPr>
-      <w:rPr>
-        <w:u w:val="none"/>
-      </w:rPr>
-    </w:lvl>
-    <w:lvl w:ilvl="5">
-      <w:start w:val="1"/>
-      <w:numFmt w:val="bullet"/>
-      <w:lvlText w:val="-"/>
-      <w:lvlJc w:val="left"/>
-      <w:pPr>
-        <w:ind w:left="5040" w:hanging="360"/>
-      </w:pPr>
-      <w:rPr>
-        <w:u w:val="none"/>
-      </w:rPr>
-    </w:lvl>
-    <w:lvl w:ilvl="6">
-      <w:start w:val="1"/>
-      <w:numFmt w:val="bullet"/>
-      <w:lvlText w:val="-"/>
-      <w:lvlJc w:val="left"/>
-      <w:pPr>
-        <w:ind w:left="5760" w:hanging="360"/>
-      </w:pPr>
-      <w:rPr>
-        <w:u w:val="none"/>
-      </w:rPr>
-    </w:lvl>
-    <w:lvl w:ilvl="7">
-      <w:start w:val="1"/>
-      <w:numFmt w:val="bullet"/>
-      <w:lvlText w:val="-"/>
-      <w:lvlJc w:val="left"/>
-      <w:pPr>
-        <w:ind w:left="6480" w:hanging="360"/>
-      </w:pPr>
-      <w:rPr>
-        <w:u w:val="none"/>
-      </w:rPr>
-    </w:lvl>
-    <w:lvl w:ilvl="8">
-      <w:start w:val="1"/>
-      <w:numFmt w:val="bullet"/>
-      <w:lvlText w:val="-"/>
-      <w:lvlJc w:val="left"/>
-      <w:pPr>
-        <w:ind w:left="7200" w:hanging="360"/>
       </w:pPr>
       <w:rPr>
         <w:u w:val="none"/>
@@ -5881,7 +9739,7 @@
     <w:lvl w:ilvl="0">
       <w:start w:val="1"/>
       <w:numFmt w:val="bullet"/>
-      <w:lvlText w:val="●"/>
+      <w:lvlText w:val="-"/>
       <w:lvlJc w:val="left"/>
       <w:pPr>
         <w:ind w:left="720" w:hanging="360"/>
@@ -5893,7 +9751,7 @@
     <w:lvl w:ilvl="1">
       <w:start w:val="1"/>
       <w:numFmt w:val="bullet"/>
-      <w:lvlText w:val="○"/>
+      <w:lvlText w:val="-"/>
       <w:lvlJc w:val="left"/>
       <w:pPr>
         <w:ind w:left="1440" w:hanging="360"/>
@@ -5905,7 +9763,7 @@
     <w:lvl w:ilvl="2">
       <w:start w:val="1"/>
       <w:numFmt w:val="bullet"/>
-      <w:lvlText w:val="■"/>
+      <w:lvlText w:val="-"/>
       <w:lvlJc w:val="left"/>
       <w:pPr>
         <w:ind w:left="2160" w:hanging="360"/>
@@ -5917,7 +9775,7 @@
     <w:lvl w:ilvl="3">
       <w:start w:val="1"/>
       <w:numFmt w:val="bullet"/>
-      <w:lvlText w:val="●"/>
+      <w:lvlText w:val="-"/>
       <w:lvlJc w:val="left"/>
       <w:pPr>
         <w:ind w:left="2880" w:hanging="360"/>
@@ -5929,7 +9787,7 @@
     <w:lvl w:ilvl="4">
       <w:start w:val="1"/>
       <w:numFmt w:val="bullet"/>
-      <w:lvlText w:val="○"/>
+      <w:lvlText w:val="-"/>
       <w:lvlJc w:val="left"/>
       <w:pPr>
         <w:ind w:left="3600" w:hanging="360"/>
@@ -5941,7 +9799,7 @@
     <w:lvl w:ilvl="5">
       <w:start w:val="1"/>
       <w:numFmt w:val="bullet"/>
-      <w:lvlText w:val="■"/>
+      <w:lvlText w:val="-"/>
       <w:lvlJc w:val="left"/>
       <w:pPr>
         <w:ind w:left="4320" w:hanging="360"/>
@@ -5953,7 +9811,7 @@
     <w:lvl w:ilvl="6">
       <w:start w:val="1"/>
       <w:numFmt w:val="bullet"/>
-      <w:lvlText w:val="●"/>
+      <w:lvlText w:val="-"/>
       <w:lvlJc w:val="left"/>
       <w:pPr>
         <w:ind w:left="5040" w:hanging="360"/>
@@ -5965,7 +9823,7 @@
     <w:lvl w:ilvl="7">
       <w:start w:val="1"/>
       <w:numFmt w:val="bullet"/>
-      <w:lvlText w:val="○"/>
+      <w:lvlText w:val="-"/>
       <w:lvlJc w:val="left"/>
       <w:pPr>
         <w:ind w:left="5760" w:hanging="360"/>
@@ -5977,7 +9835,7 @@
     <w:lvl w:ilvl="8">
       <w:start w:val="1"/>
       <w:numFmt w:val="bullet"/>
-      <w:lvlText w:val="■"/>
+      <w:lvlText w:val="-"/>
       <w:lvlJc w:val="left"/>
       <w:pPr>
         <w:ind w:left="6480" w:hanging="360"/>
@@ -5994,13 +9852,25 @@
       <w:lvlText w:val="-"/>
       <w:lvlJc w:val="left"/>
       <w:pPr>
+        <w:ind w:left="720" w:hanging="360"/>
+      </w:pPr>
+      <w:rPr>
+        <w:u w:val="none"/>
+      </w:rPr>
+    </w:lvl>
+    <w:lvl w:ilvl="1">
+      <w:start w:val="1"/>
+      <w:numFmt w:val="bullet"/>
+      <w:lvlText w:val="-"/>
+      <w:lvlJc w:val="left"/>
+      <w:pPr>
         <w:ind w:left="1440" w:hanging="360"/>
       </w:pPr>
       <w:rPr>
         <w:u w:val="none"/>
       </w:rPr>
     </w:lvl>
-    <w:lvl w:ilvl="1">
+    <w:lvl w:ilvl="2">
       <w:start w:val="1"/>
       <w:numFmt w:val="bullet"/>
       <w:lvlText w:val="-"/>
@@ -6012,7 +9882,7 @@
         <w:u w:val="none"/>
       </w:rPr>
     </w:lvl>
-    <w:lvl w:ilvl="2">
+    <w:lvl w:ilvl="3">
       <w:start w:val="1"/>
       <w:numFmt w:val="bullet"/>
       <w:lvlText w:val="-"/>
@@ -6024,7 +9894,7 @@
         <w:u w:val="none"/>
       </w:rPr>
     </w:lvl>
-    <w:lvl w:ilvl="3">
+    <w:lvl w:ilvl="4">
       <w:start w:val="1"/>
       <w:numFmt w:val="bullet"/>
       <w:lvlText w:val="-"/>
@@ -6036,7 +9906,7 @@
         <w:u w:val="none"/>
       </w:rPr>
     </w:lvl>
-    <w:lvl w:ilvl="4">
+    <w:lvl w:ilvl="5">
       <w:start w:val="1"/>
       <w:numFmt w:val="bullet"/>
       <w:lvlText w:val="-"/>
@@ -6048,7 +9918,7 @@
         <w:u w:val="none"/>
       </w:rPr>
     </w:lvl>
-    <w:lvl w:ilvl="5">
+    <w:lvl w:ilvl="6">
       <w:start w:val="1"/>
       <w:numFmt w:val="bullet"/>
       <w:lvlText w:val="-"/>
@@ -6060,7 +9930,7 @@
         <w:u w:val="none"/>
       </w:rPr>
     </w:lvl>
-    <w:lvl w:ilvl="6">
+    <w:lvl w:ilvl="7">
       <w:start w:val="1"/>
       <w:numFmt w:val="bullet"/>
       <w:lvlText w:val="-"/>
@@ -6072,25 +9942,13 @@
         <w:u w:val="none"/>
       </w:rPr>
     </w:lvl>
-    <w:lvl w:ilvl="7">
+    <w:lvl w:ilvl="8">
       <w:start w:val="1"/>
       <w:numFmt w:val="bullet"/>
       <w:lvlText w:val="-"/>
       <w:lvlJc w:val="left"/>
       <w:pPr>
         <w:ind w:left="6480" w:hanging="360"/>
-      </w:pPr>
-      <w:rPr>
-        <w:u w:val="none"/>
-      </w:rPr>
-    </w:lvl>
-    <w:lvl w:ilvl="8">
-      <w:start w:val="1"/>
-      <w:numFmt w:val="bullet"/>
-      <w:lvlText w:val="-"/>
-      <w:lvlJc w:val="left"/>
-      <w:pPr>
-        <w:ind w:left="7200" w:hanging="360"/>
       </w:pPr>
       <w:rPr>
         <w:u w:val="none"/>
@@ -6211,6 +10069,1876 @@
     <w:lvl w:ilvl="0">
       <w:start w:val="1"/>
       <w:numFmt w:val="bullet"/>
+      <w:lvlText w:val="-"/>
+      <w:lvlJc w:val="left"/>
+      <w:pPr>
+        <w:ind w:left="720" w:hanging="360"/>
+      </w:pPr>
+      <w:rPr>
+        <w:u w:val="none"/>
+      </w:rPr>
+    </w:lvl>
+    <w:lvl w:ilvl="1">
+      <w:start w:val="1"/>
+      <w:numFmt w:val="bullet"/>
+      <w:lvlText w:val="-"/>
+      <w:lvlJc w:val="left"/>
+      <w:pPr>
+        <w:ind w:left="1440" w:hanging="360"/>
+      </w:pPr>
+      <w:rPr>
+        <w:u w:val="none"/>
+      </w:rPr>
+    </w:lvl>
+    <w:lvl w:ilvl="2">
+      <w:start w:val="1"/>
+      <w:numFmt w:val="bullet"/>
+      <w:lvlText w:val="-"/>
+      <w:lvlJc w:val="left"/>
+      <w:pPr>
+        <w:ind w:left="2160" w:hanging="360"/>
+      </w:pPr>
+      <w:rPr>
+        <w:u w:val="none"/>
+      </w:rPr>
+    </w:lvl>
+    <w:lvl w:ilvl="3">
+      <w:start w:val="1"/>
+      <w:numFmt w:val="bullet"/>
+      <w:lvlText w:val="-"/>
+      <w:lvlJc w:val="left"/>
+      <w:pPr>
+        <w:ind w:left="2880" w:hanging="360"/>
+      </w:pPr>
+      <w:rPr>
+        <w:u w:val="none"/>
+      </w:rPr>
+    </w:lvl>
+    <w:lvl w:ilvl="4">
+      <w:start w:val="1"/>
+      <w:numFmt w:val="bullet"/>
+      <w:lvlText w:val="-"/>
+      <w:lvlJc w:val="left"/>
+      <w:pPr>
+        <w:ind w:left="3600" w:hanging="360"/>
+      </w:pPr>
+      <w:rPr>
+        <w:u w:val="none"/>
+      </w:rPr>
+    </w:lvl>
+    <w:lvl w:ilvl="5">
+      <w:start w:val="1"/>
+      <w:numFmt w:val="bullet"/>
+      <w:lvlText w:val="-"/>
+      <w:lvlJc w:val="left"/>
+      <w:pPr>
+        <w:ind w:left="4320" w:hanging="360"/>
+      </w:pPr>
+      <w:rPr>
+        <w:u w:val="none"/>
+      </w:rPr>
+    </w:lvl>
+    <w:lvl w:ilvl="6">
+      <w:start w:val="1"/>
+      <w:numFmt w:val="bullet"/>
+      <w:lvlText w:val="-"/>
+      <w:lvlJc w:val="left"/>
+      <w:pPr>
+        <w:ind w:left="5040" w:hanging="360"/>
+      </w:pPr>
+      <w:rPr>
+        <w:u w:val="none"/>
+      </w:rPr>
+    </w:lvl>
+    <w:lvl w:ilvl="7">
+      <w:start w:val="1"/>
+      <w:numFmt w:val="bullet"/>
+      <w:lvlText w:val="-"/>
+      <w:lvlJc w:val="left"/>
+      <w:pPr>
+        <w:ind w:left="5760" w:hanging="360"/>
+      </w:pPr>
+      <w:rPr>
+        <w:u w:val="none"/>
+      </w:rPr>
+    </w:lvl>
+    <w:lvl w:ilvl="8">
+      <w:start w:val="1"/>
+      <w:numFmt w:val="bullet"/>
+      <w:lvlText w:val="-"/>
+      <w:lvlJc w:val="left"/>
+      <w:pPr>
+        <w:ind w:left="6480" w:hanging="360"/>
+      </w:pPr>
+      <w:rPr>
+        <w:u w:val="none"/>
+      </w:rPr>
+    </w:lvl>
+  </w:abstractNum>
+  <w:abstractNum w:abstractNumId="21">
+    <w:lvl w:ilvl="0">
+      <w:start w:val="1"/>
+      <w:numFmt w:val="bullet"/>
+      <w:lvlText w:val="-"/>
+      <w:lvlJc w:val="left"/>
+      <w:pPr>
+        <w:ind w:left="720" w:hanging="360"/>
+      </w:pPr>
+      <w:rPr>
+        <w:u w:val="none"/>
+      </w:rPr>
+    </w:lvl>
+    <w:lvl w:ilvl="1">
+      <w:start w:val="1"/>
+      <w:numFmt w:val="bullet"/>
+      <w:lvlText w:val="-"/>
+      <w:lvlJc w:val="left"/>
+      <w:pPr>
+        <w:ind w:left="1440" w:hanging="360"/>
+      </w:pPr>
+      <w:rPr>
+        <w:u w:val="none"/>
+      </w:rPr>
+    </w:lvl>
+    <w:lvl w:ilvl="2">
+      <w:start w:val="1"/>
+      <w:numFmt w:val="bullet"/>
+      <w:lvlText w:val="-"/>
+      <w:lvlJc w:val="left"/>
+      <w:pPr>
+        <w:ind w:left="2160" w:hanging="360"/>
+      </w:pPr>
+      <w:rPr>
+        <w:u w:val="none"/>
+      </w:rPr>
+    </w:lvl>
+    <w:lvl w:ilvl="3">
+      <w:start w:val="1"/>
+      <w:numFmt w:val="bullet"/>
+      <w:lvlText w:val="-"/>
+      <w:lvlJc w:val="left"/>
+      <w:pPr>
+        <w:ind w:left="2880" w:hanging="360"/>
+      </w:pPr>
+      <w:rPr>
+        <w:u w:val="none"/>
+      </w:rPr>
+    </w:lvl>
+    <w:lvl w:ilvl="4">
+      <w:start w:val="1"/>
+      <w:numFmt w:val="bullet"/>
+      <w:lvlText w:val="-"/>
+      <w:lvlJc w:val="left"/>
+      <w:pPr>
+        <w:ind w:left="3600" w:hanging="360"/>
+      </w:pPr>
+      <w:rPr>
+        <w:u w:val="none"/>
+      </w:rPr>
+    </w:lvl>
+    <w:lvl w:ilvl="5">
+      <w:start w:val="1"/>
+      <w:numFmt w:val="bullet"/>
+      <w:lvlText w:val="-"/>
+      <w:lvlJc w:val="left"/>
+      <w:pPr>
+        <w:ind w:left="4320" w:hanging="360"/>
+      </w:pPr>
+      <w:rPr>
+        <w:u w:val="none"/>
+      </w:rPr>
+    </w:lvl>
+    <w:lvl w:ilvl="6">
+      <w:start w:val="1"/>
+      <w:numFmt w:val="bullet"/>
+      <w:lvlText w:val="-"/>
+      <w:lvlJc w:val="left"/>
+      <w:pPr>
+        <w:ind w:left="5040" w:hanging="360"/>
+      </w:pPr>
+      <w:rPr>
+        <w:u w:val="none"/>
+      </w:rPr>
+    </w:lvl>
+    <w:lvl w:ilvl="7">
+      <w:start w:val="1"/>
+      <w:numFmt w:val="bullet"/>
+      <w:lvlText w:val="-"/>
+      <w:lvlJc w:val="left"/>
+      <w:pPr>
+        <w:ind w:left="5760" w:hanging="360"/>
+      </w:pPr>
+      <w:rPr>
+        <w:u w:val="none"/>
+      </w:rPr>
+    </w:lvl>
+    <w:lvl w:ilvl="8">
+      <w:start w:val="1"/>
+      <w:numFmt w:val="bullet"/>
+      <w:lvlText w:val="-"/>
+      <w:lvlJc w:val="left"/>
+      <w:pPr>
+        <w:ind w:left="6480" w:hanging="360"/>
+      </w:pPr>
+      <w:rPr>
+        <w:u w:val="none"/>
+      </w:rPr>
+    </w:lvl>
+  </w:abstractNum>
+  <w:abstractNum w:abstractNumId="22">
+    <w:lvl w:ilvl="0">
+      <w:start w:val="1"/>
+      <w:numFmt w:val="bullet"/>
+      <w:lvlText w:val="○"/>
+      <w:lvlJc w:val="left"/>
+      <w:pPr>
+        <w:ind w:left="720" w:hanging="360"/>
+      </w:pPr>
+      <w:rPr>
+        <w:u w:val="none"/>
+      </w:rPr>
+    </w:lvl>
+    <w:lvl w:ilvl="1">
+      <w:start w:val="1"/>
+      <w:numFmt w:val="bullet"/>
+      <w:lvlText w:val="○"/>
+      <w:lvlJc w:val="left"/>
+      <w:pPr>
+        <w:ind w:left="1440" w:hanging="360"/>
+      </w:pPr>
+      <w:rPr>
+        <w:u w:val="none"/>
+      </w:rPr>
+    </w:lvl>
+    <w:lvl w:ilvl="2">
+      <w:start w:val="1"/>
+      <w:numFmt w:val="bullet"/>
+      <w:lvlText w:val="■"/>
+      <w:lvlJc w:val="left"/>
+      <w:pPr>
+        <w:ind w:left="2160" w:hanging="360"/>
+      </w:pPr>
+      <w:rPr>
+        <w:u w:val="none"/>
+      </w:rPr>
+    </w:lvl>
+    <w:lvl w:ilvl="3">
+      <w:start w:val="1"/>
+      <w:numFmt w:val="bullet"/>
+      <w:lvlText w:val="●"/>
+      <w:lvlJc w:val="left"/>
+      <w:pPr>
+        <w:ind w:left="2880" w:hanging="360"/>
+      </w:pPr>
+      <w:rPr>
+        <w:u w:val="none"/>
+      </w:rPr>
+    </w:lvl>
+    <w:lvl w:ilvl="4">
+      <w:start w:val="1"/>
+      <w:numFmt w:val="bullet"/>
+      <w:lvlText w:val="○"/>
+      <w:lvlJc w:val="left"/>
+      <w:pPr>
+        <w:ind w:left="3600" w:hanging="360"/>
+      </w:pPr>
+      <w:rPr>
+        <w:u w:val="none"/>
+      </w:rPr>
+    </w:lvl>
+    <w:lvl w:ilvl="5">
+      <w:start w:val="1"/>
+      <w:numFmt w:val="bullet"/>
+      <w:lvlText w:val="■"/>
+      <w:lvlJc w:val="left"/>
+      <w:pPr>
+        <w:ind w:left="4320" w:hanging="360"/>
+      </w:pPr>
+      <w:rPr>
+        <w:u w:val="none"/>
+      </w:rPr>
+    </w:lvl>
+    <w:lvl w:ilvl="6">
+      <w:start w:val="1"/>
+      <w:numFmt w:val="bullet"/>
+      <w:lvlText w:val="●"/>
+      <w:lvlJc w:val="left"/>
+      <w:pPr>
+        <w:ind w:left="5040" w:hanging="360"/>
+      </w:pPr>
+      <w:rPr>
+        <w:u w:val="none"/>
+      </w:rPr>
+    </w:lvl>
+    <w:lvl w:ilvl="7">
+      <w:start w:val="1"/>
+      <w:numFmt w:val="bullet"/>
+      <w:lvlText w:val="○"/>
+      <w:lvlJc w:val="left"/>
+      <w:pPr>
+        <w:ind w:left="5760" w:hanging="360"/>
+      </w:pPr>
+      <w:rPr>
+        <w:u w:val="none"/>
+      </w:rPr>
+    </w:lvl>
+    <w:lvl w:ilvl="8">
+      <w:start w:val="1"/>
+      <w:numFmt w:val="bullet"/>
+      <w:lvlText w:val="■"/>
+      <w:lvlJc w:val="left"/>
+      <w:pPr>
+        <w:ind w:left="6480" w:hanging="360"/>
+      </w:pPr>
+      <w:rPr>
+        <w:u w:val="none"/>
+      </w:rPr>
+    </w:lvl>
+  </w:abstractNum>
+  <w:abstractNum w:abstractNumId="23">
+    <w:lvl w:ilvl="0">
+      <w:start w:val="1"/>
+      <w:numFmt w:val="bullet"/>
+      <w:lvlText w:val="-"/>
+      <w:lvlJc w:val="left"/>
+      <w:pPr>
+        <w:ind w:left="720" w:hanging="360"/>
+      </w:pPr>
+      <w:rPr>
+        <w:u w:val="none"/>
+      </w:rPr>
+    </w:lvl>
+    <w:lvl w:ilvl="1">
+      <w:start w:val="1"/>
+      <w:numFmt w:val="bullet"/>
+      <w:lvlText w:val="-"/>
+      <w:lvlJc w:val="left"/>
+      <w:pPr>
+        <w:ind w:left="1440" w:hanging="360"/>
+      </w:pPr>
+      <w:rPr>
+        <w:u w:val="none"/>
+      </w:rPr>
+    </w:lvl>
+    <w:lvl w:ilvl="2">
+      <w:start w:val="1"/>
+      <w:numFmt w:val="bullet"/>
+      <w:lvlText w:val="-"/>
+      <w:lvlJc w:val="left"/>
+      <w:pPr>
+        <w:ind w:left="2160" w:hanging="360"/>
+      </w:pPr>
+      <w:rPr>
+        <w:u w:val="none"/>
+      </w:rPr>
+    </w:lvl>
+    <w:lvl w:ilvl="3">
+      <w:start w:val="1"/>
+      <w:numFmt w:val="bullet"/>
+      <w:lvlText w:val="-"/>
+      <w:lvlJc w:val="left"/>
+      <w:pPr>
+        <w:ind w:left="2880" w:hanging="360"/>
+      </w:pPr>
+      <w:rPr>
+        <w:u w:val="none"/>
+      </w:rPr>
+    </w:lvl>
+    <w:lvl w:ilvl="4">
+      <w:start w:val="1"/>
+      <w:numFmt w:val="bullet"/>
+      <w:lvlText w:val="-"/>
+      <w:lvlJc w:val="left"/>
+      <w:pPr>
+        <w:ind w:left="3600" w:hanging="360"/>
+      </w:pPr>
+      <w:rPr>
+        <w:u w:val="none"/>
+      </w:rPr>
+    </w:lvl>
+    <w:lvl w:ilvl="5">
+      <w:start w:val="1"/>
+      <w:numFmt w:val="bullet"/>
+      <w:lvlText w:val="-"/>
+      <w:lvlJc w:val="left"/>
+      <w:pPr>
+        <w:ind w:left="4320" w:hanging="360"/>
+      </w:pPr>
+      <w:rPr>
+        <w:u w:val="none"/>
+      </w:rPr>
+    </w:lvl>
+    <w:lvl w:ilvl="6">
+      <w:start w:val="1"/>
+      <w:numFmt w:val="bullet"/>
+      <w:lvlText w:val="-"/>
+      <w:lvlJc w:val="left"/>
+      <w:pPr>
+        <w:ind w:left="5040" w:hanging="360"/>
+      </w:pPr>
+      <w:rPr>
+        <w:u w:val="none"/>
+      </w:rPr>
+    </w:lvl>
+    <w:lvl w:ilvl="7">
+      <w:start w:val="1"/>
+      <w:numFmt w:val="bullet"/>
+      <w:lvlText w:val="-"/>
+      <w:lvlJc w:val="left"/>
+      <w:pPr>
+        <w:ind w:left="5760" w:hanging="360"/>
+      </w:pPr>
+      <w:rPr>
+        <w:u w:val="none"/>
+      </w:rPr>
+    </w:lvl>
+    <w:lvl w:ilvl="8">
+      <w:start w:val="1"/>
+      <w:numFmt w:val="bullet"/>
+      <w:lvlText w:val="-"/>
+      <w:lvlJc w:val="left"/>
+      <w:pPr>
+        <w:ind w:left="6480" w:hanging="360"/>
+      </w:pPr>
+      <w:rPr>
+        <w:u w:val="none"/>
+      </w:rPr>
+    </w:lvl>
+  </w:abstractNum>
+  <w:abstractNum w:abstractNumId="24">
+    <w:lvl w:ilvl="0">
+      <w:start w:val="1"/>
+      <w:numFmt w:val="bullet"/>
+      <w:lvlText w:val="-"/>
+      <w:lvlJc w:val="left"/>
+      <w:pPr>
+        <w:ind w:left="720" w:hanging="360"/>
+      </w:pPr>
+      <w:rPr>
+        <w:u w:val="none"/>
+      </w:rPr>
+    </w:lvl>
+    <w:lvl w:ilvl="1">
+      <w:start w:val="1"/>
+      <w:numFmt w:val="bullet"/>
+      <w:lvlText w:val="-"/>
+      <w:lvlJc w:val="left"/>
+      <w:pPr>
+        <w:ind w:left="1440" w:hanging="360"/>
+      </w:pPr>
+      <w:rPr>
+        <w:u w:val="none"/>
+      </w:rPr>
+    </w:lvl>
+    <w:lvl w:ilvl="2">
+      <w:start w:val="1"/>
+      <w:numFmt w:val="bullet"/>
+      <w:lvlText w:val="-"/>
+      <w:lvlJc w:val="left"/>
+      <w:pPr>
+        <w:ind w:left="2160" w:hanging="360"/>
+      </w:pPr>
+      <w:rPr>
+        <w:u w:val="none"/>
+      </w:rPr>
+    </w:lvl>
+    <w:lvl w:ilvl="3">
+      <w:start w:val="1"/>
+      <w:numFmt w:val="bullet"/>
+      <w:lvlText w:val="-"/>
+      <w:lvlJc w:val="left"/>
+      <w:pPr>
+        <w:ind w:left="2880" w:hanging="360"/>
+      </w:pPr>
+      <w:rPr>
+        <w:u w:val="none"/>
+      </w:rPr>
+    </w:lvl>
+    <w:lvl w:ilvl="4">
+      <w:start w:val="1"/>
+      <w:numFmt w:val="bullet"/>
+      <w:lvlText w:val="-"/>
+      <w:lvlJc w:val="left"/>
+      <w:pPr>
+        <w:ind w:left="3600" w:hanging="360"/>
+      </w:pPr>
+      <w:rPr>
+        <w:u w:val="none"/>
+      </w:rPr>
+    </w:lvl>
+    <w:lvl w:ilvl="5">
+      <w:start w:val="1"/>
+      <w:numFmt w:val="bullet"/>
+      <w:lvlText w:val="-"/>
+      <w:lvlJc w:val="left"/>
+      <w:pPr>
+        <w:ind w:left="4320" w:hanging="360"/>
+      </w:pPr>
+      <w:rPr>
+        <w:u w:val="none"/>
+      </w:rPr>
+    </w:lvl>
+    <w:lvl w:ilvl="6">
+      <w:start w:val="1"/>
+      <w:numFmt w:val="bullet"/>
+      <w:lvlText w:val="-"/>
+      <w:lvlJc w:val="left"/>
+      <w:pPr>
+        <w:ind w:left="5040" w:hanging="360"/>
+      </w:pPr>
+      <w:rPr>
+        <w:u w:val="none"/>
+      </w:rPr>
+    </w:lvl>
+    <w:lvl w:ilvl="7">
+      <w:start w:val="1"/>
+      <w:numFmt w:val="bullet"/>
+      <w:lvlText w:val="-"/>
+      <w:lvlJc w:val="left"/>
+      <w:pPr>
+        <w:ind w:left="5760" w:hanging="360"/>
+      </w:pPr>
+      <w:rPr>
+        <w:u w:val="none"/>
+      </w:rPr>
+    </w:lvl>
+    <w:lvl w:ilvl="8">
+      <w:start w:val="1"/>
+      <w:numFmt w:val="bullet"/>
+      <w:lvlText w:val="-"/>
+      <w:lvlJc w:val="left"/>
+      <w:pPr>
+        <w:ind w:left="6480" w:hanging="360"/>
+      </w:pPr>
+      <w:rPr>
+        <w:u w:val="none"/>
+      </w:rPr>
+    </w:lvl>
+  </w:abstractNum>
+  <w:abstractNum w:abstractNumId="25">
+    <w:lvl w:ilvl="0">
+      <w:start w:val="1"/>
+      <w:numFmt w:val="bullet"/>
+      <w:lvlText w:val="-"/>
+      <w:lvlJc w:val="left"/>
+      <w:pPr>
+        <w:ind w:left="720" w:hanging="360"/>
+      </w:pPr>
+      <w:rPr>
+        <w:u w:val="none"/>
+      </w:rPr>
+    </w:lvl>
+    <w:lvl w:ilvl="1">
+      <w:start w:val="1"/>
+      <w:numFmt w:val="bullet"/>
+      <w:lvlText w:val="-"/>
+      <w:lvlJc w:val="left"/>
+      <w:pPr>
+        <w:ind w:left="1440" w:hanging="360"/>
+      </w:pPr>
+      <w:rPr>
+        <w:u w:val="none"/>
+      </w:rPr>
+    </w:lvl>
+    <w:lvl w:ilvl="2">
+      <w:start w:val="1"/>
+      <w:numFmt w:val="bullet"/>
+      <w:lvlText w:val="-"/>
+      <w:lvlJc w:val="left"/>
+      <w:pPr>
+        <w:ind w:left="2160" w:hanging="360"/>
+      </w:pPr>
+      <w:rPr>
+        <w:u w:val="none"/>
+      </w:rPr>
+    </w:lvl>
+    <w:lvl w:ilvl="3">
+      <w:start w:val="1"/>
+      <w:numFmt w:val="bullet"/>
+      <w:lvlText w:val="-"/>
+      <w:lvlJc w:val="left"/>
+      <w:pPr>
+        <w:ind w:left="2880" w:hanging="360"/>
+      </w:pPr>
+      <w:rPr>
+        <w:u w:val="none"/>
+      </w:rPr>
+    </w:lvl>
+    <w:lvl w:ilvl="4">
+      <w:start w:val="1"/>
+      <w:numFmt w:val="bullet"/>
+      <w:lvlText w:val="-"/>
+      <w:lvlJc w:val="left"/>
+      <w:pPr>
+        <w:ind w:left="3600" w:hanging="360"/>
+      </w:pPr>
+      <w:rPr>
+        <w:u w:val="none"/>
+      </w:rPr>
+    </w:lvl>
+    <w:lvl w:ilvl="5">
+      <w:start w:val="1"/>
+      <w:numFmt w:val="bullet"/>
+      <w:lvlText w:val="-"/>
+      <w:lvlJc w:val="left"/>
+      <w:pPr>
+        <w:ind w:left="4320" w:hanging="360"/>
+      </w:pPr>
+      <w:rPr>
+        <w:u w:val="none"/>
+      </w:rPr>
+    </w:lvl>
+    <w:lvl w:ilvl="6">
+      <w:start w:val="1"/>
+      <w:numFmt w:val="bullet"/>
+      <w:lvlText w:val="-"/>
+      <w:lvlJc w:val="left"/>
+      <w:pPr>
+        <w:ind w:left="5040" w:hanging="360"/>
+      </w:pPr>
+      <w:rPr>
+        <w:u w:val="none"/>
+      </w:rPr>
+    </w:lvl>
+    <w:lvl w:ilvl="7">
+      <w:start w:val="1"/>
+      <w:numFmt w:val="bullet"/>
+      <w:lvlText w:val="-"/>
+      <w:lvlJc w:val="left"/>
+      <w:pPr>
+        <w:ind w:left="5760" w:hanging="360"/>
+      </w:pPr>
+      <w:rPr>
+        <w:u w:val="none"/>
+      </w:rPr>
+    </w:lvl>
+    <w:lvl w:ilvl="8">
+      <w:start w:val="1"/>
+      <w:numFmt w:val="bullet"/>
+      <w:lvlText w:val="-"/>
+      <w:lvlJc w:val="left"/>
+      <w:pPr>
+        <w:ind w:left="6480" w:hanging="360"/>
+      </w:pPr>
+      <w:rPr>
+        <w:u w:val="none"/>
+      </w:rPr>
+    </w:lvl>
+  </w:abstractNum>
+  <w:abstractNum w:abstractNumId="26">
+    <w:lvl w:ilvl="0">
+      <w:start w:val="1"/>
+      <w:numFmt w:val="bullet"/>
+      <w:lvlText w:val="●"/>
+      <w:lvlJc w:val="left"/>
+      <w:pPr>
+        <w:ind w:left="720" w:hanging="360"/>
+      </w:pPr>
+      <w:rPr>
+        <w:u w:val="none"/>
+      </w:rPr>
+    </w:lvl>
+    <w:lvl w:ilvl="1">
+      <w:start w:val="1"/>
+      <w:numFmt w:val="bullet"/>
+      <w:lvlText w:val="○"/>
+      <w:lvlJc w:val="left"/>
+      <w:pPr>
+        <w:ind w:left="1440" w:hanging="360"/>
+      </w:pPr>
+      <w:rPr>
+        <w:u w:val="none"/>
+      </w:rPr>
+    </w:lvl>
+    <w:lvl w:ilvl="2">
+      <w:start w:val="1"/>
+      <w:numFmt w:val="bullet"/>
+      <w:lvlText w:val="■"/>
+      <w:lvlJc w:val="left"/>
+      <w:pPr>
+        <w:ind w:left="2160" w:hanging="360"/>
+      </w:pPr>
+      <w:rPr>
+        <w:u w:val="none"/>
+      </w:rPr>
+    </w:lvl>
+    <w:lvl w:ilvl="3">
+      <w:start w:val="1"/>
+      <w:numFmt w:val="bullet"/>
+      <w:lvlText w:val="●"/>
+      <w:lvlJc w:val="left"/>
+      <w:pPr>
+        <w:ind w:left="2880" w:hanging="360"/>
+      </w:pPr>
+      <w:rPr>
+        <w:u w:val="none"/>
+      </w:rPr>
+    </w:lvl>
+    <w:lvl w:ilvl="4">
+      <w:start w:val="1"/>
+      <w:numFmt w:val="bullet"/>
+      <w:lvlText w:val="○"/>
+      <w:lvlJc w:val="left"/>
+      <w:pPr>
+        <w:ind w:left="3600" w:hanging="360"/>
+      </w:pPr>
+      <w:rPr>
+        <w:u w:val="none"/>
+      </w:rPr>
+    </w:lvl>
+    <w:lvl w:ilvl="5">
+      <w:start w:val="1"/>
+      <w:numFmt w:val="bullet"/>
+      <w:lvlText w:val="■"/>
+      <w:lvlJc w:val="left"/>
+      <w:pPr>
+        <w:ind w:left="4320" w:hanging="360"/>
+      </w:pPr>
+      <w:rPr>
+        <w:u w:val="none"/>
+      </w:rPr>
+    </w:lvl>
+    <w:lvl w:ilvl="6">
+      <w:start w:val="1"/>
+      <w:numFmt w:val="bullet"/>
+      <w:lvlText w:val="●"/>
+      <w:lvlJc w:val="left"/>
+      <w:pPr>
+        <w:ind w:left="5040" w:hanging="360"/>
+      </w:pPr>
+      <w:rPr>
+        <w:u w:val="none"/>
+      </w:rPr>
+    </w:lvl>
+    <w:lvl w:ilvl="7">
+      <w:start w:val="1"/>
+      <w:numFmt w:val="bullet"/>
+      <w:lvlText w:val="○"/>
+      <w:lvlJc w:val="left"/>
+      <w:pPr>
+        <w:ind w:left="5760" w:hanging="360"/>
+      </w:pPr>
+      <w:rPr>
+        <w:u w:val="none"/>
+      </w:rPr>
+    </w:lvl>
+    <w:lvl w:ilvl="8">
+      <w:start w:val="1"/>
+      <w:numFmt w:val="bullet"/>
+      <w:lvlText w:val="■"/>
+      <w:lvlJc w:val="left"/>
+      <w:pPr>
+        <w:ind w:left="6480" w:hanging="360"/>
+      </w:pPr>
+      <w:rPr>
+        <w:u w:val="none"/>
+      </w:rPr>
+    </w:lvl>
+  </w:abstractNum>
+  <w:abstractNum w:abstractNumId="27">
+    <w:lvl w:ilvl="0">
+      <w:start w:val="1"/>
+      <w:numFmt w:val="bullet"/>
+      <w:lvlText w:val="-"/>
+      <w:lvlJc w:val="left"/>
+      <w:pPr>
+        <w:ind w:left="1440" w:hanging="360"/>
+      </w:pPr>
+      <w:rPr>
+        <w:u w:val="none"/>
+      </w:rPr>
+    </w:lvl>
+    <w:lvl w:ilvl="1">
+      <w:start w:val="1"/>
+      <w:numFmt w:val="bullet"/>
+      <w:lvlText w:val="-"/>
+      <w:lvlJc w:val="left"/>
+      <w:pPr>
+        <w:ind w:left="2160" w:hanging="360"/>
+      </w:pPr>
+      <w:rPr>
+        <w:u w:val="none"/>
+      </w:rPr>
+    </w:lvl>
+    <w:lvl w:ilvl="2">
+      <w:start w:val="1"/>
+      <w:numFmt w:val="bullet"/>
+      <w:lvlText w:val="-"/>
+      <w:lvlJc w:val="left"/>
+      <w:pPr>
+        <w:ind w:left="2880" w:hanging="360"/>
+      </w:pPr>
+      <w:rPr>
+        <w:u w:val="none"/>
+      </w:rPr>
+    </w:lvl>
+    <w:lvl w:ilvl="3">
+      <w:start w:val="1"/>
+      <w:numFmt w:val="bullet"/>
+      <w:lvlText w:val="-"/>
+      <w:lvlJc w:val="left"/>
+      <w:pPr>
+        <w:ind w:left="3600" w:hanging="360"/>
+      </w:pPr>
+      <w:rPr>
+        <w:u w:val="none"/>
+      </w:rPr>
+    </w:lvl>
+    <w:lvl w:ilvl="4">
+      <w:start w:val="1"/>
+      <w:numFmt w:val="bullet"/>
+      <w:lvlText w:val="-"/>
+      <w:lvlJc w:val="left"/>
+      <w:pPr>
+        <w:ind w:left="4320" w:hanging="360"/>
+      </w:pPr>
+      <w:rPr>
+        <w:u w:val="none"/>
+      </w:rPr>
+    </w:lvl>
+    <w:lvl w:ilvl="5">
+      <w:start w:val="1"/>
+      <w:numFmt w:val="bullet"/>
+      <w:lvlText w:val="-"/>
+      <w:lvlJc w:val="left"/>
+      <w:pPr>
+        <w:ind w:left="5040" w:hanging="360"/>
+      </w:pPr>
+      <w:rPr>
+        <w:u w:val="none"/>
+      </w:rPr>
+    </w:lvl>
+    <w:lvl w:ilvl="6">
+      <w:start w:val="1"/>
+      <w:numFmt w:val="bullet"/>
+      <w:lvlText w:val="-"/>
+      <w:lvlJc w:val="left"/>
+      <w:pPr>
+        <w:ind w:left="5760" w:hanging="360"/>
+      </w:pPr>
+      <w:rPr>
+        <w:u w:val="none"/>
+      </w:rPr>
+    </w:lvl>
+    <w:lvl w:ilvl="7">
+      <w:start w:val="1"/>
+      <w:numFmt w:val="bullet"/>
+      <w:lvlText w:val="-"/>
+      <w:lvlJc w:val="left"/>
+      <w:pPr>
+        <w:ind w:left="6480" w:hanging="360"/>
+      </w:pPr>
+      <w:rPr>
+        <w:u w:val="none"/>
+      </w:rPr>
+    </w:lvl>
+    <w:lvl w:ilvl="8">
+      <w:start w:val="1"/>
+      <w:numFmt w:val="bullet"/>
+      <w:lvlText w:val="-"/>
+      <w:lvlJc w:val="left"/>
+      <w:pPr>
+        <w:ind w:left="7200" w:hanging="360"/>
+      </w:pPr>
+      <w:rPr>
+        <w:u w:val="none"/>
+      </w:rPr>
+    </w:lvl>
+  </w:abstractNum>
+  <w:abstractNum w:abstractNumId="28">
+    <w:lvl w:ilvl="0">
+      <w:start w:val="1"/>
+      <w:numFmt w:val="bullet"/>
+      <w:lvlText w:val="-"/>
+      <w:lvlJc w:val="left"/>
+      <w:pPr>
+        <w:ind w:left="720" w:hanging="360"/>
+      </w:pPr>
+      <w:rPr>
+        <w:u w:val="none"/>
+      </w:rPr>
+    </w:lvl>
+    <w:lvl w:ilvl="1">
+      <w:start w:val="1"/>
+      <w:numFmt w:val="bullet"/>
+      <w:lvlText w:val="-"/>
+      <w:lvlJc w:val="left"/>
+      <w:pPr>
+        <w:ind w:left="1440" w:hanging="360"/>
+      </w:pPr>
+      <w:rPr>
+        <w:u w:val="none"/>
+      </w:rPr>
+    </w:lvl>
+    <w:lvl w:ilvl="2">
+      <w:start w:val="1"/>
+      <w:numFmt w:val="bullet"/>
+      <w:lvlText w:val="-"/>
+      <w:lvlJc w:val="left"/>
+      <w:pPr>
+        <w:ind w:left="2160" w:hanging="360"/>
+      </w:pPr>
+      <w:rPr>
+        <w:u w:val="none"/>
+      </w:rPr>
+    </w:lvl>
+    <w:lvl w:ilvl="3">
+      <w:start w:val="1"/>
+      <w:numFmt w:val="bullet"/>
+      <w:lvlText w:val="-"/>
+      <w:lvlJc w:val="left"/>
+      <w:pPr>
+        <w:ind w:left="2880" w:hanging="360"/>
+      </w:pPr>
+      <w:rPr>
+        <w:u w:val="none"/>
+      </w:rPr>
+    </w:lvl>
+    <w:lvl w:ilvl="4">
+      <w:start w:val="1"/>
+      <w:numFmt w:val="bullet"/>
+      <w:lvlText w:val="-"/>
+      <w:lvlJc w:val="left"/>
+      <w:pPr>
+        <w:ind w:left="3600" w:hanging="360"/>
+      </w:pPr>
+      <w:rPr>
+        <w:u w:val="none"/>
+      </w:rPr>
+    </w:lvl>
+    <w:lvl w:ilvl="5">
+      <w:start w:val="1"/>
+      <w:numFmt w:val="bullet"/>
+      <w:lvlText w:val="-"/>
+      <w:lvlJc w:val="left"/>
+      <w:pPr>
+        <w:ind w:left="4320" w:hanging="360"/>
+      </w:pPr>
+      <w:rPr>
+        <w:u w:val="none"/>
+      </w:rPr>
+    </w:lvl>
+    <w:lvl w:ilvl="6">
+      <w:start w:val="1"/>
+      <w:numFmt w:val="bullet"/>
+      <w:lvlText w:val="-"/>
+      <w:lvlJc w:val="left"/>
+      <w:pPr>
+        <w:ind w:left="5040" w:hanging="360"/>
+      </w:pPr>
+      <w:rPr>
+        <w:u w:val="none"/>
+      </w:rPr>
+    </w:lvl>
+    <w:lvl w:ilvl="7">
+      <w:start w:val="1"/>
+      <w:numFmt w:val="bullet"/>
+      <w:lvlText w:val="-"/>
+      <w:lvlJc w:val="left"/>
+      <w:pPr>
+        <w:ind w:left="5760" w:hanging="360"/>
+      </w:pPr>
+      <w:rPr>
+        <w:u w:val="none"/>
+      </w:rPr>
+    </w:lvl>
+    <w:lvl w:ilvl="8">
+      <w:start w:val="1"/>
+      <w:numFmt w:val="bullet"/>
+      <w:lvlText w:val="-"/>
+      <w:lvlJc w:val="left"/>
+      <w:pPr>
+        <w:ind w:left="6480" w:hanging="360"/>
+      </w:pPr>
+      <w:rPr>
+        <w:u w:val="none"/>
+      </w:rPr>
+    </w:lvl>
+  </w:abstractNum>
+  <w:abstractNum w:abstractNumId="29">
+    <w:lvl w:ilvl="0">
+      <w:start w:val="1"/>
+      <w:numFmt w:val="bullet"/>
+      <w:lvlText w:val="-"/>
+      <w:lvlJc w:val="left"/>
+      <w:pPr>
+        <w:ind w:left="720" w:hanging="360"/>
+      </w:pPr>
+      <w:rPr>
+        <w:u w:val="none"/>
+      </w:rPr>
+    </w:lvl>
+    <w:lvl w:ilvl="1">
+      <w:start w:val="1"/>
+      <w:numFmt w:val="bullet"/>
+      <w:lvlText w:val="-"/>
+      <w:lvlJc w:val="left"/>
+      <w:pPr>
+        <w:ind w:left="1440" w:hanging="360"/>
+      </w:pPr>
+      <w:rPr>
+        <w:u w:val="none"/>
+      </w:rPr>
+    </w:lvl>
+    <w:lvl w:ilvl="2">
+      <w:start w:val="1"/>
+      <w:numFmt w:val="bullet"/>
+      <w:lvlText w:val="-"/>
+      <w:lvlJc w:val="left"/>
+      <w:pPr>
+        <w:ind w:left="2160" w:hanging="360"/>
+      </w:pPr>
+      <w:rPr>
+        <w:u w:val="none"/>
+      </w:rPr>
+    </w:lvl>
+    <w:lvl w:ilvl="3">
+      <w:start w:val="1"/>
+      <w:numFmt w:val="bullet"/>
+      <w:lvlText w:val="-"/>
+      <w:lvlJc w:val="left"/>
+      <w:pPr>
+        <w:ind w:left="2880" w:hanging="360"/>
+      </w:pPr>
+      <w:rPr>
+        <w:u w:val="none"/>
+      </w:rPr>
+    </w:lvl>
+    <w:lvl w:ilvl="4">
+      <w:start w:val="1"/>
+      <w:numFmt w:val="bullet"/>
+      <w:lvlText w:val="-"/>
+      <w:lvlJc w:val="left"/>
+      <w:pPr>
+        <w:ind w:left="3600" w:hanging="360"/>
+      </w:pPr>
+      <w:rPr>
+        <w:u w:val="none"/>
+      </w:rPr>
+    </w:lvl>
+    <w:lvl w:ilvl="5">
+      <w:start w:val="1"/>
+      <w:numFmt w:val="bullet"/>
+      <w:lvlText w:val="-"/>
+      <w:lvlJc w:val="left"/>
+      <w:pPr>
+        <w:ind w:left="4320" w:hanging="360"/>
+      </w:pPr>
+      <w:rPr>
+        <w:u w:val="none"/>
+      </w:rPr>
+    </w:lvl>
+    <w:lvl w:ilvl="6">
+      <w:start w:val="1"/>
+      <w:numFmt w:val="bullet"/>
+      <w:lvlText w:val="-"/>
+      <w:lvlJc w:val="left"/>
+      <w:pPr>
+        <w:ind w:left="5040" w:hanging="360"/>
+      </w:pPr>
+      <w:rPr>
+        <w:u w:val="none"/>
+      </w:rPr>
+    </w:lvl>
+    <w:lvl w:ilvl="7">
+      <w:start w:val="1"/>
+      <w:numFmt w:val="bullet"/>
+      <w:lvlText w:val="-"/>
+      <w:lvlJc w:val="left"/>
+      <w:pPr>
+        <w:ind w:left="5760" w:hanging="360"/>
+      </w:pPr>
+      <w:rPr>
+        <w:u w:val="none"/>
+      </w:rPr>
+    </w:lvl>
+    <w:lvl w:ilvl="8">
+      <w:start w:val="1"/>
+      <w:numFmt w:val="bullet"/>
+      <w:lvlText w:val="-"/>
+      <w:lvlJc w:val="left"/>
+      <w:pPr>
+        <w:ind w:left="6480" w:hanging="360"/>
+      </w:pPr>
+      <w:rPr>
+        <w:u w:val="none"/>
+      </w:rPr>
+    </w:lvl>
+  </w:abstractNum>
+  <w:abstractNum w:abstractNumId="30">
+    <w:lvl w:ilvl="0">
+      <w:start w:val="1"/>
+      <w:numFmt w:val="bullet"/>
+      <w:lvlText w:val="-"/>
+      <w:lvlJc w:val="left"/>
+      <w:pPr>
+        <w:ind w:left="720" w:hanging="360"/>
+      </w:pPr>
+      <w:rPr>
+        <w:u w:val="none"/>
+      </w:rPr>
+    </w:lvl>
+    <w:lvl w:ilvl="1">
+      <w:start w:val="1"/>
+      <w:numFmt w:val="bullet"/>
+      <w:lvlText w:val="-"/>
+      <w:lvlJc w:val="left"/>
+      <w:pPr>
+        <w:ind w:left="1440" w:hanging="360"/>
+      </w:pPr>
+      <w:rPr>
+        <w:u w:val="none"/>
+      </w:rPr>
+    </w:lvl>
+    <w:lvl w:ilvl="2">
+      <w:start w:val="1"/>
+      <w:numFmt w:val="bullet"/>
+      <w:lvlText w:val="-"/>
+      <w:lvlJc w:val="left"/>
+      <w:pPr>
+        <w:ind w:left="2160" w:hanging="360"/>
+      </w:pPr>
+      <w:rPr>
+        <w:u w:val="none"/>
+      </w:rPr>
+    </w:lvl>
+    <w:lvl w:ilvl="3">
+      <w:start w:val="1"/>
+      <w:numFmt w:val="bullet"/>
+      <w:lvlText w:val="-"/>
+      <w:lvlJc w:val="left"/>
+      <w:pPr>
+        <w:ind w:left="2880" w:hanging="360"/>
+      </w:pPr>
+      <w:rPr>
+        <w:u w:val="none"/>
+      </w:rPr>
+    </w:lvl>
+    <w:lvl w:ilvl="4">
+      <w:start w:val="1"/>
+      <w:numFmt w:val="bullet"/>
+      <w:lvlText w:val="-"/>
+      <w:lvlJc w:val="left"/>
+      <w:pPr>
+        <w:ind w:left="3600" w:hanging="360"/>
+      </w:pPr>
+      <w:rPr>
+        <w:u w:val="none"/>
+      </w:rPr>
+    </w:lvl>
+    <w:lvl w:ilvl="5">
+      <w:start w:val="1"/>
+      <w:numFmt w:val="bullet"/>
+      <w:lvlText w:val="-"/>
+      <w:lvlJc w:val="left"/>
+      <w:pPr>
+        <w:ind w:left="4320" w:hanging="360"/>
+      </w:pPr>
+      <w:rPr>
+        <w:u w:val="none"/>
+      </w:rPr>
+    </w:lvl>
+    <w:lvl w:ilvl="6">
+      <w:start w:val="1"/>
+      <w:numFmt w:val="bullet"/>
+      <w:lvlText w:val="-"/>
+      <w:lvlJc w:val="left"/>
+      <w:pPr>
+        <w:ind w:left="5040" w:hanging="360"/>
+      </w:pPr>
+      <w:rPr>
+        <w:u w:val="none"/>
+      </w:rPr>
+    </w:lvl>
+    <w:lvl w:ilvl="7">
+      <w:start w:val="1"/>
+      <w:numFmt w:val="bullet"/>
+      <w:lvlText w:val="-"/>
+      <w:lvlJc w:val="left"/>
+      <w:pPr>
+        <w:ind w:left="5760" w:hanging="360"/>
+      </w:pPr>
+      <w:rPr>
+        <w:u w:val="none"/>
+      </w:rPr>
+    </w:lvl>
+    <w:lvl w:ilvl="8">
+      <w:start w:val="1"/>
+      <w:numFmt w:val="bullet"/>
+      <w:lvlText w:val="-"/>
+      <w:lvlJc w:val="left"/>
+      <w:pPr>
+        <w:ind w:left="6480" w:hanging="360"/>
+      </w:pPr>
+      <w:rPr>
+        <w:u w:val="none"/>
+      </w:rPr>
+    </w:lvl>
+  </w:abstractNum>
+  <w:abstractNum w:abstractNumId="31">
+    <w:lvl w:ilvl="0">
+      <w:start w:val="1"/>
+      <w:numFmt w:val="bullet"/>
+      <w:lvlText w:val="●"/>
+      <w:lvlJc w:val="left"/>
+      <w:pPr>
+        <w:ind w:left="720" w:hanging="360"/>
+      </w:pPr>
+      <w:rPr>
+        <w:u w:val="none"/>
+      </w:rPr>
+    </w:lvl>
+    <w:lvl w:ilvl="1">
+      <w:start w:val="1"/>
+      <w:numFmt w:val="bullet"/>
+      <w:lvlText w:val="○"/>
+      <w:lvlJc w:val="left"/>
+      <w:pPr>
+        <w:ind w:left="1440" w:hanging="360"/>
+      </w:pPr>
+      <w:rPr>
+        <w:u w:val="none"/>
+      </w:rPr>
+    </w:lvl>
+    <w:lvl w:ilvl="2">
+      <w:start w:val="1"/>
+      <w:numFmt w:val="bullet"/>
+      <w:lvlText w:val="■"/>
+      <w:lvlJc w:val="left"/>
+      <w:pPr>
+        <w:ind w:left="2160" w:hanging="360"/>
+      </w:pPr>
+      <w:rPr>
+        <w:u w:val="none"/>
+      </w:rPr>
+    </w:lvl>
+    <w:lvl w:ilvl="3">
+      <w:start w:val="1"/>
+      <w:numFmt w:val="bullet"/>
+      <w:lvlText w:val="●"/>
+      <w:lvlJc w:val="left"/>
+      <w:pPr>
+        <w:ind w:left="2880" w:hanging="360"/>
+      </w:pPr>
+      <w:rPr>
+        <w:u w:val="none"/>
+      </w:rPr>
+    </w:lvl>
+    <w:lvl w:ilvl="4">
+      <w:start w:val="1"/>
+      <w:numFmt w:val="bullet"/>
+      <w:lvlText w:val="○"/>
+      <w:lvlJc w:val="left"/>
+      <w:pPr>
+        <w:ind w:left="3600" w:hanging="360"/>
+      </w:pPr>
+      <w:rPr>
+        <w:u w:val="none"/>
+      </w:rPr>
+    </w:lvl>
+    <w:lvl w:ilvl="5">
+      <w:start w:val="1"/>
+      <w:numFmt w:val="bullet"/>
+      <w:lvlText w:val="■"/>
+      <w:lvlJc w:val="left"/>
+      <w:pPr>
+        <w:ind w:left="4320" w:hanging="360"/>
+      </w:pPr>
+      <w:rPr>
+        <w:u w:val="none"/>
+      </w:rPr>
+    </w:lvl>
+    <w:lvl w:ilvl="6">
+      <w:start w:val="1"/>
+      <w:numFmt w:val="bullet"/>
+      <w:lvlText w:val="●"/>
+      <w:lvlJc w:val="left"/>
+      <w:pPr>
+        <w:ind w:left="5040" w:hanging="360"/>
+      </w:pPr>
+      <w:rPr>
+        <w:u w:val="none"/>
+      </w:rPr>
+    </w:lvl>
+    <w:lvl w:ilvl="7">
+      <w:start w:val="1"/>
+      <w:numFmt w:val="bullet"/>
+      <w:lvlText w:val="○"/>
+      <w:lvlJc w:val="left"/>
+      <w:pPr>
+        <w:ind w:left="5760" w:hanging="360"/>
+      </w:pPr>
+      <w:rPr>
+        <w:u w:val="none"/>
+      </w:rPr>
+    </w:lvl>
+    <w:lvl w:ilvl="8">
+      <w:start w:val="1"/>
+      <w:numFmt w:val="bullet"/>
+      <w:lvlText w:val="■"/>
+      <w:lvlJc w:val="left"/>
+      <w:pPr>
+        <w:ind w:left="6480" w:hanging="360"/>
+      </w:pPr>
+      <w:rPr>
+        <w:u w:val="none"/>
+      </w:rPr>
+    </w:lvl>
+  </w:abstractNum>
+  <w:abstractNum w:abstractNumId="32">
+    <w:lvl w:ilvl="0">
+      <w:start w:val="1"/>
+      <w:numFmt w:val="bullet"/>
+      <w:lvlText w:val="-"/>
+      <w:lvlJc w:val="left"/>
+      <w:pPr>
+        <w:ind w:left="720" w:hanging="360"/>
+      </w:pPr>
+      <w:rPr>
+        <w:u w:val="none"/>
+      </w:rPr>
+    </w:lvl>
+    <w:lvl w:ilvl="1">
+      <w:start w:val="1"/>
+      <w:numFmt w:val="bullet"/>
+      <w:lvlText w:val="-"/>
+      <w:lvlJc w:val="left"/>
+      <w:pPr>
+        <w:ind w:left="1440" w:hanging="360"/>
+      </w:pPr>
+      <w:rPr>
+        <w:u w:val="none"/>
+      </w:rPr>
+    </w:lvl>
+    <w:lvl w:ilvl="2">
+      <w:start w:val="1"/>
+      <w:numFmt w:val="bullet"/>
+      <w:lvlText w:val="-"/>
+      <w:lvlJc w:val="left"/>
+      <w:pPr>
+        <w:ind w:left="2160" w:hanging="360"/>
+      </w:pPr>
+      <w:rPr>
+        <w:u w:val="none"/>
+      </w:rPr>
+    </w:lvl>
+    <w:lvl w:ilvl="3">
+      <w:start w:val="1"/>
+      <w:numFmt w:val="bullet"/>
+      <w:lvlText w:val="-"/>
+      <w:lvlJc w:val="left"/>
+      <w:pPr>
+        <w:ind w:left="2880" w:hanging="360"/>
+      </w:pPr>
+      <w:rPr>
+        <w:u w:val="none"/>
+      </w:rPr>
+    </w:lvl>
+    <w:lvl w:ilvl="4">
+      <w:start w:val="1"/>
+      <w:numFmt w:val="bullet"/>
+      <w:lvlText w:val="-"/>
+      <w:lvlJc w:val="left"/>
+      <w:pPr>
+        <w:ind w:left="3600" w:hanging="360"/>
+      </w:pPr>
+      <w:rPr>
+        <w:u w:val="none"/>
+      </w:rPr>
+    </w:lvl>
+    <w:lvl w:ilvl="5">
+      <w:start w:val="1"/>
+      <w:numFmt w:val="bullet"/>
+      <w:lvlText w:val="-"/>
+      <w:lvlJc w:val="left"/>
+      <w:pPr>
+        <w:ind w:left="4320" w:hanging="360"/>
+      </w:pPr>
+      <w:rPr>
+        <w:u w:val="none"/>
+      </w:rPr>
+    </w:lvl>
+    <w:lvl w:ilvl="6">
+      <w:start w:val="1"/>
+      <w:numFmt w:val="bullet"/>
+      <w:lvlText w:val="-"/>
+      <w:lvlJc w:val="left"/>
+      <w:pPr>
+        <w:ind w:left="5040" w:hanging="360"/>
+      </w:pPr>
+      <w:rPr>
+        <w:u w:val="none"/>
+      </w:rPr>
+    </w:lvl>
+    <w:lvl w:ilvl="7">
+      <w:start w:val="1"/>
+      <w:numFmt w:val="bullet"/>
+      <w:lvlText w:val="-"/>
+      <w:lvlJc w:val="left"/>
+      <w:pPr>
+        <w:ind w:left="5760" w:hanging="360"/>
+      </w:pPr>
+      <w:rPr>
+        <w:u w:val="none"/>
+      </w:rPr>
+    </w:lvl>
+    <w:lvl w:ilvl="8">
+      <w:start w:val="1"/>
+      <w:numFmt w:val="bullet"/>
+      <w:lvlText w:val="-"/>
+      <w:lvlJc w:val="left"/>
+      <w:pPr>
+        <w:ind w:left="6480" w:hanging="360"/>
+      </w:pPr>
+      <w:rPr>
+        <w:u w:val="none"/>
+      </w:rPr>
+    </w:lvl>
+  </w:abstractNum>
+  <w:abstractNum w:abstractNumId="33">
+    <w:lvl w:ilvl="0">
+      <w:start w:val="1"/>
+      <w:numFmt w:val="bullet"/>
+      <w:lvlText w:val="-"/>
+      <w:lvlJc w:val="left"/>
+      <w:pPr>
+        <w:ind w:left="1440" w:hanging="360"/>
+      </w:pPr>
+      <w:rPr>
+        <w:u w:val="none"/>
+      </w:rPr>
+    </w:lvl>
+    <w:lvl w:ilvl="1">
+      <w:start w:val="1"/>
+      <w:numFmt w:val="bullet"/>
+      <w:lvlText w:val="-"/>
+      <w:lvlJc w:val="left"/>
+      <w:pPr>
+        <w:ind w:left="2160" w:hanging="360"/>
+      </w:pPr>
+      <w:rPr>
+        <w:u w:val="none"/>
+      </w:rPr>
+    </w:lvl>
+    <w:lvl w:ilvl="2">
+      <w:start w:val="1"/>
+      <w:numFmt w:val="bullet"/>
+      <w:lvlText w:val="-"/>
+      <w:lvlJc w:val="left"/>
+      <w:pPr>
+        <w:ind w:left="2880" w:hanging="360"/>
+      </w:pPr>
+      <w:rPr>
+        <w:u w:val="none"/>
+      </w:rPr>
+    </w:lvl>
+    <w:lvl w:ilvl="3">
+      <w:start w:val="1"/>
+      <w:numFmt w:val="bullet"/>
+      <w:lvlText w:val="-"/>
+      <w:lvlJc w:val="left"/>
+      <w:pPr>
+        <w:ind w:left="3600" w:hanging="360"/>
+      </w:pPr>
+      <w:rPr>
+        <w:u w:val="none"/>
+      </w:rPr>
+    </w:lvl>
+    <w:lvl w:ilvl="4">
+      <w:start w:val="1"/>
+      <w:numFmt w:val="bullet"/>
+      <w:lvlText w:val="-"/>
+      <w:lvlJc w:val="left"/>
+      <w:pPr>
+        <w:ind w:left="4320" w:hanging="360"/>
+      </w:pPr>
+      <w:rPr>
+        <w:u w:val="none"/>
+      </w:rPr>
+    </w:lvl>
+    <w:lvl w:ilvl="5">
+      <w:start w:val="1"/>
+      <w:numFmt w:val="bullet"/>
+      <w:lvlText w:val="-"/>
+      <w:lvlJc w:val="left"/>
+      <w:pPr>
+        <w:ind w:left="5040" w:hanging="360"/>
+      </w:pPr>
+      <w:rPr>
+        <w:u w:val="none"/>
+      </w:rPr>
+    </w:lvl>
+    <w:lvl w:ilvl="6">
+      <w:start w:val="1"/>
+      <w:numFmt w:val="bullet"/>
+      <w:lvlText w:val="-"/>
+      <w:lvlJc w:val="left"/>
+      <w:pPr>
+        <w:ind w:left="5760" w:hanging="360"/>
+      </w:pPr>
+      <w:rPr>
+        <w:u w:val="none"/>
+      </w:rPr>
+    </w:lvl>
+    <w:lvl w:ilvl="7">
+      <w:start w:val="1"/>
+      <w:numFmt w:val="bullet"/>
+      <w:lvlText w:val="-"/>
+      <w:lvlJc w:val="left"/>
+      <w:pPr>
+        <w:ind w:left="6480" w:hanging="360"/>
+      </w:pPr>
+      <w:rPr>
+        <w:u w:val="none"/>
+      </w:rPr>
+    </w:lvl>
+    <w:lvl w:ilvl="8">
+      <w:start w:val="1"/>
+      <w:numFmt w:val="bullet"/>
+      <w:lvlText w:val="-"/>
+      <w:lvlJc w:val="left"/>
+      <w:pPr>
+        <w:ind w:left="7200" w:hanging="360"/>
+      </w:pPr>
+      <w:rPr>
+        <w:u w:val="none"/>
+      </w:rPr>
+    </w:lvl>
+  </w:abstractNum>
+  <w:abstractNum w:abstractNumId="34">
+    <w:lvl w:ilvl="0">
+      <w:start w:val="1"/>
+      <w:numFmt w:val="bullet"/>
+      <w:lvlText w:val="-"/>
+      <w:lvlJc w:val="left"/>
+      <w:pPr>
+        <w:ind w:left="720" w:hanging="360"/>
+      </w:pPr>
+      <w:rPr>
+        <w:u w:val="none"/>
+      </w:rPr>
+    </w:lvl>
+    <w:lvl w:ilvl="1">
+      <w:start w:val="1"/>
+      <w:numFmt w:val="bullet"/>
+      <w:lvlText w:val="-"/>
+      <w:lvlJc w:val="left"/>
+      <w:pPr>
+        <w:ind w:left="1440" w:hanging="360"/>
+      </w:pPr>
+      <w:rPr>
+        <w:u w:val="none"/>
+      </w:rPr>
+    </w:lvl>
+    <w:lvl w:ilvl="2">
+      <w:start w:val="1"/>
+      <w:numFmt w:val="bullet"/>
+      <w:lvlText w:val="-"/>
+      <w:lvlJc w:val="left"/>
+      <w:pPr>
+        <w:ind w:left="2160" w:hanging="360"/>
+      </w:pPr>
+      <w:rPr>
+        <w:u w:val="none"/>
+      </w:rPr>
+    </w:lvl>
+    <w:lvl w:ilvl="3">
+      <w:start w:val="1"/>
+      <w:numFmt w:val="bullet"/>
+      <w:lvlText w:val="-"/>
+      <w:lvlJc w:val="left"/>
+      <w:pPr>
+        <w:ind w:left="2880" w:hanging="360"/>
+      </w:pPr>
+      <w:rPr>
+        <w:u w:val="none"/>
+      </w:rPr>
+    </w:lvl>
+    <w:lvl w:ilvl="4">
+      <w:start w:val="1"/>
+      <w:numFmt w:val="bullet"/>
+      <w:lvlText w:val="-"/>
+      <w:lvlJc w:val="left"/>
+      <w:pPr>
+        <w:ind w:left="3600" w:hanging="360"/>
+      </w:pPr>
+      <w:rPr>
+        <w:u w:val="none"/>
+      </w:rPr>
+    </w:lvl>
+    <w:lvl w:ilvl="5">
+      <w:start w:val="1"/>
+      <w:numFmt w:val="bullet"/>
+      <w:lvlText w:val="-"/>
+      <w:lvlJc w:val="left"/>
+      <w:pPr>
+        <w:ind w:left="4320" w:hanging="360"/>
+      </w:pPr>
+      <w:rPr>
+        <w:u w:val="none"/>
+      </w:rPr>
+    </w:lvl>
+    <w:lvl w:ilvl="6">
+      <w:start w:val="1"/>
+      <w:numFmt w:val="bullet"/>
+      <w:lvlText w:val="-"/>
+      <w:lvlJc w:val="left"/>
+      <w:pPr>
+        <w:ind w:left="5040" w:hanging="360"/>
+      </w:pPr>
+      <w:rPr>
+        <w:u w:val="none"/>
+      </w:rPr>
+    </w:lvl>
+    <w:lvl w:ilvl="7">
+      <w:start w:val="1"/>
+      <w:numFmt w:val="bullet"/>
+      <w:lvlText w:val="-"/>
+      <w:lvlJc w:val="left"/>
+      <w:pPr>
+        <w:ind w:left="5760" w:hanging="360"/>
+      </w:pPr>
+      <w:rPr>
+        <w:u w:val="none"/>
+      </w:rPr>
+    </w:lvl>
+    <w:lvl w:ilvl="8">
+      <w:start w:val="1"/>
+      <w:numFmt w:val="bullet"/>
+      <w:lvlText w:val="-"/>
+      <w:lvlJc w:val="left"/>
+      <w:pPr>
+        <w:ind w:left="6480" w:hanging="360"/>
+      </w:pPr>
+      <w:rPr>
+        <w:u w:val="none"/>
+      </w:rPr>
+    </w:lvl>
+  </w:abstractNum>
+  <w:abstractNum w:abstractNumId="35">
+    <w:lvl w:ilvl="0">
+      <w:start w:val="1"/>
+      <w:numFmt w:val="bullet"/>
+      <w:lvlText w:val="-"/>
+      <w:lvlJc w:val="left"/>
+      <w:pPr>
+        <w:ind w:left="1440" w:hanging="360"/>
+      </w:pPr>
+      <w:rPr>
+        <w:u w:val="none"/>
+      </w:rPr>
+    </w:lvl>
+    <w:lvl w:ilvl="1">
+      <w:start w:val="1"/>
+      <w:numFmt w:val="bullet"/>
+      <w:lvlText w:val="-"/>
+      <w:lvlJc w:val="left"/>
+      <w:pPr>
+        <w:ind w:left="2160" w:hanging="360"/>
+      </w:pPr>
+      <w:rPr>
+        <w:u w:val="none"/>
+      </w:rPr>
+    </w:lvl>
+    <w:lvl w:ilvl="2">
+      <w:start w:val="1"/>
+      <w:numFmt w:val="bullet"/>
+      <w:lvlText w:val="-"/>
+      <w:lvlJc w:val="left"/>
+      <w:pPr>
+        <w:ind w:left="2880" w:hanging="360"/>
+      </w:pPr>
+      <w:rPr>
+        <w:u w:val="none"/>
+      </w:rPr>
+    </w:lvl>
+    <w:lvl w:ilvl="3">
+      <w:start w:val="1"/>
+      <w:numFmt w:val="bullet"/>
+      <w:lvlText w:val="-"/>
+      <w:lvlJc w:val="left"/>
+      <w:pPr>
+        <w:ind w:left="3600" w:hanging="360"/>
+      </w:pPr>
+      <w:rPr>
+        <w:u w:val="none"/>
+      </w:rPr>
+    </w:lvl>
+    <w:lvl w:ilvl="4">
+      <w:start w:val="1"/>
+      <w:numFmt w:val="bullet"/>
+      <w:lvlText w:val="-"/>
+      <w:lvlJc w:val="left"/>
+      <w:pPr>
+        <w:ind w:left="4320" w:hanging="360"/>
+      </w:pPr>
+      <w:rPr>
+        <w:u w:val="none"/>
+      </w:rPr>
+    </w:lvl>
+    <w:lvl w:ilvl="5">
+      <w:start w:val="1"/>
+      <w:numFmt w:val="bullet"/>
+      <w:lvlText w:val="-"/>
+      <w:lvlJc w:val="left"/>
+      <w:pPr>
+        <w:ind w:left="5040" w:hanging="360"/>
+      </w:pPr>
+      <w:rPr>
+        <w:u w:val="none"/>
+      </w:rPr>
+    </w:lvl>
+    <w:lvl w:ilvl="6">
+      <w:start w:val="1"/>
+      <w:numFmt w:val="bullet"/>
+      <w:lvlText w:val="-"/>
+      <w:lvlJc w:val="left"/>
+      <w:pPr>
+        <w:ind w:left="5760" w:hanging="360"/>
+      </w:pPr>
+      <w:rPr>
+        <w:u w:val="none"/>
+      </w:rPr>
+    </w:lvl>
+    <w:lvl w:ilvl="7">
+      <w:start w:val="1"/>
+      <w:numFmt w:val="bullet"/>
+      <w:lvlText w:val="-"/>
+      <w:lvlJc w:val="left"/>
+      <w:pPr>
+        <w:ind w:left="6480" w:hanging="360"/>
+      </w:pPr>
+      <w:rPr>
+        <w:u w:val="none"/>
+      </w:rPr>
+    </w:lvl>
+    <w:lvl w:ilvl="8">
+      <w:start w:val="1"/>
+      <w:numFmt w:val="bullet"/>
+      <w:lvlText w:val="-"/>
+      <w:lvlJc w:val="left"/>
+      <w:pPr>
+        <w:ind w:left="7200" w:hanging="360"/>
+      </w:pPr>
+      <w:rPr>
+        <w:u w:val="none"/>
+      </w:rPr>
+    </w:lvl>
+  </w:abstractNum>
+  <w:abstractNum w:abstractNumId="36">
+    <w:lvl w:ilvl="0">
+      <w:start w:val="1"/>
+      <w:numFmt w:val="bullet"/>
+      <w:lvlText w:val="-"/>
+      <w:lvlJc w:val="left"/>
+      <w:pPr>
+        <w:ind w:left="720" w:hanging="360"/>
+      </w:pPr>
+      <w:rPr>
+        <w:u w:val="none"/>
+      </w:rPr>
+    </w:lvl>
+    <w:lvl w:ilvl="1">
+      <w:start w:val="1"/>
+      <w:numFmt w:val="bullet"/>
+      <w:lvlText w:val="-"/>
+      <w:lvlJc w:val="left"/>
+      <w:pPr>
+        <w:ind w:left="1440" w:hanging="360"/>
+      </w:pPr>
+      <w:rPr>
+        <w:u w:val="none"/>
+      </w:rPr>
+    </w:lvl>
+    <w:lvl w:ilvl="2">
+      <w:start w:val="1"/>
+      <w:numFmt w:val="bullet"/>
+      <w:lvlText w:val="-"/>
+      <w:lvlJc w:val="left"/>
+      <w:pPr>
+        <w:ind w:left="2160" w:hanging="360"/>
+      </w:pPr>
+      <w:rPr>
+        <w:u w:val="none"/>
+      </w:rPr>
+    </w:lvl>
+    <w:lvl w:ilvl="3">
+      <w:start w:val="1"/>
+      <w:numFmt w:val="bullet"/>
+      <w:lvlText w:val="-"/>
+      <w:lvlJc w:val="left"/>
+      <w:pPr>
+        <w:ind w:left="2880" w:hanging="360"/>
+      </w:pPr>
+      <w:rPr>
+        <w:u w:val="none"/>
+      </w:rPr>
+    </w:lvl>
+    <w:lvl w:ilvl="4">
+      <w:start w:val="1"/>
+      <w:numFmt w:val="bullet"/>
+      <w:lvlText w:val="-"/>
+      <w:lvlJc w:val="left"/>
+      <w:pPr>
+        <w:ind w:left="3600" w:hanging="360"/>
+      </w:pPr>
+      <w:rPr>
+        <w:u w:val="none"/>
+      </w:rPr>
+    </w:lvl>
+    <w:lvl w:ilvl="5">
+      <w:start w:val="1"/>
+      <w:numFmt w:val="bullet"/>
+      <w:lvlText w:val="-"/>
+      <w:lvlJc w:val="left"/>
+      <w:pPr>
+        <w:ind w:left="4320" w:hanging="360"/>
+      </w:pPr>
+      <w:rPr>
+        <w:u w:val="none"/>
+      </w:rPr>
+    </w:lvl>
+    <w:lvl w:ilvl="6">
+      <w:start w:val="1"/>
+      <w:numFmt w:val="bullet"/>
+      <w:lvlText w:val="-"/>
+      <w:lvlJc w:val="left"/>
+      <w:pPr>
+        <w:ind w:left="5040" w:hanging="360"/>
+      </w:pPr>
+      <w:rPr>
+        <w:u w:val="none"/>
+      </w:rPr>
+    </w:lvl>
+    <w:lvl w:ilvl="7">
+      <w:start w:val="1"/>
+      <w:numFmt w:val="bullet"/>
+      <w:lvlText w:val="-"/>
+      <w:lvlJc w:val="left"/>
+      <w:pPr>
+        <w:ind w:left="5760" w:hanging="360"/>
+      </w:pPr>
+      <w:rPr>
+        <w:u w:val="none"/>
+      </w:rPr>
+    </w:lvl>
+    <w:lvl w:ilvl="8">
+      <w:start w:val="1"/>
+      <w:numFmt w:val="bullet"/>
+      <w:lvlText w:val="-"/>
+      <w:lvlJc w:val="left"/>
+      <w:pPr>
+        <w:ind w:left="6480" w:hanging="360"/>
+      </w:pPr>
+      <w:rPr>
+        <w:u w:val="none"/>
+      </w:rPr>
+    </w:lvl>
+  </w:abstractNum>
+  <w:abstractNum w:abstractNumId="37">
+    <w:lvl w:ilvl="0">
+      <w:start w:val="1"/>
+      <w:numFmt w:val="bullet"/>
       <w:lvlText w:val="●"/>
       <w:lvlJc w:val="right"/>
       <w:pPr>
@@ -6317,7 +12045,7 @@
       </w:rPr>
     </w:lvl>
   </w:abstractNum>
-  <w:abstractNum w:abstractNumId="21">
+  <w:abstractNum w:abstractNumId="38">
     <w:lvl w:ilvl="0">
       <w:start w:val="1"/>
       <w:numFmt w:val="bullet"/>
@@ -6427,7 +12155,227 @@
       </w:rPr>
     </w:lvl>
   </w:abstractNum>
-  <w:abstractNum w:abstractNumId="22">
+  <w:abstractNum w:abstractNumId="39">
+    <w:lvl w:ilvl="0">
+      <w:start w:val="1"/>
+      <w:numFmt w:val="bullet"/>
+      <w:lvlText w:val="-"/>
+      <w:lvlJc w:val="left"/>
+      <w:pPr>
+        <w:ind w:left="720" w:hanging="360"/>
+      </w:pPr>
+      <w:rPr>
+        <w:u w:val="none"/>
+      </w:rPr>
+    </w:lvl>
+    <w:lvl w:ilvl="1">
+      <w:start w:val="1"/>
+      <w:numFmt w:val="bullet"/>
+      <w:lvlText w:val="-"/>
+      <w:lvlJc w:val="left"/>
+      <w:pPr>
+        <w:ind w:left="1440" w:hanging="360"/>
+      </w:pPr>
+      <w:rPr>
+        <w:u w:val="none"/>
+      </w:rPr>
+    </w:lvl>
+    <w:lvl w:ilvl="2">
+      <w:start w:val="1"/>
+      <w:numFmt w:val="bullet"/>
+      <w:lvlText w:val="-"/>
+      <w:lvlJc w:val="left"/>
+      <w:pPr>
+        <w:ind w:left="2160" w:hanging="360"/>
+      </w:pPr>
+      <w:rPr>
+        <w:u w:val="none"/>
+      </w:rPr>
+    </w:lvl>
+    <w:lvl w:ilvl="3">
+      <w:start w:val="1"/>
+      <w:numFmt w:val="bullet"/>
+      <w:lvlText w:val="-"/>
+      <w:lvlJc w:val="left"/>
+      <w:pPr>
+        <w:ind w:left="2880" w:hanging="360"/>
+      </w:pPr>
+      <w:rPr>
+        <w:u w:val="none"/>
+      </w:rPr>
+    </w:lvl>
+    <w:lvl w:ilvl="4">
+      <w:start w:val="1"/>
+      <w:numFmt w:val="bullet"/>
+      <w:lvlText w:val="-"/>
+      <w:lvlJc w:val="left"/>
+      <w:pPr>
+        <w:ind w:left="3600" w:hanging="360"/>
+      </w:pPr>
+      <w:rPr>
+        <w:u w:val="none"/>
+      </w:rPr>
+    </w:lvl>
+    <w:lvl w:ilvl="5">
+      <w:start w:val="1"/>
+      <w:numFmt w:val="bullet"/>
+      <w:lvlText w:val="-"/>
+      <w:lvlJc w:val="left"/>
+      <w:pPr>
+        <w:ind w:left="4320" w:hanging="360"/>
+      </w:pPr>
+      <w:rPr>
+        <w:u w:val="none"/>
+      </w:rPr>
+    </w:lvl>
+    <w:lvl w:ilvl="6">
+      <w:start w:val="1"/>
+      <w:numFmt w:val="bullet"/>
+      <w:lvlText w:val="-"/>
+      <w:lvlJc w:val="left"/>
+      <w:pPr>
+        <w:ind w:left="5040" w:hanging="360"/>
+      </w:pPr>
+      <w:rPr>
+        <w:u w:val="none"/>
+      </w:rPr>
+    </w:lvl>
+    <w:lvl w:ilvl="7">
+      <w:start w:val="1"/>
+      <w:numFmt w:val="bullet"/>
+      <w:lvlText w:val="-"/>
+      <w:lvlJc w:val="left"/>
+      <w:pPr>
+        <w:ind w:left="5760" w:hanging="360"/>
+      </w:pPr>
+      <w:rPr>
+        <w:u w:val="none"/>
+      </w:rPr>
+    </w:lvl>
+    <w:lvl w:ilvl="8">
+      <w:start w:val="1"/>
+      <w:numFmt w:val="bullet"/>
+      <w:lvlText w:val="-"/>
+      <w:lvlJc w:val="left"/>
+      <w:pPr>
+        <w:ind w:left="6480" w:hanging="360"/>
+      </w:pPr>
+      <w:rPr>
+        <w:u w:val="none"/>
+      </w:rPr>
+    </w:lvl>
+  </w:abstractNum>
+  <w:abstractNum w:abstractNumId="40">
+    <w:lvl w:ilvl="0">
+      <w:start w:val="1"/>
+      <w:numFmt w:val="bullet"/>
+      <w:lvlText w:val="-"/>
+      <w:lvlJc w:val="left"/>
+      <w:pPr>
+        <w:ind w:left="720" w:hanging="360"/>
+      </w:pPr>
+      <w:rPr>
+        <w:u w:val="none"/>
+      </w:rPr>
+    </w:lvl>
+    <w:lvl w:ilvl="1">
+      <w:start w:val="1"/>
+      <w:numFmt w:val="bullet"/>
+      <w:lvlText w:val="-"/>
+      <w:lvlJc w:val="left"/>
+      <w:pPr>
+        <w:ind w:left="1440" w:hanging="360"/>
+      </w:pPr>
+      <w:rPr>
+        <w:u w:val="none"/>
+      </w:rPr>
+    </w:lvl>
+    <w:lvl w:ilvl="2">
+      <w:start w:val="1"/>
+      <w:numFmt w:val="bullet"/>
+      <w:lvlText w:val="-"/>
+      <w:lvlJc w:val="left"/>
+      <w:pPr>
+        <w:ind w:left="2160" w:hanging="360"/>
+      </w:pPr>
+      <w:rPr>
+        <w:u w:val="none"/>
+      </w:rPr>
+    </w:lvl>
+    <w:lvl w:ilvl="3">
+      <w:start w:val="1"/>
+      <w:numFmt w:val="bullet"/>
+      <w:lvlText w:val="-"/>
+      <w:lvlJc w:val="left"/>
+      <w:pPr>
+        <w:ind w:left="2880" w:hanging="360"/>
+      </w:pPr>
+      <w:rPr>
+        <w:u w:val="none"/>
+      </w:rPr>
+    </w:lvl>
+    <w:lvl w:ilvl="4">
+      <w:start w:val="1"/>
+      <w:numFmt w:val="bullet"/>
+      <w:lvlText w:val="-"/>
+      <w:lvlJc w:val="left"/>
+      <w:pPr>
+        <w:ind w:left="3600" w:hanging="360"/>
+      </w:pPr>
+      <w:rPr>
+        <w:u w:val="none"/>
+      </w:rPr>
+    </w:lvl>
+    <w:lvl w:ilvl="5">
+      <w:start w:val="1"/>
+      <w:numFmt w:val="bullet"/>
+      <w:lvlText w:val="-"/>
+      <w:lvlJc w:val="left"/>
+      <w:pPr>
+        <w:ind w:left="4320" w:hanging="360"/>
+      </w:pPr>
+      <w:rPr>
+        <w:u w:val="none"/>
+      </w:rPr>
+    </w:lvl>
+    <w:lvl w:ilvl="6">
+      <w:start w:val="1"/>
+      <w:numFmt w:val="bullet"/>
+      <w:lvlText w:val="-"/>
+      <w:lvlJc w:val="left"/>
+      <w:pPr>
+        <w:ind w:left="5040" w:hanging="360"/>
+      </w:pPr>
+      <w:rPr>
+        <w:u w:val="none"/>
+      </w:rPr>
+    </w:lvl>
+    <w:lvl w:ilvl="7">
+      <w:start w:val="1"/>
+      <w:numFmt w:val="bullet"/>
+      <w:lvlText w:val="-"/>
+      <w:lvlJc w:val="left"/>
+      <w:pPr>
+        <w:ind w:left="5760" w:hanging="360"/>
+      </w:pPr>
+      <w:rPr>
+        <w:u w:val="none"/>
+      </w:rPr>
+    </w:lvl>
+    <w:lvl w:ilvl="8">
+      <w:start w:val="1"/>
+      <w:numFmt w:val="bullet"/>
+      <w:lvlText w:val="-"/>
+      <w:lvlJc w:val="left"/>
+      <w:pPr>
+        <w:ind w:left="6480" w:hanging="360"/>
+      </w:pPr>
+      <w:rPr>
+        <w:u w:val="none"/>
+      </w:rPr>
+    </w:lvl>
+  </w:abstractNum>
+  <w:abstractNum w:abstractNumId="41">
     <w:lvl w:ilvl="0">
       <w:start w:val="1"/>
       <w:numFmt w:val="bullet"/>
@@ -6537,7 +12485,7 @@
       </w:rPr>
     </w:lvl>
   </w:abstractNum>
-  <w:abstractNum w:abstractNumId="23">
+  <w:abstractNum w:abstractNumId="42">
     <w:lvl w:ilvl="0">
       <w:start w:val="1"/>
       <w:numFmt w:val="bullet"/>
@@ -6647,7 +12595,667 @@
       </w:rPr>
     </w:lvl>
   </w:abstractNum>
-  <w:abstractNum w:abstractNumId="24">
+  <w:abstractNum w:abstractNumId="43">
+    <w:lvl w:ilvl="0">
+      <w:start w:val="1"/>
+      <w:numFmt w:val="bullet"/>
+      <w:lvlText w:val="-"/>
+      <w:lvlJc w:val="left"/>
+      <w:pPr>
+        <w:ind w:left="720" w:hanging="360"/>
+      </w:pPr>
+      <w:rPr>
+        <w:u w:val="none"/>
+      </w:rPr>
+    </w:lvl>
+    <w:lvl w:ilvl="1">
+      <w:start w:val="1"/>
+      <w:numFmt w:val="bullet"/>
+      <w:lvlText w:val="-"/>
+      <w:lvlJc w:val="left"/>
+      <w:pPr>
+        <w:ind w:left="1440" w:hanging="360"/>
+      </w:pPr>
+      <w:rPr>
+        <w:u w:val="none"/>
+      </w:rPr>
+    </w:lvl>
+    <w:lvl w:ilvl="2">
+      <w:start w:val="1"/>
+      <w:numFmt w:val="bullet"/>
+      <w:lvlText w:val="-"/>
+      <w:lvlJc w:val="left"/>
+      <w:pPr>
+        <w:ind w:left="2160" w:hanging="360"/>
+      </w:pPr>
+      <w:rPr>
+        <w:u w:val="none"/>
+      </w:rPr>
+    </w:lvl>
+    <w:lvl w:ilvl="3">
+      <w:start w:val="1"/>
+      <w:numFmt w:val="bullet"/>
+      <w:lvlText w:val="-"/>
+      <w:lvlJc w:val="left"/>
+      <w:pPr>
+        <w:ind w:left="2880" w:hanging="360"/>
+      </w:pPr>
+      <w:rPr>
+        <w:u w:val="none"/>
+      </w:rPr>
+    </w:lvl>
+    <w:lvl w:ilvl="4">
+      <w:start w:val="1"/>
+      <w:numFmt w:val="bullet"/>
+      <w:lvlText w:val="-"/>
+      <w:lvlJc w:val="left"/>
+      <w:pPr>
+        <w:ind w:left="3600" w:hanging="360"/>
+      </w:pPr>
+      <w:rPr>
+        <w:u w:val="none"/>
+      </w:rPr>
+    </w:lvl>
+    <w:lvl w:ilvl="5">
+      <w:start w:val="1"/>
+      <w:numFmt w:val="bullet"/>
+      <w:lvlText w:val="-"/>
+      <w:lvlJc w:val="left"/>
+      <w:pPr>
+        <w:ind w:left="4320" w:hanging="360"/>
+      </w:pPr>
+      <w:rPr>
+        <w:u w:val="none"/>
+      </w:rPr>
+    </w:lvl>
+    <w:lvl w:ilvl="6">
+      <w:start w:val="1"/>
+      <w:numFmt w:val="bullet"/>
+      <w:lvlText w:val="-"/>
+      <w:lvlJc w:val="left"/>
+      <w:pPr>
+        <w:ind w:left="5040" w:hanging="360"/>
+      </w:pPr>
+      <w:rPr>
+        <w:u w:val="none"/>
+      </w:rPr>
+    </w:lvl>
+    <w:lvl w:ilvl="7">
+      <w:start w:val="1"/>
+      <w:numFmt w:val="bullet"/>
+      <w:lvlText w:val="-"/>
+      <w:lvlJc w:val="left"/>
+      <w:pPr>
+        <w:ind w:left="5760" w:hanging="360"/>
+      </w:pPr>
+      <w:rPr>
+        <w:u w:val="none"/>
+      </w:rPr>
+    </w:lvl>
+    <w:lvl w:ilvl="8">
+      <w:start w:val="1"/>
+      <w:numFmt w:val="bullet"/>
+      <w:lvlText w:val="-"/>
+      <w:lvlJc w:val="left"/>
+      <w:pPr>
+        <w:ind w:left="6480" w:hanging="360"/>
+      </w:pPr>
+      <w:rPr>
+        <w:u w:val="none"/>
+      </w:rPr>
+    </w:lvl>
+  </w:abstractNum>
+  <w:abstractNum w:abstractNumId="44">
+    <w:lvl w:ilvl="0">
+      <w:start w:val="1"/>
+      <w:numFmt w:val="bullet"/>
+      <w:lvlText w:val="-"/>
+      <w:lvlJc w:val="left"/>
+      <w:pPr>
+        <w:ind w:left="720" w:hanging="360"/>
+      </w:pPr>
+      <w:rPr>
+        <w:u w:val="none"/>
+      </w:rPr>
+    </w:lvl>
+    <w:lvl w:ilvl="1">
+      <w:start w:val="1"/>
+      <w:numFmt w:val="bullet"/>
+      <w:lvlText w:val="-"/>
+      <w:lvlJc w:val="left"/>
+      <w:pPr>
+        <w:ind w:left="1440" w:hanging="360"/>
+      </w:pPr>
+      <w:rPr>
+        <w:u w:val="none"/>
+      </w:rPr>
+    </w:lvl>
+    <w:lvl w:ilvl="2">
+      <w:start w:val="1"/>
+      <w:numFmt w:val="bullet"/>
+      <w:lvlText w:val="-"/>
+      <w:lvlJc w:val="left"/>
+      <w:pPr>
+        <w:ind w:left="2160" w:hanging="360"/>
+      </w:pPr>
+      <w:rPr>
+        <w:u w:val="none"/>
+      </w:rPr>
+    </w:lvl>
+    <w:lvl w:ilvl="3">
+      <w:start w:val="1"/>
+      <w:numFmt w:val="bullet"/>
+      <w:lvlText w:val="-"/>
+      <w:lvlJc w:val="left"/>
+      <w:pPr>
+        <w:ind w:left="2880" w:hanging="360"/>
+      </w:pPr>
+      <w:rPr>
+        <w:u w:val="none"/>
+      </w:rPr>
+    </w:lvl>
+    <w:lvl w:ilvl="4">
+      <w:start w:val="1"/>
+      <w:numFmt w:val="bullet"/>
+      <w:lvlText w:val="-"/>
+      <w:lvlJc w:val="left"/>
+      <w:pPr>
+        <w:ind w:left="3600" w:hanging="360"/>
+      </w:pPr>
+      <w:rPr>
+        <w:u w:val="none"/>
+      </w:rPr>
+    </w:lvl>
+    <w:lvl w:ilvl="5">
+      <w:start w:val="1"/>
+      <w:numFmt w:val="bullet"/>
+      <w:lvlText w:val="-"/>
+      <w:lvlJc w:val="left"/>
+      <w:pPr>
+        <w:ind w:left="4320" w:hanging="360"/>
+      </w:pPr>
+      <w:rPr>
+        <w:u w:val="none"/>
+      </w:rPr>
+    </w:lvl>
+    <w:lvl w:ilvl="6">
+      <w:start w:val="1"/>
+      <w:numFmt w:val="bullet"/>
+      <w:lvlText w:val="-"/>
+      <w:lvlJc w:val="left"/>
+      <w:pPr>
+        <w:ind w:left="5040" w:hanging="360"/>
+      </w:pPr>
+      <w:rPr>
+        <w:u w:val="none"/>
+      </w:rPr>
+    </w:lvl>
+    <w:lvl w:ilvl="7">
+      <w:start w:val="1"/>
+      <w:numFmt w:val="bullet"/>
+      <w:lvlText w:val="-"/>
+      <w:lvlJc w:val="left"/>
+      <w:pPr>
+        <w:ind w:left="5760" w:hanging="360"/>
+      </w:pPr>
+      <w:rPr>
+        <w:u w:val="none"/>
+      </w:rPr>
+    </w:lvl>
+    <w:lvl w:ilvl="8">
+      <w:start w:val="1"/>
+      <w:numFmt w:val="bullet"/>
+      <w:lvlText w:val="-"/>
+      <w:lvlJc w:val="left"/>
+      <w:pPr>
+        <w:ind w:left="6480" w:hanging="360"/>
+      </w:pPr>
+      <w:rPr>
+        <w:u w:val="none"/>
+      </w:rPr>
+    </w:lvl>
+  </w:abstractNum>
+  <w:abstractNum w:abstractNumId="45">
+    <w:lvl w:ilvl="0">
+      <w:start w:val="1"/>
+      <w:numFmt w:val="bullet"/>
+      <w:lvlText w:val="-"/>
+      <w:lvlJc w:val="left"/>
+      <w:pPr>
+        <w:ind w:left="720" w:hanging="360"/>
+      </w:pPr>
+      <w:rPr>
+        <w:u w:val="none"/>
+      </w:rPr>
+    </w:lvl>
+    <w:lvl w:ilvl="1">
+      <w:start w:val="1"/>
+      <w:numFmt w:val="bullet"/>
+      <w:lvlText w:val="-"/>
+      <w:lvlJc w:val="left"/>
+      <w:pPr>
+        <w:ind w:left="1440" w:hanging="360"/>
+      </w:pPr>
+      <w:rPr>
+        <w:u w:val="none"/>
+      </w:rPr>
+    </w:lvl>
+    <w:lvl w:ilvl="2">
+      <w:start w:val="1"/>
+      <w:numFmt w:val="bullet"/>
+      <w:lvlText w:val="-"/>
+      <w:lvlJc w:val="left"/>
+      <w:pPr>
+        <w:ind w:left="2160" w:hanging="360"/>
+      </w:pPr>
+      <w:rPr>
+        <w:u w:val="none"/>
+      </w:rPr>
+    </w:lvl>
+    <w:lvl w:ilvl="3">
+      <w:start w:val="1"/>
+      <w:numFmt w:val="bullet"/>
+      <w:lvlText w:val="-"/>
+      <w:lvlJc w:val="left"/>
+      <w:pPr>
+        <w:ind w:left="2880" w:hanging="360"/>
+      </w:pPr>
+      <w:rPr>
+        <w:u w:val="none"/>
+      </w:rPr>
+    </w:lvl>
+    <w:lvl w:ilvl="4">
+      <w:start w:val="1"/>
+      <w:numFmt w:val="bullet"/>
+      <w:lvlText w:val="-"/>
+      <w:lvlJc w:val="left"/>
+      <w:pPr>
+        <w:ind w:left="3600" w:hanging="360"/>
+      </w:pPr>
+      <w:rPr>
+        <w:u w:val="none"/>
+      </w:rPr>
+    </w:lvl>
+    <w:lvl w:ilvl="5">
+      <w:start w:val="1"/>
+      <w:numFmt w:val="bullet"/>
+      <w:lvlText w:val="-"/>
+      <w:lvlJc w:val="left"/>
+      <w:pPr>
+        <w:ind w:left="4320" w:hanging="360"/>
+      </w:pPr>
+      <w:rPr>
+        <w:u w:val="none"/>
+      </w:rPr>
+    </w:lvl>
+    <w:lvl w:ilvl="6">
+      <w:start w:val="1"/>
+      <w:numFmt w:val="bullet"/>
+      <w:lvlText w:val="-"/>
+      <w:lvlJc w:val="left"/>
+      <w:pPr>
+        <w:ind w:left="5040" w:hanging="360"/>
+      </w:pPr>
+      <w:rPr>
+        <w:u w:val="none"/>
+      </w:rPr>
+    </w:lvl>
+    <w:lvl w:ilvl="7">
+      <w:start w:val="1"/>
+      <w:numFmt w:val="bullet"/>
+      <w:lvlText w:val="-"/>
+      <w:lvlJc w:val="left"/>
+      <w:pPr>
+        <w:ind w:left="5760" w:hanging="360"/>
+      </w:pPr>
+      <w:rPr>
+        <w:u w:val="none"/>
+      </w:rPr>
+    </w:lvl>
+    <w:lvl w:ilvl="8">
+      <w:start w:val="1"/>
+      <w:numFmt w:val="bullet"/>
+      <w:lvlText w:val="-"/>
+      <w:lvlJc w:val="left"/>
+      <w:pPr>
+        <w:ind w:left="6480" w:hanging="360"/>
+      </w:pPr>
+      <w:rPr>
+        <w:u w:val="none"/>
+      </w:rPr>
+    </w:lvl>
+  </w:abstractNum>
+  <w:abstractNum w:abstractNumId="46">
+    <w:lvl w:ilvl="0">
+      <w:start w:val="1"/>
+      <w:numFmt w:val="bullet"/>
+      <w:lvlText w:val="-"/>
+      <w:lvlJc w:val="left"/>
+      <w:pPr>
+        <w:ind w:left="720" w:hanging="360"/>
+      </w:pPr>
+      <w:rPr>
+        <w:u w:val="none"/>
+      </w:rPr>
+    </w:lvl>
+    <w:lvl w:ilvl="1">
+      <w:start w:val="1"/>
+      <w:numFmt w:val="bullet"/>
+      <w:lvlText w:val="-"/>
+      <w:lvlJc w:val="left"/>
+      <w:pPr>
+        <w:ind w:left="1440" w:hanging="360"/>
+      </w:pPr>
+      <w:rPr>
+        <w:u w:val="none"/>
+      </w:rPr>
+    </w:lvl>
+    <w:lvl w:ilvl="2">
+      <w:start w:val="1"/>
+      <w:numFmt w:val="bullet"/>
+      <w:lvlText w:val="-"/>
+      <w:lvlJc w:val="left"/>
+      <w:pPr>
+        <w:ind w:left="2160" w:hanging="360"/>
+      </w:pPr>
+      <w:rPr>
+        <w:u w:val="none"/>
+      </w:rPr>
+    </w:lvl>
+    <w:lvl w:ilvl="3">
+      <w:start w:val="1"/>
+      <w:numFmt w:val="bullet"/>
+      <w:lvlText w:val="-"/>
+      <w:lvlJc w:val="left"/>
+      <w:pPr>
+        <w:ind w:left="2880" w:hanging="360"/>
+      </w:pPr>
+      <w:rPr>
+        <w:u w:val="none"/>
+      </w:rPr>
+    </w:lvl>
+    <w:lvl w:ilvl="4">
+      <w:start w:val="1"/>
+      <w:numFmt w:val="bullet"/>
+      <w:lvlText w:val="-"/>
+      <w:lvlJc w:val="left"/>
+      <w:pPr>
+        <w:ind w:left="3600" w:hanging="360"/>
+      </w:pPr>
+      <w:rPr>
+        <w:u w:val="none"/>
+      </w:rPr>
+    </w:lvl>
+    <w:lvl w:ilvl="5">
+      <w:start w:val="1"/>
+      <w:numFmt w:val="bullet"/>
+      <w:lvlText w:val="-"/>
+      <w:lvlJc w:val="left"/>
+      <w:pPr>
+        <w:ind w:left="4320" w:hanging="360"/>
+      </w:pPr>
+      <w:rPr>
+        <w:u w:val="none"/>
+      </w:rPr>
+    </w:lvl>
+    <w:lvl w:ilvl="6">
+      <w:start w:val="1"/>
+      <w:numFmt w:val="bullet"/>
+      <w:lvlText w:val="-"/>
+      <w:lvlJc w:val="left"/>
+      <w:pPr>
+        <w:ind w:left="5040" w:hanging="360"/>
+      </w:pPr>
+      <w:rPr>
+        <w:u w:val="none"/>
+      </w:rPr>
+    </w:lvl>
+    <w:lvl w:ilvl="7">
+      <w:start w:val="1"/>
+      <w:numFmt w:val="bullet"/>
+      <w:lvlText w:val="-"/>
+      <w:lvlJc w:val="left"/>
+      <w:pPr>
+        <w:ind w:left="5760" w:hanging="360"/>
+      </w:pPr>
+      <w:rPr>
+        <w:u w:val="none"/>
+      </w:rPr>
+    </w:lvl>
+    <w:lvl w:ilvl="8">
+      <w:start w:val="1"/>
+      <w:numFmt w:val="bullet"/>
+      <w:lvlText w:val="-"/>
+      <w:lvlJc w:val="left"/>
+      <w:pPr>
+        <w:ind w:left="6480" w:hanging="360"/>
+      </w:pPr>
+      <w:rPr>
+        <w:u w:val="none"/>
+      </w:rPr>
+    </w:lvl>
+  </w:abstractNum>
+  <w:abstractNum w:abstractNumId="47">
+    <w:lvl w:ilvl="0">
+      <w:start w:val="1"/>
+      <w:numFmt w:val="bullet"/>
+      <w:lvlText w:val="-"/>
+      <w:lvlJc w:val="left"/>
+      <w:pPr>
+        <w:ind w:left="720" w:hanging="360"/>
+      </w:pPr>
+      <w:rPr>
+        <w:u w:val="none"/>
+      </w:rPr>
+    </w:lvl>
+    <w:lvl w:ilvl="1">
+      <w:start w:val="1"/>
+      <w:numFmt w:val="bullet"/>
+      <w:lvlText w:val="-"/>
+      <w:lvlJc w:val="left"/>
+      <w:pPr>
+        <w:ind w:left="1440" w:hanging="360"/>
+      </w:pPr>
+      <w:rPr>
+        <w:u w:val="none"/>
+      </w:rPr>
+    </w:lvl>
+    <w:lvl w:ilvl="2">
+      <w:start w:val="1"/>
+      <w:numFmt w:val="bullet"/>
+      <w:lvlText w:val="-"/>
+      <w:lvlJc w:val="left"/>
+      <w:pPr>
+        <w:ind w:left="2160" w:hanging="360"/>
+      </w:pPr>
+      <w:rPr>
+        <w:u w:val="none"/>
+      </w:rPr>
+    </w:lvl>
+    <w:lvl w:ilvl="3">
+      <w:start w:val="1"/>
+      <w:numFmt w:val="bullet"/>
+      <w:lvlText w:val="-"/>
+      <w:lvlJc w:val="left"/>
+      <w:pPr>
+        <w:ind w:left="2880" w:hanging="360"/>
+      </w:pPr>
+      <w:rPr>
+        <w:u w:val="none"/>
+      </w:rPr>
+    </w:lvl>
+    <w:lvl w:ilvl="4">
+      <w:start w:val="1"/>
+      <w:numFmt w:val="bullet"/>
+      <w:lvlText w:val="-"/>
+      <w:lvlJc w:val="left"/>
+      <w:pPr>
+        <w:ind w:left="3600" w:hanging="360"/>
+      </w:pPr>
+      <w:rPr>
+        <w:u w:val="none"/>
+      </w:rPr>
+    </w:lvl>
+    <w:lvl w:ilvl="5">
+      <w:start w:val="1"/>
+      <w:numFmt w:val="bullet"/>
+      <w:lvlText w:val="-"/>
+      <w:lvlJc w:val="left"/>
+      <w:pPr>
+        <w:ind w:left="4320" w:hanging="360"/>
+      </w:pPr>
+      <w:rPr>
+        <w:u w:val="none"/>
+      </w:rPr>
+    </w:lvl>
+    <w:lvl w:ilvl="6">
+      <w:start w:val="1"/>
+      <w:numFmt w:val="bullet"/>
+      <w:lvlText w:val="-"/>
+      <w:lvlJc w:val="left"/>
+      <w:pPr>
+        <w:ind w:left="5040" w:hanging="360"/>
+      </w:pPr>
+      <w:rPr>
+        <w:u w:val="none"/>
+      </w:rPr>
+    </w:lvl>
+    <w:lvl w:ilvl="7">
+      <w:start w:val="1"/>
+      <w:numFmt w:val="bullet"/>
+      <w:lvlText w:val="-"/>
+      <w:lvlJc w:val="left"/>
+      <w:pPr>
+        <w:ind w:left="5760" w:hanging="360"/>
+      </w:pPr>
+      <w:rPr>
+        <w:u w:val="none"/>
+      </w:rPr>
+    </w:lvl>
+    <w:lvl w:ilvl="8">
+      <w:start w:val="1"/>
+      <w:numFmt w:val="bullet"/>
+      <w:lvlText w:val="-"/>
+      <w:lvlJc w:val="left"/>
+      <w:pPr>
+        <w:ind w:left="6480" w:hanging="360"/>
+      </w:pPr>
+      <w:rPr>
+        <w:u w:val="none"/>
+      </w:rPr>
+    </w:lvl>
+  </w:abstractNum>
+  <w:abstractNum w:abstractNumId="48">
+    <w:lvl w:ilvl="0">
+      <w:start w:val="1"/>
+      <w:numFmt w:val="bullet"/>
+      <w:lvlText w:val="-"/>
+      <w:lvlJc w:val="left"/>
+      <w:pPr>
+        <w:ind w:left="720" w:hanging="360"/>
+      </w:pPr>
+      <w:rPr>
+        <w:u w:val="none"/>
+      </w:rPr>
+    </w:lvl>
+    <w:lvl w:ilvl="1">
+      <w:start w:val="1"/>
+      <w:numFmt w:val="bullet"/>
+      <w:lvlText w:val="-"/>
+      <w:lvlJc w:val="left"/>
+      <w:pPr>
+        <w:ind w:left="1440" w:hanging="360"/>
+      </w:pPr>
+      <w:rPr>
+        <w:u w:val="none"/>
+      </w:rPr>
+    </w:lvl>
+    <w:lvl w:ilvl="2">
+      <w:start w:val="1"/>
+      <w:numFmt w:val="bullet"/>
+      <w:lvlText w:val="-"/>
+      <w:lvlJc w:val="left"/>
+      <w:pPr>
+        <w:ind w:left="2160" w:hanging="360"/>
+      </w:pPr>
+      <w:rPr>
+        <w:u w:val="none"/>
+      </w:rPr>
+    </w:lvl>
+    <w:lvl w:ilvl="3">
+      <w:start w:val="1"/>
+      <w:numFmt w:val="bullet"/>
+      <w:lvlText w:val="-"/>
+      <w:lvlJc w:val="left"/>
+      <w:pPr>
+        <w:ind w:left="2880" w:hanging="360"/>
+      </w:pPr>
+      <w:rPr>
+        <w:u w:val="none"/>
+      </w:rPr>
+    </w:lvl>
+    <w:lvl w:ilvl="4">
+      <w:start w:val="1"/>
+      <w:numFmt w:val="bullet"/>
+      <w:lvlText w:val="-"/>
+      <w:lvlJc w:val="left"/>
+      <w:pPr>
+        <w:ind w:left="3600" w:hanging="360"/>
+      </w:pPr>
+      <w:rPr>
+        <w:u w:val="none"/>
+      </w:rPr>
+    </w:lvl>
+    <w:lvl w:ilvl="5">
+      <w:start w:val="1"/>
+      <w:numFmt w:val="bullet"/>
+      <w:lvlText w:val="-"/>
+      <w:lvlJc w:val="left"/>
+      <w:pPr>
+        <w:ind w:left="4320" w:hanging="360"/>
+      </w:pPr>
+      <w:rPr>
+        <w:u w:val="none"/>
+      </w:rPr>
+    </w:lvl>
+    <w:lvl w:ilvl="6">
+      <w:start w:val="1"/>
+      <w:numFmt w:val="bullet"/>
+      <w:lvlText w:val="-"/>
+      <w:lvlJc w:val="left"/>
+      <w:pPr>
+        <w:ind w:left="5040" w:hanging="360"/>
+      </w:pPr>
+      <w:rPr>
+        <w:u w:val="none"/>
+      </w:rPr>
+    </w:lvl>
+    <w:lvl w:ilvl="7">
+      <w:start w:val="1"/>
+      <w:numFmt w:val="bullet"/>
+      <w:lvlText w:val="-"/>
+      <w:lvlJc w:val="left"/>
+      <w:pPr>
+        <w:ind w:left="5760" w:hanging="360"/>
+      </w:pPr>
+      <w:rPr>
+        <w:u w:val="none"/>
+      </w:rPr>
+    </w:lvl>
+    <w:lvl w:ilvl="8">
+      <w:start w:val="1"/>
+      <w:numFmt w:val="bullet"/>
+      <w:lvlText w:val="-"/>
+      <w:lvlJc w:val="left"/>
+      <w:pPr>
+        <w:ind w:left="6480" w:hanging="360"/>
+      </w:pPr>
+      <w:rPr>
+        <w:u w:val="none"/>
+      </w:rPr>
+    </w:lvl>
+  </w:abstractNum>
+  <w:abstractNum w:abstractNumId="49">
     <w:lvl w:ilvl="0">
       <w:start w:val="1"/>
       <w:numFmt w:val="bullet"/>
@@ -6828,6 +13436,81 @@
   </w:num>
   <w:num w:numId="24">
     <w:abstractNumId w:val="24"/>
+  </w:num>
+  <w:num w:numId="25">
+    <w:abstractNumId w:val="25"/>
+  </w:num>
+  <w:num w:numId="26">
+    <w:abstractNumId w:val="26"/>
+  </w:num>
+  <w:num w:numId="27">
+    <w:abstractNumId w:val="27"/>
+  </w:num>
+  <w:num w:numId="28">
+    <w:abstractNumId w:val="28"/>
+  </w:num>
+  <w:num w:numId="29">
+    <w:abstractNumId w:val="29"/>
+  </w:num>
+  <w:num w:numId="30">
+    <w:abstractNumId w:val="30"/>
+  </w:num>
+  <w:num w:numId="31">
+    <w:abstractNumId w:val="31"/>
+  </w:num>
+  <w:num w:numId="32">
+    <w:abstractNumId w:val="32"/>
+  </w:num>
+  <w:num w:numId="33">
+    <w:abstractNumId w:val="33"/>
+  </w:num>
+  <w:num w:numId="34">
+    <w:abstractNumId w:val="34"/>
+  </w:num>
+  <w:num w:numId="35">
+    <w:abstractNumId w:val="35"/>
+  </w:num>
+  <w:num w:numId="36">
+    <w:abstractNumId w:val="36"/>
+  </w:num>
+  <w:num w:numId="37">
+    <w:abstractNumId w:val="37"/>
+  </w:num>
+  <w:num w:numId="38">
+    <w:abstractNumId w:val="38"/>
+  </w:num>
+  <w:num w:numId="39">
+    <w:abstractNumId w:val="39"/>
+  </w:num>
+  <w:num w:numId="40">
+    <w:abstractNumId w:val="40"/>
+  </w:num>
+  <w:num w:numId="41">
+    <w:abstractNumId w:val="41"/>
+  </w:num>
+  <w:num w:numId="42">
+    <w:abstractNumId w:val="42"/>
+  </w:num>
+  <w:num w:numId="43">
+    <w:abstractNumId w:val="43"/>
+  </w:num>
+  <w:num w:numId="44">
+    <w:abstractNumId w:val="44"/>
+  </w:num>
+  <w:num w:numId="45">
+    <w:abstractNumId w:val="45"/>
+  </w:num>
+  <w:num w:numId="46">
+    <w:abstractNumId w:val="46"/>
+  </w:num>
+  <w:num w:numId="47">
+    <w:abstractNumId w:val="47"/>
+  </w:num>
+  <w:num w:numId="48">
+    <w:abstractNumId w:val="48"/>
+  </w:num>
+  <w:num w:numId="49">
+    <w:abstractNumId w:val="49"/>
   </w:num>
 </w:numbering>
 </file>

--- a/TechDocs/Technical Documentation Template CS1050.docx
+++ b/TechDocs/Technical Documentation Template CS1050.docx
@@ -72,12 +72,12 @@
           <wp:inline distB="114300" distT="114300" distL="114300" distR="114300">
             <wp:extent cx="737492" cy="2052152"/>
             <wp:effectExtent b="0" l="0" r="0" t="0"/>
-            <wp:docPr id="17" name="image21.png"/>
+            <wp:docPr id="29" name="image22.png"/>
             <a:graphic>
               <a:graphicData uri="http://schemas.openxmlformats.org/drawingml/2006/picture">
                 <pic:pic>
                   <pic:nvPicPr>
-                    <pic:cNvPr id="0" name="image21.png"/>
+                    <pic:cNvPr id="0" name="image22.png"/>
                     <pic:cNvPicPr preferRelativeResize="0"/>
                   </pic:nvPicPr>
                   <pic:blipFill>
@@ -113,12 +113,12 @@
           <wp:inline distB="114300" distT="114300" distL="114300" distR="114300">
             <wp:extent cx="2878319" cy="942898"/>
             <wp:effectExtent b="0" l="0" r="0" t="0"/>
-            <wp:docPr id="21" name="image12.png"/>
+            <wp:docPr id="18" name="image16.png"/>
             <a:graphic>
               <a:graphicData uri="http://schemas.openxmlformats.org/drawingml/2006/picture">
                 <pic:pic>
                   <pic:nvPicPr>
-                    <pic:cNvPr id="0" name="image12.png"/>
+                    <pic:cNvPr id="0" name="image16.png"/>
                     <pic:cNvPicPr preferRelativeResize="0"/>
                   </pic:nvPicPr>
                   <pic:blipFill>
@@ -606,7 +606,7 @@
       <w:pPr>
         <w:numPr>
           <w:ilvl w:val="0"/>
-          <w:numId w:val="9"/>
+          <w:numId w:val="11"/>
         </w:numPr>
         <w:ind w:left="720" w:hanging="360"/>
         <w:rPr>
@@ -625,7 +625,7 @@
       <w:pPr>
         <w:numPr>
           <w:ilvl w:val="0"/>
-          <w:numId w:val="9"/>
+          <w:numId w:val="11"/>
         </w:numPr>
         <w:ind w:left="720" w:hanging="360"/>
         <w:rPr>
@@ -644,7 +644,7 @@
       <w:pPr>
         <w:numPr>
           <w:ilvl w:val="0"/>
-          <w:numId w:val="9"/>
+          <w:numId w:val="11"/>
         </w:numPr>
         <w:ind w:left="720" w:hanging="360"/>
         <w:rPr>
@@ -677,7 +677,7 @@
       <w:pPr>
         <w:numPr>
           <w:ilvl w:val="0"/>
-          <w:numId w:val="15"/>
+          <w:numId w:val="18"/>
         </w:numPr>
         <w:ind w:left="720" w:hanging="360"/>
         <w:rPr>
@@ -696,7 +696,7 @@
       <w:pPr>
         <w:numPr>
           <w:ilvl w:val="0"/>
-          <w:numId w:val="15"/>
+          <w:numId w:val="18"/>
         </w:numPr>
         <w:ind w:left="720" w:hanging="360"/>
         <w:rPr>
@@ -729,7 +729,7 @@
       <w:pPr>
         <w:numPr>
           <w:ilvl w:val="0"/>
-          <w:numId w:val="41"/>
+          <w:numId w:val="60"/>
         </w:numPr>
         <w:ind w:left="720" w:hanging="360"/>
         <w:rPr>
@@ -748,7 +748,7 @@
       <w:pPr>
         <w:numPr>
           <w:ilvl w:val="0"/>
-          <w:numId w:val="41"/>
+          <w:numId w:val="60"/>
         </w:numPr>
         <w:ind w:left="720" w:hanging="360"/>
         <w:rPr>
@@ -781,7 +781,7 @@
       <w:pPr>
         <w:numPr>
           <w:ilvl w:val="0"/>
-          <w:numId w:val="37"/>
+          <w:numId w:val="53"/>
         </w:numPr>
         <w:ind w:left="720" w:hanging="360"/>
         <w:rPr>
@@ -811,7 +811,7 @@
       <w:pPr>
         <w:numPr>
           <w:ilvl w:val="0"/>
-          <w:numId w:val="37"/>
+          <w:numId w:val="53"/>
         </w:numPr>
         <w:ind w:left="720" w:hanging="360"/>
         <w:rPr>
@@ -955,7 +955,7 @@
       <w:pPr>
         <w:numPr>
           <w:ilvl w:val="0"/>
-          <w:numId w:val="31"/>
+          <w:numId w:val="47"/>
         </w:numPr>
         <w:spacing w:after="0" w:afterAutospacing="0" w:before="240" w:lineRule="auto"/>
         <w:ind w:left="720" w:hanging="360"/>
@@ -975,7 +975,7 @@
       <w:pPr>
         <w:numPr>
           <w:ilvl w:val="0"/>
-          <w:numId w:val="31"/>
+          <w:numId w:val="47"/>
         </w:numPr>
         <w:spacing w:after="0" w:afterAutospacing="0" w:before="0" w:beforeAutospacing="0" w:lineRule="auto"/>
         <w:ind w:left="720" w:hanging="360"/>
@@ -995,7 +995,7 @@
       <w:pPr>
         <w:numPr>
           <w:ilvl w:val="0"/>
-          <w:numId w:val="31"/>
+          <w:numId w:val="47"/>
         </w:numPr>
         <w:spacing w:after="0" w:afterAutospacing="0" w:before="0" w:beforeAutospacing="0" w:lineRule="auto"/>
         <w:ind w:left="720" w:hanging="360"/>
@@ -1015,7 +1015,7 @@
       <w:pPr>
         <w:numPr>
           <w:ilvl w:val="0"/>
-          <w:numId w:val="31"/>
+          <w:numId w:val="47"/>
         </w:numPr>
         <w:spacing w:after="0" w:afterAutospacing="0" w:before="0" w:beforeAutospacing="0" w:lineRule="auto"/>
         <w:ind w:left="720" w:hanging="360"/>
@@ -1035,7 +1035,7 @@
       <w:pPr>
         <w:numPr>
           <w:ilvl w:val="0"/>
-          <w:numId w:val="31"/>
+          <w:numId w:val="47"/>
         </w:numPr>
         <w:spacing w:after="240" w:before="0" w:beforeAutospacing="0" w:lineRule="auto"/>
         <w:ind w:left="720" w:hanging="360"/>
@@ -1117,7 +1117,7 @@
       <w:pPr>
         <w:numPr>
           <w:ilvl w:val="0"/>
-          <w:numId w:val="26"/>
+          <w:numId w:val="38"/>
         </w:numPr>
         <w:spacing w:after="0" w:afterAutospacing="0" w:before="240" w:lineRule="auto"/>
         <w:ind w:left="720" w:hanging="360"/>
@@ -1138,7 +1138,7 @@
       <w:pPr>
         <w:numPr>
           <w:ilvl w:val="1"/>
-          <w:numId w:val="26"/>
+          <w:numId w:val="38"/>
         </w:numPr>
         <w:spacing w:after="0" w:afterAutospacing="0" w:before="0" w:beforeAutospacing="0" w:lineRule="auto"/>
         <w:ind w:left="1440" w:hanging="360"/>
@@ -1158,7 +1158,7 @@
       <w:pPr>
         <w:numPr>
           <w:ilvl w:val="1"/>
-          <w:numId w:val="26"/>
+          <w:numId w:val="38"/>
         </w:numPr>
         <w:spacing w:after="0" w:afterAutospacing="0" w:before="0" w:beforeAutospacing="0" w:lineRule="auto"/>
         <w:ind w:left="1440" w:hanging="360"/>
@@ -1178,7 +1178,7 @@
       <w:pPr>
         <w:numPr>
           <w:ilvl w:val="0"/>
-          <w:numId w:val="26"/>
+          <w:numId w:val="38"/>
         </w:numPr>
         <w:spacing w:after="0" w:afterAutospacing="0" w:before="0" w:beforeAutospacing="0" w:lineRule="auto"/>
         <w:ind w:left="720" w:hanging="360"/>
@@ -1199,7 +1199,7 @@
       <w:pPr>
         <w:numPr>
           <w:ilvl w:val="1"/>
-          <w:numId w:val="26"/>
+          <w:numId w:val="38"/>
         </w:numPr>
         <w:spacing w:after="0" w:afterAutospacing="0" w:before="0" w:beforeAutospacing="0" w:lineRule="auto"/>
         <w:ind w:left="1440" w:hanging="360"/>
@@ -1219,7 +1219,7 @@
       <w:pPr>
         <w:numPr>
           <w:ilvl w:val="1"/>
-          <w:numId w:val="26"/>
+          <w:numId w:val="38"/>
         </w:numPr>
         <w:spacing w:after="0" w:afterAutospacing="0" w:before="0" w:beforeAutospacing="0" w:lineRule="auto"/>
         <w:ind w:left="1440" w:hanging="360"/>
@@ -1239,7 +1239,7 @@
       <w:pPr>
         <w:numPr>
           <w:ilvl w:val="1"/>
-          <w:numId w:val="26"/>
+          <w:numId w:val="38"/>
         </w:numPr>
         <w:spacing w:after="0" w:afterAutospacing="0" w:before="0" w:beforeAutospacing="0" w:lineRule="auto"/>
         <w:ind w:left="1440" w:hanging="360"/>
@@ -1259,7 +1259,7 @@
       <w:pPr>
         <w:numPr>
           <w:ilvl w:val="0"/>
-          <w:numId w:val="26"/>
+          <w:numId w:val="38"/>
         </w:numPr>
         <w:spacing w:after="0" w:afterAutospacing="0" w:before="0" w:beforeAutospacing="0" w:lineRule="auto"/>
         <w:ind w:left="720" w:hanging="360"/>
@@ -1280,7 +1280,7 @@
       <w:pPr>
         <w:numPr>
           <w:ilvl w:val="1"/>
-          <w:numId w:val="26"/>
+          <w:numId w:val="38"/>
         </w:numPr>
         <w:spacing w:after="0" w:afterAutospacing="0" w:before="0" w:beforeAutospacing="0" w:lineRule="auto"/>
         <w:ind w:left="1440" w:hanging="360"/>
@@ -1300,7 +1300,7 @@
       <w:pPr>
         <w:numPr>
           <w:ilvl w:val="1"/>
-          <w:numId w:val="26"/>
+          <w:numId w:val="38"/>
         </w:numPr>
         <w:spacing w:after="0" w:afterAutospacing="0" w:before="0" w:beforeAutospacing="0" w:lineRule="auto"/>
         <w:ind w:left="1440" w:hanging="360"/>
@@ -1320,7 +1320,7 @@
       <w:pPr>
         <w:numPr>
           <w:ilvl w:val="1"/>
-          <w:numId w:val="26"/>
+          <w:numId w:val="38"/>
         </w:numPr>
         <w:spacing w:after="0" w:afterAutospacing="0" w:before="0" w:beforeAutospacing="0" w:lineRule="auto"/>
         <w:ind w:left="1440" w:hanging="360"/>
@@ -1340,7 +1340,7 @@
       <w:pPr>
         <w:numPr>
           <w:ilvl w:val="1"/>
-          <w:numId w:val="26"/>
+          <w:numId w:val="38"/>
         </w:numPr>
         <w:spacing w:after="0" w:afterAutospacing="0" w:before="0" w:beforeAutospacing="0" w:lineRule="auto"/>
         <w:ind w:left="1440" w:hanging="360"/>
@@ -1360,7 +1360,7 @@
       <w:pPr>
         <w:numPr>
           <w:ilvl w:val="1"/>
-          <w:numId w:val="26"/>
+          <w:numId w:val="38"/>
         </w:numPr>
         <w:spacing w:after="0" w:afterAutospacing="0" w:before="0" w:beforeAutospacing="0" w:lineRule="auto"/>
         <w:ind w:left="1440" w:hanging="360"/>
@@ -1380,7 +1380,7 @@
       <w:pPr>
         <w:numPr>
           <w:ilvl w:val="1"/>
-          <w:numId w:val="26"/>
+          <w:numId w:val="38"/>
         </w:numPr>
         <w:spacing w:after="240" w:before="0" w:beforeAutospacing="0" w:lineRule="auto"/>
         <w:ind w:left="1440" w:hanging="360"/>
@@ -1601,7 +1601,7 @@
       <w:pPr>
         <w:numPr>
           <w:ilvl w:val="0"/>
-          <w:numId w:val="16"/>
+          <w:numId w:val="23"/>
         </w:numPr>
         <w:ind w:left="720" w:hanging="360"/>
       </w:pPr>
@@ -1626,7 +1626,7 @@
       <w:pPr>
         <w:numPr>
           <w:ilvl w:val="0"/>
-          <w:numId w:val="16"/>
+          <w:numId w:val="23"/>
         </w:numPr>
         <w:ind w:left="720" w:hanging="360"/>
       </w:pPr>
@@ -1651,7 +1651,7 @@
       <w:pPr>
         <w:numPr>
           <w:ilvl w:val="0"/>
-          <w:numId w:val="16"/>
+          <w:numId w:val="23"/>
         </w:numPr>
         <w:ind w:left="720" w:hanging="360"/>
       </w:pPr>
@@ -1712,7 +1712,7 @@
       <w:pPr>
         <w:numPr>
           <w:ilvl w:val="0"/>
-          <w:numId w:val="23"/>
+          <w:numId w:val="35"/>
         </w:numPr>
         <w:spacing w:line="240" w:lineRule="auto"/>
         <w:ind w:left="720" w:hanging="360"/>
@@ -1741,12 +1741,12 @@
           <wp:inline distB="114300" distT="114300" distL="114300" distR="114300">
             <wp:extent cx="5810250" cy="88900"/>
             <wp:effectExtent b="0" l="0" r="0" t="0"/>
-            <wp:docPr id="22" name="image24.png"/>
+            <wp:docPr id="32" name="image33.png"/>
             <a:graphic>
               <a:graphicData uri="http://schemas.openxmlformats.org/drawingml/2006/picture">
                 <pic:pic>
                   <pic:nvPicPr>
-                    <pic:cNvPr id="0" name="image24.png"/>
+                    <pic:cNvPr id="0" name="image33.png"/>
                     <pic:cNvPicPr preferRelativeResize="0"/>
                   </pic:nvPicPr>
                   <pic:blipFill>
@@ -1816,7 +1816,7 @@
       <w:pPr>
         <w:numPr>
           <w:ilvl w:val="0"/>
-          <w:numId w:val="21"/>
+          <w:numId w:val="32"/>
         </w:numPr>
         <w:spacing w:line="240" w:lineRule="auto"/>
         <w:ind w:left="720" w:hanging="360"/>
@@ -1886,7 +1886,7 @@
       <w:pPr>
         <w:numPr>
           <w:ilvl w:val="0"/>
-          <w:numId w:val="24"/>
+          <w:numId w:val="36"/>
         </w:numPr>
         <w:spacing w:line="240" w:lineRule="auto"/>
         <w:ind w:left="720" w:hanging="360"/>
@@ -1897,6 +1897,138 @@
           <w:rtl w:val="0"/>
         </w:rPr>
         <w:t xml:space="preserve">Logic errors are when a program gives unexpected or wrong results than what you’re looking for, but the syntax is correct.</w:t>
+      </w:r>
+    </w:p>
+    <w:p>
+      <w:pPr>
+        <w:spacing w:line="240" w:lineRule="auto"/>
+        <w:rPr/>
+      </w:pPr>
+      <w:r>
+        <w:rPr>
+          <w:rtl w:val="0"/>
+        </w:rPr>
+      </w:r>
+    </w:p>
+    <w:p>
+      <w:pPr>
+        <w:spacing w:line="240" w:lineRule="auto"/>
+        <w:rPr>
+          <w:b w:val="1"/>
+        </w:rPr>
+      </w:pPr>
+      <w:r>
+        <w:rPr>
+          <w:b w:val="1"/>
+          <w:rtl w:val="0"/>
+        </w:rPr>
+        <w:t xml:space="preserve">Compile Errors</w:t>
+      </w:r>
+    </w:p>
+    <w:p>
+      <w:pPr>
+        <w:spacing w:line="240" w:lineRule="auto"/>
+        <w:rPr/>
+      </w:pPr>
+      <w:r>
+        <w:rPr>
+          <w:rtl w:val="0"/>
+        </w:rPr>
+      </w:r>
+    </w:p>
+    <w:p>
+      <w:pPr>
+        <w:numPr>
+          <w:ilvl w:val="0"/>
+          <w:numId w:val="61"/>
+        </w:numPr>
+        <w:spacing w:line="240" w:lineRule="auto"/>
+        <w:ind w:left="720" w:hanging="360"/>
+        <w:rPr>
+          <w:u w:val="none"/>
+        </w:rPr>
+      </w:pPr>
+      <w:r>
+        <w:rPr>
+          <w:rtl w:val="0"/>
+        </w:rPr>
+        <w:t xml:space="preserve">An error in the program that can’t run</w:t>
+      </w:r>
+    </w:p>
+    <w:p>
+      <w:pPr>
+        <w:numPr>
+          <w:ilvl w:val="0"/>
+          <w:numId w:val="61"/>
+        </w:numPr>
+        <w:spacing w:line="240" w:lineRule="auto"/>
+        <w:ind w:left="720" w:hanging="360"/>
+        <w:rPr>
+          <w:u w:val="none"/>
+        </w:rPr>
+      </w:pPr>
+      <w:r>
+        <w:rPr>
+          <w:rtl w:val="0"/>
+        </w:rPr>
+        <w:t xml:space="preserve">This is also a scoped out body</w:t>
+      </w:r>
+    </w:p>
+    <w:p>
+      <w:pPr>
+        <w:spacing w:line="240" w:lineRule="auto"/>
+        <w:rPr/>
+      </w:pPr>
+      <w:r>
+        <w:rPr/>
+        <w:drawing>
+          <wp:inline distB="114300" distT="114300" distL="114300" distR="114300">
+            <wp:extent cx="5943600" cy="2374900"/>
+            <wp:effectExtent b="0" l="0" r="0" t="0"/>
+            <wp:docPr id="33" name="image25.png"/>
+            <a:graphic>
+              <a:graphicData uri="http://schemas.openxmlformats.org/drawingml/2006/picture">
+                <pic:pic>
+                  <pic:nvPicPr>
+                    <pic:cNvPr id="0" name="image25.png"/>
+                    <pic:cNvPicPr preferRelativeResize="0"/>
+                  </pic:nvPicPr>
+                  <pic:blipFill>
+                    <a:blip r:embed="rId15"/>
+                    <a:srcRect b="0" l="0" r="0" t="0"/>
+                    <a:stretch>
+                      <a:fillRect/>
+                    </a:stretch>
+                  </pic:blipFill>
+                  <pic:spPr>
+                    <a:xfrm>
+                      <a:off x="0" y="0"/>
+                      <a:ext cx="5943600" cy="2374900"/>
+                    </a:xfrm>
+                    <a:prstGeom prst="rect"/>
+                    <a:ln/>
+                  </pic:spPr>
+                </pic:pic>
+              </a:graphicData>
+            </a:graphic>
+          </wp:inline>
+        </w:drawing>
+      </w:r>
+      <w:r>
+        <w:rPr>
+          <w:rtl w:val="0"/>
+        </w:rPr>
+      </w:r>
+    </w:p>
+    <w:p>
+      <w:pPr>
+        <w:spacing w:line="240" w:lineRule="auto"/>
+        <w:rPr/>
+      </w:pPr>
+      <w:r>
+        <w:rPr>
+          <w:rtl w:val="0"/>
+        </w:rPr>
       </w:r>
     </w:p>
     <w:p>
@@ -1961,7 +2093,7 @@
         </w:rPr>
         <w:t xml:space="preserve">This website describes primitive data types </w:t>
       </w:r>
-      <w:hyperlink r:id="rId15">
+      <w:hyperlink r:id="rId16">
         <w:r>
           <w:rPr>
             <w:color w:val="1155cc"/>
@@ -1992,7 +2124,7 @@
       <w:pPr>
         <w:numPr>
           <w:ilvl w:val="0"/>
-          <w:numId w:val="22"/>
+          <w:numId w:val="34"/>
         </w:numPr>
         <w:ind w:left="720" w:hanging="360"/>
       </w:pPr>
@@ -2007,7 +2139,7 @@
       <w:pPr>
         <w:numPr>
           <w:ilvl w:val="0"/>
-          <w:numId w:val="38"/>
+          <w:numId w:val="54"/>
         </w:numPr>
         <w:ind w:left="1440" w:hanging="360"/>
         <w:rPr>
@@ -2025,7 +2157,7 @@
       <w:pPr>
         <w:numPr>
           <w:ilvl w:val="0"/>
-          <w:numId w:val="38"/>
+          <w:numId w:val="54"/>
         </w:numPr>
         <w:ind w:left="1440" w:hanging="360"/>
         <w:rPr>
@@ -2043,7 +2175,7 @@
       <w:pPr>
         <w:numPr>
           <w:ilvl w:val="0"/>
-          <w:numId w:val="38"/>
+          <w:numId w:val="54"/>
         </w:numPr>
         <w:ind w:left="1440" w:hanging="360"/>
       </w:pPr>
@@ -2053,16 +2185,16 @@
           <wp:inline distB="114300" distT="114300" distL="114300" distR="114300">
             <wp:extent cx="5943600" cy="1943100"/>
             <wp:effectExtent b="0" l="0" r="0" t="0"/>
-            <wp:docPr id="2" name="image22.png"/>
+            <wp:docPr id="2" name="image11.png"/>
             <a:graphic>
               <a:graphicData uri="http://schemas.openxmlformats.org/drawingml/2006/picture">
                 <pic:pic>
                   <pic:nvPicPr>
-                    <pic:cNvPr id="0" name="image22.png"/>
+                    <pic:cNvPr id="0" name="image11.png"/>
                     <pic:cNvPicPr preferRelativeResize="0"/>
                   </pic:nvPicPr>
                   <pic:blipFill>
-                    <a:blip r:embed="rId16"/>
+                    <a:blip r:embed="rId17"/>
                     <a:srcRect b="0" l="0" r="0" t="0"/>
                     <a:stretch>
                       <a:fillRect/>
@@ -2102,7 +2234,7 @@
       <w:pPr>
         <w:numPr>
           <w:ilvl w:val="0"/>
-          <w:numId w:val="22"/>
+          <w:numId w:val="34"/>
         </w:numPr>
         <w:ind w:left="720" w:hanging="360"/>
       </w:pPr>
@@ -2117,7 +2249,7 @@
       <w:pPr>
         <w:numPr>
           <w:ilvl w:val="0"/>
-          <w:numId w:val="7"/>
+          <w:numId w:val="9"/>
         </w:numPr>
         <w:ind w:left="1440" w:hanging="360"/>
         <w:rPr>
@@ -2135,7 +2267,7 @@
       <w:pPr>
         <w:numPr>
           <w:ilvl w:val="0"/>
-          <w:numId w:val="7"/>
+          <w:numId w:val="9"/>
         </w:numPr>
         <w:ind w:left="1440" w:hanging="360"/>
         <w:rPr>
@@ -2153,7 +2285,7 @@
       <w:pPr>
         <w:numPr>
           <w:ilvl w:val="0"/>
-          <w:numId w:val="7"/>
+          <w:numId w:val="9"/>
         </w:numPr>
         <w:ind w:left="1440" w:hanging="360"/>
         <w:rPr>
@@ -2171,7 +2303,7 @@
       <w:pPr>
         <w:numPr>
           <w:ilvl w:val="0"/>
-          <w:numId w:val="7"/>
+          <w:numId w:val="9"/>
         </w:numPr>
         <w:ind w:left="1440" w:hanging="360"/>
         <w:rPr>
@@ -2189,7 +2321,7 @@
       <w:pPr>
         <w:numPr>
           <w:ilvl w:val="0"/>
-          <w:numId w:val="22"/>
+          <w:numId w:val="34"/>
         </w:numPr>
         <w:ind w:left="720" w:hanging="360"/>
       </w:pPr>
@@ -2265,16 +2397,16 @@
           <wp:inline distB="114300" distT="114300" distL="114300" distR="114300">
             <wp:extent cx="5943600" cy="508000"/>
             <wp:effectExtent b="0" l="0" r="0" t="0"/>
-            <wp:docPr id="5" name="image13.png"/>
+            <wp:docPr id="3" name="image15.png"/>
             <a:graphic>
               <a:graphicData uri="http://schemas.openxmlformats.org/drawingml/2006/picture">
                 <pic:pic>
                   <pic:nvPicPr>
-                    <pic:cNvPr id="0" name="image13.png"/>
+                    <pic:cNvPr id="0" name="image15.png"/>
                     <pic:cNvPicPr preferRelativeResize="0"/>
                   </pic:nvPicPr>
                   <pic:blipFill>
-                    <a:blip r:embed="rId17"/>
+                    <a:blip r:embed="rId18"/>
                     <a:srcRect b="0" l="0" r="0" t="0"/>
                     <a:stretch>
                       <a:fillRect/>
@@ -2304,7 +2436,7 @@
       <w:pPr>
         <w:numPr>
           <w:ilvl w:val="0"/>
-          <w:numId w:val="22"/>
+          <w:numId w:val="34"/>
         </w:numPr>
         <w:ind w:left="720" w:hanging="360"/>
       </w:pPr>
@@ -2319,7 +2451,7 @@
       <w:pPr>
         <w:numPr>
           <w:ilvl w:val="0"/>
-          <w:numId w:val="42"/>
+          <w:numId w:val="62"/>
         </w:numPr>
         <w:ind w:left="1440" w:hanging="360"/>
         <w:rPr>
@@ -2337,7 +2469,7 @@
       <w:pPr>
         <w:numPr>
           <w:ilvl w:val="0"/>
-          <w:numId w:val="42"/>
+          <w:numId w:val="62"/>
         </w:numPr>
         <w:ind w:left="1440" w:hanging="360"/>
         <w:rPr>
@@ -2355,7 +2487,7 @@
       <w:pPr>
         <w:numPr>
           <w:ilvl w:val="0"/>
-          <w:numId w:val="42"/>
+          <w:numId w:val="62"/>
         </w:numPr>
         <w:ind w:left="1440" w:hanging="360"/>
         <w:rPr>
@@ -2373,7 +2505,7 @@
       <w:pPr>
         <w:numPr>
           <w:ilvl w:val="0"/>
-          <w:numId w:val="42"/>
+          <w:numId w:val="62"/>
         </w:numPr>
         <w:ind w:left="1440" w:hanging="360"/>
         <w:rPr>
@@ -2391,7 +2523,7 @@
       <w:pPr>
         <w:numPr>
           <w:ilvl w:val="0"/>
-          <w:numId w:val="22"/>
+          <w:numId w:val="34"/>
         </w:numPr>
         <w:ind w:left="720" w:hanging="360"/>
       </w:pPr>
@@ -2406,7 +2538,7 @@
       <w:pPr>
         <w:numPr>
           <w:ilvl w:val="0"/>
-          <w:numId w:val="27"/>
+          <w:numId w:val="39"/>
         </w:numPr>
         <w:ind w:left="1440" w:hanging="360"/>
         <w:rPr>
@@ -2424,7 +2556,7 @@
       <w:pPr>
         <w:numPr>
           <w:ilvl w:val="0"/>
-          <w:numId w:val="27"/>
+          <w:numId w:val="39"/>
         </w:numPr>
         <w:ind w:left="1440" w:hanging="360"/>
         <w:rPr>
@@ -2442,7 +2574,7 @@
       <w:pPr>
         <w:numPr>
           <w:ilvl w:val="0"/>
-          <w:numId w:val="27"/>
+          <w:numId w:val="39"/>
         </w:numPr>
         <w:ind w:left="1440" w:hanging="360"/>
         <w:rPr>
@@ -2460,7 +2592,7 @@
       <w:pPr>
         <w:numPr>
           <w:ilvl w:val="0"/>
-          <w:numId w:val="27"/>
+          <w:numId w:val="39"/>
         </w:numPr>
         <w:ind w:left="1440" w:hanging="360"/>
         <w:rPr>
@@ -2478,7 +2610,7 @@
       <w:pPr>
         <w:numPr>
           <w:ilvl w:val="0"/>
-          <w:numId w:val="22"/>
+          <w:numId w:val="34"/>
         </w:numPr>
         <w:ind w:left="720" w:hanging="360"/>
       </w:pPr>
@@ -2493,7 +2625,7 @@
       <w:pPr>
         <w:numPr>
           <w:ilvl w:val="0"/>
-          <w:numId w:val="33"/>
+          <w:numId w:val="49"/>
         </w:numPr>
         <w:ind w:left="1440" w:hanging="360"/>
         <w:rPr>
@@ -2511,7 +2643,7 @@
       <w:pPr>
         <w:numPr>
           <w:ilvl w:val="0"/>
-          <w:numId w:val="33"/>
+          <w:numId w:val="49"/>
         </w:numPr>
         <w:ind w:left="1440" w:hanging="360"/>
         <w:rPr>
@@ -2529,7 +2661,7 @@
       <w:pPr>
         <w:numPr>
           <w:ilvl w:val="0"/>
-          <w:numId w:val="33"/>
+          <w:numId w:val="49"/>
         </w:numPr>
         <w:ind w:left="1440" w:hanging="360"/>
         <w:rPr>
@@ -2547,7 +2679,7 @@
       <w:pPr>
         <w:numPr>
           <w:ilvl w:val="0"/>
-          <w:numId w:val="33"/>
+          <w:numId w:val="49"/>
         </w:numPr>
         <w:ind w:left="1440" w:hanging="360"/>
         <w:rPr>
@@ -2565,7 +2697,7 @@
       <w:pPr>
         <w:numPr>
           <w:ilvl w:val="0"/>
-          <w:numId w:val="22"/>
+          <w:numId w:val="34"/>
         </w:numPr>
         <w:ind w:left="720" w:hanging="360"/>
       </w:pPr>
@@ -2580,7 +2712,7 @@
       <w:pPr>
         <w:numPr>
           <w:ilvl w:val="0"/>
-          <w:numId w:val="13"/>
+          <w:numId w:val="16"/>
         </w:numPr>
         <w:ind w:left="1440" w:hanging="360"/>
         <w:rPr>
@@ -2612,7 +2744,7 @@
       <w:pPr>
         <w:numPr>
           <w:ilvl w:val="0"/>
-          <w:numId w:val="13"/>
+          <w:numId w:val="16"/>
         </w:numPr>
         <w:ind w:left="1440" w:hanging="360"/>
         <w:rPr>
@@ -2632,7 +2764,7 @@
       <w:pPr>
         <w:numPr>
           <w:ilvl w:val="0"/>
-          <w:numId w:val="13"/>
+          <w:numId w:val="16"/>
         </w:numPr>
         <w:ind w:left="1440" w:hanging="360"/>
         <w:rPr>
@@ -2668,7 +2800,7 @@
       <w:pPr>
         <w:numPr>
           <w:ilvl w:val="0"/>
-          <w:numId w:val="22"/>
+          <w:numId w:val="34"/>
         </w:numPr>
         <w:ind w:left="720" w:hanging="360"/>
       </w:pPr>
@@ -2683,7 +2815,7 @@
       <w:pPr>
         <w:numPr>
           <w:ilvl w:val="0"/>
-          <w:numId w:val="14"/>
+          <w:numId w:val="17"/>
         </w:numPr>
         <w:ind w:left="1440" w:hanging="360"/>
         <w:rPr/>
@@ -2708,7 +2840,7 @@
       <w:pPr>
         <w:numPr>
           <w:ilvl w:val="0"/>
-          <w:numId w:val="14"/>
+          <w:numId w:val="17"/>
         </w:numPr>
         <w:ind w:left="1440" w:hanging="360"/>
         <w:rPr>
@@ -2728,7 +2860,7 @@
       <w:pPr>
         <w:numPr>
           <w:ilvl w:val="0"/>
-          <w:numId w:val="14"/>
+          <w:numId w:val="17"/>
         </w:numPr>
         <w:ind w:left="1440" w:hanging="360"/>
         <w:rPr>
@@ -2748,7 +2880,7 @@
       <w:pPr>
         <w:numPr>
           <w:ilvl w:val="0"/>
-          <w:numId w:val="14"/>
+          <w:numId w:val="17"/>
         </w:numPr>
         <w:ind w:left="1440" w:hanging="360"/>
         <w:rPr>
@@ -2858,7 +2990,7 @@
       <w:pPr>
         <w:numPr>
           <w:ilvl w:val="0"/>
-          <w:numId w:val="43"/>
+          <w:numId w:val="63"/>
         </w:numPr>
         <w:ind w:left="720" w:hanging="360"/>
       </w:pPr>
@@ -2893,16 +3025,16 @@
           <wp:inline distB="114300" distT="114300" distL="114300" distR="114300">
             <wp:extent cx="5676900" cy="323850"/>
             <wp:effectExtent b="0" l="0" r="0" t="0"/>
-            <wp:docPr id="14" name="image10.png"/>
+            <wp:docPr id="13" name="image29.png"/>
             <a:graphic>
               <a:graphicData uri="http://schemas.openxmlformats.org/drawingml/2006/picture">
                 <pic:pic>
                   <pic:nvPicPr>
-                    <pic:cNvPr id="0" name="image10.png"/>
+                    <pic:cNvPr id="0" name="image29.png"/>
                     <pic:cNvPicPr preferRelativeResize="0"/>
                   </pic:nvPicPr>
                   <pic:blipFill>
-                    <a:blip r:embed="rId18"/>
+                    <a:blip r:embed="rId19"/>
                     <a:srcRect b="0" l="0" r="0" t="0"/>
                     <a:stretch>
                       <a:fillRect/>
@@ -2971,7 +3103,7 @@
       <w:pPr>
         <w:numPr>
           <w:ilvl w:val="0"/>
-          <w:numId w:val="29"/>
+          <w:numId w:val="45"/>
         </w:numPr>
         <w:ind w:left="720" w:hanging="360"/>
         <w:rPr/>
@@ -2998,16 +3130,16 @@
           <wp:inline distB="114300" distT="114300" distL="114300" distR="114300">
             <wp:extent cx="5943600" cy="596900"/>
             <wp:effectExtent b="0" l="0" r="0" t="0"/>
-            <wp:docPr id="11" name="image7.png"/>
+            <wp:docPr id="10" name="image19.png"/>
             <a:graphic>
               <a:graphicData uri="http://schemas.openxmlformats.org/drawingml/2006/picture">
                 <pic:pic>
                   <pic:nvPicPr>
-                    <pic:cNvPr id="0" name="image7.png"/>
+                    <pic:cNvPr id="0" name="image19.png"/>
                     <pic:cNvPicPr preferRelativeResize="0"/>
                   </pic:nvPicPr>
                   <pic:blipFill>
-                    <a:blip r:embed="rId19"/>
+                    <a:blip r:embed="rId20"/>
                     <a:srcRect b="0" l="0" r="0" t="0"/>
                     <a:stretch>
                       <a:fillRect/>
@@ -3075,7 +3207,7 @@
       <w:pPr>
         <w:numPr>
           <w:ilvl w:val="0"/>
-          <w:numId w:val="45"/>
+          <w:numId w:val="65"/>
         </w:numPr>
         <w:ind w:left="720" w:hanging="360"/>
         <w:rPr>
@@ -3093,7 +3225,7 @@
       <w:pPr>
         <w:numPr>
           <w:ilvl w:val="0"/>
-          <w:numId w:val="45"/>
+          <w:numId w:val="65"/>
         </w:numPr>
         <w:ind w:left="720" w:hanging="360"/>
         <w:rPr>
@@ -3111,7 +3243,7 @@
       <w:pPr>
         <w:numPr>
           <w:ilvl w:val="0"/>
-          <w:numId w:val="45"/>
+          <w:numId w:val="65"/>
         </w:numPr>
         <w:ind w:left="720" w:hanging="360"/>
         <w:rPr>
@@ -3165,7 +3297,7 @@
       <w:pPr>
         <w:numPr>
           <w:ilvl w:val="0"/>
-          <w:numId w:val="8"/>
+          <w:numId w:val="10"/>
         </w:numPr>
         <w:ind w:left="720" w:hanging="360"/>
         <w:rPr>
@@ -3183,7 +3315,7 @@
       <w:pPr>
         <w:numPr>
           <w:ilvl w:val="0"/>
-          <w:numId w:val="8"/>
+          <w:numId w:val="10"/>
         </w:numPr>
         <w:ind w:left="720" w:hanging="360"/>
         <w:rPr>
@@ -3241,7 +3373,7 @@
       <w:pPr>
         <w:numPr>
           <w:ilvl w:val="0"/>
-          <w:numId w:val="18"/>
+          <w:numId w:val="27"/>
         </w:numPr>
         <w:ind w:left="720" w:hanging="360"/>
         <w:rPr>
@@ -3272,7 +3404,7 @@
       <w:pPr>
         <w:numPr>
           <w:ilvl w:val="0"/>
-          <w:numId w:val="18"/>
+          <w:numId w:val="27"/>
         </w:numPr>
         <w:ind w:left="720" w:hanging="360"/>
         <w:rPr>
@@ -3341,7 +3473,7 @@
       <w:pPr>
         <w:numPr>
           <w:ilvl w:val="0"/>
-          <w:numId w:val="17"/>
+          <w:numId w:val="24"/>
         </w:numPr>
         <w:ind w:left="720" w:hanging="360"/>
         <w:rPr>
@@ -3554,16 +3686,16 @@
           <wp:inline distB="114300" distT="114300" distL="114300" distR="114300">
             <wp:extent cx="2190750" cy="266700"/>
             <wp:effectExtent b="0" l="0" r="0" t="0"/>
-            <wp:docPr id="1" name="image5.png"/>
+            <wp:docPr id="1" name="image10.png"/>
             <a:graphic>
               <a:graphicData uri="http://schemas.openxmlformats.org/drawingml/2006/picture">
                 <pic:pic>
                   <pic:nvPicPr>
-                    <pic:cNvPr id="0" name="image5.png"/>
+                    <pic:cNvPr id="0" name="image10.png"/>
                     <pic:cNvPicPr preferRelativeResize="0"/>
                   </pic:nvPicPr>
                   <pic:blipFill>
-                    <a:blip r:embed="rId20"/>
+                    <a:blip r:embed="rId21"/>
                     <a:srcRect b="0" l="0" r="0" t="0"/>
                     <a:stretch>
                       <a:fillRect/>
@@ -3627,7 +3759,7 @@
       <w:pPr>
         <w:numPr>
           <w:ilvl w:val="0"/>
-          <w:numId w:val="11"/>
+          <w:numId w:val="14"/>
         </w:numPr>
         <w:spacing w:line="240" w:lineRule="auto"/>
         <w:ind w:left="720" w:hanging="360"/>
@@ -3663,7 +3795,7 @@
       <w:pPr>
         <w:numPr>
           <w:ilvl w:val="0"/>
-          <w:numId w:val="11"/>
+          <w:numId w:val="14"/>
         </w:numPr>
         <w:spacing w:line="240" w:lineRule="auto"/>
         <w:ind w:left="720" w:hanging="360"/>
@@ -3692,7 +3824,7 @@
       <w:pPr>
         <w:numPr>
           <w:ilvl w:val="0"/>
-          <w:numId w:val="11"/>
+          <w:numId w:val="14"/>
         </w:numPr>
         <w:spacing w:line="240" w:lineRule="auto"/>
         <w:ind w:left="720" w:hanging="360"/>
@@ -3713,7 +3845,7 @@
       <w:pPr>
         <w:numPr>
           <w:ilvl w:val="0"/>
-          <w:numId w:val="11"/>
+          <w:numId w:val="14"/>
         </w:numPr>
         <w:spacing w:line="240" w:lineRule="auto"/>
         <w:ind w:left="720" w:hanging="360"/>
@@ -3743,16 +3875,16 @@
           <wp:inline distB="114300" distT="114300" distL="114300" distR="114300">
             <wp:extent cx="5943600" cy="482600"/>
             <wp:effectExtent b="0" l="0" r="0" t="0"/>
-            <wp:docPr id="18" name="image14.png"/>
+            <wp:docPr id="15" name="image24.png"/>
             <a:graphic>
               <a:graphicData uri="http://schemas.openxmlformats.org/drawingml/2006/picture">
                 <pic:pic>
                   <pic:nvPicPr>
-                    <pic:cNvPr id="0" name="image14.png"/>
+                    <pic:cNvPr id="0" name="image24.png"/>
                     <pic:cNvPicPr preferRelativeResize="0"/>
                   </pic:nvPicPr>
                   <pic:blipFill>
-                    <a:blip r:embed="rId21"/>
+                    <a:blip r:embed="rId22"/>
                     <a:srcRect b="0" l="0" r="0" t="0"/>
                     <a:stretch>
                       <a:fillRect/>
@@ -3908,7 +4040,7 @@
       <w:pPr>
         <w:numPr>
           <w:ilvl w:val="0"/>
-          <w:numId w:val="12"/>
+          <w:numId w:val="15"/>
         </w:numPr>
         <w:spacing w:line="240" w:lineRule="auto"/>
         <w:ind w:left="720" w:hanging="360"/>
@@ -3929,7 +4061,7 @@
       <w:pPr>
         <w:numPr>
           <w:ilvl w:val="0"/>
-          <w:numId w:val="12"/>
+          <w:numId w:val="15"/>
         </w:numPr>
         <w:spacing w:line="240" w:lineRule="auto"/>
         <w:ind w:left="720" w:hanging="360"/>
@@ -3950,7 +4082,7 @@
       <w:pPr>
         <w:numPr>
           <w:ilvl w:val="0"/>
-          <w:numId w:val="12"/>
+          <w:numId w:val="15"/>
         </w:numPr>
         <w:spacing w:line="240" w:lineRule="auto"/>
         <w:ind w:left="720" w:hanging="360"/>
@@ -4012,7 +4144,7 @@
       <w:pPr>
         <w:numPr>
           <w:ilvl w:val="0"/>
-          <w:numId w:val="30"/>
+          <w:numId w:val="46"/>
         </w:numPr>
         <w:spacing w:line="240" w:lineRule="auto"/>
         <w:ind w:left="720" w:hanging="360"/>
@@ -4033,7 +4165,7 @@
       <w:pPr>
         <w:numPr>
           <w:ilvl w:val="0"/>
-          <w:numId w:val="30"/>
+          <w:numId w:val="46"/>
         </w:numPr>
         <w:spacing w:line="240" w:lineRule="auto"/>
         <w:ind w:left="720" w:hanging="360"/>
@@ -4054,7 +4186,7 @@
       <w:pPr>
         <w:numPr>
           <w:ilvl w:val="0"/>
-          <w:numId w:val="30"/>
+          <w:numId w:val="46"/>
         </w:numPr>
         <w:spacing w:line="240" w:lineRule="auto"/>
         <w:ind w:left="720" w:hanging="360"/>
@@ -4116,7 +4248,7 @@
       <w:pPr>
         <w:numPr>
           <w:ilvl w:val="0"/>
-          <w:numId w:val="40"/>
+          <w:numId w:val="59"/>
         </w:numPr>
         <w:spacing w:line="240" w:lineRule="auto"/>
         <w:ind w:left="720" w:hanging="360"/>
@@ -4137,7 +4269,7 @@
       <w:pPr>
         <w:numPr>
           <w:ilvl w:val="0"/>
-          <w:numId w:val="40"/>
+          <w:numId w:val="59"/>
         </w:numPr>
         <w:spacing w:line="240" w:lineRule="auto"/>
         <w:ind w:left="720" w:hanging="360"/>
@@ -4199,7 +4331,7 @@
       <w:pPr>
         <w:numPr>
           <w:ilvl w:val="0"/>
-          <w:numId w:val="44"/>
+          <w:numId w:val="64"/>
         </w:numPr>
         <w:spacing w:line="240" w:lineRule="auto"/>
         <w:ind w:left="720" w:hanging="360"/>
@@ -4220,7 +4352,7 @@
       <w:pPr>
         <w:numPr>
           <w:ilvl w:val="0"/>
-          <w:numId w:val="44"/>
+          <w:numId w:val="64"/>
         </w:numPr>
         <w:spacing w:line="240" w:lineRule="auto"/>
         <w:ind w:left="720" w:hanging="360"/>
@@ -4282,7 +4414,7 @@
       <w:pPr>
         <w:numPr>
           <w:ilvl w:val="0"/>
-          <w:numId w:val="36"/>
+          <w:numId w:val="52"/>
         </w:numPr>
         <w:spacing w:line="240" w:lineRule="auto"/>
         <w:ind w:left="720" w:hanging="360"/>
@@ -4303,7 +4435,7 @@
       <w:pPr>
         <w:numPr>
           <w:ilvl w:val="0"/>
-          <w:numId w:val="36"/>
+          <w:numId w:val="52"/>
         </w:numPr>
         <w:spacing w:line="240" w:lineRule="auto"/>
         <w:ind w:left="720" w:hanging="360"/>
@@ -4430,7 +4562,7 @@
       <w:pPr>
         <w:numPr>
           <w:ilvl w:val="0"/>
-          <w:numId w:val="34"/>
+          <w:numId w:val="50"/>
         </w:numPr>
         <w:ind w:left="720" w:hanging="360"/>
         <w:rPr>
@@ -4448,7 +4580,7 @@
       <w:pPr>
         <w:numPr>
           <w:ilvl w:val="0"/>
-          <w:numId w:val="34"/>
+          <w:numId w:val="50"/>
         </w:numPr>
         <w:ind w:left="720" w:hanging="360"/>
         <w:rPr>
@@ -4466,7 +4598,7 @@
       <w:pPr>
         <w:numPr>
           <w:ilvl w:val="0"/>
-          <w:numId w:val="34"/>
+          <w:numId w:val="50"/>
         </w:numPr>
         <w:ind w:left="720" w:hanging="360"/>
         <w:rPr>
@@ -4671,16 +4803,16 @@
                 <wp:inline distB="114300" distT="114300" distL="114300" distR="114300">
                   <wp:extent cx="5810250" cy="5803900"/>
                   <wp:effectExtent b="0" l="0" r="0" t="0"/>
-                  <wp:docPr id="10" name="image25.png"/>
+                  <wp:docPr id="9" name="image34.png"/>
                   <a:graphic>
                     <a:graphicData uri="http://schemas.openxmlformats.org/drawingml/2006/picture">
                       <pic:pic>
                         <pic:nvPicPr>
-                          <pic:cNvPr id="0" name="image25.png"/>
+                          <pic:cNvPr id="0" name="image34.png"/>
                           <pic:cNvPicPr preferRelativeResize="0"/>
                         </pic:nvPicPr>
                         <pic:blipFill>
-                          <a:blip r:embed="rId22"/>
+                          <a:blip r:embed="rId23"/>
                           <a:srcRect b="0" l="0" r="0" t="0"/>
                           <a:stretch>
                             <a:fillRect/>
@@ -4922,7 +5054,7 @@
       <w:pPr>
         <w:numPr>
           <w:ilvl w:val="0"/>
-          <w:numId w:val="39"/>
+          <w:numId w:val="58"/>
         </w:numPr>
         <w:ind w:left="720" w:hanging="360"/>
         <w:rPr>
@@ -4956,16 +5088,16 @@
           <wp:inline distB="114300" distT="114300" distL="114300" distR="114300">
             <wp:extent cx="5695950" cy="533400"/>
             <wp:effectExtent b="0" l="0" r="0" t="0"/>
-            <wp:docPr id="24" name="image23.png"/>
+            <wp:docPr id="19" name="image6.png"/>
             <a:graphic>
               <a:graphicData uri="http://schemas.openxmlformats.org/drawingml/2006/picture">
                 <pic:pic>
                   <pic:nvPicPr>
-                    <pic:cNvPr id="0" name="image23.png"/>
+                    <pic:cNvPr id="0" name="image6.png"/>
                     <pic:cNvPicPr preferRelativeResize="0"/>
                   </pic:nvPicPr>
                   <pic:blipFill>
-                    <a:blip r:embed="rId23"/>
+                    <a:blip r:embed="rId24"/>
                     <a:srcRect b="0" l="0" r="0" t="0"/>
                     <a:stretch>
                       <a:fillRect/>
@@ -5034,7 +5166,7 @@
       <w:pPr>
         <w:numPr>
           <w:ilvl w:val="0"/>
-          <w:numId w:val="35"/>
+          <w:numId w:val="51"/>
         </w:numPr>
         <w:ind w:left="1440" w:hanging="360"/>
         <w:rPr>
@@ -5052,7 +5184,7 @@
       <w:pPr>
         <w:numPr>
           <w:ilvl w:val="0"/>
-          <w:numId w:val="35"/>
+          <w:numId w:val="51"/>
         </w:numPr>
         <w:ind w:left="1440" w:hanging="360"/>
         <w:rPr>
@@ -5117,16 +5249,16 @@
           <wp:inline distB="114300" distT="114300" distL="114300" distR="114300">
             <wp:extent cx="3429000" cy="304800"/>
             <wp:effectExtent b="0" l="0" r="0" t="0"/>
-            <wp:docPr id="20" name="image4.png"/>
+            <wp:docPr id="30" name="image28.png"/>
             <a:graphic>
               <a:graphicData uri="http://schemas.openxmlformats.org/drawingml/2006/picture">
                 <pic:pic>
                   <pic:nvPicPr>
-                    <pic:cNvPr id="0" name="image4.png"/>
+                    <pic:cNvPr id="0" name="image28.png"/>
                     <pic:cNvPicPr preferRelativeResize="0"/>
                   </pic:nvPicPr>
                   <pic:blipFill>
-                    <a:blip r:embed="rId24"/>
+                    <a:blip r:embed="rId25"/>
                     <a:srcRect b="0" l="0" r="0" t="0"/>
                     <a:stretch>
                       <a:fillRect/>
@@ -5284,16 +5416,16 @@
           <wp:inline distB="114300" distT="114300" distL="114300" distR="114300">
             <wp:extent cx="1866900" cy="266700"/>
             <wp:effectExtent b="0" l="0" r="0" t="0"/>
-            <wp:docPr id="23" name="image17.png"/>
+            <wp:docPr id="34" name="image31.png"/>
             <a:graphic>
               <a:graphicData uri="http://schemas.openxmlformats.org/drawingml/2006/picture">
                 <pic:pic>
                   <pic:nvPicPr>
-                    <pic:cNvPr id="0" name="image17.png"/>
+                    <pic:cNvPr id="0" name="image31.png"/>
                     <pic:cNvPicPr preferRelativeResize="0"/>
                   </pic:nvPicPr>
                   <pic:blipFill>
-                    <a:blip r:embed="rId25"/>
+                    <a:blip r:embed="rId26"/>
                     <a:srcRect b="0" l="0" r="0" t="0"/>
                     <a:stretch>
                       <a:fillRect/>
@@ -5368,7 +5500,7 @@
       <w:pPr>
         <w:numPr>
           <w:ilvl w:val="0"/>
-          <w:numId w:val="25"/>
+          <w:numId w:val="37"/>
         </w:numPr>
         <w:ind w:left="720" w:hanging="360"/>
         <w:rPr>
@@ -5386,7 +5518,7 @@
       <w:pPr>
         <w:numPr>
           <w:ilvl w:val="0"/>
-          <w:numId w:val="25"/>
+          <w:numId w:val="37"/>
         </w:numPr>
         <w:ind w:left="720" w:hanging="360"/>
         <w:rPr>
@@ -5417,13 +5549,13 @@
         <w:widowControl w:val="0"/>
         <w:numPr>
           <w:ilvl w:val="0"/>
-          <w:numId w:val="19"/>
+          <w:numId w:val="28"/>
         </w:numPr>
         <w:spacing w:line="240" w:lineRule="auto"/>
         <w:ind w:left="720" w:hanging="360"/>
         <w:rPr/>
       </w:pPr>
-      <w:hyperlink r:id="rId26">
+      <w:hyperlink r:id="rId27">
         <w:r>
           <w:rPr>
             <w:color w:val="0097a7"/>
@@ -5531,16 +5663,16 @@
           <wp:inline distB="114300" distT="114300" distL="114300" distR="114300">
             <wp:extent cx="5162550" cy="1543050"/>
             <wp:effectExtent b="0" l="0" r="0" t="0"/>
-            <wp:docPr id="13" name="image19.png"/>
+            <wp:docPr id="26" name="image23.png"/>
             <a:graphic>
               <a:graphicData uri="http://schemas.openxmlformats.org/drawingml/2006/picture">
                 <pic:pic>
                   <pic:nvPicPr>
-                    <pic:cNvPr id="0" name="image19.png"/>
+                    <pic:cNvPr id="0" name="image23.png"/>
                     <pic:cNvPicPr preferRelativeResize="0"/>
                   </pic:nvPicPr>
                   <pic:blipFill>
-                    <a:blip r:embed="rId27"/>
+                    <a:blip r:embed="rId28"/>
                     <a:srcRect b="0" l="0" r="0" t="0"/>
                     <a:stretch>
                       <a:fillRect/>
@@ -5605,7 +5737,7 @@
       <w:pPr>
         <w:numPr>
           <w:ilvl w:val="0"/>
-          <w:numId w:val="10"/>
+          <w:numId w:val="12"/>
         </w:numPr>
         <w:ind w:left="720" w:hanging="360"/>
         <w:rPr>
@@ -5623,7 +5755,7 @@
       <w:pPr>
         <w:numPr>
           <w:ilvl w:val="0"/>
-          <w:numId w:val="10"/>
+          <w:numId w:val="12"/>
         </w:numPr>
         <w:ind w:left="720" w:hanging="360"/>
         <w:rPr>
@@ -5654,7 +5786,7 @@
       <w:pPr>
         <w:numPr>
           <w:ilvl w:val="0"/>
-          <w:numId w:val="10"/>
+          <w:numId w:val="12"/>
         </w:numPr>
         <w:ind w:left="720" w:hanging="360"/>
         <w:rPr>
@@ -5678,16 +5810,16 @@
           <wp:inline distB="114300" distT="114300" distL="114300" distR="114300">
             <wp:extent cx="5467350" cy="666750"/>
             <wp:effectExtent b="0" l="0" r="0" t="0"/>
-            <wp:docPr id="7" name="image18.png"/>
+            <wp:docPr id="24" name="image30.png"/>
             <a:graphic>
               <a:graphicData uri="http://schemas.openxmlformats.org/drawingml/2006/picture">
                 <pic:pic>
                   <pic:nvPicPr>
-                    <pic:cNvPr id="0" name="image18.png"/>
+                    <pic:cNvPr id="0" name="image30.png"/>
                     <pic:cNvPicPr preferRelativeResize="0"/>
                   </pic:nvPicPr>
                   <pic:blipFill>
-                    <a:blip r:embed="rId28"/>
+                    <a:blip r:embed="rId29"/>
                     <a:srcRect b="0" l="0" r="0" t="0"/>
                     <a:stretch>
                       <a:fillRect/>
@@ -5727,7 +5859,7 @@
       <w:pPr>
         <w:numPr>
           <w:ilvl w:val="0"/>
-          <w:numId w:val="47"/>
+          <w:numId w:val="67"/>
         </w:numPr>
         <w:ind w:left="720" w:hanging="360"/>
         <w:rPr>
@@ -5745,7 +5877,7 @@
       <w:pPr>
         <w:numPr>
           <w:ilvl w:val="0"/>
-          <w:numId w:val="47"/>
+          <w:numId w:val="67"/>
         </w:numPr>
         <w:ind w:left="720" w:hanging="360"/>
         <w:rPr>
@@ -5763,7 +5895,7 @@
       <w:pPr>
         <w:numPr>
           <w:ilvl w:val="0"/>
-          <w:numId w:val="47"/>
+          <w:numId w:val="67"/>
         </w:numPr>
         <w:ind w:left="720" w:hanging="360"/>
         <w:rPr>
@@ -5787,16 +5919,16 @@
           <wp:inline distB="114300" distT="114300" distL="114300" distR="114300">
             <wp:extent cx="5448300" cy="323850"/>
             <wp:effectExtent b="0" l="0" r="0" t="0"/>
-            <wp:docPr id="8" name="image11.png"/>
+            <wp:docPr id="7" name="image5.png"/>
             <a:graphic>
               <a:graphicData uri="http://schemas.openxmlformats.org/drawingml/2006/picture">
                 <pic:pic>
                   <pic:nvPicPr>
-                    <pic:cNvPr id="0" name="image11.png"/>
+                    <pic:cNvPr id="0" name="image5.png"/>
                     <pic:cNvPicPr preferRelativeResize="0"/>
                   </pic:nvPicPr>
                   <pic:blipFill>
-                    <a:blip r:embed="rId29"/>
+                    <a:blip r:embed="rId30"/>
                     <a:srcRect b="0" l="0" r="0" t="0"/>
                     <a:stretch>
                       <a:fillRect/>
@@ -5873,7 +6005,7 @@
       <w:pPr>
         <w:numPr>
           <w:ilvl w:val="0"/>
-          <w:numId w:val="28"/>
+          <w:numId w:val="44"/>
         </w:numPr>
         <w:ind w:left="720" w:hanging="360"/>
         <w:rPr>
@@ -5891,7 +6023,7 @@
       <w:pPr>
         <w:numPr>
           <w:ilvl w:val="0"/>
-          <w:numId w:val="28"/>
+          <w:numId w:val="44"/>
         </w:numPr>
         <w:ind w:left="720" w:hanging="360"/>
         <w:rPr>
@@ -5909,7 +6041,7 @@
       <w:pPr>
         <w:numPr>
           <w:ilvl w:val="0"/>
-          <w:numId w:val="28"/>
+          <w:numId w:val="44"/>
         </w:numPr>
         <w:ind w:left="720" w:hanging="360"/>
         <w:rPr>
@@ -5940,16 +6072,16 @@
           <wp:inline distB="114300" distT="114300" distL="114300" distR="114300">
             <wp:extent cx="4095750" cy="514350"/>
             <wp:effectExtent b="0" l="0" r="0" t="0"/>
-            <wp:docPr id="16" name="image20.png"/>
+            <wp:docPr id="14" name="image7.png"/>
             <a:graphic>
               <a:graphicData uri="http://schemas.openxmlformats.org/drawingml/2006/picture">
                 <pic:pic>
                   <pic:nvPicPr>
-                    <pic:cNvPr id="0" name="image20.png"/>
+                    <pic:cNvPr id="0" name="image7.png"/>
                     <pic:cNvPicPr preferRelativeResize="0"/>
                   </pic:nvPicPr>
                   <pic:blipFill>
-                    <a:blip r:embed="rId30"/>
+                    <a:blip r:embed="rId31"/>
                     <a:srcRect b="0" l="0" r="0" t="0"/>
                     <a:stretch>
                       <a:fillRect/>
@@ -6013,7 +6145,7 @@
       <w:pPr>
         <w:numPr>
           <w:ilvl w:val="0"/>
-          <w:numId w:val="49"/>
+          <w:numId w:val="71"/>
         </w:numPr>
         <w:ind w:left="720" w:hanging="360"/>
         <w:rPr>
@@ -6031,7 +6163,7 @@
       <w:pPr>
         <w:numPr>
           <w:ilvl w:val="0"/>
-          <w:numId w:val="49"/>
+          <w:numId w:val="71"/>
         </w:numPr>
         <w:ind w:left="720" w:hanging="360"/>
         <w:rPr>
@@ -6049,7 +6181,7 @@
       <w:pPr>
         <w:numPr>
           <w:ilvl w:val="0"/>
-          <w:numId w:val="49"/>
+          <w:numId w:val="71"/>
         </w:numPr>
         <w:ind w:left="720" w:hanging="360"/>
         <w:rPr>
@@ -6067,7 +6199,7 @@
       <w:pPr>
         <w:numPr>
           <w:ilvl w:val="0"/>
-          <w:numId w:val="49"/>
+          <w:numId w:val="71"/>
         </w:numPr>
         <w:ind w:left="720" w:hanging="360"/>
         <w:rPr>
@@ -6502,7 +6634,7 @@
       <w:pPr>
         <w:numPr>
           <w:ilvl w:val="0"/>
-          <w:numId w:val="5"/>
+          <w:numId w:val="6"/>
         </w:numPr>
         <w:ind w:left="720" w:hanging="360"/>
         <w:rPr>
@@ -6514,103 +6646,6 @@
           <w:rtl w:val="0"/>
         </w:rPr>
         <w:t xml:space="preserve">Yes / No</w:t>
-      </w:r>
-    </w:p>
-    <w:p>
-      <w:pPr>
-        <w:numPr>
-          <w:ilvl w:val="0"/>
-          <w:numId w:val="5"/>
-        </w:numPr>
-        <w:ind w:left="720" w:hanging="360"/>
-        <w:rPr>
-          <w:u w:val="none"/>
-        </w:rPr>
-      </w:pPr>
-      <w:r>
-        <w:rPr>
-          <w:rtl w:val="0"/>
-        </w:rPr>
-        <w:t xml:space="preserve">True / False</w:t>
-      </w:r>
-    </w:p>
-    <w:p>
-      <w:pPr>
-        <w:numPr>
-          <w:ilvl w:val="0"/>
-          <w:numId w:val="5"/>
-        </w:numPr>
-        <w:ind w:left="720" w:hanging="360"/>
-        <w:rPr>
-          <w:u w:val="none"/>
-        </w:rPr>
-      </w:pPr>
-      <w:r>
-        <w:rPr>
-          <w:rtl w:val="0"/>
-        </w:rPr>
-        <w:t xml:space="preserve">On / Off</w:t>
-      </w:r>
-    </w:p>
-    <w:p>
-      <w:pPr>
-        <w:numPr>
-          <w:ilvl w:val="0"/>
-          <w:numId w:val="5"/>
-        </w:numPr>
-        <w:ind w:left="720" w:hanging="360"/>
-        <w:rPr>
-          <w:u w:val="none"/>
-        </w:rPr>
-      </w:pPr>
-      <w:r>
-        <w:rPr>
-          <w:b w:val="1"/>
-          <w:rtl w:val="0"/>
-        </w:rPr>
-        <w:t xml:space="preserve">If/else</w:t>
-      </w:r>
-      <w:r>
-        <w:rPr>
-          <w:rtl w:val="0"/>
-        </w:rPr>
-        <w:t xml:space="preserve"> - This statement chooses which if a condition is true </w:t>
-      </w:r>
-    </w:p>
-    <w:p>
-      <w:pPr>
-        <w:rPr/>
-      </w:pPr>
-      <w:r>
-        <w:rPr>
-          <w:rtl w:val="0"/>
-        </w:rPr>
-      </w:r>
-    </w:p>
-    <w:p>
-      <w:pPr>
-        <w:rPr>
-          <w:b w:val="1"/>
-        </w:rPr>
-      </w:pPr>
-      <w:r>
-        <w:rPr>
-          <w:b w:val="1"/>
-          <w:rtl w:val="0"/>
-        </w:rPr>
-        <w:t xml:space="preserve">Two Way Selection Structure</w:t>
-      </w:r>
-    </w:p>
-    <w:p>
-      <w:pPr>
-        <w:rPr>
-          <w:b w:val="1"/>
-        </w:rPr>
-      </w:pPr>
-      <w:r>
-        <w:rPr>
-          <w:rtl w:val="0"/>
-        </w:rPr>
       </w:r>
     </w:p>
     <w:p>
@@ -6618,6 +6653,103 @@
         <w:numPr>
           <w:ilvl w:val="0"/>
           <w:numId w:val="6"/>
+        </w:numPr>
+        <w:ind w:left="720" w:hanging="360"/>
+        <w:rPr>
+          <w:u w:val="none"/>
+        </w:rPr>
+      </w:pPr>
+      <w:r>
+        <w:rPr>
+          <w:rtl w:val="0"/>
+        </w:rPr>
+        <w:t xml:space="preserve">True / False</w:t>
+      </w:r>
+    </w:p>
+    <w:p>
+      <w:pPr>
+        <w:numPr>
+          <w:ilvl w:val="0"/>
+          <w:numId w:val="6"/>
+        </w:numPr>
+        <w:ind w:left="720" w:hanging="360"/>
+        <w:rPr>
+          <w:u w:val="none"/>
+        </w:rPr>
+      </w:pPr>
+      <w:r>
+        <w:rPr>
+          <w:rtl w:val="0"/>
+        </w:rPr>
+        <w:t xml:space="preserve">On / Off</w:t>
+      </w:r>
+    </w:p>
+    <w:p>
+      <w:pPr>
+        <w:numPr>
+          <w:ilvl w:val="0"/>
+          <w:numId w:val="6"/>
+        </w:numPr>
+        <w:ind w:left="720" w:hanging="360"/>
+        <w:rPr>
+          <w:u w:val="none"/>
+        </w:rPr>
+      </w:pPr>
+      <w:r>
+        <w:rPr>
+          <w:b w:val="1"/>
+          <w:rtl w:val="0"/>
+        </w:rPr>
+        <w:t xml:space="preserve">If/else</w:t>
+      </w:r>
+      <w:r>
+        <w:rPr>
+          <w:rtl w:val="0"/>
+        </w:rPr>
+        <w:t xml:space="preserve"> - This statement chooses which if a condition is true </w:t>
+      </w:r>
+    </w:p>
+    <w:p>
+      <w:pPr>
+        <w:rPr/>
+      </w:pPr>
+      <w:r>
+        <w:rPr>
+          <w:rtl w:val="0"/>
+        </w:rPr>
+      </w:r>
+    </w:p>
+    <w:p>
+      <w:pPr>
+        <w:rPr>
+          <w:b w:val="1"/>
+        </w:rPr>
+      </w:pPr>
+      <w:r>
+        <w:rPr>
+          <w:b w:val="1"/>
+          <w:rtl w:val="0"/>
+        </w:rPr>
+        <w:t xml:space="preserve">Two Way Selection Structure</w:t>
+      </w:r>
+    </w:p>
+    <w:p>
+      <w:pPr>
+        <w:rPr>
+          <w:b w:val="1"/>
+        </w:rPr>
+      </w:pPr>
+      <w:r>
+        <w:rPr>
+          <w:rtl w:val="0"/>
+        </w:rPr>
+      </w:r>
+    </w:p>
+    <w:p>
+      <w:pPr>
+        <w:numPr>
+          <w:ilvl w:val="0"/>
+          <w:numId w:val="7"/>
         </w:numPr>
         <w:ind w:left="720" w:hanging="360"/>
         <w:rPr>
@@ -6641,16 +6773,16 @@
           <wp:inline distB="114300" distT="114300" distL="114300" distR="114300">
             <wp:extent cx="5816600" cy="1295400"/>
             <wp:effectExtent b="0" l="0" r="0" t="0"/>
-            <wp:docPr id="12" name="image1.png"/>
+            <wp:docPr id="11" name="image8.png"/>
             <a:graphic>
               <a:graphicData uri="http://schemas.openxmlformats.org/drawingml/2006/picture">
                 <pic:pic>
                   <pic:nvPicPr>
-                    <pic:cNvPr id="0" name="image1.png"/>
+                    <pic:cNvPr id="0" name="image8.png"/>
                     <pic:cNvPicPr preferRelativeResize="0"/>
                   </pic:nvPicPr>
                   <pic:blipFill>
-                    <a:blip r:embed="rId31"/>
+                    <a:blip r:embed="rId32"/>
                     <a:srcRect b="0" l="0" r="0" t="0"/>
                     <a:stretch>
                       <a:fillRect/>
@@ -6719,7 +6851,7 @@
       <w:pPr>
         <w:numPr>
           <w:ilvl w:val="0"/>
-          <w:numId w:val="32"/>
+          <w:numId w:val="48"/>
         </w:numPr>
         <w:ind w:left="720" w:hanging="360"/>
         <w:rPr>
@@ -6767,16 +6899,16 @@
           <wp:inline distB="114300" distT="114300" distL="114300" distR="114300">
             <wp:extent cx="5816600" cy="2362200"/>
             <wp:effectExtent b="0" l="0" r="0" t="0"/>
-            <wp:docPr id="3" name="image9.png"/>
+            <wp:docPr id="22" name="image17.png"/>
             <a:graphic>
               <a:graphicData uri="http://schemas.openxmlformats.org/drawingml/2006/picture">
                 <pic:pic>
                   <pic:nvPicPr>
-                    <pic:cNvPr id="0" name="image9.png"/>
+                    <pic:cNvPr id="0" name="image17.png"/>
                     <pic:cNvPicPr preferRelativeResize="0"/>
                   </pic:nvPicPr>
                   <pic:blipFill>
-                    <a:blip r:embed="rId32"/>
+                    <a:blip r:embed="rId33"/>
                     <a:srcRect b="0" l="0" r="0" t="0"/>
                     <a:stretch>
                       <a:fillRect/>
@@ -6879,7 +7011,7 @@
       <w:pPr>
         <w:numPr>
           <w:ilvl w:val="0"/>
-          <w:numId w:val="46"/>
+          <w:numId w:val="66"/>
         </w:numPr>
         <w:ind w:left="720" w:hanging="360"/>
         <w:rPr>
@@ -6897,7 +7029,7 @@
       <w:pPr>
         <w:numPr>
           <w:ilvl w:val="0"/>
-          <w:numId w:val="46"/>
+          <w:numId w:val="66"/>
         </w:numPr>
         <w:ind w:left="720" w:hanging="360"/>
         <w:rPr>
@@ -6932,16 +7064,16 @@
           <wp:inline distB="114300" distT="114300" distL="114300" distR="114300">
             <wp:extent cx="5816600" cy="3606800"/>
             <wp:effectExtent b="0" l="0" r="0" t="0"/>
-            <wp:docPr id="25" name="image8.png"/>
+            <wp:docPr id="21" name="image18.png"/>
             <a:graphic>
               <a:graphicData uri="http://schemas.openxmlformats.org/drawingml/2006/picture">
                 <pic:pic>
                   <pic:nvPicPr>
-                    <pic:cNvPr id="0" name="image8.png"/>
+                    <pic:cNvPr id="0" name="image18.png"/>
                     <pic:cNvPicPr preferRelativeResize="0"/>
                   </pic:nvPicPr>
                   <pic:blipFill>
-                    <a:blip r:embed="rId33"/>
+                    <a:blip r:embed="rId34"/>
                     <a:srcRect b="0" l="0" r="0" t="0"/>
                     <a:stretch>
                       <a:fillRect/>
@@ -7022,7 +7154,7 @@
       <w:pPr>
         <w:numPr>
           <w:ilvl w:val="0"/>
-          <w:numId w:val="48"/>
+          <w:numId w:val="70"/>
         </w:numPr>
         <w:ind w:left="720" w:hanging="360"/>
         <w:rPr>
@@ -7046,16 +7178,16 @@
           <wp:inline distB="114300" distT="114300" distL="114300" distR="114300">
             <wp:extent cx="5943600" cy="2984500"/>
             <wp:effectExtent b="0" l="0" r="0" t="0"/>
-            <wp:docPr id="15" name="image15.png"/>
+            <wp:docPr id="28" name="image27.png"/>
             <a:graphic>
               <a:graphicData uri="http://schemas.openxmlformats.org/drawingml/2006/picture">
                 <pic:pic>
                   <pic:nvPicPr>
-                    <pic:cNvPr id="0" name="image15.png"/>
+                    <pic:cNvPr id="0" name="image27.png"/>
                     <pic:cNvPicPr preferRelativeResize="0"/>
                   </pic:nvPicPr>
                   <pic:blipFill>
-                    <a:blip r:embed="rId34"/>
+                    <a:blip r:embed="rId35"/>
                     <a:srcRect b="0" l="0" r="0" t="0"/>
                     <a:stretch>
                       <a:fillRect/>
@@ -7199,16 +7331,16 @@
           <wp:inline distB="114300" distT="114300" distL="114300" distR="114300">
             <wp:extent cx="5816600" cy="1600200"/>
             <wp:effectExtent b="0" l="0" r="0" t="0"/>
-            <wp:docPr id="9" name="image2.png"/>
+            <wp:docPr id="25" name="image21.png"/>
             <a:graphic>
               <a:graphicData uri="http://schemas.openxmlformats.org/drawingml/2006/picture">
                 <pic:pic>
                   <pic:nvPicPr>
-                    <pic:cNvPr id="0" name="image2.png"/>
+                    <pic:cNvPr id="0" name="image21.png"/>
                     <pic:cNvPicPr preferRelativeResize="0"/>
                   </pic:nvPicPr>
                   <pic:blipFill>
-                    <a:blip r:embed="rId35"/>
+                    <a:blip r:embed="rId36"/>
                     <a:srcRect b="0" l="0" r="0" t="0"/>
                     <a:stretch>
                       <a:fillRect/>
@@ -7324,16 +7456,16 @@
           <wp:inline distB="114300" distT="114300" distL="114300" distR="114300">
             <wp:extent cx="5816600" cy="2336800"/>
             <wp:effectExtent b="0" l="0" r="0" t="0"/>
-            <wp:docPr id="4" name="image16.png"/>
+            <wp:docPr id="23" name="image12.png"/>
             <a:graphic>
               <a:graphicData uri="http://schemas.openxmlformats.org/drawingml/2006/picture">
                 <pic:pic>
                   <pic:nvPicPr>
-                    <pic:cNvPr id="0" name="image16.png"/>
+                    <pic:cNvPr id="0" name="image12.png"/>
                     <pic:cNvPicPr preferRelativeResize="0"/>
                   </pic:nvPicPr>
                   <pic:blipFill>
-                    <a:blip r:embed="rId36"/>
+                    <a:blip r:embed="rId37"/>
                     <a:srcRect b="0" l="0" r="0" t="0"/>
                     <a:stretch>
                       <a:fillRect/>
@@ -7460,16 +7592,16 @@
           <wp:inline distB="114300" distT="114300" distL="114300" distR="114300">
             <wp:extent cx="5816600" cy="2006600"/>
             <wp:effectExtent b="0" l="0" r="0" t="0"/>
-            <wp:docPr id="6" name="image6.png"/>
+            <wp:docPr id="5" name="image4.png"/>
             <a:graphic>
               <a:graphicData uri="http://schemas.openxmlformats.org/drawingml/2006/picture">
                 <pic:pic>
                   <pic:nvPicPr>
-                    <pic:cNvPr id="0" name="image6.png"/>
+                    <pic:cNvPr id="0" name="image4.png"/>
                     <pic:cNvPicPr preferRelativeResize="0"/>
                   </pic:nvPicPr>
                   <pic:blipFill>
-                    <a:blip r:embed="rId37"/>
+                    <a:blip r:embed="rId38"/>
                     <a:srcRect b="0" l="0" r="0" t="0"/>
                     <a:stretch>
                       <a:fillRect/>
@@ -7535,7 +7667,7 @@
       <w:pPr>
         <w:numPr>
           <w:ilvl w:val="0"/>
-          <w:numId w:val="20"/>
+          <w:numId w:val="31"/>
         </w:numPr>
         <w:ind w:left="720" w:hanging="360"/>
         <w:rPr>
@@ -7553,7 +7685,7 @@
       <w:pPr>
         <w:numPr>
           <w:ilvl w:val="0"/>
-          <w:numId w:val="20"/>
+          <w:numId w:val="31"/>
         </w:numPr>
         <w:ind w:left="720" w:hanging="360"/>
         <w:rPr>
@@ -7571,7 +7703,7 @@
       <w:pPr>
         <w:numPr>
           <w:ilvl w:val="0"/>
-          <w:numId w:val="20"/>
+          <w:numId w:val="31"/>
         </w:numPr>
         <w:ind w:left="720" w:hanging="360"/>
         <w:rPr>
@@ -7589,7 +7721,7 @@
       <w:pPr>
         <w:numPr>
           <w:ilvl w:val="0"/>
-          <w:numId w:val="20"/>
+          <w:numId w:val="31"/>
         </w:numPr>
         <w:ind w:left="720" w:hanging="360"/>
         <w:rPr>
@@ -7607,7 +7739,7 @@
       <w:pPr>
         <w:numPr>
           <w:ilvl w:val="0"/>
-          <w:numId w:val="20"/>
+          <w:numId w:val="31"/>
         </w:numPr>
         <w:ind w:left="720" w:hanging="360"/>
         <w:rPr>
@@ -7641,16 +7773,16 @@
           <wp:inline distB="114300" distT="114300" distL="114300" distR="114300">
             <wp:extent cx="5816600" cy="3327400"/>
             <wp:effectExtent b="0" l="0" r="0" t="0"/>
-            <wp:docPr id="19" name="image3.png"/>
+            <wp:docPr id="16" name="image9.png"/>
             <a:graphic>
               <a:graphicData uri="http://schemas.openxmlformats.org/drawingml/2006/picture">
                 <pic:pic>
                   <pic:nvPicPr>
-                    <pic:cNvPr id="0" name="image3.png"/>
+                    <pic:cNvPr id="0" name="image9.png"/>
                     <pic:cNvPicPr preferRelativeResize="0"/>
                   </pic:nvPicPr>
                   <pic:blipFill>
-                    <a:blip r:embed="rId38"/>
+                    <a:blip r:embed="rId39"/>
                     <a:srcRect b="0" l="0" r="0" t="0"/>
                     <a:stretch>
                       <a:fillRect/>
@@ -7763,6 +7895,7 @@
     <w:p>
       <w:pPr>
         <w:pStyle w:val="Heading1"/>
+        <w:jc w:val="center"/>
         <w:rPr/>
       </w:pPr>
       <w:bookmarkStart w:colFirst="0" w:colLast="0" w:name="_xae973jh0t5z" w:id="20"/>
@@ -7777,7 +7910,9 @@
     <w:p>
       <w:pPr>
         <w:pStyle w:val="Heading2"/>
-        <w:rPr/>
+        <w:rPr>
+          <w:b w:val="1"/>
+        </w:rPr>
       </w:pPr>
       <w:bookmarkStart w:colFirst="0" w:colLast="0" w:name="_syt2wwuz5rab" w:id="21"/>
       <w:bookmarkEnd w:id="21"/>
@@ -7787,21 +7922,496 @@
         </w:rPr>
         <w:t xml:space="preserve">Increment and Decrement Operators</w:t>
       </w:r>
-    </w:p>
-    <w:p>
-      <w:pPr>
-        <w:rPr/>
-      </w:pPr>
-      <w:r>
-        <w:rPr>
-          <w:rtl w:val="0"/>
-        </w:rPr>
-      </w:r>
-    </w:p>
-    <w:p>
-      <w:pPr>
-        <w:rPr/>
-      </w:pPr>
+      <w:r>
+        <w:rPr>
+          <w:rtl w:val="0"/>
+        </w:rPr>
+      </w:r>
+    </w:p>
+    <w:p>
+      <w:pPr>
+        <w:ind w:left="0" w:firstLine="0"/>
+        <w:rPr>
+          <w:b w:val="1"/>
+        </w:rPr>
+      </w:pPr>
+      <w:r>
+        <w:rPr>
+          <w:b w:val="1"/>
+          <w:rtl w:val="0"/>
+        </w:rPr>
+        <w:t xml:space="preserve">Increment </w:t>
+      </w:r>
+    </w:p>
+    <w:p>
+      <w:pPr>
+        <w:numPr>
+          <w:ilvl w:val="0"/>
+          <w:numId w:val="33"/>
+        </w:numPr>
+        <w:ind w:left="720" w:hanging="360"/>
+        <w:rPr>
+          <w:u w:val="none"/>
+        </w:rPr>
+      </w:pPr>
+      <w:r>
+        <w:rPr>
+          <w:rtl w:val="0"/>
+        </w:rPr>
+        <w:t xml:space="preserve">(++)</w:t>
+      </w:r>
+    </w:p>
+    <w:p>
+      <w:pPr>
+        <w:numPr>
+          <w:ilvl w:val="0"/>
+          <w:numId w:val="33"/>
+        </w:numPr>
+        <w:ind w:left="720" w:hanging="360"/>
+        <w:rPr>
+          <w:u w:val="none"/>
+        </w:rPr>
+      </w:pPr>
+      <w:r>
+        <w:rPr>
+          <w:rtl w:val="0"/>
+        </w:rPr>
+        <w:t xml:space="preserve">Adds a value by 1</w:t>
+      </w:r>
+    </w:p>
+    <w:p>
+      <w:pPr>
+        <w:ind w:left="0" w:firstLine="0"/>
+        <w:rPr>
+          <w:b w:val="1"/>
+        </w:rPr>
+      </w:pPr>
+      <w:r>
+        <w:rPr>
+          <w:rtl w:val="0"/>
+        </w:rPr>
+      </w:r>
+    </w:p>
+    <w:p>
+      <w:pPr>
+        <w:ind w:left="0" w:firstLine="0"/>
+        <w:rPr>
+          <w:b w:val="1"/>
+        </w:rPr>
+      </w:pPr>
+      <w:r>
+        <w:rPr>
+          <w:b w:val="1"/>
+          <w:rtl w:val="0"/>
+        </w:rPr>
+        <w:t xml:space="preserve">Decrement </w:t>
+      </w:r>
+    </w:p>
+    <w:p>
+      <w:pPr>
+        <w:numPr>
+          <w:ilvl w:val="0"/>
+          <w:numId w:val="26"/>
+        </w:numPr>
+        <w:ind w:left="720" w:hanging="360"/>
+        <w:rPr>
+          <w:u w:val="none"/>
+        </w:rPr>
+      </w:pPr>
+      <w:r>
+        <w:rPr>
+          <w:rtl w:val="0"/>
+        </w:rPr>
+        <w:t xml:space="preserve">(- -)</w:t>
+      </w:r>
+    </w:p>
+    <w:p>
+      <w:pPr>
+        <w:numPr>
+          <w:ilvl w:val="0"/>
+          <w:numId w:val="26"/>
+        </w:numPr>
+        <w:ind w:left="720" w:hanging="360"/>
+        <w:rPr>
+          <w:u w:val="none"/>
+        </w:rPr>
+      </w:pPr>
+      <w:r>
+        <w:rPr>
+          <w:rtl w:val="0"/>
+        </w:rPr>
+        <w:t xml:space="preserve">Subtracts a value by 1</w:t>
+      </w:r>
+    </w:p>
+    <w:p>
+      <w:pPr>
+        <w:rPr/>
+      </w:pPr>
+      <w:r>
+        <w:rPr>
+          <w:rtl w:val="0"/>
+        </w:rPr>
+      </w:r>
+    </w:p>
+    <w:p>
+      <w:pPr>
+        <w:rPr>
+          <w:b w:val="1"/>
+        </w:rPr>
+      </w:pPr>
+      <w:r>
+        <w:rPr>
+          <w:b w:val="1"/>
+          <w:rtl w:val="0"/>
+        </w:rPr>
+        <w:t xml:space="preserve">Postfix</w:t>
+      </w:r>
+    </w:p>
+    <w:p>
+      <w:pPr>
+        <w:numPr>
+          <w:ilvl w:val="0"/>
+          <w:numId w:val="13"/>
+        </w:numPr>
+        <w:ind w:left="720" w:hanging="360"/>
+        <w:rPr>
+          <w:u w:val="none"/>
+        </w:rPr>
+      </w:pPr>
+      <w:r>
+        <w:rPr>
+          <w:rtl w:val="0"/>
+        </w:rPr>
+        <w:t xml:space="preserve">x++/- -</w:t>
+      </w:r>
+    </w:p>
+    <w:p>
+      <w:pPr>
+        <w:numPr>
+          <w:ilvl w:val="0"/>
+          <w:numId w:val="13"/>
+        </w:numPr>
+        <w:ind w:left="720" w:hanging="360"/>
+        <w:rPr>
+          <w:u w:val="none"/>
+        </w:rPr>
+      </w:pPr>
+      <w:r>
+        <w:rPr>
+          <w:rtl w:val="0"/>
+        </w:rPr>
+        <w:t xml:space="preserve">Increases/decreases the value of the variable by 1 </w:t>
+      </w:r>
+      <w:r>
+        <w:rPr>
+          <w:b w:val="1"/>
+          <w:rtl w:val="0"/>
+        </w:rPr>
+        <w:t xml:space="preserve">after</w:t>
+      </w:r>
+      <w:r>
+        <w:rPr>
+          <w:rtl w:val="0"/>
+        </w:rPr>
+        <w:t xml:space="preserve"> the value is used in the expression</w:t>
+      </w:r>
+    </w:p>
+    <w:p>
+      <w:pPr>
+        <w:rPr/>
+      </w:pPr>
+      <w:r>
+        <w:rPr>
+          <w:rtl w:val="0"/>
+        </w:rPr>
+      </w:r>
+    </w:p>
+    <w:p>
+      <w:pPr>
+        <w:rPr>
+          <w:b w:val="1"/>
+        </w:rPr>
+      </w:pPr>
+      <w:r>
+        <w:rPr>
+          <w:b w:val="1"/>
+          <w:rtl w:val="0"/>
+        </w:rPr>
+        <w:t xml:space="preserve">Prefix</w:t>
+      </w:r>
+    </w:p>
+    <w:p>
+      <w:pPr>
+        <w:numPr>
+          <w:ilvl w:val="0"/>
+          <w:numId w:val="25"/>
+        </w:numPr>
+        <w:ind w:left="720" w:hanging="360"/>
+        <w:rPr>
+          <w:u w:val="none"/>
+        </w:rPr>
+      </w:pPr>
+      <w:r>
+        <w:rPr>
+          <w:rtl w:val="0"/>
+        </w:rPr>
+        <w:t xml:space="preserve">++/- -x</w:t>
+      </w:r>
+    </w:p>
+    <w:p>
+      <w:pPr>
+        <w:numPr>
+          <w:ilvl w:val="0"/>
+          <w:numId w:val="25"/>
+        </w:numPr>
+        <w:ind w:left="720" w:hanging="360"/>
+        <w:rPr>
+          <w:u w:val="none"/>
+        </w:rPr>
+      </w:pPr>
+      <w:r>
+        <w:rPr>
+          <w:rtl w:val="0"/>
+        </w:rPr>
+        <w:t xml:space="preserve">Increases/decreases the value of the variable by 1 </w:t>
+      </w:r>
+      <w:r>
+        <w:rPr>
+          <w:b w:val="1"/>
+          <w:rtl w:val="0"/>
+        </w:rPr>
+        <w:t xml:space="preserve">before</w:t>
+      </w:r>
+      <w:r>
+        <w:rPr>
+          <w:rtl w:val="0"/>
+        </w:rPr>
+        <w:t xml:space="preserve"> the value is used in the expression</w:t>
+      </w:r>
+    </w:p>
+    <w:p>
+      <w:pPr>
+        <w:rPr/>
+      </w:pPr>
+      <w:r>
+        <w:rPr>
+          <w:rtl w:val="0"/>
+        </w:rPr>
+      </w:r>
+    </w:p>
+    <w:p>
+      <w:pPr>
+        <w:pStyle w:val="Heading2"/>
+        <w:rPr/>
+      </w:pPr>
+      <w:bookmarkStart w:colFirst="0" w:colLast="0" w:name="_mxy9j9lm9hq4" w:id="22"/>
+      <w:bookmarkEnd w:id="22"/>
+      <w:r>
+        <w:rPr>
+          <w:rtl w:val="0"/>
+        </w:rPr>
+        <w:t xml:space="preserve">Iterative Control Structures</w:t>
+      </w:r>
+    </w:p>
+    <w:p>
+      <w:pPr>
+        <w:rPr>
+          <w:b w:val="1"/>
+        </w:rPr>
+      </w:pPr>
+      <w:r>
+        <w:rPr>
+          <w:b w:val="1"/>
+          <w:rtl w:val="0"/>
+        </w:rPr>
+        <w:t xml:space="preserve">While Loop</w:t>
+      </w:r>
+    </w:p>
+    <w:p>
+      <w:pPr>
+        <w:numPr>
+          <w:ilvl w:val="0"/>
+          <w:numId w:val="41"/>
+        </w:numPr>
+        <w:ind w:left="720" w:hanging="360"/>
+        <w:rPr>
+          <w:u w:val="none"/>
+        </w:rPr>
+      </w:pPr>
+      <w:r>
+        <w:rPr>
+          <w:rtl w:val="0"/>
+        </w:rPr>
+        <w:t xml:space="preserve">If condition is false, it repeats the condition until it’s true</w:t>
+      </w:r>
+    </w:p>
+    <w:p>
+      <w:pPr>
+        <w:rPr/>
+      </w:pPr>
+      <w:r>
+        <w:rPr/>
+        <w:drawing>
+          <wp:inline distB="114300" distT="114300" distL="114300" distR="114300">
+            <wp:extent cx="5943600" cy="1930400"/>
+            <wp:effectExtent b="0" l="0" r="0" t="0"/>
+            <wp:docPr id="8" name="image14.png"/>
+            <a:graphic>
+              <a:graphicData uri="http://schemas.openxmlformats.org/drawingml/2006/picture">
+                <pic:pic>
+                  <pic:nvPicPr>
+                    <pic:cNvPr id="0" name="image14.png"/>
+                    <pic:cNvPicPr preferRelativeResize="0"/>
+                  </pic:nvPicPr>
+                  <pic:blipFill>
+                    <a:blip r:embed="rId40"/>
+                    <a:srcRect b="0" l="0" r="0" t="0"/>
+                    <a:stretch>
+                      <a:fillRect/>
+                    </a:stretch>
+                  </pic:blipFill>
+                  <pic:spPr>
+                    <a:xfrm>
+                      <a:off x="0" y="0"/>
+                      <a:ext cx="5943600" cy="1930400"/>
+                    </a:xfrm>
+                    <a:prstGeom prst="rect"/>
+                    <a:ln/>
+                  </pic:spPr>
+                </pic:pic>
+              </a:graphicData>
+            </a:graphic>
+          </wp:inline>
+        </w:drawing>
+      </w:r>
+      <w:r>
+        <w:rPr>
+          <w:rtl w:val="0"/>
+        </w:rPr>
+      </w:r>
+    </w:p>
+    <w:p>
+      <w:pPr>
+        <w:numPr>
+          <w:ilvl w:val="0"/>
+          <w:numId w:val="42"/>
+        </w:numPr>
+        <w:ind w:left="720" w:hanging="360"/>
+        <w:rPr>
+          <w:u w:val="none"/>
+        </w:rPr>
+      </w:pPr>
+      <w:r>
+        <w:rPr>
+          <w:rtl w:val="0"/>
+        </w:rPr>
+        <w:t xml:space="preserve">While user inputs wrong answer from number1 + number2 the loop keeps repeating</w:t>
+      </w:r>
+    </w:p>
+    <w:p>
+      <w:pPr>
+        <w:numPr>
+          <w:ilvl w:val="0"/>
+          <w:numId w:val="42"/>
+        </w:numPr>
+        <w:ind w:left="720" w:hanging="360"/>
+        <w:rPr>
+          <w:u w:val="none"/>
+        </w:rPr>
+      </w:pPr>
+      <w:r>
+        <w:rPr>
+          <w:rtl w:val="0"/>
+        </w:rPr>
+        <w:t xml:space="preserve">Loop ends when the answer is right </w:t>
+      </w:r>
+    </w:p>
+    <w:p>
+      <w:pPr>
+        <w:numPr>
+          <w:ilvl w:val="0"/>
+          <w:numId w:val="42"/>
+        </w:numPr>
+        <w:ind w:left="720" w:hanging="360"/>
+        <w:rPr>
+          <w:u w:val="none"/>
+        </w:rPr>
+      </w:pPr>
+      <w:r>
+        <w:rPr>
+          <w:b w:val="1"/>
+          <w:rtl w:val="0"/>
+        </w:rPr>
+        <w:t xml:space="preserve">Doesn’t</w:t>
+      </w:r>
+      <w:r>
+        <w:rPr>
+          <w:rtl w:val="0"/>
+        </w:rPr>
+        <w:t xml:space="preserve"> need a semicolon with a while loop. </w:t>
+      </w:r>
+      <w:r>
+        <w:rPr>
+          <w:i w:val="1"/>
+          <w:rtl w:val="0"/>
+        </w:rPr>
+        <w:t xml:space="preserve">Creates an infinite loop with a semicolon</w:t>
+      </w:r>
+      <w:r>
+        <w:rPr>
+          <w:rtl w:val="0"/>
+        </w:rPr>
+      </w:r>
+    </w:p>
+    <w:p>
+      <w:pPr>
+        <w:rPr/>
+      </w:pPr>
+      <w:r>
+        <w:rPr>
+          <w:rtl w:val="0"/>
+        </w:rPr>
+      </w:r>
+    </w:p>
+    <w:p>
+      <w:pPr>
+        <w:rPr/>
+      </w:pPr>
+      <w:r>
+        <w:rPr/>
+        <w:drawing>
+          <wp:inline distB="114300" distT="114300" distL="114300" distR="114300">
+            <wp:extent cx="5753100" cy="2019300"/>
+            <wp:effectExtent b="0" l="0" r="0" t="0"/>
+            <wp:docPr id="35" name="image35.png"/>
+            <a:graphic>
+              <a:graphicData uri="http://schemas.openxmlformats.org/drawingml/2006/picture">
+                <pic:pic>
+                  <pic:nvPicPr>
+                    <pic:cNvPr id="0" name="image35.png"/>
+                    <pic:cNvPicPr preferRelativeResize="0"/>
+                  </pic:nvPicPr>
+                  <pic:blipFill>
+                    <a:blip r:embed="rId41"/>
+                    <a:srcRect b="0" l="0" r="0" t="0"/>
+                    <a:stretch>
+                      <a:fillRect/>
+                    </a:stretch>
+                  </pic:blipFill>
+                  <pic:spPr>
+                    <a:xfrm>
+                      <a:off x="0" y="0"/>
+                      <a:ext cx="5753100" cy="2019300"/>
+                    </a:xfrm>
+                    <a:prstGeom prst="rect"/>
+                    <a:ln/>
+                  </pic:spPr>
+                </pic:pic>
+              </a:graphicData>
+            </a:graphic>
+          </wp:inline>
+        </w:drawing>
+      </w:r>
       <w:r>
         <w:rPr>
           <w:rtl w:val="0"/>
@@ -7818,68 +8428,1719 @@
           <w:szCs w:val="32"/>
         </w:rPr>
       </w:pPr>
-      <w:bookmarkStart w:colFirst="0" w:colLast="0" w:name="_zch7xf7pkk1i" w:id="22"/>
-      <w:bookmarkEnd w:id="22"/>
-      <w:r>
+      <w:bookmarkStart w:colFirst="0" w:colLast="0" w:name="_e072xelmffjt" w:id="23"/>
+      <w:bookmarkEnd w:id="23"/>
+      <w:r>
+        <w:rPr>
+          <w:rtl w:val="0"/>
+        </w:rPr>
+      </w:r>
+    </w:p>
+    <w:p>
+      <w:pPr>
+        <w:rPr>
+          <w:b w:val="1"/>
+        </w:rPr>
+      </w:pPr>
+      <w:r>
+        <w:rPr>
+          <w:b w:val="1"/>
+          <w:rtl w:val="0"/>
+        </w:rPr>
+        <w:t xml:space="preserve">Do-While Loop</w:t>
+      </w:r>
+    </w:p>
+    <w:p>
+      <w:pPr>
+        <w:numPr>
+          <w:ilvl w:val="0"/>
+          <w:numId w:val="57"/>
+        </w:numPr>
+        <w:ind w:left="720" w:hanging="360"/>
+        <w:rPr>
+          <w:u w:val="none"/>
+        </w:rPr>
+      </w:pPr>
+      <w:r>
+        <w:rPr>
+          <w:rtl w:val="0"/>
+        </w:rPr>
+        <w:t xml:space="preserve">Same as while loop, performs repeated execution but executes body of loop at least once</w:t>
+      </w:r>
+    </w:p>
+    <w:p>
+      <w:pPr>
+        <w:numPr>
+          <w:ilvl w:val="0"/>
+          <w:numId w:val="57"/>
+        </w:numPr>
+        <w:ind w:left="720" w:hanging="360"/>
+        <w:rPr>
+          <w:u w:val="none"/>
+        </w:rPr>
+      </w:pPr>
+      <w:r>
+        <w:rPr>
+          <w:rtl w:val="0"/>
+        </w:rPr>
+        <w:t xml:space="preserve">Loop </w:t>
+      </w:r>
+      <w:r>
+        <w:rPr>
+          <w:b w:val="1"/>
+          <w:rtl w:val="0"/>
+        </w:rPr>
+        <w:t xml:space="preserve">must</w:t>
+      </w:r>
+      <w:r>
+        <w:rPr>
+          <w:rtl w:val="0"/>
+        </w:rPr>
+        <w:t xml:space="preserve"> end with ; to end loop</w:t>
+      </w:r>
+    </w:p>
+    <w:p>
+      <w:pPr>
+        <w:numPr>
+          <w:ilvl w:val="0"/>
+          <w:numId w:val="57"/>
+        </w:numPr>
+        <w:ind w:left="720" w:hanging="360"/>
+        <w:rPr>
+          <w:u w:val="none"/>
+        </w:rPr>
+      </w:pPr>
+      <w:r>
+        <w:rPr>
+          <w:rtl w:val="0"/>
+        </w:rPr>
+        <w:t xml:space="preserve">Executes body first. Then checks condition</w:t>
+      </w:r>
+    </w:p>
+    <w:p>
+      <w:pPr>
+        <w:rPr/>
+      </w:pPr>
+      <w:r>
+        <w:rPr>
+          <w:rtl w:val="0"/>
+        </w:rPr>
+      </w:r>
+    </w:p>
+    <w:p>
+      <w:pPr>
+        <w:rPr/>
+      </w:pPr>
+      <w:r>
+        <w:rPr>
+          <w:rtl w:val="0"/>
+        </w:rPr>
+      </w:r>
+    </w:p>
+    <w:p>
+      <w:pPr>
+        <w:rPr/>
+      </w:pPr>
+      <w:r>
+        <w:rPr/>
+        <w:drawing>
+          <wp:inline distB="114300" distT="114300" distL="114300" distR="114300">
+            <wp:extent cx="5943600" cy="2908300"/>
+            <wp:effectExtent b="0" l="0" r="0" t="0"/>
+            <wp:docPr id="6" name="image13.png"/>
+            <a:graphic>
+              <a:graphicData uri="http://schemas.openxmlformats.org/drawingml/2006/picture">
+                <pic:pic>
+                  <pic:nvPicPr>
+                    <pic:cNvPr id="0" name="image13.png"/>
+                    <pic:cNvPicPr preferRelativeResize="0"/>
+                  </pic:nvPicPr>
+                  <pic:blipFill>
+                    <a:blip r:embed="rId42"/>
+                    <a:srcRect b="0" l="0" r="0" t="0"/>
+                    <a:stretch>
+                      <a:fillRect/>
+                    </a:stretch>
+                  </pic:blipFill>
+                  <pic:spPr>
+                    <a:xfrm>
+                      <a:off x="0" y="0"/>
+                      <a:ext cx="5943600" cy="2908300"/>
+                    </a:xfrm>
+                    <a:prstGeom prst="rect"/>
+                    <a:ln/>
+                  </pic:spPr>
+                </pic:pic>
+              </a:graphicData>
+            </a:graphic>
+          </wp:inline>
+        </w:drawing>
+      </w:r>
+      <w:r>
+        <w:rPr>
+          <w:rtl w:val="0"/>
+        </w:rPr>
+      </w:r>
+    </w:p>
+    <w:p>
+      <w:pPr>
+        <w:rPr/>
+      </w:pPr>
+      <w:r>
+        <w:rPr>
+          <w:rtl w:val="0"/>
+        </w:rPr>
+        <w:t xml:space="preserve">*Checks condition at “while (data 1!= 0);” here</w:t>
+      </w:r>
+    </w:p>
+    <w:p>
+      <w:pPr>
+        <w:rPr/>
+      </w:pPr>
+      <w:r>
+        <w:rPr>
+          <w:rtl w:val="0"/>
+        </w:rPr>
+      </w:r>
+    </w:p>
+    <w:p>
+      <w:pPr>
+        <w:rPr>
+          <w:b w:val="1"/>
+        </w:rPr>
+      </w:pPr>
+      <w:r>
+        <w:rPr>
+          <w:b w:val="1"/>
+          <w:rtl w:val="0"/>
+        </w:rPr>
+        <w:t xml:space="preserve">For Loop</w:t>
+      </w:r>
+    </w:p>
+    <w:p>
+      <w:pPr>
+        <w:numPr>
+          <w:ilvl w:val="0"/>
+          <w:numId w:val="21"/>
+        </w:numPr>
+        <w:ind w:left="720" w:hanging="360"/>
+        <w:rPr>
+          <w:u w:val="none"/>
+        </w:rPr>
+      </w:pPr>
+      <w:r>
+        <w:rPr>
+          <w:rtl w:val="0"/>
+        </w:rPr>
+        <w:t xml:space="preserve">For loops executed a loop for a certain amount of times, like it repeats 3 times</w:t>
+      </w:r>
+    </w:p>
+    <w:p>
+      <w:pPr>
+        <w:numPr>
+          <w:ilvl w:val="0"/>
+          <w:numId w:val="21"/>
+        </w:numPr>
+        <w:ind w:left="720" w:hanging="360"/>
+        <w:rPr>
+          <w:u w:val="none"/>
+        </w:rPr>
+      </w:pPr>
+      <w:r>
+        <w:rPr>
+          <w:rtl w:val="0"/>
+        </w:rPr>
+        <w:t xml:space="preserve">For loops is the </w:t>
+      </w:r>
+      <w:r>
+        <w:rPr>
+          <w:b w:val="1"/>
+          <w:rtl w:val="0"/>
+        </w:rPr>
+        <w:t xml:space="preserve">one</w:t>
+      </w:r>
+      <w:r>
+        <w:rPr>
+          <w:rtl w:val="0"/>
+        </w:rPr>
+        <w:t xml:space="preserve"> place in your code when variable names like i or j </w:t>
+      </w:r>
+      <w:r>
+        <w:rPr>
+          <w:rtl w:val="0"/>
+        </w:rPr>
+      </w:r>
+    </w:p>
+    <w:p>
+      <w:pPr>
+        <w:rPr/>
+      </w:pPr>
+      <w:r>
+        <w:rPr/>
+        <w:drawing>
+          <wp:inline distB="114300" distT="114300" distL="114300" distR="114300">
+            <wp:extent cx="5943600" cy="1854200"/>
+            <wp:effectExtent b="0" l="0" r="0" t="0"/>
+            <wp:docPr id="31" name="image32.png"/>
+            <a:graphic>
+              <a:graphicData uri="http://schemas.openxmlformats.org/drawingml/2006/picture">
+                <pic:pic>
+                  <pic:nvPicPr>
+                    <pic:cNvPr id="0" name="image32.png"/>
+                    <pic:cNvPicPr preferRelativeResize="0"/>
+                  </pic:nvPicPr>
+                  <pic:blipFill>
+                    <a:blip r:embed="rId43"/>
+                    <a:srcRect b="0" l="0" r="0" t="0"/>
+                    <a:stretch>
+                      <a:fillRect/>
+                    </a:stretch>
+                  </pic:blipFill>
+                  <pic:spPr>
+                    <a:xfrm>
+                      <a:off x="0" y="0"/>
+                      <a:ext cx="5943600" cy="1854200"/>
+                    </a:xfrm>
+                    <a:prstGeom prst="rect"/>
+                    <a:ln/>
+                  </pic:spPr>
+                </pic:pic>
+              </a:graphicData>
+            </a:graphic>
+          </wp:inline>
+        </w:drawing>
+      </w:r>
+      <w:r>
+        <w:rPr>
+          <w:rtl w:val="0"/>
+        </w:rPr>
+      </w:r>
+    </w:p>
+    <w:p>
+      <w:pPr>
+        <w:numPr>
+          <w:ilvl w:val="0"/>
+          <w:numId w:val="43"/>
+        </w:numPr>
+        <w:ind w:left="720" w:hanging="360"/>
+        <w:rPr>
+          <w:u w:val="none"/>
+        </w:rPr>
+      </w:pPr>
+      <w:r>
+        <w:rPr>
+          <w:rtl w:val="0"/>
+        </w:rPr>
+        <w:t xml:space="preserve">The for loop is incrementing 0.01 continuously until it is over 1.0</w:t>
+      </w:r>
+    </w:p>
+    <w:p>
+      <w:pPr>
+        <w:rPr/>
+      </w:pPr>
+      <w:r>
+        <w:rPr>
+          <w:rtl w:val="0"/>
+        </w:rPr>
+      </w:r>
+    </w:p>
+    <w:p>
+      <w:pPr>
+        <w:rPr>
+          <w:b w:val="1"/>
+        </w:rPr>
+      </w:pPr>
+      <w:r>
+        <w:rPr>
+          <w:b w:val="1"/>
+          <w:rtl w:val="0"/>
+        </w:rPr>
+        <w:t xml:space="preserve">Notes</w:t>
+      </w:r>
+    </w:p>
+    <w:p>
+      <w:pPr>
+        <w:numPr>
+          <w:ilvl w:val="0"/>
+          <w:numId w:val="20"/>
+        </w:numPr>
+        <w:ind w:left="720" w:hanging="360"/>
+        <w:rPr>
+          <w:u w:val="none"/>
+        </w:rPr>
+      </w:pPr>
+      <w:r>
+        <w:rPr>
+          <w:rtl w:val="0"/>
+        </w:rPr>
+        <w:t xml:space="preserve">Use </w:t>
+      </w:r>
+      <w:r>
+        <w:rPr>
+          <w:b w:val="1"/>
+          <w:rtl w:val="0"/>
+        </w:rPr>
+        <w:t xml:space="preserve">int</w:t>
+      </w:r>
+      <w:r>
+        <w:rPr>
+          <w:rtl w:val="0"/>
+        </w:rPr>
+        <w:t xml:space="preserve"> in loop conditions. No double </w:t>
+      </w:r>
+    </w:p>
+    <w:p>
+      <w:pPr>
+        <w:numPr>
+          <w:ilvl w:val="0"/>
+          <w:numId w:val="20"/>
+        </w:numPr>
+        <w:ind w:left="720" w:hanging="360"/>
+        <w:rPr>
+          <w:u w:val="none"/>
+        </w:rPr>
+      </w:pPr>
+      <w:r>
+        <w:rPr>
+          <w:rtl w:val="0"/>
+        </w:rPr>
+        <w:t xml:space="preserve">Don’t use semicolon for a while loop</w:t>
+      </w:r>
+    </w:p>
+    <w:p>
+      <w:pPr>
+        <w:numPr>
+          <w:ilvl w:val="0"/>
+          <w:numId w:val="20"/>
+        </w:numPr>
+        <w:ind w:left="720" w:hanging="360"/>
+        <w:rPr>
+          <w:u w:val="none"/>
+        </w:rPr>
+      </w:pPr>
+      <w:r>
+        <w:rPr>
+          <w:rtl w:val="0"/>
+        </w:rPr>
+        <w:t xml:space="preserve">Use semicolon for do-while loop</w:t>
+      </w:r>
+    </w:p>
+    <w:p>
+      <w:pPr>
+        <w:numPr>
+          <w:ilvl w:val="0"/>
+          <w:numId w:val="20"/>
+        </w:numPr>
+        <w:ind w:left="720" w:hanging="360"/>
+        <w:rPr>
+          <w:u w:val="none"/>
+        </w:rPr>
+      </w:pPr>
+      <w:r>
+        <w:rPr>
+          <w:rtl w:val="0"/>
+        </w:rPr>
+        <w:t xml:space="preserve">Avoid using break, forces the loop to stop immediately which is no good for structured programing</w:t>
+      </w:r>
+    </w:p>
+    <w:p>
+      <w:pPr>
+        <w:numPr>
+          <w:ilvl w:val="0"/>
+          <w:numId w:val="20"/>
+        </w:numPr>
+        <w:ind w:left="720" w:hanging="360"/>
+        <w:rPr>
+          <w:u w:val="none"/>
+        </w:rPr>
+      </w:pPr>
+      <w:r>
+        <w:rPr>
+          <w:rtl w:val="0"/>
+        </w:rPr>
+        <w:t xml:space="preserve">While loops conditions is checked </w:t>
+      </w:r>
+      <w:r>
+        <w:rPr>
+          <w:b w:val="1"/>
+          <w:rtl w:val="0"/>
+        </w:rPr>
+        <w:t xml:space="preserve">before</w:t>
+      </w:r>
+      <w:r>
+        <w:rPr>
+          <w:rtl w:val="0"/>
+        </w:rPr>
+        <w:t xml:space="preserve"> the body is executed</w:t>
+      </w:r>
+    </w:p>
+    <w:p>
+      <w:pPr>
+        <w:numPr>
+          <w:ilvl w:val="0"/>
+          <w:numId w:val="20"/>
+        </w:numPr>
+        <w:ind w:left="720" w:hanging="360"/>
+        <w:rPr>
+          <w:u w:val="none"/>
+        </w:rPr>
+      </w:pPr>
+      <w:r>
+        <w:rPr>
+          <w:rtl w:val="0"/>
+        </w:rPr>
+        <w:t xml:space="preserve">Do-while loops conditions is checked </w:t>
+      </w:r>
+      <w:r>
+        <w:rPr>
+          <w:b w:val="1"/>
+          <w:rtl w:val="0"/>
+        </w:rPr>
+        <w:t xml:space="preserve">after</w:t>
+      </w:r>
+      <w:r>
+        <w:rPr>
+          <w:rtl w:val="0"/>
+        </w:rPr>
+        <w:t xml:space="preserve"> the body is executed</w:t>
+      </w:r>
+    </w:p>
+    <w:p>
+      <w:pPr>
+        <w:numPr>
+          <w:ilvl w:val="0"/>
+          <w:numId w:val="20"/>
+        </w:numPr>
+        <w:ind w:left="720" w:hanging="360"/>
+        <w:rPr>
+          <w:u w:val="none"/>
+        </w:rPr>
+      </w:pPr>
+      <w:r>
+        <w:rPr>
+          <w:rtl w:val="0"/>
+        </w:rPr>
+        <w:t xml:space="preserve">For loops conditioned are used to execute certain number of times</w:t>
+      </w:r>
+    </w:p>
+    <w:p>
+      <w:pPr>
+        <w:rPr/>
+      </w:pPr>
+      <w:r>
+        <w:rPr>
+          <w:rtl w:val="0"/>
+        </w:rPr>
+      </w:r>
+    </w:p>
+    <w:p>
+      <w:pPr>
+        <w:pStyle w:val="Heading1"/>
+        <w:jc w:val="center"/>
+        <w:rPr/>
+      </w:pPr>
+      <w:bookmarkStart w:colFirst="0" w:colLast="0" w:name="_sk5ug74mm71z" w:id="24"/>
+      <w:bookmarkEnd w:id="24"/>
+      <w:r>
+        <w:rPr>
+          <w:rtl w:val="0"/>
+        </w:rPr>
+        <w:t xml:space="preserve">Nested Loops and Conditions </w:t>
+      </w:r>
+    </w:p>
+    <w:p>
+      <w:pPr>
+        <w:pStyle w:val="Heading2"/>
+        <w:rPr/>
+      </w:pPr>
+      <w:bookmarkStart w:colFirst="0" w:colLast="0" w:name="_8jqha4zg5rjw" w:id="25"/>
+      <w:bookmarkEnd w:id="25"/>
+      <w:r>
+        <w:rPr>
+          <w:rtl w:val="0"/>
+        </w:rPr>
+        <w:t xml:space="preserve">Nested For Loop</w:t>
+      </w:r>
+    </w:p>
+    <w:p>
+      <w:pPr>
+        <w:numPr>
+          <w:ilvl w:val="0"/>
+          <w:numId w:val="40"/>
+        </w:numPr>
+        <w:ind w:left="720" w:hanging="360"/>
+        <w:rPr>
+          <w:u w:val="none"/>
+        </w:rPr>
+      </w:pPr>
+      <w:r>
+        <w:rPr>
+          <w:rtl w:val="0"/>
+        </w:rPr>
+        <w:t xml:space="preserve">Placing if-statements inside if-statements</w:t>
+      </w:r>
+    </w:p>
+    <w:p>
+      <w:pPr>
+        <w:numPr>
+          <w:ilvl w:val="0"/>
+          <w:numId w:val="40"/>
+        </w:numPr>
+        <w:ind w:left="720" w:hanging="360"/>
+        <w:rPr>
+          <w:u w:val="none"/>
+        </w:rPr>
+      </w:pPr>
+      <w:r>
+        <w:rPr>
+          <w:rtl w:val="0"/>
+        </w:rPr>
+        <w:t xml:space="preserve">You can put a For loops in while loops or vice versa</w:t>
+      </w:r>
+    </w:p>
+    <w:p>
+      <w:pPr>
+        <w:numPr>
+          <w:ilvl w:val="0"/>
+          <w:numId w:val="40"/>
+        </w:numPr>
+        <w:ind w:left="720" w:hanging="360"/>
+        <w:rPr>
+          <w:u w:val="none"/>
+        </w:rPr>
+      </w:pPr>
+      <w:r>
+        <w:rPr>
+          <w:rtl w:val="0"/>
+        </w:rPr>
+        <w:t xml:space="preserve">if/else conditions can be in loops and vice versa</w:t>
+      </w:r>
+    </w:p>
+    <w:p>
+      <w:pPr>
+        <w:rPr/>
+      </w:pPr>
+      <w:r>
+        <w:rPr/>
+        <w:drawing>
+          <wp:inline distB="114300" distT="114300" distL="114300" distR="114300">
+            <wp:extent cx="5943600" cy="2197100"/>
+            <wp:effectExtent b="0" l="0" r="0" t="0"/>
+            <wp:docPr id="27" name="image26.png"/>
+            <a:graphic>
+              <a:graphicData uri="http://schemas.openxmlformats.org/drawingml/2006/picture">
+                <pic:pic>
+                  <pic:nvPicPr>
+                    <pic:cNvPr id="0" name="image26.png"/>
+                    <pic:cNvPicPr preferRelativeResize="0"/>
+                  </pic:nvPicPr>
+                  <pic:blipFill>
+                    <a:blip r:embed="rId44"/>
+                    <a:srcRect b="0" l="0" r="0" t="0"/>
+                    <a:stretch>
+                      <a:fillRect/>
+                    </a:stretch>
+                  </pic:blipFill>
+                  <pic:spPr>
+                    <a:xfrm>
+                      <a:off x="0" y="0"/>
+                      <a:ext cx="5943600" cy="2197100"/>
+                    </a:xfrm>
+                    <a:prstGeom prst="rect"/>
+                    <a:ln/>
+                  </pic:spPr>
+                </pic:pic>
+              </a:graphicData>
+            </a:graphic>
+          </wp:inline>
+        </w:drawing>
+      </w:r>
+      <w:r>
+        <w:rPr>
+          <w:rtl w:val="0"/>
+        </w:rPr>
+      </w:r>
+    </w:p>
+    <w:p>
+      <w:pPr>
+        <w:pStyle w:val="Heading2"/>
+        <w:rPr/>
+      </w:pPr>
+      <w:bookmarkStart w:colFirst="0" w:colLast="0" w:name="_gps3v82bxfr2" w:id="26"/>
+      <w:bookmarkEnd w:id="26"/>
+      <w:r>
+        <w:rPr>
+          <w:rtl w:val="0"/>
+        </w:rPr>
+        <w:t xml:space="preserve">Nested While Loop</w:t>
+      </w:r>
+    </w:p>
+    <w:p>
+      <w:pPr>
+        <w:numPr>
+          <w:ilvl w:val="0"/>
+          <w:numId w:val="30"/>
+        </w:numPr>
+        <w:ind w:left="720" w:hanging="360"/>
+        <w:rPr>
+          <w:u w:val="none"/>
+        </w:rPr>
+      </w:pPr>
+      <w:r>
+        <w:rPr>
+          <w:rtl w:val="0"/>
+        </w:rPr>
+        <w:t xml:space="preserve">You can place any type of loop inside another loop like Nested For Loop</w:t>
+      </w:r>
+    </w:p>
+    <w:p>
+      <w:pPr>
+        <w:numPr>
+          <w:ilvl w:val="0"/>
+          <w:numId w:val="30"/>
+        </w:numPr>
+        <w:ind w:left="720" w:hanging="360"/>
+      </w:pPr>
+      <w:r>
+        <w:rPr/>
+        <w:drawing>
+          <wp:inline distB="114300" distT="114300" distL="114300" distR="114300">
+            <wp:extent cx="5943600" cy="3624263"/>
+            <wp:effectExtent b="0" l="0" r="0" t="0"/>
+            <wp:docPr id="12" name="image20.png"/>
+            <a:graphic>
+              <a:graphicData uri="http://schemas.openxmlformats.org/drawingml/2006/picture">
+                <pic:pic>
+                  <pic:nvPicPr>
+                    <pic:cNvPr id="0" name="image20.png"/>
+                    <pic:cNvPicPr preferRelativeResize="0"/>
+                  </pic:nvPicPr>
+                  <pic:blipFill>
+                    <a:blip r:embed="rId45"/>
+                    <a:srcRect b="0" l="0" r="0" t="0"/>
+                    <a:stretch>
+                      <a:fillRect/>
+                    </a:stretch>
+                  </pic:blipFill>
+                  <pic:spPr>
+                    <a:xfrm>
+                      <a:off x="0" y="0"/>
+                      <a:ext cx="5943600" cy="3624263"/>
+                    </a:xfrm>
+                    <a:prstGeom prst="rect"/>
+                    <a:ln/>
+                  </pic:spPr>
+                </pic:pic>
+              </a:graphicData>
+            </a:graphic>
+          </wp:inline>
+        </w:drawing>
+      </w:r>
+      <w:r>
+        <w:rPr>
+          <w:rtl w:val="0"/>
+        </w:rPr>
+      </w:r>
+    </w:p>
+    <w:p>
+      <w:pPr>
+        <w:spacing w:before="200" w:lineRule="auto"/>
+        <w:rPr/>
+      </w:pPr>
+      <w:r>
+        <w:rPr>
+          <w:rtl w:val="0"/>
+        </w:rPr>
+      </w:r>
+    </w:p>
+    <w:p>
+      <w:pPr>
+        <w:spacing w:before="200" w:lineRule="auto"/>
+        <w:rPr/>
+      </w:pPr>
+      <w:r>
+        <w:rPr>
+          <w:rtl w:val="0"/>
+        </w:rPr>
+      </w:r>
+    </w:p>
+    <w:p>
+      <w:pPr>
+        <w:rPr/>
+      </w:pPr>
+      <w:r>
+        <w:rPr>
+          <w:rtl w:val="0"/>
+        </w:rPr>
+      </w:r>
+    </w:p>
+    <w:p>
+      <w:pPr>
+        <w:pStyle w:val="Heading1"/>
+        <w:spacing w:before="200" w:lineRule="auto"/>
+        <w:jc w:val="center"/>
+        <w:rPr/>
+      </w:pPr>
+      <w:bookmarkStart w:colFirst="0" w:colLast="0" w:name="_34stcckhjzjj" w:id="27"/>
+      <w:bookmarkEnd w:id="27"/>
+      <w:r>
+        <w:rPr>
+          <w:rtl w:val="0"/>
+        </w:rPr>
+        <w:t xml:space="preserve">   Methods</w:t>
+      </w:r>
+    </w:p>
+    <w:p>
+      <w:pPr>
+        <w:spacing w:line="240" w:lineRule="auto"/>
+        <w:rPr>
+          <w:rFonts w:ascii="Droid Sans" w:cs="Droid Sans" w:eastAsia="Droid Sans" w:hAnsi="Droid Sans"/>
+        </w:rPr>
+      </w:pPr>
+      <w:r>
+        <w:rPr>
+          <w:rFonts w:ascii="Droid Sans" w:cs="Droid Sans" w:eastAsia="Droid Sans" w:hAnsi="Droid Sans"/>
+          <w:b w:val="1"/>
+          <w:rtl w:val="0"/>
+        </w:rPr>
+        <w:t xml:space="preserve">Parameter</w:t>
+      </w:r>
+      <w:r>
+        <w:rPr>
+          <w:rFonts w:ascii="Droid Sans" w:cs="Droid Sans" w:eastAsia="Droid Sans" w:hAnsi="Droid Sans"/>
+          <w:rtl w:val="0"/>
+        </w:rPr>
+        <w:t xml:space="preserve"> - Parameters is what holds a value inside the parentheses that passes to a method when it is called</w:t>
+      </w:r>
+    </w:p>
+    <w:p>
+      <w:pPr>
+        <w:rPr/>
+      </w:pPr>
+      <w:r>
+        <w:rPr>
+          <w:rtl w:val="0"/>
+        </w:rPr>
+      </w:r>
+    </w:p>
+    <w:p>
+      <w:pPr>
+        <w:spacing w:line="240" w:lineRule="auto"/>
+        <w:rPr>
+          <w:rFonts w:ascii="Droid Sans" w:cs="Droid Sans" w:eastAsia="Droid Sans" w:hAnsi="Droid Sans"/>
+        </w:rPr>
+      </w:pPr>
+      <w:r>
+        <w:rPr>
+          <w:rFonts w:ascii="Droid Sans" w:cs="Droid Sans" w:eastAsia="Droid Sans" w:hAnsi="Droid Sans"/>
+          <w:b w:val="1"/>
+          <w:rtl w:val="0"/>
+        </w:rPr>
+        <w:t xml:space="preserve">Return Values</w:t>
+      </w:r>
+      <w:r>
+        <w:rPr>
+          <w:rFonts w:ascii="Droid Sans" w:cs="Droid Sans" w:eastAsia="Droid Sans" w:hAnsi="Droid Sans"/>
+          <w:rtl w:val="0"/>
+        </w:rPr>
+        <w:t xml:space="preserve"> - A return value is the value that is called by a method that </w:t>
+      </w:r>
+      <w:r>
+        <w:rPr>
+          <w:rFonts w:ascii="Droid Sans" w:cs="Droid Sans" w:eastAsia="Droid Sans" w:hAnsi="Droid Sans"/>
+          <w:b w:val="1"/>
+          <w:rtl w:val="0"/>
+        </w:rPr>
+        <w:t xml:space="preserve">must</w:t>
+      </w:r>
+      <w:r>
+        <w:rPr>
+          <w:rFonts w:ascii="Droid Sans" w:cs="Droid Sans" w:eastAsia="Droid Sans" w:hAnsi="Droid Sans"/>
+          <w:rtl w:val="0"/>
+        </w:rPr>
+        <w:t xml:space="preserve"> be stored in a variable.</w:t>
+      </w:r>
+    </w:p>
+    <w:p>
+      <w:pPr>
+        <w:rPr/>
+      </w:pPr>
+      <w:r>
+        <w:rPr>
+          <w:rtl w:val="0"/>
+        </w:rPr>
+      </w:r>
+    </w:p>
+    <w:p>
+      <w:pPr>
+        <w:rPr/>
+      </w:pPr>
+      <w:r>
+        <w:rPr>
+          <w:rtl w:val="0"/>
+        </w:rPr>
+        <w:t xml:space="preserve">If a method returns a value</w:t>
+      </w:r>
+    </w:p>
+    <w:p>
+      <w:pPr>
+        <w:numPr>
+          <w:ilvl w:val="0"/>
+          <w:numId w:val="19"/>
+        </w:numPr>
+        <w:ind w:left="720" w:hanging="360"/>
+        <w:rPr>
+          <w:u w:val="none"/>
+        </w:rPr>
+      </w:pPr>
+      <w:r>
+        <w:rPr>
+          <w:rtl w:val="0"/>
+        </w:rPr>
+        <w:t xml:space="preserve">returnType must be a data type such as: String, Int, Double, etc. of the values that are being returned by the method</w:t>
+      </w:r>
+    </w:p>
+    <w:p>
+      <w:pPr>
+        <w:numPr>
+          <w:ilvl w:val="0"/>
+          <w:numId w:val="19"/>
+        </w:numPr>
+        <w:ind w:left="720" w:hanging="360"/>
+        <w:rPr>
+          <w:u w:val="none"/>
+        </w:rPr>
+      </w:pPr>
+      <w:r>
+        <w:rPr>
+          <w:rtl w:val="0"/>
+        </w:rPr>
+        <w:t xml:space="preserve">This is used inside the method to return the value</w:t>
+      </w:r>
+    </w:p>
+    <w:p>
+      <w:pPr>
+        <w:rPr/>
+      </w:pPr>
+      <w:r>
+        <w:rPr>
+          <w:rtl w:val="0"/>
+        </w:rPr>
+        <w:t xml:space="preserve">If a method does not return a value</w:t>
+      </w:r>
+    </w:p>
+    <w:p>
+      <w:pPr>
+        <w:numPr>
+          <w:ilvl w:val="0"/>
+          <w:numId w:val="68"/>
+        </w:numPr>
+        <w:ind w:left="720" w:hanging="360"/>
+        <w:rPr>
+          <w:u w:val="none"/>
+        </w:rPr>
+      </w:pPr>
+      <w:r>
+        <w:rPr>
+          <w:rtl w:val="0"/>
+        </w:rPr>
+        <w:t xml:space="preserve">returnType can be a “void”</w:t>
+      </w:r>
+    </w:p>
+    <w:p>
+      <w:pPr>
+        <w:numPr>
+          <w:ilvl w:val="0"/>
+          <w:numId w:val="68"/>
+        </w:numPr>
+        <w:ind w:left="720" w:hanging="360"/>
+        <w:rPr>
+          <w:u w:val="none"/>
+        </w:rPr>
+      </w:pPr>
+      <w:r>
+        <w:rPr>
+          <w:rtl w:val="0"/>
+        </w:rPr>
+        <w:t xml:space="preserve">Return statement is not needed in the method</w:t>
+      </w:r>
+    </w:p>
+    <w:p>
+      <w:pPr>
+        <w:rPr/>
+      </w:pPr>
+      <w:r>
+        <w:rPr>
+          <w:rtl w:val="0"/>
+        </w:rPr>
+      </w:r>
+    </w:p>
+    <w:p>
+      <w:pPr>
+        <w:rPr/>
+      </w:pPr>
+      <w:r>
+        <w:rPr>
+          <w:b w:val="1"/>
+          <w:rtl w:val="0"/>
+        </w:rPr>
+        <w:t xml:space="preserve">Predefined Methods</w:t>
+      </w:r>
+      <w:r>
+        <w:rPr>
+          <w:rtl w:val="0"/>
+        </w:rPr>
+        <w:t xml:space="preserve"> - This is used to reuse code and break and break our problem into smaller tasks</w:t>
+      </w:r>
+    </w:p>
+    <w:p>
+      <w:pPr>
+        <w:rPr/>
+      </w:pPr>
+      <w:r>
+        <w:rPr>
+          <w:rtl w:val="0"/>
+        </w:rPr>
+      </w:r>
+    </w:p>
+    <w:p>
+      <w:pPr>
+        <w:rPr/>
+      </w:pPr>
+      <w:r>
+        <w:rPr>
+          <w:b w:val="1"/>
+          <w:rtl w:val="0"/>
+        </w:rPr>
+        <w:t xml:space="preserve">Method Parameters</w:t>
+      </w:r>
+      <w:r>
+        <w:rPr>
+          <w:rtl w:val="0"/>
+        </w:rPr>
+        <w:t xml:space="preserve"> - A </w:t>
+      </w:r>
+      <w:r>
+        <w:rPr>
+          <w:rtl w:val="0"/>
+        </w:rPr>
+        <w:t xml:space="preserve">method</w:t>
+      </w:r>
+      <w:r>
+        <w:rPr>
+          <w:rtl w:val="0"/>
+        </w:rPr>
+        <w:t xml:space="preserve"> parameter are the number, order, and type of values that must match the same thing of the parameters declared in the method </w:t>
+      </w:r>
+    </w:p>
+    <w:p>
+      <w:pPr>
+        <w:rPr/>
+      </w:pPr>
+      <w:r>
+        <w:rPr>
+          <w:rtl w:val="0"/>
+        </w:rPr>
+      </w:r>
+    </w:p>
+    <w:p>
+      <w:pPr>
+        <w:rPr>
+          <w:b w:val="1"/>
+        </w:rPr>
+      </w:pPr>
+      <w:r>
+        <w:rPr>
+          <w:b w:val="1"/>
+          <w:rtl w:val="0"/>
+        </w:rPr>
+        <w:t xml:space="preserve">Method Signature</w:t>
+      </w:r>
+    </w:p>
+    <w:p>
+      <w:pPr>
+        <w:numPr>
+          <w:ilvl w:val="0"/>
+          <w:numId w:val="69"/>
+        </w:numPr>
+        <w:ind w:left="720" w:hanging="360"/>
+        <w:rPr>
+          <w:u w:val="none"/>
+        </w:rPr>
+      </w:pPr>
+      <w:r>
+        <w:rPr>
+          <w:rtl w:val="0"/>
+        </w:rPr>
+        <w:t xml:space="preserve">Name for method would be the one in green</w:t>
+      </w:r>
+    </w:p>
+    <w:p>
+      <w:pPr>
+        <w:numPr>
+          <w:ilvl w:val="0"/>
+          <w:numId w:val="69"/>
+        </w:numPr>
+        <w:ind w:left="720" w:hanging="360"/>
+        <w:rPr>
+          <w:u w:val="none"/>
+        </w:rPr>
+      </w:pPr>
+      <w:r>
+        <w:rPr>
+          <w:rtl w:val="0"/>
+        </w:rPr>
+        <w:t xml:space="preserve">The parameters would be inside the parentheses</w:t>
+      </w:r>
+    </w:p>
+    <w:p>
+      <w:pPr>
+        <w:numPr>
+          <w:ilvl w:val="0"/>
+          <w:numId w:val="69"/>
+        </w:numPr>
+        <w:ind w:left="720" w:hanging="360"/>
+        <w:rPr>
+          <w:u w:val="none"/>
+        </w:rPr>
+      </w:pPr>
+      <w:r>
+        <w:rPr>
+          <w:rtl w:val="0"/>
+        </w:rPr>
+        <w:t xml:space="preserve">This is returned as a double</w:t>
+      </w:r>
+    </w:p>
+    <w:p>
+      <w:pPr>
+        <w:pStyle w:val="Heading1"/>
+        <w:spacing w:after="0" w:before="200" w:lineRule="auto"/>
         <w:rPr>
           <w:rFonts w:ascii="Trebuchet MS" w:cs="Trebuchet MS" w:eastAsia="Trebuchet MS" w:hAnsi="Trebuchet MS"/>
           <w:sz w:val="32"/>
           <w:szCs w:val="32"/>
-          <w:rtl w:val="0"/>
-        </w:rPr>
-        <w:t xml:space="preserve">Module 4</w:t>
-      </w:r>
-    </w:p>
-    <w:p>
-      <w:pPr>
-        <w:rPr/>
-      </w:pPr>
-      <w:r>
-        <w:rPr>
-          <w:rtl w:val="0"/>
-        </w:rPr>
-        <w:t xml:space="preserve"> </w:t>
-      </w:r>
-      <w:r>
-        <w:rPr>
-          <w:shd w:fill="fff2cc" w:val="clear"/>
-          <w:rtl w:val="0"/>
-        </w:rPr>
-        <w:t xml:space="preserve">[ADD Headings 2 for the different topics then add your documentation from the lectures]</w:t>
-      </w:r>
-      <w:r>
-        <w:rPr>
-          <w:rtl w:val="0"/>
-        </w:rPr>
-      </w:r>
-    </w:p>
-    <w:p>
-      <w:pPr>
-        <w:rPr/>
-      </w:pPr>
-      <w:r>
-        <w:rPr>
-          <w:rtl w:val="0"/>
-        </w:rPr>
-      </w:r>
-    </w:p>
-    <w:p>
-      <w:pPr>
-        <w:pStyle w:val="Heading1"/>
-        <w:spacing w:after="0" w:before="200" w:lineRule="auto"/>
+        </w:rPr>
+      </w:pPr>
+      <w:bookmarkStart w:colFirst="0" w:colLast="0" w:name="_t5hj8upuwhd0" w:id="28"/>
+      <w:bookmarkEnd w:id="28"/>
+      <w:r>
         <w:rPr>
           <w:rFonts w:ascii="Trebuchet MS" w:cs="Trebuchet MS" w:eastAsia="Trebuchet MS" w:hAnsi="Trebuchet MS"/>
           <w:sz w:val="32"/>
           <w:szCs w:val="32"/>
         </w:rPr>
-      </w:pPr>
-      <w:bookmarkStart w:colFirst="0" w:colLast="0" w:name="_chmkbp3yv5ov" w:id="23"/>
-      <w:bookmarkEnd w:id="23"/>
-      <w:r>
+        <w:drawing>
+          <wp:inline distB="114300" distT="114300" distL="114300" distR="114300">
+            <wp:extent cx="5943600" cy="152400"/>
+            <wp:effectExtent b="0" l="0" r="0" t="0"/>
+            <wp:docPr id="4" name="image3.png"/>
+            <a:graphic>
+              <a:graphicData uri="http://schemas.openxmlformats.org/drawingml/2006/picture">
+                <pic:pic>
+                  <pic:nvPicPr>
+                    <pic:cNvPr id="0" name="image3.png"/>
+                    <pic:cNvPicPr preferRelativeResize="0"/>
+                  </pic:nvPicPr>
+                  <pic:blipFill>
+                    <a:blip r:embed="rId46"/>
+                    <a:srcRect b="0" l="0" r="0" t="0"/>
+                    <a:stretch>
+                      <a:fillRect/>
+                    </a:stretch>
+                  </pic:blipFill>
+                  <pic:spPr>
+                    <a:xfrm>
+                      <a:off x="0" y="0"/>
+                      <a:ext cx="5943600" cy="152400"/>
+                    </a:xfrm>
+                    <a:prstGeom prst="rect"/>
+                    <a:ln/>
+                  </pic:spPr>
+                </pic:pic>
+              </a:graphicData>
+            </a:graphic>
+          </wp:inline>
+        </w:drawing>
+      </w:r>
+      <w:r>
+        <w:rPr>
+          <w:rtl w:val="0"/>
+        </w:rPr>
+      </w:r>
+    </w:p>
+    <w:p>
+      <w:pPr>
+        <w:pStyle w:val="Heading1"/>
+        <w:jc w:val="center"/>
+        <w:rPr/>
+      </w:pPr>
+      <w:bookmarkStart w:colFirst="0" w:colLast="0" w:name="_vyeaftld7vob" w:id="29"/>
+      <w:bookmarkEnd w:id="29"/>
+      <w:r>
+        <w:rPr>
+          <w:rtl w:val="0"/>
+        </w:rPr>
+        <w:t xml:space="preserve">Methods Pass by Value and Software Development</w:t>
+      </w:r>
+    </w:p>
+    <w:p>
+      <w:pPr>
+        <w:pStyle w:val="Heading2"/>
+        <w:rPr/>
+      </w:pPr>
+      <w:bookmarkStart w:colFirst="0" w:colLast="0" w:name="_d48frhvl718u" w:id="30"/>
+      <w:bookmarkEnd w:id="30"/>
+      <w:r>
+        <w:rPr>
+          <w:rtl w:val="0"/>
+        </w:rPr>
+        <w:t xml:space="preserve">Call and Stack Frame</w:t>
+      </w:r>
+    </w:p>
+    <w:p>
+      <w:pPr>
+        <w:ind w:left="0" w:firstLine="0"/>
+        <w:rPr/>
+      </w:pPr>
+      <w:r>
+        <w:rPr>
+          <w:b w:val="1"/>
+          <w:rtl w:val="0"/>
+        </w:rPr>
+        <w:t xml:space="preserve">Call stack</w:t>
+      </w:r>
+      <w:r>
+        <w:rPr>
+          <w:rtl w:val="0"/>
+        </w:rPr>
+        <w:t xml:space="preserve"> - This is used to keep track of active methods</w:t>
+      </w:r>
+    </w:p>
+    <w:p>
+      <w:pPr>
+        <w:numPr>
+          <w:ilvl w:val="0"/>
+          <w:numId w:val="22"/>
+        </w:numPr>
+        <w:ind w:left="720" w:hanging="360"/>
+        <w:rPr>
+          <w:u w:val="none"/>
+        </w:rPr>
+      </w:pPr>
+      <w:r>
+        <w:rPr>
+          <w:rtl w:val="0"/>
+        </w:rPr>
+        <w:t xml:space="preserve">First one in would be the last one out</w:t>
+      </w:r>
+    </w:p>
+    <w:p>
+      <w:pPr>
+        <w:numPr>
+          <w:ilvl w:val="0"/>
+          <w:numId w:val="22"/>
+        </w:numPr>
+        <w:ind w:left="720" w:hanging="360"/>
+        <w:rPr>
+          <w:u w:val="none"/>
+        </w:rPr>
+      </w:pPr>
+      <w:r>
+        <w:rPr>
+          <w:rtl w:val="0"/>
+        </w:rPr>
+        <w:t xml:space="preserve">Last one in would be the first one out</w:t>
+      </w:r>
+    </w:p>
+    <w:p>
+      <w:pPr>
+        <w:numPr>
+          <w:ilvl w:val="0"/>
+          <w:numId w:val="22"/>
+        </w:numPr>
+        <w:ind w:left="720" w:hanging="360"/>
+        <w:rPr>
+          <w:u w:val="none"/>
+        </w:rPr>
+      </w:pPr>
+      <w:r>
+        <w:rPr>
+          <w:rtl w:val="0"/>
+        </w:rPr>
+        <w:t xml:space="preserve">When a method is called (invoked), that information of a method is a </w:t>
+      </w:r>
+      <w:r>
+        <w:rPr>
+          <w:b w:val="1"/>
+          <w:rtl w:val="0"/>
+        </w:rPr>
+        <w:t xml:space="preserve">stack frame</w:t>
+      </w:r>
+      <w:r>
+        <w:rPr>
+          <w:rtl w:val="0"/>
+        </w:rPr>
+        <w:t xml:space="preserve"> where it is pushed onto the stack (simply meaning to add).</w:t>
+      </w:r>
+    </w:p>
+    <w:p>
+      <w:pPr>
+        <w:rPr/>
+      </w:pPr>
+      <w:r>
+        <w:rPr>
+          <w:rtl w:val="0"/>
+        </w:rPr>
+      </w:r>
+    </w:p>
+    <w:p>
+      <w:pPr>
+        <w:numPr>
+          <w:ilvl w:val="0"/>
+          <w:numId w:val="8"/>
+        </w:numPr>
+        <w:ind w:left="720" w:hanging="360"/>
+        <w:rPr>
+          <w:u w:val="none"/>
+        </w:rPr>
+      </w:pPr>
+      <w:r>
+        <w:rPr>
+          <w:rtl w:val="0"/>
+        </w:rPr>
+        <w:t xml:space="preserve">For instance, a method has been created, the main method will run first but as soon as it gets to a different method, it will run until it is completely executed while the information from the main has been deallocated from memory.</w:t>
+      </w:r>
+    </w:p>
+    <w:p>
+      <w:pPr>
+        <w:pStyle w:val="Heading2"/>
+        <w:rPr/>
+      </w:pPr>
+      <w:bookmarkStart w:colFirst="0" w:colLast="0" w:name="_pkfv8nw7e0e9" w:id="31"/>
+      <w:bookmarkEnd w:id="31"/>
+      <w:r>
+        <w:rPr>
+          <w:rtl w:val="0"/>
+        </w:rPr>
+        <w:t xml:space="preserve">Memory and Calling Methods</w:t>
+      </w:r>
+    </w:p>
+    <w:p>
+      <w:pPr>
+        <w:numPr>
+          <w:ilvl w:val="0"/>
+          <w:numId w:val="29"/>
+        </w:numPr>
+        <w:ind w:left="720" w:hanging="360"/>
+        <w:rPr>
+          <w:u w:val="none"/>
+        </w:rPr>
+      </w:pPr>
+      <w:r>
+        <w:rPr>
+          <w:rtl w:val="0"/>
+        </w:rPr>
+        <w:t xml:space="preserve">Calling methods allocates memory in a new location</w:t>
+      </w:r>
+    </w:p>
+    <w:p>
+      <w:pPr>
+        <w:numPr>
+          <w:ilvl w:val="0"/>
+          <w:numId w:val="29"/>
+        </w:numPr>
+        <w:ind w:left="720" w:hanging="360"/>
+        <w:rPr>
+          <w:u w:val="none"/>
+        </w:rPr>
+      </w:pPr>
+      <w:r>
+        <w:rPr>
+          <w:rtl w:val="0"/>
+        </w:rPr>
+        <w:t xml:space="preserve">When variables are declared in method, there will be a new memory allocates</w:t>
+      </w:r>
+    </w:p>
+    <w:p>
+      <w:pPr>
+        <w:rPr/>
+      </w:pPr>
+      <w:r>
+        <w:rPr>
+          <w:rtl w:val="0"/>
+        </w:rPr>
+      </w:r>
+    </w:p>
+    <w:p>
+      <w:pPr>
+        <w:rPr/>
+      </w:pPr>
+      <w:r>
+        <w:rPr>
+          <w:b w:val="1"/>
+          <w:rtl w:val="0"/>
+        </w:rPr>
+        <w:t xml:space="preserve">Pass by Values - </w:t>
+      </w:r>
+      <w:r>
+        <w:rPr>
+          <w:rtl w:val="0"/>
+        </w:rPr>
+        <w:t xml:space="preserve">Passing </w:t>
+      </w:r>
+      <w:r>
+        <w:rPr>
+          <w:b w:val="1"/>
+          <w:rtl w:val="0"/>
+        </w:rPr>
+        <w:t xml:space="preserve">primitive data </w:t>
+      </w:r>
+      <w:r>
+        <w:rPr>
+          <w:rtl w:val="0"/>
+        </w:rPr>
+        <w:t xml:space="preserve">types from one method to another </w:t>
+      </w:r>
+    </w:p>
+    <w:p>
+      <w:pPr>
+        <w:rPr>
+          <w:b w:val="1"/>
+        </w:rPr>
+      </w:pPr>
+      <w:r>
+        <w:rPr>
+          <w:rtl w:val="0"/>
+        </w:rPr>
+      </w:r>
+    </w:p>
+    <w:p>
+      <w:pPr>
+        <w:numPr>
+          <w:ilvl w:val="0"/>
+          <w:numId w:val="55"/>
+        </w:numPr>
+        <w:ind w:left="720" w:hanging="360"/>
+        <w:rPr>
+          <w:u w:val="none"/>
+        </w:rPr>
+      </w:pPr>
+      <w:r>
+        <w:rPr>
+          <w:rtl w:val="0"/>
+        </w:rPr>
+        <w:t xml:space="preserve">Pass by values is a copy of the value from one memory location that is passed into another memory location</w:t>
+      </w:r>
+    </w:p>
+    <w:p>
+      <w:pPr>
+        <w:ind w:left="0" w:firstLine="0"/>
+        <w:rPr/>
+      </w:pPr>
+      <w:r>
+        <w:rPr/>
+        <w:drawing>
+          <wp:inline distB="114300" distT="114300" distL="114300" distR="114300">
+            <wp:extent cx="2781300" cy="609600"/>
+            <wp:effectExtent b="0" l="0" r="0" t="0"/>
+            <wp:docPr id="17" name="image1.png"/>
+            <a:graphic>
+              <a:graphicData uri="http://schemas.openxmlformats.org/drawingml/2006/picture">
+                <pic:pic>
+                  <pic:nvPicPr>
+                    <pic:cNvPr id="0" name="image1.png"/>
+                    <pic:cNvPicPr preferRelativeResize="0"/>
+                  </pic:nvPicPr>
+                  <pic:blipFill>
+                    <a:blip r:embed="rId47"/>
+                    <a:srcRect b="0" l="0" r="0" t="0"/>
+                    <a:stretch>
+                      <a:fillRect/>
+                    </a:stretch>
+                  </pic:blipFill>
+                  <pic:spPr>
+                    <a:xfrm>
+                      <a:off x="0" y="0"/>
+                      <a:ext cx="2781300" cy="609600"/>
+                    </a:xfrm>
+                    <a:prstGeom prst="rect"/>
+                    <a:ln/>
+                  </pic:spPr>
+                </pic:pic>
+              </a:graphicData>
+            </a:graphic>
+          </wp:inline>
+        </w:drawing>
+      </w:r>
+      <w:r>
+        <w:rPr>
+          <w:rtl w:val="0"/>
+        </w:rPr>
+      </w:r>
+    </w:p>
+    <w:p>
+      <w:pPr>
+        <w:numPr>
+          <w:ilvl w:val="0"/>
+          <w:numId w:val="5"/>
+        </w:numPr>
+        <w:ind w:left="720" w:hanging="360"/>
+        <w:rPr>
+          <w:u w:val="none"/>
+        </w:rPr>
+      </w:pPr>
+      <w:r>
+        <w:rPr>
+          <w:rtl w:val="0"/>
+        </w:rPr>
+        <w:t xml:space="preserve">This is from main method</w:t>
+      </w:r>
+    </w:p>
+    <w:p>
+      <w:pPr>
+        <w:ind w:left="0" w:firstLine="0"/>
+        <w:rPr/>
+      </w:pPr>
+      <w:r>
+        <w:rPr/>
+        <w:drawing>
+          <wp:inline distB="114300" distT="114300" distL="114300" distR="114300">
+            <wp:extent cx="5943600" cy="254000"/>
+            <wp:effectExtent b="0" l="0" r="0" t="0"/>
+            <wp:docPr id="20" name="image2.png"/>
+            <a:graphic>
+              <a:graphicData uri="http://schemas.openxmlformats.org/drawingml/2006/picture">
+                <pic:pic>
+                  <pic:nvPicPr>
+                    <pic:cNvPr id="0" name="image2.png"/>
+                    <pic:cNvPicPr preferRelativeResize="0"/>
+                  </pic:nvPicPr>
+                  <pic:blipFill>
+                    <a:blip r:embed="rId48"/>
+                    <a:srcRect b="0" l="0" r="0" t="0"/>
+                    <a:stretch>
+                      <a:fillRect/>
+                    </a:stretch>
+                  </pic:blipFill>
+                  <pic:spPr>
+                    <a:xfrm>
+                      <a:off x="0" y="0"/>
+                      <a:ext cx="5943600" cy="254000"/>
+                    </a:xfrm>
+                    <a:prstGeom prst="rect"/>
+                    <a:ln/>
+                  </pic:spPr>
+                </pic:pic>
+              </a:graphicData>
+            </a:graphic>
+          </wp:inline>
+        </w:drawing>
+      </w:r>
+      <w:r>
+        <w:rPr>
+          <w:rtl w:val="0"/>
+        </w:rPr>
+      </w:r>
+    </w:p>
+    <w:p>
+      <w:pPr>
+        <w:numPr>
+          <w:ilvl w:val="0"/>
+          <w:numId w:val="56"/>
+        </w:numPr>
+        <w:ind w:left="720" w:hanging="360"/>
+        <w:rPr>
+          <w:u w:val="none"/>
+        </w:rPr>
+      </w:pPr>
+      <w:r>
+        <w:rPr>
+          <w:rtl w:val="0"/>
+        </w:rPr>
+        <w:t xml:space="preserve">Min and max has been put into a different memory location(method)</w:t>
+      </w:r>
+    </w:p>
+    <w:p>
+      <w:pPr>
+        <w:rPr/>
+      </w:pPr>
+      <w:r>
+        <w:rPr>
+          <w:rtl w:val="0"/>
+        </w:rPr>
+      </w:r>
+    </w:p>
+    <w:p>
+      <w:pPr>
+        <w:rPr>
+          <w:b w:val="1"/>
+        </w:rPr>
+      </w:pPr>
+      <w:r>
+        <w:rPr>
+          <w:rtl w:val="0"/>
+        </w:rPr>
+      </w:r>
+    </w:p>
+    <w:p>
+      <w:pPr>
+        <w:rPr/>
+      </w:pPr>
+      <w:r>
+        <w:rPr>
+          <w:b w:val="1"/>
+          <w:rtl w:val="0"/>
+        </w:rPr>
+        <w:t xml:space="preserve">Decomposition - </w:t>
+      </w:r>
+      <w:r>
+        <w:rPr>
+          <w:rtl w:val="0"/>
+        </w:rPr>
+        <w:t xml:space="preserve">Breaking into smaller pieces </w:t>
+      </w:r>
+    </w:p>
+    <w:p>
+      <w:pPr>
+        <w:rPr/>
+      </w:pPr>
+      <w:r>
+        <w:rPr>
+          <w:rtl w:val="0"/>
+        </w:rPr>
+      </w:r>
+    </w:p>
+    <w:p>
+      <w:pPr>
+        <w:rPr/>
+      </w:pPr>
+      <w:r>
+        <w:rPr>
+          <w:b w:val="1"/>
+          <w:rtl w:val="0"/>
+        </w:rPr>
+        <w:t xml:space="preserve">Agile </w:t>
+      </w:r>
+      <w:r>
+        <w:rPr>
+          <w:rtl w:val="0"/>
+        </w:rPr>
+        <w:t xml:space="preserve">- The ability to create and respond to change </w:t>
+      </w:r>
+      <w:r>
+        <w:rPr>
+          <w:rtl w:val="0"/>
+        </w:rPr>
+        <w:t xml:space="preserve">quickly</w:t>
+      </w:r>
+      <w:r>
+        <w:rPr>
+          <w:rtl w:val="0"/>
+        </w:rPr>
+      </w:r>
+    </w:p>
+    <w:p>
+      <w:pPr>
+        <w:rPr/>
+      </w:pPr>
+      <w:r>
+        <w:rPr>
+          <w:rtl w:val="0"/>
+        </w:rPr>
+      </w:r>
+    </w:p>
+    <w:p>
+      <w:pPr>
+        <w:rPr/>
+      </w:pPr>
+      <w:r>
+        <w:rPr>
+          <w:rtl w:val="0"/>
+        </w:rPr>
+      </w:r>
+    </w:p>
+    <w:p>
+      <w:pPr>
+        <w:rPr/>
+      </w:pPr>
+      <w:r>
+        <w:rPr>
+          <w:rtl w:val="0"/>
+        </w:rPr>
+      </w:r>
+    </w:p>
+    <w:p>
+      <w:pPr>
+        <w:pStyle w:val="Heading1"/>
+        <w:spacing w:after="0" w:before="200" w:lineRule="auto"/>
         <w:rPr>
           <w:rFonts w:ascii="Trebuchet MS" w:cs="Trebuchet MS" w:eastAsia="Trebuchet MS" w:hAnsi="Trebuchet MS"/>
           <w:sz w:val="32"/>
           <w:szCs w:val="32"/>
+        </w:rPr>
+      </w:pPr>
+      <w:bookmarkStart w:colFirst="0" w:colLast="0" w:name="_zch7xf7pkk1i" w:id="32"/>
+      <w:bookmarkEnd w:id="32"/>
+      <w:r>
+        <w:rPr>
+          <w:rFonts w:ascii="Trebuchet MS" w:cs="Trebuchet MS" w:eastAsia="Trebuchet MS" w:hAnsi="Trebuchet MS"/>
+          <w:sz w:val="32"/>
+          <w:szCs w:val="32"/>
+          <w:rtl w:val="0"/>
+        </w:rPr>
+        <w:t xml:space="preserve">Module 4</w:t>
+      </w:r>
+    </w:p>
+    <w:p>
+      <w:pPr>
+        <w:rPr/>
+      </w:pPr>
+      <w:r>
+        <w:rPr>
+          <w:rtl w:val="0"/>
+        </w:rPr>
+        <w:t xml:space="preserve"> </w:t>
+      </w:r>
+      <w:r>
+        <w:rPr>
+          <w:shd w:fill="fff2cc" w:val="clear"/>
+          <w:rtl w:val="0"/>
+        </w:rPr>
+        <w:t xml:space="preserve">[ADD Headings 2 for the different topics then add your documentation from the lectures]</w:t>
+      </w:r>
+      <w:r>
+        <w:rPr>
+          <w:rtl w:val="0"/>
+        </w:rPr>
+      </w:r>
+    </w:p>
+    <w:p>
+      <w:pPr>
+        <w:rPr/>
+      </w:pPr>
+      <w:r>
+        <w:rPr>
+          <w:rtl w:val="0"/>
+        </w:rPr>
+      </w:r>
+    </w:p>
+    <w:p>
+      <w:pPr>
+        <w:pStyle w:val="Heading1"/>
+        <w:spacing w:after="0" w:before="200" w:lineRule="auto"/>
+        <w:rPr>
+          <w:rFonts w:ascii="Trebuchet MS" w:cs="Trebuchet MS" w:eastAsia="Trebuchet MS" w:hAnsi="Trebuchet MS"/>
+          <w:sz w:val="32"/>
+          <w:szCs w:val="32"/>
+        </w:rPr>
+      </w:pPr>
+      <w:bookmarkStart w:colFirst="0" w:colLast="0" w:name="_chmkbp3yv5ov" w:id="33"/>
+      <w:bookmarkEnd w:id="33"/>
+      <w:r>
+        <w:rPr>
+          <w:rFonts w:ascii="Trebuchet MS" w:cs="Trebuchet MS" w:eastAsia="Trebuchet MS" w:hAnsi="Trebuchet MS"/>
+          <w:sz w:val="32"/>
+          <w:szCs w:val="32"/>
           <w:rtl w:val="0"/>
         </w:rPr>
         <w:t xml:space="preserve">Module 5</w:t>
@@ -7930,16 +10191,7 @@
     </w:p>
     <w:p>
       <w:pPr>
-        <w:rPr/>
-      </w:pPr>
-      <w:r>
-        <w:rPr>
-          <w:rtl w:val="0"/>
-        </w:rPr>
-      </w:r>
-    </w:p>
-    <w:p>
-      <w:pPr>
+        <w:spacing w:after="240" w:before="240" w:lineRule="auto"/>
         <w:rPr/>
       </w:pPr>
       <w:r>
@@ -7949,7 +10201,8 @@
       </w:r>
     </w:p>
     <w:sectPr>
-      <w:footerReference r:id="rId39" w:type="default"/>
+      <w:headerReference r:id="rId49" w:type="default"/>
+      <w:footerReference r:id="rId50" w:type="default"/>
       <w:pgSz w:h="15840" w:w="12240" w:orient="portrait"/>
       <w:pgMar w:bottom="1440" w:top="1440" w:left="1440" w:right="1440" w:header="720" w:footer="720"/>
       <w:pgNumType w:start="1"/>
@@ -7973,6 +10226,21 @@
 </w:ftr>
 </file>
 
+<file path=word/header1.xml><?xml version="1.0" encoding="utf-8"?>
+<w:hdr xmlns:mc="http://schemas.openxmlformats.org/markup-compatibility/2006" xmlns:o="urn:schemas-microsoft-com:office:office" xmlns:r="http://schemas.openxmlformats.org/officeDocument/2006/relationships" xmlns:m="http://schemas.openxmlformats.org/officeDocument/2006/math" xmlns:v="urn:schemas-microsoft-com:vml" xmlns:wp="http://schemas.openxmlformats.org/drawingml/2006/wordprocessingDrawing" xmlns:w10="urn:schemas-microsoft-com:office:word" xmlns:w="http://schemas.openxmlformats.org/wordprocessingml/2006/main" xmlns:wne="http://schemas.microsoft.com/office/word/2006/wordml" xmlns:sl="http://schemas.openxmlformats.org/schemaLibrary/2006/main" xmlns:a="http://schemas.openxmlformats.org/drawingml/2006/main" xmlns:pic="http://schemas.openxmlformats.org/drawingml/2006/picture" xmlns:c="http://schemas.openxmlformats.org/drawingml/2006/chart" xmlns:lc="http://schemas.openxmlformats.org/drawingml/2006/lockedCanvas" xmlns:dgm="http://schemas.openxmlformats.org/drawingml/2006/diagram" xmlns:wps="http://schemas.microsoft.com/office/word/2010/wordprocessingShape" xmlns:wpg="http://schemas.microsoft.com/office/word/2010/wordprocessingGroup" xmlns:w14="http://schemas.microsoft.com/office/word/2010/wordml" xmlns:w15="http://schemas.microsoft.com/office/word/2012/wordml" xmlns:w16="http://schemas.microsoft.com/office/word/2018/wordml" xmlns:w16cex="http://schemas.microsoft.com/office/word/2018/wordml/cex" xmlns:w16cid="http://schemas.microsoft.com/office/word/2016/wordml/cid" xmlns="http://schemas.microsoft.com/office/tasks/2019/documenttasks" xmlns:cr="http://schemas.microsoft.com/office/comments/2020/reactions">
+  <w:p>
+    <w:pPr>
+      <w:rPr/>
+    </w:pPr>
+    <w:r>
+      <w:rPr>
+        <w:rtl w:val="0"/>
+      </w:rPr>
+    </w:r>
+  </w:p>
+</w:hdr>
+</file>
+
 <file path=word/numbering.xml><?xml version="1.0" encoding="utf-8"?>
 <w:numbering xmlns:mc="http://schemas.openxmlformats.org/markup-compatibility/2006" xmlns:o="urn:schemas-microsoft-com:office:office" xmlns:r="http://schemas.openxmlformats.org/officeDocument/2006/relationships" xmlns:m="http://schemas.openxmlformats.org/officeDocument/2006/math" xmlns:v="urn:schemas-microsoft-com:vml" xmlns:wp="http://schemas.openxmlformats.org/drawingml/2006/wordprocessingDrawing" xmlns:w10="urn:schemas-microsoft-com:office:word" xmlns:w="http://schemas.openxmlformats.org/wordprocessingml/2006/main" xmlns:wne="http://schemas.microsoft.com/office/word/2006/wordml" xmlns:sl="http://schemas.openxmlformats.org/schemaLibrary/2006/main" xmlns:a="http://schemas.openxmlformats.org/drawingml/2006/main" xmlns:pic="http://schemas.openxmlformats.org/drawingml/2006/picture" xmlns:c="http://schemas.openxmlformats.org/drawingml/2006/chart" xmlns:lc="http://schemas.openxmlformats.org/drawingml/2006/lockedCanvas" xmlns:dgm="http://schemas.openxmlformats.org/drawingml/2006/diagram" xmlns:wps="http://schemas.microsoft.com/office/word/2010/wordprocessingShape" xmlns:wpg="http://schemas.microsoft.com/office/word/2010/wordprocessingGroup" xmlns:w14="http://schemas.microsoft.com/office/word/2010/wordml" xmlns:w15="http://schemas.microsoft.com/office/word/2012/wordml" xmlns:w16="http://schemas.microsoft.com/office/word/2018/wordml" xmlns:w16cex="http://schemas.microsoft.com/office/word/2018/wordml/cex" xmlns:w16cid="http://schemas.microsoft.com/office/word/2016/wordml/cid" xmlns="http://schemas.microsoft.com/office/tasks/2019/documenttasks" xmlns:cr="http://schemas.microsoft.com/office/comments/2020/reactions">
   <w:abstractNum w:abstractNumId="1">
@@ -8642,13 +10910,25 @@
       <w:lvlText w:val="-"/>
       <w:lvlJc w:val="left"/>
       <w:pPr>
+        <w:ind w:left="720" w:hanging="360"/>
+      </w:pPr>
+      <w:rPr>
+        <w:u w:val="none"/>
+      </w:rPr>
+    </w:lvl>
+    <w:lvl w:ilvl="1">
+      <w:start w:val="1"/>
+      <w:numFmt w:val="bullet"/>
+      <w:lvlText w:val="-"/>
+      <w:lvlJc w:val="left"/>
+      <w:pPr>
         <w:ind w:left="1440" w:hanging="360"/>
       </w:pPr>
       <w:rPr>
         <w:u w:val="none"/>
       </w:rPr>
     </w:lvl>
-    <w:lvl w:ilvl="1">
+    <w:lvl w:ilvl="2">
       <w:start w:val="1"/>
       <w:numFmt w:val="bullet"/>
       <w:lvlText w:val="-"/>
@@ -8660,7 +10940,7 @@
         <w:u w:val="none"/>
       </w:rPr>
     </w:lvl>
-    <w:lvl w:ilvl="2">
+    <w:lvl w:ilvl="3">
       <w:start w:val="1"/>
       <w:numFmt w:val="bullet"/>
       <w:lvlText w:val="-"/>
@@ -8672,7 +10952,7 @@
         <w:u w:val="none"/>
       </w:rPr>
     </w:lvl>
-    <w:lvl w:ilvl="3">
+    <w:lvl w:ilvl="4">
       <w:start w:val="1"/>
       <w:numFmt w:val="bullet"/>
       <w:lvlText w:val="-"/>
@@ -8684,7 +10964,7 @@
         <w:u w:val="none"/>
       </w:rPr>
     </w:lvl>
-    <w:lvl w:ilvl="4">
+    <w:lvl w:ilvl="5">
       <w:start w:val="1"/>
       <w:numFmt w:val="bullet"/>
       <w:lvlText w:val="-"/>
@@ -8696,7 +10976,7 @@
         <w:u w:val="none"/>
       </w:rPr>
     </w:lvl>
-    <w:lvl w:ilvl="5">
+    <w:lvl w:ilvl="6">
       <w:start w:val="1"/>
       <w:numFmt w:val="bullet"/>
       <w:lvlText w:val="-"/>
@@ -8708,7 +10988,7 @@
         <w:u w:val="none"/>
       </w:rPr>
     </w:lvl>
-    <w:lvl w:ilvl="6">
+    <w:lvl w:ilvl="7">
       <w:start w:val="1"/>
       <w:numFmt w:val="bullet"/>
       <w:lvlText w:val="-"/>
@@ -8720,25 +11000,13 @@
         <w:u w:val="none"/>
       </w:rPr>
     </w:lvl>
-    <w:lvl w:ilvl="7">
+    <w:lvl w:ilvl="8">
       <w:start w:val="1"/>
       <w:numFmt w:val="bullet"/>
       <w:lvlText w:val="-"/>
       <w:lvlJc w:val="left"/>
       <w:pPr>
         <w:ind w:left="6480" w:hanging="360"/>
-      </w:pPr>
-      <w:rPr>
-        <w:u w:val="none"/>
-      </w:rPr>
-    </w:lvl>
-    <w:lvl w:ilvl="8">
-      <w:start w:val="1"/>
-      <w:numFmt w:val="bullet"/>
-      <w:lvlText w:val="-"/>
-      <w:lvlJc w:val="left"/>
-      <w:pPr>
-        <w:ind w:left="7200" w:hanging="360"/>
       </w:pPr>
       <w:rPr>
         <w:u w:val="none"/>
@@ -8859,6 +11127,226 @@
     <w:lvl w:ilvl="0">
       <w:start w:val="1"/>
       <w:numFmt w:val="bullet"/>
+      <w:lvlText w:val="-"/>
+      <w:lvlJc w:val="left"/>
+      <w:pPr>
+        <w:ind w:left="1440" w:hanging="360"/>
+      </w:pPr>
+      <w:rPr>
+        <w:u w:val="none"/>
+      </w:rPr>
+    </w:lvl>
+    <w:lvl w:ilvl="1">
+      <w:start w:val="1"/>
+      <w:numFmt w:val="bullet"/>
+      <w:lvlText w:val="-"/>
+      <w:lvlJc w:val="left"/>
+      <w:pPr>
+        <w:ind w:left="2160" w:hanging="360"/>
+      </w:pPr>
+      <w:rPr>
+        <w:u w:val="none"/>
+      </w:rPr>
+    </w:lvl>
+    <w:lvl w:ilvl="2">
+      <w:start w:val="1"/>
+      <w:numFmt w:val="bullet"/>
+      <w:lvlText w:val="-"/>
+      <w:lvlJc w:val="left"/>
+      <w:pPr>
+        <w:ind w:left="2880" w:hanging="360"/>
+      </w:pPr>
+      <w:rPr>
+        <w:u w:val="none"/>
+      </w:rPr>
+    </w:lvl>
+    <w:lvl w:ilvl="3">
+      <w:start w:val="1"/>
+      <w:numFmt w:val="bullet"/>
+      <w:lvlText w:val="-"/>
+      <w:lvlJc w:val="left"/>
+      <w:pPr>
+        <w:ind w:left="3600" w:hanging="360"/>
+      </w:pPr>
+      <w:rPr>
+        <w:u w:val="none"/>
+      </w:rPr>
+    </w:lvl>
+    <w:lvl w:ilvl="4">
+      <w:start w:val="1"/>
+      <w:numFmt w:val="bullet"/>
+      <w:lvlText w:val="-"/>
+      <w:lvlJc w:val="left"/>
+      <w:pPr>
+        <w:ind w:left="4320" w:hanging="360"/>
+      </w:pPr>
+      <w:rPr>
+        <w:u w:val="none"/>
+      </w:rPr>
+    </w:lvl>
+    <w:lvl w:ilvl="5">
+      <w:start w:val="1"/>
+      <w:numFmt w:val="bullet"/>
+      <w:lvlText w:val="-"/>
+      <w:lvlJc w:val="left"/>
+      <w:pPr>
+        <w:ind w:left="5040" w:hanging="360"/>
+      </w:pPr>
+      <w:rPr>
+        <w:u w:val="none"/>
+      </w:rPr>
+    </w:lvl>
+    <w:lvl w:ilvl="6">
+      <w:start w:val="1"/>
+      <w:numFmt w:val="bullet"/>
+      <w:lvlText w:val="-"/>
+      <w:lvlJc w:val="left"/>
+      <w:pPr>
+        <w:ind w:left="5760" w:hanging="360"/>
+      </w:pPr>
+      <w:rPr>
+        <w:u w:val="none"/>
+      </w:rPr>
+    </w:lvl>
+    <w:lvl w:ilvl="7">
+      <w:start w:val="1"/>
+      <w:numFmt w:val="bullet"/>
+      <w:lvlText w:val="-"/>
+      <w:lvlJc w:val="left"/>
+      <w:pPr>
+        <w:ind w:left="6480" w:hanging="360"/>
+      </w:pPr>
+      <w:rPr>
+        <w:u w:val="none"/>
+      </w:rPr>
+    </w:lvl>
+    <w:lvl w:ilvl="8">
+      <w:start w:val="1"/>
+      <w:numFmt w:val="bullet"/>
+      <w:lvlText w:val="-"/>
+      <w:lvlJc w:val="left"/>
+      <w:pPr>
+        <w:ind w:left="7200" w:hanging="360"/>
+      </w:pPr>
+      <w:rPr>
+        <w:u w:val="none"/>
+      </w:rPr>
+    </w:lvl>
+  </w:abstractNum>
+  <w:abstractNum w:abstractNumId="10">
+    <w:lvl w:ilvl="0">
+      <w:start w:val="1"/>
+      <w:numFmt w:val="bullet"/>
+      <w:lvlText w:val="-"/>
+      <w:lvlJc w:val="left"/>
+      <w:pPr>
+        <w:ind w:left="720" w:hanging="360"/>
+      </w:pPr>
+      <w:rPr>
+        <w:u w:val="none"/>
+      </w:rPr>
+    </w:lvl>
+    <w:lvl w:ilvl="1">
+      <w:start w:val="1"/>
+      <w:numFmt w:val="bullet"/>
+      <w:lvlText w:val="-"/>
+      <w:lvlJc w:val="left"/>
+      <w:pPr>
+        <w:ind w:left="1440" w:hanging="360"/>
+      </w:pPr>
+      <w:rPr>
+        <w:u w:val="none"/>
+      </w:rPr>
+    </w:lvl>
+    <w:lvl w:ilvl="2">
+      <w:start w:val="1"/>
+      <w:numFmt w:val="bullet"/>
+      <w:lvlText w:val="-"/>
+      <w:lvlJc w:val="left"/>
+      <w:pPr>
+        <w:ind w:left="2160" w:hanging="360"/>
+      </w:pPr>
+      <w:rPr>
+        <w:u w:val="none"/>
+      </w:rPr>
+    </w:lvl>
+    <w:lvl w:ilvl="3">
+      <w:start w:val="1"/>
+      <w:numFmt w:val="bullet"/>
+      <w:lvlText w:val="-"/>
+      <w:lvlJc w:val="left"/>
+      <w:pPr>
+        <w:ind w:left="2880" w:hanging="360"/>
+      </w:pPr>
+      <w:rPr>
+        <w:u w:val="none"/>
+      </w:rPr>
+    </w:lvl>
+    <w:lvl w:ilvl="4">
+      <w:start w:val="1"/>
+      <w:numFmt w:val="bullet"/>
+      <w:lvlText w:val="-"/>
+      <w:lvlJc w:val="left"/>
+      <w:pPr>
+        <w:ind w:left="3600" w:hanging="360"/>
+      </w:pPr>
+      <w:rPr>
+        <w:u w:val="none"/>
+      </w:rPr>
+    </w:lvl>
+    <w:lvl w:ilvl="5">
+      <w:start w:val="1"/>
+      <w:numFmt w:val="bullet"/>
+      <w:lvlText w:val="-"/>
+      <w:lvlJc w:val="left"/>
+      <w:pPr>
+        <w:ind w:left="4320" w:hanging="360"/>
+      </w:pPr>
+      <w:rPr>
+        <w:u w:val="none"/>
+      </w:rPr>
+    </w:lvl>
+    <w:lvl w:ilvl="6">
+      <w:start w:val="1"/>
+      <w:numFmt w:val="bullet"/>
+      <w:lvlText w:val="-"/>
+      <w:lvlJc w:val="left"/>
+      <w:pPr>
+        <w:ind w:left="5040" w:hanging="360"/>
+      </w:pPr>
+      <w:rPr>
+        <w:u w:val="none"/>
+      </w:rPr>
+    </w:lvl>
+    <w:lvl w:ilvl="7">
+      <w:start w:val="1"/>
+      <w:numFmt w:val="bullet"/>
+      <w:lvlText w:val="-"/>
+      <w:lvlJc w:val="left"/>
+      <w:pPr>
+        <w:ind w:left="5760" w:hanging="360"/>
+      </w:pPr>
+      <w:rPr>
+        <w:u w:val="none"/>
+      </w:rPr>
+    </w:lvl>
+    <w:lvl w:ilvl="8">
+      <w:start w:val="1"/>
+      <w:numFmt w:val="bullet"/>
+      <w:lvlText w:val="-"/>
+      <w:lvlJc w:val="left"/>
+      <w:pPr>
+        <w:ind w:left="6480" w:hanging="360"/>
+      </w:pPr>
+      <w:rPr>
+        <w:u w:val="none"/>
+      </w:rPr>
+    </w:lvl>
+  </w:abstractNum>
+  <w:abstractNum w:abstractNumId="11">
+    <w:lvl w:ilvl="0">
+      <w:start w:val="1"/>
+      <w:numFmt w:val="bullet"/>
       <w:lvlText w:val="●"/>
       <w:lvlJc w:val="right"/>
       <w:pPr>
@@ -8965,226 +11453,6 @@
       </w:rPr>
     </w:lvl>
   </w:abstractNum>
-  <w:abstractNum w:abstractNumId="10">
-    <w:lvl w:ilvl="0">
-      <w:start w:val="1"/>
-      <w:numFmt w:val="bullet"/>
-      <w:lvlText w:val="-"/>
-      <w:lvlJc w:val="left"/>
-      <w:pPr>
-        <w:ind w:left="720" w:hanging="360"/>
-      </w:pPr>
-      <w:rPr>
-        <w:u w:val="none"/>
-      </w:rPr>
-    </w:lvl>
-    <w:lvl w:ilvl="1">
-      <w:start w:val="1"/>
-      <w:numFmt w:val="bullet"/>
-      <w:lvlText w:val="-"/>
-      <w:lvlJc w:val="left"/>
-      <w:pPr>
-        <w:ind w:left="1440" w:hanging="360"/>
-      </w:pPr>
-      <w:rPr>
-        <w:u w:val="none"/>
-      </w:rPr>
-    </w:lvl>
-    <w:lvl w:ilvl="2">
-      <w:start w:val="1"/>
-      <w:numFmt w:val="bullet"/>
-      <w:lvlText w:val="-"/>
-      <w:lvlJc w:val="left"/>
-      <w:pPr>
-        <w:ind w:left="2160" w:hanging="360"/>
-      </w:pPr>
-      <w:rPr>
-        <w:u w:val="none"/>
-      </w:rPr>
-    </w:lvl>
-    <w:lvl w:ilvl="3">
-      <w:start w:val="1"/>
-      <w:numFmt w:val="bullet"/>
-      <w:lvlText w:val="-"/>
-      <w:lvlJc w:val="left"/>
-      <w:pPr>
-        <w:ind w:left="2880" w:hanging="360"/>
-      </w:pPr>
-      <w:rPr>
-        <w:u w:val="none"/>
-      </w:rPr>
-    </w:lvl>
-    <w:lvl w:ilvl="4">
-      <w:start w:val="1"/>
-      <w:numFmt w:val="bullet"/>
-      <w:lvlText w:val="-"/>
-      <w:lvlJc w:val="left"/>
-      <w:pPr>
-        <w:ind w:left="3600" w:hanging="360"/>
-      </w:pPr>
-      <w:rPr>
-        <w:u w:val="none"/>
-      </w:rPr>
-    </w:lvl>
-    <w:lvl w:ilvl="5">
-      <w:start w:val="1"/>
-      <w:numFmt w:val="bullet"/>
-      <w:lvlText w:val="-"/>
-      <w:lvlJc w:val="left"/>
-      <w:pPr>
-        <w:ind w:left="4320" w:hanging="360"/>
-      </w:pPr>
-      <w:rPr>
-        <w:u w:val="none"/>
-      </w:rPr>
-    </w:lvl>
-    <w:lvl w:ilvl="6">
-      <w:start w:val="1"/>
-      <w:numFmt w:val="bullet"/>
-      <w:lvlText w:val="-"/>
-      <w:lvlJc w:val="left"/>
-      <w:pPr>
-        <w:ind w:left="5040" w:hanging="360"/>
-      </w:pPr>
-      <w:rPr>
-        <w:u w:val="none"/>
-      </w:rPr>
-    </w:lvl>
-    <w:lvl w:ilvl="7">
-      <w:start w:val="1"/>
-      <w:numFmt w:val="bullet"/>
-      <w:lvlText w:val="-"/>
-      <w:lvlJc w:val="left"/>
-      <w:pPr>
-        <w:ind w:left="5760" w:hanging="360"/>
-      </w:pPr>
-      <w:rPr>
-        <w:u w:val="none"/>
-      </w:rPr>
-    </w:lvl>
-    <w:lvl w:ilvl="8">
-      <w:start w:val="1"/>
-      <w:numFmt w:val="bullet"/>
-      <w:lvlText w:val="-"/>
-      <w:lvlJc w:val="left"/>
-      <w:pPr>
-        <w:ind w:left="6480" w:hanging="360"/>
-      </w:pPr>
-      <w:rPr>
-        <w:u w:val="none"/>
-      </w:rPr>
-    </w:lvl>
-  </w:abstractNum>
-  <w:abstractNum w:abstractNumId="11">
-    <w:lvl w:ilvl="0">
-      <w:start w:val="1"/>
-      <w:numFmt w:val="bullet"/>
-      <w:lvlText w:val="-"/>
-      <w:lvlJc w:val="left"/>
-      <w:pPr>
-        <w:ind w:left="720" w:hanging="360"/>
-      </w:pPr>
-      <w:rPr>
-        <w:u w:val="none"/>
-      </w:rPr>
-    </w:lvl>
-    <w:lvl w:ilvl="1">
-      <w:start w:val="1"/>
-      <w:numFmt w:val="bullet"/>
-      <w:lvlText w:val="-"/>
-      <w:lvlJc w:val="left"/>
-      <w:pPr>
-        <w:ind w:left="1440" w:hanging="360"/>
-      </w:pPr>
-      <w:rPr>
-        <w:u w:val="none"/>
-      </w:rPr>
-    </w:lvl>
-    <w:lvl w:ilvl="2">
-      <w:start w:val="1"/>
-      <w:numFmt w:val="bullet"/>
-      <w:lvlText w:val="-"/>
-      <w:lvlJc w:val="left"/>
-      <w:pPr>
-        <w:ind w:left="2160" w:hanging="360"/>
-      </w:pPr>
-      <w:rPr>
-        <w:u w:val="none"/>
-      </w:rPr>
-    </w:lvl>
-    <w:lvl w:ilvl="3">
-      <w:start w:val="1"/>
-      <w:numFmt w:val="bullet"/>
-      <w:lvlText w:val="-"/>
-      <w:lvlJc w:val="left"/>
-      <w:pPr>
-        <w:ind w:left="2880" w:hanging="360"/>
-      </w:pPr>
-      <w:rPr>
-        <w:u w:val="none"/>
-      </w:rPr>
-    </w:lvl>
-    <w:lvl w:ilvl="4">
-      <w:start w:val="1"/>
-      <w:numFmt w:val="bullet"/>
-      <w:lvlText w:val="-"/>
-      <w:lvlJc w:val="left"/>
-      <w:pPr>
-        <w:ind w:left="3600" w:hanging="360"/>
-      </w:pPr>
-      <w:rPr>
-        <w:u w:val="none"/>
-      </w:rPr>
-    </w:lvl>
-    <w:lvl w:ilvl="5">
-      <w:start w:val="1"/>
-      <w:numFmt w:val="bullet"/>
-      <w:lvlText w:val="-"/>
-      <w:lvlJc w:val="left"/>
-      <w:pPr>
-        <w:ind w:left="4320" w:hanging="360"/>
-      </w:pPr>
-      <w:rPr>
-        <w:u w:val="none"/>
-      </w:rPr>
-    </w:lvl>
-    <w:lvl w:ilvl="6">
-      <w:start w:val="1"/>
-      <w:numFmt w:val="bullet"/>
-      <w:lvlText w:val="-"/>
-      <w:lvlJc w:val="left"/>
-      <w:pPr>
-        <w:ind w:left="5040" w:hanging="360"/>
-      </w:pPr>
-      <w:rPr>
-        <w:u w:val="none"/>
-      </w:rPr>
-    </w:lvl>
-    <w:lvl w:ilvl="7">
-      <w:start w:val="1"/>
-      <w:numFmt w:val="bullet"/>
-      <w:lvlText w:val="-"/>
-      <w:lvlJc w:val="left"/>
-      <w:pPr>
-        <w:ind w:left="5760" w:hanging="360"/>
-      </w:pPr>
-      <w:rPr>
-        <w:u w:val="none"/>
-      </w:rPr>
-    </w:lvl>
-    <w:lvl w:ilvl="8">
-      <w:start w:val="1"/>
-      <w:numFmt w:val="bullet"/>
-      <w:lvlText w:val="-"/>
-      <w:lvlJc w:val="left"/>
-      <w:pPr>
-        <w:ind w:left="6480" w:hanging="360"/>
-      </w:pPr>
-      <w:rPr>
-        <w:u w:val="none"/>
-      </w:rPr>
-    </w:lvl>
-  </w:abstractNum>
   <w:abstractNum w:abstractNumId="12">
     <w:lvl w:ilvl="0">
       <w:start w:val="1"/>
@@ -9302,13 +11570,25 @@
       <w:lvlText w:val="-"/>
       <w:lvlJc w:val="left"/>
       <w:pPr>
+        <w:ind w:left="720" w:hanging="360"/>
+      </w:pPr>
+      <w:rPr>
+        <w:u w:val="none"/>
+      </w:rPr>
+    </w:lvl>
+    <w:lvl w:ilvl="1">
+      <w:start w:val="1"/>
+      <w:numFmt w:val="bullet"/>
+      <w:lvlText w:val="-"/>
+      <w:lvlJc w:val="left"/>
+      <w:pPr>
         <w:ind w:left="1440" w:hanging="360"/>
       </w:pPr>
       <w:rPr>
         <w:u w:val="none"/>
       </w:rPr>
     </w:lvl>
-    <w:lvl w:ilvl="1">
+    <w:lvl w:ilvl="2">
       <w:start w:val="1"/>
       <w:numFmt w:val="bullet"/>
       <w:lvlText w:val="-"/>
@@ -9320,7 +11600,7 @@
         <w:u w:val="none"/>
       </w:rPr>
     </w:lvl>
-    <w:lvl w:ilvl="2">
+    <w:lvl w:ilvl="3">
       <w:start w:val="1"/>
       <w:numFmt w:val="bullet"/>
       <w:lvlText w:val="-"/>
@@ -9332,7 +11612,7 @@
         <w:u w:val="none"/>
       </w:rPr>
     </w:lvl>
-    <w:lvl w:ilvl="3">
+    <w:lvl w:ilvl="4">
       <w:start w:val="1"/>
       <w:numFmt w:val="bullet"/>
       <w:lvlText w:val="-"/>
@@ -9344,7 +11624,7 @@
         <w:u w:val="none"/>
       </w:rPr>
     </w:lvl>
-    <w:lvl w:ilvl="4">
+    <w:lvl w:ilvl="5">
       <w:start w:val="1"/>
       <w:numFmt w:val="bullet"/>
       <w:lvlText w:val="-"/>
@@ -9356,7 +11636,7 @@
         <w:u w:val="none"/>
       </w:rPr>
     </w:lvl>
-    <w:lvl w:ilvl="5">
+    <w:lvl w:ilvl="6">
       <w:start w:val="1"/>
       <w:numFmt w:val="bullet"/>
       <w:lvlText w:val="-"/>
@@ -9368,7 +11648,7 @@
         <w:u w:val="none"/>
       </w:rPr>
     </w:lvl>
-    <w:lvl w:ilvl="6">
+    <w:lvl w:ilvl="7">
       <w:start w:val="1"/>
       <w:numFmt w:val="bullet"/>
       <w:lvlText w:val="-"/>
@@ -9380,25 +11660,13 @@
         <w:u w:val="none"/>
       </w:rPr>
     </w:lvl>
-    <w:lvl w:ilvl="7">
+    <w:lvl w:ilvl="8">
       <w:start w:val="1"/>
       <w:numFmt w:val="bullet"/>
       <w:lvlText w:val="-"/>
       <w:lvlJc w:val="left"/>
       <w:pPr>
         <w:ind w:left="6480" w:hanging="360"/>
-      </w:pPr>
-      <w:rPr>
-        <w:u w:val="none"/>
-      </w:rPr>
-    </w:lvl>
-    <w:lvl w:ilvl="8">
-      <w:start w:val="1"/>
-      <w:numFmt w:val="bullet"/>
-      <w:lvlText w:val="-"/>
-      <w:lvlJc w:val="left"/>
-      <w:pPr>
-        <w:ind w:left="7200" w:hanging="360"/>
       </w:pPr>
       <w:rPr>
         <w:u w:val="none"/>
@@ -9412,13 +11680,25 @@
       <w:lvlText w:val="-"/>
       <w:lvlJc w:val="left"/>
       <w:pPr>
+        <w:ind w:left="720" w:hanging="360"/>
+      </w:pPr>
+      <w:rPr>
+        <w:u w:val="none"/>
+      </w:rPr>
+    </w:lvl>
+    <w:lvl w:ilvl="1">
+      <w:start w:val="1"/>
+      <w:numFmt w:val="bullet"/>
+      <w:lvlText w:val="-"/>
+      <w:lvlJc w:val="left"/>
+      <w:pPr>
         <w:ind w:left="1440" w:hanging="360"/>
       </w:pPr>
       <w:rPr>
         <w:u w:val="none"/>
       </w:rPr>
     </w:lvl>
-    <w:lvl w:ilvl="1">
+    <w:lvl w:ilvl="2">
       <w:start w:val="1"/>
       <w:numFmt w:val="bullet"/>
       <w:lvlText w:val="-"/>
@@ -9430,7 +11710,7 @@
         <w:u w:val="none"/>
       </w:rPr>
     </w:lvl>
-    <w:lvl w:ilvl="2">
+    <w:lvl w:ilvl="3">
       <w:start w:val="1"/>
       <w:numFmt w:val="bullet"/>
       <w:lvlText w:val="-"/>
@@ -9442,7 +11722,7 @@
         <w:u w:val="none"/>
       </w:rPr>
     </w:lvl>
-    <w:lvl w:ilvl="3">
+    <w:lvl w:ilvl="4">
       <w:start w:val="1"/>
       <w:numFmt w:val="bullet"/>
       <w:lvlText w:val="-"/>
@@ -9454,7 +11734,7 @@
         <w:u w:val="none"/>
       </w:rPr>
     </w:lvl>
-    <w:lvl w:ilvl="4">
+    <w:lvl w:ilvl="5">
       <w:start w:val="1"/>
       <w:numFmt w:val="bullet"/>
       <w:lvlText w:val="-"/>
@@ -9466,7 +11746,7 @@
         <w:u w:val="none"/>
       </w:rPr>
     </w:lvl>
-    <w:lvl w:ilvl="5">
+    <w:lvl w:ilvl="6">
       <w:start w:val="1"/>
       <w:numFmt w:val="bullet"/>
       <w:lvlText w:val="-"/>
@@ -9478,7 +11758,7 @@
         <w:u w:val="none"/>
       </w:rPr>
     </w:lvl>
-    <w:lvl w:ilvl="6">
+    <w:lvl w:ilvl="7">
       <w:start w:val="1"/>
       <w:numFmt w:val="bullet"/>
       <w:lvlText w:val="-"/>
@@ -9490,25 +11770,13 @@
         <w:u w:val="none"/>
       </w:rPr>
     </w:lvl>
-    <w:lvl w:ilvl="7">
+    <w:lvl w:ilvl="8">
       <w:start w:val="1"/>
       <w:numFmt w:val="bullet"/>
       <w:lvlText w:val="-"/>
       <w:lvlJc w:val="left"/>
       <w:pPr>
         <w:ind w:left="6480" w:hanging="360"/>
-      </w:pPr>
-      <w:rPr>
-        <w:u w:val="none"/>
-      </w:rPr>
-    </w:lvl>
-    <w:lvl w:ilvl="8">
-      <w:start w:val="1"/>
-      <w:numFmt w:val="bullet"/>
-      <w:lvlText w:val="-"/>
-      <w:lvlJc w:val="left"/>
-      <w:pPr>
-        <w:ind w:left="7200" w:hanging="360"/>
       </w:pPr>
       <w:rPr>
         <w:u w:val="none"/>
@@ -9519,6 +11787,336 @@
     <w:lvl w:ilvl="0">
       <w:start w:val="1"/>
       <w:numFmt w:val="bullet"/>
+      <w:lvlText w:val="-"/>
+      <w:lvlJc w:val="left"/>
+      <w:pPr>
+        <w:ind w:left="720" w:hanging="360"/>
+      </w:pPr>
+      <w:rPr>
+        <w:u w:val="none"/>
+      </w:rPr>
+    </w:lvl>
+    <w:lvl w:ilvl="1">
+      <w:start w:val="1"/>
+      <w:numFmt w:val="bullet"/>
+      <w:lvlText w:val="-"/>
+      <w:lvlJc w:val="left"/>
+      <w:pPr>
+        <w:ind w:left="1440" w:hanging="360"/>
+      </w:pPr>
+      <w:rPr>
+        <w:u w:val="none"/>
+      </w:rPr>
+    </w:lvl>
+    <w:lvl w:ilvl="2">
+      <w:start w:val="1"/>
+      <w:numFmt w:val="bullet"/>
+      <w:lvlText w:val="-"/>
+      <w:lvlJc w:val="left"/>
+      <w:pPr>
+        <w:ind w:left="2160" w:hanging="360"/>
+      </w:pPr>
+      <w:rPr>
+        <w:u w:val="none"/>
+      </w:rPr>
+    </w:lvl>
+    <w:lvl w:ilvl="3">
+      <w:start w:val="1"/>
+      <w:numFmt w:val="bullet"/>
+      <w:lvlText w:val="-"/>
+      <w:lvlJc w:val="left"/>
+      <w:pPr>
+        <w:ind w:left="2880" w:hanging="360"/>
+      </w:pPr>
+      <w:rPr>
+        <w:u w:val="none"/>
+      </w:rPr>
+    </w:lvl>
+    <w:lvl w:ilvl="4">
+      <w:start w:val="1"/>
+      <w:numFmt w:val="bullet"/>
+      <w:lvlText w:val="-"/>
+      <w:lvlJc w:val="left"/>
+      <w:pPr>
+        <w:ind w:left="3600" w:hanging="360"/>
+      </w:pPr>
+      <w:rPr>
+        <w:u w:val="none"/>
+      </w:rPr>
+    </w:lvl>
+    <w:lvl w:ilvl="5">
+      <w:start w:val="1"/>
+      <w:numFmt w:val="bullet"/>
+      <w:lvlText w:val="-"/>
+      <w:lvlJc w:val="left"/>
+      <w:pPr>
+        <w:ind w:left="4320" w:hanging="360"/>
+      </w:pPr>
+      <w:rPr>
+        <w:u w:val="none"/>
+      </w:rPr>
+    </w:lvl>
+    <w:lvl w:ilvl="6">
+      <w:start w:val="1"/>
+      <w:numFmt w:val="bullet"/>
+      <w:lvlText w:val="-"/>
+      <w:lvlJc w:val="left"/>
+      <w:pPr>
+        <w:ind w:left="5040" w:hanging="360"/>
+      </w:pPr>
+      <w:rPr>
+        <w:u w:val="none"/>
+      </w:rPr>
+    </w:lvl>
+    <w:lvl w:ilvl="7">
+      <w:start w:val="1"/>
+      <w:numFmt w:val="bullet"/>
+      <w:lvlText w:val="-"/>
+      <w:lvlJc w:val="left"/>
+      <w:pPr>
+        <w:ind w:left="5760" w:hanging="360"/>
+      </w:pPr>
+      <w:rPr>
+        <w:u w:val="none"/>
+      </w:rPr>
+    </w:lvl>
+    <w:lvl w:ilvl="8">
+      <w:start w:val="1"/>
+      <w:numFmt w:val="bullet"/>
+      <w:lvlText w:val="-"/>
+      <w:lvlJc w:val="left"/>
+      <w:pPr>
+        <w:ind w:left="6480" w:hanging="360"/>
+      </w:pPr>
+      <w:rPr>
+        <w:u w:val="none"/>
+      </w:rPr>
+    </w:lvl>
+  </w:abstractNum>
+  <w:abstractNum w:abstractNumId="16">
+    <w:lvl w:ilvl="0">
+      <w:start w:val="1"/>
+      <w:numFmt w:val="bullet"/>
+      <w:lvlText w:val="-"/>
+      <w:lvlJc w:val="left"/>
+      <w:pPr>
+        <w:ind w:left="1440" w:hanging="360"/>
+      </w:pPr>
+      <w:rPr>
+        <w:u w:val="none"/>
+      </w:rPr>
+    </w:lvl>
+    <w:lvl w:ilvl="1">
+      <w:start w:val="1"/>
+      <w:numFmt w:val="bullet"/>
+      <w:lvlText w:val="-"/>
+      <w:lvlJc w:val="left"/>
+      <w:pPr>
+        <w:ind w:left="2160" w:hanging="360"/>
+      </w:pPr>
+      <w:rPr>
+        <w:u w:val="none"/>
+      </w:rPr>
+    </w:lvl>
+    <w:lvl w:ilvl="2">
+      <w:start w:val="1"/>
+      <w:numFmt w:val="bullet"/>
+      <w:lvlText w:val="-"/>
+      <w:lvlJc w:val="left"/>
+      <w:pPr>
+        <w:ind w:left="2880" w:hanging="360"/>
+      </w:pPr>
+      <w:rPr>
+        <w:u w:val="none"/>
+      </w:rPr>
+    </w:lvl>
+    <w:lvl w:ilvl="3">
+      <w:start w:val="1"/>
+      <w:numFmt w:val="bullet"/>
+      <w:lvlText w:val="-"/>
+      <w:lvlJc w:val="left"/>
+      <w:pPr>
+        <w:ind w:left="3600" w:hanging="360"/>
+      </w:pPr>
+      <w:rPr>
+        <w:u w:val="none"/>
+      </w:rPr>
+    </w:lvl>
+    <w:lvl w:ilvl="4">
+      <w:start w:val="1"/>
+      <w:numFmt w:val="bullet"/>
+      <w:lvlText w:val="-"/>
+      <w:lvlJc w:val="left"/>
+      <w:pPr>
+        <w:ind w:left="4320" w:hanging="360"/>
+      </w:pPr>
+      <w:rPr>
+        <w:u w:val="none"/>
+      </w:rPr>
+    </w:lvl>
+    <w:lvl w:ilvl="5">
+      <w:start w:val="1"/>
+      <w:numFmt w:val="bullet"/>
+      <w:lvlText w:val="-"/>
+      <w:lvlJc w:val="left"/>
+      <w:pPr>
+        <w:ind w:left="5040" w:hanging="360"/>
+      </w:pPr>
+      <w:rPr>
+        <w:u w:val="none"/>
+      </w:rPr>
+    </w:lvl>
+    <w:lvl w:ilvl="6">
+      <w:start w:val="1"/>
+      <w:numFmt w:val="bullet"/>
+      <w:lvlText w:val="-"/>
+      <w:lvlJc w:val="left"/>
+      <w:pPr>
+        <w:ind w:left="5760" w:hanging="360"/>
+      </w:pPr>
+      <w:rPr>
+        <w:u w:val="none"/>
+      </w:rPr>
+    </w:lvl>
+    <w:lvl w:ilvl="7">
+      <w:start w:val="1"/>
+      <w:numFmt w:val="bullet"/>
+      <w:lvlText w:val="-"/>
+      <w:lvlJc w:val="left"/>
+      <w:pPr>
+        <w:ind w:left="6480" w:hanging="360"/>
+      </w:pPr>
+      <w:rPr>
+        <w:u w:val="none"/>
+      </w:rPr>
+    </w:lvl>
+    <w:lvl w:ilvl="8">
+      <w:start w:val="1"/>
+      <w:numFmt w:val="bullet"/>
+      <w:lvlText w:val="-"/>
+      <w:lvlJc w:val="left"/>
+      <w:pPr>
+        <w:ind w:left="7200" w:hanging="360"/>
+      </w:pPr>
+      <w:rPr>
+        <w:u w:val="none"/>
+      </w:rPr>
+    </w:lvl>
+  </w:abstractNum>
+  <w:abstractNum w:abstractNumId="17">
+    <w:lvl w:ilvl="0">
+      <w:start w:val="1"/>
+      <w:numFmt w:val="bullet"/>
+      <w:lvlText w:val="-"/>
+      <w:lvlJc w:val="left"/>
+      <w:pPr>
+        <w:ind w:left="1440" w:hanging="360"/>
+      </w:pPr>
+      <w:rPr>
+        <w:u w:val="none"/>
+      </w:rPr>
+    </w:lvl>
+    <w:lvl w:ilvl="1">
+      <w:start w:val="1"/>
+      <w:numFmt w:val="bullet"/>
+      <w:lvlText w:val="-"/>
+      <w:lvlJc w:val="left"/>
+      <w:pPr>
+        <w:ind w:left="2160" w:hanging="360"/>
+      </w:pPr>
+      <w:rPr>
+        <w:u w:val="none"/>
+      </w:rPr>
+    </w:lvl>
+    <w:lvl w:ilvl="2">
+      <w:start w:val="1"/>
+      <w:numFmt w:val="bullet"/>
+      <w:lvlText w:val="-"/>
+      <w:lvlJc w:val="left"/>
+      <w:pPr>
+        <w:ind w:left="2880" w:hanging="360"/>
+      </w:pPr>
+      <w:rPr>
+        <w:u w:val="none"/>
+      </w:rPr>
+    </w:lvl>
+    <w:lvl w:ilvl="3">
+      <w:start w:val="1"/>
+      <w:numFmt w:val="bullet"/>
+      <w:lvlText w:val="-"/>
+      <w:lvlJc w:val="left"/>
+      <w:pPr>
+        <w:ind w:left="3600" w:hanging="360"/>
+      </w:pPr>
+      <w:rPr>
+        <w:u w:val="none"/>
+      </w:rPr>
+    </w:lvl>
+    <w:lvl w:ilvl="4">
+      <w:start w:val="1"/>
+      <w:numFmt w:val="bullet"/>
+      <w:lvlText w:val="-"/>
+      <w:lvlJc w:val="left"/>
+      <w:pPr>
+        <w:ind w:left="4320" w:hanging="360"/>
+      </w:pPr>
+      <w:rPr>
+        <w:u w:val="none"/>
+      </w:rPr>
+    </w:lvl>
+    <w:lvl w:ilvl="5">
+      <w:start w:val="1"/>
+      <w:numFmt w:val="bullet"/>
+      <w:lvlText w:val="-"/>
+      <w:lvlJc w:val="left"/>
+      <w:pPr>
+        <w:ind w:left="5040" w:hanging="360"/>
+      </w:pPr>
+      <w:rPr>
+        <w:u w:val="none"/>
+      </w:rPr>
+    </w:lvl>
+    <w:lvl w:ilvl="6">
+      <w:start w:val="1"/>
+      <w:numFmt w:val="bullet"/>
+      <w:lvlText w:val="-"/>
+      <w:lvlJc w:val="left"/>
+      <w:pPr>
+        <w:ind w:left="5760" w:hanging="360"/>
+      </w:pPr>
+      <w:rPr>
+        <w:u w:val="none"/>
+      </w:rPr>
+    </w:lvl>
+    <w:lvl w:ilvl="7">
+      <w:start w:val="1"/>
+      <w:numFmt w:val="bullet"/>
+      <w:lvlText w:val="-"/>
+      <w:lvlJc w:val="left"/>
+      <w:pPr>
+        <w:ind w:left="6480" w:hanging="360"/>
+      </w:pPr>
+      <w:rPr>
+        <w:u w:val="none"/>
+      </w:rPr>
+    </w:lvl>
+    <w:lvl w:ilvl="8">
+      <w:start w:val="1"/>
+      <w:numFmt w:val="bullet"/>
+      <w:lvlText w:val="-"/>
+      <w:lvlJc w:val="left"/>
+      <w:pPr>
+        <w:ind w:left="7200" w:hanging="360"/>
+      </w:pPr>
+      <w:rPr>
+        <w:u w:val="none"/>
+      </w:rPr>
+    </w:lvl>
+  </w:abstractNum>
+  <w:abstractNum w:abstractNumId="18">
+    <w:lvl w:ilvl="0">
+      <w:start w:val="1"/>
+      <w:numFmt w:val="bullet"/>
       <w:lvlText w:val="●"/>
       <w:lvlJc w:val="right"/>
       <w:pPr>
@@ -9625,336 +12223,6 @@
       </w:rPr>
     </w:lvl>
   </w:abstractNum>
-  <w:abstractNum w:abstractNumId="16">
-    <w:lvl w:ilvl="0">
-      <w:start w:val="1"/>
-      <w:numFmt w:val="bullet"/>
-      <w:lvlText w:val="●"/>
-      <w:lvlJc w:val="right"/>
-      <w:pPr>
-        <w:ind w:left="720" w:hanging="360"/>
-      </w:pPr>
-      <w:rPr>
-        <w:u w:val="none"/>
-      </w:rPr>
-    </w:lvl>
-    <w:lvl w:ilvl="1">
-      <w:start w:val="1"/>
-      <w:numFmt w:val="bullet"/>
-      <w:lvlText w:val="○"/>
-      <w:lvlJc w:val="right"/>
-      <w:pPr>
-        <w:ind w:left="1440" w:hanging="360"/>
-      </w:pPr>
-      <w:rPr>
-        <w:u w:val="none"/>
-      </w:rPr>
-    </w:lvl>
-    <w:lvl w:ilvl="2">
-      <w:start w:val="1"/>
-      <w:numFmt w:val="bullet"/>
-      <w:lvlText w:val="■"/>
-      <w:lvlJc w:val="right"/>
-      <w:pPr>
-        <w:ind w:left="2160" w:hanging="360"/>
-      </w:pPr>
-      <w:rPr>
-        <w:u w:val="none"/>
-      </w:rPr>
-    </w:lvl>
-    <w:lvl w:ilvl="3">
-      <w:start w:val="1"/>
-      <w:numFmt w:val="bullet"/>
-      <w:lvlText w:val="●"/>
-      <w:lvlJc w:val="right"/>
-      <w:pPr>
-        <w:ind w:left="2880" w:hanging="360"/>
-      </w:pPr>
-      <w:rPr>
-        <w:u w:val="none"/>
-      </w:rPr>
-    </w:lvl>
-    <w:lvl w:ilvl="4">
-      <w:start w:val="1"/>
-      <w:numFmt w:val="bullet"/>
-      <w:lvlText w:val="○"/>
-      <w:lvlJc w:val="right"/>
-      <w:pPr>
-        <w:ind w:left="3600" w:hanging="360"/>
-      </w:pPr>
-      <w:rPr>
-        <w:u w:val="none"/>
-      </w:rPr>
-    </w:lvl>
-    <w:lvl w:ilvl="5">
-      <w:start w:val="1"/>
-      <w:numFmt w:val="bullet"/>
-      <w:lvlText w:val="■"/>
-      <w:lvlJc w:val="right"/>
-      <w:pPr>
-        <w:ind w:left="4320" w:hanging="360"/>
-      </w:pPr>
-      <w:rPr>
-        <w:u w:val="none"/>
-      </w:rPr>
-    </w:lvl>
-    <w:lvl w:ilvl="6">
-      <w:start w:val="1"/>
-      <w:numFmt w:val="bullet"/>
-      <w:lvlText w:val="●"/>
-      <w:lvlJc w:val="right"/>
-      <w:pPr>
-        <w:ind w:left="5040" w:hanging="360"/>
-      </w:pPr>
-      <w:rPr>
-        <w:u w:val="none"/>
-      </w:rPr>
-    </w:lvl>
-    <w:lvl w:ilvl="7">
-      <w:start w:val="1"/>
-      <w:numFmt w:val="bullet"/>
-      <w:lvlText w:val="○"/>
-      <w:lvlJc w:val="right"/>
-      <w:pPr>
-        <w:ind w:left="5760" w:hanging="360"/>
-      </w:pPr>
-      <w:rPr>
-        <w:u w:val="none"/>
-      </w:rPr>
-    </w:lvl>
-    <w:lvl w:ilvl="8">
-      <w:start w:val="1"/>
-      <w:numFmt w:val="bullet"/>
-      <w:lvlText w:val="■"/>
-      <w:lvlJc w:val="right"/>
-      <w:pPr>
-        <w:ind w:left="6480" w:hanging="360"/>
-      </w:pPr>
-      <w:rPr>
-        <w:u w:val="none"/>
-      </w:rPr>
-    </w:lvl>
-  </w:abstractNum>
-  <w:abstractNum w:abstractNumId="17">
-    <w:lvl w:ilvl="0">
-      <w:start w:val="1"/>
-      <w:numFmt w:val="bullet"/>
-      <w:lvlText w:val="-"/>
-      <w:lvlJc w:val="left"/>
-      <w:pPr>
-        <w:ind w:left="720" w:hanging="360"/>
-      </w:pPr>
-      <w:rPr>
-        <w:u w:val="none"/>
-      </w:rPr>
-    </w:lvl>
-    <w:lvl w:ilvl="1">
-      <w:start w:val="1"/>
-      <w:numFmt w:val="bullet"/>
-      <w:lvlText w:val="-"/>
-      <w:lvlJc w:val="left"/>
-      <w:pPr>
-        <w:ind w:left="1440" w:hanging="360"/>
-      </w:pPr>
-      <w:rPr>
-        <w:u w:val="none"/>
-      </w:rPr>
-    </w:lvl>
-    <w:lvl w:ilvl="2">
-      <w:start w:val="1"/>
-      <w:numFmt w:val="bullet"/>
-      <w:lvlText w:val="-"/>
-      <w:lvlJc w:val="left"/>
-      <w:pPr>
-        <w:ind w:left="2160" w:hanging="360"/>
-      </w:pPr>
-      <w:rPr>
-        <w:u w:val="none"/>
-      </w:rPr>
-    </w:lvl>
-    <w:lvl w:ilvl="3">
-      <w:start w:val="1"/>
-      <w:numFmt w:val="bullet"/>
-      <w:lvlText w:val="-"/>
-      <w:lvlJc w:val="left"/>
-      <w:pPr>
-        <w:ind w:left="2880" w:hanging="360"/>
-      </w:pPr>
-      <w:rPr>
-        <w:u w:val="none"/>
-      </w:rPr>
-    </w:lvl>
-    <w:lvl w:ilvl="4">
-      <w:start w:val="1"/>
-      <w:numFmt w:val="bullet"/>
-      <w:lvlText w:val="-"/>
-      <w:lvlJc w:val="left"/>
-      <w:pPr>
-        <w:ind w:left="3600" w:hanging="360"/>
-      </w:pPr>
-      <w:rPr>
-        <w:u w:val="none"/>
-      </w:rPr>
-    </w:lvl>
-    <w:lvl w:ilvl="5">
-      <w:start w:val="1"/>
-      <w:numFmt w:val="bullet"/>
-      <w:lvlText w:val="-"/>
-      <w:lvlJc w:val="left"/>
-      <w:pPr>
-        <w:ind w:left="4320" w:hanging="360"/>
-      </w:pPr>
-      <w:rPr>
-        <w:u w:val="none"/>
-      </w:rPr>
-    </w:lvl>
-    <w:lvl w:ilvl="6">
-      <w:start w:val="1"/>
-      <w:numFmt w:val="bullet"/>
-      <w:lvlText w:val="-"/>
-      <w:lvlJc w:val="left"/>
-      <w:pPr>
-        <w:ind w:left="5040" w:hanging="360"/>
-      </w:pPr>
-      <w:rPr>
-        <w:u w:val="none"/>
-      </w:rPr>
-    </w:lvl>
-    <w:lvl w:ilvl="7">
-      <w:start w:val="1"/>
-      <w:numFmt w:val="bullet"/>
-      <w:lvlText w:val="-"/>
-      <w:lvlJc w:val="left"/>
-      <w:pPr>
-        <w:ind w:left="5760" w:hanging="360"/>
-      </w:pPr>
-      <w:rPr>
-        <w:u w:val="none"/>
-      </w:rPr>
-    </w:lvl>
-    <w:lvl w:ilvl="8">
-      <w:start w:val="1"/>
-      <w:numFmt w:val="bullet"/>
-      <w:lvlText w:val="-"/>
-      <w:lvlJc w:val="left"/>
-      <w:pPr>
-        <w:ind w:left="6480" w:hanging="360"/>
-      </w:pPr>
-      <w:rPr>
-        <w:u w:val="none"/>
-      </w:rPr>
-    </w:lvl>
-  </w:abstractNum>
-  <w:abstractNum w:abstractNumId="18">
-    <w:lvl w:ilvl="0">
-      <w:start w:val="1"/>
-      <w:numFmt w:val="bullet"/>
-      <w:lvlText w:val="-"/>
-      <w:lvlJc w:val="left"/>
-      <w:pPr>
-        <w:ind w:left="720" w:hanging="360"/>
-      </w:pPr>
-      <w:rPr>
-        <w:u w:val="none"/>
-      </w:rPr>
-    </w:lvl>
-    <w:lvl w:ilvl="1">
-      <w:start w:val="1"/>
-      <w:numFmt w:val="bullet"/>
-      <w:lvlText w:val="-"/>
-      <w:lvlJc w:val="left"/>
-      <w:pPr>
-        <w:ind w:left="1440" w:hanging="360"/>
-      </w:pPr>
-      <w:rPr>
-        <w:u w:val="none"/>
-      </w:rPr>
-    </w:lvl>
-    <w:lvl w:ilvl="2">
-      <w:start w:val="1"/>
-      <w:numFmt w:val="bullet"/>
-      <w:lvlText w:val="-"/>
-      <w:lvlJc w:val="left"/>
-      <w:pPr>
-        <w:ind w:left="2160" w:hanging="360"/>
-      </w:pPr>
-      <w:rPr>
-        <w:u w:val="none"/>
-      </w:rPr>
-    </w:lvl>
-    <w:lvl w:ilvl="3">
-      <w:start w:val="1"/>
-      <w:numFmt w:val="bullet"/>
-      <w:lvlText w:val="-"/>
-      <w:lvlJc w:val="left"/>
-      <w:pPr>
-        <w:ind w:left="2880" w:hanging="360"/>
-      </w:pPr>
-      <w:rPr>
-        <w:u w:val="none"/>
-      </w:rPr>
-    </w:lvl>
-    <w:lvl w:ilvl="4">
-      <w:start w:val="1"/>
-      <w:numFmt w:val="bullet"/>
-      <w:lvlText w:val="-"/>
-      <w:lvlJc w:val="left"/>
-      <w:pPr>
-        <w:ind w:left="3600" w:hanging="360"/>
-      </w:pPr>
-      <w:rPr>
-        <w:u w:val="none"/>
-      </w:rPr>
-    </w:lvl>
-    <w:lvl w:ilvl="5">
-      <w:start w:val="1"/>
-      <w:numFmt w:val="bullet"/>
-      <w:lvlText w:val="-"/>
-      <w:lvlJc w:val="left"/>
-      <w:pPr>
-        <w:ind w:left="4320" w:hanging="360"/>
-      </w:pPr>
-      <w:rPr>
-        <w:u w:val="none"/>
-      </w:rPr>
-    </w:lvl>
-    <w:lvl w:ilvl="6">
-      <w:start w:val="1"/>
-      <w:numFmt w:val="bullet"/>
-      <w:lvlText w:val="-"/>
-      <w:lvlJc w:val="left"/>
-      <w:pPr>
-        <w:ind w:left="5040" w:hanging="360"/>
-      </w:pPr>
-      <w:rPr>
-        <w:u w:val="none"/>
-      </w:rPr>
-    </w:lvl>
-    <w:lvl w:ilvl="7">
-      <w:start w:val="1"/>
-      <w:numFmt w:val="bullet"/>
-      <w:lvlText w:val="-"/>
-      <w:lvlJc w:val="left"/>
-      <w:pPr>
-        <w:ind w:left="5760" w:hanging="360"/>
-      </w:pPr>
-      <w:rPr>
-        <w:u w:val="none"/>
-      </w:rPr>
-    </w:lvl>
-    <w:lvl w:ilvl="8">
-      <w:start w:val="1"/>
-      <w:numFmt w:val="bullet"/>
-      <w:lvlText w:val="-"/>
-      <w:lvlJc w:val="left"/>
-      <w:pPr>
-        <w:ind w:left="6480" w:hanging="360"/>
-      </w:pPr>
-      <w:rPr>
-        <w:u w:val="none"/>
-      </w:rPr>
-    </w:lvl>
-  </w:abstractNum>
   <w:abstractNum w:abstractNumId="19">
     <w:lvl w:ilvl="0">
       <w:start w:val="1"/>
@@ -10289,7 +12557,7 @@
     <w:lvl w:ilvl="0">
       <w:start w:val="1"/>
       <w:numFmt w:val="bullet"/>
-      <w:lvlText w:val="○"/>
+      <w:lvlText w:val="-"/>
       <w:lvlJc w:val="left"/>
       <w:pPr>
         <w:ind w:left="720" w:hanging="360"/>
@@ -10301,7 +12569,7 @@
     <w:lvl w:ilvl="1">
       <w:start w:val="1"/>
       <w:numFmt w:val="bullet"/>
-      <w:lvlText w:val="○"/>
+      <w:lvlText w:val="-"/>
       <w:lvlJc w:val="left"/>
       <w:pPr>
         <w:ind w:left="1440" w:hanging="360"/>
@@ -10313,7 +12581,7 @@
     <w:lvl w:ilvl="2">
       <w:start w:val="1"/>
       <w:numFmt w:val="bullet"/>
-      <w:lvlText w:val="■"/>
+      <w:lvlText w:val="-"/>
       <w:lvlJc w:val="left"/>
       <w:pPr>
         <w:ind w:left="2160" w:hanging="360"/>
@@ -10325,7 +12593,7 @@
     <w:lvl w:ilvl="3">
       <w:start w:val="1"/>
       <w:numFmt w:val="bullet"/>
-      <w:lvlText w:val="●"/>
+      <w:lvlText w:val="-"/>
       <w:lvlJc w:val="left"/>
       <w:pPr>
         <w:ind w:left="2880" w:hanging="360"/>
@@ -10337,7 +12605,7 @@
     <w:lvl w:ilvl="4">
       <w:start w:val="1"/>
       <w:numFmt w:val="bullet"/>
-      <w:lvlText w:val="○"/>
+      <w:lvlText w:val="-"/>
       <w:lvlJc w:val="left"/>
       <w:pPr>
         <w:ind w:left="3600" w:hanging="360"/>
@@ -10349,7 +12617,7 @@
     <w:lvl w:ilvl="5">
       <w:start w:val="1"/>
       <w:numFmt w:val="bullet"/>
-      <w:lvlText w:val="■"/>
+      <w:lvlText w:val="-"/>
       <w:lvlJc w:val="left"/>
       <w:pPr>
         <w:ind w:left="4320" w:hanging="360"/>
@@ -10361,7 +12629,7 @@
     <w:lvl w:ilvl="6">
       <w:start w:val="1"/>
       <w:numFmt w:val="bullet"/>
-      <w:lvlText w:val="●"/>
+      <w:lvlText w:val="-"/>
       <w:lvlJc w:val="left"/>
       <w:pPr>
         <w:ind w:left="5040" w:hanging="360"/>
@@ -10373,7 +12641,7 @@
     <w:lvl w:ilvl="7">
       <w:start w:val="1"/>
       <w:numFmt w:val="bullet"/>
-      <w:lvlText w:val="○"/>
+      <w:lvlText w:val="-"/>
       <w:lvlJc w:val="left"/>
       <w:pPr>
         <w:ind w:left="5760" w:hanging="360"/>
@@ -10385,7 +12653,7 @@
     <w:lvl w:ilvl="8">
       <w:start w:val="1"/>
       <w:numFmt w:val="bullet"/>
-      <w:lvlText w:val="■"/>
+      <w:lvlText w:val="-"/>
       <w:lvlJc w:val="left"/>
       <w:pPr>
         <w:ind w:left="6480" w:hanging="360"/>
@@ -10399,8 +12667,8 @@
     <w:lvl w:ilvl="0">
       <w:start w:val="1"/>
       <w:numFmt w:val="bullet"/>
-      <w:lvlText w:val="-"/>
-      <w:lvlJc w:val="left"/>
+      <w:lvlText w:val="●"/>
+      <w:lvlJc w:val="right"/>
       <w:pPr>
         <w:ind w:left="720" w:hanging="360"/>
       </w:pPr>
@@ -10411,8 +12679,8 @@
     <w:lvl w:ilvl="1">
       <w:start w:val="1"/>
       <w:numFmt w:val="bullet"/>
-      <w:lvlText w:val="-"/>
-      <w:lvlJc w:val="left"/>
+      <w:lvlText w:val="○"/>
+      <w:lvlJc w:val="right"/>
       <w:pPr>
         <w:ind w:left="1440" w:hanging="360"/>
       </w:pPr>
@@ -10423,8 +12691,8 @@
     <w:lvl w:ilvl="2">
       <w:start w:val="1"/>
       <w:numFmt w:val="bullet"/>
-      <w:lvlText w:val="-"/>
-      <w:lvlJc w:val="left"/>
+      <w:lvlText w:val="■"/>
+      <w:lvlJc w:val="right"/>
       <w:pPr>
         <w:ind w:left="2160" w:hanging="360"/>
       </w:pPr>
@@ -10435,8 +12703,8 @@
     <w:lvl w:ilvl="3">
       <w:start w:val="1"/>
       <w:numFmt w:val="bullet"/>
-      <w:lvlText w:val="-"/>
-      <w:lvlJc w:val="left"/>
+      <w:lvlText w:val="●"/>
+      <w:lvlJc w:val="right"/>
       <w:pPr>
         <w:ind w:left="2880" w:hanging="360"/>
       </w:pPr>
@@ -10447,8 +12715,8 @@
     <w:lvl w:ilvl="4">
       <w:start w:val="1"/>
       <w:numFmt w:val="bullet"/>
-      <w:lvlText w:val="-"/>
-      <w:lvlJc w:val="left"/>
+      <w:lvlText w:val="○"/>
+      <w:lvlJc w:val="right"/>
       <w:pPr>
         <w:ind w:left="3600" w:hanging="360"/>
       </w:pPr>
@@ -10459,8 +12727,8 @@
     <w:lvl w:ilvl="5">
       <w:start w:val="1"/>
       <w:numFmt w:val="bullet"/>
-      <w:lvlText w:val="-"/>
-      <w:lvlJc w:val="left"/>
+      <w:lvlText w:val="■"/>
+      <w:lvlJc w:val="right"/>
       <w:pPr>
         <w:ind w:left="4320" w:hanging="360"/>
       </w:pPr>
@@ -10471,8 +12739,8 @@
     <w:lvl w:ilvl="6">
       <w:start w:val="1"/>
       <w:numFmt w:val="bullet"/>
-      <w:lvlText w:val="-"/>
-      <w:lvlJc w:val="left"/>
+      <w:lvlText w:val="●"/>
+      <w:lvlJc w:val="right"/>
       <w:pPr>
         <w:ind w:left="5040" w:hanging="360"/>
       </w:pPr>
@@ -10483,8 +12751,8 @@
     <w:lvl w:ilvl="7">
       <w:start w:val="1"/>
       <w:numFmt w:val="bullet"/>
-      <w:lvlText w:val="-"/>
-      <w:lvlJc w:val="left"/>
+      <w:lvlText w:val="○"/>
+      <w:lvlJc w:val="right"/>
       <w:pPr>
         <w:ind w:left="5760" w:hanging="360"/>
       </w:pPr>
@@ -10495,8 +12763,8 @@
     <w:lvl w:ilvl="8">
       <w:start w:val="1"/>
       <w:numFmt w:val="bullet"/>
-      <w:lvlText w:val="-"/>
-      <w:lvlJc w:val="left"/>
+      <w:lvlText w:val="■"/>
+      <w:lvlJc w:val="right"/>
       <w:pPr>
         <w:ind w:left="6480" w:hanging="360"/>
       </w:pPr>
@@ -10729,7 +12997,7 @@
     <w:lvl w:ilvl="0">
       <w:start w:val="1"/>
       <w:numFmt w:val="bullet"/>
-      <w:lvlText w:val="●"/>
+      <w:lvlText w:val="-"/>
       <w:lvlJc w:val="left"/>
       <w:pPr>
         <w:ind w:left="720" w:hanging="360"/>
@@ -10741,7 +13009,7 @@
     <w:lvl w:ilvl="1">
       <w:start w:val="1"/>
       <w:numFmt w:val="bullet"/>
-      <w:lvlText w:val="○"/>
+      <w:lvlText w:val="-"/>
       <w:lvlJc w:val="left"/>
       <w:pPr>
         <w:ind w:left="1440" w:hanging="360"/>
@@ -10753,7 +13021,7 @@
     <w:lvl w:ilvl="2">
       <w:start w:val="1"/>
       <w:numFmt w:val="bullet"/>
-      <w:lvlText w:val="■"/>
+      <w:lvlText w:val="-"/>
       <w:lvlJc w:val="left"/>
       <w:pPr>
         <w:ind w:left="2160" w:hanging="360"/>
@@ -10765,7 +13033,7 @@
     <w:lvl w:ilvl="3">
       <w:start w:val="1"/>
       <w:numFmt w:val="bullet"/>
-      <w:lvlText w:val="●"/>
+      <w:lvlText w:val="-"/>
       <w:lvlJc w:val="left"/>
       <w:pPr>
         <w:ind w:left="2880" w:hanging="360"/>
@@ -10777,7 +13045,7 @@
     <w:lvl w:ilvl="4">
       <w:start w:val="1"/>
       <w:numFmt w:val="bullet"/>
-      <w:lvlText w:val="○"/>
+      <w:lvlText w:val="-"/>
       <w:lvlJc w:val="left"/>
       <w:pPr>
         <w:ind w:left="3600" w:hanging="360"/>
@@ -10789,7 +13057,7 @@
     <w:lvl w:ilvl="5">
       <w:start w:val="1"/>
       <w:numFmt w:val="bullet"/>
-      <w:lvlText w:val="■"/>
+      <w:lvlText w:val="-"/>
       <w:lvlJc w:val="left"/>
       <w:pPr>
         <w:ind w:left="4320" w:hanging="360"/>
@@ -10801,7 +13069,7 @@
     <w:lvl w:ilvl="6">
       <w:start w:val="1"/>
       <w:numFmt w:val="bullet"/>
-      <w:lvlText w:val="●"/>
+      <w:lvlText w:val="-"/>
       <w:lvlJc w:val="left"/>
       <w:pPr>
         <w:ind w:left="5040" w:hanging="360"/>
@@ -10813,7 +13081,7 @@
     <w:lvl w:ilvl="7">
       <w:start w:val="1"/>
       <w:numFmt w:val="bullet"/>
-      <w:lvlText w:val="○"/>
+      <w:lvlText w:val="-"/>
       <w:lvlJc w:val="left"/>
       <w:pPr>
         <w:ind w:left="5760" w:hanging="360"/>
@@ -10825,7 +13093,7 @@
     <w:lvl w:ilvl="8">
       <w:start w:val="1"/>
       <w:numFmt w:val="bullet"/>
-      <w:lvlText w:val="■"/>
+      <w:lvlText w:val="-"/>
       <w:lvlJc w:val="left"/>
       <w:pPr>
         <w:ind w:left="6480" w:hanging="360"/>
@@ -10842,13 +13110,25 @@
       <w:lvlText w:val="-"/>
       <w:lvlJc w:val="left"/>
       <w:pPr>
+        <w:ind w:left="720" w:hanging="360"/>
+      </w:pPr>
+      <w:rPr>
+        <w:u w:val="none"/>
+      </w:rPr>
+    </w:lvl>
+    <w:lvl w:ilvl="1">
+      <w:start w:val="1"/>
+      <w:numFmt w:val="bullet"/>
+      <w:lvlText w:val="-"/>
+      <w:lvlJc w:val="left"/>
+      <w:pPr>
         <w:ind w:left="1440" w:hanging="360"/>
       </w:pPr>
       <w:rPr>
         <w:u w:val="none"/>
       </w:rPr>
     </w:lvl>
-    <w:lvl w:ilvl="1">
+    <w:lvl w:ilvl="2">
       <w:start w:val="1"/>
       <w:numFmt w:val="bullet"/>
       <w:lvlText w:val="-"/>
@@ -10860,7 +13140,7 @@
         <w:u w:val="none"/>
       </w:rPr>
     </w:lvl>
-    <w:lvl w:ilvl="2">
+    <w:lvl w:ilvl="3">
       <w:start w:val="1"/>
       <w:numFmt w:val="bullet"/>
       <w:lvlText w:val="-"/>
@@ -10872,7 +13152,7 @@
         <w:u w:val="none"/>
       </w:rPr>
     </w:lvl>
-    <w:lvl w:ilvl="3">
+    <w:lvl w:ilvl="4">
       <w:start w:val="1"/>
       <w:numFmt w:val="bullet"/>
       <w:lvlText w:val="-"/>
@@ -10884,7 +13164,7 @@
         <w:u w:val="none"/>
       </w:rPr>
     </w:lvl>
-    <w:lvl w:ilvl="4">
+    <w:lvl w:ilvl="5">
       <w:start w:val="1"/>
       <w:numFmt w:val="bullet"/>
       <w:lvlText w:val="-"/>
@@ -10896,7 +13176,7 @@
         <w:u w:val="none"/>
       </w:rPr>
     </w:lvl>
-    <w:lvl w:ilvl="5">
+    <w:lvl w:ilvl="6">
       <w:start w:val="1"/>
       <w:numFmt w:val="bullet"/>
       <w:lvlText w:val="-"/>
@@ -10908,7 +13188,7 @@
         <w:u w:val="none"/>
       </w:rPr>
     </w:lvl>
-    <w:lvl w:ilvl="6">
+    <w:lvl w:ilvl="7">
       <w:start w:val="1"/>
       <w:numFmt w:val="bullet"/>
       <w:lvlText w:val="-"/>
@@ -10920,25 +13200,13 @@
         <w:u w:val="none"/>
       </w:rPr>
     </w:lvl>
-    <w:lvl w:ilvl="7">
+    <w:lvl w:ilvl="8">
       <w:start w:val="1"/>
       <w:numFmt w:val="bullet"/>
       <w:lvlText w:val="-"/>
       <w:lvlJc w:val="left"/>
       <w:pPr>
         <w:ind w:left="6480" w:hanging="360"/>
-      </w:pPr>
-      <w:rPr>
-        <w:u w:val="none"/>
-      </w:rPr>
-    </w:lvl>
-    <w:lvl w:ilvl="8">
-      <w:start w:val="1"/>
-      <w:numFmt w:val="bullet"/>
-      <w:lvlText w:val="-"/>
-      <w:lvlJc w:val="left"/>
-      <w:pPr>
-        <w:ind w:left="7200" w:hanging="360"/>
       </w:pPr>
       <w:rPr>
         <w:u w:val="none"/>
@@ -11279,7 +13547,7 @@
     <w:lvl w:ilvl="0">
       <w:start w:val="1"/>
       <w:numFmt w:val="bullet"/>
-      <w:lvlText w:val="●"/>
+      <w:lvlText w:val="-"/>
       <w:lvlJc w:val="left"/>
       <w:pPr>
         <w:ind w:left="720" w:hanging="360"/>
@@ -11291,7 +13559,7 @@
     <w:lvl w:ilvl="1">
       <w:start w:val="1"/>
       <w:numFmt w:val="bullet"/>
-      <w:lvlText w:val="○"/>
+      <w:lvlText w:val="-"/>
       <w:lvlJc w:val="left"/>
       <w:pPr>
         <w:ind w:left="1440" w:hanging="360"/>
@@ -11303,7 +13571,7 @@
     <w:lvl w:ilvl="2">
       <w:start w:val="1"/>
       <w:numFmt w:val="bullet"/>
-      <w:lvlText w:val="■"/>
+      <w:lvlText w:val="-"/>
       <w:lvlJc w:val="left"/>
       <w:pPr>
         <w:ind w:left="2160" w:hanging="360"/>
@@ -11315,7 +13583,7 @@
     <w:lvl w:ilvl="3">
       <w:start w:val="1"/>
       <w:numFmt w:val="bullet"/>
-      <w:lvlText w:val="●"/>
+      <w:lvlText w:val="-"/>
       <w:lvlJc w:val="left"/>
       <w:pPr>
         <w:ind w:left="2880" w:hanging="360"/>
@@ -11327,7 +13595,7 @@
     <w:lvl w:ilvl="4">
       <w:start w:val="1"/>
       <w:numFmt w:val="bullet"/>
-      <w:lvlText w:val="○"/>
+      <w:lvlText w:val="-"/>
       <w:lvlJc w:val="left"/>
       <w:pPr>
         <w:ind w:left="3600" w:hanging="360"/>
@@ -11339,7 +13607,7 @@
     <w:lvl w:ilvl="5">
       <w:start w:val="1"/>
       <w:numFmt w:val="bullet"/>
-      <w:lvlText w:val="■"/>
+      <w:lvlText w:val="-"/>
       <w:lvlJc w:val="left"/>
       <w:pPr>
         <w:ind w:left="4320" w:hanging="360"/>
@@ -11351,7 +13619,7 @@
     <w:lvl w:ilvl="6">
       <w:start w:val="1"/>
       <w:numFmt w:val="bullet"/>
-      <w:lvlText w:val="●"/>
+      <w:lvlText w:val="-"/>
       <w:lvlJc w:val="left"/>
       <w:pPr>
         <w:ind w:left="5040" w:hanging="360"/>
@@ -11363,7 +13631,7 @@
     <w:lvl w:ilvl="7">
       <w:start w:val="1"/>
       <w:numFmt w:val="bullet"/>
-      <w:lvlText w:val="○"/>
+      <w:lvlText w:val="-"/>
       <w:lvlJc w:val="left"/>
       <w:pPr>
         <w:ind w:left="5760" w:hanging="360"/>
@@ -11375,7 +13643,7 @@
     <w:lvl w:ilvl="8">
       <w:start w:val="1"/>
       <w:numFmt w:val="bullet"/>
-      <w:lvlText w:val="■"/>
+      <w:lvlText w:val="-"/>
       <w:lvlJc w:val="left"/>
       <w:pPr>
         <w:ind w:left="6480" w:hanging="360"/>
@@ -11502,13 +13770,25 @@
       <w:lvlText w:val="-"/>
       <w:lvlJc w:val="left"/>
       <w:pPr>
+        <w:ind w:left="720" w:hanging="360"/>
+      </w:pPr>
+      <w:rPr>
+        <w:u w:val="none"/>
+      </w:rPr>
+    </w:lvl>
+    <w:lvl w:ilvl="1">
+      <w:start w:val="1"/>
+      <w:numFmt w:val="bullet"/>
+      <w:lvlText w:val="-"/>
+      <w:lvlJc w:val="left"/>
+      <w:pPr>
         <w:ind w:left="1440" w:hanging="360"/>
       </w:pPr>
       <w:rPr>
         <w:u w:val="none"/>
       </w:rPr>
     </w:lvl>
-    <w:lvl w:ilvl="1">
+    <w:lvl w:ilvl="2">
       <w:start w:val="1"/>
       <w:numFmt w:val="bullet"/>
       <w:lvlText w:val="-"/>
@@ -11520,7 +13800,7 @@
         <w:u w:val="none"/>
       </w:rPr>
     </w:lvl>
-    <w:lvl w:ilvl="2">
+    <w:lvl w:ilvl="3">
       <w:start w:val="1"/>
       <w:numFmt w:val="bullet"/>
       <w:lvlText w:val="-"/>
@@ -11532,7 +13812,7 @@
         <w:u w:val="none"/>
       </w:rPr>
     </w:lvl>
-    <w:lvl w:ilvl="3">
+    <w:lvl w:ilvl="4">
       <w:start w:val="1"/>
       <w:numFmt w:val="bullet"/>
       <w:lvlText w:val="-"/>
@@ -11544,7 +13824,7 @@
         <w:u w:val="none"/>
       </w:rPr>
     </w:lvl>
-    <w:lvl w:ilvl="4">
+    <w:lvl w:ilvl="5">
       <w:start w:val="1"/>
       <w:numFmt w:val="bullet"/>
       <w:lvlText w:val="-"/>
@@ -11556,7 +13836,7 @@
         <w:u w:val="none"/>
       </w:rPr>
     </w:lvl>
-    <w:lvl w:ilvl="5">
+    <w:lvl w:ilvl="6">
       <w:start w:val="1"/>
       <w:numFmt w:val="bullet"/>
       <w:lvlText w:val="-"/>
@@ -11568,7 +13848,7 @@
         <w:u w:val="none"/>
       </w:rPr>
     </w:lvl>
-    <w:lvl w:ilvl="6">
+    <w:lvl w:ilvl="7">
       <w:start w:val="1"/>
       <w:numFmt w:val="bullet"/>
       <w:lvlText w:val="-"/>
@@ -11580,25 +13860,13 @@
         <w:u w:val="none"/>
       </w:rPr>
     </w:lvl>
-    <w:lvl w:ilvl="7">
+    <w:lvl w:ilvl="8">
       <w:start w:val="1"/>
       <w:numFmt w:val="bullet"/>
       <w:lvlText w:val="-"/>
       <w:lvlJc w:val="left"/>
       <w:pPr>
         <w:ind w:left="6480" w:hanging="360"/>
-      </w:pPr>
-      <w:rPr>
-        <w:u w:val="none"/>
-      </w:rPr>
-    </w:lvl>
-    <w:lvl w:ilvl="8">
-      <w:start w:val="1"/>
-      <w:numFmt w:val="bullet"/>
-      <w:lvlText w:val="-"/>
-      <w:lvlJc w:val="left"/>
-      <w:pPr>
-        <w:ind w:left="7200" w:hanging="360"/>
       </w:pPr>
       <w:rPr>
         <w:u w:val="none"/>
@@ -11609,7 +13877,7 @@
     <w:lvl w:ilvl="0">
       <w:start w:val="1"/>
       <w:numFmt w:val="bullet"/>
-      <w:lvlText w:val="-"/>
+      <w:lvlText w:val="○"/>
       <w:lvlJc w:val="left"/>
       <w:pPr>
         <w:ind w:left="720" w:hanging="360"/>
@@ -11621,7 +13889,7 @@
     <w:lvl w:ilvl="1">
       <w:start w:val="1"/>
       <w:numFmt w:val="bullet"/>
-      <w:lvlText w:val="-"/>
+      <w:lvlText w:val="○"/>
       <w:lvlJc w:val="left"/>
       <w:pPr>
         <w:ind w:left="1440" w:hanging="360"/>
@@ -11633,7 +13901,7 @@
     <w:lvl w:ilvl="2">
       <w:start w:val="1"/>
       <w:numFmt w:val="bullet"/>
-      <w:lvlText w:val="-"/>
+      <w:lvlText w:val="■"/>
       <w:lvlJc w:val="left"/>
       <w:pPr>
         <w:ind w:left="2160" w:hanging="360"/>
@@ -11645,7 +13913,7 @@
     <w:lvl w:ilvl="3">
       <w:start w:val="1"/>
       <w:numFmt w:val="bullet"/>
-      <w:lvlText w:val="-"/>
+      <w:lvlText w:val="●"/>
       <w:lvlJc w:val="left"/>
       <w:pPr>
         <w:ind w:left="2880" w:hanging="360"/>
@@ -11657,7 +13925,7 @@
     <w:lvl w:ilvl="4">
       <w:start w:val="1"/>
       <w:numFmt w:val="bullet"/>
-      <w:lvlText w:val="-"/>
+      <w:lvlText w:val="○"/>
       <w:lvlJc w:val="left"/>
       <w:pPr>
         <w:ind w:left="3600" w:hanging="360"/>
@@ -11669,7 +13937,7 @@
     <w:lvl w:ilvl="5">
       <w:start w:val="1"/>
       <w:numFmt w:val="bullet"/>
-      <w:lvlText w:val="-"/>
+      <w:lvlText w:val="■"/>
       <w:lvlJc w:val="left"/>
       <w:pPr>
         <w:ind w:left="4320" w:hanging="360"/>
@@ -11681,7 +13949,7 @@
     <w:lvl w:ilvl="6">
       <w:start w:val="1"/>
       <w:numFmt w:val="bullet"/>
-      <w:lvlText w:val="-"/>
+      <w:lvlText w:val="●"/>
       <w:lvlJc w:val="left"/>
       <w:pPr>
         <w:ind w:left="5040" w:hanging="360"/>
@@ -11693,7 +13961,7 @@
     <w:lvl w:ilvl="7">
       <w:start w:val="1"/>
       <w:numFmt w:val="bullet"/>
-      <w:lvlText w:val="-"/>
+      <w:lvlText w:val="○"/>
       <w:lvlJc w:val="left"/>
       <w:pPr>
         <w:ind w:left="5760" w:hanging="360"/>
@@ -11705,7 +13973,7 @@
     <w:lvl w:ilvl="8">
       <w:start w:val="1"/>
       <w:numFmt w:val="bullet"/>
-      <w:lvlText w:val="-"/>
+      <w:lvlText w:val="■"/>
       <w:lvlJc w:val="left"/>
       <w:pPr>
         <w:ind w:left="6480" w:hanging="360"/>
@@ -11722,13 +13990,25 @@
       <w:lvlText w:val="-"/>
       <w:lvlJc w:val="left"/>
       <w:pPr>
+        <w:ind w:left="720" w:hanging="360"/>
+      </w:pPr>
+      <w:rPr>
+        <w:u w:val="none"/>
+      </w:rPr>
+    </w:lvl>
+    <w:lvl w:ilvl="1">
+      <w:start w:val="1"/>
+      <w:numFmt w:val="bullet"/>
+      <w:lvlText w:val="-"/>
+      <w:lvlJc w:val="left"/>
+      <w:pPr>
         <w:ind w:left="1440" w:hanging="360"/>
       </w:pPr>
       <w:rPr>
         <w:u w:val="none"/>
       </w:rPr>
     </w:lvl>
-    <w:lvl w:ilvl="1">
+    <w:lvl w:ilvl="2">
       <w:start w:val="1"/>
       <w:numFmt w:val="bullet"/>
       <w:lvlText w:val="-"/>
@@ -11740,7 +14020,7 @@
         <w:u w:val="none"/>
       </w:rPr>
     </w:lvl>
-    <w:lvl w:ilvl="2">
+    <w:lvl w:ilvl="3">
       <w:start w:val="1"/>
       <w:numFmt w:val="bullet"/>
       <w:lvlText w:val="-"/>
@@ -11752,7 +14032,7 @@
         <w:u w:val="none"/>
       </w:rPr>
     </w:lvl>
-    <w:lvl w:ilvl="3">
+    <w:lvl w:ilvl="4">
       <w:start w:val="1"/>
       <w:numFmt w:val="bullet"/>
       <w:lvlText w:val="-"/>
@@ -11764,7 +14044,7 @@
         <w:u w:val="none"/>
       </w:rPr>
     </w:lvl>
-    <w:lvl w:ilvl="4">
+    <w:lvl w:ilvl="5">
       <w:start w:val="1"/>
       <w:numFmt w:val="bullet"/>
       <w:lvlText w:val="-"/>
@@ -11776,7 +14056,7 @@
         <w:u w:val="none"/>
       </w:rPr>
     </w:lvl>
-    <w:lvl w:ilvl="5">
+    <w:lvl w:ilvl="6">
       <w:start w:val="1"/>
       <w:numFmt w:val="bullet"/>
       <w:lvlText w:val="-"/>
@@ -11788,7 +14068,7 @@
         <w:u w:val="none"/>
       </w:rPr>
     </w:lvl>
-    <w:lvl w:ilvl="6">
+    <w:lvl w:ilvl="7">
       <w:start w:val="1"/>
       <w:numFmt w:val="bullet"/>
       <w:lvlText w:val="-"/>
@@ -11800,25 +14080,13 @@
         <w:u w:val="none"/>
       </w:rPr>
     </w:lvl>
-    <w:lvl w:ilvl="7">
+    <w:lvl w:ilvl="8">
       <w:start w:val="1"/>
       <w:numFmt w:val="bullet"/>
       <w:lvlText w:val="-"/>
       <w:lvlJc w:val="left"/>
       <w:pPr>
         <w:ind w:left="6480" w:hanging="360"/>
-      </w:pPr>
-      <w:rPr>
-        <w:u w:val="none"/>
-      </w:rPr>
-    </w:lvl>
-    <w:lvl w:ilvl="8">
-      <w:start w:val="1"/>
-      <w:numFmt w:val="bullet"/>
-      <w:lvlText w:val="-"/>
-      <w:lvlJc w:val="left"/>
-      <w:pPr>
-        <w:ind w:left="7200" w:hanging="360"/>
       </w:pPr>
       <w:rPr>
         <w:u w:val="none"/>
@@ -11939,6 +14207,1766 @@
     <w:lvl w:ilvl="0">
       <w:start w:val="1"/>
       <w:numFmt w:val="bullet"/>
+      <w:lvlText w:val="-"/>
+      <w:lvlJc w:val="left"/>
+      <w:pPr>
+        <w:ind w:left="720" w:hanging="360"/>
+      </w:pPr>
+      <w:rPr>
+        <w:u w:val="none"/>
+      </w:rPr>
+    </w:lvl>
+    <w:lvl w:ilvl="1">
+      <w:start w:val="1"/>
+      <w:numFmt w:val="bullet"/>
+      <w:lvlText w:val="-"/>
+      <w:lvlJc w:val="left"/>
+      <w:pPr>
+        <w:ind w:left="1440" w:hanging="360"/>
+      </w:pPr>
+      <w:rPr>
+        <w:u w:val="none"/>
+      </w:rPr>
+    </w:lvl>
+    <w:lvl w:ilvl="2">
+      <w:start w:val="1"/>
+      <w:numFmt w:val="bullet"/>
+      <w:lvlText w:val="-"/>
+      <w:lvlJc w:val="left"/>
+      <w:pPr>
+        <w:ind w:left="2160" w:hanging="360"/>
+      </w:pPr>
+      <w:rPr>
+        <w:u w:val="none"/>
+      </w:rPr>
+    </w:lvl>
+    <w:lvl w:ilvl="3">
+      <w:start w:val="1"/>
+      <w:numFmt w:val="bullet"/>
+      <w:lvlText w:val="-"/>
+      <w:lvlJc w:val="left"/>
+      <w:pPr>
+        <w:ind w:left="2880" w:hanging="360"/>
+      </w:pPr>
+      <w:rPr>
+        <w:u w:val="none"/>
+      </w:rPr>
+    </w:lvl>
+    <w:lvl w:ilvl="4">
+      <w:start w:val="1"/>
+      <w:numFmt w:val="bullet"/>
+      <w:lvlText w:val="-"/>
+      <w:lvlJc w:val="left"/>
+      <w:pPr>
+        <w:ind w:left="3600" w:hanging="360"/>
+      </w:pPr>
+      <w:rPr>
+        <w:u w:val="none"/>
+      </w:rPr>
+    </w:lvl>
+    <w:lvl w:ilvl="5">
+      <w:start w:val="1"/>
+      <w:numFmt w:val="bullet"/>
+      <w:lvlText w:val="-"/>
+      <w:lvlJc w:val="left"/>
+      <w:pPr>
+        <w:ind w:left="4320" w:hanging="360"/>
+      </w:pPr>
+      <w:rPr>
+        <w:u w:val="none"/>
+      </w:rPr>
+    </w:lvl>
+    <w:lvl w:ilvl="6">
+      <w:start w:val="1"/>
+      <w:numFmt w:val="bullet"/>
+      <w:lvlText w:val="-"/>
+      <w:lvlJc w:val="left"/>
+      <w:pPr>
+        <w:ind w:left="5040" w:hanging="360"/>
+      </w:pPr>
+      <w:rPr>
+        <w:u w:val="none"/>
+      </w:rPr>
+    </w:lvl>
+    <w:lvl w:ilvl="7">
+      <w:start w:val="1"/>
+      <w:numFmt w:val="bullet"/>
+      <w:lvlText w:val="-"/>
+      <w:lvlJc w:val="left"/>
+      <w:pPr>
+        <w:ind w:left="5760" w:hanging="360"/>
+      </w:pPr>
+      <w:rPr>
+        <w:u w:val="none"/>
+      </w:rPr>
+    </w:lvl>
+    <w:lvl w:ilvl="8">
+      <w:start w:val="1"/>
+      <w:numFmt w:val="bullet"/>
+      <w:lvlText w:val="-"/>
+      <w:lvlJc w:val="left"/>
+      <w:pPr>
+        <w:ind w:left="6480" w:hanging="360"/>
+      </w:pPr>
+      <w:rPr>
+        <w:u w:val="none"/>
+      </w:rPr>
+    </w:lvl>
+  </w:abstractNum>
+  <w:abstractNum w:abstractNumId="38">
+    <w:lvl w:ilvl="0">
+      <w:start w:val="1"/>
+      <w:numFmt w:val="bullet"/>
+      <w:lvlText w:val="●"/>
+      <w:lvlJc w:val="left"/>
+      <w:pPr>
+        <w:ind w:left="720" w:hanging="360"/>
+      </w:pPr>
+      <w:rPr>
+        <w:u w:val="none"/>
+      </w:rPr>
+    </w:lvl>
+    <w:lvl w:ilvl="1">
+      <w:start w:val="1"/>
+      <w:numFmt w:val="bullet"/>
+      <w:lvlText w:val="○"/>
+      <w:lvlJc w:val="left"/>
+      <w:pPr>
+        <w:ind w:left="1440" w:hanging="360"/>
+      </w:pPr>
+      <w:rPr>
+        <w:u w:val="none"/>
+      </w:rPr>
+    </w:lvl>
+    <w:lvl w:ilvl="2">
+      <w:start w:val="1"/>
+      <w:numFmt w:val="bullet"/>
+      <w:lvlText w:val="■"/>
+      <w:lvlJc w:val="left"/>
+      <w:pPr>
+        <w:ind w:left="2160" w:hanging="360"/>
+      </w:pPr>
+      <w:rPr>
+        <w:u w:val="none"/>
+      </w:rPr>
+    </w:lvl>
+    <w:lvl w:ilvl="3">
+      <w:start w:val="1"/>
+      <w:numFmt w:val="bullet"/>
+      <w:lvlText w:val="●"/>
+      <w:lvlJc w:val="left"/>
+      <w:pPr>
+        <w:ind w:left="2880" w:hanging="360"/>
+      </w:pPr>
+      <w:rPr>
+        <w:u w:val="none"/>
+      </w:rPr>
+    </w:lvl>
+    <w:lvl w:ilvl="4">
+      <w:start w:val="1"/>
+      <w:numFmt w:val="bullet"/>
+      <w:lvlText w:val="○"/>
+      <w:lvlJc w:val="left"/>
+      <w:pPr>
+        <w:ind w:left="3600" w:hanging="360"/>
+      </w:pPr>
+      <w:rPr>
+        <w:u w:val="none"/>
+      </w:rPr>
+    </w:lvl>
+    <w:lvl w:ilvl="5">
+      <w:start w:val="1"/>
+      <w:numFmt w:val="bullet"/>
+      <w:lvlText w:val="■"/>
+      <w:lvlJc w:val="left"/>
+      <w:pPr>
+        <w:ind w:left="4320" w:hanging="360"/>
+      </w:pPr>
+      <w:rPr>
+        <w:u w:val="none"/>
+      </w:rPr>
+    </w:lvl>
+    <w:lvl w:ilvl="6">
+      <w:start w:val="1"/>
+      <w:numFmt w:val="bullet"/>
+      <w:lvlText w:val="●"/>
+      <w:lvlJc w:val="left"/>
+      <w:pPr>
+        <w:ind w:left="5040" w:hanging="360"/>
+      </w:pPr>
+      <w:rPr>
+        <w:u w:val="none"/>
+      </w:rPr>
+    </w:lvl>
+    <w:lvl w:ilvl="7">
+      <w:start w:val="1"/>
+      <w:numFmt w:val="bullet"/>
+      <w:lvlText w:val="○"/>
+      <w:lvlJc w:val="left"/>
+      <w:pPr>
+        <w:ind w:left="5760" w:hanging="360"/>
+      </w:pPr>
+      <w:rPr>
+        <w:u w:val="none"/>
+      </w:rPr>
+    </w:lvl>
+    <w:lvl w:ilvl="8">
+      <w:start w:val="1"/>
+      <w:numFmt w:val="bullet"/>
+      <w:lvlText w:val="■"/>
+      <w:lvlJc w:val="left"/>
+      <w:pPr>
+        <w:ind w:left="6480" w:hanging="360"/>
+      </w:pPr>
+      <w:rPr>
+        <w:u w:val="none"/>
+      </w:rPr>
+    </w:lvl>
+  </w:abstractNum>
+  <w:abstractNum w:abstractNumId="39">
+    <w:lvl w:ilvl="0">
+      <w:start w:val="1"/>
+      <w:numFmt w:val="bullet"/>
+      <w:lvlText w:val="-"/>
+      <w:lvlJc w:val="left"/>
+      <w:pPr>
+        <w:ind w:left="1440" w:hanging="360"/>
+      </w:pPr>
+      <w:rPr>
+        <w:u w:val="none"/>
+      </w:rPr>
+    </w:lvl>
+    <w:lvl w:ilvl="1">
+      <w:start w:val="1"/>
+      <w:numFmt w:val="bullet"/>
+      <w:lvlText w:val="-"/>
+      <w:lvlJc w:val="left"/>
+      <w:pPr>
+        <w:ind w:left="2160" w:hanging="360"/>
+      </w:pPr>
+      <w:rPr>
+        <w:u w:val="none"/>
+      </w:rPr>
+    </w:lvl>
+    <w:lvl w:ilvl="2">
+      <w:start w:val="1"/>
+      <w:numFmt w:val="bullet"/>
+      <w:lvlText w:val="-"/>
+      <w:lvlJc w:val="left"/>
+      <w:pPr>
+        <w:ind w:left="2880" w:hanging="360"/>
+      </w:pPr>
+      <w:rPr>
+        <w:u w:val="none"/>
+      </w:rPr>
+    </w:lvl>
+    <w:lvl w:ilvl="3">
+      <w:start w:val="1"/>
+      <w:numFmt w:val="bullet"/>
+      <w:lvlText w:val="-"/>
+      <w:lvlJc w:val="left"/>
+      <w:pPr>
+        <w:ind w:left="3600" w:hanging="360"/>
+      </w:pPr>
+      <w:rPr>
+        <w:u w:val="none"/>
+      </w:rPr>
+    </w:lvl>
+    <w:lvl w:ilvl="4">
+      <w:start w:val="1"/>
+      <w:numFmt w:val="bullet"/>
+      <w:lvlText w:val="-"/>
+      <w:lvlJc w:val="left"/>
+      <w:pPr>
+        <w:ind w:left="4320" w:hanging="360"/>
+      </w:pPr>
+      <w:rPr>
+        <w:u w:val="none"/>
+      </w:rPr>
+    </w:lvl>
+    <w:lvl w:ilvl="5">
+      <w:start w:val="1"/>
+      <w:numFmt w:val="bullet"/>
+      <w:lvlText w:val="-"/>
+      <w:lvlJc w:val="left"/>
+      <w:pPr>
+        <w:ind w:left="5040" w:hanging="360"/>
+      </w:pPr>
+      <w:rPr>
+        <w:u w:val="none"/>
+      </w:rPr>
+    </w:lvl>
+    <w:lvl w:ilvl="6">
+      <w:start w:val="1"/>
+      <w:numFmt w:val="bullet"/>
+      <w:lvlText w:val="-"/>
+      <w:lvlJc w:val="left"/>
+      <w:pPr>
+        <w:ind w:left="5760" w:hanging="360"/>
+      </w:pPr>
+      <w:rPr>
+        <w:u w:val="none"/>
+      </w:rPr>
+    </w:lvl>
+    <w:lvl w:ilvl="7">
+      <w:start w:val="1"/>
+      <w:numFmt w:val="bullet"/>
+      <w:lvlText w:val="-"/>
+      <w:lvlJc w:val="left"/>
+      <w:pPr>
+        <w:ind w:left="6480" w:hanging="360"/>
+      </w:pPr>
+      <w:rPr>
+        <w:u w:val="none"/>
+      </w:rPr>
+    </w:lvl>
+    <w:lvl w:ilvl="8">
+      <w:start w:val="1"/>
+      <w:numFmt w:val="bullet"/>
+      <w:lvlText w:val="-"/>
+      <w:lvlJc w:val="left"/>
+      <w:pPr>
+        <w:ind w:left="7200" w:hanging="360"/>
+      </w:pPr>
+      <w:rPr>
+        <w:u w:val="none"/>
+      </w:rPr>
+    </w:lvl>
+  </w:abstractNum>
+  <w:abstractNum w:abstractNumId="40">
+    <w:lvl w:ilvl="0">
+      <w:start w:val="1"/>
+      <w:numFmt w:val="bullet"/>
+      <w:lvlText w:val="-"/>
+      <w:lvlJc w:val="left"/>
+      <w:pPr>
+        <w:ind w:left="720" w:hanging="360"/>
+      </w:pPr>
+      <w:rPr>
+        <w:u w:val="none"/>
+      </w:rPr>
+    </w:lvl>
+    <w:lvl w:ilvl="1">
+      <w:start w:val="1"/>
+      <w:numFmt w:val="bullet"/>
+      <w:lvlText w:val="-"/>
+      <w:lvlJc w:val="left"/>
+      <w:pPr>
+        <w:ind w:left="1440" w:hanging="360"/>
+      </w:pPr>
+      <w:rPr>
+        <w:u w:val="none"/>
+      </w:rPr>
+    </w:lvl>
+    <w:lvl w:ilvl="2">
+      <w:start w:val="1"/>
+      <w:numFmt w:val="bullet"/>
+      <w:lvlText w:val="-"/>
+      <w:lvlJc w:val="left"/>
+      <w:pPr>
+        <w:ind w:left="2160" w:hanging="360"/>
+      </w:pPr>
+      <w:rPr>
+        <w:u w:val="none"/>
+      </w:rPr>
+    </w:lvl>
+    <w:lvl w:ilvl="3">
+      <w:start w:val="1"/>
+      <w:numFmt w:val="bullet"/>
+      <w:lvlText w:val="-"/>
+      <w:lvlJc w:val="left"/>
+      <w:pPr>
+        <w:ind w:left="2880" w:hanging="360"/>
+      </w:pPr>
+      <w:rPr>
+        <w:u w:val="none"/>
+      </w:rPr>
+    </w:lvl>
+    <w:lvl w:ilvl="4">
+      <w:start w:val="1"/>
+      <w:numFmt w:val="bullet"/>
+      <w:lvlText w:val="-"/>
+      <w:lvlJc w:val="left"/>
+      <w:pPr>
+        <w:ind w:left="3600" w:hanging="360"/>
+      </w:pPr>
+      <w:rPr>
+        <w:u w:val="none"/>
+      </w:rPr>
+    </w:lvl>
+    <w:lvl w:ilvl="5">
+      <w:start w:val="1"/>
+      <w:numFmt w:val="bullet"/>
+      <w:lvlText w:val="-"/>
+      <w:lvlJc w:val="left"/>
+      <w:pPr>
+        <w:ind w:left="4320" w:hanging="360"/>
+      </w:pPr>
+      <w:rPr>
+        <w:u w:val="none"/>
+      </w:rPr>
+    </w:lvl>
+    <w:lvl w:ilvl="6">
+      <w:start w:val="1"/>
+      <w:numFmt w:val="bullet"/>
+      <w:lvlText w:val="-"/>
+      <w:lvlJc w:val="left"/>
+      <w:pPr>
+        <w:ind w:left="5040" w:hanging="360"/>
+      </w:pPr>
+      <w:rPr>
+        <w:u w:val="none"/>
+      </w:rPr>
+    </w:lvl>
+    <w:lvl w:ilvl="7">
+      <w:start w:val="1"/>
+      <w:numFmt w:val="bullet"/>
+      <w:lvlText w:val="-"/>
+      <w:lvlJc w:val="left"/>
+      <w:pPr>
+        <w:ind w:left="5760" w:hanging="360"/>
+      </w:pPr>
+      <w:rPr>
+        <w:u w:val="none"/>
+      </w:rPr>
+    </w:lvl>
+    <w:lvl w:ilvl="8">
+      <w:start w:val="1"/>
+      <w:numFmt w:val="bullet"/>
+      <w:lvlText w:val="-"/>
+      <w:lvlJc w:val="left"/>
+      <w:pPr>
+        <w:ind w:left="6480" w:hanging="360"/>
+      </w:pPr>
+      <w:rPr>
+        <w:u w:val="none"/>
+      </w:rPr>
+    </w:lvl>
+  </w:abstractNum>
+  <w:abstractNum w:abstractNumId="41">
+    <w:lvl w:ilvl="0">
+      <w:start w:val="1"/>
+      <w:numFmt w:val="bullet"/>
+      <w:lvlText w:val="-"/>
+      <w:lvlJc w:val="left"/>
+      <w:pPr>
+        <w:ind w:left="720" w:hanging="360"/>
+      </w:pPr>
+      <w:rPr>
+        <w:u w:val="none"/>
+      </w:rPr>
+    </w:lvl>
+    <w:lvl w:ilvl="1">
+      <w:start w:val="1"/>
+      <w:numFmt w:val="bullet"/>
+      <w:lvlText w:val="-"/>
+      <w:lvlJc w:val="left"/>
+      <w:pPr>
+        <w:ind w:left="1440" w:hanging="360"/>
+      </w:pPr>
+      <w:rPr>
+        <w:u w:val="none"/>
+      </w:rPr>
+    </w:lvl>
+    <w:lvl w:ilvl="2">
+      <w:start w:val="1"/>
+      <w:numFmt w:val="bullet"/>
+      <w:lvlText w:val="-"/>
+      <w:lvlJc w:val="left"/>
+      <w:pPr>
+        <w:ind w:left="2160" w:hanging="360"/>
+      </w:pPr>
+      <w:rPr>
+        <w:u w:val="none"/>
+      </w:rPr>
+    </w:lvl>
+    <w:lvl w:ilvl="3">
+      <w:start w:val="1"/>
+      <w:numFmt w:val="bullet"/>
+      <w:lvlText w:val="-"/>
+      <w:lvlJc w:val="left"/>
+      <w:pPr>
+        <w:ind w:left="2880" w:hanging="360"/>
+      </w:pPr>
+      <w:rPr>
+        <w:u w:val="none"/>
+      </w:rPr>
+    </w:lvl>
+    <w:lvl w:ilvl="4">
+      <w:start w:val="1"/>
+      <w:numFmt w:val="bullet"/>
+      <w:lvlText w:val="-"/>
+      <w:lvlJc w:val="left"/>
+      <w:pPr>
+        <w:ind w:left="3600" w:hanging="360"/>
+      </w:pPr>
+      <w:rPr>
+        <w:u w:val="none"/>
+      </w:rPr>
+    </w:lvl>
+    <w:lvl w:ilvl="5">
+      <w:start w:val="1"/>
+      <w:numFmt w:val="bullet"/>
+      <w:lvlText w:val="-"/>
+      <w:lvlJc w:val="left"/>
+      <w:pPr>
+        <w:ind w:left="4320" w:hanging="360"/>
+      </w:pPr>
+      <w:rPr>
+        <w:u w:val="none"/>
+      </w:rPr>
+    </w:lvl>
+    <w:lvl w:ilvl="6">
+      <w:start w:val="1"/>
+      <w:numFmt w:val="bullet"/>
+      <w:lvlText w:val="-"/>
+      <w:lvlJc w:val="left"/>
+      <w:pPr>
+        <w:ind w:left="5040" w:hanging="360"/>
+      </w:pPr>
+      <w:rPr>
+        <w:u w:val="none"/>
+      </w:rPr>
+    </w:lvl>
+    <w:lvl w:ilvl="7">
+      <w:start w:val="1"/>
+      <w:numFmt w:val="bullet"/>
+      <w:lvlText w:val="-"/>
+      <w:lvlJc w:val="left"/>
+      <w:pPr>
+        <w:ind w:left="5760" w:hanging="360"/>
+      </w:pPr>
+      <w:rPr>
+        <w:u w:val="none"/>
+      </w:rPr>
+    </w:lvl>
+    <w:lvl w:ilvl="8">
+      <w:start w:val="1"/>
+      <w:numFmt w:val="bullet"/>
+      <w:lvlText w:val="-"/>
+      <w:lvlJc w:val="left"/>
+      <w:pPr>
+        <w:ind w:left="6480" w:hanging="360"/>
+      </w:pPr>
+      <w:rPr>
+        <w:u w:val="none"/>
+      </w:rPr>
+    </w:lvl>
+  </w:abstractNum>
+  <w:abstractNum w:abstractNumId="42">
+    <w:lvl w:ilvl="0">
+      <w:start w:val="1"/>
+      <w:numFmt w:val="bullet"/>
+      <w:lvlText w:val="-"/>
+      <w:lvlJc w:val="left"/>
+      <w:pPr>
+        <w:ind w:left="720" w:hanging="360"/>
+      </w:pPr>
+      <w:rPr>
+        <w:u w:val="none"/>
+      </w:rPr>
+    </w:lvl>
+    <w:lvl w:ilvl="1">
+      <w:start w:val="1"/>
+      <w:numFmt w:val="bullet"/>
+      <w:lvlText w:val="-"/>
+      <w:lvlJc w:val="left"/>
+      <w:pPr>
+        <w:ind w:left="1440" w:hanging="360"/>
+      </w:pPr>
+      <w:rPr>
+        <w:u w:val="none"/>
+      </w:rPr>
+    </w:lvl>
+    <w:lvl w:ilvl="2">
+      <w:start w:val="1"/>
+      <w:numFmt w:val="bullet"/>
+      <w:lvlText w:val="-"/>
+      <w:lvlJc w:val="left"/>
+      <w:pPr>
+        <w:ind w:left="2160" w:hanging="360"/>
+      </w:pPr>
+      <w:rPr>
+        <w:u w:val="none"/>
+      </w:rPr>
+    </w:lvl>
+    <w:lvl w:ilvl="3">
+      <w:start w:val="1"/>
+      <w:numFmt w:val="bullet"/>
+      <w:lvlText w:val="-"/>
+      <w:lvlJc w:val="left"/>
+      <w:pPr>
+        <w:ind w:left="2880" w:hanging="360"/>
+      </w:pPr>
+      <w:rPr>
+        <w:u w:val="none"/>
+      </w:rPr>
+    </w:lvl>
+    <w:lvl w:ilvl="4">
+      <w:start w:val="1"/>
+      <w:numFmt w:val="bullet"/>
+      <w:lvlText w:val="-"/>
+      <w:lvlJc w:val="left"/>
+      <w:pPr>
+        <w:ind w:left="3600" w:hanging="360"/>
+      </w:pPr>
+      <w:rPr>
+        <w:u w:val="none"/>
+      </w:rPr>
+    </w:lvl>
+    <w:lvl w:ilvl="5">
+      <w:start w:val="1"/>
+      <w:numFmt w:val="bullet"/>
+      <w:lvlText w:val="-"/>
+      <w:lvlJc w:val="left"/>
+      <w:pPr>
+        <w:ind w:left="4320" w:hanging="360"/>
+      </w:pPr>
+      <w:rPr>
+        <w:u w:val="none"/>
+      </w:rPr>
+    </w:lvl>
+    <w:lvl w:ilvl="6">
+      <w:start w:val="1"/>
+      <w:numFmt w:val="bullet"/>
+      <w:lvlText w:val="-"/>
+      <w:lvlJc w:val="left"/>
+      <w:pPr>
+        <w:ind w:left="5040" w:hanging="360"/>
+      </w:pPr>
+      <w:rPr>
+        <w:u w:val="none"/>
+      </w:rPr>
+    </w:lvl>
+    <w:lvl w:ilvl="7">
+      <w:start w:val="1"/>
+      <w:numFmt w:val="bullet"/>
+      <w:lvlText w:val="-"/>
+      <w:lvlJc w:val="left"/>
+      <w:pPr>
+        <w:ind w:left="5760" w:hanging="360"/>
+      </w:pPr>
+      <w:rPr>
+        <w:u w:val="none"/>
+      </w:rPr>
+    </w:lvl>
+    <w:lvl w:ilvl="8">
+      <w:start w:val="1"/>
+      <w:numFmt w:val="bullet"/>
+      <w:lvlText w:val="-"/>
+      <w:lvlJc w:val="left"/>
+      <w:pPr>
+        <w:ind w:left="6480" w:hanging="360"/>
+      </w:pPr>
+      <w:rPr>
+        <w:u w:val="none"/>
+      </w:rPr>
+    </w:lvl>
+  </w:abstractNum>
+  <w:abstractNum w:abstractNumId="43">
+    <w:lvl w:ilvl="0">
+      <w:start w:val="1"/>
+      <w:numFmt w:val="bullet"/>
+      <w:lvlText w:val="-"/>
+      <w:lvlJc w:val="left"/>
+      <w:pPr>
+        <w:ind w:left="720" w:hanging="360"/>
+      </w:pPr>
+      <w:rPr>
+        <w:u w:val="none"/>
+      </w:rPr>
+    </w:lvl>
+    <w:lvl w:ilvl="1">
+      <w:start w:val="1"/>
+      <w:numFmt w:val="bullet"/>
+      <w:lvlText w:val="-"/>
+      <w:lvlJc w:val="left"/>
+      <w:pPr>
+        <w:ind w:left="1440" w:hanging="360"/>
+      </w:pPr>
+      <w:rPr>
+        <w:u w:val="none"/>
+      </w:rPr>
+    </w:lvl>
+    <w:lvl w:ilvl="2">
+      <w:start w:val="1"/>
+      <w:numFmt w:val="bullet"/>
+      <w:lvlText w:val="-"/>
+      <w:lvlJc w:val="left"/>
+      <w:pPr>
+        <w:ind w:left="2160" w:hanging="360"/>
+      </w:pPr>
+      <w:rPr>
+        <w:u w:val="none"/>
+      </w:rPr>
+    </w:lvl>
+    <w:lvl w:ilvl="3">
+      <w:start w:val="1"/>
+      <w:numFmt w:val="bullet"/>
+      <w:lvlText w:val="-"/>
+      <w:lvlJc w:val="left"/>
+      <w:pPr>
+        <w:ind w:left="2880" w:hanging="360"/>
+      </w:pPr>
+      <w:rPr>
+        <w:u w:val="none"/>
+      </w:rPr>
+    </w:lvl>
+    <w:lvl w:ilvl="4">
+      <w:start w:val="1"/>
+      <w:numFmt w:val="bullet"/>
+      <w:lvlText w:val="-"/>
+      <w:lvlJc w:val="left"/>
+      <w:pPr>
+        <w:ind w:left="3600" w:hanging="360"/>
+      </w:pPr>
+      <w:rPr>
+        <w:u w:val="none"/>
+      </w:rPr>
+    </w:lvl>
+    <w:lvl w:ilvl="5">
+      <w:start w:val="1"/>
+      <w:numFmt w:val="bullet"/>
+      <w:lvlText w:val="-"/>
+      <w:lvlJc w:val="left"/>
+      <w:pPr>
+        <w:ind w:left="4320" w:hanging="360"/>
+      </w:pPr>
+      <w:rPr>
+        <w:u w:val="none"/>
+      </w:rPr>
+    </w:lvl>
+    <w:lvl w:ilvl="6">
+      <w:start w:val="1"/>
+      <w:numFmt w:val="bullet"/>
+      <w:lvlText w:val="-"/>
+      <w:lvlJc w:val="left"/>
+      <w:pPr>
+        <w:ind w:left="5040" w:hanging="360"/>
+      </w:pPr>
+      <w:rPr>
+        <w:u w:val="none"/>
+      </w:rPr>
+    </w:lvl>
+    <w:lvl w:ilvl="7">
+      <w:start w:val="1"/>
+      <w:numFmt w:val="bullet"/>
+      <w:lvlText w:val="-"/>
+      <w:lvlJc w:val="left"/>
+      <w:pPr>
+        <w:ind w:left="5760" w:hanging="360"/>
+      </w:pPr>
+      <w:rPr>
+        <w:u w:val="none"/>
+      </w:rPr>
+    </w:lvl>
+    <w:lvl w:ilvl="8">
+      <w:start w:val="1"/>
+      <w:numFmt w:val="bullet"/>
+      <w:lvlText w:val="-"/>
+      <w:lvlJc w:val="left"/>
+      <w:pPr>
+        <w:ind w:left="6480" w:hanging="360"/>
+      </w:pPr>
+      <w:rPr>
+        <w:u w:val="none"/>
+      </w:rPr>
+    </w:lvl>
+  </w:abstractNum>
+  <w:abstractNum w:abstractNumId="44">
+    <w:lvl w:ilvl="0">
+      <w:start w:val="1"/>
+      <w:numFmt w:val="bullet"/>
+      <w:lvlText w:val="-"/>
+      <w:lvlJc w:val="left"/>
+      <w:pPr>
+        <w:ind w:left="720" w:hanging="360"/>
+      </w:pPr>
+      <w:rPr>
+        <w:u w:val="none"/>
+      </w:rPr>
+    </w:lvl>
+    <w:lvl w:ilvl="1">
+      <w:start w:val="1"/>
+      <w:numFmt w:val="bullet"/>
+      <w:lvlText w:val="-"/>
+      <w:lvlJc w:val="left"/>
+      <w:pPr>
+        <w:ind w:left="1440" w:hanging="360"/>
+      </w:pPr>
+      <w:rPr>
+        <w:u w:val="none"/>
+      </w:rPr>
+    </w:lvl>
+    <w:lvl w:ilvl="2">
+      <w:start w:val="1"/>
+      <w:numFmt w:val="bullet"/>
+      <w:lvlText w:val="-"/>
+      <w:lvlJc w:val="left"/>
+      <w:pPr>
+        <w:ind w:left="2160" w:hanging="360"/>
+      </w:pPr>
+      <w:rPr>
+        <w:u w:val="none"/>
+      </w:rPr>
+    </w:lvl>
+    <w:lvl w:ilvl="3">
+      <w:start w:val="1"/>
+      <w:numFmt w:val="bullet"/>
+      <w:lvlText w:val="-"/>
+      <w:lvlJc w:val="left"/>
+      <w:pPr>
+        <w:ind w:left="2880" w:hanging="360"/>
+      </w:pPr>
+      <w:rPr>
+        <w:u w:val="none"/>
+      </w:rPr>
+    </w:lvl>
+    <w:lvl w:ilvl="4">
+      <w:start w:val="1"/>
+      <w:numFmt w:val="bullet"/>
+      <w:lvlText w:val="-"/>
+      <w:lvlJc w:val="left"/>
+      <w:pPr>
+        <w:ind w:left="3600" w:hanging="360"/>
+      </w:pPr>
+      <w:rPr>
+        <w:u w:val="none"/>
+      </w:rPr>
+    </w:lvl>
+    <w:lvl w:ilvl="5">
+      <w:start w:val="1"/>
+      <w:numFmt w:val="bullet"/>
+      <w:lvlText w:val="-"/>
+      <w:lvlJc w:val="left"/>
+      <w:pPr>
+        <w:ind w:left="4320" w:hanging="360"/>
+      </w:pPr>
+      <w:rPr>
+        <w:u w:val="none"/>
+      </w:rPr>
+    </w:lvl>
+    <w:lvl w:ilvl="6">
+      <w:start w:val="1"/>
+      <w:numFmt w:val="bullet"/>
+      <w:lvlText w:val="-"/>
+      <w:lvlJc w:val="left"/>
+      <w:pPr>
+        <w:ind w:left="5040" w:hanging="360"/>
+      </w:pPr>
+      <w:rPr>
+        <w:u w:val="none"/>
+      </w:rPr>
+    </w:lvl>
+    <w:lvl w:ilvl="7">
+      <w:start w:val="1"/>
+      <w:numFmt w:val="bullet"/>
+      <w:lvlText w:val="-"/>
+      <w:lvlJc w:val="left"/>
+      <w:pPr>
+        <w:ind w:left="5760" w:hanging="360"/>
+      </w:pPr>
+      <w:rPr>
+        <w:u w:val="none"/>
+      </w:rPr>
+    </w:lvl>
+    <w:lvl w:ilvl="8">
+      <w:start w:val="1"/>
+      <w:numFmt w:val="bullet"/>
+      <w:lvlText w:val="-"/>
+      <w:lvlJc w:val="left"/>
+      <w:pPr>
+        <w:ind w:left="6480" w:hanging="360"/>
+      </w:pPr>
+      <w:rPr>
+        <w:u w:val="none"/>
+      </w:rPr>
+    </w:lvl>
+  </w:abstractNum>
+  <w:abstractNum w:abstractNumId="45">
+    <w:lvl w:ilvl="0">
+      <w:start w:val="1"/>
+      <w:numFmt w:val="bullet"/>
+      <w:lvlText w:val="-"/>
+      <w:lvlJc w:val="left"/>
+      <w:pPr>
+        <w:ind w:left="720" w:hanging="360"/>
+      </w:pPr>
+      <w:rPr>
+        <w:u w:val="none"/>
+      </w:rPr>
+    </w:lvl>
+    <w:lvl w:ilvl="1">
+      <w:start w:val="1"/>
+      <w:numFmt w:val="bullet"/>
+      <w:lvlText w:val="-"/>
+      <w:lvlJc w:val="left"/>
+      <w:pPr>
+        <w:ind w:left="1440" w:hanging="360"/>
+      </w:pPr>
+      <w:rPr>
+        <w:u w:val="none"/>
+      </w:rPr>
+    </w:lvl>
+    <w:lvl w:ilvl="2">
+      <w:start w:val="1"/>
+      <w:numFmt w:val="bullet"/>
+      <w:lvlText w:val="-"/>
+      <w:lvlJc w:val="left"/>
+      <w:pPr>
+        <w:ind w:left="2160" w:hanging="360"/>
+      </w:pPr>
+      <w:rPr>
+        <w:u w:val="none"/>
+      </w:rPr>
+    </w:lvl>
+    <w:lvl w:ilvl="3">
+      <w:start w:val="1"/>
+      <w:numFmt w:val="bullet"/>
+      <w:lvlText w:val="-"/>
+      <w:lvlJc w:val="left"/>
+      <w:pPr>
+        <w:ind w:left="2880" w:hanging="360"/>
+      </w:pPr>
+      <w:rPr>
+        <w:u w:val="none"/>
+      </w:rPr>
+    </w:lvl>
+    <w:lvl w:ilvl="4">
+      <w:start w:val="1"/>
+      <w:numFmt w:val="bullet"/>
+      <w:lvlText w:val="-"/>
+      <w:lvlJc w:val="left"/>
+      <w:pPr>
+        <w:ind w:left="3600" w:hanging="360"/>
+      </w:pPr>
+      <w:rPr>
+        <w:u w:val="none"/>
+      </w:rPr>
+    </w:lvl>
+    <w:lvl w:ilvl="5">
+      <w:start w:val="1"/>
+      <w:numFmt w:val="bullet"/>
+      <w:lvlText w:val="-"/>
+      <w:lvlJc w:val="left"/>
+      <w:pPr>
+        <w:ind w:left="4320" w:hanging="360"/>
+      </w:pPr>
+      <w:rPr>
+        <w:u w:val="none"/>
+      </w:rPr>
+    </w:lvl>
+    <w:lvl w:ilvl="6">
+      <w:start w:val="1"/>
+      <w:numFmt w:val="bullet"/>
+      <w:lvlText w:val="-"/>
+      <w:lvlJc w:val="left"/>
+      <w:pPr>
+        <w:ind w:left="5040" w:hanging="360"/>
+      </w:pPr>
+      <w:rPr>
+        <w:u w:val="none"/>
+      </w:rPr>
+    </w:lvl>
+    <w:lvl w:ilvl="7">
+      <w:start w:val="1"/>
+      <w:numFmt w:val="bullet"/>
+      <w:lvlText w:val="-"/>
+      <w:lvlJc w:val="left"/>
+      <w:pPr>
+        <w:ind w:left="5760" w:hanging="360"/>
+      </w:pPr>
+      <w:rPr>
+        <w:u w:val="none"/>
+      </w:rPr>
+    </w:lvl>
+    <w:lvl w:ilvl="8">
+      <w:start w:val="1"/>
+      <w:numFmt w:val="bullet"/>
+      <w:lvlText w:val="-"/>
+      <w:lvlJc w:val="left"/>
+      <w:pPr>
+        <w:ind w:left="6480" w:hanging="360"/>
+      </w:pPr>
+      <w:rPr>
+        <w:u w:val="none"/>
+      </w:rPr>
+    </w:lvl>
+  </w:abstractNum>
+  <w:abstractNum w:abstractNumId="46">
+    <w:lvl w:ilvl="0">
+      <w:start w:val="1"/>
+      <w:numFmt w:val="bullet"/>
+      <w:lvlText w:val="-"/>
+      <w:lvlJc w:val="left"/>
+      <w:pPr>
+        <w:ind w:left="720" w:hanging="360"/>
+      </w:pPr>
+      <w:rPr>
+        <w:u w:val="none"/>
+      </w:rPr>
+    </w:lvl>
+    <w:lvl w:ilvl="1">
+      <w:start w:val="1"/>
+      <w:numFmt w:val="bullet"/>
+      <w:lvlText w:val="-"/>
+      <w:lvlJc w:val="left"/>
+      <w:pPr>
+        <w:ind w:left="1440" w:hanging="360"/>
+      </w:pPr>
+      <w:rPr>
+        <w:u w:val="none"/>
+      </w:rPr>
+    </w:lvl>
+    <w:lvl w:ilvl="2">
+      <w:start w:val="1"/>
+      <w:numFmt w:val="bullet"/>
+      <w:lvlText w:val="-"/>
+      <w:lvlJc w:val="left"/>
+      <w:pPr>
+        <w:ind w:left="2160" w:hanging="360"/>
+      </w:pPr>
+      <w:rPr>
+        <w:u w:val="none"/>
+      </w:rPr>
+    </w:lvl>
+    <w:lvl w:ilvl="3">
+      <w:start w:val="1"/>
+      <w:numFmt w:val="bullet"/>
+      <w:lvlText w:val="-"/>
+      <w:lvlJc w:val="left"/>
+      <w:pPr>
+        <w:ind w:left="2880" w:hanging="360"/>
+      </w:pPr>
+      <w:rPr>
+        <w:u w:val="none"/>
+      </w:rPr>
+    </w:lvl>
+    <w:lvl w:ilvl="4">
+      <w:start w:val="1"/>
+      <w:numFmt w:val="bullet"/>
+      <w:lvlText w:val="-"/>
+      <w:lvlJc w:val="left"/>
+      <w:pPr>
+        <w:ind w:left="3600" w:hanging="360"/>
+      </w:pPr>
+      <w:rPr>
+        <w:u w:val="none"/>
+      </w:rPr>
+    </w:lvl>
+    <w:lvl w:ilvl="5">
+      <w:start w:val="1"/>
+      <w:numFmt w:val="bullet"/>
+      <w:lvlText w:val="-"/>
+      <w:lvlJc w:val="left"/>
+      <w:pPr>
+        <w:ind w:left="4320" w:hanging="360"/>
+      </w:pPr>
+      <w:rPr>
+        <w:u w:val="none"/>
+      </w:rPr>
+    </w:lvl>
+    <w:lvl w:ilvl="6">
+      <w:start w:val="1"/>
+      <w:numFmt w:val="bullet"/>
+      <w:lvlText w:val="-"/>
+      <w:lvlJc w:val="left"/>
+      <w:pPr>
+        <w:ind w:left="5040" w:hanging="360"/>
+      </w:pPr>
+      <w:rPr>
+        <w:u w:val="none"/>
+      </w:rPr>
+    </w:lvl>
+    <w:lvl w:ilvl="7">
+      <w:start w:val="1"/>
+      <w:numFmt w:val="bullet"/>
+      <w:lvlText w:val="-"/>
+      <w:lvlJc w:val="left"/>
+      <w:pPr>
+        <w:ind w:left="5760" w:hanging="360"/>
+      </w:pPr>
+      <w:rPr>
+        <w:u w:val="none"/>
+      </w:rPr>
+    </w:lvl>
+    <w:lvl w:ilvl="8">
+      <w:start w:val="1"/>
+      <w:numFmt w:val="bullet"/>
+      <w:lvlText w:val="-"/>
+      <w:lvlJc w:val="left"/>
+      <w:pPr>
+        <w:ind w:left="6480" w:hanging="360"/>
+      </w:pPr>
+      <w:rPr>
+        <w:u w:val="none"/>
+      </w:rPr>
+    </w:lvl>
+  </w:abstractNum>
+  <w:abstractNum w:abstractNumId="47">
+    <w:lvl w:ilvl="0">
+      <w:start w:val="1"/>
+      <w:numFmt w:val="bullet"/>
+      <w:lvlText w:val="●"/>
+      <w:lvlJc w:val="left"/>
+      <w:pPr>
+        <w:ind w:left="720" w:hanging="360"/>
+      </w:pPr>
+      <w:rPr>
+        <w:u w:val="none"/>
+      </w:rPr>
+    </w:lvl>
+    <w:lvl w:ilvl="1">
+      <w:start w:val="1"/>
+      <w:numFmt w:val="bullet"/>
+      <w:lvlText w:val="○"/>
+      <w:lvlJc w:val="left"/>
+      <w:pPr>
+        <w:ind w:left="1440" w:hanging="360"/>
+      </w:pPr>
+      <w:rPr>
+        <w:u w:val="none"/>
+      </w:rPr>
+    </w:lvl>
+    <w:lvl w:ilvl="2">
+      <w:start w:val="1"/>
+      <w:numFmt w:val="bullet"/>
+      <w:lvlText w:val="■"/>
+      <w:lvlJc w:val="left"/>
+      <w:pPr>
+        <w:ind w:left="2160" w:hanging="360"/>
+      </w:pPr>
+      <w:rPr>
+        <w:u w:val="none"/>
+      </w:rPr>
+    </w:lvl>
+    <w:lvl w:ilvl="3">
+      <w:start w:val="1"/>
+      <w:numFmt w:val="bullet"/>
+      <w:lvlText w:val="●"/>
+      <w:lvlJc w:val="left"/>
+      <w:pPr>
+        <w:ind w:left="2880" w:hanging="360"/>
+      </w:pPr>
+      <w:rPr>
+        <w:u w:val="none"/>
+      </w:rPr>
+    </w:lvl>
+    <w:lvl w:ilvl="4">
+      <w:start w:val="1"/>
+      <w:numFmt w:val="bullet"/>
+      <w:lvlText w:val="○"/>
+      <w:lvlJc w:val="left"/>
+      <w:pPr>
+        <w:ind w:left="3600" w:hanging="360"/>
+      </w:pPr>
+      <w:rPr>
+        <w:u w:val="none"/>
+      </w:rPr>
+    </w:lvl>
+    <w:lvl w:ilvl="5">
+      <w:start w:val="1"/>
+      <w:numFmt w:val="bullet"/>
+      <w:lvlText w:val="■"/>
+      <w:lvlJc w:val="left"/>
+      <w:pPr>
+        <w:ind w:left="4320" w:hanging="360"/>
+      </w:pPr>
+      <w:rPr>
+        <w:u w:val="none"/>
+      </w:rPr>
+    </w:lvl>
+    <w:lvl w:ilvl="6">
+      <w:start w:val="1"/>
+      <w:numFmt w:val="bullet"/>
+      <w:lvlText w:val="●"/>
+      <w:lvlJc w:val="left"/>
+      <w:pPr>
+        <w:ind w:left="5040" w:hanging="360"/>
+      </w:pPr>
+      <w:rPr>
+        <w:u w:val="none"/>
+      </w:rPr>
+    </w:lvl>
+    <w:lvl w:ilvl="7">
+      <w:start w:val="1"/>
+      <w:numFmt w:val="bullet"/>
+      <w:lvlText w:val="○"/>
+      <w:lvlJc w:val="left"/>
+      <w:pPr>
+        <w:ind w:left="5760" w:hanging="360"/>
+      </w:pPr>
+      <w:rPr>
+        <w:u w:val="none"/>
+      </w:rPr>
+    </w:lvl>
+    <w:lvl w:ilvl="8">
+      <w:start w:val="1"/>
+      <w:numFmt w:val="bullet"/>
+      <w:lvlText w:val="■"/>
+      <w:lvlJc w:val="left"/>
+      <w:pPr>
+        <w:ind w:left="6480" w:hanging="360"/>
+      </w:pPr>
+      <w:rPr>
+        <w:u w:val="none"/>
+      </w:rPr>
+    </w:lvl>
+  </w:abstractNum>
+  <w:abstractNum w:abstractNumId="48">
+    <w:lvl w:ilvl="0">
+      <w:start w:val="1"/>
+      <w:numFmt w:val="bullet"/>
+      <w:lvlText w:val="-"/>
+      <w:lvlJc w:val="left"/>
+      <w:pPr>
+        <w:ind w:left="720" w:hanging="360"/>
+      </w:pPr>
+      <w:rPr>
+        <w:u w:val="none"/>
+      </w:rPr>
+    </w:lvl>
+    <w:lvl w:ilvl="1">
+      <w:start w:val="1"/>
+      <w:numFmt w:val="bullet"/>
+      <w:lvlText w:val="-"/>
+      <w:lvlJc w:val="left"/>
+      <w:pPr>
+        <w:ind w:left="1440" w:hanging="360"/>
+      </w:pPr>
+      <w:rPr>
+        <w:u w:val="none"/>
+      </w:rPr>
+    </w:lvl>
+    <w:lvl w:ilvl="2">
+      <w:start w:val="1"/>
+      <w:numFmt w:val="bullet"/>
+      <w:lvlText w:val="-"/>
+      <w:lvlJc w:val="left"/>
+      <w:pPr>
+        <w:ind w:left="2160" w:hanging="360"/>
+      </w:pPr>
+      <w:rPr>
+        <w:u w:val="none"/>
+      </w:rPr>
+    </w:lvl>
+    <w:lvl w:ilvl="3">
+      <w:start w:val="1"/>
+      <w:numFmt w:val="bullet"/>
+      <w:lvlText w:val="-"/>
+      <w:lvlJc w:val="left"/>
+      <w:pPr>
+        <w:ind w:left="2880" w:hanging="360"/>
+      </w:pPr>
+      <w:rPr>
+        <w:u w:val="none"/>
+      </w:rPr>
+    </w:lvl>
+    <w:lvl w:ilvl="4">
+      <w:start w:val="1"/>
+      <w:numFmt w:val="bullet"/>
+      <w:lvlText w:val="-"/>
+      <w:lvlJc w:val="left"/>
+      <w:pPr>
+        <w:ind w:left="3600" w:hanging="360"/>
+      </w:pPr>
+      <w:rPr>
+        <w:u w:val="none"/>
+      </w:rPr>
+    </w:lvl>
+    <w:lvl w:ilvl="5">
+      <w:start w:val="1"/>
+      <w:numFmt w:val="bullet"/>
+      <w:lvlText w:val="-"/>
+      <w:lvlJc w:val="left"/>
+      <w:pPr>
+        <w:ind w:left="4320" w:hanging="360"/>
+      </w:pPr>
+      <w:rPr>
+        <w:u w:val="none"/>
+      </w:rPr>
+    </w:lvl>
+    <w:lvl w:ilvl="6">
+      <w:start w:val="1"/>
+      <w:numFmt w:val="bullet"/>
+      <w:lvlText w:val="-"/>
+      <w:lvlJc w:val="left"/>
+      <w:pPr>
+        <w:ind w:left="5040" w:hanging="360"/>
+      </w:pPr>
+      <w:rPr>
+        <w:u w:val="none"/>
+      </w:rPr>
+    </w:lvl>
+    <w:lvl w:ilvl="7">
+      <w:start w:val="1"/>
+      <w:numFmt w:val="bullet"/>
+      <w:lvlText w:val="-"/>
+      <w:lvlJc w:val="left"/>
+      <w:pPr>
+        <w:ind w:left="5760" w:hanging="360"/>
+      </w:pPr>
+      <w:rPr>
+        <w:u w:val="none"/>
+      </w:rPr>
+    </w:lvl>
+    <w:lvl w:ilvl="8">
+      <w:start w:val="1"/>
+      <w:numFmt w:val="bullet"/>
+      <w:lvlText w:val="-"/>
+      <w:lvlJc w:val="left"/>
+      <w:pPr>
+        <w:ind w:left="6480" w:hanging="360"/>
+      </w:pPr>
+      <w:rPr>
+        <w:u w:val="none"/>
+      </w:rPr>
+    </w:lvl>
+  </w:abstractNum>
+  <w:abstractNum w:abstractNumId="49">
+    <w:lvl w:ilvl="0">
+      <w:start w:val="1"/>
+      <w:numFmt w:val="bullet"/>
+      <w:lvlText w:val="-"/>
+      <w:lvlJc w:val="left"/>
+      <w:pPr>
+        <w:ind w:left="1440" w:hanging="360"/>
+      </w:pPr>
+      <w:rPr>
+        <w:u w:val="none"/>
+      </w:rPr>
+    </w:lvl>
+    <w:lvl w:ilvl="1">
+      <w:start w:val="1"/>
+      <w:numFmt w:val="bullet"/>
+      <w:lvlText w:val="-"/>
+      <w:lvlJc w:val="left"/>
+      <w:pPr>
+        <w:ind w:left="2160" w:hanging="360"/>
+      </w:pPr>
+      <w:rPr>
+        <w:u w:val="none"/>
+      </w:rPr>
+    </w:lvl>
+    <w:lvl w:ilvl="2">
+      <w:start w:val="1"/>
+      <w:numFmt w:val="bullet"/>
+      <w:lvlText w:val="-"/>
+      <w:lvlJc w:val="left"/>
+      <w:pPr>
+        <w:ind w:left="2880" w:hanging="360"/>
+      </w:pPr>
+      <w:rPr>
+        <w:u w:val="none"/>
+      </w:rPr>
+    </w:lvl>
+    <w:lvl w:ilvl="3">
+      <w:start w:val="1"/>
+      <w:numFmt w:val="bullet"/>
+      <w:lvlText w:val="-"/>
+      <w:lvlJc w:val="left"/>
+      <w:pPr>
+        <w:ind w:left="3600" w:hanging="360"/>
+      </w:pPr>
+      <w:rPr>
+        <w:u w:val="none"/>
+      </w:rPr>
+    </w:lvl>
+    <w:lvl w:ilvl="4">
+      <w:start w:val="1"/>
+      <w:numFmt w:val="bullet"/>
+      <w:lvlText w:val="-"/>
+      <w:lvlJc w:val="left"/>
+      <w:pPr>
+        <w:ind w:left="4320" w:hanging="360"/>
+      </w:pPr>
+      <w:rPr>
+        <w:u w:val="none"/>
+      </w:rPr>
+    </w:lvl>
+    <w:lvl w:ilvl="5">
+      <w:start w:val="1"/>
+      <w:numFmt w:val="bullet"/>
+      <w:lvlText w:val="-"/>
+      <w:lvlJc w:val="left"/>
+      <w:pPr>
+        <w:ind w:left="5040" w:hanging="360"/>
+      </w:pPr>
+      <w:rPr>
+        <w:u w:val="none"/>
+      </w:rPr>
+    </w:lvl>
+    <w:lvl w:ilvl="6">
+      <w:start w:val="1"/>
+      <w:numFmt w:val="bullet"/>
+      <w:lvlText w:val="-"/>
+      <w:lvlJc w:val="left"/>
+      <w:pPr>
+        <w:ind w:left="5760" w:hanging="360"/>
+      </w:pPr>
+      <w:rPr>
+        <w:u w:val="none"/>
+      </w:rPr>
+    </w:lvl>
+    <w:lvl w:ilvl="7">
+      <w:start w:val="1"/>
+      <w:numFmt w:val="bullet"/>
+      <w:lvlText w:val="-"/>
+      <w:lvlJc w:val="left"/>
+      <w:pPr>
+        <w:ind w:left="6480" w:hanging="360"/>
+      </w:pPr>
+      <w:rPr>
+        <w:u w:val="none"/>
+      </w:rPr>
+    </w:lvl>
+    <w:lvl w:ilvl="8">
+      <w:start w:val="1"/>
+      <w:numFmt w:val="bullet"/>
+      <w:lvlText w:val="-"/>
+      <w:lvlJc w:val="left"/>
+      <w:pPr>
+        <w:ind w:left="7200" w:hanging="360"/>
+      </w:pPr>
+      <w:rPr>
+        <w:u w:val="none"/>
+      </w:rPr>
+    </w:lvl>
+  </w:abstractNum>
+  <w:abstractNum w:abstractNumId="50">
+    <w:lvl w:ilvl="0">
+      <w:start w:val="1"/>
+      <w:numFmt w:val="bullet"/>
+      <w:lvlText w:val="-"/>
+      <w:lvlJc w:val="left"/>
+      <w:pPr>
+        <w:ind w:left="720" w:hanging="360"/>
+      </w:pPr>
+      <w:rPr>
+        <w:u w:val="none"/>
+      </w:rPr>
+    </w:lvl>
+    <w:lvl w:ilvl="1">
+      <w:start w:val="1"/>
+      <w:numFmt w:val="bullet"/>
+      <w:lvlText w:val="-"/>
+      <w:lvlJc w:val="left"/>
+      <w:pPr>
+        <w:ind w:left="1440" w:hanging="360"/>
+      </w:pPr>
+      <w:rPr>
+        <w:u w:val="none"/>
+      </w:rPr>
+    </w:lvl>
+    <w:lvl w:ilvl="2">
+      <w:start w:val="1"/>
+      <w:numFmt w:val="bullet"/>
+      <w:lvlText w:val="-"/>
+      <w:lvlJc w:val="left"/>
+      <w:pPr>
+        <w:ind w:left="2160" w:hanging="360"/>
+      </w:pPr>
+      <w:rPr>
+        <w:u w:val="none"/>
+      </w:rPr>
+    </w:lvl>
+    <w:lvl w:ilvl="3">
+      <w:start w:val="1"/>
+      <w:numFmt w:val="bullet"/>
+      <w:lvlText w:val="-"/>
+      <w:lvlJc w:val="left"/>
+      <w:pPr>
+        <w:ind w:left="2880" w:hanging="360"/>
+      </w:pPr>
+      <w:rPr>
+        <w:u w:val="none"/>
+      </w:rPr>
+    </w:lvl>
+    <w:lvl w:ilvl="4">
+      <w:start w:val="1"/>
+      <w:numFmt w:val="bullet"/>
+      <w:lvlText w:val="-"/>
+      <w:lvlJc w:val="left"/>
+      <w:pPr>
+        <w:ind w:left="3600" w:hanging="360"/>
+      </w:pPr>
+      <w:rPr>
+        <w:u w:val="none"/>
+      </w:rPr>
+    </w:lvl>
+    <w:lvl w:ilvl="5">
+      <w:start w:val="1"/>
+      <w:numFmt w:val="bullet"/>
+      <w:lvlText w:val="-"/>
+      <w:lvlJc w:val="left"/>
+      <w:pPr>
+        <w:ind w:left="4320" w:hanging="360"/>
+      </w:pPr>
+      <w:rPr>
+        <w:u w:val="none"/>
+      </w:rPr>
+    </w:lvl>
+    <w:lvl w:ilvl="6">
+      <w:start w:val="1"/>
+      <w:numFmt w:val="bullet"/>
+      <w:lvlText w:val="-"/>
+      <w:lvlJc w:val="left"/>
+      <w:pPr>
+        <w:ind w:left="5040" w:hanging="360"/>
+      </w:pPr>
+      <w:rPr>
+        <w:u w:val="none"/>
+      </w:rPr>
+    </w:lvl>
+    <w:lvl w:ilvl="7">
+      <w:start w:val="1"/>
+      <w:numFmt w:val="bullet"/>
+      <w:lvlText w:val="-"/>
+      <w:lvlJc w:val="left"/>
+      <w:pPr>
+        <w:ind w:left="5760" w:hanging="360"/>
+      </w:pPr>
+      <w:rPr>
+        <w:u w:val="none"/>
+      </w:rPr>
+    </w:lvl>
+    <w:lvl w:ilvl="8">
+      <w:start w:val="1"/>
+      <w:numFmt w:val="bullet"/>
+      <w:lvlText w:val="-"/>
+      <w:lvlJc w:val="left"/>
+      <w:pPr>
+        <w:ind w:left="6480" w:hanging="360"/>
+      </w:pPr>
+      <w:rPr>
+        <w:u w:val="none"/>
+      </w:rPr>
+    </w:lvl>
+  </w:abstractNum>
+  <w:abstractNum w:abstractNumId="51">
+    <w:lvl w:ilvl="0">
+      <w:start w:val="1"/>
+      <w:numFmt w:val="bullet"/>
+      <w:lvlText w:val="-"/>
+      <w:lvlJc w:val="left"/>
+      <w:pPr>
+        <w:ind w:left="1440" w:hanging="360"/>
+      </w:pPr>
+      <w:rPr>
+        <w:u w:val="none"/>
+      </w:rPr>
+    </w:lvl>
+    <w:lvl w:ilvl="1">
+      <w:start w:val="1"/>
+      <w:numFmt w:val="bullet"/>
+      <w:lvlText w:val="-"/>
+      <w:lvlJc w:val="left"/>
+      <w:pPr>
+        <w:ind w:left="2160" w:hanging="360"/>
+      </w:pPr>
+      <w:rPr>
+        <w:u w:val="none"/>
+      </w:rPr>
+    </w:lvl>
+    <w:lvl w:ilvl="2">
+      <w:start w:val="1"/>
+      <w:numFmt w:val="bullet"/>
+      <w:lvlText w:val="-"/>
+      <w:lvlJc w:val="left"/>
+      <w:pPr>
+        <w:ind w:left="2880" w:hanging="360"/>
+      </w:pPr>
+      <w:rPr>
+        <w:u w:val="none"/>
+      </w:rPr>
+    </w:lvl>
+    <w:lvl w:ilvl="3">
+      <w:start w:val="1"/>
+      <w:numFmt w:val="bullet"/>
+      <w:lvlText w:val="-"/>
+      <w:lvlJc w:val="left"/>
+      <w:pPr>
+        <w:ind w:left="3600" w:hanging="360"/>
+      </w:pPr>
+      <w:rPr>
+        <w:u w:val="none"/>
+      </w:rPr>
+    </w:lvl>
+    <w:lvl w:ilvl="4">
+      <w:start w:val="1"/>
+      <w:numFmt w:val="bullet"/>
+      <w:lvlText w:val="-"/>
+      <w:lvlJc w:val="left"/>
+      <w:pPr>
+        <w:ind w:left="4320" w:hanging="360"/>
+      </w:pPr>
+      <w:rPr>
+        <w:u w:val="none"/>
+      </w:rPr>
+    </w:lvl>
+    <w:lvl w:ilvl="5">
+      <w:start w:val="1"/>
+      <w:numFmt w:val="bullet"/>
+      <w:lvlText w:val="-"/>
+      <w:lvlJc w:val="left"/>
+      <w:pPr>
+        <w:ind w:left="5040" w:hanging="360"/>
+      </w:pPr>
+      <w:rPr>
+        <w:u w:val="none"/>
+      </w:rPr>
+    </w:lvl>
+    <w:lvl w:ilvl="6">
+      <w:start w:val="1"/>
+      <w:numFmt w:val="bullet"/>
+      <w:lvlText w:val="-"/>
+      <w:lvlJc w:val="left"/>
+      <w:pPr>
+        <w:ind w:left="5760" w:hanging="360"/>
+      </w:pPr>
+      <w:rPr>
+        <w:u w:val="none"/>
+      </w:rPr>
+    </w:lvl>
+    <w:lvl w:ilvl="7">
+      <w:start w:val="1"/>
+      <w:numFmt w:val="bullet"/>
+      <w:lvlText w:val="-"/>
+      <w:lvlJc w:val="left"/>
+      <w:pPr>
+        <w:ind w:left="6480" w:hanging="360"/>
+      </w:pPr>
+      <w:rPr>
+        <w:u w:val="none"/>
+      </w:rPr>
+    </w:lvl>
+    <w:lvl w:ilvl="8">
+      <w:start w:val="1"/>
+      <w:numFmt w:val="bullet"/>
+      <w:lvlText w:val="-"/>
+      <w:lvlJc w:val="left"/>
+      <w:pPr>
+        <w:ind w:left="7200" w:hanging="360"/>
+      </w:pPr>
+      <w:rPr>
+        <w:u w:val="none"/>
+      </w:rPr>
+    </w:lvl>
+  </w:abstractNum>
+  <w:abstractNum w:abstractNumId="52">
+    <w:lvl w:ilvl="0">
+      <w:start w:val="1"/>
+      <w:numFmt w:val="bullet"/>
+      <w:lvlText w:val="-"/>
+      <w:lvlJc w:val="left"/>
+      <w:pPr>
+        <w:ind w:left="720" w:hanging="360"/>
+      </w:pPr>
+      <w:rPr>
+        <w:u w:val="none"/>
+      </w:rPr>
+    </w:lvl>
+    <w:lvl w:ilvl="1">
+      <w:start w:val="1"/>
+      <w:numFmt w:val="bullet"/>
+      <w:lvlText w:val="-"/>
+      <w:lvlJc w:val="left"/>
+      <w:pPr>
+        <w:ind w:left="1440" w:hanging="360"/>
+      </w:pPr>
+      <w:rPr>
+        <w:u w:val="none"/>
+      </w:rPr>
+    </w:lvl>
+    <w:lvl w:ilvl="2">
+      <w:start w:val="1"/>
+      <w:numFmt w:val="bullet"/>
+      <w:lvlText w:val="-"/>
+      <w:lvlJc w:val="left"/>
+      <w:pPr>
+        <w:ind w:left="2160" w:hanging="360"/>
+      </w:pPr>
+      <w:rPr>
+        <w:u w:val="none"/>
+      </w:rPr>
+    </w:lvl>
+    <w:lvl w:ilvl="3">
+      <w:start w:val="1"/>
+      <w:numFmt w:val="bullet"/>
+      <w:lvlText w:val="-"/>
+      <w:lvlJc w:val="left"/>
+      <w:pPr>
+        <w:ind w:left="2880" w:hanging="360"/>
+      </w:pPr>
+      <w:rPr>
+        <w:u w:val="none"/>
+      </w:rPr>
+    </w:lvl>
+    <w:lvl w:ilvl="4">
+      <w:start w:val="1"/>
+      <w:numFmt w:val="bullet"/>
+      <w:lvlText w:val="-"/>
+      <w:lvlJc w:val="left"/>
+      <w:pPr>
+        <w:ind w:left="3600" w:hanging="360"/>
+      </w:pPr>
+      <w:rPr>
+        <w:u w:val="none"/>
+      </w:rPr>
+    </w:lvl>
+    <w:lvl w:ilvl="5">
+      <w:start w:val="1"/>
+      <w:numFmt w:val="bullet"/>
+      <w:lvlText w:val="-"/>
+      <w:lvlJc w:val="left"/>
+      <w:pPr>
+        <w:ind w:left="4320" w:hanging="360"/>
+      </w:pPr>
+      <w:rPr>
+        <w:u w:val="none"/>
+      </w:rPr>
+    </w:lvl>
+    <w:lvl w:ilvl="6">
+      <w:start w:val="1"/>
+      <w:numFmt w:val="bullet"/>
+      <w:lvlText w:val="-"/>
+      <w:lvlJc w:val="left"/>
+      <w:pPr>
+        <w:ind w:left="5040" w:hanging="360"/>
+      </w:pPr>
+      <w:rPr>
+        <w:u w:val="none"/>
+      </w:rPr>
+    </w:lvl>
+    <w:lvl w:ilvl="7">
+      <w:start w:val="1"/>
+      <w:numFmt w:val="bullet"/>
+      <w:lvlText w:val="-"/>
+      <w:lvlJc w:val="left"/>
+      <w:pPr>
+        <w:ind w:left="5760" w:hanging="360"/>
+      </w:pPr>
+      <w:rPr>
+        <w:u w:val="none"/>
+      </w:rPr>
+    </w:lvl>
+    <w:lvl w:ilvl="8">
+      <w:start w:val="1"/>
+      <w:numFmt w:val="bullet"/>
+      <w:lvlText w:val="-"/>
+      <w:lvlJc w:val="left"/>
+      <w:pPr>
+        <w:ind w:left="6480" w:hanging="360"/>
+      </w:pPr>
+      <w:rPr>
+        <w:u w:val="none"/>
+      </w:rPr>
+    </w:lvl>
+  </w:abstractNum>
+  <w:abstractNum w:abstractNumId="53">
+    <w:lvl w:ilvl="0">
+      <w:start w:val="1"/>
+      <w:numFmt w:val="bullet"/>
       <w:lvlText w:val="●"/>
       <w:lvlJc w:val="right"/>
       <w:pPr>
@@ -12045,7 +16073,7 @@
       </w:rPr>
     </w:lvl>
   </w:abstractNum>
-  <w:abstractNum w:abstractNumId="38">
+  <w:abstractNum w:abstractNumId="54">
     <w:lvl w:ilvl="0">
       <w:start w:val="1"/>
       <w:numFmt w:val="bullet"/>
@@ -12155,7 +16183,7 @@
       </w:rPr>
     </w:lvl>
   </w:abstractNum>
-  <w:abstractNum w:abstractNumId="39">
+  <w:abstractNum w:abstractNumId="55">
     <w:lvl w:ilvl="0">
       <w:start w:val="1"/>
       <w:numFmt w:val="bullet"/>
@@ -12265,7 +16293,7 @@
       </w:rPr>
     </w:lvl>
   </w:abstractNum>
-  <w:abstractNum w:abstractNumId="40">
+  <w:abstractNum w:abstractNumId="56">
     <w:lvl w:ilvl="0">
       <w:start w:val="1"/>
       <w:numFmt w:val="bullet"/>
@@ -12375,7 +16403,337 @@
       </w:rPr>
     </w:lvl>
   </w:abstractNum>
-  <w:abstractNum w:abstractNumId="41">
+  <w:abstractNum w:abstractNumId="57">
+    <w:lvl w:ilvl="0">
+      <w:start w:val="1"/>
+      <w:numFmt w:val="bullet"/>
+      <w:lvlText w:val="-"/>
+      <w:lvlJc w:val="left"/>
+      <w:pPr>
+        <w:ind w:left="720" w:hanging="360"/>
+      </w:pPr>
+      <w:rPr>
+        <w:u w:val="none"/>
+      </w:rPr>
+    </w:lvl>
+    <w:lvl w:ilvl="1">
+      <w:start w:val="1"/>
+      <w:numFmt w:val="bullet"/>
+      <w:lvlText w:val="-"/>
+      <w:lvlJc w:val="left"/>
+      <w:pPr>
+        <w:ind w:left="1440" w:hanging="360"/>
+      </w:pPr>
+      <w:rPr>
+        <w:u w:val="none"/>
+      </w:rPr>
+    </w:lvl>
+    <w:lvl w:ilvl="2">
+      <w:start w:val="1"/>
+      <w:numFmt w:val="bullet"/>
+      <w:lvlText w:val="-"/>
+      <w:lvlJc w:val="left"/>
+      <w:pPr>
+        <w:ind w:left="2160" w:hanging="360"/>
+      </w:pPr>
+      <w:rPr>
+        <w:u w:val="none"/>
+      </w:rPr>
+    </w:lvl>
+    <w:lvl w:ilvl="3">
+      <w:start w:val="1"/>
+      <w:numFmt w:val="bullet"/>
+      <w:lvlText w:val="-"/>
+      <w:lvlJc w:val="left"/>
+      <w:pPr>
+        <w:ind w:left="2880" w:hanging="360"/>
+      </w:pPr>
+      <w:rPr>
+        <w:u w:val="none"/>
+      </w:rPr>
+    </w:lvl>
+    <w:lvl w:ilvl="4">
+      <w:start w:val="1"/>
+      <w:numFmt w:val="bullet"/>
+      <w:lvlText w:val="-"/>
+      <w:lvlJc w:val="left"/>
+      <w:pPr>
+        <w:ind w:left="3600" w:hanging="360"/>
+      </w:pPr>
+      <w:rPr>
+        <w:u w:val="none"/>
+      </w:rPr>
+    </w:lvl>
+    <w:lvl w:ilvl="5">
+      <w:start w:val="1"/>
+      <w:numFmt w:val="bullet"/>
+      <w:lvlText w:val="-"/>
+      <w:lvlJc w:val="left"/>
+      <w:pPr>
+        <w:ind w:left="4320" w:hanging="360"/>
+      </w:pPr>
+      <w:rPr>
+        <w:u w:val="none"/>
+      </w:rPr>
+    </w:lvl>
+    <w:lvl w:ilvl="6">
+      <w:start w:val="1"/>
+      <w:numFmt w:val="bullet"/>
+      <w:lvlText w:val="-"/>
+      <w:lvlJc w:val="left"/>
+      <w:pPr>
+        <w:ind w:left="5040" w:hanging="360"/>
+      </w:pPr>
+      <w:rPr>
+        <w:u w:val="none"/>
+      </w:rPr>
+    </w:lvl>
+    <w:lvl w:ilvl="7">
+      <w:start w:val="1"/>
+      <w:numFmt w:val="bullet"/>
+      <w:lvlText w:val="-"/>
+      <w:lvlJc w:val="left"/>
+      <w:pPr>
+        <w:ind w:left="5760" w:hanging="360"/>
+      </w:pPr>
+      <w:rPr>
+        <w:u w:val="none"/>
+      </w:rPr>
+    </w:lvl>
+    <w:lvl w:ilvl="8">
+      <w:start w:val="1"/>
+      <w:numFmt w:val="bullet"/>
+      <w:lvlText w:val="-"/>
+      <w:lvlJc w:val="left"/>
+      <w:pPr>
+        <w:ind w:left="6480" w:hanging="360"/>
+      </w:pPr>
+      <w:rPr>
+        <w:u w:val="none"/>
+      </w:rPr>
+    </w:lvl>
+  </w:abstractNum>
+  <w:abstractNum w:abstractNumId="58">
+    <w:lvl w:ilvl="0">
+      <w:start w:val="1"/>
+      <w:numFmt w:val="bullet"/>
+      <w:lvlText w:val="-"/>
+      <w:lvlJc w:val="left"/>
+      <w:pPr>
+        <w:ind w:left="720" w:hanging="360"/>
+      </w:pPr>
+      <w:rPr>
+        <w:u w:val="none"/>
+      </w:rPr>
+    </w:lvl>
+    <w:lvl w:ilvl="1">
+      <w:start w:val="1"/>
+      <w:numFmt w:val="bullet"/>
+      <w:lvlText w:val="-"/>
+      <w:lvlJc w:val="left"/>
+      <w:pPr>
+        <w:ind w:left="1440" w:hanging="360"/>
+      </w:pPr>
+      <w:rPr>
+        <w:u w:val="none"/>
+      </w:rPr>
+    </w:lvl>
+    <w:lvl w:ilvl="2">
+      <w:start w:val="1"/>
+      <w:numFmt w:val="bullet"/>
+      <w:lvlText w:val="-"/>
+      <w:lvlJc w:val="left"/>
+      <w:pPr>
+        <w:ind w:left="2160" w:hanging="360"/>
+      </w:pPr>
+      <w:rPr>
+        <w:u w:val="none"/>
+      </w:rPr>
+    </w:lvl>
+    <w:lvl w:ilvl="3">
+      <w:start w:val="1"/>
+      <w:numFmt w:val="bullet"/>
+      <w:lvlText w:val="-"/>
+      <w:lvlJc w:val="left"/>
+      <w:pPr>
+        <w:ind w:left="2880" w:hanging="360"/>
+      </w:pPr>
+      <w:rPr>
+        <w:u w:val="none"/>
+      </w:rPr>
+    </w:lvl>
+    <w:lvl w:ilvl="4">
+      <w:start w:val="1"/>
+      <w:numFmt w:val="bullet"/>
+      <w:lvlText w:val="-"/>
+      <w:lvlJc w:val="left"/>
+      <w:pPr>
+        <w:ind w:left="3600" w:hanging="360"/>
+      </w:pPr>
+      <w:rPr>
+        <w:u w:val="none"/>
+      </w:rPr>
+    </w:lvl>
+    <w:lvl w:ilvl="5">
+      <w:start w:val="1"/>
+      <w:numFmt w:val="bullet"/>
+      <w:lvlText w:val="-"/>
+      <w:lvlJc w:val="left"/>
+      <w:pPr>
+        <w:ind w:left="4320" w:hanging="360"/>
+      </w:pPr>
+      <w:rPr>
+        <w:u w:val="none"/>
+      </w:rPr>
+    </w:lvl>
+    <w:lvl w:ilvl="6">
+      <w:start w:val="1"/>
+      <w:numFmt w:val="bullet"/>
+      <w:lvlText w:val="-"/>
+      <w:lvlJc w:val="left"/>
+      <w:pPr>
+        <w:ind w:left="5040" w:hanging="360"/>
+      </w:pPr>
+      <w:rPr>
+        <w:u w:val="none"/>
+      </w:rPr>
+    </w:lvl>
+    <w:lvl w:ilvl="7">
+      <w:start w:val="1"/>
+      <w:numFmt w:val="bullet"/>
+      <w:lvlText w:val="-"/>
+      <w:lvlJc w:val="left"/>
+      <w:pPr>
+        <w:ind w:left="5760" w:hanging="360"/>
+      </w:pPr>
+      <w:rPr>
+        <w:u w:val="none"/>
+      </w:rPr>
+    </w:lvl>
+    <w:lvl w:ilvl="8">
+      <w:start w:val="1"/>
+      <w:numFmt w:val="bullet"/>
+      <w:lvlText w:val="-"/>
+      <w:lvlJc w:val="left"/>
+      <w:pPr>
+        <w:ind w:left="6480" w:hanging="360"/>
+      </w:pPr>
+      <w:rPr>
+        <w:u w:val="none"/>
+      </w:rPr>
+    </w:lvl>
+  </w:abstractNum>
+  <w:abstractNum w:abstractNumId="59">
+    <w:lvl w:ilvl="0">
+      <w:start w:val="1"/>
+      <w:numFmt w:val="bullet"/>
+      <w:lvlText w:val="-"/>
+      <w:lvlJc w:val="left"/>
+      <w:pPr>
+        <w:ind w:left="720" w:hanging="360"/>
+      </w:pPr>
+      <w:rPr>
+        <w:u w:val="none"/>
+      </w:rPr>
+    </w:lvl>
+    <w:lvl w:ilvl="1">
+      <w:start w:val="1"/>
+      <w:numFmt w:val="bullet"/>
+      <w:lvlText w:val="-"/>
+      <w:lvlJc w:val="left"/>
+      <w:pPr>
+        <w:ind w:left="1440" w:hanging="360"/>
+      </w:pPr>
+      <w:rPr>
+        <w:u w:val="none"/>
+      </w:rPr>
+    </w:lvl>
+    <w:lvl w:ilvl="2">
+      <w:start w:val="1"/>
+      <w:numFmt w:val="bullet"/>
+      <w:lvlText w:val="-"/>
+      <w:lvlJc w:val="left"/>
+      <w:pPr>
+        <w:ind w:left="2160" w:hanging="360"/>
+      </w:pPr>
+      <w:rPr>
+        <w:u w:val="none"/>
+      </w:rPr>
+    </w:lvl>
+    <w:lvl w:ilvl="3">
+      <w:start w:val="1"/>
+      <w:numFmt w:val="bullet"/>
+      <w:lvlText w:val="-"/>
+      <w:lvlJc w:val="left"/>
+      <w:pPr>
+        <w:ind w:left="2880" w:hanging="360"/>
+      </w:pPr>
+      <w:rPr>
+        <w:u w:val="none"/>
+      </w:rPr>
+    </w:lvl>
+    <w:lvl w:ilvl="4">
+      <w:start w:val="1"/>
+      <w:numFmt w:val="bullet"/>
+      <w:lvlText w:val="-"/>
+      <w:lvlJc w:val="left"/>
+      <w:pPr>
+        <w:ind w:left="3600" w:hanging="360"/>
+      </w:pPr>
+      <w:rPr>
+        <w:u w:val="none"/>
+      </w:rPr>
+    </w:lvl>
+    <w:lvl w:ilvl="5">
+      <w:start w:val="1"/>
+      <w:numFmt w:val="bullet"/>
+      <w:lvlText w:val="-"/>
+      <w:lvlJc w:val="left"/>
+      <w:pPr>
+        <w:ind w:left="4320" w:hanging="360"/>
+      </w:pPr>
+      <w:rPr>
+        <w:u w:val="none"/>
+      </w:rPr>
+    </w:lvl>
+    <w:lvl w:ilvl="6">
+      <w:start w:val="1"/>
+      <w:numFmt w:val="bullet"/>
+      <w:lvlText w:val="-"/>
+      <w:lvlJc w:val="left"/>
+      <w:pPr>
+        <w:ind w:left="5040" w:hanging="360"/>
+      </w:pPr>
+      <w:rPr>
+        <w:u w:val="none"/>
+      </w:rPr>
+    </w:lvl>
+    <w:lvl w:ilvl="7">
+      <w:start w:val="1"/>
+      <w:numFmt w:val="bullet"/>
+      <w:lvlText w:val="-"/>
+      <w:lvlJc w:val="left"/>
+      <w:pPr>
+        <w:ind w:left="5760" w:hanging="360"/>
+      </w:pPr>
+      <w:rPr>
+        <w:u w:val="none"/>
+      </w:rPr>
+    </w:lvl>
+    <w:lvl w:ilvl="8">
+      <w:start w:val="1"/>
+      <w:numFmt w:val="bullet"/>
+      <w:lvlText w:val="-"/>
+      <w:lvlJc w:val="left"/>
+      <w:pPr>
+        <w:ind w:left="6480" w:hanging="360"/>
+      </w:pPr>
+      <w:rPr>
+        <w:u w:val="none"/>
+      </w:rPr>
+    </w:lvl>
+  </w:abstractNum>
+  <w:abstractNum w:abstractNumId="60">
     <w:lvl w:ilvl="0">
       <w:start w:val="1"/>
       <w:numFmt w:val="bullet"/>
@@ -12485,19 +16843,129 @@
       </w:rPr>
     </w:lvl>
   </w:abstractNum>
-  <w:abstractNum w:abstractNumId="42">
+  <w:abstractNum w:abstractNumId="61">
     <w:lvl w:ilvl="0">
       <w:start w:val="1"/>
       <w:numFmt w:val="bullet"/>
       <w:lvlText w:val="-"/>
       <w:lvlJc w:val="left"/>
       <w:pPr>
+        <w:ind w:left="720" w:hanging="360"/>
+      </w:pPr>
+      <w:rPr>
+        <w:u w:val="none"/>
+      </w:rPr>
+    </w:lvl>
+    <w:lvl w:ilvl="1">
+      <w:start w:val="1"/>
+      <w:numFmt w:val="bullet"/>
+      <w:lvlText w:val="-"/>
+      <w:lvlJc w:val="left"/>
+      <w:pPr>
         <w:ind w:left="1440" w:hanging="360"/>
       </w:pPr>
       <w:rPr>
         <w:u w:val="none"/>
       </w:rPr>
     </w:lvl>
+    <w:lvl w:ilvl="2">
+      <w:start w:val="1"/>
+      <w:numFmt w:val="bullet"/>
+      <w:lvlText w:val="-"/>
+      <w:lvlJc w:val="left"/>
+      <w:pPr>
+        <w:ind w:left="2160" w:hanging="360"/>
+      </w:pPr>
+      <w:rPr>
+        <w:u w:val="none"/>
+      </w:rPr>
+    </w:lvl>
+    <w:lvl w:ilvl="3">
+      <w:start w:val="1"/>
+      <w:numFmt w:val="bullet"/>
+      <w:lvlText w:val="-"/>
+      <w:lvlJc w:val="left"/>
+      <w:pPr>
+        <w:ind w:left="2880" w:hanging="360"/>
+      </w:pPr>
+      <w:rPr>
+        <w:u w:val="none"/>
+      </w:rPr>
+    </w:lvl>
+    <w:lvl w:ilvl="4">
+      <w:start w:val="1"/>
+      <w:numFmt w:val="bullet"/>
+      <w:lvlText w:val="-"/>
+      <w:lvlJc w:val="left"/>
+      <w:pPr>
+        <w:ind w:left="3600" w:hanging="360"/>
+      </w:pPr>
+      <w:rPr>
+        <w:u w:val="none"/>
+      </w:rPr>
+    </w:lvl>
+    <w:lvl w:ilvl="5">
+      <w:start w:val="1"/>
+      <w:numFmt w:val="bullet"/>
+      <w:lvlText w:val="-"/>
+      <w:lvlJc w:val="left"/>
+      <w:pPr>
+        <w:ind w:left="4320" w:hanging="360"/>
+      </w:pPr>
+      <w:rPr>
+        <w:u w:val="none"/>
+      </w:rPr>
+    </w:lvl>
+    <w:lvl w:ilvl="6">
+      <w:start w:val="1"/>
+      <w:numFmt w:val="bullet"/>
+      <w:lvlText w:val="-"/>
+      <w:lvlJc w:val="left"/>
+      <w:pPr>
+        <w:ind w:left="5040" w:hanging="360"/>
+      </w:pPr>
+      <w:rPr>
+        <w:u w:val="none"/>
+      </w:rPr>
+    </w:lvl>
+    <w:lvl w:ilvl="7">
+      <w:start w:val="1"/>
+      <w:numFmt w:val="bullet"/>
+      <w:lvlText w:val="-"/>
+      <w:lvlJc w:val="left"/>
+      <w:pPr>
+        <w:ind w:left="5760" w:hanging="360"/>
+      </w:pPr>
+      <w:rPr>
+        <w:u w:val="none"/>
+      </w:rPr>
+    </w:lvl>
+    <w:lvl w:ilvl="8">
+      <w:start w:val="1"/>
+      <w:numFmt w:val="bullet"/>
+      <w:lvlText w:val="-"/>
+      <w:lvlJc w:val="left"/>
+      <w:pPr>
+        <w:ind w:left="6480" w:hanging="360"/>
+      </w:pPr>
+      <w:rPr>
+        <w:u w:val="none"/>
+      </w:rPr>
+    </w:lvl>
+  </w:abstractNum>
+  <w:abstractNum w:abstractNumId="62">
+    <w:lvl w:ilvl="0">
+      <w:start w:val="1"/>
+      <w:numFmt w:val="bullet"/>
+      <w:lvlText w:val="-"/>
+      <w:lvlJc w:val="left"/>
+      <w:pPr>
+        <w:ind w:left="1440" w:hanging="360"/>
+      </w:pPr>
+      <w:rPr>
+        <w:u w:val="none"/>
+      </w:rPr>
+    </w:lvl>
     <w:lvl w:ilvl="1">
       <w:start w:val="1"/>
       <w:numFmt w:val="bullet"/>
@@ -12595,7 +17063,7 @@
       </w:rPr>
     </w:lvl>
   </w:abstractNum>
-  <w:abstractNum w:abstractNumId="43">
+  <w:abstractNum w:abstractNumId="63">
     <w:lvl w:ilvl="0">
       <w:start w:val="1"/>
       <w:numFmt w:val="bullet"/>
@@ -12705,7 +17173,7 @@
       </w:rPr>
     </w:lvl>
   </w:abstractNum>
-  <w:abstractNum w:abstractNumId="44">
+  <w:abstractNum w:abstractNumId="64">
     <w:lvl w:ilvl="0">
       <w:start w:val="1"/>
       <w:numFmt w:val="bullet"/>
@@ -12815,7 +17283,7 @@
       </w:rPr>
     </w:lvl>
   </w:abstractNum>
-  <w:abstractNum w:abstractNumId="45">
+  <w:abstractNum w:abstractNumId="65">
     <w:lvl w:ilvl="0">
       <w:start w:val="1"/>
       <w:numFmt w:val="bullet"/>
@@ -12925,7 +17393,7 @@
       </w:rPr>
     </w:lvl>
   </w:abstractNum>
-  <w:abstractNum w:abstractNumId="46">
+  <w:abstractNum w:abstractNumId="66">
     <w:lvl w:ilvl="0">
       <w:start w:val="1"/>
       <w:numFmt w:val="bullet"/>
@@ -13035,7 +17503,7 @@
       </w:rPr>
     </w:lvl>
   </w:abstractNum>
-  <w:abstractNum w:abstractNumId="47">
+  <w:abstractNum w:abstractNumId="67">
     <w:lvl w:ilvl="0">
       <w:start w:val="1"/>
       <w:numFmt w:val="bullet"/>
@@ -13145,7 +17613,7 @@
       </w:rPr>
     </w:lvl>
   </w:abstractNum>
-  <w:abstractNum w:abstractNumId="48">
+  <w:abstractNum w:abstractNumId="68">
     <w:lvl w:ilvl="0">
       <w:start w:val="1"/>
       <w:numFmt w:val="bullet"/>
@@ -13255,7 +17723,227 @@
       </w:rPr>
     </w:lvl>
   </w:abstractNum>
-  <w:abstractNum w:abstractNumId="49">
+  <w:abstractNum w:abstractNumId="69">
+    <w:lvl w:ilvl="0">
+      <w:start w:val="1"/>
+      <w:numFmt w:val="bullet"/>
+      <w:lvlText w:val="-"/>
+      <w:lvlJc w:val="left"/>
+      <w:pPr>
+        <w:ind w:left="720" w:hanging="360"/>
+      </w:pPr>
+      <w:rPr>
+        <w:u w:val="none"/>
+      </w:rPr>
+    </w:lvl>
+    <w:lvl w:ilvl="1">
+      <w:start w:val="1"/>
+      <w:numFmt w:val="bullet"/>
+      <w:lvlText w:val="-"/>
+      <w:lvlJc w:val="left"/>
+      <w:pPr>
+        <w:ind w:left="1440" w:hanging="360"/>
+      </w:pPr>
+      <w:rPr>
+        <w:u w:val="none"/>
+      </w:rPr>
+    </w:lvl>
+    <w:lvl w:ilvl="2">
+      <w:start w:val="1"/>
+      <w:numFmt w:val="bullet"/>
+      <w:lvlText w:val="-"/>
+      <w:lvlJc w:val="left"/>
+      <w:pPr>
+        <w:ind w:left="2160" w:hanging="360"/>
+      </w:pPr>
+      <w:rPr>
+        <w:u w:val="none"/>
+      </w:rPr>
+    </w:lvl>
+    <w:lvl w:ilvl="3">
+      <w:start w:val="1"/>
+      <w:numFmt w:val="bullet"/>
+      <w:lvlText w:val="-"/>
+      <w:lvlJc w:val="left"/>
+      <w:pPr>
+        <w:ind w:left="2880" w:hanging="360"/>
+      </w:pPr>
+      <w:rPr>
+        <w:u w:val="none"/>
+      </w:rPr>
+    </w:lvl>
+    <w:lvl w:ilvl="4">
+      <w:start w:val="1"/>
+      <w:numFmt w:val="bullet"/>
+      <w:lvlText w:val="-"/>
+      <w:lvlJc w:val="left"/>
+      <w:pPr>
+        <w:ind w:left="3600" w:hanging="360"/>
+      </w:pPr>
+      <w:rPr>
+        <w:u w:val="none"/>
+      </w:rPr>
+    </w:lvl>
+    <w:lvl w:ilvl="5">
+      <w:start w:val="1"/>
+      <w:numFmt w:val="bullet"/>
+      <w:lvlText w:val="-"/>
+      <w:lvlJc w:val="left"/>
+      <w:pPr>
+        <w:ind w:left="4320" w:hanging="360"/>
+      </w:pPr>
+      <w:rPr>
+        <w:u w:val="none"/>
+      </w:rPr>
+    </w:lvl>
+    <w:lvl w:ilvl="6">
+      <w:start w:val="1"/>
+      <w:numFmt w:val="bullet"/>
+      <w:lvlText w:val="-"/>
+      <w:lvlJc w:val="left"/>
+      <w:pPr>
+        <w:ind w:left="5040" w:hanging="360"/>
+      </w:pPr>
+      <w:rPr>
+        <w:u w:val="none"/>
+      </w:rPr>
+    </w:lvl>
+    <w:lvl w:ilvl="7">
+      <w:start w:val="1"/>
+      <w:numFmt w:val="bullet"/>
+      <w:lvlText w:val="-"/>
+      <w:lvlJc w:val="left"/>
+      <w:pPr>
+        <w:ind w:left="5760" w:hanging="360"/>
+      </w:pPr>
+      <w:rPr>
+        <w:u w:val="none"/>
+      </w:rPr>
+    </w:lvl>
+    <w:lvl w:ilvl="8">
+      <w:start w:val="1"/>
+      <w:numFmt w:val="bullet"/>
+      <w:lvlText w:val="-"/>
+      <w:lvlJc w:val="left"/>
+      <w:pPr>
+        <w:ind w:left="6480" w:hanging="360"/>
+      </w:pPr>
+      <w:rPr>
+        <w:u w:val="none"/>
+      </w:rPr>
+    </w:lvl>
+  </w:abstractNum>
+  <w:abstractNum w:abstractNumId="70">
+    <w:lvl w:ilvl="0">
+      <w:start w:val="1"/>
+      <w:numFmt w:val="bullet"/>
+      <w:lvlText w:val="-"/>
+      <w:lvlJc w:val="left"/>
+      <w:pPr>
+        <w:ind w:left="720" w:hanging="360"/>
+      </w:pPr>
+      <w:rPr>
+        <w:u w:val="none"/>
+      </w:rPr>
+    </w:lvl>
+    <w:lvl w:ilvl="1">
+      <w:start w:val="1"/>
+      <w:numFmt w:val="bullet"/>
+      <w:lvlText w:val="-"/>
+      <w:lvlJc w:val="left"/>
+      <w:pPr>
+        <w:ind w:left="1440" w:hanging="360"/>
+      </w:pPr>
+      <w:rPr>
+        <w:u w:val="none"/>
+      </w:rPr>
+    </w:lvl>
+    <w:lvl w:ilvl="2">
+      <w:start w:val="1"/>
+      <w:numFmt w:val="bullet"/>
+      <w:lvlText w:val="-"/>
+      <w:lvlJc w:val="left"/>
+      <w:pPr>
+        <w:ind w:left="2160" w:hanging="360"/>
+      </w:pPr>
+      <w:rPr>
+        <w:u w:val="none"/>
+      </w:rPr>
+    </w:lvl>
+    <w:lvl w:ilvl="3">
+      <w:start w:val="1"/>
+      <w:numFmt w:val="bullet"/>
+      <w:lvlText w:val="-"/>
+      <w:lvlJc w:val="left"/>
+      <w:pPr>
+        <w:ind w:left="2880" w:hanging="360"/>
+      </w:pPr>
+      <w:rPr>
+        <w:u w:val="none"/>
+      </w:rPr>
+    </w:lvl>
+    <w:lvl w:ilvl="4">
+      <w:start w:val="1"/>
+      <w:numFmt w:val="bullet"/>
+      <w:lvlText w:val="-"/>
+      <w:lvlJc w:val="left"/>
+      <w:pPr>
+        <w:ind w:left="3600" w:hanging="360"/>
+      </w:pPr>
+      <w:rPr>
+        <w:u w:val="none"/>
+      </w:rPr>
+    </w:lvl>
+    <w:lvl w:ilvl="5">
+      <w:start w:val="1"/>
+      <w:numFmt w:val="bullet"/>
+      <w:lvlText w:val="-"/>
+      <w:lvlJc w:val="left"/>
+      <w:pPr>
+        <w:ind w:left="4320" w:hanging="360"/>
+      </w:pPr>
+      <w:rPr>
+        <w:u w:val="none"/>
+      </w:rPr>
+    </w:lvl>
+    <w:lvl w:ilvl="6">
+      <w:start w:val="1"/>
+      <w:numFmt w:val="bullet"/>
+      <w:lvlText w:val="-"/>
+      <w:lvlJc w:val="left"/>
+      <w:pPr>
+        <w:ind w:left="5040" w:hanging="360"/>
+      </w:pPr>
+      <w:rPr>
+        <w:u w:val="none"/>
+      </w:rPr>
+    </w:lvl>
+    <w:lvl w:ilvl="7">
+      <w:start w:val="1"/>
+      <w:numFmt w:val="bullet"/>
+      <w:lvlText w:val="-"/>
+      <w:lvlJc w:val="left"/>
+      <w:pPr>
+        <w:ind w:left="5760" w:hanging="360"/>
+      </w:pPr>
+      <w:rPr>
+        <w:u w:val="none"/>
+      </w:rPr>
+    </w:lvl>
+    <w:lvl w:ilvl="8">
+      <w:start w:val="1"/>
+      <w:numFmt w:val="bullet"/>
+      <w:lvlText w:val="-"/>
+      <w:lvlJc w:val="left"/>
+      <w:pPr>
+        <w:ind w:left="6480" w:hanging="360"/>
+      </w:pPr>
+      <w:rPr>
+        <w:u w:val="none"/>
+      </w:rPr>
+    </w:lvl>
+  </w:abstractNum>
+  <w:abstractNum w:abstractNumId="71">
     <w:lvl w:ilvl="0">
       <w:start w:val="1"/>
       <w:numFmt w:val="bullet"/>
@@ -13511,6 +18199,72 @@
   </w:num>
   <w:num w:numId="49">
     <w:abstractNumId w:val="49"/>
+  </w:num>
+  <w:num w:numId="50">
+    <w:abstractNumId w:val="50"/>
+  </w:num>
+  <w:num w:numId="51">
+    <w:abstractNumId w:val="51"/>
+  </w:num>
+  <w:num w:numId="52">
+    <w:abstractNumId w:val="52"/>
+  </w:num>
+  <w:num w:numId="53">
+    <w:abstractNumId w:val="53"/>
+  </w:num>
+  <w:num w:numId="54">
+    <w:abstractNumId w:val="54"/>
+  </w:num>
+  <w:num w:numId="55">
+    <w:abstractNumId w:val="55"/>
+  </w:num>
+  <w:num w:numId="56">
+    <w:abstractNumId w:val="56"/>
+  </w:num>
+  <w:num w:numId="57">
+    <w:abstractNumId w:val="57"/>
+  </w:num>
+  <w:num w:numId="58">
+    <w:abstractNumId w:val="58"/>
+  </w:num>
+  <w:num w:numId="59">
+    <w:abstractNumId w:val="59"/>
+  </w:num>
+  <w:num w:numId="60">
+    <w:abstractNumId w:val="60"/>
+  </w:num>
+  <w:num w:numId="61">
+    <w:abstractNumId w:val="61"/>
+  </w:num>
+  <w:num w:numId="62">
+    <w:abstractNumId w:val="62"/>
+  </w:num>
+  <w:num w:numId="63">
+    <w:abstractNumId w:val="63"/>
+  </w:num>
+  <w:num w:numId="64">
+    <w:abstractNumId w:val="64"/>
+  </w:num>
+  <w:num w:numId="65">
+    <w:abstractNumId w:val="65"/>
+  </w:num>
+  <w:num w:numId="66">
+    <w:abstractNumId w:val="66"/>
+  </w:num>
+  <w:num w:numId="67">
+    <w:abstractNumId w:val="67"/>
+  </w:num>
+  <w:num w:numId="68">
+    <w:abstractNumId w:val="68"/>
+  </w:num>
+  <w:num w:numId="69">
+    <w:abstractNumId w:val="69"/>
+  </w:num>
+  <w:num w:numId="70">
+    <w:abstractNumId w:val="70"/>
+  </w:num>
+  <w:num w:numId="71">
+    <w:abstractNumId w:val="71"/>
   </w:num>
 </w:numbering>
 </file>
